--- a/Documentação/DOCUMENTO-SENAI-APEX-00.docx
+++ b/Documentação/DOCUMENTO-SENAI-APEX-00.docx
@@ -13724,7 +13724,25 @@
           <w:sz w:val="24"/>
           <w:szCs w:val="24"/>
         </w:rPr>
-        <w:t xml:space="preserve">No presente projeto, esse SGBD foi utilizado para estruturar o banco de dados da empresa Clinical Heart, </w:t>
+        <w:t xml:space="preserve">No presente projeto, esse SGBD foi utilizado para estruturar o banco de dados da empresa </w:t>
+      </w:r>
+      <w:r>
+        <w:rPr>
+          <w:rFonts w:ascii="Times New Roman" w:hAnsi="Times New Roman" w:cs="Times New Roman"/>
+          <w:sz w:val="24"/>
+          <w:szCs w:val="24"/>
+        </w:rPr>
+        <w:t>Apex</w:t>
+      </w:r>
+      <w:bookmarkStart w:id="39" w:name="_GoBack"/>
+      <w:bookmarkEnd w:id="39"/>
+      <w:r>
+        <w:rPr>
+          <w:rFonts w:ascii="Times New Roman" w:hAnsi="Times New Roman" w:cs="Times New Roman"/>
+          <w:sz w:val="24"/>
+          <w:szCs w:val="24"/>
+        </w:rPr>
+        <w:t xml:space="preserve">, </w:t>
       </w:r>
       <w:r>
         <w:rPr>
@@ -13797,7 +13815,7 @@
           <w:szCs w:val="24"/>
         </w:rPr>
       </w:pPr>
-      <w:bookmarkStart w:id="39" w:name="_Toc215495523"/>
+      <w:bookmarkStart w:id="40" w:name="_Toc215495523"/>
       <w:r>
         <w:rPr>
           <w:rFonts w:ascii="Times New Roman" w:hAnsi="Times New Roman" w:cs="Times New Roman"/>
@@ -13887,7 +13905,7 @@
         </w:rPr>
         <w:t>PHPMyAdmin</w:t>
       </w:r>
-      <w:bookmarkEnd w:id="39"/>
+      <w:bookmarkEnd w:id="40"/>
       <w:proofErr w:type="spellEnd"/>
     </w:p>
     <w:p>
@@ -14002,8 +14020,8 @@
           <w:szCs w:val="24"/>
         </w:rPr>
       </w:pPr>
-      <w:bookmarkStart w:id="40" w:name="_Toc213056296"/>
-      <w:bookmarkStart w:id="41" w:name="_Toc221864895"/>
+      <w:bookmarkStart w:id="41" w:name="_Toc213056296"/>
+      <w:bookmarkStart w:id="42" w:name="_Toc221864895"/>
     </w:p>
     <w:p>
       <w:pPr>
@@ -14149,8 +14167,8 @@
         </w:rPr>
         <w:t>K</w:t>
       </w:r>
-      <w:bookmarkEnd w:id="40"/>
       <w:bookmarkEnd w:id="41"/>
+      <w:bookmarkEnd w:id="42"/>
     </w:p>
     <w:p>
       <w:pPr>
@@ -14164,8 +14182,8 @@
           <w:szCs w:val="24"/>
         </w:rPr>
       </w:pPr>
-      <w:bookmarkStart w:id="42" w:name="_Toc213056297"/>
-      <w:bookmarkStart w:id="43" w:name="_Toc221864896"/>
+      <w:bookmarkStart w:id="43" w:name="_Toc213056297"/>
+      <w:bookmarkStart w:id="44" w:name="_Toc221864896"/>
       <w:r>
         <w:rPr>
           <w:rFonts w:ascii="Times New Roman" w:hAnsi="Times New Roman" w:cs="Times New Roman"/>
@@ -14204,22 +14222,10 @@
           <w:sz w:val="24"/>
           <w:szCs w:val="24"/>
         </w:rPr>
-        <w:t xml:space="preserve"> </w:t>
-      </w:r>
-      <w:proofErr w:type="spellStart"/>
-      <w:r>
-        <w:rPr>
-          <w:rFonts w:ascii="Times New Roman" w:hAnsi="Times New Roman" w:cs="Times New Roman"/>
-          <w:b/>
-          <w:bCs/>
-          <w:sz w:val="24"/>
-          <w:szCs w:val="24"/>
-        </w:rPr>
-        <w:t>NodeJS</w:t>
-      </w:r>
-      <w:bookmarkEnd w:id="42"/>
+        <w:t xml:space="preserve"> NodeJS</w:t>
+      </w:r>
       <w:bookmarkEnd w:id="43"/>
-      <w:proofErr w:type="spellEnd"/>
+      <w:bookmarkEnd w:id="44"/>
     </w:p>
     <w:p>
       <w:pPr>
@@ -14562,8 +14568,8 @@
           <w:szCs w:val="24"/>
         </w:rPr>
       </w:pPr>
-      <w:bookmarkStart w:id="44" w:name="_Toc213056300"/>
-      <w:bookmarkStart w:id="45" w:name="_Toc221864897"/>
+      <w:bookmarkStart w:id="45" w:name="_Toc213056300"/>
+      <w:bookmarkStart w:id="46" w:name="_Toc221864897"/>
       <w:r>
         <w:rPr>
           <w:rFonts w:ascii="Times New Roman" w:hAnsi="Times New Roman" w:cs="Times New Roman"/>
@@ -14592,8 +14598,8 @@
         </w:rPr>
         <w:t>REFERÊNCIAS</w:t>
       </w:r>
-      <w:bookmarkEnd w:id="44"/>
       <w:bookmarkEnd w:id="45"/>
+      <w:bookmarkEnd w:id="46"/>
     </w:p>
     <w:p>
       <w:pPr>
@@ -15569,8 +15575,6 @@
           <w:szCs w:val="24"/>
         </w:rPr>
       </w:pPr>
-      <w:bookmarkStart w:id="46" w:name="_GoBack"/>
-      <w:bookmarkEnd w:id="46"/>
     </w:p>
     <w:sectPr>
       <w:headerReference w:type="default" r:id="rId24"/>
@@ -17202,23 +17206,6 @@
 </file>
 
 <file path=customXml/item1.xml><?xml version="1.0" encoding="utf-8"?>
-<?mso-contentType ?>
-<FormTemplates xmlns="http://schemas.microsoft.com/sharepoint/v3/contenttype/forms">
-  <Display>DocumentLibraryForm</Display>
-  <Edit>DocumentLibraryForm</Edit>
-  <New>DocumentLibraryForm</New>
-</FormTemplates>
-</file>
-
-<file path=customXml/item2.xml><?xml version="1.0" encoding="utf-8"?>
-<p:properties xmlns:p="http://schemas.microsoft.com/office/2006/metadata/properties" xmlns:xsi="http://www.w3.org/2001/XMLSchema-instance" xmlns:pc="http://schemas.microsoft.com/office/infopath/2007/PartnerControls">
-  <documentManagement>
-    <_activity xmlns="7a7075c7-719f-4fa3-a2f0-2346c1b30043" xsi:nil="true"/>
-  </documentManagement>
-</p:properties>
-</file>
-
-<file path=customXml/item3.xml><?xml version="1.0" encoding="utf-8"?>
 <ct:contentTypeSchema xmlns:ct="http://schemas.microsoft.com/office/2006/metadata/contentType" xmlns:ma="http://schemas.microsoft.com/office/2006/metadata/properties/metaAttributes" ct:_="" ma:_="" ma:contentTypeName="Documento" ma:contentTypeID="0x01010004DF3DC73DD03A4DBFD9DAB9E3E1DB98" ma:contentTypeVersion="9" ma:contentTypeDescription="Crie um novo documento." ma:contentTypeScope="" ma:versionID="fa82eeb1e333e721eb4d9edca94a8a5a">
   <xsd:schema xmlns:xsd="http://www.w3.org/2001/XMLSchema" xmlns:xs="http://www.w3.org/2001/XMLSchema" xmlns:p="http://schemas.microsoft.com/office/2006/metadata/properties" xmlns:ns3="4c528334-ca12-4272-a9b4-d64ab01ccb2c" xmlns:ns4="7a7075c7-719f-4fa3-a2f0-2346c1b30043" targetNamespace="http://schemas.microsoft.com/office/2006/metadata/properties" ma:root="true" ma:fieldsID="7219b95092c51cf24d874ee844803b32" ns3:_="" ns4:_="">
     <xsd:import namespace="4c528334-ca12-4272-a9b4-d64ab01ccb2c"/>
@@ -17413,29 +17400,28 @@
 </ct:contentTypeSchema>
 </file>
 
+<file path=customXml/item2.xml><?xml version="1.0" encoding="utf-8"?>
+<p:properties xmlns:p="http://schemas.microsoft.com/office/2006/metadata/properties" xmlns:xsi="http://www.w3.org/2001/XMLSchema-instance" xmlns:pc="http://schemas.microsoft.com/office/infopath/2007/PartnerControls">
+  <documentManagement>
+    <_activity xmlns="7a7075c7-719f-4fa3-a2f0-2346c1b30043" xsi:nil="true"/>
+  </documentManagement>
+</p:properties>
+</file>
+
+<file path=customXml/item3.xml><?xml version="1.0" encoding="utf-8"?>
+<?mso-contentType ?>
+<FormTemplates xmlns="http://schemas.microsoft.com/sharepoint/v3/contenttype/forms">
+  <Display>DocumentLibraryForm</Display>
+  <Edit>DocumentLibraryForm</Edit>
+  <New>DocumentLibraryForm</New>
+</FormTemplates>
+</file>
+
 <file path=customXml/item4.xml><?xml version="1.0" encoding="utf-8"?>
 <b:Sources xmlns:b="http://schemas.openxmlformats.org/officeDocument/2006/bibliography" xmlns="http://schemas.openxmlformats.org/officeDocument/2006/bibliography" SelectedStyle="\APASixthEditionOfficeOnline.xsl" StyleName="APA" Version="6"/>
 </file>
 
 <file path=customXml/itemProps1.xml><?xml version="1.0" encoding="utf-8"?>
-<ds:datastoreItem xmlns:ds="http://schemas.openxmlformats.org/officeDocument/2006/customXml" ds:itemID="{F4A2C6B6-6235-4493-B188-224B1EE05A45}">
-  <ds:schemaRefs>
-    <ds:schemaRef ds:uri="http://schemas.microsoft.com/sharepoint/v3/contenttype/forms"/>
-  </ds:schemaRefs>
-</ds:datastoreItem>
-</file>
-
-<file path=customXml/itemProps2.xml><?xml version="1.0" encoding="utf-8"?>
-<ds:datastoreItem xmlns:ds="http://schemas.openxmlformats.org/officeDocument/2006/customXml" ds:itemID="{83A28076-18F7-4F6E-8D67-B3871704298C}">
-  <ds:schemaRefs>
-    <ds:schemaRef ds:uri="http://schemas.microsoft.com/office/2006/metadata/properties"/>
-    <ds:schemaRef ds:uri="http://schemas.microsoft.com/office/infopath/2007/PartnerControls"/>
-    <ds:schemaRef ds:uri="7a7075c7-719f-4fa3-a2f0-2346c1b30043"/>
-  </ds:schemaRefs>
-</ds:datastoreItem>
-</file>
-
-<file path=customXml/itemProps3.xml><?xml version="1.0" encoding="utf-8"?>
 <ds:datastoreItem xmlns:ds="http://schemas.openxmlformats.org/officeDocument/2006/customXml" ds:itemID="{156DCBA0-AAA0-4EA5-A878-79835756F6C5}">
   <ds:schemaRefs>
     <ds:schemaRef ds:uri="http://schemas.microsoft.com/office/2006/metadata/contentType"/>
@@ -17454,8 +17440,26 @@
 </ds:datastoreItem>
 </file>
 
+<file path=customXml/itemProps2.xml><?xml version="1.0" encoding="utf-8"?>
+<ds:datastoreItem xmlns:ds="http://schemas.openxmlformats.org/officeDocument/2006/customXml" ds:itemID="{83A28076-18F7-4F6E-8D67-B3871704298C}">
+  <ds:schemaRefs>
+    <ds:schemaRef ds:uri="http://schemas.microsoft.com/office/2006/metadata/properties"/>
+    <ds:schemaRef ds:uri="http://schemas.microsoft.com/office/infopath/2007/PartnerControls"/>
+    <ds:schemaRef ds:uri="7a7075c7-719f-4fa3-a2f0-2346c1b30043"/>
+  </ds:schemaRefs>
+</ds:datastoreItem>
+</file>
+
+<file path=customXml/itemProps3.xml><?xml version="1.0" encoding="utf-8"?>
+<ds:datastoreItem xmlns:ds="http://schemas.openxmlformats.org/officeDocument/2006/customXml" ds:itemID="{F4A2C6B6-6235-4493-B188-224B1EE05A45}">
+  <ds:schemaRefs>
+    <ds:schemaRef ds:uri="http://schemas.microsoft.com/sharepoint/v3/contenttype/forms"/>
+  </ds:schemaRefs>
+</ds:datastoreItem>
+</file>
+
 <file path=customXml/itemProps4.xml><?xml version="1.0" encoding="utf-8"?>
-<ds:datastoreItem xmlns:ds="http://schemas.openxmlformats.org/officeDocument/2006/customXml" ds:itemID="{83CB50A4-D4CC-4D8C-87F8-1B60AF7F2B2C}">
+<ds:datastoreItem xmlns:ds="http://schemas.openxmlformats.org/officeDocument/2006/customXml" ds:itemID="{512776DE-9EF0-482C-B0BB-85C6AC9B8D8E}">
   <ds:schemaRefs>
     <ds:schemaRef ds:uri="http://schemas.openxmlformats.org/officeDocument/2006/bibliography"/>
   </ds:schemaRefs>

--- a/Documentação/DOCUMENTO-SENAI-APEX-00.docx
+++ b/Documentação/DOCUMENTO-SENAI-APEX-00.docx
@@ -4428,7 +4428,25 @@
             <w:b/>
             <w:noProof/>
           </w:rPr>
-          <w:t xml:space="preserve">Figura 1 – </w:t>
+          <w:t>Figu</w:t>
+        </w:r>
+        <w:r>
+          <w:rPr>
+            <w:rStyle w:val="Hyperlink"/>
+            <w:rFonts w:ascii="Times New Roman" w:hAnsi="Times New Roman" w:cs="Times New Roman"/>
+            <w:b/>
+            <w:noProof/>
+          </w:rPr>
+          <w:t>r</w:t>
+        </w:r>
+        <w:r>
+          <w:rPr>
+            <w:rStyle w:val="Hyperlink"/>
+            <w:rFonts w:ascii="Times New Roman" w:hAnsi="Times New Roman" w:cs="Times New Roman"/>
+            <w:b/>
+            <w:noProof/>
+          </w:rPr>
+          <w:t xml:space="preserve">a 1 – </w:t>
         </w:r>
         <w:r>
           <w:rPr>
@@ -7761,34 +7779,127 @@
           <w:sz w:val="24"/>
           <w:szCs w:val="24"/>
         </w:rPr>
-        <w:t>A página web</w:t>
-      </w:r>
-      <w:r>
-        <w:rPr>
-          <w:rFonts w:ascii="Times New Roman" w:hAnsi="Times New Roman" w:cs="Times New Roman"/>
-          <w:bCs/>
-          <w:sz w:val="24"/>
-          <w:szCs w:val="24"/>
-        </w:rPr>
-        <w:t xml:space="preserve"> promove organização e planejamentos de </w:t>
-      </w:r>
-      <w:r>
-        <w:rPr>
-          <w:rFonts w:ascii="Times New Roman" w:hAnsi="Times New Roman" w:cs="Times New Roman"/>
-          <w:bCs/>
-          <w:sz w:val="24"/>
-          <w:szCs w:val="24"/>
-        </w:rPr>
-        <w:t>serviços de maneira automática e prática</w:t>
-      </w:r>
-      <w:r>
-        <w:rPr>
-          <w:rFonts w:ascii="Times New Roman" w:hAnsi="Times New Roman" w:cs="Times New Roman"/>
-          <w:bCs/>
-          <w:sz w:val="24"/>
-          <w:szCs w:val="24"/>
-        </w:rPr>
-        <w:t>. O</w:t>
+        <w:t>O</w:t>
+      </w:r>
+      <w:r>
+        <w:rPr>
+          <w:rFonts w:ascii="Times New Roman" w:hAnsi="Times New Roman" w:cs="Times New Roman"/>
+          <w:bCs/>
+          <w:sz w:val="24"/>
+          <w:szCs w:val="24"/>
+        </w:rPr>
+        <w:t xml:space="preserve"> nosso software promove organizações e planejamentos através de recursos tecnológicos de forma ágil através de um desenvolvimento de dashboard</w:t>
+      </w:r>
+      <w:r>
+        <w:rPr>
+          <w:rFonts w:ascii="Times New Roman" w:hAnsi="Times New Roman" w:cs="Times New Roman"/>
+          <w:bCs/>
+          <w:sz w:val="24"/>
+          <w:szCs w:val="24"/>
+        </w:rPr>
+        <w:t xml:space="preserve">. Nosso software tem como objetivo automatizar e agilizar o processo de administração na concessionária APEX, fornecendo mais agilidade </w:t>
+      </w:r>
+      <w:r>
+        <w:rPr>
+          <w:rFonts w:ascii="Times New Roman" w:hAnsi="Times New Roman" w:cs="Times New Roman"/>
+          <w:bCs/>
+          <w:sz w:val="24"/>
+          <w:szCs w:val="24"/>
+        </w:rPr>
+        <w:t>não hora de contratar funcionários, gerenciar estoque, registrar produtos e fornecedores também no pós</w:t>
+      </w:r>
+      <w:r>
+        <w:rPr>
+          <w:rFonts w:ascii="Times New Roman" w:hAnsi="Times New Roman" w:cs="Times New Roman"/>
+          <w:bCs/>
+          <w:sz w:val="24"/>
+          <w:szCs w:val="24"/>
+        </w:rPr>
+        <w:t>-</w:t>
+      </w:r>
+      <w:r>
+        <w:rPr>
+          <w:rFonts w:ascii="Times New Roman" w:hAnsi="Times New Roman" w:cs="Times New Roman"/>
+          <w:bCs/>
+          <w:sz w:val="24"/>
+          <w:szCs w:val="24"/>
+        </w:rPr>
+        <w:t>vendas.</w:t>
+      </w:r>
+    </w:p>
+    <w:p>
+      <w:pPr>
+        <w:spacing w:after="0" w:line="360" w:lineRule="auto"/>
+        <w:ind w:firstLine="709"/>
+        <w:rPr>
+          <w:rFonts w:ascii="Times New Roman" w:hAnsi="Times New Roman" w:cs="Times New Roman"/>
+          <w:bCs/>
+          <w:sz w:val="24"/>
+          <w:szCs w:val="24"/>
+        </w:rPr>
+      </w:pPr>
+      <w:r>
+        <w:rPr>
+          <w:rFonts w:ascii="Times New Roman" w:hAnsi="Times New Roman" w:cs="Times New Roman"/>
+          <w:bCs/>
+          <w:sz w:val="24"/>
+          <w:szCs w:val="24"/>
+        </w:rPr>
+        <w:t>Para o desenvolvimento d</w:t>
+      </w:r>
+      <w:r>
+        <w:rPr>
+          <w:rFonts w:ascii="Times New Roman" w:hAnsi="Times New Roman" w:cs="Times New Roman"/>
+          <w:bCs/>
+          <w:sz w:val="24"/>
+          <w:szCs w:val="24"/>
+        </w:rPr>
+        <w:t>este</w:t>
+      </w:r>
+      <w:r>
+        <w:rPr>
+          <w:rFonts w:ascii="Times New Roman" w:hAnsi="Times New Roman" w:cs="Times New Roman"/>
+          <w:bCs/>
+          <w:sz w:val="24"/>
+          <w:szCs w:val="24"/>
+        </w:rPr>
+        <w:t xml:space="preserve"> projeto foi utilizad</w:t>
+      </w:r>
+      <w:r>
+        <w:rPr>
+          <w:rFonts w:ascii="Times New Roman" w:hAnsi="Times New Roman" w:cs="Times New Roman"/>
+          <w:bCs/>
+          <w:sz w:val="24"/>
+          <w:szCs w:val="24"/>
+        </w:rPr>
+        <w:t>a</w:t>
+      </w:r>
+      <w:r>
+        <w:rPr>
+          <w:rFonts w:ascii="Times New Roman" w:hAnsi="Times New Roman" w:cs="Times New Roman"/>
+          <w:bCs/>
+          <w:sz w:val="24"/>
+          <w:szCs w:val="24"/>
+        </w:rPr>
+        <w:t xml:space="preserve"> a metodologia ágil</w:t>
+      </w:r>
+      <w:r>
+        <w:rPr>
+          <w:rFonts w:ascii="Times New Roman" w:hAnsi="Times New Roman" w:cs="Times New Roman"/>
+          <w:bCs/>
+          <w:sz w:val="24"/>
+          <w:szCs w:val="24"/>
+        </w:rPr>
+        <w:t xml:space="preserve"> Scrum</w:t>
+      </w:r>
+      <w:r>
+        <w:rPr>
+          <w:rFonts w:ascii="Times New Roman" w:hAnsi="Times New Roman" w:cs="Times New Roman"/>
+          <w:bCs/>
+          <w:sz w:val="24"/>
+          <w:szCs w:val="24"/>
+        </w:rPr>
+        <w:t>,</w:t>
       </w:r>
       <w:r>
         <w:rPr>
@@ -7806,43 +7917,110 @@
           <w:sz w:val="24"/>
           <w:szCs w:val="24"/>
         </w:rPr>
-        <w:t>software visa facilitar a organização</w:t>
-      </w:r>
-      <w:r>
-        <w:rPr>
-          <w:rFonts w:ascii="Times New Roman" w:hAnsi="Times New Roman" w:cs="Times New Roman"/>
-          <w:bCs/>
-          <w:sz w:val="24"/>
-          <w:szCs w:val="24"/>
-        </w:rPr>
-        <w:t xml:space="preserve"> e </w:t>
-      </w:r>
-      <w:r>
-        <w:rPr>
-          <w:rFonts w:ascii="Times New Roman" w:hAnsi="Times New Roman" w:cs="Times New Roman"/>
-          <w:bCs/>
-          <w:sz w:val="24"/>
-          <w:szCs w:val="24"/>
-        </w:rPr>
-        <w:t xml:space="preserve">o controle de </w:t>
-      </w:r>
-      <w:r>
-        <w:rPr>
-          <w:rFonts w:ascii="Times New Roman" w:hAnsi="Times New Roman" w:cs="Times New Roman"/>
-          <w:bCs/>
-          <w:sz w:val="24"/>
-          <w:szCs w:val="24"/>
-        </w:rPr>
-        <w:t>colaboradores e vendas</w:t>
-      </w:r>
-      <w:r>
-        <w:rPr>
-          <w:rFonts w:ascii="Times New Roman" w:hAnsi="Times New Roman" w:cs="Times New Roman"/>
-          <w:bCs/>
-          <w:sz w:val="24"/>
-          <w:szCs w:val="24"/>
-        </w:rPr>
-        <w:t>, oferecendo</w:t>
+        <w:t>permitindo a flexibilidade e a adaptação contínua ao longo do processo.</w:t>
+      </w:r>
+      <w:r>
+        <w:rPr>
+          <w:rFonts w:ascii="Times New Roman" w:hAnsi="Times New Roman" w:cs="Times New Roman"/>
+          <w:bCs/>
+          <w:sz w:val="24"/>
+          <w:szCs w:val="24"/>
+        </w:rPr>
+        <w:t xml:space="preserve"> Esta aplicação</w:t>
+      </w:r>
+      <w:r>
+        <w:rPr>
+          <w:rFonts w:ascii="Times New Roman" w:hAnsi="Times New Roman" w:cs="Times New Roman"/>
+          <w:bCs/>
+          <w:sz w:val="24"/>
+          <w:szCs w:val="24"/>
+        </w:rPr>
+        <w:t xml:space="preserve"> foi construíd</w:t>
+      </w:r>
+      <w:r>
+        <w:rPr>
+          <w:rFonts w:ascii="Times New Roman" w:hAnsi="Times New Roman" w:cs="Times New Roman"/>
+          <w:bCs/>
+          <w:sz w:val="24"/>
+          <w:szCs w:val="24"/>
+        </w:rPr>
+        <w:t>a</w:t>
+      </w:r>
+      <w:r>
+        <w:rPr>
+          <w:rFonts w:ascii="Times New Roman" w:hAnsi="Times New Roman" w:cs="Times New Roman"/>
+          <w:bCs/>
+          <w:sz w:val="24"/>
+          <w:szCs w:val="24"/>
+        </w:rPr>
+        <w:t xml:space="preserve"> utilizando o </w:t>
+      </w:r>
+      <w:proofErr w:type="spellStart"/>
+      <w:r>
+        <w:rPr>
+          <w:rFonts w:ascii="Times New Roman" w:hAnsi="Times New Roman" w:cs="Times New Roman"/>
+          <w:bCs/>
+          <w:sz w:val="24"/>
+          <w:szCs w:val="24"/>
+        </w:rPr>
+        <w:t>VSCode</w:t>
+      </w:r>
+      <w:proofErr w:type="spellEnd"/>
+      <w:r>
+        <w:rPr>
+          <w:rFonts w:ascii="Times New Roman" w:hAnsi="Times New Roman" w:cs="Times New Roman"/>
+          <w:bCs/>
+          <w:sz w:val="24"/>
+          <w:szCs w:val="24"/>
+        </w:rPr>
+        <w:t xml:space="preserve"> (Visual Studio </w:t>
+      </w:r>
+      <w:proofErr w:type="spellStart"/>
+      <w:r>
+        <w:rPr>
+          <w:rFonts w:ascii="Times New Roman" w:hAnsi="Times New Roman" w:cs="Times New Roman"/>
+          <w:bCs/>
+          <w:sz w:val="24"/>
+          <w:szCs w:val="24"/>
+        </w:rPr>
+        <w:t>Code</w:t>
+      </w:r>
+      <w:proofErr w:type="spellEnd"/>
+      <w:r>
+        <w:rPr>
+          <w:rFonts w:ascii="Times New Roman" w:hAnsi="Times New Roman" w:cs="Times New Roman"/>
+          <w:bCs/>
+          <w:sz w:val="24"/>
+          <w:szCs w:val="24"/>
+        </w:rPr>
+        <w:t>)</w:t>
+      </w:r>
+      <w:r>
+        <w:rPr>
+          <w:rFonts w:ascii="Times New Roman" w:hAnsi="Times New Roman" w:cs="Times New Roman"/>
+          <w:bCs/>
+          <w:sz w:val="24"/>
+          <w:szCs w:val="24"/>
+        </w:rPr>
+        <w:t xml:space="preserve"> e a</w:t>
+      </w:r>
+      <w:r>
+        <w:rPr>
+          <w:rFonts w:ascii="Times New Roman" w:hAnsi="Times New Roman" w:cs="Times New Roman"/>
+          <w:bCs/>
+          <w:sz w:val="24"/>
+          <w:szCs w:val="24"/>
+        </w:rPr>
+        <w:t>s</w:t>
+      </w:r>
+      <w:r>
+        <w:rPr>
+          <w:rFonts w:ascii="Times New Roman" w:hAnsi="Times New Roman" w:cs="Times New Roman"/>
+          <w:bCs/>
+          <w:sz w:val="24"/>
+          <w:szCs w:val="24"/>
+        </w:rPr>
+        <w:t xml:space="preserve"> linguagem</w:t>
       </w:r>
       <w:r>
         <w:rPr>
@@ -7860,7 +8038,52 @@
           <w:sz w:val="24"/>
           <w:szCs w:val="24"/>
         </w:rPr>
-        <w:t>uma plataforma que auxilia e facilita o processo de</w:t>
+        <w:t>HTML</w:t>
+      </w:r>
+      <w:r>
+        <w:rPr>
+          <w:rFonts w:ascii="Times New Roman" w:hAnsi="Times New Roman" w:cs="Times New Roman"/>
+          <w:bCs/>
+          <w:sz w:val="24"/>
+          <w:szCs w:val="24"/>
+        </w:rPr>
+        <w:t xml:space="preserve"> 5</w:t>
+      </w:r>
+      <w:r>
+        <w:rPr>
+          <w:rFonts w:ascii="Times New Roman" w:hAnsi="Times New Roman" w:cs="Times New Roman"/>
+          <w:bCs/>
+          <w:sz w:val="24"/>
+          <w:szCs w:val="24"/>
+        </w:rPr>
+        <w:t>, CSS</w:t>
+      </w:r>
+      <w:r>
+        <w:rPr>
+          <w:rFonts w:ascii="Times New Roman" w:hAnsi="Times New Roman" w:cs="Times New Roman"/>
+          <w:bCs/>
+          <w:sz w:val="24"/>
+          <w:szCs w:val="24"/>
+        </w:rPr>
+        <w:t>3</w:t>
+      </w:r>
+      <w:r>
+        <w:rPr>
+          <w:rFonts w:ascii="Times New Roman" w:hAnsi="Times New Roman" w:cs="Times New Roman"/>
+          <w:bCs/>
+          <w:sz w:val="24"/>
+          <w:szCs w:val="24"/>
+        </w:rPr>
+        <w:t>,</w:t>
+      </w:r>
+      <w:r>
+        <w:rPr>
+          <w:rFonts w:ascii="Times New Roman" w:hAnsi="Times New Roman" w:cs="Times New Roman"/>
+          <w:bCs/>
+          <w:sz w:val="24"/>
+          <w:szCs w:val="24"/>
+        </w:rPr>
+        <w:t xml:space="preserve"> Java script</w:t>
       </w:r>
       <w:r>
         <w:rPr>
@@ -7878,71 +8101,19 @@
           <w:sz w:val="24"/>
           <w:szCs w:val="24"/>
         </w:rPr>
-        <w:t>organização</w:t>
-      </w:r>
-      <w:r>
-        <w:rPr>
-          <w:rFonts w:ascii="Times New Roman" w:hAnsi="Times New Roman" w:cs="Times New Roman"/>
-          <w:bCs/>
-          <w:sz w:val="24"/>
-          <w:szCs w:val="24"/>
-        </w:rPr>
-        <w:t xml:space="preserve"> para o</w:t>
-      </w:r>
-      <w:r>
-        <w:rPr>
-          <w:rFonts w:ascii="Times New Roman" w:hAnsi="Times New Roman" w:cs="Times New Roman"/>
-          <w:bCs/>
-          <w:sz w:val="24"/>
-          <w:szCs w:val="24"/>
-        </w:rPr>
-        <w:t>s administradores</w:t>
-      </w:r>
-      <w:r>
-        <w:rPr>
-          <w:rFonts w:ascii="Times New Roman" w:hAnsi="Times New Roman" w:cs="Times New Roman"/>
-          <w:bCs/>
-          <w:sz w:val="24"/>
-          <w:szCs w:val="24"/>
-        </w:rPr>
-        <w:t xml:space="preserve">. Oferecendo uma gama de informações sobre </w:t>
-      </w:r>
-      <w:r>
-        <w:rPr>
-          <w:rFonts w:ascii="Times New Roman" w:hAnsi="Times New Roman" w:cs="Times New Roman"/>
-          <w:bCs/>
-          <w:sz w:val="24"/>
-          <w:szCs w:val="24"/>
-        </w:rPr>
-        <w:t>vendas</w:t>
-      </w:r>
-      <w:r>
-        <w:rPr>
-          <w:rFonts w:ascii="Times New Roman" w:hAnsi="Times New Roman" w:cs="Times New Roman"/>
-          <w:bCs/>
-          <w:sz w:val="24"/>
-          <w:szCs w:val="24"/>
-        </w:rPr>
-        <w:t xml:space="preserve">, </w:t>
-      </w:r>
-      <w:r>
-        <w:rPr>
-          <w:rFonts w:ascii="Times New Roman" w:hAnsi="Times New Roman" w:cs="Times New Roman"/>
-          <w:bCs/>
-          <w:sz w:val="24"/>
-          <w:szCs w:val="24"/>
-        </w:rPr>
-        <w:t>fornecedores</w:t>
-      </w:r>
-      <w:r>
-        <w:rPr>
-          <w:rFonts w:ascii="Times New Roman" w:hAnsi="Times New Roman" w:cs="Times New Roman"/>
-          <w:bCs/>
-          <w:sz w:val="24"/>
-          <w:szCs w:val="24"/>
-        </w:rPr>
-        <w:t>,</w:t>
-      </w:r>
+        <w:t xml:space="preserve">e </w:t>
+      </w:r>
+      <w:proofErr w:type="spellStart"/>
+      <w:r>
+        <w:rPr>
+          <w:rFonts w:ascii="Times New Roman" w:hAnsi="Times New Roman" w:cs="Times New Roman"/>
+          <w:bCs/>
+          <w:sz w:val="24"/>
+          <w:szCs w:val="24"/>
+        </w:rPr>
+        <w:t>bootstrap</w:t>
+      </w:r>
+      <w:proofErr w:type="spellEnd"/>
       <w:r>
         <w:rPr>
           <w:rFonts w:ascii="Times New Roman" w:hAnsi="Times New Roman" w:cs="Times New Roman"/>
@@ -7959,284 +8130,7 @@
           <w:sz w:val="24"/>
           <w:szCs w:val="24"/>
         </w:rPr>
-        <w:t>produtos</w:t>
-      </w:r>
-      <w:r>
-        <w:rPr>
-          <w:rFonts w:ascii="Times New Roman" w:hAnsi="Times New Roman" w:cs="Times New Roman"/>
-          <w:bCs/>
-          <w:sz w:val="24"/>
-          <w:szCs w:val="24"/>
-        </w:rPr>
-        <w:t xml:space="preserve"> e informações</w:t>
-      </w:r>
-      <w:r>
-        <w:rPr>
-          <w:rFonts w:ascii="Times New Roman" w:hAnsi="Times New Roman" w:cs="Times New Roman"/>
-          <w:bCs/>
-          <w:sz w:val="24"/>
-          <w:szCs w:val="24"/>
-        </w:rPr>
-        <w:t>.</w:t>
-      </w:r>
-    </w:p>
-    <w:p>
-      <w:pPr>
-        <w:spacing w:after="0" w:line="360" w:lineRule="auto"/>
-        <w:ind w:firstLine="709"/>
-        <w:rPr>
-          <w:rFonts w:ascii="Times New Roman" w:hAnsi="Times New Roman" w:cs="Times New Roman"/>
-          <w:bCs/>
-          <w:sz w:val="24"/>
-          <w:szCs w:val="24"/>
-        </w:rPr>
-      </w:pPr>
-      <w:r>
-        <w:rPr>
-          <w:rFonts w:ascii="Times New Roman" w:hAnsi="Times New Roman" w:cs="Times New Roman"/>
-          <w:bCs/>
-          <w:sz w:val="24"/>
-          <w:szCs w:val="24"/>
-        </w:rPr>
-        <w:t>Para o desenvolvimento d</w:t>
-      </w:r>
-      <w:r>
-        <w:rPr>
-          <w:rFonts w:ascii="Times New Roman" w:hAnsi="Times New Roman" w:cs="Times New Roman"/>
-          <w:bCs/>
-          <w:sz w:val="24"/>
-          <w:szCs w:val="24"/>
-        </w:rPr>
-        <w:t>este</w:t>
-      </w:r>
-      <w:r>
-        <w:rPr>
-          <w:rFonts w:ascii="Times New Roman" w:hAnsi="Times New Roman" w:cs="Times New Roman"/>
-          <w:bCs/>
-          <w:sz w:val="24"/>
-          <w:szCs w:val="24"/>
-        </w:rPr>
-        <w:t xml:space="preserve"> projeto foi utilizad</w:t>
-      </w:r>
-      <w:r>
-        <w:rPr>
-          <w:rFonts w:ascii="Times New Roman" w:hAnsi="Times New Roman" w:cs="Times New Roman"/>
-          <w:bCs/>
-          <w:sz w:val="24"/>
-          <w:szCs w:val="24"/>
-        </w:rPr>
-        <w:t>a</w:t>
-      </w:r>
-      <w:r>
-        <w:rPr>
-          <w:rFonts w:ascii="Times New Roman" w:hAnsi="Times New Roman" w:cs="Times New Roman"/>
-          <w:bCs/>
-          <w:sz w:val="24"/>
-          <w:szCs w:val="24"/>
-        </w:rPr>
-        <w:t xml:space="preserve"> a metodologia ágil</w:t>
-      </w:r>
-      <w:r>
-        <w:rPr>
-          <w:rFonts w:ascii="Times New Roman" w:hAnsi="Times New Roman" w:cs="Times New Roman"/>
-          <w:bCs/>
-          <w:sz w:val="24"/>
-          <w:szCs w:val="24"/>
-        </w:rPr>
-        <w:t xml:space="preserve"> Scrum</w:t>
-      </w:r>
-      <w:r>
-        <w:rPr>
-          <w:rFonts w:ascii="Times New Roman" w:hAnsi="Times New Roman" w:cs="Times New Roman"/>
-          <w:bCs/>
-          <w:sz w:val="24"/>
-          <w:szCs w:val="24"/>
-        </w:rPr>
-        <w:t>,</w:t>
-      </w:r>
-      <w:r>
-        <w:rPr>
-          <w:rFonts w:ascii="Times New Roman" w:hAnsi="Times New Roman" w:cs="Times New Roman"/>
-          <w:bCs/>
-          <w:sz w:val="24"/>
-          <w:szCs w:val="24"/>
-        </w:rPr>
-        <w:t xml:space="preserve"> </w:t>
-      </w:r>
-      <w:r>
-        <w:rPr>
-          <w:rFonts w:ascii="Times New Roman" w:hAnsi="Times New Roman" w:cs="Times New Roman"/>
-          <w:bCs/>
-          <w:sz w:val="24"/>
-          <w:szCs w:val="24"/>
-        </w:rPr>
-        <w:t>permitindo a flexibilidade e a adaptação contínua ao longo do processo.</w:t>
-      </w:r>
-      <w:r>
-        <w:rPr>
-          <w:rFonts w:ascii="Times New Roman" w:hAnsi="Times New Roman" w:cs="Times New Roman"/>
-          <w:bCs/>
-          <w:sz w:val="24"/>
-          <w:szCs w:val="24"/>
-        </w:rPr>
-        <w:t xml:space="preserve"> Esta aplicação</w:t>
-      </w:r>
-      <w:r>
-        <w:rPr>
-          <w:rFonts w:ascii="Times New Roman" w:hAnsi="Times New Roman" w:cs="Times New Roman"/>
-          <w:bCs/>
-          <w:sz w:val="24"/>
-          <w:szCs w:val="24"/>
-        </w:rPr>
-        <w:t xml:space="preserve"> foi construíd</w:t>
-      </w:r>
-      <w:r>
-        <w:rPr>
-          <w:rFonts w:ascii="Times New Roman" w:hAnsi="Times New Roman" w:cs="Times New Roman"/>
-          <w:bCs/>
-          <w:sz w:val="24"/>
-          <w:szCs w:val="24"/>
-        </w:rPr>
-        <w:t>a</w:t>
-      </w:r>
-      <w:r>
-        <w:rPr>
-          <w:rFonts w:ascii="Times New Roman" w:hAnsi="Times New Roman" w:cs="Times New Roman"/>
-          <w:bCs/>
-          <w:sz w:val="24"/>
-          <w:szCs w:val="24"/>
-        </w:rPr>
-        <w:t xml:space="preserve"> utilizando o </w:t>
-      </w:r>
-      <w:proofErr w:type="spellStart"/>
-      <w:r>
-        <w:rPr>
-          <w:rFonts w:ascii="Times New Roman" w:hAnsi="Times New Roman" w:cs="Times New Roman"/>
-          <w:bCs/>
-          <w:sz w:val="24"/>
-          <w:szCs w:val="24"/>
-        </w:rPr>
-        <w:t>VSCode</w:t>
-      </w:r>
-      <w:proofErr w:type="spellEnd"/>
-      <w:r>
-        <w:rPr>
-          <w:rFonts w:ascii="Times New Roman" w:hAnsi="Times New Roman" w:cs="Times New Roman"/>
-          <w:bCs/>
-          <w:sz w:val="24"/>
-          <w:szCs w:val="24"/>
-        </w:rPr>
-        <w:t xml:space="preserve"> (Visual Studio </w:t>
-      </w:r>
-      <w:proofErr w:type="spellStart"/>
-      <w:r>
-        <w:rPr>
-          <w:rFonts w:ascii="Times New Roman" w:hAnsi="Times New Roman" w:cs="Times New Roman"/>
-          <w:bCs/>
-          <w:sz w:val="24"/>
-          <w:szCs w:val="24"/>
-        </w:rPr>
-        <w:t>Code</w:t>
-      </w:r>
-      <w:proofErr w:type="spellEnd"/>
-      <w:r>
-        <w:rPr>
-          <w:rFonts w:ascii="Times New Roman" w:hAnsi="Times New Roman" w:cs="Times New Roman"/>
-          <w:bCs/>
-          <w:sz w:val="24"/>
-          <w:szCs w:val="24"/>
-        </w:rPr>
-        <w:t>)</w:t>
-      </w:r>
-      <w:r>
-        <w:rPr>
-          <w:rFonts w:ascii="Times New Roman" w:hAnsi="Times New Roman" w:cs="Times New Roman"/>
-          <w:bCs/>
-          <w:sz w:val="24"/>
-          <w:szCs w:val="24"/>
-        </w:rPr>
-        <w:t xml:space="preserve"> e a</w:t>
-      </w:r>
-      <w:r>
-        <w:rPr>
-          <w:rFonts w:ascii="Times New Roman" w:hAnsi="Times New Roman" w:cs="Times New Roman"/>
-          <w:bCs/>
-          <w:sz w:val="24"/>
-          <w:szCs w:val="24"/>
-        </w:rPr>
-        <w:t>s</w:t>
-      </w:r>
-      <w:r>
-        <w:rPr>
-          <w:rFonts w:ascii="Times New Roman" w:hAnsi="Times New Roman" w:cs="Times New Roman"/>
-          <w:bCs/>
-          <w:sz w:val="24"/>
-          <w:szCs w:val="24"/>
-        </w:rPr>
-        <w:t xml:space="preserve"> linguagem</w:t>
-      </w:r>
-      <w:r>
-        <w:rPr>
-          <w:rFonts w:ascii="Times New Roman" w:hAnsi="Times New Roman" w:cs="Times New Roman"/>
-          <w:bCs/>
-          <w:sz w:val="24"/>
-          <w:szCs w:val="24"/>
-        </w:rPr>
-        <w:t xml:space="preserve"> </w:t>
-      </w:r>
-      <w:r>
-        <w:rPr>
-          <w:rFonts w:ascii="Times New Roman" w:hAnsi="Times New Roman" w:cs="Times New Roman"/>
-          <w:bCs/>
-          <w:sz w:val="24"/>
-          <w:szCs w:val="24"/>
-        </w:rPr>
-        <w:t>HTML</w:t>
-      </w:r>
-      <w:r>
-        <w:rPr>
-          <w:rFonts w:ascii="Times New Roman" w:hAnsi="Times New Roman" w:cs="Times New Roman"/>
-          <w:bCs/>
-          <w:sz w:val="24"/>
-          <w:szCs w:val="24"/>
-        </w:rPr>
-        <w:t xml:space="preserve"> 5</w:t>
-      </w:r>
-      <w:r>
-        <w:rPr>
-          <w:rFonts w:ascii="Times New Roman" w:hAnsi="Times New Roman" w:cs="Times New Roman"/>
-          <w:bCs/>
-          <w:sz w:val="24"/>
-          <w:szCs w:val="24"/>
-        </w:rPr>
-        <w:t>, CSS</w:t>
-      </w:r>
-      <w:r>
-        <w:rPr>
-          <w:rFonts w:ascii="Times New Roman" w:hAnsi="Times New Roman" w:cs="Times New Roman"/>
-          <w:bCs/>
-          <w:sz w:val="24"/>
-          <w:szCs w:val="24"/>
-        </w:rPr>
-        <w:t>3</w:t>
-      </w:r>
-      <w:r>
-        <w:rPr>
-          <w:rFonts w:ascii="Times New Roman" w:hAnsi="Times New Roman" w:cs="Times New Roman"/>
-          <w:bCs/>
-          <w:sz w:val="24"/>
-          <w:szCs w:val="24"/>
-        </w:rPr>
-        <w:t xml:space="preserve"> e Java script</w:t>
-      </w:r>
-      <w:r>
-        <w:rPr>
-          <w:rFonts w:ascii="Times New Roman" w:hAnsi="Times New Roman" w:cs="Times New Roman"/>
-          <w:bCs/>
-          <w:sz w:val="24"/>
-          <w:szCs w:val="24"/>
-        </w:rPr>
-        <w:t xml:space="preserve"> para a criação gráficas das tela</w:t>
+        <w:t>para a criação gráficas das tela</w:t>
       </w:r>
       <w:r>
         <w:rPr>
@@ -8394,7 +8288,16 @@
           <w:sz w:val="24"/>
           <w:szCs w:val="24"/>
         </w:rPr>
-        <w:t>site desenvolvido</w:t>
+        <w:t>software</w:t>
+      </w:r>
+      <w:r>
+        <w:rPr>
+          <w:rFonts w:ascii="Times New Roman" w:hAnsi="Times New Roman" w:cs="Times New Roman"/>
+          <w:bCs/>
+          <w:sz w:val="24"/>
+          <w:szCs w:val="24"/>
+        </w:rPr>
+        <w:t xml:space="preserve"> desenvolvido</w:t>
       </w:r>
       <w:r>
         <w:rPr>
@@ -9710,19 +9613,11 @@
         <w:spacing w:after="0" w:line="360" w:lineRule="auto"/>
       </w:pPr>
       <w:r>
-        <w:rPr>
-          <w:rFonts w:ascii="Times New Roman" w:hAnsi="Times New Roman" w:cs="Times New Roman"/>
-          <w:b/>
-          <w:bCs/>
-          <w:noProof/>
-          <w:sz w:val="24"/>
-          <w:szCs w:val="24"/>
-        </w:rPr>
         <w:drawing>
-          <wp:inline distT="0" distB="0" distL="0" distR="0" wp14:anchorId="19ABD3EA" wp14:editId="7ED942E4">
-            <wp:extent cx="5760085" cy="3029585"/>
+          <wp:inline distT="0" distB="0" distL="0" distR="0" wp14:anchorId="7B8A9699" wp14:editId="16CF5075">
+            <wp:extent cx="5760085" cy="3109595"/>
             <wp:effectExtent l="0" t="0" r="0" b="0"/>
-            <wp:docPr id="480799191" name="Imagem 1" descr="Tela de computador&#10;&#10;O conteúdo gerado por IA pode estar incorreto."/>
+            <wp:docPr id="7" name="Imagem 7"/>
             <wp:cNvGraphicFramePr>
               <a:graphicFrameLocks xmlns:a="http://schemas.openxmlformats.org/drawingml/2006/main" noChangeAspect="1"/>
             </wp:cNvGraphicFramePr>
@@ -9730,17 +9625,11 @@
               <a:graphicData uri="http://schemas.openxmlformats.org/drawingml/2006/picture">
                 <pic:pic xmlns:pic="http://schemas.openxmlformats.org/drawingml/2006/picture">
                   <pic:nvPicPr>
-                    <pic:cNvPr id="480799191" name="Imagem 1" descr="Tela de computador&#10;&#10;O conteúdo gerado por IA pode estar incorreto."/>
+                    <pic:cNvPr id="1" name=""/>
                     <pic:cNvPicPr/>
                   </pic:nvPicPr>
                   <pic:blipFill>
-                    <a:blip r:embed="rId15">
-                      <a:extLst>
-                        <a:ext uri="{28A0092B-C50C-407E-A947-70E740481C1C}">
-                          <a14:useLocalDpi xmlns:a14="http://schemas.microsoft.com/office/drawing/2010/main" val="0"/>
-                        </a:ext>
-                      </a:extLst>
-                    </a:blip>
+                    <a:blip r:embed="rId15"/>
                     <a:stretch>
                       <a:fillRect/>
                     </a:stretch>
@@ -9748,7 +9637,7 @@
                   <pic:spPr>
                     <a:xfrm>
                       <a:off x="0" y="0"/>
-                      <a:ext cx="5760085" cy="3029585"/>
+                      <a:ext cx="5760085" cy="3109595"/>
                     </a:xfrm>
                     <a:prstGeom prst="rect">
                       <a:avLst/>
@@ -9845,7 +9734,6 @@
           <w:sz w:val="24"/>
           <w:szCs w:val="24"/>
         </w:rPr>
-        <w:lastRenderedPageBreak/>
         <w:t>4.2 HTML</w:t>
       </w:r>
       <w:bookmarkEnd w:id="15"/>
@@ -10174,6 +10062,8 @@
         </w:rPr>
       </w:pPr>
       <w:bookmarkStart w:id="17" w:name="_Toc215495516"/>
+      <w:bookmarkStart w:id="18" w:name="_GoBack"/>
+      <w:bookmarkEnd w:id="18"/>
       <w:r>
         <w:rPr>
           <w:rFonts w:ascii="Times New Roman" w:hAnsi="Times New Roman" w:cs="Times New Roman"/>
@@ -10183,6 +10073,7 @@
           <w:sz w:val="24"/>
           <w:szCs w:val="24"/>
         </w:rPr>
+        <w:lastRenderedPageBreak/>
         <w:t xml:space="preserve">Figura </w:t>
       </w:r>
       <w:r>
@@ -10276,15 +10167,14 @@
       <w:r>
         <w:rPr>
           <w:rFonts w:ascii="Times New Roman" w:hAnsi="Times New Roman" w:cs="Times New Roman"/>
-          <w:noProof/>
           <w:sz w:val="24"/>
           <w:szCs w:val="24"/>
         </w:rPr>
         <w:drawing>
-          <wp:inline distT="0" distB="0" distL="0" distR="0" wp14:anchorId="1E47E1B2" wp14:editId="6D4BCDFB">
-            <wp:extent cx="5760085" cy="3964305"/>
+          <wp:inline distT="0" distB="0" distL="0" distR="0" wp14:anchorId="0FE9797C" wp14:editId="1B079A5A">
+            <wp:extent cx="5760085" cy="4483735"/>
             <wp:effectExtent l="0" t="0" r="0" b="0"/>
-            <wp:docPr id="1318327336" name="Imagem 2" descr="Texto&#10;&#10;O conteúdo gerado por IA pode estar incorreto."/>
+            <wp:docPr id="8" name="Imagem 8"/>
             <wp:cNvGraphicFramePr>
               <a:graphicFrameLocks xmlns:a="http://schemas.openxmlformats.org/drawingml/2006/main" noChangeAspect="1"/>
             </wp:cNvGraphicFramePr>
@@ -10292,17 +10182,11 @@
               <a:graphicData uri="http://schemas.openxmlformats.org/drawingml/2006/picture">
                 <pic:pic xmlns:pic="http://schemas.openxmlformats.org/drawingml/2006/picture">
                   <pic:nvPicPr>
-                    <pic:cNvPr id="1318327336" name="Imagem 2" descr="Texto&#10;&#10;O conteúdo gerado por IA pode estar incorreto."/>
+                    <pic:cNvPr id="1" name=""/>
                     <pic:cNvPicPr/>
                   </pic:nvPicPr>
                   <pic:blipFill>
-                    <a:blip r:embed="rId16">
-                      <a:extLst>
-                        <a:ext uri="{28A0092B-C50C-407E-A947-70E740481C1C}">
-                          <a14:useLocalDpi xmlns:a14="http://schemas.microsoft.com/office/drawing/2010/main" val="0"/>
-                        </a:ext>
-                      </a:extLst>
-                    </a:blip>
+                    <a:blip r:embed="rId16"/>
                     <a:stretch>
                       <a:fillRect/>
                     </a:stretch>
@@ -10310,7 +10194,7 @@
                   <pic:spPr>
                     <a:xfrm>
                       <a:off x="0" y="0"/>
-                      <a:ext cx="5760085" cy="3964305"/>
+                      <a:ext cx="5760085" cy="4483735"/>
                     </a:xfrm>
                     <a:prstGeom prst="rect">
                       <a:avLst/>
@@ -10357,21 +10241,20 @@
           <w:szCs w:val="24"/>
         </w:rPr>
       </w:pPr>
-      <w:bookmarkStart w:id="18" w:name="_Toc213056289"/>
-      <w:bookmarkStart w:id="19" w:name="_Toc221864887"/>
-      <w:r>
-        <w:rPr>
-          <w:rFonts w:ascii="Times New Roman" w:hAnsi="Times New Roman" w:cs="Times New Roman"/>
-          <w:b/>
-          <w:bCs/>
-          <w:sz w:val="24"/>
-          <w:szCs w:val="24"/>
-        </w:rPr>
-        <w:lastRenderedPageBreak/>
+      <w:bookmarkStart w:id="19" w:name="_Toc213056289"/>
+      <w:bookmarkStart w:id="20" w:name="_Toc221864887"/>
+      <w:r>
+        <w:rPr>
+          <w:rFonts w:ascii="Times New Roman" w:hAnsi="Times New Roman" w:cs="Times New Roman"/>
+          <w:b/>
+          <w:bCs/>
+          <w:sz w:val="24"/>
+          <w:szCs w:val="24"/>
+        </w:rPr>
         <w:t>4.3 CSS</w:t>
       </w:r>
-      <w:bookmarkEnd w:id="18"/>
       <w:bookmarkEnd w:id="19"/>
+      <w:bookmarkEnd w:id="20"/>
     </w:p>
     <w:p>
       <w:pPr>
@@ -10525,7 +10408,7 @@
           <w:szCs w:val="24"/>
         </w:rPr>
       </w:pPr>
-      <w:bookmarkStart w:id="20" w:name="_Toc215495517"/>
+      <w:bookmarkStart w:id="21" w:name="_Toc215495517"/>
       <w:r>
         <w:rPr>
           <w:rFonts w:ascii="Times New Roman" w:hAnsi="Times New Roman" w:cs="Times New Roman"/>
@@ -10535,6 +10418,7 @@
           <w:sz w:val="24"/>
           <w:szCs w:val="24"/>
         </w:rPr>
+        <w:lastRenderedPageBreak/>
         <w:t xml:space="preserve">Figura </w:t>
       </w:r>
       <w:r>
@@ -10603,29 +10487,28 @@
         </w:rPr>
         <w:t xml:space="preserve"> - CSS</w:t>
       </w:r>
-      <w:bookmarkEnd w:id="20"/>
-    </w:p>
-    <w:p>
-      <w:pPr>
-        <w:spacing w:after="0" w:line="360" w:lineRule="auto"/>
-        <w:rPr>
-          <w:rFonts w:ascii="Times New Roman" w:hAnsi="Times New Roman" w:cs="Times New Roman"/>
-          <w:sz w:val="24"/>
-          <w:szCs w:val="24"/>
-        </w:rPr>
-      </w:pPr>
-      <w:r>
-        <w:rPr>
-          <w:rFonts w:ascii="Times New Roman" w:hAnsi="Times New Roman" w:cs="Times New Roman"/>
-          <w:noProof/>
+      <w:bookmarkEnd w:id="21"/>
+    </w:p>
+    <w:p>
+      <w:pPr>
+        <w:spacing w:after="0" w:line="360" w:lineRule="auto"/>
+        <w:rPr>
+          <w:rFonts w:ascii="Times New Roman" w:hAnsi="Times New Roman" w:cs="Times New Roman"/>
+          <w:sz w:val="24"/>
+          <w:szCs w:val="24"/>
+        </w:rPr>
+      </w:pPr>
+      <w:r>
+        <w:rPr>
+          <w:rFonts w:ascii="Times New Roman" w:hAnsi="Times New Roman" w:cs="Times New Roman"/>
           <w:sz w:val="24"/>
           <w:szCs w:val="24"/>
         </w:rPr>
         <w:drawing>
-          <wp:inline distT="0" distB="0" distL="0" distR="0" wp14:anchorId="5D251A94" wp14:editId="3FE14226">
-            <wp:extent cx="5760085" cy="3587115"/>
-            <wp:effectExtent l="0" t="0" r="0" b="0"/>
-            <wp:docPr id="677871529" name="Imagem 3" descr="Texto&#10;&#10;O conteúdo gerado por IA pode estar incorreto."/>
+          <wp:inline distT="0" distB="0" distL="0" distR="0" wp14:anchorId="53A2DD88" wp14:editId="17DBD9D4">
+            <wp:extent cx="5760085" cy="5800725"/>
+            <wp:effectExtent l="0" t="0" r="0" b="9525"/>
+            <wp:docPr id="9" name="Imagem 9"/>
             <wp:cNvGraphicFramePr>
               <a:graphicFrameLocks xmlns:a="http://schemas.openxmlformats.org/drawingml/2006/main" noChangeAspect="1"/>
             </wp:cNvGraphicFramePr>
@@ -10633,17 +10516,11 @@
               <a:graphicData uri="http://schemas.openxmlformats.org/drawingml/2006/picture">
                 <pic:pic xmlns:pic="http://schemas.openxmlformats.org/drawingml/2006/picture">
                   <pic:nvPicPr>
-                    <pic:cNvPr id="677871529" name="Imagem 3" descr="Texto&#10;&#10;O conteúdo gerado por IA pode estar incorreto."/>
+                    <pic:cNvPr id="1" name=""/>
                     <pic:cNvPicPr/>
                   </pic:nvPicPr>
                   <pic:blipFill>
-                    <a:blip r:embed="rId17">
-                      <a:extLst>
-                        <a:ext uri="{28A0092B-C50C-407E-A947-70E740481C1C}">
-                          <a14:useLocalDpi xmlns:a14="http://schemas.microsoft.com/office/drawing/2010/main" val="0"/>
-                        </a:ext>
-                      </a:extLst>
-                    </a:blip>
+                    <a:blip r:embed="rId17"/>
                     <a:stretch>
                       <a:fillRect/>
                     </a:stretch>
@@ -10651,7 +10528,7 @@
                   <pic:spPr>
                     <a:xfrm>
                       <a:off x="0" y="0"/>
-                      <a:ext cx="5760085" cy="3587115"/>
+                      <a:ext cx="5760085" cy="5800725"/>
                     </a:xfrm>
                     <a:prstGeom prst="rect">
                       <a:avLst/>
@@ -10762,8 +10639,21 @@
           <w:szCs w:val="24"/>
         </w:rPr>
       </w:pPr>
-      <w:bookmarkStart w:id="21" w:name="_Toc213056290"/>
-      <w:bookmarkStart w:id="22" w:name="_Toc221864888"/>
+      <w:bookmarkStart w:id="22" w:name="_Toc213056290"/>
+      <w:bookmarkStart w:id="23" w:name="_Toc221864888"/>
+    </w:p>
+    <w:p>
+      <w:pPr>
+        <w:spacing w:after="0" w:line="360" w:lineRule="auto"/>
+        <w:outlineLvl w:val="1"/>
+        <w:rPr>
+          <w:rFonts w:ascii="Times New Roman" w:hAnsi="Times New Roman" w:cs="Times New Roman"/>
+          <w:b/>
+          <w:bCs/>
+          <w:sz w:val="24"/>
+          <w:szCs w:val="24"/>
+        </w:rPr>
+      </w:pPr>
       <w:r>
         <w:rPr>
           <w:rFonts w:ascii="Times New Roman" w:hAnsi="Times New Roman" w:cs="Times New Roman"/>
@@ -10786,8 +10676,8 @@
         </w:rPr>
         <w:t>JavaScript</w:t>
       </w:r>
-      <w:bookmarkEnd w:id="21"/>
       <w:bookmarkEnd w:id="22"/>
+      <w:bookmarkEnd w:id="23"/>
       <w:proofErr w:type="spellEnd"/>
     </w:p>
     <w:p>
@@ -11046,7 +10936,7 @@
           <w:szCs w:val="24"/>
         </w:rPr>
       </w:pPr>
-      <w:bookmarkStart w:id="23" w:name="_Toc215495518"/>
+      <w:bookmarkStart w:id="24" w:name="_Toc215495518"/>
       <w:r>
         <w:rPr>
           <w:rFonts w:ascii="Times New Roman" w:hAnsi="Times New Roman" w:cs="Times New Roman"/>
@@ -11135,34 +11025,33 @@
         </w:rPr>
         <w:t>JavaScript</w:t>
       </w:r>
-      <w:bookmarkEnd w:id="23"/>
-      <w:proofErr w:type="spellEnd"/>
-    </w:p>
-    <w:p>
-      <w:pPr>
-        <w:spacing w:after="0" w:line="360" w:lineRule="auto"/>
-        <w:rPr>
-          <w:rFonts w:ascii="Times New Roman" w:hAnsi="Times New Roman" w:cs="Times New Roman"/>
-          <w:b/>
-          <w:bCs/>
-          <w:sz w:val="24"/>
-          <w:szCs w:val="24"/>
-        </w:rPr>
-      </w:pPr>
-      <w:r>
-        <w:rPr>
-          <w:rFonts w:ascii="Times New Roman" w:hAnsi="Times New Roman" w:cs="Times New Roman"/>
-          <w:b/>
-          <w:bCs/>
-          <w:noProof/>
+      <w:bookmarkEnd w:id="24"/>
+      <w:proofErr w:type="spellEnd"/>
+    </w:p>
+    <w:p>
+      <w:pPr>
+        <w:spacing w:after="0" w:line="360" w:lineRule="auto"/>
+        <w:rPr>
+          <w:rFonts w:ascii="Times New Roman" w:hAnsi="Times New Roman" w:cs="Times New Roman"/>
+          <w:b/>
+          <w:bCs/>
+          <w:sz w:val="24"/>
+          <w:szCs w:val="24"/>
+        </w:rPr>
+      </w:pPr>
+      <w:r>
+        <w:rPr>
+          <w:rFonts w:ascii="Times New Roman" w:hAnsi="Times New Roman" w:cs="Times New Roman"/>
+          <w:b/>
+          <w:bCs/>
           <w:sz w:val="24"/>
           <w:szCs w:val="24"/>
         </w:rPr>
         <w:drawing>
-          <wp:inline distT="0" distB="0" distL="0" distR="0" wp14:anchorId="6456AD5C" wp14:editId="6C45912A">
-            <wp:extent cx="5760085" cy="3345180"/>
-            <wp:effectExtent l="0" t="0" r="0" b="7620"/>
-            <wp:docPr id="2089628074" name="Imagem 5" descr="Texto&#10;&#10;O conteúdo gerado por IA pode estar incorreto."/>
+          <wp:inline distT="0" distB="0" distL="0" distR="0" wp14:anchorId="4D9D1AD7" wp14:editId="21238165">
+            <wp:extent cx="5760085" cy="4770755"/>
+            <wp:effectExtent l="0" t="0" r="0" b="0"/>
+            <wp:docPr id="10" name="Imagem 10"/>
             <wp:cNvGraphicFramePr>
               <a:graphicFrameLocks xmlns:a="http://schemas.openxmlformats.org/drawingml/2006/main" noChangeAspect="1"/>
             </wp:cNvGraphicFramePr>
@@ -11170,17 +11059,11 @@
               <a:graphicData uri="http://schemas.openxmlformats.org/drawingml/2006/picture">
                 <pic:pic xmlns:pic="http://schemas.openxmlformats.org/drawingml/2006/picture">
                   <pic:nvPicPr>
-                    <pic:cNvPr id="2089628074" name="Imagem 5" descr="Texto&#10;&#10;O conteúdo gerado por IA pode estar incorreto."/>
+                    <pic:cNvPr id="1" name=""/>
                     <pic:cNvPicPr/>
                   </pic:nvPicPr>
                   <pic:blipFill>
-                    <a:blip r:embed="rId18">
-                      <a:extLst>
-                        <a:ext uri="{28A0092B-C50C-407E-A947-70E740481C1C}">
-                          <a14:useLocalDpi xmlns:a14="http://schemas.microsoft.com/office/drawing/2010/main" val="0"/>
-                        </a:ext>
-                      </a:extLst>
-                    </a:blip>
+                    <a:blip r:embed="rId18"/>
                     <a:stretch>
                       <a:fillRect/>
                     </a:stretch>
@@ -11188,7 +11071,7 @@
                   <pic:spPr>
                     <a:xfrm>
                       <a:off x="0" y="0"/>
-                      <a:ext cx="5760085" cy="3345180"/>
+                      <a:ext cx="5760085" cy="4770755"/>
                     </a:xfrm>
                     <a:prstGeom prst="rect">
                       <a:avLst/>
@@ -11326,17 +11209,16 @@
           <w:szCs w:val="24"/>
         </w:rPr>
       </w:pPr>
-      <w:bookmarkStart w:id="24" w:name="_Toc213056291"/>
-      <w:bookmarkStart w:id="25" w:name="_Toc221864889"/>
-      <w:r>
-        <w:rPr>
-          <w:rFonts w:ascii="Times New Roman" w:hAnsi="Times New Roman" w:cs="Times New Roman"/>
-          <w:b/>
-          <w:bCs/>
-          <w:sz w:val="24"/>
-          <w:szCs w:val="24"/>
-        </w:rPr>
-        <w:lastRenderedPageBreak/>
+      <w:bookmarkStart w:id="25" w:name="_Toc213056291"/>
+      <w:bookmarkStart w:id="26" w:name="_Toc221864889"/>
+      <w:r>
+        <w:rPr>
+          <w:rFonts w:ascii="Times New Roman" w:hAnsi="Times New Roman" w:cs="Times New Roman"/>
+          <w:b/>
+          <w:bCs/>
+          <w:sz w:val="24"/>
+          <w:szCs w:val="24"/>
+        </w:rPr>
         <w:t>4.</w:t>
       </w:r>
       <w:r>
@@ -11370,8 +11252,8 @@
         </w:rPr>
         <w:t>Figma</w:t>
       </w:r>
-      <w:bookmarkEnd w:id="24"/>
       <w:bookmarkEnd w:id="25"/>
+      <w:bookmarkEnd w:id="26"/>
       <w:proofErr w:type="spellEnd"/>
     </w:p>
     <w:p>
@@ -11584,7 +11466,7 @@
           <w:szCs w:val="24"/>
         </w:rPr>
       </w:pPr>
-      <w:bookmarkStart w:id="26" w:name="_Toc215495519"/>
+      <w:bookmarkStart w:id="27" w:name="_Toc215495519"/>
       <w:r>
         <w:rPr>
           <w:rFonts w:ascii="Times New Roman" w:hAnsi="Times New Roman" w:cs="Times New Roman"/>
@@ -11594,6 +11476,7 @@
           <w:sz w:val="24"/>
           <w:szCs w:val="24"/>
         </w:rPr>
+        <w:lastRenderedPageBreak/>
         <w:t xml:space="preserve">Figura </w:t>
       </w:r>
       <w:r>
@@ -11673,7 +11556,7 @@
         </w:rPr>
         <w:t>Figma</w:t>
       </w:r>
-      <w:bookmarkEnd w:id="26"/>
+      <w:bookmarkEnd w:id="27"/>
       <w:proofErr w:type="spellEnd"/>
     </w:p>
     <w:p>
@@ -11849,8 +11732,8 @@
           <w:szCs w:val="24"/>
         </w:rPr>
       </w:pPr>
-      <w:bookmarkStart w:id="27" w:name="_Toc213056292"/>
-      <w:bookmarkStart w:id="28" w:name="_Toc221864890"/>
+      <w:bookmarkStart w:id="28" w:name="_Toc213056292"/>
+      <w:bookmarkStart w:id="29" w:name="_Toc221864890"/>
       <w:r>
         <w:rPr>
           <w:rFonts w:ascii="Times New Roman" w:hAnsi="Times New Roman" w:cs="Times New Roman"/>
@@ -11945,8 +11828,8 @@
         </w:rPr>
         <w:t>GitHub</w:t>
       </w:r>
-      <w:bookmarkEnd w:id="27"/>
       <w:bookmarkEnd w:id="28"/>
+      <w:bookmarkEnd w:id="29"/>
     </w:p>
     <w:p>
       <w:pPr>
@@ -12037,6 +11920,7 @@
           <w:sz w:val="24"/>
           <w:szCs w:val="24"/>
         </w:rPr>
+        <w:lastRenderedPageBreak/>
         <w:t xml:space="preserve">De acordo com </w:t>
       </w:r>
       <w:proofErr w:type="spellStart"/>
@@ -12292,7 +12176,7 @@
           <w:szCs w:val="24"/>
         </w:rPr>
       </w:pPr>
-      <w:bookmarkStart w:id="29" w:name="_Toc215495520"/>
+      <w:bookmarkStart w:id="30" w:name="_Toc215495520"/>
       <w:r>
         <w:rPr>
           <w:rFonts w:ascii="Times New Roman" w:hAnsi="Times New Roman" w:cs="Times New Roman"/>
@@ -12403,7 +12287,7 @@
         </w:rPr>
         <w:t>Bash</w:t>
       </w:r>
-      <w:bookmarkEnd w:id="29"/>
+      <w:bookmarkEnd w:id="30"/>
       <w:proofErr w:type="spellEnd"/>
     </w:p>
     <w:p>
@@ -12493,7 +12377,7 @@
           <w:szCs w:val="24"/>
         </w:rPr>
       </w:pPr>
-      <w:bookmarkStart w:id="30" w:name="_Toc215495521"/>
+      <w:bookmarkStart w:id="31" w:name="_Toc215495521"/>
       <w:r>
         <w:rPr>
           <w:rFonts w:ascii="Times New Roman" w:hAnsi="Times New Roman" w:cs="Times New Roman"/>
@@ -12572,7 +12456,7 @@
         </w:rPr>
         <w:t xml:space="preserve"> - GitHub</w:t>
       </w:r>
-      <w:bookmarkEnd w:id="30"/>
+      <w:bookmarkEnd w:id="31"/>
     </w:p>
     <w:p>
       <w:pPr>
@@ -12661,8 +12545,8 @@
           <w:szCs w:val="24"/>
         </w:rPr>
       </w:pPr>
-      <w:bookmarkStart w:id="31" w:name="_Toc213056293"/>
-      <w:bookmarkStart w:id="32" w:name="_Toc221864891"/>
+      <w:bookmarkStart w:id="32" w:name="_Toc213056293"/>
+      <w:bookmarkStart w:id="33" w:name="_Toc221864891"/>
       <w:r>
         <w:rPr>
           <w:rFonts w:ascii="Times New Roman" w:hAnsi="Times New Roman" w:cs="Times New Roman"/>
@@ -12704,8 +12588,8 @@
         </w:rPr>
         <w:t>Trello</w:t>
       </w:r>
-      <w:bookmarkEnd w:id="31"/>
       <w:bookmarkEnd w:id="32"/>
+      <w:bookmarkEnd w:id="33"/>
       <w:proofErr w:type="spellEnd"/>
     </w:p>
     <w:p>
@@ -12874,7 +12758,7 @@
           <w:szCs w:val="24"/>
         </w:rPr>
       </w:pPr>
-      <w:bookmarkStart w:id="33" w:name="_Toc215495522"/>
+      <w:bookmarkStart w:id="34" w:name="_Toc215495522"/>
       <w:r>
         <w:rPr>
           <w:rFonts w:ascii="Times New Roman" w:hAnsi="Times New Roman" w:cs="Times New Roman"/>
@@ -12963,7 +12847,7 @@
         </w:rPr>
         <w:t>Trello</w:t>
       </w:r>
-      <w:bookmarkEnd w:id="33"/>
+      <w:bookmarkEnd w:id="34"/>
       <w:proofErr w:type="spellEnd"/>
     </w:p>
     <w:p>
@@ -13057,8 +12941,8 @@
           <w:szCs w:val="24"/>
         </w:rPr>
       </w:pPr>
-      <w:bookmarkStart w:id="34" w:name="_Toc213056294"/>
-      <w:bookmarkStart w:id="35" w:name="_Toc221864892"/>
+      <w:bookmarkStart w:id="35" w:name="_Toc213056294"/>
+      <w:bookmarkStart w:id="36" w:name="_Toc221864892"/>
       <w:r>
         <w:rPr>
           <w:rFonts w:ascii="Times New Roman" w:hAnsi="Times New Roman" w:cs="Times New Roman"/>
@@ -13090,8 +12974,8 @@
         </w:rPr>
         <w:t xml:space="preserve"> Scrum</w:t>
       </w:r>
-      <w:bookmarkEnd w:id="34"/>
       <w:bookmarkEnd w:id="35"/>
+      <w:bookmarkEnd w:id="36"/>
     </w:p>
     <w:p>
       <w:pPr>
@@ -13203,7 +13087,7 @@
           <w:szCs w:val="24"/>
         </w:rPr>
       </w:pPr>
-      <w:bookmarkStart w:id="36" w:name="_Toc221864893"/>
+      <w:bookmarkStart w:id="37" w:name="_Toc221864893"/>
       <w:r>
         <w:rPr>
           <w:rFonts w:ascii="Times New Roman" w:hAnsi="Times New Roman" w:cs="Times New Roman"/>
@@ -13234,7 +13118,7 @@
         </w:rPr>
         <w:t>SQL</w:t>
       </w:r>
-      <w:bookmarkEnd w:id="36"/>
+      <w:bookmarkEnd w:id="37"/>
     </w:p>
     <w:p>
       <w:pPr>
@@ -13482,8 +13366,8 @@
           <w:szCs w:val="24"/>
         </w:rPr>
       </w:pPr>
-      <w:bookmarkStart w:id="37" w:name="_Toc213056295"/>
-      <w:bookmarkStart w:id="38" w:name="_Toc221864894"/>
+      <w:bookmarkStart w:id="38" w:name="_Toc213056295"/>
+      <w:bookmarkStart w:id="39" w:name="_Toc221864894"/>
       <w:r>
         <w:rPr>
           <w:rFonts w:ascii="Times New Roman" w:hAnsi="Times New Roman" w:cs="Times New Roman"/>
@@ -13536,8 +13420,8 @@
         </w:rPr>
         <w:t>MyAdmin</w:t>
       </w:r>
-      <w:bookmarkEnd w:id="37"/>
       <w:bookmarkEnd w:id="38"/>
+      <w:bookmarkEnd w:id="39"/>
       <w:proofErr w:type="spellEnd"/>
     </w:p>
     <w:p>
@@ -13734,8 +13618,6 @@
         </w:rPr>
         <w:t>Apex</w:t>
       </w:r>
-      <w:bookmarkStart w:id="39" w:name="_GoBack"/>
-      <w:bookmarkEnd w:id="39"/>
       <w:r>
         <w:rPr>
           <w:rFonts w:ascii="Times New Roman" w:hAnsi="Times New Roman" w:cs="Times New Roman"/>
@@ -17206,6 +17088,23 @@
 </file>
 
 <file path=customXml/item1.xml><?xml version="1.0" encoding="utf-8"?>
+<?mso-contentType ?>
+<FormTemplates xmlns="http://schemas.microsoft.com/sharepoint/v3/contenttype/forms">
+  <Display>DocumentLibraryForm</Display>
+  <Edit>DocumentLibraryForm</Edit>
+  <New>DocumentLibraryForm</New>
+</FormTemplates>
+</file>
+
+<file path=customXml/item2.xml><?xml version="1.0" encoding="utf-8"?>
+<p:properties xmlns:p="http://schemas.microsoft.com/office/2006/metadata/properties" xmlns:xsi="http://www.w3.org/2001/XMLSchema-instance" xmlns:pc="http://schemas.microsoft.com/office/infopath/2007/PartnerControls">
+  <documentManagement>
+    <_activity xmlns="7a7075c7-719f-4fa3-a2f0-2346c1b30043" xsi:nil="true"/>
+  </documentManagement>
+</p:properties>
+</file>
+
+<file path=customXml/item3.xml><?xml version="1.0" encoding="utf-8"?>
 <ct:contentTypeSchema xmlns:ct="http://schemas.microsoft.com/office/2006/metadata/contentType" xmlns:ma="http://schemas.microsoft.com/office/2006/metadata/properties/metaAttributes" ct:_="" ma:_="" ma:contentTypeName="Documento" ma:contentTypeID="0x01010004DF3DC73DD03A4DBFD9DAB9E3E1DB98" ma:contentTypeVersion="9" ma:contentTypeDescription="Crie um novo documento." ma:contentTypeScope="" ma:versionID="fa82eeb1e333e721eb4d9edca94a8a5a">
   <xsd:schema xmlns:xsd="http://www.w3.org/2001/XMLSchema" xmlns:xs="http://www.w3.org/2001/XMLSchema" xmlns:p="http://schemas.microsoft.com/office/2006/metadata/properties" xmlns:ns3="4c528334-ca12-4272-a9b4-d64ab01ccb2c" xmlns:ns4="7a7075c7-719f-4fa3-a2f0-2346c1b30043" targetNamespace="http://schemas.microsoft.com/office/2006/metadata/properties" ma:root="true" ma:fieldsID="7219b95092c51cf24d874ee844803b32" ns3:_="" ns4:_="">
     <xsd:import namespace="4c528334-ca12-4272-a9b4-d64ab01ccb2c"/>
@@ -17400,28 +17299,29 @@
 </ct:contentTypeSchema>
 </file>
 
-<file path=customXml/item2.xml><?xml version="1.0" encoding="utf-8"?>
-<p:properties xmlns:p="http://schemas.microsoft.com/office/2006/metadata/properties" xmlns:xsi="http://www.w3.org/2001/XMLSchema-instance" xmlns:pc="http://schemas.microsoft.com/office/infopath/2007/PartnerControls">
-  <documentManagement>
-    <_activity xmlns="7a7075c7-719f-4fa3-a2f0-2346c1b30043" xsi:nil="true"/>
-  </documentManagement>
-</p:properties>
-</file>
-
-<file path=customXml/item3.xml><?xml version="1.0" encoding="utf-8"?>
-<?mso-contentType ?>
-<FormTemplates xmlns="http://schemas.microsoft.com/sharepoint/v3/contenttype/forms">
-  <Display>DocumentLibraryForm</Display>
-  <Edit>DocumentLibraryForm</Edit>
-  <New>DocumentLibraryForm</New>
-</FormTemplates>
-</file>
-
 <file path=customXml/item4.xml><?xml version="1.0" encoding="utf-8"?>
 <b:Sources xmlns:b="http://schemas.openxmlformats.org/officeDocument/2006/bibliography" xmlns="http://schemas.openxmlformats.org/officeDocument/2006/bibliography" SelectedStyle="\APASixthEditionOfficeOnline.xsl" StyleName="APA" Version="6"/>
 </file>
 
 <file path=customXml/itemProps1.xml><?xml version="1.0" encoding="utf-8"?>
+<ds:datastoreItem xmlns:ds="http://schemas.openxmlformats.org/officeDocument/2006/customXml" ds:itemID="{F4A2C6B6-6235-4493-B188-224B1EE05A45}">
+  <ds:schemaRefs>
+    <ds:schemaRef ds:uri="http://schemas.microsoft.com/sharepoint/v3/contenttype/forms"/>
+  </ds:schemaRefs>
+</ds:datastoreItem>
+</file>
+
+<file path=customXml/itemProps2.xml><?xml version="1.0" encoding="utf-8"?>
+<ds:datastoreItem xmlns:ds="http://schemas.openxmlformats.org/officeDocument/2006/customXml" ds:itemID="{83A28076-18F7-4F6E-8D67-B3871704298C}">
+  <ds:schemaRefs>
+    <ds:schemaRef ds:uri="http://schemas.microsoft.com/office/2006/metadata/properties"/>
+    <ds:schemaRef ds:uri="http://schemas.microsoft.com/office/infopath/2007/PartnerControls"/>
+    <ds:schemaRef ds:uri="7a7075c7-719f-4fa3-a2f0-2346c1b30043"/>
+  </ds:schemaRefs>
+</ds:datastoreItem>
+</file>
+
+<file path=customXml/itemProps3.xml><?xml version="1.0" encoding="utf-8"?>
 <ds:datastoreItem xmlns:ds="http://schemas.openxmlformats.org/officeDocument/2006/customXml" ds:itemID="{156DCBA0-AAA0-4EA5-A878-79835756F6C5}">
   <ds:schemaRefs>
     <ds:schemaRef ds:uri="http://schemas.microsoft.com/office/2006/metadata/contentType"/>
@@ -17440,26 +17340,8 @@
 </ds:datastoreItem>
 </file>
 
-<file path=customXml/itemProps2.xml><?xml version="1.0" encoding="utf-8"?>
-<ds:datastoreItem xmlns:ds="http://schemas.openxmlformats.org/officeDocument/2006/customXml" ds:itemID="{83A28076-18F7-4F6E-8D67-B3871704298C}">
-  <ds:schemaRefs>
-    <ds:schemaRef ds:uri="http://schemas.microsoft.com/office/2006/metadata/properties"/>
-    <ds:schemaRef ds:uri="http://schemas.microsoft.com/office/infopath/2007/PartnerControls"/>
-    <ds:schemaRef ds:uri="7a7075c7-719f-4fa3-a2f0-2346c1b30043"/>
-  </ds:schemaRefs>
-</ds:datastoreItem>
-</file>
-
-<file path=customXml/itemProps3.xml><?xml version="1.0" encoding="utf-8"?>
-<ds:datastoreItem xmlns:ds="http://schemas.openxmlformats.org/officeDocument/2006/customXml" ds:itemID="{F4A2C6B6-6235-4493-B188-224B1EE05A45}">
-  <ds:schemaRefs>
-    <ds:schemaRef ds:uri="http://schemas.microsoft.com/sharepoint/v3/contenttype/forms"/>
-  </ds:schemaRefs>
-</ds:datastoreItem>
-</file>
-
 <file path=customXml/itemProps4.xml><?xml version="1.0" encoding="utf-8"?>
-<ds:datastoreItem xmlns:ds="http://schemas.openxmlformats.org/officeDocument/2006/customXml" ds:itemID="{512776DE-9EF0-482C-B0BB-85C6AC9B8D8E}">
+<ds:datastoreItem xmlns:ds="http://schemas.openxmlformats.org/officeDocument/2006/customXml" ds:itemID="{F1F7BE13-C80F-4115-866A-B633C6E0107A}">
   <ds:schemaRefs>
     <ds:schemaRef ds:uri="http://schemas.openxmlformats.org/officeDocument/2006/bibliography"/>
   </ds:schemaRefs>

--- a/Documentação/DOCUMENTO-SENAI-APEX-00.docx
+++ b/Documentação/DOCUMENTO-SENAI-APEX-00.docx
@@ -12,6 +12,8 @@
           <w:szCs w:val="28"/>
         </w:rPr>
       </w:pPr>
+      <w:bookmarkStart w:id="0" w:name="_GoBack"/>
+      <w:bookmarkEnd w:id="0"/>
       <w:r>
         <w:rPr>
           <w:rFonts w:ascii="Times New Roman" w:hAnsi="Times New Roman" w:cs="Times New Roman"/>
@@ -4428,25 +4430,7 @@
             <w:b/>
             <w:noProof/>
           </w:rPr>
-          <w:t>Figu</w:t>
-        </w:r>
-        <w:r>
-          <w:rPr>
-            <w:rStyle w:val="Hyperlink"/>
-            <w:rFonts w:ascii="Times New Roman" w:hAnsi="Times New Roman" w:cs="Times New Roman"/>
-            <w:b/>
-            <w:noProof/>
-          </w:rPr>
-          <w:t>r</w:t>
-        </w:r>
-        <w:r>
-          <w:rPr>
-            <w:rStyle w:val="Hyperlink"/>
-            <w:rFonts w:ascii="Times New Roman" w:hAnsi="Times New Roman" w:cs="Times New Roman"/>
-            <w:b/>
-            <w:noProof/>
-          </w:rPr>
-          <w:t xml:space="preserve">a 1 – </w:t>
+          <w:t xml:space="preserve">Figura 1 – </w:t>
         </w:r>
         <w:r>
           <w:rPr>
@@ -7051,8 +7035,8 @@
           <w:szCs w:val="24"/>
         </w:rPr>
       </w:pPr>
-      <w:bookmarkStart w:id="0" w:name="_Toc213056281"/>
-      <w:bookmarkStart w:id="1" w:name="_Toc221864879"/>
+      <w:bookmarkStart w:id="1" w:name="_Toc213056281"/>
+      <w:bookmarkStart w:id="2" w:name="_Toc221864879"/>
       <w:r>
         <w:rPr>
           <w:rFonts w:ascii="Times New Roman" w:hAnsi="Times New Roman" w:cs="Times New Roman"/>
@@ -7083,8 +7067,8 @@
         </w:rPr>
         <w:t>NTRODUÇÃO</w:t>
       </w:r>
-      <w:bookmarkEnd w:id="0"/>
       <w:bookmarkEnd w:id="1"/>
+      <w:bookmarkEnd w:id="2"/>
     </w:p>
     <w:p>
       <w:pPr>
@@ -7735,8 +7719,8 @@
           <w:szCs w:val="24"/>
         </w:rPr>
       </w:pPr>
-      <w:bookmarkStart w:id="2" w:name="_Toc213056282"/>
-      <w:bookmarkStart w:id="3" w:name="_Toc221864880"/>
+      <w:bookmarkStart w:id="3" w:name="_Toc213056282"/>
+      <w:bookmarkStart w:id="4" w:name="_Toc221864880"/>
       <w:r>
         <w:rPr>
           <w:rFonts w:ascii="Times New Roman" w:hAnsi="Times New Roman" w:cs="Times New Roman"/>
@@ -7758,8 +7742,8 @@
         </w:rPr>
         <w:t>DESENVOLVIMENTO</w:t>
       </w:r>
-      <w:bookmarkEnd w:id="2"/>
       <w:bookmarkEnd w:id="3"/>
+      <w:bookmarkEnd w:id="4"/>
     </w:p>
     <w:p>
       <w:pPr>
@@ -8246,8 +8230,8 @@
           <w:szCs w:val="24"/>
         </w:rPr>
       </w:pPr>
-      <w:bookmarkStart w:id="4" w:name="_Toc213056283"/>
-      <w:bookmarkStart w:id="5" w:name="_Toc221864881"/>
+      <w:bookmarkStart w:id="5" w:name="_Toc213056283"/>
+      <w:bookmarkStart w:id="6" w:name="_Toc221864881"/>
       <w:r>
         <w:rPr>
           <w:rFonts w:ascii="Times New Roman" w:hAnsi="Times New Roman" w:cs="Times New Roman"/>
@@ -8258,8 +8242,8 @@
         </w:rPr>
         <w:t>2.1 Objetivo geral</w:t>
       </w:r>
-      <w:bookmarkEnd w:id="4"/>
       <w:bookmarkEnd w:id="5"/>
+      <w:bookmarkEnd w:id="6"/>
     </w:p>
     <w:p>
       <w:pPr>
@@ -8458,8 +8442,8 @@
           <w:szCs w:val="24"/>
         </w:rPr>
       </w:pPr>
-      <w:bookmarkStart w:id="6" w:name="_Toc213056284"/>
-      <w:bookmarkStart w:id="7" w:name="_Toc221864882"/>
+      <w:bookmarkStart w:id="7" w:name="_Toc213056284"/>
+      <w:bookmarkStart w:id="8" w:name="_Toc221864882"/>
       <w:r>
         <w:rPr>
           <w:rFonts w:ascii="Times New Roman" w:hAnsi="Times New Roman" w:cs="Times New Roman"/>
@@ -8490,8 +8474,8 @@
         </w:rPr>
         <w:t xml:space="preserve"> Objetivos específicos</w:t>
       </w:r>
-      <w:bookmarkEnd w:id="6"/>
       <w:bookmarkEnd w:id="7"/>
+      <w:bookmarkEnd w:id="8"/>
     </w:p>
     <w:p>
       <w:pPr>
@@ -8723,8 +8707,8 @@
           <w:szCs w:val="24"/>
         </w:rPr>
       </w:pPr>
-      <w:bookmarkStart w:id="8" w:name="_Toc213056285"/>
-      <w:bookmarkStart w:id="9" w:name="_Toc221864883"/>
+      <w:bookmarkStart w:id="9" w:name="_Toc213056285"/>
+      <w:bookmarkStart w:id="10" w:name="_Toc221864883"/>
       <w:r>
         <w:rPr>
           <w:rFonts w:ascii="Times New Roman" w:hAnsi="Times New Roman" w:cs="Times New Roman"/>
@@ -8746,8 +8730,8 @@
         </w:rPr>
         <w:t>MÉTODOLOGIA</w:t>
       </w:r>
-      <w:bookmarkEnd w:id="8"/>
       <w:bookmarkEnd w:id="9"/>
+      <w:bookmarkEnd w:id="10"/>
     </w:p>
     <w:p>
       <w:pPr>
@@ -8790,316 +8774,6 @@
         <w:spacing w:after="0" w:line="360" w:lineRule="auto"/>
         <w:rPr>
           <w:rFonts w:ascii="Times New Roman" w:hAnsi="Times New Roman" w:cs="Times New Roman"/>
-          <w:sz w:val="24"/>
-          <w:szCs w:val="24"/>
-        </w:rPr>
-      </w:pPr>
-    </w:p>
-    <w:p>
-      <w:pPr>
-        <w:spacing w:after="0" w:line="360" w:lineRule="auto"/>
-        <w:rPr>
-          <w:rFonts w:ascii="Times New Roman" w:hAnsi="Times New Roman" w:cs="Times New Roman"/>
-          <w:b/>
-          <w:bCs/>
-          <w:sz w:val="24"/>
-          <w:szCs w:val="24"/>
-        </w:rPr>
-      </w:pPr>
-    </w:p>
-    <w:p>
-      <w:pPr>
-        <w:spacing w:after="0" w:line="360" w:lineRule="auto"/>
-        <w:rPr>
-          <w:rFonts w:ascii="Times New Roman" w:hAnsi="Times New Roman" w:cs="Times New Roman"/>
-          <w:b/>
-          <w:bCs/>
-          <w:sz w:val="24"/>
-          <w:szCs w:val="24"/>
-        </w:rPr>
-      </w:pPr>
-    </w:p>
-    <w:p>
-      <w:pPr>
-        <w:spacing w:after="0" w:line="360" w:lineRule="auto"/>
-        <w:rPr>
-          <w:rFonts w:ascii="Times New Roman" w:hAnsi="Times New Roman" w:cs="Times New Roman"/>
-          <w:b/>
-          <w:bCs/>
-          <w:sz w:val="24"/>
-          <w:szCs w:val="24"/>
-        </w:rPr>
-      </w:pPr>
-    </w:p>
-    <w:p>
-      <w:pPr>
-        <w:spacing w:after="0" w:line="360" w:lineRule="auto"/>
-        <w:rPr>
-          <w:rFonts w:ascii="Times New Roman" w:hAnsi="Times New Roman" w:cs="Times New Roman"/>
-          <w:b/>
-          <w:bCs/>
-          <w:sz w:val="24"/>
-          <w:szCs w:val="24"/>
-        </w:rPr>
-      </w:pPr>
-    </w:p>
-    <w:p>
-      <w:pPr>
-        <w:spacing w:after="0" w:line="360" w:lineRule="auto"/>
-        <w:rPr>
-          <w:rFonts w:ascii="Times New Roman" w:hAnsi="Times New Roman" w:cs="Times New Roman"/>
-          <w:b/>
-          <w:bCs/>
-          <w:sz w:val="24"/>
-          <w:szCs w:val="24"/>
-        </w:rPr>
-      </w:pPr>
-    </w:p>
-    <w:p>
-      <w:pPr>
-        <w:spacing w:after="0" w:line="360" w:lineRule="auto"/>
-        <w:rPr>
-          <w:rFonts w:ascii="Times New Roman" w:hAnsi="Times New Roman" w:cs="Times New Roman"/>
-          <w:b/>
-          <w:bCs/>
-          <w:sz w:val="24"/>
-          <w:szCs w:val="24"/>
-        </w:rPr>
-      </w:pPr>
-    </w:p>
-    <w:p>
-      <w:pPr>
-        <w:spacing w:after="0" w:line="360" w:lineRule="auto"/>
-        <w:rPr>
-          <w:rFonts w:ascii="Times New Roman" w:hAnsi="Times New Roman" w:cs="Times New Roman"/>
-          <w:b/>
-          <w:bCs/>
-          <w:sz w:val="24"/>
-          <w:szCs w:val="24"/>
-        </w:rPr>
-      </w:pPr>
-    </w:p>
-    <w:p>
-      <w:pPr>
-        <w:spacing w:after="0" w:line="360" w:lineRule="auto"/>
-        <w:rPr>
-          <w:rFonts w:ascii="Times New Roman" w:hAnsi="Times New Roman" w:cs="Times New Roman"/>
-          <w:b/>
-          <w:bCs/>
-          <w:sz w:val="24"/>
-          <w:szCs w:val="24"/>
-        </w:rPr>
-      </w:pPr>
-    </w:p>
-    <w:p>
-      <w:pPr>
-        <w:spacing w:after="0" w:line="360" w:lineRule="auto"/>
-        <w:rPr>
-          <w:rFonts w:ascii="Times New Roman" w:hAnsi="Times New Roman" w:cs="Times New Roman"/>
-          <w:b/>
-          <w:bCs/>
-          <w:sz w:val="24"/>
-          <w:szCs w:val="24"/>
-        </w:rPr>
-      </w:pPr>
-    </w:p>
-    <w:p>
-      <w:pPr>
-        <w:spacing w:after="0" w:line="360" w:lineRule="auto"/>
-        <w:rPr>
-          <w:rFonts w:ascii="Times New Roman" w:hAnsi="Times New Roman" w:cs="Times New Roman"/>
-          <w:b/>
-          <w:bCs/>
-          <w:sz w:val="24"/>
-          <w:szCs w:val="24"/>
-        </w:rPr>
-      </w:pPr>
-    </w:p>
-    <w:p>
-      <w:pPr>
-        <w:spacing w:after="0" w:line="360" w:lineRule="auto"/>
-        <w:rPr>
-          <w:rFonts w:ascii="Times New Roman" w:hAnsi="Times New Roman" w:cs="Times New Roman"/>
-          <w:b/>
-          <w:bCs/>
-          <w:sz w:val="24"/>
-          <w:szCs w:val="24"/>
-        </w:rPr>
-      </w:pPr>
-    </w:p>
-    <w:p>
-      <w:pPr>
-        <w:spacing w:after="0" w:line="360" w:lineRule="auto"/>
-        <w:rPr>
-          <w:rFonts w:ascii="Times New Roman" w:hAnsi="Times New Roman" w:cs="Times New Roman"/>
-          <w:b/>
-          <w:bCs/>
-          <w:sz w:val="24"/>
-          <w:szCs w:val="24"/>
-        </w:rPr>
-      </w:pPr>
-    </w:p>
-    <w:p>
-      <w:pPr>
-        <w:spacing w:after="0" w:line="360" w:lineRule="auto"/>
-        <w:rPr>
-          <w:rFonts w:ascii="Times New Roman" w:hAnsi="Times New Roman" w:cs="Times New Roman"/>
-          <w:b/>
-          <w:bCs/>
-          <w:sz w:val="24"/>
-          <w:szCs w:val="24"/>
-        </w:rPr>
-      </w:pPr>
-    </w:p>
-    <w:p>
-      <w:pPr>
-        <w:spacing w:after="0" w:line="360" w:lineRule="auto"/>
-        <w:rPr>
-          <w:rFonts w:ascii="Times New Roman" w:hAnsi="Times New Roman" w:cs="Times New Roman"/>
-          <w:b/>
-          <w:bCs/>
-          <w:sz w:val="24"/>
-          <w:szCs w:val="24"/>
-        </w:rPr>
-      </w:pPr>
-    </w:p>
-    <w:p>
-      <w:pPr>
-        <w:spacing w:after="0" w:line="360" w:lineRule="auto"/>
-        <w:rPr>
-          <w:rFonts w:ascii="Times New Roman" w:hAnsi="Times New Roman" w:cs="Times New Roman"/>
-          <w:b/>
-          <w:bCs/>
-          <w:sz w:val="24"/>
-          <w:szCs w:val="24"/>
-        </w:rPr>
-      </w:pPr>
-    </w:p>
-    <w:p>
-      <w:pPr>
-        <w:spacing w:after="0" w:line="360" w:lineRule="auto"/>
-        <w:rPr>
-          <w:rFonts w:ascii="Times New Roman" w:hAnsi="Times New Roman" w:cs="Times New Roman"/>
-          <w:b/>
-          <w:bCs/>
-          <w:sz w:val="24"/>
-          <w:szCs w:val="24"/>
-        </w:rPr>
-      </w:pPr>
-    </w:p>
-    <w:p>
-      <w:pPr>
-        <w:spacing w:after="0" w:line="360" w:lineRule="auto"/>
-        <w:rPr>
-          <w:rFonts w:ascii="Times New Roman" w:hAnsi="Times New Roman" w:cs="Times New Roman"/>
-          <w:b/>
-          <w:bCs/>
-          <w:sz w:val="24"/>
-          <w:szCs w:val="24"/>
-        </w:rPr>
-      </w:pPr>
-    </w:p>
-    <w:p>
-      <w:pPr>
-        <w:spacing w:after="0" w:line="360" w:lineRule="auto"/>
-        <w:rPr>
-          <w:rFonts w:ascii="Times New Roman" w:hAnsi="Times New Roman" w:cs="Times New Roman"/>
-          <w:b/>
-          <w:bCs/>
-          <w:sz w:val="24"/>
-          <w:szCs w:val="24"/>
-        </w:rPr>
-      </w:pPr>
-    </w:p>
-    <w:p>
-      <w:pPr>
-        <w:spacing w:after="0" w:line="360" w:lineRule="auto"/>
-        <w:rPr>
-          <w:rFonts w:ascii="Times New Roman" w:hAnsi="Times New Roman" w:cs="Times New Roman"/>
-          <w:b/>
-          <w:bCs/>
-          <w:sz w:val="24"/>
-          <w:szCs w:val="24"/>
-        </w:rPr>
-      </w:pPr>
-    </w:p>
-    <w:p>
-      <w:pPr>
-        <w:spacing w:after="0" w:line="360" w:lineRule="auto"/>
-        <w:rPr>
-          <w:rFonts w:ascii="Times New Roman" w:hAnsi="Times New Roman" w:cs="Times New Roman"/>
-          <w:b/>
-          <w:bCs/>
-          <w:sz w:val="24"/>
-          <w:szCs w:val="24"/>
-        </w:rPr>
-      </w:pPr>
-    </w:p>
-    <w:p>
-      <w:pPr>
-        <w:spacing w:after="0" w:line="360" w:lineRule="auto"/>
-        <w:rPr>
-          <w:rFonts w:ascii="Times New Roman" w:hAnsi="Times New Roman" w:cs="Times New Roman"/>
-          <w:b/>
-          <w:bCs/>
-          <w:sz w:val="24"/>
-          <w:szCs w:val="24"/>
-        </w:rPr>
-      </w:pPr>
-    </w:p>
-    <w:p>
-      <w:pPr>
-        <w:spacing w:after="0" w:line="360" w:lineRule="auto"/>
-        <w:rPr>
-          <w:rFonts w:ascii="Times New Roman" w:hAnsi="Times New Roman" w:cs="Times New Roman"/>
-          <w:b/>
-          <w:bCs/>
-          <w:sz w:val="24"/>
-          <w:szCs w:val="24"/>
-        </w:rPr>
-      </w:pPr>
-    </w:p>
-    <w:p>
-      <w:pPr>
-        <w:spacing w:after="0" w:line="360" w:lineRule="auto"/>
-        <w:rPr>
-          <w:rFonts w:ascii="Times New Roman" w:hAnsi="Times New Roman" w:cs="Times New Roman"/>
-          <w:b/>
-          <w:bCs/>
-          <w:sz w:val="24"/>
-          <w:szCs w:val="24"/>
-        </w:rPr>
-      </w:pPr>
-    </w:p>
-    <w:p>
-      <w:pPr>
-        <w:spacing w:after="0" w:line="360" w:lineRule="auto"/>
-        <w:rPr>
-          <w:rFonts w:ascii="Times New Roman" w:hAnsi="Times New Roman" w:cs="Times New Roman"/>
-          <w:b/>
-          <w:bCs/>
-          <w:sz w:val="24"/>
-          <w:szCs w:val="24"/>
-        </w:rPr>
-      </w:pPr>
-    </w:p>
-    <w:p>
-      <w:pPr>
-        <w:spacing w:after="0" w:line="360" w:lineRule="auto"/>
-        <w:rPr>
-          <w:rFonts w:ascii="Times New Roman" w:hAnsi="Times New Roman" w:cs="Times New Roman"/>
-          <w:b/>
-          <w:bCs/>
-          <w:sz w:val="24"/>
-          <w:szCs w:val="24"/>
-        </w:rPr>
-      </w:pPr>
-    </w:p>
-    <w:p>
-      <w:pPr>
-        <w:spacing w:after="0" w:line="360" w:lineRule="auto"/>
-        <w:rPr>
-          <w:rFonts w:ascii="Times New Roman" w:hAnsi="Times New Roman" w:cs="Times New Roman"/>
           <w:b/>
           <w:bCs/>
           <w:sz w:val="24"/>
@@ -9119,17 +8793,16 @@
           <w:szCs w:val="24"/>
         </w:rPr>
       </w:pPr>
-      <w:bookmarkStart w:id="10" w:name="_Toc213056286"/>
-      <w:bookmarkStart w:id="11" w:name="_Toc221864884"/>
-      <w:r>
-        <w:rPr>
-          <w:rFonts w:ascii="Times New Roman" w:hAnsi="Times New Roman" w:cs="Times New Roman"/>
-          <w:b/>
-          <w:bCs/>
-          <w:sz w:val="24"/>
-          <w:szCs w:val="24"/>
-        </w:rPr>
-        <w:lastRenderedPageBreak/>
+      <w:bookmarkStart w:id="11" w:name="_Toc213056286"/>
+      <w:bookmarkStart w:id="12" w:name="_Toc221864884"/>
+      <w:r>
+        <w:rPr>
+          <w:rFonts w:ascii="Times New Roman" w:hAnsi="Times New Roman" w:cs="Times New Roman"/>
+          <w:b/>
+          <w:bCs/>
+          <w:sz w:val="24"/>
+          <w:szCs w:val="24"/>
+        </w:rPr>
         <w:t>4</w:t>
       </w:r>
       <w:r>
@@ -9172,8 +8845,8 @@
         </w:rPr>
         <w:t>S</w:t>
       </w:r>
-      <w:bookmarkEnd w:id="10"/>
       <w:bookmarkEnd w:id="11"/>
+      <w:bookmarkEnd w:id="12"/>
     </w:p>
     <w:p>
       <w:pPr>
@@ -9187,8 +8860,8 @@
           <w:szCs w:val="24"/>
         </w:rPr>
       </w:pPr>
-      <w:bookmarkStart w:id="12" w:name="_Toc213056287"/>
-      <w:bookmarkStart w:id="13" w:name="_Toc221864885"/>
+      <w:bookmarkStart w:id="13" w:name="_Toc213056287"/>
+      <w:bookmarkStart w:id="14" w:name="_Toc221864885"/>
       <w:r>
         <w:rPr>
           <w:rFonts w:ascii="Times New Roman" w:hAnsi="Times New Roman" w:cs="Times New Roman"/>
@@ -9210,8 +8883,8 @@
         </w:rPr>
         <w:t>VsCode</w:t>
       </w:r>
-      <w:bookmarkEnd w:id="12"/>
       <w:bookmarkEnd w:id="13"/>
+      <w:bookmarkEnd w:id="14"/>
       <w:proofErr w:type="spellEnd"/>
     </w:p>
     <w:p>
@@ -9504,7 +9177,7 @@
           <w:szCs w:val="24"/>
         </w:rPr>
       </w:pPr>
-      <w:bookmarkStart w:id="14" w:name="_Toc215495515"/>
+      <w:bookmarkStart w:id="15" w:name="_Toc215495515"/>
       <w:r>
         <w:rPr>
           <w:rFonts w:ascii="Times New Roman" w:hAnsi="Times New Roman" w:cs="Times New Roman"/>
@@ -9514,6 +9187,7 @@
           <w:sz w:val="24"/>
           <w:szCs w:val="24"/>
         </w:rPr>
+        <w:lastRenderedPageBreak/>
         <w:t xml:space="preserve">Figura </w:t>
       </w:r>
       <w:r>
@@ -9604,7 +9278,7 @@
         </w:rPr>
         <w:t>VsCode</w:t>
       </w:r>
-      <w:bookmarkEnd w:id="14"/>
+      <w:bookmarkEnd w:id="15"/>
       <w:proofErr w:type="spellEnd"/>
     </w:p>
     <w:p>
@@ -9613,6 +9287,9 @@
         <w:spacing w:after="0" w:line="360" w:lineRule="auto"/>
       </w:pPr>
       <w:r>
+        <w:rPr>
+          <w:noProof/>
+        </w:rPr>
         <w:drawing>
           <wp:inline distT="0" distB="0" distL="0" distR="0" wp14:anchorId="7B8A9699" wp14:editId="16CF5075">
             <wp:extent cx="5760085" cy="3109595"/>
@@ -9724,8 +9401,8 @@
           <w:szCs w:val="24"/>
         </w:rPr>
       </w:pPr>
-      <w:bookmarkStart w:id="15" w:name="_Toc213056288"/>
-      <w:bookmarkStart w:id="16" w:name="_Toc221864886"/>
+      <w:bookmarkStart w:id="16" w:name="_Toc213056288"/>
+      <w:bookmarkStart w:id="17" w:name="_Toc221864886"/>
       <w:r>
         <w:rPr>
           <w:rFonts w:ascii="Times New Roman" w:hAnsi="Times New Roman" w:cs="Times New Roman"/>
@@ -9736,8 +9413,8 @@
         </w:rPr>
         <w:t>4.2 HTML</w:t>
       </w:r>
-      <w:bookmarkEnd w:id="15"/>
       <w:bookmarkEnd w:id="16"/>
+      <w:bookmarkEnd w:id="17"/>
     </w:p>
     <w:p>
       <w:pPr>
@@ -9998,7 +9675,16 @@
           <w:sz w:val="24"/>
           <w:szCs w:val="24"/>
         </w:rPr>
-        <w:t xml:space="preserve">garantindo que o projeto seja funcional, interativo e compatível com padrões modernos de desenvolvimento web. </w:t>
+        <w:t xml:space="preserve">garantindo que o projeto seja funcional, interativo e compatível com </w:t>
+      </w:r>
+      <w:r>
+        <w:rPr>
+          <w:rFonts w:ascii="Times New Roman" w:hAnsi="Times New Roman" w:cs="Times New Roman"/>
+          <w:sz w:val="24"/>
+          <w:szCs w:val="24"/>
+        </w:rPr>
+        <w:lastRenderedPageBreak/>
+        <w:t xml:space="preserve">padrões modernos de desenvolvimento web. </w:t>
       </w:r>
       <w:r>
         <w:rPr>
@@ -10061,9 +9747,7 @@
           <w:szCs w:val="24"/>
         </w:rPr>
       </w:pPr>
-      <w:bookmarkStart w:id="17" w:name="_Toc215495516"/>
-      <w:bookmarkStart w:id="18" w:name="_GoBack"/>
-      <w:bookmarkEnd w:id="18"/>
+      <w:bookmarkStart w:id="18" w:name="_Toc215495516"/>
       <w:r>
         <w:rPr>
           <w:rFonts w:ascii="Times New Roman" w:hAnsi="Times New Roman" w:cs="Times New Roman"/>
@@ -10073,7 +9757,6 @@
           <w:sz w:val="24"/>
           <w:szCs w:val="24"/>
         </w:rPr>
-        <w:lastRenderedPageBreak/>
         <w:t xml:space="preserve">Figura </w:t>
       </w:r>
       <w:r>
@@ -10153,20 +9836,21 @@
         </w:rPr>
         <w:t>HTML</w:t>
       </w:r>
-      <w:bookmarkEnd w:id="17"/>
-    </w:p>
-    <w:p>
-      <w:pPr>
-        <w:spacing w:after="0" w:line="360" w:lineRule="auto"/>
-        <w:rPr>
-          <w:rFonts w:ascii="Times New Roman" w:hAnsi="Times New Roman" w:cs="Times New Roman"/>
-          <w:sz w:val="24"/>
-          <w:szCs w:val="24"/>
-        </w:rPr>
-      </w:pPr>
-      <w:r>
-        <w:rPr>
-          <w:rFonts w:ascii="Times New Roman" w:hAnsi="Times New Roman" w:cs="Times New Roman"/>
+      <w:bookmarkEnd w:id="18"/>
+    </w:p>
+    <w:p>
+      <w:pPr>
+        <w:spacing w:after="0" w:line="360" w:lineRule="auto"/>
+        <w:rPr>
+          <w:rFonts w:ascii="Times New Roman" w:hAnsi="Times New Roman" w:cs="Times New Roman"/>
+          <w:sz w:val="24"/>
+          <w:szCs w:val="24"/>
+        </w:rPr>
+      </w:pPr>
+      <w:r>
+        <w:rPr>
+          <w:rFonts w:ascii="Times New Roman" w:hAnsi="Times New Roman" w:cs="Times New Roman"/>
+          <w:noProof/>
           <w:sz w:val="24"/>
           <w:szCs w:val="24"/>
         </w:rPr>
@@ -10501,6 +10185,7 @@
       <w:r>
         <w:rPr>
           <w:rFonts w:ascii="Times New Roman" w:hAnsi="Times New Roman" w:cs="Times New Roman"/>
+          <w:noProof/>
           <w:sz w:val="24"/>
           <w:szCs w:val="24"/>
         </w:rPr>
@@ -10566,70 +10251,6 @@
     <w:p>
       <w:pPr>
         <w:spacing w:after="0" w:line="360" w:lineRule="auto"/>
-        <w:rPr>
-          <w:rFonts w:ascii="Times New Roman" w:hAnsi="Times New Roman" w:cs="Times New Roman"/>
-        </w:rPr>
-      </w:pPr>
-    </w:p>
-    <w:p>
-      <w:pPr>
-        <w:spacing w:after="0" w:line="360" w:lineRule="auto"/>
-        <w:rPr>
-          <w:rFonts w:ascii="Times New Roman" w:hAnsi="Times New Roman" w:cs="Times New Roman"/>
-        </w:rPr>
-      </w:pPr>
-    </w:p>
-    <w:p>
-      <w:pPr>
-        <w:spacing w:after="0" w:line="360" w:lineRule="auto"/>
-        <w:rPr>
-          <w:rFonts w:ascii="Times New Roman" w:hAnsi="Times New Roman" w:cs="Times New Roman"/>
-        </w:rPr>
-      </w:pPr>
-    </w:p>
-    <w:p>
-      <w:pPr>
-        <w:spacing w:after="0" w:line="360" w:lineRule="auto"/>
-        <w:rPr>
-          <w:rFonts w:ascii="Times New Roman" w:hAnsi="Times New Roman" w:cs="Times New Roman"/>
-        </w:rPr>
-      </w:pPr>
-    </w:p>
-    <w:p>
-      <w:pPr>
-        <w:spacing w:after="0" w:line="360" w:lineRule="auto"/>
-        <w:rPr>
-          <w:rFonts w:ascii="Times New Roman" w:hAnsi="Times New Roman" w:cs="Times New Roman"/>
-        </w:rPr>
-      </w:pPr>
-    </w:p>
-    <w:p>
-      <w:pPr>
-        <w:spacing w:after="0" w:line="360" w:lineRule="auto"/>
-        <w:rPr>
-          <w:rFonts w:ascii="Times New Roman" w:hAnsi="Times New Roman" w:cs="Times New Roman"/>
-        </w:rPr>
-      </w:pPr>
-    </w:p>
-    <w:p>
-      <w:pPr>
-        <w:spacing w:after="0" w:line="360" w:lineRule="auto"/>
-        <w:rPr>
-          <w:rFonts w:ascii="Times New Roman" w:hAnsi="Times New Roman" w:cs="Times New Roman"/>
-        </w:rPr>
-      </w:pPr>
-    </w:p>
-    <w:p>
-      <w:pPr>
-        <w:spacing w:after="0" w:line="360" w:lineRule="auto"/>
-        <w:rPr>
-          <w:rFonts w:ascii="Times New Roman" w:hAnsi="Times New Roman" w:cs="Times New Roman"/>
-        </w:rPr>
-      </w:pPr>
-    </w:p>
-    <w:p>
-      <w:pPr>
-        <w:spacing w:after="0" w:line="360" w:lineRule="auto"/>
         <w:outlineLvl w:val="1"/>
         <w:rPr>
           <w:rFonts w:ascii="Times New Roman" w:hAnsi="Times New Roman" w:cs="Times New Roman"/>
@@ -10662,7 +10283,6 @@
           <w:sz w:val="24"/>
           <w:szCs w:val="24"/>
         </w:rPr>
-        <w:lastRenderedPageBreak/>
         <w:t xml:space="preserve">4.4 </w:t>
       </w:r>
       <w:proofErr w:type="spellStart"/>
@@ -10861,6 +10481,7 @@
           <w:sz w:val="24"/>
           <w:szCs w:val="24"/>
         </w:rPr>
+        <w:lastRenderedPageBreak/>
         <w:t xml:space="preserve">No projeto, o </w:t>
       </w:r>
       <w:proofErr w:type="spellStart"/>
@@ -11044,6 +10665,7 @@
           <w:rFonts w:ascii="Times New Roman" w:hAnsi="Times New Roman" w:cs="Times New Roman"/>
           <w:b/>
           <w:bCs/>
+          <w:noProof/>
           <w:sz w:val="24"/>
           <w:szCs w:val="24"/>
         </w:rPr>
@@ -11089,14 +10711,147 @@
         <w:spacing w:after="0" w:line="360" w:lineRule="auto"/>
         <w:rPr>
           <w:rFonts w:ascii="Times New Roman" w:hAnsi="Times New Roman" w:cs="Times New Roman"/>
-        </w:rPr>
-      </w:pPr>
-      <w:r>
-        <w:rPr>
-          <w:rFonts w:ascii="Times New Roman" w:hAnsi="Times New Roman" w:cs="Times New Roman"/>
-          <w:b/>
-          <w:bCs/>
-        </w:rPr>
+          <w:b/>
+          <w:bCs/>
+          <w:sz w:val="24"/>
+          <w:szCs w:val="24"/>
+        </w:rPr>
+      </w:pPr>
+    </w:p>
+    <w:p>
+      <w:pPr>
+        <w:spacing w:after="0" w:line="360" w:lineRule="auto"/>
+        <w:rPr>
+          <w:rFonts w:ascii="Times New Roman" w:hAnsi="Times New Roman" w:cs="Times New Roman"/>
+          <w:b/>
+          <w:bCs/>
+          <w:sz w:val="24"/>
+          <w:szCs w:val="24"/>
+        </w:rPr>
+      </w:pPr>
+    </w:p>
+    <w:p>
+      <w:pPr>
+        <w:spacing w:after="0" w:line="360" w:lineRule="auto"/>
+        <w:rPr>
+          <w:rFonts w:ascii="Times New Roman" w:hAnsi="Times New Roman" w:cs="Times New Roman"/>
+          <w:b/>
+          <w:bCs/>
+          <w:sz w:val="24"/>
+          <w:szCs w:val="24"/>
+        </w:rPr>
+      </w:pPr>
+    </w:p>
+    <w:p>
+      <w:pPr>
+        <w:spacing w:after="0" w:line="360" w:lineRule="auto"/>
+        <w:rPr>
+          <w:rFonts w:ascii="Times New Roman" w:hAnsi="Times New Roman" w:cs="Times New Roman"/>
+          <w:b/>
+          <w:bCs/>
+          <w:sz w:val="24"/>
+          <w:szCs w:val="24"/>
+        </w:rPr>
+      </w:pPr>
+    </w:p>
+    <w:p>
+      <w:pPr>
+        <w:spacing w:after="0" w:line="360" w:lineRule="auto"/>
+        <w:rPr>
+          <w:rFonts w:ascii="Times New Roman" w:hAnsi="Times New Roman" w:cs="Times New Roman"/>
+          <w:b/>
+          <w:bCs/>
+          <w:sz w:val="24"/>
+          <w:szCs w:val="24"/>
+        </w:rPr>
+      </w:pPr>
+    </w:p>
+    <w:p>
+      <w:pPr>
+        <w:spacing w:after="0" w:line="360" w:lineRule="auto"/>
+        <w:rPr>
+          <w:rFonts w:ascii="Times New Roman" w:hAnsi="Times New Roman" w:cs="Times New Roman"/>
+          <w:b/>
+          <w:bCs/>
+          <w:sz w:val="24"/>
+          <w:szCs w:val="24"/>
+        </w:rPr>
+      </w:pPr>
+    </w:p>
+    <w:p>
+      <w:pPr>
+        <w:spacing w:after="0" w:line="360" w:lineRule="auto"/>
+        <w:rPr>
+          <w:rFonts w:ascii="Times New Roman" w:hAnsi="Times New Roman" w:cs="Times New Roman"/>
+          <w:b/>
+          <w:bCs/>
+          <w:sz w:val="24"/>
+          <w:szCs w:val="24"/>
+        </w:rPr>
+      </w:pPr>
+    </w:p>
+    <w:p>
+      <w:pPr>
+        <w:spacing w:after="0" w:line="360" w:lineRule="auto"/>
+        <w:rPr>
+          <w:rFonts w:ascii="Times New Roman" w:hAnsi="Times New Roman" w:cs="Times New Roman"/>
+          <w:b/>
+          <w:bCs/>
+          <w:sz w:val="24"/>
+          <w:szCs w:val="24"/>
+        </w:rPr>
+      </w:pPr>
+    </w:p>
+    <w:p>
+      <w:pPr>
+        <w:spacing w:after="0" w:line="360" w:lineRule="auto"/>
+        <w:rPr>
+          <w:rFonts w:ascii="Times New Roman" w:hAnsi="Times New Roman" w:cs="Times New Roman"/>
+          <w:b/>
+          <w:bCs/>
+          <w:sz w:val="24"/>
+          <w:szCs w:val="24"/>
+        </w:rPr>
+      </w:pPr>
+    </w:p>
+    <w:p>
+      <w:pPr>
+        <w:spacing w:after="0" w:line="360" w:lineRule="auto"/>
+        <w:rPr>
+          <w:rFonts w:ascii="Times New Roman" w:hAnsi="Times New Roman" w:cs="Times New Roman"/>
+          <w:b/>
+          <w:bCs/>
+          <w:sz w:val="24"/>
+          <w:szCs w:val="24"/>
+        </w:rPr>
+      </w:pPr>
+    </w:p>
+    <w:p>
+      <w:pPr>
+        <w:spacing w:after="0" w:line="360" w:lineRule="auto"/>
+        <w:rPr>
+          <w:rFonts w:ascii="Times New Roman" w:hAnsi="Times New Roman" w:cs="Times New Roman"/>
+          <w:b/>
+          <w:bCs/>
+          <w:sz w:val="24"/>
+          <w:szCs w:val="24"/>
+        </w:rPr>
+      </w:pPr>
+    </w:p>
+    <w:p>
+      <w:pPr>
+        <w:spacing w:after="0" w:line="360" w:lineRule="auto"/>
+        <w:rPr>
+          <w:rFonts w:ascii="Times New Roman" w:hAnsi="Times New Roman" w:cs="Times New Roman"/>
+        </w:rPr>
+      </w:pPr>
+      <w:r>
+        <w:rPr>
+          <w:rFonts w:ascii="Times New Roman" w:hAnsi="Times New Roman" w:cs="Times New Roman"/>
+          <w:b/>
+          <w:bCs/>
+        </w:rPr>
+        <w:lastRenderedPageBreak/>
         <w:t xml:space="preserve">Fonte: </w:t>
       </w:r>
       <w:r>
@@ -11105,58 +10860,6 @@
         </w:rPr>
         <w:t>Os autores</w:t>
       </w:r>
-    </w:p>
-    <w:p>
-      <w:pPr>
-        <w:spacing w:after="0" w:line="360" w:lineRule="auto"/>
-        <w:outlineLvl w:val="1"/>
-        <w:rPr>
-          <w:rFonts w:ascii="Times New Roman" w:hAnsi="Times New Roman" w:cs="Times New Roman"/>
-          <w:b/>
-          <w:bCs/>
-          <w:sz w:val="24"/>
-          <w:szCs w:val="24"/>
-        </w:rPr>
-      </w:pPr>
-    </w:p>
-    <w:p>
-      <w:pPr>
-        <w:spacing w:after="0" w:line="360" w:lineRule="auto"/>
-        <w:outlineLvl w:val="1"/>
-        <w:rPr>
-          <w:rFonts w:ascii="Times New Roman" w:hAnsi="Times New Roman" w:cs="Times New Roman"/>
-          <w:b/>
-          <w:bCs/>
-          <w:sz w:val="24"/>
-          <w:szCs w:val="24"/>
-        </w:rPr>
-      </w:pPr>
-    </w:p>
-    <w:p>
-      <w:pPr>
-        <w:spacing w:after="0" w:line="360" w:lineRule="auto"/>
-        <w:outlineLvl w:val="1"/>
-        <w:rPr>
-          <w:rFonts w:ascii="Times New Roman" w:hAnsi="Times New Roman" w:cs="Times New Roman"/>
-          <w:b/>
-          <w:bCs/>
-          <w:sz w:val="24"/>
-          <w:szCs w:val="24"/>
-        </w:rPr>
-      </w:pPr>
-    </w:p>
-    <w:p>
-      <w:pPr>
-        <w:spacing w:after="0" w:line="360" w:lineRule="auto"/>
-        <w:outlineLvl w:val="1"/>
-        <w:rPr>
-          <w:rFonts w:ascii="Times New Roman" w:hAnsi="Times New Roman" w:cs="Times New Roman"/>
-          <w:b/>
-          <w:bCs/>
-          <w:sz w:val="24"/>
-          <w:szCs w:val="24"/>
-        </w:rPr>
-      </w:pPr>
     </w:p>
     <w:p>
       <w:pPr>
@@ -11476,7 +11179,6 @@
           <w:sz w:val="24"/>
           <w:szCs w:val="24"/>
         </w:rPr>
-        <w:lastRenderedPageBreak/>
         <w:t xml:space="preserve">Figura </w:t>
       </w:r>
       <w:r>
@@ -11619,6 +11321,7 @@
           <w:b/>
           <w:bCs/>
         </w:rPr>
+        <w:lastRenderedPageBreak/>
         <w:t xml:space="preserve">Fonte: </w:t>
       </w:r>
       <w:r>
@@ -11627,78 +11330,6 @@
         </w:rPr>
         <w:t>Os autores</w:t>
       </w:r>
-    </w:p>
-    <w:p>
-      <w:pPr>
-        <w:spacing w:after="0" w:line="360" w:lineRule="auto"/>
-        <w:rPr>
-          <w:rFonts w:ascii="Times New Roman" w:hAnsi="Times New Roman" w:cs="Times New Roman"/>
-          <w:b/>
-          <w:bCs/>
-          <w:sz w:val="24"/>
-          <w:szCs w:val="24"/>
-        </w:rPr>
-      </w:pPr>
-    </w:p>
-    <w:p>
-      <w:pPr>
-        <w:spacing w:after="0" w:line="360" w:lineRule="auto"/>
-        <w:rPr>
-          <w:rFonts w:ascii="Times New Roman" w:hAnsi="Times New Roman" w:cs="Times New Roman"/>
-          <w:b/>
-          <w:bCs/>
-          <w:sz w:val="24"/>
-          <w:szCs w:val="24"/>
-        </w:rPr>
-      </w:pPr>
-    </w:p>
-    <w:p>
-      <w:pPr>
-        <w:spacing w:after="0" w:line="360" w:lineRule="auto"/>
-        <w:rPr>
-          <w:rFonts w:ascii="Times New Roman" w:hAnsi="Times New Roman" w:cs="Times New Roman"/>
-          <w:b/>
-          <w:bCs/>
-          <w:sz w:val="24"/>
-          <w:szCs w:val="24"/>
-        </w:rPr>
-      </w:pPr>
-    </w:p>
-    <w:p>
-      <w:pPr>
-        <w:spacing w:after="0" w:line="360" w:lineRule="auto"/>
-        <w:rPr>
-          <w:rFonts w:ascii="Times New Roman" w:hAnsi="Times New Roman" w:cs="Times New Roman"/>
-          <w:b/>
-          <w:bCs/>
-          <w:sz w:val="24"/>
-          <w:szCs w:val="24"/>
-        </w:rPr>
-      </w:pPr>
-    </w:p>
-    <w:p>
-      <w:pPr>
-        <w:spacing w:after="0" w:line="360" w:lineRule="auto"/>
-        <w:rPr>
-          <w:rFonts w:ascii="Times New Roman" w:hAnsi="Times New Roman" w:cs="Times New Roman"/>
-          <w:b/>
-          <w:bCs/>
-          <w:sz w:val="24"/>
-          <w:szCs w:val="24"/>
-        </w:rPr>
-      </w:pPr>
-    </w:p>
-    <w:p>
-      <w:pPr>
-        <w:spacing w:after="0" w:line="360" w:lineRule="auto"/>
-        <w:rPr>
-          <w:rFonts w:ascii="Times New Roman" w:hAnsi="Times New Roman" w:cs="Times New Roman"/>
-          <w:b/>
-          <w:bCs/>
-          <w:sz w:val="24"/>
-          <w:szCs w:val="24"/>
-        </w:rPr>
-      </w:pPr>
     </w:p>
     <w:p>
       <w:pPr>
@@ -11920,7 +11551,6 @@
           <w:sz w:val="24"/>
           <w:szCs w:val="24"/>
         </w:rPr>
-        <w:lastRenderedPageBreak/>
         <w:t xml:space="preserve">De acordo com </w:t>
       </w:r>
       <w:proofErr w:type="spellStart"/>
@@ -13252,114 +12882,6 @@
         <w:outlineLvl w:val="1"/>
         <w:rPr>
           <w:rFonts w:ascii="Times New Roman" w:hAnsi="Times New Roman" w:cs="Times New Roman"/>
-          <w:bCs/>
-          <w:sz w:val="24"/>
-          <w:szCs w:val="24"/>
-        </w:rPr>
-      </w:pPr>
-    </w:p>
-    <w:p>
-      <w:pPr>
-        <w:spacing w:after="0" w:line="360" w:lineRule="auto"/>
-        <w:outlineLvl w:val="1"/>
-        <w:rPr>
-          <w:rFonts w:ascii="Times New Roman" w:hAnsi="Times New Roman" w:cs="Times New Roman"/>
-          <w:bCs/>
-          <w:sz w:val="24"/>
-          <w:szCs w:val="24"/>
-        </w:rPr>
-      </w:pPr>
-    </w:p>
-    <w:p>
-      <w:pPr>
-        <w:spacing w:after="0" w:line="360" w:lineRule="auto"/>
-        <w:outlineLvl w:val="1"/>
-        <w:rPr>
-          <w:rFonts w:ascii="Times New Roman" w:hAnsi="Times New Roman" w:cs="Times New Roman"/>
-          <w:bCs/>
-          <w:sz w:val="24"/>
-          <w:szCs w:val="24"/>
-        </w:rPr>
-      </w:pPr>
-    </w:p>
-    <w:p>
-      <w:pPr>
-        <w:spacing w:after="0" w:line="360" w:lineRule="auto"/>
-        <w:outlineLvl w:val="1"/>
-        <w:rPr>
-          <w:rFonts w:ascii="Times New Roman" w:hAnsi="Times New Roman" w:cs="Times New Roman"/>
-          <w:bCs/>
-          <w:sz w:val="24"/>
-          <w:szCs w:val="24"/>
-        </w:rPr>
-      </w:pPr>
-    </w:p>
-    <w:p>
-      <w:pPr>
-        <w:spacing w:after="0" w:line="360" w:lineRule="auto"/>
-        <w:outlineLvl w:val="1"/>
-        <w:rPr>
-          <w:rFonts w:ascii="Times New Roman" w:hAnsi="Times New Roman" w:cs="Times New Roman"/>
-          <w:bCs/>
-          <w:sz w:val="24"/>
-          <w:szCs w:val="24"/>
-        </w:rPr>
-      </w:pPr>
-    </w:p>
-    <w:p>
-      <w:pPr>
-        <w:spacing w:after="0" w:line="360" w:lineRule="auto"/>
-        <w:outlineLvl w:val="1"/>
-        <w:rPr>
-          <w:rFonts w:ascii="Times New Roman" w:hAnsi="Times New Roman" w:cs="Times New Roman"/>
-          <w:bCs/>
-          <w:sz w:val="24"/>
-          <w:szCs w:val="24"/>
-        </w:rPr>
-      </w:pPr>
-    </w:p>
-    <w:p>
-      <w:pPr>
-        <w:spacing w:after="0" w:line="360" w:lineRule="auto"/>
-        <w:outlineLvl w:val="1"/>
-        <w:rPr>
-          <w:rFonts w:ascii="Times New Roman" w:hAnsi="Times New Roman" w:cs="Times New Roman"/>
-          <w:bCs/>
-          <w:sz w:val="24"/>
-          <w:szCs w:val="24"/>
-        </w:rPr>
-      </w:pPr>
-    </w:p>
-    <w:p>
-      <w:pPr>
-        <w:spacing w:after="0" w:line="360" w:lineRule="auto"/>
-        <w:outlineLvl w:val="1"/>
-        <w:rPr>
-          <w:rFonts w:ascii="Times New Roman" w:hAnsi="Times New Roman" w:cs="Times New Roman"/>
-          <w:bCs/>
-          <w:sz w:val="24"/>
-          <w:szCs w:val="24"/>
-        </w:rPr>
-      </w:pPr>
-    </w:p>
-    <w:p>
-      <w:pPr>
-        <w:spacing w:after="0" w:line="360" w:lineRule="auto"/>
-        <w:outlineLvl w:val="1"/>
-        <w:rPr>
-          <w:rFonts w:ascii="Times New Roman" w:hAnsi="Times New Roman" w:cs="Times New Roman"/>
-          <w:bCs/>
-          <w:sz w:val="24"/>
-          <w:szCs w:val="24"/>
-        </w:rPr>
-      </w:pPr>
-    </w:p>
-    <w:p>
-      <w:pPr>
-        <w:spacing w:after="0" w:line="360" w:lineRule="auto"/>
-        <w:outlineLvl w:val="1"/>
-        <w:rPr>
-          <w:rFonts w:ascii="Times New Roman" w:hAnsi="Times New Roman" w:cs="Times New Roman"/>
           <w:b/>
           <w:bCs/>
           <w:sz w:val="24"/>
@@ -13376,7 +12898,6 @@
           <w:sz w:val="24"/>
           <w:szCs w:val="24"/>
         </w:rPr>
-        <w:lastRenderedPageBreak/>
         <w:t>4.</w:t>
       </w:r>
       <w:r>
@@ -13608,6 +13129,7 @@
           <w:sz w:val="24"/>
           <w:szCs w:val="24"/>
         </w:rPr>
+        <w:lastRenderedPageBreak/>
         <w:t xml:space="preserve">No presente projeto, esse SGBD foi utilizado para estruturar o banco de dados da empresa </w:t>
       </w:r>
       <w:r>
@@ -13872,27 +13394,6 @@
     <w:p>
       <w:pPr>
         <w:spacing w:after="0" w:line="360" w:lineRule="auto"/>
-        <w:rPr>
-          <w:rFonts w:ascii="Times New Roman" w:hAnsi="Times New Roman" w:cs="Times New Roman"/>
-          <w:bCs/>
-        </w:rPr>
-      </w:pPr>
-    </w:p>
-    <w:p>
-      <w:pPr>
-        <w:spacing w:after="0" w:line="360" w:lineRule="auto"/>
-        <w:rPr>
-          <w:rFonts w:ascii="Times New Roman" w:hAnsi="Times New Roman" w:cs="Times New Roman"/>
-          <w:b/>
-          <w:bCs/>
-          <w:sz w:val="24"/>
-          <w:szCs w:val="24"/>
-        </w:rPr>
-      </w:pPr>
-    </w:p>
-    <w:p>
-      <w:pPr>
-        <w:spacing w:after="0" w:line="360" w:lineRule="auto"/>
         <w:outlineLvl w:val="0"/>
         <w:rPr>
           <w:rFonts w:ascii="Times New Roman" w:hAnsi="Times New Roman" w:cs="Times New Roman"/>
@@ -13917,106 +13418,14 @@
           <w:szCs w:val="24"/>
         </w:rPr>
       </w:pPr>
-    </w:p>
-    <w:p>
-      <w:pPr>
-        <w:spacing w:after="0" w:line="360" w:lineRule="auto"/>
-        <w:outlineLvl w:val="0"/>
-        <w:rPr>
-          <w:rFonts w:ascii="Times New Roman" w:hAnsi="Times New Roman" w:cs="Times New Roman"/>
-          <w:b/>
-          <w:bCs/>
-          <w:sz w:val="24"/>
-          <w:szCs w:val="24"/>
-        </w:rPr>
-      </w:pPr>
-    </w:p>
-    <w:p>
-      <w:pPr>
-        <w:spacing w:after="0" w:line="360" w:lineRule="auto"/>
-        <w:outlineLvl w:val="0"/>
-        <w:rPr>
-          <w:rFonts w:ascii="Times New Roman" w:hAnsi="Times New Roman" w:cs="Times New Roman"/>
-          <w:b/>
-          <w:bCs/>
-          <w:sz w:val="24"/>
-          <w:szCs w:val="24"/>
-        </w:rPr>
-      </w:pPr>
-    </w:p>
-    <w:p>
-      <w:pPr>
-        <w:spacing w:after="0" w:line="360" w:lineRule="auto"/>
-        <w:outlineLvl w:val="0"/>
-        <w:rPr>
-          <w:rFonts w:ascii="Times New Roman" w:hAnsi="Times New Roman" w:cs="Times New Roman"/>
-          <w:b/>
-          <w:bCs/>
-          <w:sz w:val="24"/>
-          <w:szCs w:val="24"/>
-        </w:rPr>
-      </w:pPr>
-    </w:p>
-    <w:p>
-      <w:pPr>
-        <w:spacing w:after="0" w:line="360" w:lineRule="auto"/>
-        <w:outlineLvl w:val="0"/>
-        <w:rPr>
-          <w:rFonts w:ascii="Times New Roman" w:hAnsi="Times New Roman" w:cs="Times New Roman"/>
-          <w:b/>
-          <w:bCs/>
-          <w:sz w:val="24"/>
-          <w:szCs w:val="24"/>
-        </w:rPr>
-      </w:pPr>
-    </w:p>
-    <w:p>
-      <w:pPr>
-        <w:spacing w:after="0" w:line="360" w:lineRule="auto"/>
-        <w:outlineLvl w:val="0"/>
-        <w:rPr>
-          <w:rFonts w:ascii="Times New Roman" w:hAnsi="Times New Roman" w:cs="Times New Roman"/>
-          <w:b/>
-          <w:bCs/>
-          <w:sz w:val="24"/>
-          <w:szCs w:val="24"/>
-        </w:rPr>
-      </w:pPr>
-    </w:p>
-    <w:p>
-      <w:pPr>
-        <w:spacing w:after="0" w:line="360" w:lineRule="auto"/>
-        <w:outlineLvl w:val="0"/>
-        <w:rPr>
-          <w:rFonts w:ascii="Times New Roman" w:hAnsi="Times New Roman" w:cs="Times New Roman"/>
-          <w:b/>
-          <w:bCs/>
-          <w:sz w:val="24"/>
-          <w:szCs w:val="24"/>
-        </w:rPr>
-      </w:pPr>
-    </w:p>
-    <w:p>
-      <w:pPr>
-        <w:spacing w:after="0" w:line="360" w:lineRule="auto"/>
-        <w:outlineLvl w:val="0"/>
-        <w:rPr>
-          <w:rFonts w:ascii="Times New Roman" w:hAnsi="Times New Roman" w:cs="Times New Roman"/>
-          <w:b/>
-          <w:bCs/>
-          <w:sz w:val="24"/>
-          <w:szCs w:val="24"/>
-        </w:rPr>
-      </w:pPr>
-      <w:r>
-        <w:rPr>
-          <w:rFonts w:ascii="Times New Roman" w:hAnsi="Times New Roman" w:cs="Times New Roman"/>
-          <w:b/>
-          <w:bCs/>
-          <w:sz w:val="24"/>
-          <w:szCs w:val="24"/>
-        </w:rPr>
-        <w:lastRenderedPageBreak/>
+      <w:r>
+        <w:rPr>
+          <w:rFonts w:ascii="Times New Roman" w:hAnsi="Times New Roman" w:cs="Times New Roman"/>
+          <w:b/>
+          <w:bCs/>
+          <w:sz w:val="24"/>
+          <w:szCs w:val="24"/>
+        </w:rPr>
         <w:t>5</w:t>
       </w:r>
       <w:r>
@@ -14204,214 +13613,7 @@
     <w:p>
       <w:pPr>
         <w:spacing w:after="0" w:line="360" w:lineRule="auto"/>
-        <w:rPr>
-          <w:rFonts w:ascii="Times New Roman" w:hAnsi="Times New Roman" w:cs="Times New Roman"/>
-          <w:sz w:val="24"/>
-          <w:szCs w:val="24"/>
-        </w:rPr>
-      </w:pPr>
-    </w:p>
-    <w:p>
-      <w:pPr>
-        <w:spacing w:after="0" w:line="360" w:lineRule="auto"/>
         <w:ind w:firstLine="709"/>
-        <w:rPr>
-          <w:rFonts w:ascii="Times New Roman" w:hAnsi="Times New Roman" w:cs="Times New Roman"/>
-          <w:sz w:val="24"/>
-          <w:szCs w:val="24"/>
-        </w:rPr>
-      </w:pPr>
-    </w:p>
-    <w:p>
-      <w:pPr>
-        <w:spacing w:after="0" w:line="360" w:lineRule="auto"/>
-        <w:jc w:val="center"/>
-        <w:rPr>
-          <w:rFonts w:ascii="Times New Roman" w:hAnsi="Times New Roman" w:cs="Times New Roman"/>
-          <w:sz w:val="24"/>
-          <w:szCs w:val="24"/>
-        </w:rPr>
-      </w:pPr>
-    </w:p>
-    <w:p>
-      <w:pPr>
-        <w:spacing w:after="0" w:line="360" w:lineRule="auto"/>
-        <w:jc w:val="center"/>
-        <w:rPr>
-          <w:rFonts w:ascii="Times New Roman" w:hAnsi="Times New Roman" w:cs="Times New Roman"/>
-          <w:sz w:val="24"/>
-          <w:szCs w:val="24"/>
-        </w:rPr>
-      </w:pPr>
-    </w:p>
-    <w:p>
-      <w:pPr>
-        <w:spacing w:after="0" w:line="360" w:lineRule="auto"/>
-        <w:jc w:val="center"/>
-        <w:rPr>
-          <w:rFonts w:ascii="Times New Roman" w:hAnsi="Times New Roman" w:cs="Times New Roman"/>
-          <w:sz w:val="24"/>
-          <w:szCs w:val="24"/>
-        </w:rPr>
-      </w:pPr>
-    </w:p>
-    <w:p>
-      <w:pPr>
-        <w:spacing w:after="0" w:line="360" w:lineRule="auto"/>
-        <w:jc w:val="center"/>
-        <w:rPr>
-          <w:rFonts w:ascii="Times New Roman" w:hAnsi="Times New Roman" w:cs="Times New Roman"/>
-          <w:sz w:val="24"/>
-          <w:szCs w:val="24"/>
-        </w:rPr>
-      </w:pPr>
-    </w:p>
-    <w:p>
-      <w:pPr>
-        <w:spacing w:after="0" w:line="360" w:lineRule="auto"/>
-        <w:jc w:val="center"/>
-        <w:rPr>
-          <w:rFonts w:ascii="Times New Roman" w:hAnsi="Times New Roman" w:cs="Times New Roman"/>
-          <w:sz w:val="24"/>
-          <w:szCs w:val="24"/>
-        </w:rPr>
-      </w:pPr>
-    </w:p>
-    <w:p>
-      <w:pPr>
-        <w:spacing w:after="0" w:line="360" w:lineRule="auto"/>
-        <w:jc w:val="center"/>
-        <w:rPr>
-          <w:rFonts w:ascii="Times New Roman" w:hAnsi="Times New Roman" w:cs="Times New Roman"/>
-          <w:sz w:val="24"/>
-          <w:szCs w:val="24"/>
-        </w:rPr>
-      </w:pPr>
-    </w:p>
-    <w:p>
-      <w:pPr>
-        <w:spacing w:after="0" w:line="360" w:lineRule="auto"/>
-        <w:jc w:val="center"/>
-        <w:rPr>
-          <w:rFonts w:ascii="Times New Roman" w:hAnsi="Times New Roman" w:cs="Times New Roman"/>
-          <w:sz w:val="24"/>
-          <w:szCs w:val="24"/>
-        </w:rPr>
-      </w:pPr>
-    </w:p>
-    <w:p>
-      <w:pPr>
-        <w:spacing w:after="0" w:line="360" w:lineRule="auto"/>
-        <w:jc w:val="center"/>
-        <w:rPr>
-          <w:rFonts w:ascii="Times New Roman" w:hAnsi="Times New Roman" w:cs="Times New Roman"/>
-          <w:sz w:val="24"/>
-          <w:szCs w:val="24"/>
-        </w:rPr>
-      </w:pPr>
-    </w:p>
-    <w:p>
-      <w:pPr>
-        <w:spacing w:after="0" w:line="360" w:lineRule="auto"/>
-        <w:jc w:val="center"/>
-        <w:rPr>
-          <w:rFonts w:ascii="Times New Roman" w:hAnsi="Times New Roman" w:cs="Times New Roman"/>
-          <w:sz w:val="24"/>
-          <w:szCs w:val="24"/>
-        </w:rPr>
-      </w:pPr>
-    </w:p>
-    <w:p>
-      <w:pPr>
-        <w:spacing w:after="0" w:line="360" w:lineRule="auto"/>
-        <w:jc w:val="center"/>
-        <w:rPr>
-          <w:rFonts w:ascii="Times New Roman" w:hAnsi="Times New Roman" w:cs="Times New Roman"/>
-          <w:sz w:val="24"/>
-          <w:szCs w:val="24"/>
-        </w:rPr>
-      </w:pPr>
-    </w:p>
-    <w:p>
-      <w:pPr>
-        <w:spacing w:after="0" w:line="360" w:lineRule="auto"/>
-        <w:jc w:val="center"/>
-        <w:rPr>
-          <w:rFonts w:ascii="Times New Roman" w:hAnsi="Times New Roman" w:cs="Times New Roman"/>
-          <w:sz w:val="24"/>
-          <w:szCs w:val="24"/>
-        </w:rPr>
-      </w:pPr>
-    </w:p>
-    <w:p>
-      <w:pPr>
-        <w:spacing w:after="0" w:line="360" w:lineRule="auto"/>
-        <w:jc w:val="center"/>
-        <w:rPr>
-          <w:rFonts w:ascii="Times New Roman" w:hAnsi="Times New Roman" w:cs="Times New Roman"/>
-          <w:sz w:val="24"/>
-          <w:szCs w:val="24"/>
-        </w:rPr>
-      </w:pPr>
-    </w:p>
-    <w:p>
-      <w:pPr>
-        <w:spacing w:after="0" w:line="360" w:lineRule="auto"/>
-        <w:jc w:val="center"/>
-        <w:rPr>
-          <w:rFonts w:ascii="Times New Roman" w:hAnsi="Times New Roman" w:cs="Times New Roman"/>
-          <w:sz w:val="24"/>
-          <w:szCs w:val="24"/>
-        </w:rPr>
-      </w:pPr>
-    </w:p>
-    <w:p>
-      <w:pPr>
-        <w:spacing w:after="0" w:line="360" w:lineRule="auto"/>
-        <w:jc w:val="center"/>
-        <w:rPr>
-          <w:rFonts w:ascii="Times New Roman" w:hAnsi="Times New Roman" w:cs="Times New Roman"/>
-          <w:sz w:val="24"/>
-          <w:szCs w:val="24"/>
-        </w:rPr>
-      </w:pPr>
-    </w:p>
-    <w:p>
-      <w:pPr>
-        <w:spacing w:after="0" w:line="360" w:lineRule="auto"/>
-        <w:jc w:val="center"/>
-        <w:rPr>
-          <w:rFonts w:ascii="Times New Roman" w:hAnsi="Times New Roman" w:cs="Times New Roman"/>
-          <w:sz w:val="24"/>
-          <w:szCs w:val="24"/>
-        </w:rPr>
-      </w:pPr>
-    </w:p>
-    <w:p>
-      <w:pPr>
-        <w:spacing w:after="0" w:line="360" w:lineRule="auto"/>
-        <w:jc w:val="center"/>
-        <w:rPr>
-          <w:rFonts w:ascii="Times New Roman" w:hAnsi="Times New Roman" w:cs="Times New Roman"/>
-          <w:sz w:val="24"/>
-          <w:szCs w:val="24"/>
-        </w:rPr>
-      </w:pPr>
-    </w:p>
-    <w:p>
-      <w:pPr>
-        <w:spacing w:after="0" w:line="360" w:lineRule="auto"/>
-        <w:jc w:val="center"/>
-        <w:rPr>
-          <w:rFonts w:ascii="Times New Roman" w:hAnsi="Times New Roman" w:cs="Times New Roman"/>
-          <w:sz w:val="24"/>
-          <w:szCs w:val="24"/>
-        </w:rPr>
-      </w:pPr>
-    </w:p>
-    <w:p>
-      <w:pPr>
-        <w:spacing w:after="0" w:line="360" w:lineRule="auto"/>
         <w:rPr>
           <w:rFonts w:ascii="Times New Roman" w:hAnsi="Times New Roman" w:cs="Times New Roman"/>
           <w:sz w:val="24"/>
@@ -14459,7 +13661,6 @@
           <w:sz w:val="24"/>
           <w:szCs w:val="24"/>
         </w:rPr>
-        <w:lastRenderedPageBreak/>
         <w:t>8</w:t>
       </w:r>
       <w:r>
@@ -14652,6 +13853,7 @@
           <w:sz w:val="24"/>
           <w:szCs w:val="24"/>
         </w:rPr>
+        <w:lastRenderedPageBreak/>
         <w:t xml:space="preserve">GITHUB. </w:t>
       </w:r>
       <w:proofErr w:type="spellStart"/>
@@ -17341,7 +16543,7 @@
 </file>
 
 <file path=customXml/itemProps4.xml><?xml version="1.0" encoding="utf-8"?>
-<ds:datastoreItem xmlns:ds="http://schemas.openxmlformats.org/officeDocument/2006/customXml" ds:itemID="{F1F7BE13-C80F-4115-866A-B633C6E0107A}">
+<ds:datastoreItem xmlns:ds="http://schemas.openxmlformats.org/officeDocument/2006/customXml" ds:itemID="{F33F3715-2937-454B-816C-016F42B14B4B}">
   <ds:schemaRefs>
     <ds:schemaRef ds:uri="http://schemas.openxmlformats.org/officeDocument/2006/bibliography"/>
   </ds:schemaRefs>

--- a/Documentação/DOCUMENTO-SENAI-APEX-00.docx
+++ b/Documentação/DOCUMENTO-SENAI-APEX-00.docx
@@ -12,8 +12,6 @@
           <w:szCs w:val="28"/>
         </w:rPr>
       </w:pPr>
-      <w:bookmarkStart w:id="0" w:name="_GoBack"/>
-      <w:bookmarkEnd w:id="0"/>
       <w:r>
         <w:rPr>
           <w:rFonts w:ascii="Times New Roman" w:hAnsi="Times New Roman" w:cs="Times New Roman"/>
@@ -7035,8 +7033,8 @@
           <w:szCs w:val="24"/>
         </w:rPr>
       </w:pPr>
-      <w:bookmarkStart w:id="1" w:name="_Toc213056281"/>
-      <w:bookmarkStart w:id="2" w:name="_Toc221864879"/>
+      <w:bookmarkStart w:id="0" w:name="_Toc213056281"/>
+      <w:bookmarkStart w:id="1" w:name="_Toc221864879"/>
       <w:r>
         <w:rPr>
           <w:rFonts w:ascii="Times New Roman" w:hAnsi="Times New Roman" w:cs="Times New Roman"/>
@@ -7067,8 +7065,8 @@
         </w:rPr>
         <w:t>NTRODUÇÃO</w:t>
       </w:r>
+      <w:bookmarkEnd w:id="0"/>
       <w:bookmarkEnd w:id="1"/>
-      <w:bookmarkEnd w:id="2"/>
     </w:p>
     <w:p>
       <w:pPr>
@@ -7719,8 +7717,8 @@
           <w:szCs w:val="24"/>
         </w:rPr>
       </w:pPr>
-      <w:bookmarkStart w:id="3" w:name="_Toc213056282"/>
-      <w:bookmarkStart w:id="4" w:name="_Toc221864880"/>
+      <w:bookmarkStart w:id="2" w:name="_Toc213056282"/>
+      <w:bookmarkStart w:id="3" w:name="_Toc221864880"/>
       <w:r>
         <w:rPr>
           <w:rFonts w:ascii="Times New Roman" w:hAnsi="Times New Roman" w:cs="Times New Roman"/>
@@ -7742,8 +7740,508 @@
         </w:rPr>
         <w:t>DESENVOLVIMENTO</w:t>
       </w:r>
+      <w:bookmarkEnd w:id="2"/>
       <w:bookmarkEnd w:id="3"/>
+    </w:p>
+    <w:p>
+      <w:pPr>
+        <w:spacing w:after="0" w:line="360" w:lineRule="auto"/>
+        <w:ind w:firstLine="709"/>
+        <w:rPr>
+          <w:rFonts w:ascii="Times New Roman" w:hAnsi="Times New Roman" w:cs="Times New Roman"/>
+          <w:bCs/>
+          <w:sz w:val="24"/>
+          <w:szCs w:val="24"/>
+        </w:rPr>
+      </w:pPr>
+      <w:r>
+        <w:rPr>
+          <w:rFonts w:ascii="Times New Roman" w:hAnsi="Times New Roman" w:cs="Times New Roman"/>
+          <w:bCs/>
+          <w:sz w:val="24"/>
+          <w:szCs w:val="24"/>
+        </w:rPr>
+        <w:t>O</w:t>
+      </w:r>
+      <w:r>
+        <w:rPr>
+          <w:rFonts w:ascii="Times New Roman" w:hAnsi="Times New Roman" w:cs="Times New Roman"/>
+          <w:bCs/>
+          <w:sz w:val="24"/>
+          <w:szCs w:val="24"/>
+        </w:rPr>
+        <w:t xml:space="preserve"> nosso software promove organizações e planejamentos através de recursos tecnológicos de forma ágil através de um desenvolvimento de dashboard</w:t>
+      </w:r>
+      <w:r>
+        <w:rPr>
+          <w:rFonts w:ascii="Times New Roman" w:hAnsi="Times New Roman" w:cs="Times New Roman"/>
+          <w:bCs/>
+          <w:sz w:val="24"/>
+          <w:szCs w:val="24"/>
+        </w:rPr>
+        <w:t xml:space="preserve">. Nosso software tem como objetivo automatizar e agilizar o processo de administração na concessionária APEX, fornecendo mais agilidade </w:t>
+      </w:r>
+      <w:r>
+        <w:rPr>
+          <w:rFonts w:ascii="Times New Roman" w:hAnsi="Times New Roman" w:cs="Times New Roman"/>
+          <w:bCs/>
+          <w:sz w:val="24"/>
+          <w:szCs w:val="24"/>
+        </w:rPr>
+        <w:t>não hora de contratar funcionários, gerenciar estoque, registrar produtos e fornecedores também no pós</w:t>
+      </w:r>
+      <w:r>
+        <w:rPr>
+          <w:rFonts w:ascii="Times New Roman" w:hAnsi="Times New Roman" w:cs="Times New Roman"/>
+          <w:bCs/>
+          <w:sz w:val="24"/>
+          <w:szCs w:val="24"/>
+        </w:rPr>
+        <w:t>-</w:t>
+      </w:r>
+      <w:r>
+        <w:rPr>
+          <w:rFonts w:ascii="Times New Roman" w:hAnsi="Times New Roman" w:cs="Times New Roman"/>
+          <w:bCs/>
+          <w:sz w:val="24"/>
+          <w:szCs w:val="24"/>
+        </w:rPr>
+        <w:t>vendas.</w:t>
+      </w:r>
+    </w:p>
+    <w:p>
+      <w:pPr>
+        <w:spacing w:after="0" w:line="360" w:lineRule="auto"/>
+        <w:ind w:firstLine="709"/>
+        <w:rPr>
+          <w:rFonts w:ascii="Times New Roman" w:hAnsi="Times New Roman" w:cs="Times New Roman"/>
+          <w:bCs/>
+          <w:sz w:val="24"/>
+          <w:szCs w:val="24"/>
+        </w:rPr>
+      </w:pPr>
+      <w:r>
+        <w:rPr>
+          <w:rFonts w:ascii="Times New Roman" w:hAnsi="Times New Roman" w:cs="Times New Roman"/>
+          <w:bCs/>
+          <w:sz w:val="24"/>
+          <w:szCs w:val="24"/>
+        </w:rPr>
+        <w:t>Para o desenvolvimento d</w:t>
+      </w:r>
+      <w:r>
+        <w:rPr>
+          <w:rFonts w:ascii="Times New Roman" w:hAnsi="Times New Roman" w:cs="Times New Roman"/>
+          <w:bCs/>
+          <w:sz w:val="24"/>
+          <w:szCs w:val="24"/>
+        </w:rPr>
+        <w:t>este</w:t>
+      </w:r>
+      <w:r>
+        <w:rPr>
+          <w:rFonts w:ascii="Times New Roman" w:hAnsi="Times New Roman" w:cs="Times New Roman"/>
+          <w:bCs/>
+          <w:sz w:val="24"/>
+          <w:szCs w:val="24"/>
+        </w:rPr>
+        <w:t xml:space="preserve"> projeto foi utilizad</w:t>
+      </w:r>
+      <w:r>
+        <w:rPr>
+          <w:rFonts w:ascii="Times New Roman" w:hAnsi="Times New Roman" w:cs="Times New Roman"/>
+          <w:bCs/>
+          <w:sz w:val="24"/>
+          <w:szCs w:val="24"/>
+        </w:rPr>
+        <w:t>a</w:t>
+      </w:r>
+      <w:r>
+        <w:rPr>
+          <w:rFonts w:ascii="Times New Roman" w:hAnsi="Times New Roman" w:cs="Times New Roman"/>
+          <w:bCs/>
+          <w:sz w:val="24"/>
+          <w:szCs w:val="24"/>
+        </w:rPr>
+        <w:t xml:space="preserve"> a metodologia ágil</w:t>
+      </w:r>
+      <w:r>
+        <w:rPr>
+          <w:rFonts w:ascii="Times New Roman" w:hAnsi="Times New Roman" w:cs="Times New Roman"/>
+          <w:bCs/>
+          <w:sz w:val="24"/>
+          <w:szCs w:val="24"/>
+        </w:rPr>
+        <w:t xml:space="preserve"> Scrum</w:t>
+      </w:r>
+      <w:r>
+        <w:rPr>
+          <w:rFonts w:ascii="Times New Roman" w:hAnsi="Times New Roman" w:cs="Times New Roman"/>
+          <w:bCs/>
+          <w:sz w:val="24"/>
+          <w:szCs w:val="24"/>
+        </w:rPr>
+        <w:t>,</w:t>
+      </w:r>
+      <w:r>
+        <w:rPr>
+          <w:rFonts w:ascii="Times New Roman" w:hAnsi="Times New Roman" w:cs="Times New Roman"/>
+          <w:bCs/>
+          <w:sz w:val="24"/>
+          <w:szCs w:val="24"/>
+        </w:rPr>
+        <w:t xml:space="preserve"> </w:t>
+      </w:r>
+      <w:r>
+        <w:rPr>
+          <w:rFonts w:ascii="Times New Roman" w:hAnsi="Times New Roman" w:cs="Times New Roman"/>
+          <w:bCs/>
+          <w:sz w:val="24"/>
+          <w:szCs w:val="24"/>
+        </w:rPr>
+        <w:t>permitindo a flexibilidade e a adaptação contínua ao longo do processo.</w:t>
+      </w:r>
+      <w:r>
+        <w:rPr>
+          <w:rFonts w:ascii="Times New Roman" w:hAnsi="Times New Roman" w:cs="Times New Roman"/>
+          <w:bCs/>
+          <w:sz w:val="24"/>
+          <w:szCs w:val="24"/>
+        </w:rPr>
+        <w:t xml:space="preserve"> Esta aplicação</w:t>
+      </w:r>
+      <w:r>
+        <w:rPr>
+          <w:rFonts w:ascii="Times New Roman" w:hAnsi="Times New Roman" w:cs="Times New Roman"/>
+          <w:bCs/>
+          <w:sz w:val="24"/>
+          <w:szCs w:val="24"/>
+        </w:rPr>
+        <w:t xml:space="preserve"> foi construíd</w:t>
+      </w:r>
+      <w:r>
+        <w:rPr>
+          <w:rFonts w:ascii="Times New Roman" w:hAnsi="Times New Roman" w:cs="Times New Roman"/>
+          <w:bCs/>
+          <w:sz w:val="24"/>
+          <w:szCs w:val="24"/>
+        </w:rPr>
+        <w:t>a</w:t>
+      </w:r>
+      <w:r>
+        <w:rPr>
+          <w:rFonts w:ascii="Times New Roman" w:hAnsi="Times New Roman" w:cs="Times New Roman"/>
+          <w:bCs/>
+          <w:sz w:val="24"/>
+          <w:szCs w:val="24"/>
+        </w:rPr>
+        <w:t xml:space="preserve"> utilizando o </w:t>
+      </w:r>
+      <w:proofErr w:type="spellStart"/>
+      <w:r>
+        <w:rPr>
+          <w:rFonts w:ascii="Times New Roman" w:hAnsi="Times New Roman" w:cs="Times New Roman"/>
+          <w:bCs/>
+          <w:sz w:val="24"/>
+          <w:szCs w:val="24"/>
+        </w:rPr>
+        <w:t>VSCode</w:t>
+      </w:r>
+      <w:proofErr w:type="spellEnd"/>
+      <w:r>
+        <w:rPr>
+          <w:rFonts w:ascii="Times New Roman" w:hAnsi="Times New Roman" w:cs="Times New Roman"/>
+          <w:bCs/>
+          <w:sz w:val="24"/>
+          <w:szCs w:val="24"/>
+        </w:rPr>
+        <w:t xml:space="preserve"> (Visual Studio </w:t>
+      </w:r>
+      <w:proofErr w:type="spellStart"/>
+      <w:r>
+        <w:rPr>
+          <w:rFonts w:ascii="Times New Roman" w:hAnsi="Times New Roman" w:cs="Times New Roman"/>
+          <w:bCs/>
+          <w:sz w:val="24"/>
+          <w:szCs w:val="24"/>
+        </w:rPr>
+        <w:t>Code</w:t>
+      </w:r>
+      <w:proofErr w:type="spellEnd"/>
+      <w:r>
+        <w:rPr>
+          <w:rFonts w:ascii="Times New Roman" w:hAnsi="Times New Roman" w:cs="Times New Roman"/>
+          <w:bCs/>
+          <w:sz w:val="24"/>
+          <w:szCs w:val="24"/>
+        </w:rPr>
+        <w:t>)</w:t>
+      </w:r>
+      <w:r>
+        <w:rPr>
+          <w:rFonts w:ascii="Times New Roman" w:hAnsi="Times New Roman" w:cs="Times New Roman"/>
+          <w:bCs/>
+          <w:sz w:val="24"/>
+          <w:szCs w:val="24"/>
+        </w:rPr>
+        <w:t xml:space="preserve"> e a</w:t>
+      </w:r>
+      <w:r>
+        <w:rPr>
+          <w:rFonts w:ascii="Times New Roman" w:hAnsi="Times New Roman" w:cs="Times New Roman"/>
+          <w:bCs/>
+          <w:sz w:val="24"/>
+          <w:szCs w:val="24"/>
+        </w:rPr>
+        <w:t>s</w:t>
+      </w:r>
+      <w:r>
+        <w:rPr>
+          <w:rFonts w:ascii="Times New Roman" w:hAnsi="Times New Roman" w:cs="Times New Roman"/>
+          <w:bCs/>
+          <w:sz w:val="24"/>
+          <w:szCs w:val="24"/>
+        </w:rPr>
+        <w:t xml:space="preserve"> linguagem</w:t>
+      </w:r>
+      <w:r>
+        <w:rPr>
+          <w:rFonts w:ascii="Times New Roman" w:hAnsi="Times New Roman" w:cs="Times New Roman"/>
+          <w:bCs/>
+          <w:sz w:val="24"/>
+          <w:szCs w:val="24"/>
+        </w:rPr>
+        <w:t xml:space="preserve"> </w:t>
+      </w:r>
+      <w:r>
+        <w:rPr>
+          <w:rFonts w:ascii="Times New Roman" w:hAnsi="Times New Roman" w:cs="Times New Roman"/>
+          <w:bCs/>
+          <w:sz w:val="24"/>
+          <w:szCs w:val="24"/>
+        </w:rPr>
+        <w:t>HTML</w:t>
+      </w:r>
+      <w:r>
+        <w:rPr>
+          <w:rFonts w:ascii="Times New Roman" w:hAnsi="Times New Roman" w:cs="Times New Roman"/>
+          <w:bCs/>
+          <w:sz w:val="24"/>
+          <w:szCs w:val="24"/>
+        </w:rPr>
+        <w:t xml:space="preserve"> 5</w:t>
+      </w:r>
+      <w:r>
+        <w:rPr>
+          <w:rFonts w:ascii="Times New Roman" w:hAnsi="Times New Roman" w:cs="Times New Roman"/>
+          <w:bCs/>
+          <w:sz w:val="24"/>
+          <w:szCs w:val="24"/>
+        </w:rPr>
+        <w:t>, CSS</w:t>
+      </w:r>
+      <w:r>
+        <w:rPr>
+          <w:rFonts w:ascii="Times New Roman" w:hAnsi="Times New Roman" w:cs="Times New Roman"/>
+          <w:bCs/>
+          <w:sz w:val="24"/>
+          <w:szCs w:val="24"/>
+        </w:rPr>
+        <w:t>3</w:t>
+      </w:r>
+      <w:r>
+        <w:rPr>
+          <w:rFonts w:ascii="Times New Roman" w:hAnsi="Times New Roman" w:cs="Times New Roman"/>
+          <w:bCs/>
+          <w:sz w:val="24"/>
+          <w:szCs w:val="24"/>
+        </w:rPr>
+        <w:t>,</w:t>
+      </w:r>
+      <w:r>
+        <w:rPr>
+          <w:rFonts w:ascii="Times New Roman" w:hAnsi="Times New Roman" w:cs="Times New Roman"/>
+          <w:bCs/>
+          <w:sz w:val="24"/>
+          <w:szCs w:val="24"/>
+        </w:rPr>
+        <w:t xml:space="preserve"> Java script</w:t>
+      </w:r>
+      <w:r>
+        <w:rPr>
+          <w:rFonts w:ascii="Times New Roman" w:hAnsi="Times New Roman" w:cs="Times New Roman"/>
+          <w:bCs/>
+          <w:sz w:val="24"/>
+          <w:szCs w:val="24"/>
+        </w:rPr>
+        <w:t xml:space="preserve"> </w:t>
+      </w:r>
+      <w:r>
+        <w:rPr>
+          <w:rFonts w:ascii="Times New Roman" w:hAnsi="Times New Roman" w:cs="Times New Roman"/>
+          <w:bCs/>
+          <w:sz w:val="24"/>
+          <w:szCs w:val="24"/>
+        </w:rPr>
+        <w:t xml:space="preserve">e </w:t>
+      </w:r>
+      <w:proofErr w:type="spellStart"/>
+      <w:r>
+        <w:rPr>
+          <w:rFonts w:ascii="Times New Roman" w:hAnsi="Times New Roman" w:cs="Times New Roman"/>
+          <w:bCs/>
+          <w:sz w:val="24"/>
+          <w:szCs w:val="24"/>
+        </w:rPr>
+        <w:t>bootstrap</w:t>
+      </w:r>
+      <w:proofErr w:type="spellEnd"/>
+      <w:r>
+        <w:rPr>
+          <w:rFonts w:ascii="Times New Roman" w:hAnsi="Times New Roman" w:cs="Times New Roman"/>
+          <w:bCs/>
+          <w:sz w:val="24"/>
+          <w:szCs w:val="24"/>
+        </w:rPr>
+        <w:t xml:space="preserve"> </w:t>
+      </w:r>
+      <w:r>
+        <w:rPr>
+          <w:rFonts w:ascii="Times New Roman" w:hAnsi="Times New Roman" w:cs="Times New Roman"/>
+          <w:bCs/>
+          <w:sz w:val="24"/>
+          <w:szCs w:val="24"/>
+        </w:rPr>
+        <w:t>para a criação gráficas das tela</w:t>
+      </w:r>
+      <w:r>
+        <w:rPr>
+          <w:rFonts w:ascii="Times New Roman" w:hAnsi="Times New Roman" w:cs="Times New Roman"/>
+          <w:bCs/>
+          <w:sz w:val="24"/>
+          <w:szCs w:val="24"/>
+        </w:rPr>
+        <w:t>s</w:t>
+      </w:r>
+      <w:r>
+        <w:t xml:space="preserve">. </w:t>
+      </w:r>
+      <w:r>
+        <w:rPr>
+          <w:rFonts w:ascii="Times New Roman" w:hAnsi="Times New Roman" w:cs="Times New Roman"/>
+          <w:sz w:val="24"/>
+          <w:szCs w:val="24"/>
+        </w:rPr>
+        <w:t xml:space="preserve">Para o </w:t>
+      </w:r>
+      <w:proofErr w:type="spellStart"/>
+      <w:r>
+        <w:rPr>
+          <w:rFonts w:ascii="Times New Roman" w:hAnsi="Times New Roman" w:cs="Times New Roman"/>
+          <w:sz w:val="24"/>
+          <w:szCs w:val="24"/>
+        </w:rPr>
+        <w:t>backend</w:t>
+      </w:r>
+      <w:proofErr w:type="spellEnd"/>
+      <w:r>
+        <w:rPr>
+          <w:rFonts w:ascii="Times New Roman" w:hAnsi="Times New Roman" w:cs="Times New Roman"/>
+          <w:sz w:val="24"/>
+          <w:szCs w:val="24"/>
+        </w:rPr>
+        <w:t>, foi escolhido</w:t>
+      </w:r>
+      <w:r>
+        <w:rPr>
+          <w:rFonts w:ascii="Times New Roman" w:hAnsi="Times New Roman" w:cs="Times New Roman"/>
+          <w:sz w:val="24"/>
+          <w:szCs w:val="24"/>
+        </w:rPr>
+        <w:t xml:space="preserve"> </w:t>
+      </w:r>
+      <w:r>
+        <w:rPr>
+          <w:rFonts w:ascii="Times New Roman" w:hAnsi="Times New Roman" w:cs="Times New Roman"/>
+          <w:sz w:val="24"/>
+          <w:szCs w:val="24"/>
+        </w:rPr>
+        <w:t>Node.js, que facilita a integração com as APIs, o SQL</w:t>
+      </w:r>
+      <w:r>
+        <w:rPr>
+          <w:rFonts w:ascii="Times New Roman" w:hAnsi="Times New Roman" w:cs="Times New Roman"/>
+          <w:bCs/>
+          <w:sz w:val="24"/>
+          <w:szCs w:val="24"/>
+        </w:rPr>
+        <w:t xml:space="preserve"> e o banco de dados</w:t>
+      </w:r>
+      <w:r>
+        <w:rPr>
+          <w:rFonts w:ascii="Times New Roman" w:hAnsi="Times New Roman" w:cs="Times New Roman"/>
+          <w:bCs/>
+          <w:sz w:val="24"/>
+          <w:szCs w:val="24"/>
+        </w:rPr>
+        <w:t xml:space="preserve"> </w:t>
+      </w:r>
+      <w:r>
+        <w:rPr>
+          <w:rFonts w:ascii="Times New Roman" w:hAnsi="Times New Roman" w:cs="Times New Roman"/>
+          <w:bCs/>
+          <w:sz w:val="24"/>
+          <w:szCs w:val="24"/>
+        </w:rPr>
+        <w:t>MySQL</w:t>
+      </w:r>
+      <w:r>
+        <w:rPr>
+          <w:rFonts w:ascii="Times New Roman" w:hAnsi="Times New Roman" w:cs="Times New Roman"/>
+          <w:bCs/>
+          <w:sz w:val="24"/>
+          <w:szCs w:val="24"/>
+        </w:rPr>
+        <w:t xml:space="preserve"> para armazenamento dos dados fornecidos pelos usuários.</w:t>
+      </w:r>
+    </w:p>
+    <w:p>
+      <w:pPr>
+        <w:spacing w:after="0" w:line="360" w:lineRule="auto"/>
+        <w:rPr>
+          <w:rFonts w:ascii="Times New Roman" w:hAnsi="Times New Roman" w:cs="Times New Roman"/>
+          <w:bCs/>
+          <w:sz w:val="24"/>
+          <w:szCs w:val="24"/>
+        </w:rPr>
+      </w:pPr>
+    </w:p>
+    <w:p>
+      <w:pPr>
+        <w:spacing w:after="0" w:line="360" w:lineRule="auto"/>
+        <w:outlineLvl w:val="1"/>
+        <w:rPr>
+          <w:rFonts w:ascii="Times New Roman" w:hAnsi="Times New Roman" w:cs="Times New Roman"/>
+          <w:b/>
+          <w:bCs/>
+          <w:sz w:val="24"/>
+          <w:szCs w:val="24"/>
+        </w:rPr>
+      </w:pPr>
+      <w:bookmarkStart w:id="4" w:name="_Toc213056283"/>
+      <w:bookmarkStart w:id="5" w:name="_Toc221864881"/>
+      <w:r>
+        <w:rPr>
+          <w:rFonts w:ascii="Times New Roman" w:hAnsi="Times New Roman" w:cs="Times New Roman"/>
+          <w:b/>
+          <w:bCs/>
+          <w:sz w:val="24"/>
+          <w:szCs w:val="24"/>
+        </w:rPr>
+        <w:t>2.1 Objetivo geral</w:t>
+      </w:r>
       <w:bookmarkEnd w:id="4"/>
+      <w:bookmarkEnd w:id="5"/>
     </w:p>
     <w:p>
       <w:pPr>
@@ -7763,53 +8261,219 @@
           <w:sz w:val="24"/>
           <w:szCs w:val="24"/>
         </w:rPr>
-        <w:t>O</w:t>
-      </w:r>
-      <w:r>
-        <w:rPr>
-          <w:rFonts w:ascii="Times New Roman" w:hAnsi="Times New Roman" w:cs="Times New Roman"/>
-          <w:bCs/>
-          <w:sz w:val="24"/>
-          <w:szCs w:val="24"/>
-        </w:rPr>
-        <w:t xml:space="preserve"> nosso software promove organizações e planejamentos através de recursos tecnológicos de forma ágil através de um desenvolvimento de dashboard</w:t>
-      </w:r>
-      <w:r>
-        <w:rPr>
-          <w:rFonts w:ascii="Times New Roman" w:hAnsi="Times New Roman" w:cs="Times New Roman"/>
-          <w:bCs/>
-          <w:sz w:val="24"/>
-          <w:szCs w:val="24"/>
-        </w:rPr>
-        <w:t xml:space="preserve">. Nosso software tem como objetivo automatizar e agilizar o processo de administração na concessionária APEX, fornecendo mais agilidade </w:t>
-      </w:r>
-      <w:r>
-        <w:rPr>
-          <w:rFonts w:ascii="Times New Roman" w:hAnsi="Times New Roman" w:cs="Times New Roman"/>
-          <w:bCs/>
-          <w:sz w:val="24"/>
-          <w:szCs w:val="24"/>
-        </w:rPr>
-        <w:t>não hora de contratar funcionários, gerenciar estoque, registrar produtos e fornecedores também no pós</w:t>
-      </w:r>
-      <w:r>
-        <w:rPr>
-          <w:rFonts w:ascii="Times New Roman" w:hAnsi="Times New Roman" w:cs="Times New Roman"/>
-          <w:bCs/>
-          <w:sz w:val="24"/>
-          <w:szCs w:val="24"/>
-        </w:rPr>
-        <w:t>-</w:t>
-      </w:r>
-      <w:r>
-        <w:rPr>
-          <w:rFonts w:ascii="Times New Roman" w:hAnsi="Times New Roman" w:cs="Times New Roman"/>
-          <w:bCs/>
-          <w:sz w:val="24"/>
-          <w:szCs w:val="24"/>
-        </w:rPr>
-        <w:t>vendas.</w:t>
-      </w:r>
+        <w:t xml:space="preserve">O objetivo do </w:t>
+      </w:r>
+      <w:r>
+        <w:rPr>
+          <w:rFonts w:ascii="Times New Roman" w:hAnsi="Times New Roman" w:cs="Times New Roman"/>
+          <w:bCs/>
+          <w:sz w:val="24"/>
+          <w:szCs w:val="24"/>
+        </w:rPr>
+        <w:t>software</w:t>
+      </w:r>
+      <w:r>
+        <w:rPr>
+          <w:rFonts w:ascii="Times New Roman" w:hAnsi="Times New Roman" w:cs="Times New Roman"/>
+          <w:bCs/>
+          <w:sz w:val="24"/>
+          <w:szCs w:val="24"/>
+        </w:rPr>
+        <w:t xml:space="preserve"> desenvolvido</w:t>
+      </w:r>
+      <w:r>
+        <w:rPr>
+          <w:rFonts w:ascii="Times New Roman" w:hAnsi="Times New Roman" w:cs="Times New Roman"/>
+          <w:bCs/>
+          <w:sz w:val="24"/>
+          <w:szCs w:val="24"/>
+        </w:rPr>
+        <w:t xml:space="preserve"> é fornecer uma plataforma integrada e</w:t>
+      </w:r>
+      <w:r>
+        <w:rPr>
+          <w:rFonts w:ascii="Times New Roman" w:hAnsi="Times New Roman" w:cs="Times New Roman"/>
+          <w:bCs/>
+          <w:sz w:val="24"/>
+          <w:szCs w:val="24"/>
+        </w:rPr>
+        <w:t xml:space="preserve"> </w:t>
+      </w:r>
+      <w:r>
+        <w:rPr>
+          <w:rFonts w:ascii="Times New Roman" w:hAnsi="Times New Roman" w:cs="Times New Roman"/>
+          <w:bCs/>
+          <w:sz w:val="24"/>
+          <w:szCs w:val="24"/>
+        </w:rPr>
+        <w:t xml:space="preserve">abrangente para planejamento e gerenciamento </w:t>
+      </w:r>
+      <w:r>
+        <w:rPr>
+          <w:rFonts w:ascii="Times New Roman" w:hAnsi="Times New Roman" w:cs="Times New Roman"/>
+          <w:bCs/>
+          <w:sz w:val="24"/>
+          <w:szCs w:val="24"/>
+        </w:rPr>
+        <w:t>da empresa Apex</w:t>
+      </w:r>
+      <w:r>
+        <w:rPr>
+          <w:rFonts w:ascii="Times New Roman" w:hAnsi="Times New Roman" w:cs="Times New Roman"/>
+          <w:bCs/>
+          <w:sz w:val="24"/>
+          <w:szCs w:val="24"/>
+        </w:rPr>
+        <w:t>, facilitando a</w:t>
+      </w:r>
+      <w:r>
+        <w:rPr>
+          <w:rFonts w:ascii="Times New Roman" w:hAnsi="Times New Roman" w:cs="Times New Roman"/>
+          <w:bCs/>
+          <w:sz w:val="24"/>
+          <w:szCs w:val="24"/>
+        </w:rPr>
+        <w:t xml:space="preserve"> </w:t>
+      </w:r>
+      <w:r>
+        <w:rPr>
+          <w:rFonts w:ascii="Times New Roman" w:hAnsi="Times New Roman" w:cs="Times New Roman"/>
+          <w:bCs/>
+          <w:sz w:val="24"/>
+          <w:szCs w:val="24"/>
+        </w:rPr>
+        <w:t xml:space="preserve">organização, gestão de </w:t>
+      </w:r>
+      <w:r>
+        <w:rPr>
+          <w:rFonts w:ascii="Times New Roman" w:hAnsi="Times New Roman" w:cs="Times New Roman"/>
+          <w:bCs/>
+          <w:sz w:val="24"/>
+          <w:szCs w:val="24"/>
+        </w:rPr>
+        <w:t>vendas, funcionários</w:t>
+      </w:r>
+      <w:r>
+        <w:rPr>
+          <w:rFonts w:ascii="Times New Roman" w:hAnsi="Times New Roman" w:cs="Times New Roman"/>
+          <w:bCs/>
+          <w:sz w:val="24"/>
+          <w:szCs w:val="24"/>
+        </w:rPr>
+        <w:t xml:space="preserve"> e a colaboração entre os envolvidos. A</w:t>
+      </w:r>
+      <w:r>
+        <w:rPr>
+          <w:rFonts w:ascii="Times New Roman" w:hAnsi="Times New Roman" w:cs="Times New Roman"/>
+          <w:bCs/>
+          <w:sz w:val="24"/>
+          <w:szCs w:val="24"/>
+        </w:rPr>
+        <w:t xml:space="preserve"> </w:t>
+      </w:r>
+      <w:r>
+        <w:rPr>
+          <w:rFonts w:ascii="Times New Roman" w:hAnsi="Times New Roman" w:cs="Times New Roman"/>
+          <w:bCs/>
+          <w:sz w:val="24"/>
+          <w:szCs w:val="24"/>
+        </w:rPr>
+        <w:t>plataforma visa simplificar</w:t>
+      </w:r>
+      <w:r>
+        <w:rPr>
+          <w:rFonts w:ascii="Times New Roman" w:hAnsi="Times New Roman" w:cs="Times New Roman"/>
+          <w:bCs/>
+          <w:sz w:val="24"/>
+          <w:szCs w:val="24"/>
+        </w:rPr>
+        <w:t xml:space="preserve"> e automatizar</w:t>
+      </w:r>
+      <w:r>
+        <w:rPr>
+          <w:rFonts w:ascii="Times New Roman" w:hAnsi="Times New Roman" w:cs="Times New Roman"/>
+          <w:bCs/>
+          <w:sz w:val="24"/>
+          <w:szCs w:val="24"/>
+        </w:rPr>
+        <w:t xml:space="preserve"> o processo de </w:t>
+      </w:r>
+      <w:r>
+        <w:rPr>
+          <w:rFonts w:ascii="Times New Roman" w:hAnsi="Times New Roman" w:cs="Times New Roman"/>
+          <w:bCs/>
+          <w:sz w:val="24"/>
+          <w:szCs w:val="24"/>
+        </w:rPr>
+        <w:t xml:space="preserve">atendimento da </w:t>
+      </w:r>
+      <w:r>
+        <w:rPr>
+          <w:rFonts w:ascii="Times New Roman" w:hAnsi="Times New Roman" w:cs="Times New Roman"/>
+          <w:bCs/>
+          <w:sz w:val="24"/>
+          <w:szCs w:val="24"/>
+        </w:rPr>
+        <w:t>concessionário.</w:t>
+      </w:r>
+    </w:p>
+    <w:p>
+      <w:pPr>
+        <w:spacing w:after="0" w:line="360" w:lineRule="auto"/>
+        <w:rPr>
+          <w:rFonts w:ascii="Times New Roman" w:hAnsi="Times New Roman" w:cs="Times New Roman"/>
+          <w:bCs/>
+          <w:sz w:val="24"/>
+          <w:szCs w:val="24"/>
+        </w:rPr>
+      </w:pPr>
+    </w:p>
+    <w:p>
+      <w:pPr>
+        <w:spacing w:after="0" w:line="360" w:lineRule="auto"/>
+        <w:outlineLvl w:val="1"/>
+        <w:rPr>
+          <w:rFonts w:ascii="Times New Roman" w:hAnsi="Times New Roman" w:cs="Times New Roman"/>
+          <w:b/>
+          <w:bCs/>
+          <w:sz w:val="24"/>
+          <w:szCs w:val="24"/>
+        </w:rPr>
+      </w:pPr>
+      <w:bookmarkStart w:id="6" w:name="_Toc213056284"/>
+      <w:bookmarkStart w:id="7" w:name="_Toc221864882"/>
+      <w:r>
+        <w:rPr>
+          <w:rFonts w:ascii="Times New Roman" w:hAnsi="Times New Roman" w:cs="Times New Roman"/>
+          <w:b/>
+          <w:bCs/>
+          <w:sz w:val="24"/>
+          <w:szCs w:val="24"/>
+        </w:rPr>
+        <w:t>2.</w:t>
+      </w:r>
+      <w:r>
+        <w:rPr>
+          <w:rFonts w:ascii="Times New Roman" w:hAnsi="Times New Roman" w:cs="Times New Roman"/>
+          <w:b/>
+          <w:bCs/>
+          <w:sz w:val="24"/>
+          <w:szCs w:val="24"/>
+        </w:rPr>
+        <w:t>2</w:t>
+      </w:r>
+      <w:r>
+        <w:rPr>
+          <w:rFonts w:ascii="Times New Roman" w:hAnsi="Times New Roman" w:cs="Times New Roman"/>
+          <w:b/>
+          <w:bCs/>
+          <w:sz w:val="24"/>
+          <w:szCs w:val="24"/>
+        </w:rPr>
+        <w:t xml:space="preserve"> Objetivos específicos</w:t>
+      </w:r>
+      <w:bookmarkEnd w:id="6"/>
+      <w:bookmarkEnd w:id="7"/>
     </w:p>
     <w:p>
       <w:pPr>
@@ -7829,672 +8493,6 @@
           <w:sz w:val="24"/>
           <w:szCs w:val="24"/>
         </w:rPr>
-        <w:t>Para o desenvolvimento d</w:t>
-      </w:r>
-      <w:r>
-        <w:rPr>
-          <w:rFonts w:ascii="Times New Roman" w:hAnsi="Times New Roman" w:cs="Times New Roman"/>
-          <w:bCs/>
-          <w:sz w:val="24"/>
-          <w:szCs w:val="24"/>
-        </w:rPr>
-        <w:t>este</w:t>
-      </w:r>
-      <w:r>
-        <w:rPr>
-          <w:rFonts w:ascii="Times New Roman" w:hAnsi="Times New Roman" w:cs="Times New Roman"/>
-          <w:bCs/>
-          <w:sz w:val="24"/>
-          <w:szCs w:val="24"/>
-        </w:rPr>
-        <w:t xml:space="preserve"> projeto foi utilizad</w:t>
-      </w:r>
-      <w:r>
-        <w:rPr>
-          <w:rFonts w:ascii="Times New Roman" w:hAnsi="Times New Roman" w:cs="Times New Roman"/>
-          <w:bCs/>
-          <w:sz w:val="24"/>
-          <w:szCs w:val="24"/>
-        </w:rPr>
-        <w:t>a</w:t>
-      </w:r>
-      <w:r>
-        <w:rPr>
-          <w:rFonts w:ascii="Times New Roman" w:hAnsi="Times New Roman" w:cs="Times New Roman"/>
-          <w:bCs/>
-          <w:sz w:val="24"/>
-          <w:szCs w:val="24"/>
-        </w:rPr>
-        <w:t xml:space="preserve"> a metodologia ágil</w:t>
-      </w:r>
-      <w:r>
-        <w:rPr>
-          <w:rFonts w:ascii="Times New Roman" w:hAnsi="Times New Roman" w:cs="Times New Roman"/>
-          <w:bCs/>
-          <w:sz w:val="24"/>
-          <w:szCs w:val="24"/>
-        </w:rPr>
-        <w:t xml:space="preserve"> Scrum</w:t>
-      </w:r>
-      <w:r>
-        <w:rPr>
-          <w:rFonts w:ascii="Times New Roman" w:hAnsi="Times New Roman" w:cs="Times New Roman"/>
-          <w:bCs/>
-          <w:sz w:val="24"/>
-          <w:szCs w:val="24"/>
-        </w:rPr>
-        <w:t>,</w:t>
-      </w:r>
-      <w:r>
-        <w:rPr>
-          <w:rFonts w:ascii="Times New Roman" w:hAnsi="Times New Roman" w:cs="Times New Roman"/>
-          <w:bCs/>
-          <w:sz w:val="24"/>
-          <w:szCs w:val="24"/>
-        </w:rPr>
-        <w:t xml:space="preserve"> </w:t>
-      </w:r>
-      <w:r>
-        <w:rPr>
-          <w:rFonts w:ascii="Times New Roman" w:hAnsi="Times New Roman" w:cs="Times New Roman"/>
-          <w:bCs/>
-          <w:sz w:val="24"/>
-          <w:szCs w:val="24"/>
-        </w:rPr>
-        <w:t>permitindo a flexibilidade e a adaptação contínua ao longo do processo.</w:t>
-      </w:r>
-      <w:r>
-        <w:rPr>
-          <w:rFonts w:ascii="Times New Roman" w:hAnsi="Times New Roman" w:cs="Times New Roman"/>
-          <w:bCs/>
-          <w:sz w:val="24"/>
-          <w:szCs w:val="24"/>
-        </w:rPr>
-        <w:t xml:space="preserve"> Esta aplicação</w:t>
-      </w:r>
-      <w:r>
-        <w:rPr>
-          <w:rFonts w:ascii="Times New Roman" w:hAnsi="Times New Roman" w:cs="Times New Roman"/>
-          <w:bCs/>
-          <w:sz w:val="24"/>
-          <w:szCs w:val="24"/>
-        </w:rPr>
-        <w:t xml:space="preserve"> foi construíd</w:t>
-      </w:r>
-      <w:r>
-        <w:rPr>
-          <w:rFonts w:ascii="Times New Roman" w:hAnsi="Times New Roman" w:cs="Times New Roman"/>
-          <w:bCs/>
-          <w:sz w:val="24"/>
-          <w:szCs w:val="24"/>
-        </w:rPr>
-        <w:t>a</w:t>
-      </w:r>
-      <w:r>
-        <w:rPr>
-          <w:rFonts w:ascii="Times New Roman" w:hAnsi="Times New Roman" w:cs="Times New Roman"/>
-          <w:bCs/>
-          <w:sz w:val="24"/>
-          <w:szCs w:val="24"/>
-        </w:rPr>
-        <w:t xml:space="preserve"> utilizando o </w:t>
-      </w:r>
-      <w:proofErr w:type="spellStart"/>
-      <w:r>
-        <w:rPr>
-          <w:rFonts w:ascii="Times New Roman" w:hAnsi="Times New Roman" w:cs="Times New Roman"/>
-          <w:bCs/>
-          <w:sz w:val="24"/>
-          <w:szCs w:val="24"/>
-        </w:rPr>
-        <w:t>VSCode</w:t>
-      </w:r>
-      <w:proofErr w:type="spellEnd"/>
-      <w:r>
-        <w:rPr>
-          <w:rFonts w:ascii="Times New Roman" w:hAnsi="Times New Roman" w:cs="Times New Roman"/>
-          <w:bCs/>
-          <w:sz w:val="24"/>
-          <w:szCs w:val="24"/>
-        </w:rPr>
-        <w:t xml:space="preserve"> (Visual Studio </w:t>
-      </w:r>
-      <w:proofErr w:type="spellStart"/>
-      <w:r>
-        <w:rPr>
-          <w:rFonts w:ascii="Times New Roman" w:hAnsi="Times New Roman" w:cs="Times New Roman"/>
-          <w:bCs/>
-          <w:sz w:val="24"/>
-          <w:szCs w:val="24"/>
-        </w:rPr>
-        <w:t>Code</w:t>
-      </w:r>
-      <w:proofErr w:type="spellEnd"/>
-      <w:r>
-        <w:rPr>
-          <w:rFonts w:ascii="Times New Roman" w:hAnsi="Times New Roman" w:cs="Times New Roman"/>
-          <w:bCs/>
-          <w:sz w:val="24"/>
-          <w:szCs w:val="24"/>
-        </w:rPr>
-        <w:t>)</w:t>
-      </w:r>
-      <w:r>
-        <w:rPr>
-          <w:rFonts w:ascii="Times New Roman" w:hAnsi="Times New Roman" w:cs="Times New Roman"/>
-          <w:bCs/>
-          <w:sz w:val="24"/>
-          <w:szCs w:val="24"/>
-        </w:rPr>
-        <w:t xml:space="preserve"> e a</w:t>
-      </w:r>
-      <w:r>
-        <w:rPr>
-          <w:rFonts w:ascii="Times New Roman" w:hAnsi="Times New Roman" w:cs="Times New Roman"/>
-          <w:bCs/>
-          <w:sz w:val="24"/>
-          <w:szCs w:val="24"/>
-        </w:rPr>
-        <w:t>s</w:t>
-      </w:r>
-      <w:r>
-        <w:rPr>
-          <w:rFonts w:ascii="Times New Roman" w:hAnsi="Times New Roman" w:cs="Times New Roman"/>
-          <w:bCs/>
-          <w:sz w:val="24"/>
-          <w:szCs w:val="24"/>
-        </w:rPr>
-        <w:t xml:space="preserve"> linguagem</w:t>
-      </w:r>
-      <w:r>
-        <w:rPr>
-          <w:rFonts w:ascii="Times New Roman" w:hAnsi="Times New Roman" w:cs="Times New Roman"/>
-          <w:bCs/>
-          <w:sz w:val="24"/>
-          <w:szCs w:val="24"/>
-        </w:rPr>
-        <w:t xml:space="preserve"> </w:t>
-      </w:r>
-      <w:r>
-        <w:rPr>
-          <w:rFonts w:ascii="Times New Roman" w:hAnsi="Times New Roman" w:cs="Times New Roman"/>
-          <w:bCs/>
-          <w:sz w:val="24"/>
-          <w:szCs w:val="24"/>
-        </w:rPr>
-        <w:t>HTML</w:t>
-      </w:r>
-      <w:r>
-        <w:rPr>
-          <w:rFonts w:ascii="Times New Roman" w:hAnsi="Times New Roman" w:cs="Times New Roman"/>
-          <w:bCs/>
-          <w:sz w:val="24"/>
-          <w:szCs w:val="24"/>
-        </w:rPr>
-        <w:t xml:space="preserve"> 5</w:t>
-      </w:r>
-      <w:r>
-        <w:rPr>
-          <w:rFonts w:ascii="Times New Roman" w:hAnsi="Times New Roman" w:cs="Times New Roman"/>
-          <w:bCs/>
-          <w:sz w:val="24"/>
-          <w:szCs w:val="24"/>
-        </w:rPr>
-        <w:t>, CSS</w:t>
-      </w:r>
-      <w:r>
-        <w:rPr>
-          <w:rFonts w:ascii="Times New Roman" w:hAnsi="Times New Roman" w:cs="Times New Roman"/>
-          <w:bCs/>
-          <w:sz w:val="24"/>
-          <w:szCs w:val="24"/>
-        </w:rPr>
-        <w:t>3</w:t>
-      </w:r>
-      <w:r>
-        <w:rPr>
-          <w:rFonts w:ascii="Times New Roman" w:hAnsi="Times New Roman" w:cs="Times New Roman"/>
-          <w:bCs/>
-          <w:sz w:val="24"/>
-          <w:szCs w:val="24"/>
-        </w:rPr>
-        <w:t>,</w:t>
-      </w:r>
-      <w:r>
-        <w:rPr>
-          <w:rFonts w:ascii="Times New Roman" w:hAnsi="Times New Roman" w:cs="Times New Roman"/>
-          <w:bCs/>
-          <w:sz w:val="24"/>
-          <w:szCs w:val="24"/>
-        </w:rPr>
-        <w:t xml:space="preserve"> Java script</w:t>
-      </w:r>
-      <w:r>
-        <w:rPr>
-          <w:rFonts w:ascii="Times New Roman" w:hAnsi="Times New Roman" w:cs="Times New Roman"/>
-          <w:bCs/>
-          <w:sz w:val="24"/>
-          <w:szCs w:val="24"/>
-        </w:rPr>
-        <w:t xml:space="preserve"> </w:t>
-      </w:r>
-      <w:r>
-        <w:rPr>
-          <w:rFonts w:ascii="Times New Roman" w:hAnsi="Times New Roman" w:cs="Times New Roman"/>
-          <w:bCs/>
-          <w:sz w:val="24"/>
-          <w:szCs w:val="24"/>
-        </w:rPr>
-        <w:t xml:space="preserve">e </w:t>
-      </w:r>
-      <w:proofErr w:type="spellStart"/>
-      <w:r>
-        <w:rPr>
-          <w:rFonts w:ascii="Times New Roman" w:hAnsi="Times New Roman" w:cs="Times New Roman"/>
-          <w:bCs/>
-          <w:sz w:val="24"/>
-          <w:szCs w:val="24"/>
-        </w:rPr>
-        <w:t>bootstrap</w:t>
-      </w:r>
-      <w:proofErr w:type="spellEnd"/>
-      <w:r>
-        <w:rPr>
-          <w:rFonts w:ascii="Times New Roman" w:hAnsi="Times New Roman" w:cs="Times New Roman"/>
-          <w:bCs/>
-          <w:sz w:val="24"/>
-          <w:szCs w:val="24"/>
-        </w:rPr>
-        <w:t xml:space="preserve"> </w:t>
-      </w:r>
-      <w:r>
-        <w:rPr>
-          <w:rFonts w:ascii="Times New Roman" w:hAnsi="Times New Roman" w:cs="Times New Roman"/>
-          <w:bCs/>
-          <w:sz w:val="24"/>
-          <w:szCs w:val="24"/>
-        </w:rPr>
-        <w:t>para a criação gráficas das tela</w:t>
-      </w:r>
-      <w:r>
-        <w:rPr>
-          <w:rFonts w:ascii="Times New Roman" w:hAnsi="Times New Roman" w:cs="Times New Roman"/>
-          <w:bCs/>
-          <w:sz w:val="24"/>
-          <w:szCs w:val="24"/>
-        </w:rPr>
-        <w:t>s</w:t>
-      </w:r>
-      <w:r>
-        <w:t xml:space="preserve">. </w:t>
-      </w:r>
-      <w:r>
-        <w:rPr>
-          <w:rFonts w:ascii="Times New Roman" w:hAnsi="Times New Roman" w:cs="Times New Roman"/>
-          <w:sz w:val="24"/>
-          <w:szCs w:val="24"/>
-        </w:rPr>
-        <w:t xml:space="preserve">Para o </w:t>
-      </w:r>
-      <w:proofErr w:type="spellStart"/>
-      <w:r>
-        <w:rPr>
-          <w:rFonts w:ascii="Times New Roman" w:hAnsi="Times New Roman" w:cs="Times New Roman"/>
-          <w:sz w:val="24"/>
-          <w:szCs w:val="24"/>
-        </w:rPr>
-        <w:t>backend</w:t>
-      </w:r>
-      <w:proofErr w:type="spellEnd"/>
-      <w:r>
-        <w:rPr>
-          <w:rFonts w:ascii="Times New Roman" w:hAnsi="Times New Roman" w:cs="Times New Roman"/>
-          <w:sz w:val="24"/>
-          <w:szCs w:val="24"/>
-        </w:rPr>
-        <w:t>, foi escolhido</w:t>
-      </w:r>
-      <w:r>
-        <w:rPr>
-          <w:rFonts w:ascii="Times New Roman" w:hAnsi="Times New Roman" w:cs="Times New Roman"/>
-          <w:sz w:val="24"/>
-          <w:szCs w:val="24"/>
-        </w:rPr>
-        <w:t xml:space="preserve"> </w:t>
-      </w:r>
-      <w:r>
-        <w:rPr>
-          <w:rFonts w:ascii="Times New Roman" w:hAnsi="Times New Roman" w:cs="Times New Roman"/>
-          <w:sz w:val="24"/>
-          <w:szCs w:val="24"/>
-        </w:rPr>
-        <w:t>Node.js, que facilita a integração com as APIs, o SQL</w:t>
-      </w:r>
-      <w:r>
-        <w:rPr>
-          <w:rFonts w:ascii="Times New Roman" w:hAnsi="Times New Roman" w:cs="Times New Roman"/>
-          <w:bCs/>
-          <w:sz w:val="24"/>
-          <w:szCs w:val="24"/>
-        </w:rPr>
-        <w:t xml:space="preserve"> e o banco de dados</w:t>
-      </w:r>
-      <w:r>
-        <w:rPr>
-          <w:rFonts w:ascii="Times New Roman" w:hAnsi="Times New Roman" w:cs="Times New Roman"/>
-          <w:bCs/>
-          <w:sz w:val="24"/>
-          <w:szCs w:val="24"/>
-        </w:rPr>
-        <w:t xml:space="preserve"> </w:t>
-      </w:r>
-      <w:r>
-        <w:rPr>
-          <w:rFonts w:ascii="Times New Roman" w:hAnsi="Times New Roman" w:cs="Times New Roman"/>
-          <w:bCs/>
-          <w:sz w:val="24"/>
-          <w:szCs w:val="24"/>
-        </w:rPr>
-        <w:t>MySQL</w:t>
-      </w:r>
-      <w:r>
-        <w:rPr>
-          <w:rFonts w:ascii="Times New Roman" w:hAnsi="Times New Roman" w:cs="Times New Roman"/>
-          <w:bCs/>
-          <w:sz w:val="24"/>
-          <w:szCs w:val="24"/>
-        </w:rPr>
-        <w:t xml:space="preserve"> para armazenamento dos dados fornecidos pelos usuários.</w:t>
-      </w:r>
-    </w:p>
-    <w:p>
-      <w:pPr>
-        <w:spacing w:after="0" w:line="360" w:lineRule="auto"/>
-        <w:rPr>
-          <w:rFonts w:ascii="Times New Roman" w:hAnsi="Times New Roman" w:cs="Times New Roman"/>
-          <w:bCs/>
-          <w:sz w:val="24"/>
-          <w:szCs w:val="24"/>
-        </w:rPr>
-      </w:pPr>
-    </w:p>
-    <w:p>
-      <w:pPr>
-        <w:spacing w:after="0" w:line="360" w:lineRule="auto"/>
-        <w:outlineLvl w:val="1"/>
-        <w:rPr>
-          <w:rFonts w:ascii="Times New Roman" w:hAnsi="Times New Roman" w:cs="Times New Roman"/>
-          <w:b/>
-          <w:bCs/>
-          <w:sz w:val="24"/>
-          <w:szCs w:val="24"/>
-        </w:rPr>
-      </w:pPr>
-      <w:bookmarkStart w:id="5" w:name="_Toc213056283"/>
-      <w:bookmarkStart w:id="6" w:name="_Toc221864881"/>
-      <w:r>
-        <w:rPr>
-          <w:rFonts w:ascii="Times New Roman" w:hAnsi="Times New Roman" w:cs="Times New Roman"/>
-          <w:b/>
-          <w:bCs/>
-          <w:sz w:val="24"/>
-          <w:szCs w:val="24"/>
-        </w:rPr>
-        <w:t>2.1 Objetivo geral</w:t>
-      </w:r>
-      <w:bookmarkEnd w:id="5"/>
-      <w:bookmarkEnd w:id="6"/>
-    </w:p>
-    <w:p>
-      <w:pPr>
-        <w:spacing w:after="0" w:line="360" w:lineRule="auto"/>
-        <w:ind w:firstLine="709"/>
-        <w:rPr>
-          <w:rFonts w:ascii="Times New Roman" w:hAnsi="Times New Roman" w:cs="Times New Roman"/>
-          <w:bCs/>
-          <w:sz w:val="24"/>
-          <w:szCs w:val="24"/>
-        </w:rPr>
-      </w:pPr>
-      <w:r>
-        <w:rPr>
-          <w:rFonts w:ascii="Times New Roman" w:hAnsi="Times New Roman" w:cs="Times New Roman"/>
-          <w:bCs/>
-          <w:sz w:val="24"/>
-          <w:szCs w:val="24"/>
-        </w:rPr>
-        <w:t xml:space="preserve">O objetivo do </w:t>
-      </w:r>
-      <w:r>
-        <w:rPr>
-          <w:rFonts w:ascii="Times New Roman" w:hAnsi="Times New Roman" w:cs="Times New Roman"/>
-          <w:bCs/>
-          <w:sz w:val="24"/>
-          <w:szCs w:val="24"/>
-        </w:rPr>
-        <w:t>software</w:t>
-      </w:r>
-      <w:r>
-        <w:rPr>
-          <w:rFonts w:ascii="Times New Roman" w:hAnsi="Times New Roman" w:cs="Times New Roman"/>
-          <w:bCs/>
-          <w:sz w:val="24"/>
-          <w:szCs w:val="24"/>
-        </w:rPr>
-        <w:t xml:space="preserve"> desenvolvido</w:t>
-      </w:r>
-      <w:r>
-        <w:rPr>
-          <w:rFonts w:ascii="Times New Roman" w:hAnsi="Times New Roman" w:cs="Times New Roman"/>
-          <w:bCs/>
-          <w:sz w:val="24"/>
-          <w:szCs w:val="24"/>
-        </w:rPr>
-        <w:t xml:space="preserve"> é fornecer uma plataforma integrada e</w:t>
-      </w:r>
-      <w:r>
-        <w:rPr>
-          <w:rFonts w:ascii="Times New Roman" w:hAnsi="Times New Roman" w:cs="Times New Roman"/>
-          <w:bCs/>
-          <w:sz w:val="24"/>
-          <w:szCs w:val="24"/>
-        </w:rPr>
-        <w:t xml:space="preserve"> </w:t>
-      </w:r>
-      <w:r>
-        <w:rPr>
-          <w:rFonts w:ascii="Times New Roman" w:hAnsi="Times New Roman" w:cs="Times New Roman"/>
-          <w:bCs/>
-          <w:sz w:val="24"/>
-          <w:szCs w:val="24"/>
-        </w:rPr>
-        <w:t xml:space="preserve">abrangente para planejamento e gerenciamento </w:t>
-      </w:r>
-      <w:r>
-        <w:rPr>
-          <w:rFonts w:ascii="Times New Roman" w:hAnsi="Times New Roman" w:cs="Times New Roman"/>
-          <w:bCs/>
-          <w:sz w:val="24"/>
-          <w:szCs w:val="24"/>
-        </w:rPr>
-        <w:t>da empresa Apex</w:t>
-      </w:r>
-      <w:r>
-        <w:rPr>
-          <w:rFonts w:ascii="Times New Roman" w:hAnsi="Times New Roman" w:cs="Times New Roman"/>
-          <w:bCs/>
-          <w:sz w:val="24"/>
-          <w:szCs w:val="24"/>
-        </w:rPr>
-        <w:t>, facilitando a</w:t>
-      </w:r>
-      <w:r>
-        <w:rPr>
-          <w:rFonts w:ascii="Times New Roman" w:hAnsi="Times New Roman" w:cs="Times New Roman"/>
-          <w:bCs/>
-          <w:sz w:val="24"/>
-          <w:szCs w:val="24"/>
-        </w:rPr>
-        <w:t xml:space="preserve"> </w:t>
-      </w:r>
-      <w:r>
-        <w:rPr>
-          <w:rFonts w:ascii="Times New Roman" w:hAnsi="Times New Roman" w:cs="Times New Roman"/>
-          <w:bCs/>
-          <w:sz w:val="24"/>
-          <w:szCs w:val="24"/>
-        </w:rPr>
-        <w:t xml:space="preserve">organização, gestão de </w:t>
-      </w:r>
-      <w:r>
-        <w:rPr>
-          <w:rFonts w:ascii="Times New Roman" w:hAnsi="Times New Roman" w:cs="Times New Roman"/>
-          <w:bCs/>
-          <w:sz w:val="24"/>
-          <w:szCs w:val="24"/>
-        </w:rPr>
-        <w:t>vendas, funcionários</w:t>
-      </w:r>
-      <w:r>
-        <w:rPr>
-          <w:rFonts w:ascii="Times New Roman" w:hAnsi="Times New Roman" w:cs="Times New Roman"/>
-          <w:bCs/>
-          <w:sz w:val="24"/>
-          <w:szCs w:val="24"/>
-        </w:rPr>
-        <w:t xml:space="preserve"> e a colaboração entre os envolvidos. A</w:t>
-      </w:r>
-      <w:r>
-        <w:rPr>
-          <w:rFonts w:ascii="Times New Roman" w:hAnsi="Times New Roman" w:cs="Times New Roman"/>
-          <w:bCs/>
-          <w:sz w:val="24"/>
-          <w:szCs w:val="24"/>
-        </w:rPr>
-        <w:t xml:space="preserve"> </w:t>
-      </w:r>
-      <w:r>
-        <w:rPr>
-          <w:rFonts w:ascii="Times New Roman" w:hAnsi="Times New Roman" w:cs="Times New Roman"/>
-          <w:bCs/>
-          <w:sz w:val="24"/>
-          <w:szCs w:val="24"/>
-        </w:rPr>
-        <w:t>plataforma visa simplificar</w:t>
-      </w:r>
-      <w:r>
-        <w:rPr>
-          <w:rFonts w:ascii="Times New Roman" w:hAnsi="Times New Roman" w:cs="Times New Roman"/>
-          <w:bCs/>
-          <w:sz w:val="24"/>
-          <w:szCs w:val="24"/>
-        </w:rPr>
-        <w:t xml:space="preserve"> e automatizar</w:t>
-      </w:r>
-      <w:r>
-        <w:rPr>
-          <w:rFonts w:ascii="Times New Roman" w:hAnsi="Times New Roman" w:cs="Times New Roman"/>
-          <w:bCs/>
-          <w:sz w:val="24"/>
-          <w:szCs w:val="24"/>
-        </w:rPr>
-        <w:t xml:space="preserve"> o processo de </w:t>
-      </w:r>
-      <w:r>
-        <w:rPr>
-          <w:rFonts w:ascii="Times New Roman" w:hAnsi="Times New Roman" w:cs="Times New Roman"/>
-          <w:bCs/>
-          <w:sz w:val="24"/>
-          <w:szCs w:val="24"/>
-        </w:rPr>
-        <w:t xml:space="preserve">atendimento da </w:t>
-      </w:r>
-      <w:r>
-        <w:rPr>
-          <w:rFonts w:ascii="Times New Roman" w:hAnsi="Times New Roman" w:cs="Times New Roman"/>
-          <w:bCs/>
-          <w:sz w:val="24"/>
-          <w:szCs w:val="24"/>
-        </w:rPr>
-        <w:t>concessionário.</w:t>
-      </w:r>
-    </w:p>
-    <w:p>
-      <w:pPr>
-        <w:spacing w:after="0" w:line="360" w:lineRule="auto"/>
-        <w:rPr>
-          <w:rFonts w:ascii="Times New Roman" w:hAnsi="Times New Roman" w:cs="Times New Roman"/>
-          <w:bCs/>
-          <w:sz w:val="24"/>
-          <w:szCs w:val="24"/>
-        </w:rPr>
-      </w:pPr>
-    </w:p>
-    <w:p>
-      <w:pPr>
-        <w:spacing w:after="0" w:line="360" w:lineRule="auto"/>
-        <w:outlineLvl w:val="1"/>
-        <w:rPr>
-          <w:rFonts w:ascii="Times New Roman" w:hAnsi="Times New Roman" w:cs="Times New Roman"/>
-          <w:b/>
-          <w:bCs/>
-          <w:sz w:val="24"/>
-          <w:szCs w:val="24"/>
-        </w:rPr>
-      </w:pPr>
-      <w:bookmarkStart w:id="7" w:name="_Toc213056284"/>
-      <w:bookmarkStart w:id="8" w:name="_Toc221864882"/>
-      <w:r>
-        <w:rPr>
-          <w:rFonts w:ascii="Times New Roman" w:hAnsi="Times New Roman" w:cs="Times New Roman"/>
-          <w:b/>
-          <w:bCs/>
-          <w:sz w:val="24"/>
-          <w:szCs w:val="24"/>
-        </w:rPr>
-        <w:t>2.</w:t>
-      </w:r>
-      <w:r>
-        <w:rPr>
-          <w:rFonts w:ascii="Times New Roman" w:hAnsi="Times New Roman" w:cs="Times New Roman"/>
-          <w:b/>
-          <w:bCs/>
-          <w:sz w:val="24"/>
-          <w:szCs w:val="24"/>
-        </w:rPr>
-        <w:t>2</w:t>
-      </w:r>
-      <w:r>
-        <w:rPr>
-          <w:rFonts w:ascii="Times New Roman" w:hAnsi="Times New Roman" w:cs="Times New Roman"/>
-          <w:b/>
-          <w:bCs/>
-          <w:sz w:val="24"/>
-          <w:szCs w:val="24"/>
-        </w:rPr>
-        <w:t xml:space="preserve"> Objetivos específicos</w:t>
-      </w:r>
-      <w:bookmarkEnd w:id="7"/>
-      <w:bookmarkEnd w:id="8"/>
-    </w:p>
-    <w:p>
-      <w:pPr>
-        <w:spacing w:after="0" w:line="360" w:lineRule="auto"/>
-        <w:ind w:firstLine="709"/>
-        <w:rPr>
-          <w:rFonts w:ascii="Times New Roman" w:hAnsi="Times New Roman" w:cs="Times New Roman"/>
-          <w:bCs/>
-          <w:sz w:val="24"/>
-          <w:szCs w:val="24"/>
-        </w:rPr>
-      </w:pPr>
-      <w:r>
-        <w:rPr>
-          <w:rFonts w:ascii="Times New Roman" w:hAnsi="Times New Roman" w:cs="Times New Roman"/>
-          <w:bCs/>
-          <w:sz w:val="24"/>
-          <w:szCs w:val="24"/>
-        </w:rPr>
         <w:t xml:space="preserve">Desenvolver uma interface intuitiva que permita aos usuários </w:t>
       </w:r>
       <w:r>
@@ -8707,8 +8705,8 @@
           <w:szCs w:val="24"/>
         </w:rPr>
       </w:pPr>
-      <w:bookmarkStart w:id="9" w:name="_Toc213056285"/>
-      <w:bookmarkStart w:id="10" w:name="_Toc221864883"/>
+      <w:bookmarkStart w:id="8" w:name="_Toc213056285"/>
+      <w:bookmarkStart w:id="9" w:name="_Toc221864883"/>
       <w:r>
         <w:rPr>
           <w:rFonts w:ascii="Times New Roman" w:hAnsi="Times New Roman" w:cs="Times New Roman"/>
@@ -8730,8 +8728,8 @@
         </w:rPr>
         <w:t>MÉTODOLOGIA</w:t>
       </w:r>
+      <w:bookmarkEnd w:id="8"/>
       <w:bookmarkEnd w:id="9"/>
-      <w:bookmarkEnd w:id="10"/>
     </w:p>
     <w:p>
       <w:pPr>
@@ -8793,8 +8791,8 @@
           <w:szCs w:val="24"/>
         </w:rPr>
       </w:pPr>
-      <w:bookmarkStart w:id="11" w:name="_Toc213056286"/>
-      <w:bookmarkStart w:id="12" w:name="_Toc221864884"/>
+      <w:bookmarkStart w:id="10" w:name="_Toc213056286"/>
+      <w:bookmarkStart w:id="11" w:name="_Toc221864884"/>
       <w:r>
         <w:rPr>
           <w:rFonts w:ascii="Times New Roman" w:hAnsi="Times New Roman" w:cs="Times New Roman"/>
@@ -8845,46 +8843,46 @@
         </w:rPr>
         <w:t>S</w:t>
       </w:r>
+      <w:bookmarkEnd w:id="10"/>
       <w:bookmarkEnd w:id="11"/>
+    </w:p>
+    <w:p>
+      <w:pPr>
+        <w:spacing w:after="0" w:line="360" w:lineRule="auto"/>
+        <w:outlineLvl w:val="1"/>
+        <w:rPr>
+          <w:rFonts w:ascii="Times New Roman" w:hAnsi="Times New Roman" w:cs="Times New Roman"/>
+          <w:b/>
+          <w:bCs/>
+          <w:sz w:val="24"/>
+          <w:szCs w:val="24"/>
+        </w:rPr>
+      </w:pPr>
+      <w:bookmarkStart w:id="12" w:name="_Toc213056287"/>
+      <w:bookmarkStart w:id="13" w:name="_Toc221864885"/>
+      <w:r>
+        <w:rPr>
+          <w:rFonts w:ascii="Times New Roman" w:hAnsi="Times New Roman" w:cs="Times New Roman"/>
+          <w:b/>
+          <w:bCs/>
+          <w:sz w:val="24"/>
+          <w:szCs w:val="24"/>
+        </w:rPr>
+        <w:t xml:space="preserve">4.1 </w:t>
+      </w:r>
+      <w:proofErr w:type="spellStart"/>
+      <w:r>
+        <w:rPr>
+          <w:rFonts w:ascii="Times New Roman" w:hAnsi="Times New Roman" w:cs="Times New Roman"/>
+          <w:b/>
+          <w:bCs/>
+          <w:sz w:val="24"/>
+          <w:szCs w:val="24"/>
+        </w:rPr>
+        <w:t>VsCode</w:t>
+      </w:r>
       <w:bookmarkEnd w:id="12"/>
-    </w:p>
-    <w:p>
-      <w:pPr>
-        <w:spacing w:after="0" w:line="360" w:lineRule="auto"/>
-        <w:outlineLvl w:val="1"/>
-        <w:rPr>
-          <w:rFonts w:ascii="Times New Roman" w:hAnsi="Times New Roman" w:cs="Times New Roman"/>
-          <w:b/>
-          <w:bCs/>
-          <w:sz w:val="24"/>
-          <w:szCs w:val="24"/>
-        </w:rPr>
-      </w:pPr>
-      <w:bookmarkStart w:id="13" w:name="_Toc213056287"/>
-      <w:bookmarkStart w:id="14" w:name="_Toc221864885"/>
-      <w:r>
-        <w:rPr>
-          <w:rFonts w:ascii="Times New Roman" w:hAnsi="Times New Roman" w:cs="Times New Roman"/>
-          <w:b/>
-          <w:bCs/>
-          <w:sz w:val="24"/>
-          <w:szCs w:val="24"/>
-        </w:rPr>
-        <w:t xml:space="preserve">4.1 </w:t>
-      </w:r>
-      <w:proofErr w:type="spellStart"/>
-      <w:r>
-        <w:rPr>
-          <w:rFonts w:ascii="Times New Roman" w:hAnsi="Times New Roman" w:cs="Times New Roman"/>
-          <w:b/>
-          <w:bCs/>
-          <w:sz w:val="24"/>
-          <w:szCs w:val="24"/>
-        </w:rPr>
-        <w:t>VsCode</w:t>
-      </w:r>
       <w:bookmarkEnd w:id="13"/>
-      <w:bookmarkEnd w:id="14"/>
       <w:proofErr w:type="spellEnd"/>
     </w:p>
     <w:p>
@@ -9177,7 +9175,7 @@
           <w:szCs w:val="24"/>
         </w:rPr>
       </w:pPr>
-      <w:bookmarkStart w:id="15" w:name="_Toc215495515"/>
+      <w:bookmarkStart w:id="14" w:name="_Toc215495515"/>
       <w:r>
         <w:rPr>
           <w:rFonts w:ascii="Times New Roman" w:hAnsi="Times New Roman" w:cs="Times New Roman"/>
@@ -9278,7 +9276,7 @@
         </w:rPr>
         <w:t>VsCode</w:t>
       </w:r>
-      <w:bookmarkEnd w:id="15"/>
+      <w:bookmarkEnd w:id="14"/>
       <w:proofErr w:type="spellEnd"/>
     </w:p>
     <w:p>
@@ -9401,8 +9399,8 @@
           <w:szCs w:val="24"/>
         </w:rPr>
       </w:pPr>
-      <w:bookmarkStart w:id="16" w:name="_Toc213056288"/>
-      <w:bookmarkStart w:id="17" w:name="_Toc221864886"/>
+      <w:bookmarkStart w:id="15" w:name="_Toc213056288"/>
+      <w:bookmarkStart w:id="16" w:name="_Toc221864886"/>
       <w:r>
         <w:rPr>
           <w:rFonts w:ascii="Times New Roman" w:hAnsi="Times New Roman" w:cs="Times New Roman"/>
@@ -9413,8 +9411,8 @@
         </w:rPr>
         <w:t>4.2 HTML</w:t>
       </w:r>
+      <w:bookmarkEnd w:id="15"/>
       <w:bookmarkEnd w:id="16"/>
-      <w:bookmarkEnd w:id="17"/>
     </w:p>
     <w:p>
       <w:pPr>
@@ -9747,7 +9745,7 @@
           <w:szCs w:val="24"/>
         </w:rPr>
       </w:pPr>
-      <w:bookmarkStart w:id="18" w:name="_Toc215495516"/>
+      <w:bookmarkStart w:id="17" w:name="_Toc215495516"/>
       <w:r>
         <w:rPr>
           <w:rFonts w:ascii="Times New Roman" w:hAnsi="Times New Roman" w:cs="Times New Roman"/>
@@ -9836,7 +9834,7 @@
         </w:rPr>
         <w:t>HTML</w:t>
       </w:r>
-      <w:bookmarkEnd w:id="18"/>
+      <w:bookmarkEnd w:id="17"/>
     </w:p>
     <w:p>
       <w:pPr>
@@ -9925,8 +9923,8 @@
           <w:szCs w:val="24"/>
         </w:rPr>
       </w:pPr>
-      <w:bookmarkStart w:id="19" w:name="_Toc213056289"/>
-      <w:bookmarkStart w:id="20" w:name="_Toc221864887"/>
+      <w:bookmarkStart w:id="18" w:name="_Toc213056289"/>
+      <w:bookmarkStart w:id="19" w:name="_Toc221864887"/>
       <w:r>
         <w:rPr>
           <w:rFonts w:ascii="Times New Roman" w:hAnsi="Times New Roman" w:cs="Times New Roman"/>
@@ -9937,8 +9935,8 @@
         </w:rPr>
         <w:t>4.3 CSS</w:t>
       </w:r>
+      <w:bookmarkEnd w:id="18"/>
       <w:bookmarkEnd w:id="19"/>
-      <w:bookmarkEnd w:id="20"/>
     </w:p>
     <w:p>
       <w:pPr>
@@ -10092,7 +10090,7 @@
           <w:szCs w:val="24"/>
         </w:rPr>
       </w:pPr>
-      <w:bookmarkStart w:id="21" w:name="_Toc215495517"/>
+      <w:bookmarkStart w:id="20" w:name="_Toc215495517"/>
       <w:r>
         <w:rPr>
           <w:rFonts w:ascii="Times New Roman" w:hAnsi="Times New Roman" w:cs="Times New Roman"/>
@@ -10171,7 +10169,7 @@
         </w:rPr>
         <w:t xml:space="preserve"> - CSS</w:t>
       </w:r>
-      <w:bookmarkEnd w:id="21"/>
+      <w:bookmarkEnd w:id="20"/>
     </w:p>
     <w:p>
       <w:pPr>
@@ -10260,8 +10258,8 @@
           <w:szCs w:val="24"/>
         </w:rPr>
       </w:pPr>
-      <w:bookmarkStart w:id="22" w:name="_Toc213056290"/>
-      <w:bookmarkStart w:id="23" w:name="_Toc221864888"/>
+      <w:bookmarkStart w:id="21" w:name="_Toc213056290"/>
+      <w:bookmarkStart w:id="22" w:name="_Toc221864888"/>
     </w:p>
     <w:p>
       <w:pPr>
@@ -10296,8 +10294,8 @@
         </w:rPr>
         <w:t>JavaScript</w:t>
       </w:r>
+      <w:bookmarkEnd w:id="21"/>
       <w:bookmarkEnd w:id="22"/>
-      <w:bookmarkEnd w:id="23"/>
       <w:proofErr w:type="spellEnd"/>
     </w:p>
     <w:p>
@@ -10557,7 +10555,7 @@
           <w:szCs w:val="24"/>
         </w:rPr>
       </w:pPr>
-      <w:bookmarkStart w:id="24" w:name="_Toc215495518"/>
+      <w:bookmarkStart w:id="23" w:name="_Toc215495518"/>
       <w:r>
         <w:rPr>
           <w:rFonts w:ascii="Times New Roman" w:hAnsi="Times New Roman" w:cs="Times New Roman"/>
@@ -10646,7 +10644,7 @@
         </w:rPr>
         <w:t>JavaScript</w:t>
       </w:r>
-      <w:bookmarkEnd w:id="24"/>
+      <w:bookmarkEnd w:id="23"/>
       <w:proofErr w:type="spellEnd"/>
     </w:p>
     <w:p>
@@ -10912,8 +10910,8 @@
           <w:szCs w:val="24"/>
         </w:rPr>
       </w:pPr>
-      <w:bookmarkStart w:id="25" w:name="_Toc213056291"/>
-      <w:bookmarkStart w:id="26" w:name="_Toc221864889"/>
+      <w:bookmarkStart w:id="24" w:name="_Toc213056291"/>
+      <w:bookmarkStart w:id="25" w:name="_Toc221864889"/>
       <w:r>
         <w:rPr>
           <w:rFonts w:ascii="Times New Roman" w:hAnsi="Times New Roman" w:cs="Times New Roman"/>
@@ -10955,8 +10953,8 @@
         </w:rPr>
         <w:t>Figma</w:t>
       </w:r>
+      <w:bookmarkEnd w:id="24"/>
       <w:bookmarkEnd w:id="25"/>
-      <w:bookmarkEnd w:id="26"/>
       <w:proofErr w:type="spellEnd"/>
     </w:p>
     <w:p>
@@ -11169,7 +11167,7 @@
           <w:szCs w:val="24"/>
         </w:rPr>
       </w:pPr>
-      <w:bookmarkStart w:id="27" w:name="_Toc215495519"/>
+      <w:bookmarkStart w:id="26" w:name="_Toc215495519"/>
       <w:r>
         <w:rPr>
           <w:rFonts w:ascii="Times New Roman" w:hAnsi="Times New Roman" w:cs="Times New Roman"/>
@@ -11258,7 +11256,7 @@
         </w:rPr>
         <w:t>Figma</w:t>
       </w:r>
-      <w:bookmarkEnd w:id="27"/>
+      <w:bookmarkEnd w:id="26"/>
       <w:proofErr w:type="spellEnd"/>
     </w:p>
     <w:p>
@@ -11363,8 +11361,8 @@
           <w:szCs w:val="24"/>
         </w:rPr>
       </w:pPr>
-      <w:bookmarkStart w:id="28" w:name="_Toc213056292"/>
-      <w:bookmarkStart w:id="29" w:name="_Toc221864890"/>
+      <w:bookmarkStart w:id="27" w:name="_Toc213056292"/>
+      <w:bookmarkStart w:id="28" w:name="_Toc221864890"/>
       <w:r>
         <w:rPr>
           <w:rFonts w:ascii="Times New Roman" w:hAnsi="Times New Roman" w:cs="Times New Roman"/>
@@ -11459,8 +11457,8 @@
         </w:rPr>
         <w:t>GitHub</w:t>
       </w:r>
+      <w:bookmarkEnd w:id="27"/>
       <w:bookmarkEnd w:id="28"/>
-      <w:bookmarkEnd w:id="29"/>
     </w:p>
     <w:p>
       <w:pPr>
@@ -11806,7 +11804,7 @@
           <w:szCs w:val="24"/>
         </w:rPr>
       </w:pPr>
-      <w:bookmarkStart w:id="30" w:name="_Toc215495520"/>
+      <w:bookmarkStart w:id="29" w:name="_Toc215495520"/>
       <w:r>
         <w:rPr>
           <w:rFonts w:ascii="Times New Roman" w:hAnsi="Times New Roman" w:cs="Times New Roman"/>
@@ -11917,7 +11915,7 @@
         </w:rPr>
         <w:t>Bash</w:t>
       </w:r>
-      <w:bookmarkEnd w:id="30"/>
+      <w:bookmarkEnd w:id="29"/>
       <w:proofErr w:type="spellEnd"/>
     </w:p>
     <w:p>
@@ -12007,7 +12005,7 @@
           <w:szCs w:val="24"/>
         </w:rPr>
       </w:pPr>
-      <w:bookmarkStart w:id="31" w:name="_Toc215495521"/>
+      <w:bookmarkStart w:id="30" w:name="_Toc215495521"/>
       <w:r>
         <w:rPr>
           <w:rFonts w:ascii="Times New Roman" w:hAnsi="Times New Roman" w:cs="Times New Roman"/>
@@ -12086,7 +12084,7 @@
         </w:rPr>
         <w:t xml:space="preserve"> - GitHub</w:t>
       </w:r>
-      <w:bookmarkEnd w:id="31"/>
+      <w:bookmarkEnd w:id="30"/>
     </w:p>
     <w:p>
       <w:pPr>
@@ -12175,8 +12173,8 @@
           <w:szCs w:val="24"/>
         </w:rPr>
       </w:pPr>
-      <w:bookmarkStart w:id="32" w:name="_Toc213056293"/>
-      <w:bookmarkStart w:id="33" w:name="_Toc221864891"/>
+      <w:bookmarkStart w:id="31" w:name="_Toc213056293"/>
+      <w:bookmarkStart w:id="32" w:name="_Toc221864891"/>
       <w:r>
         <w:rPr>
           <w:rFonts w:ascii="Times New Roman" w:hAnsi="Times New Roman" w:cs="Times New Roman"/>
@@ -12218,8 +12216,8 @@
         </w:rPr>
         <w:t>Trello</w:t>
       </w:r>
+      <w:bookmarkEnd w:id="31"/>
       <w:bookmarkEnd w:id="32"/>
-      <w:bookmarkEnd w:id="33"/>
       <w:proofErr w:type="spellEnd"/>
     </w:p>
     <w:p>
@@ -12388,7 +12386,7 @@
           <w:szCs w:val="24"/>
         </w:rPr>
       </w:pPr>
-      <w:bookmarkStart w:id="34" w:name="_Toc215495522"/>
+      <w:bookmarkStart w:id="33" w:name="_Toc215495522"/>
       <w:r>
         <w:rPr>
           <w:rFonts w:ascii="Times New Roman" w:hAnsi="Times New Roman" w:cs="Times New Roman"/>
@@ -12477,7 +12475,7 @@
         </w:rPr>
         <w:t>Trello</w:t>
       </w:r>
-      <w:bookmarkEnd w:id="34"/>
+      <w:bookmarkEnd w:id="33"/>
       <w:proofErr w:type="spellEnd"/>
     </w:p>
     <w:p>
@@ -12571,8 +12569,8 @@
           <w:szCs w:val="24"/>
         </w:rPr>
       </w:pPr>
-      <w:bookmarkStart w:id="35" w:name="_Toc213056294"/>
-      <w:bookmarkStart w:id="36" w:name="_Toc221864892"/>
+      <w:bookmarkStart w:id="34" w:name="_Toc213056294"/>
+      <w:bookmarkStart w:id="35" w:name="_Toc221864892"/>
       <w:r>
         <w:rPr>
           <w:rFonts w:ascii="Times New Roman" w:hAnsi="Times New Roman" w:cs="Times New Roman"/>
@@ -12604,8 +12602,8 @@
         </w:rPr>
         <w:t xml:space="preserve"> Scrum</w:t>
       </w:r>
+      <w:bookmarkEnd w:id="34"/>
       <w:bookmarkEnd w:id="35"/>
-      <w:bookmarkEnd w:id="36"/>
     </w:p>
     <w:p>
       <w:pPr>
@@ -12717,7 +12715,7 @@
           <w:szCs w:val="24"/>
         </w:rPr>
       </w:pPr>
-      <w:bookmarkStart w:id="37" w:name="_Toc221864893"/>
+      <w:bookmarkStart w:id="36" w:name="_Toc221864893"/>
       <w:r>
         <w:rPr>
           <w:rFonts w:ascii="Times New Roman" w:hAnsi="Times New Roman" w:cs="Times New Roman"/>
@@ -12748,201 +12746,201 @@
         </w:rPr>
         <w:t>SQL</w:t>
       </w:r>
+      <w:bookmarkEnd w:id="36"/>
+    </w:p>
+    <w:p>
+      <w:pPr>
+        <w:spacing w:after="0" w:line="360" w:lineRule="auto"/>
+        <w:ind w:firstLine="709"/>
+        <w:rPr>
+          <w:rFonts w:ascii="Times New Roman" w:hAnsi="Times New Roman" w:cs="Times New Roman"/>
+          <w:bCs/>
+          <w:sz w:val="24"/>
+          <w:szCs w:val="24"/>
+        </w:rPr>
+      </w:pPr>
+      <w:r>
+        <w:rPr>
+          <w:rFonts w:ascii="Times New Roman" w:hAnsi="Times New Roman" w:cs="Times New Roman"/>
+          <w:bCs/>
+          <w:sz w:val="24"/>
+          <w:szCs w:val="24"/>
+        </w:rPr>
+        <w:t>O MySQL é um sistema de gerenciamento de banco de dados relacional (SGBDR) de código aberto, amplamente utilizado para o armazenamento, organização e manipulação de dados em aplicações web e sistemas corporativos. Ele utiliza a linguagem SQL (</w:t>
+      </w:r>
+      <w:proofErr w:type="spellStart"/>
+      <w:r>
+        <w:rPr>
+          <w:rFonts w:ascii="Times New Roman" w:hAnsi="Times New Roman" w:cs="Times New Roman"/>
+          <w:bCs/>
+          <w:sz w:val="24"/>
+          <w:szCs w:val="24"/>
+        </w:rPr>
+        <w:t>Structured</w:t>
+      </w:r>
+      <w:proofErr w:type="spellEnd"/>
+      <w:r>
+        <w:rPr>
+          <w:rFonts w:ascii="Times New Roman" w:hAnsi="Times New Roman" w:cs="Times New Roman"/>
+          <w:bCs/>
+          <w:sz w:val="24"/>
+          <w:szCs w:val="24"/>
+        </w:rPr>
+        <w:t xml:space="preserve"> Query </w:t>
+      </w:r>
+      <w:proofErr w:type="spellStart"/>
+      <w:r>
+        <w:rPr>
+          <w:rFonts w:ascii="Times New Roman" w:hAnsi="Times New Roman" w:cs="Times New Roman"/>
+          <w:bCs/>
+          <w:sz w:val="24"/>
+          <w:szCs w:val="24"/>
+        </w:rPr>
+        <w:t>Language</w:t>
+      </w:r>
+      <w:proofErr w:type="spellEnd"/>
+      <w:r>
+        <w:rPr>
+          <w:rFonts w:ascii="Times New Roman" w:hAnsi="Times New Roman" w:cs="Times New Roman"/>
+          <w:bCs/>
+          <w:sz w:val="24"/>
+          <w:szCs w:val="24"/>
+        </w:rPr>
+        <w:t xml:space="preserve">) para realizar operações como inserção, consulta, atualização e exclusão de dados. De acordo com a Oracle (2025), o MySQL destaca-se por seu alto desempenho, confiabilidade, segurança e fácil integração com diversas linguagens de programação, como PHP, Java e </w:t>
+      </w:r>
+      <w:proofErr w:type="spellStart"/>
+      <w:r>
+        <w:rPr>
+          <w:rFonts w:ascii="Times New Roman" w:hAnsi="Times New Roman" w:cs="Times New Roman"/>
+          <w:bCs/>
+          <w:sz w:val="24"/>
+          <w:szCs w:val="24"/>
+        </w:rPr>
+        <w:t>JavaScript</w:t>
+      </w:r>
+      <w:proofErr w:type="spellEnd"/>
+      <w:r>
+        <w:rPr>
+          <w:rFonts w:ascii="Times New Roman" w:hAnsi="Times New Roman" w:cs="Times New Roman"/>
+          <w:bCs/>
+          <w:sz w:val="24"/>
+          <w:szCs w:val="24"/>
+        </w:rPr>
+        <w:t xml:space="preserve">. </w:t>
+      </w:r>
+    </w:p>
+    <w:p>
+      <w:pPr>
+        <w:spacing w:after="0" w:line="360" w:lineRule="auto"/>
+        <w:ind w:firstLine="709"/>
+        <w:rPr>
+          <w:rFonts w:ascii="Times New Roman" w:hAnsi="Times New Roman" w:cs="Times New Roman"/>
+          <w:bCs/>
+          <w:sz w:val="24"/>
+          <w:szCs w:val="24"/>
+        </w:rPr>
+      </w:pPr>
+      <w:r>
+        <w:rPr>
+          <w:rFonts w:ascii="Times New Roman" w:hAnsi="Times New Roman" w:cs="Times New Roman"/>
+          <w:bCs/>
+          <w:sz w:val="24"/>
+          <w:szCs w:val="24"/>
+        </w:rPr>
+        <w:t>No projeto, o MySQL foi utilizado para armazenar e gerenciar as informações do sistema, garantindo persistência dos dados, organização das informações e integridade no acesso aos registros.</w:t>
+      </w:r>
+    </w:p>
+    <w:p>
+      <w:pPr>
+        <w:spacing w:after="0" w:line="360" w:lineRule="auto"/>
+        <w:ind w:firstLine="709"/>
+        <w:rPr>
+          <w:rFonts w:ascii="Times New Roman" w:hAnsi="Times New Roman" w:cs="Times New Roman"/>
+          <w:bCs/>
+          <w:sz w:val="24"/>
+          <w:szCs w:val="24"/>
+        </w:rPr>
+      </w:pPr>
+    </w:p>
+    <w:p>
+      <w:pPr>
+        <w:spacing w:after="0" w:line="360" w:lineRule="auto"/>
+        <w:outlineLvl w:val="1"/>
+        <w:rPr>
+          <w:rFonts w:ascii="Times New Roman" w:hAnsi="Times New Roman" w:cs="Times New Roman"/>
+          <w:bCs/>
+          <w:sz w:val="24"/>
+          <w:szCs w:val="24"/>
+        </w:rPr>
+      </w:pPr>
+    </w:p>
+    <w:p>
+      <w:pPr>
+        <w:spacing w:after="0" w:line="360" w:lineRule="auto"/>
+        <w:outlineLvl w:val="1"/>
+        <w:rPr>
+          <w:rFonts w:ascii="Times New Roman" w:hAnsi="Times New Roman" w:cs="Times New Roman"/>
+          <w:b/>
+          <w:bCs/>
+          <w:sz w:val="24"/>
+          <w:szCs w:val="24"/>
+        </w:rPr>
+      </w:pPr>
+      <w:bookmarkStart w:id="37" w:name="_Toc213056295"/>
+      <w:bookmarkStart w:id="38" w:name="_Toc221864894"/>
+      <w:r>
+        <w:rPr>
+          <w:rFonts w:ascii="Times New Roman" w:hAnsi="Times New Roman" w:cs="Times New Roman"/>
+          <w:b/>
+          <w:bCs/>
+          <w:sz w:val="24"/>
+          <w:szCs w:val="24"/>
+        </w:rPr>
+        <w:t>4.</w:t>
+      </w:r>
+      <w:r>
+        <w:rPr>
+          <w:rFonts w:ascii="Times New Roman" w:hAnsi="Times New Roman" w:cs="Times New Roman"/>
+          <w:b/>
+          <w:bCs/>
+          <w:sz w:val="24"/>
+          <w:szCs w:val="24"/>
+        </w:rPr>
+        <w:t>10</w:t>
+      </w:r>
+      <w:r>
+        <w:rPr>
+          <w:rFonts w:ascii="Times New Roman" w:hAnsi="Times New Roman" w:cs="Times New Roman"/>
+          <w:b/>
+          <w:bCs/>
+          <w:sz w:val="24"/>
+          <w:szCs w:val="24"/>
+        </w:rPr>
+        <w:t xml:space="preserve"> </w:t>
+      </w:r>
+      <w:proofErr w:type="spellStart"/>
+      <w:r>
+        <w:rPr>
+          <w:rFonts w:ascii="Times New Roman" w:hAnsi="Times New Roman" w:cs="Times New Roman"/>
+          <w:b/>
+          <w:bCs/>
+          <w:sz w:val="24"/>
+          <w:szCs w:val="24"/>
+        </w:rPr>
+        <w:t>PHP</w:t>
+      </w:r>
+      <w:r>
+        <w:rPr>
+          <w:rFonts w:ascii="Times New Roman" w:hAnsi="Times New Roman" w:cs="Times New Roman"/>
+          <w:b/>
+          <w:bCs/>
+          <w:sz w:val="24"/>
+          <w:szCs w:val="24"/>
+        </w:rPr>
+        <w:t>MyAdmin</w:t>
+      </w:r>
       <w:bookmarkEnd w:id="37"/>
-    </w:p>
-    <w:p>
-      <w:pPr>
-        <w:spacing w:after="0" w:line="360" w:lineRule="auto"/>
-        <w:ind w:firstLine="709"/>
-        <w:rPr>
-          <w:rFonts w:ascii="Times New Roman" w:hAnsi="Times New Roman" w:cs="Times New Roman"/>
-          <w:bCs/>
-          <w:sz w:val="24"/>
-          <w:szCs w:val="24"/>
-        </w:rPr>
-      </w:pPr>
-      <w:r>
-        <w:rPr>
-          <w:rFonts w:ascii="Times New Roman" w:hAnsi="Times New Roman" w:cs="Times New Roman"/>
-          <w:bCs/>
-          <w:sz w:val="24"/>
-          <w:szCs w:val="24"/>
-        </w:rPr>
-        <w:t>O MySQL é um sistema de gerenciamento de banco de dados relacional (SGBDR) de código aberto, amplamente utilizado para o armazenamento, organização e manipulação de dados em aplicações web e sistemas corporativos. Ele utiliza a linguagem SQL (</w:t>
-      </w:r>
-      <w:proofErr w:type="spellStart"/>
-      <w:r>
-        <w:rPr>
-          <w:rFonts w:ascii="Times New Roman" w:hAnsi="Times New Roman" w:cs="Times New Roman"/>
-          <w:bCs/>
-          <w:sz w:val="24"/>
-          <w:szCs w:val="24"/>
-        </w:rPr>
-        <w:t>Structured</w:t>
-      </w:r>
-      <w:proofErr w:type="spellEnd"/>
-      <w:r>
-        <w:rPr>
-          <w:rFonts w:ascii="Times New Roman" w:hAnsi="Times New Roman" w:cs="Times New Roman"/>
-          <w:bCs/>
-          <w:sz w:val="24"/>
-          <w:szCs w:val="24"/>
-        </w:rPr>
-        <w:t xml:space="preserve"> Query </w:t>
-      </w:r>
-      <w:proofErr w:type="spellStart"/>
-      <w:r>
-        <w:rPr>
-          <w:rFonts w:ascii="Times New Roman" w:hAnsi="Times New Roman" w:cs="Times New Roman"/>
-          <w:bCs/>
-          <w:sz w:val="24"/>
-          <w:szCs w:val="24"/>
-        </w:rPr>
-        <w:t>Language</w:t>
-      </w:r>
-      <w:proofErr w:type="spellEnd"/>
-      <w:r>
-        <w:rPr>
-          <w:rFonts w:ascii="Times New Roman" w:hAnsi="Times New Roman" w:cs="Times New Roman"/>
-          <w:bCs/>
-          <w:sz w:val="24"/>
-          <w:szCs w:val="24"/>
-        </w:rPr>
-        <w:t xml:space="preserve">) para realizar operações como inserção, consulta, atualização e exclusão de dados. De acordo com a Oracle (2025), o MySQL destaca-se por seu alto desempenho, confiabilidade, segurança e fácil integração com diversas linguagens de programação, como PHP, Java e </w:t>
-      </w:r>
-      <w:proofErr w:type="spellStart"/>
-      <w:r>
-        <w:rPr>
-          <w:rFonts w:ascii="Times New Roman" w:hAnsi="Times New Roman" w:cs="Times New Roman"/>
-          <w:bCs/>
-          <w:sz w:val="24"/>
-          <w:szCs w:val="24"/>
-        </w:rPr>
-        <w:t>JavaScript</w:t>
-      </w:r>
-      <w:proofErr w:type="spellEnd"/>
-      <w:r>
-        <w:rPr>
-          <w:rFonts w:ascii="Times New Roman" w:hAnsi="Times New Roman" w:cs="Times New Roman"/>
-          <w:bCs/>
-          <w:sz w:val="24"/>
-          <w:szCs w:val="24"/>
-        </w:rPr>
-        <w:t xml:space="preserve">. </w:t>
-      </w:r>
-    </w:p>
-    <w:p>
-      <w:pPr>
-        <w:spacing w:after="0" w:line="360" w:lineRule="auto"/>
-        <w:ind w:firstLine="709"/>
-        <w:rPr>
-          <w:rFonts w:ascii="Times New Roman" w:hAnsi="Times New Roman" w:cs="Times New Roman"/>
-          <w:bCs/>
-          <w:sz w:val="24"/>
-          <w:szCs w:val="24"/>
-        </w:rPr>
-      </w:pPr>
-      <w:r>
-        <w:rPr>
-          <w:rFonts w:ascii="Times New Roman" w:hAnsi="Times New Roman" w:cs="Times New Roman"/>
-          <w:bCs/>
-          <w:sz w:val="24"/>
-          <w:szCs w:val="24"/>
-        </w:rPr>
-        <w:t>No projeto, o MySQL foi utilizado para armazenar e gerenciar as informações do sistema, garantindo persistência dos dados, organização das informações e integridade no acesso aos registros.</w:t>
-      </w:r>
-    </w:p>
-    <w:p>
-      <w:pPr>
-        <w:spacing w:after="0" w:line="360" w:lineRule="auto"/>
-        <w:ind w:firstLine="709"/>
-        <w:rPr>
-          <w:rFonts w:ascii="Times New Roman" w:hAnsi="Times New Roman" w:cs="Times New Roman"/>
-          <w:bCs/>
-          <w:sz w:val="24"/>
-          <w:szCs w:val="24"/>
-        </w:rPr>
-      </w:pPr>
-    </w:p>
-    <w:p>
-      <w:pPr>
-        <w:spacing w:after="0" w:line="360" w:lineRule="auto"/>
-        <w:outlineLvl w:val="1"/>
-        <w:rPr>
-          <w:rFonts w:ascii="Times New Roman" w:hAnsi="Times New Roman" w:cs="Times New Roman"/>
-          <w:bCs/>
-          <w:sz w:val="24"/>
-          <w:szCs w:val="24"/>
-        </w:rPr>
-      </w:pPr>
-    </w:p>
-    <w:p>
-      <w:pPr>
-        <w:spacing w:after="0" w:line="360" w:lineRule="auto"/>
-        <w:outlineLvl w:val="1"/>
-        <w:rPr>
-          <w:rFonts w:ascii="Times New Roman" w:hAnsi="Times New Roman" w:cs="Times New Roman"/>
-          <w:b/>
-          <w:bCs/>
-          <w:sz w:val="24"/>
-          <w:szCs w:val="24"/>
-        </w:rPr>
-      </w:pPr>
-      <w:bookmarkStart w:id="38" w:name="_Toc213056295"/>
-      <w:bookmarkStart w:id="39" w:name="_Toc221864894"/>
-      <w:r>
-        <w:rPr>
-          <w:rFonts w:ascii="Times New Roman" w:hAnsi="Times New Roman" w:cs="Times New Roman"/>
-          <w:b/>
-          <w:bCs/>
-          <w:sz w:val="24"/>
-          <w:szCs w:val="24"/>
-        </w:rPr>
-        <w:t>4.</w:t>
-      </w:r>
-      <w:r>
-        <w:rPr>
-          <w:rFonts w:ascii="Times New Roman" w:hAnsi="Times New Roman" w:cs="Times New Roman"/>
-          <w:b/>
-          <w:bCs/>
-          <w:sz w:val="24"/>
-          <w:szCs w:val="24"/>
-        </w:rPr>
-        <w:t>10</w:t>
-      </w:r>
-      <w:r>
-        <w:rPr>
-          <w:rFonts w:ascii="Times New Roman" w:hAnsi="Times New Roman" w:cs="Times New Roman"/>
-          <w:b/>
-          <w:bCs/>
-          <w:sz w:val="24"/>
-          <w:szCs w:val="24"/>
-        </w:rPr>
-        <w:t xml:space="preserve"> </w:t>
-      </w:r>
-      <w:proofErr w:type="spellStart"/>
-      <w:r>
-        <w:rPr>
-          <w:rFonts w:ascii="Times New Roman" w:hAnsi="Times New Roman" w:cs="Times New Roman"/>
-          <w:b/>
-          <w:bCs/>
-          <w:sz w:val="24"/>
-          <w:szCs w:val="24"/>
-        </w:rPr>
-        <w:t>PHP</w:t>
-      </w:r>
-      <w:r>
-        <w:rPr>
-          <w:rFonts w:ascii="Times New Roman" w:hAnsi="Times New Roman" w:cs="Times New Roman"/>
-          <w:b/>
-          <w:bCs/>
-          <w:sz w:val="24"/>
-          <w:szCs w:val="24"/>
-        </w:rPr>
-        <w:t>MyAdmin</w:t>
-      </w:r>
       <w:bookmarkEnd w:id="38"/>
-      <w:bookmarkEnd w:id="39"/>
       <w:proofErr w:type="spellEnd"/>
     </w:p>
     <w:p>
@@ -13219,7 +13217,7 @@
           <w:szCs w:val="24"/>
         </w:rPr>
       </w:pPr>
-      <w:bookmarkStart w:id="40" w:name="_Toc215495523"/>
+      <w:bookmarkStart w:id="39" w:name="_Toc215495523"/>
       <w:r>
         <w:rPr>
           <w:rFonts w:ascii="Times New Roman" w:hAnsi="Times New Roman" w:cs="Times New Roman"/>
@@ -13309,7 +13307,7 @@
         </w:rPr>
         <w:t>PHPMyAdmin</w:t>
       </w:r>
-      <w:bookmarkEnd w:id="40"/>
+      <w:bookmarkEnd w:id="39"/>
       <w:proofErr w:type="spellEnd"/>
     </w:p>
     <w:p>
@@ -13394,6 +13392,219 @@
     <w:p>
       <w:pPr>
         <w:spacing w:after="0" w:line="360" w:lineRule="auto"/>
+        <w:rPr>
+          <w:rFonts w:ascii="Times New Roman" w:hAnsi="Times New Roman" w:cs="Times New Roman"/>
+          <w:bCs/>
+        </w:rPr>
+      </w:pPr>
+    </w:p>
+    <w:p>
+      <w:pPr>
+        <w:spacing w:after="0" w:line="360" w:lineRule="auto"/>
+        <w:rPr>
+          <w:rFonts w:ascii="Times New Roman" w:hAnsi="Times New Roman" w:cs="Times New Roman"/>
+          <w:bCs/>
+        </w:rPr>
+      </w:pPr>
+    </w:p>
+    <w:p>
+      <w:pPr>
+        <w:tabs>
+          <w:tab w:val="left" w:pos="2124"/>
+        </w:tabs>
+        <w:spacing w:after="0" w:line="360" w:lineRule="auto"/>
+        <w:rPr>
+          <w:rFonts w:ascii="Times New Roman" w:hAnsi="Times New Roman" w:cs="Times New Roman"/>
+          <w:b/>
+          <w:bCs/>
+          <w:sz w:val="24"/>
+          <w:szCs w:val="24"/>
+        </w:rPr>
+      </w:pPr>
+      <w:r>
+        <w:rPr>
+          <w:rFonts w:ascii="Times New Roman" w:hAnsi="Times New Roman" w:cs="Times New Roman"/>
+          <w:b/>
+          <w:bCs/>
+          <w:sz w:val="24"/>
+          <w:szCs w:val="24"/>
+        </w:rPr>
+        <w:t>4.11 REACT.</w:t>
+      </w:r>
+      <w:r>
+        <w:rPr>
+          <w:rFonts w:ascii="Times New Roman" w:hAnsi="Times New Roman" w:cs="Times New Roman"/>
+          <w:b/>
+          <w:bCs/>
+          <w:sz w:val="24"/>
+          <w:szCs w:val="24"/>
+        </w:rPr>
+        <w:t>js</w:t>
+      </w:r>
+      <w:r>
+        <w:rPr>
+          <w:rFonts w:ascii="Times New Roman" w:hAnsi="Times New Roman" w:cs="Times New Roman"/>
+          <w:b/>
+          <w:bCs/>
+          <w:sz w:val="24"/>
+          <w:szCs w:val="24"/>
+        </w:rPr>
+        <w:tab/>
+      </w:r>
+    </w:p>
+    <w:p>
+      <w:pPr>
+        <w:tabs>
+          <w:tab w:val="left" w:pos="2124"/>
+        </w:tabs>
+        <w:spacing w:after="0" w:line="360" w:lineRule="auto"/>
+        <w:rPr>
+          <w:rFonts w:ascii="Times New Roman" w:hAnsi="Times New Roman" w:cs="Times New Roman"/>
+          <w:b/>
+          <w:bCs/>
+          <w:sz w:val="24"/>
+          <w:szCs w:val="24"/>
+        </w:rPr>
+      </w:pPr>
+    </w:p>
+    <w:p>
+      <w:pPr>
+        <w:spacing w:line="360" w:lineRule="auto"/>
+        <w:ind w:firstLine="709"/>
+        <w:rPr>
+          <w:rFonts w:ascii="Times New Roman" w:eastAsia="Times New Roman" w:hAnsi="Times New Roman" w:cs="Times New Roman"/>
+          <w:sz w:val="24"/>
+          <w:szCs w:val="24"/>
+          <w:lang w:eastAsia="pt-BR"/>
+        </w:rPr>
+      </w:pPr>
+      <w:r>
+        <w:rPr>
+          <w:rFonts w:ascii="Times New Roman" w:eastAsia="Times New Roman" w:hAnsi="Times New Roman" w:cs="Times New Roman"/>
+          <w:sz w:val="24"/>
+          <w:szCs w:val="24"/>
+          <w:lang w:eastAsia="pt-BR"/>
+        </w:rPr>
+        <w:t xml:space="preserve">O </w:t>
+      </w:r>
+      <w:proofErr w:type="spellStart"/>
+      <w:r>
+        <w:rPr>
+          <w:rFonts w:ascii="Times New Roman" w:eastAsia="Times New Roman" w:hAnsi="Times New Roman" w:cs="Times New Roman"/>
+          <w:sz w:val="24"/>
+          <w:szCs w:val="24"/>
+          <w:lang w:eastAsia="pt-BR"/>
+        </w:rPr>
+        <w:t>React</w:t>
+      </w:r>
+      <w:proofErr w:type="spellEnd"/>
+      <w:r>
+        <w:rPr>
+          <w:rFonts w:ascii="Times New Roman" w:eastAsia="Times New Roman" w:hAnsi="Times New Roman" w:cs="Times New Roman"/>
+          <w:sz w:val="24"/>
+          <w:szCs w:val="24"/>
+          <w:lang w:eastAsia="pt-BR"/>
+        </w:rPr>
+        <w:t xml:space="preserve"> (ou React.js) é uma biblioteca </w:t>
+      </w:r>
+      <w:proofErr w:type="spellStart"/>
+      <w:r>
+        <w:rPr>
+          <w:rFonts w:ascii="Times New Roman" w:eastAsia="Times New Roman" w:hAnsi="Times New Roman" w:cs="Times New Roman"/>
+          <w:sz w:val="24"/>
+          <w:szCs w:val="24"/>
+          <w:lang w:eastAsia="pt-BR"/>
+        </w:rPr>
+        <w:t>JavaScript</w:t>
+      </w:r>
+      <w:proofErr w:type="spellEnd"/>
+      <w:r>
+        <w:rPr>
+          <w:rFonts w:ascii="Times New Roman" w:eastAsia="Times New Roman" w:hAnsi="Times New Roman" w:cs="Times New Roman"/>
+          <w:sz w:val="24"/>
+          <w:szCs w:val="24"/>
+          <w:lang w:eastAsia="pt-BR"/>
+        </w:rPr>
+        <w:t xml:space="preserve"> de código aberto utilizada para construir interfaces de usuário dinâmicas. Ele usa componentes reutilizáveis e o Virtual DOM para </w:t>
+      </w:r>
+      <w:proofErr w:type="spellStart"/>
+      <w:r>
+        <w:rPr>
+          <w:rFonts w:ascii="Times New Roman" w:eastAsia="Times New Roman" w:hAnsi="Times New Roman" w:cs="Times New Roman"/>
+          <w:sz w:val="24"/>
+          <w:szCs w:val="24"/>
+          <w:lang w:eastAsia="pt-BR"/>
+        </w:rPr>
+        <w:t>renderizar</w:t>
+      </w:r>
+      <w:proofErr w:type="spellEnd"/>
+      <w:r>
+        <w:rPr>
+          <w:rFonts w:ascii="Times New Roman" w:eastAsia="Times New Roman" w:hAnsi="Times New Roman" w:cs="Times New Roman"/>
+          <w:sz w:val="24"/>
+          <w:szCs w:val="24"/>
+          <w:lang w:eastAsia="pt-BR"/>
+        </w:rPr>
+        <w:t xml:space="preserve"> páginas de forma rápida e eficiente. Segundo a Meta (2025), a ferramenta se destaca pelo alto desempenho, escalabilidade e facilidade de manutenção em aplicações web.</w:t>
+      </w:r>
+    </w:p>
+    <w:p>
+      <w:pPr>
+        <w:spacing w:line="360" w:lineRule="auto"/>
+        <w:ind w:firstLine="709"/>
+        <w:rPr>
+          <w:rFonts w:ascii="Times New Roman" w:eastAsia="Times New Roman" w:hAnsi="Times New Roman" w:cs="Times New Roman"/>
+          <w:sz w:val="24"/>
+          <w:szCs w:val="24"/>
+          <w:lang w:eastAsia="pt-BR"/>
+        </w:rPr>
+      </w:pPr>
+      <w:r>
+        <w:rPr>
+          <w:rFonts w:ascii="Times New Roman" w:eastAsia="Times New Roman" w:hAnsi="Times New Roman" w:cs="Times New Roman"/>
+          <w:sz w:val="24"/>
+          <w:szCs w:val="24"/>
+          <w:lang w:eastAsia="pt-BR"/>
+        </w:rPr>
+        <w:t xml:space="preserve">No projeto, o </w:t>
+      </w:r>
+      <w:proofErr w:type="spellStart"/>
+      <w:r>
+        <w:rPr>
+          <w:rFonts w:ascii="Times New Roman" w:eastAsia="Times New Roman" w:hAnsi="Times New Roman" w:cs="Times New Roman"/>
+          <w:sz w:val="24"/>
+          <w:szCs w:val="24"/>
+          <w:lang w:eastAsia="pt-BR"/>
+        </w:rPr>
+        <w:t>React</w:t>
+      </w:r>
+      <w:proofErr w:type="spellEnd"/>
+      <w:r>
+        <w:rPr>
+          <w:rFonts w:ascii="Times New Roman" w:eastAsia="Times New Roman" w:hAnsi="Times New Roman" w:cs="Times New Roman"/>
+          <w:sz w:val="24"/>
+          <w:szCs w:val="24"/>
+          <w:lang w:eastAsia="pt-BR"/>
+        </w:rPr>
+        <w:t xml:space="preserve"> foi utilizado para criar a interface e gerenciar o estado da aplicação. Isso garantiu uma navegação fluida, componentes organizados e maior interatividade para o usuário.</w:t>
+      </w:r>
+      <w:bookmarkStart w:id="40" w:name="_Toc213056296"/>
+      <w:bookmarkStart w:id="41" w:name="_Toc221864895"/>
+    </w:p>
+    <w:p>
+      <w:pPr>
+        <w:spacing w:line="240" w:lineRule="auto"/>
+        <w:rPr>
+          <w:rFonts w:ascii="Arial" w:eastAsia="Times New Roman" w:hAnsi="Arial" w:cs="Arial"/>
+          <w:sz w:val="24"/>
+          <w:szCs w:val="24"/>
+          <w:lang w:eastAsia="pt-BR"/>
+        </w:rPr>
+      </w:pPr>
+    </w:p>
+    <w:p>
+      <w:pPr>
+        <w:spacing w:after="0" w:line="360" w:lineRule="auto"/>
         <w:outlineLvl w:val="0"/>
         <w:rPr>
           <w:rFonts w:ascii="Times New Roman" w:hAnsi="Times New Roman" w:cs="Times New Roman"/>
@@ -13403,8 +13614,237 @@
           <w:szCs w:val="24"/>
         </w:rPr>
       </w:pPr>
-      <w:bookmarkStart w:id="41" w:name="_Toc213056296"/>
-      <w:bookmarkStart w:id="42" w:name="_Toc221864895"/>
+      <w:r>
+        <w:rPr>
+          <w:rFonts w:ascii="Times New Roman" w:hAnsi="Times New Roman" w:cs="Times New Roman"/>
+          <w:b/>
+          <w:bCs/>
+          <w:sz w:val="24"/>
+          <w:szCs w:val="24"/>
+        </w:rPr>
+        <w:t>5</w:t>
+      </w:r>
+      <w:r>
+        <w:rPr>
+          <w:rFonts w:ascii="Times New Roman" w:hAnsi="Times New Roman" w:cs="Times New Roman"/>
+          <w:b/>
+          <w:bCs/>
+          <w:sz w:val="24"/>
+          <w:szCs w:val="24"/>
+        </w:rPr>
+        <w:t>.FRA</w:t>
+      </w:r>
+      <w:r>
+        <w:rPr>
+          <w:rFonts w:ascii="Times New Roman" w:hAnsi="Times New Roman" w:cs="Times New Roman"/>
+          <w:b/>
+          <w:bCs/>
+          <w:sz w:val="24"/>
+          <w:szCs w:val="24"/>
+        </w:rPr>
+        <w:t>MEWOR</w:t>
+      </w:r>
+      <w:r>
+        <w:rPr>
+          <w:rFonts w:ascii="Times New Roman" w:hAnsi="Times New Roman" w:cs="Times New Roman"/>
+          <w:b/>
+          <w:bCs/>
+          <w:sz w:val="24"/>
+          <w:szCs w:val="24"/>
+        </w:rPr>
+        <w:t>K</w:t>
+      </w:r>
+      <w:bookmarkEnd w:id="40"/>
+      <w:bookmarkEnd w:id="41"/>
+    </w:p>
+    <w:p>
+      <w:pPr>
+        <w:spacing w:after="0" w:line="360" w:lineRule="auto"/>
+        <w:outlineLvl w:val="1"/>
+        <w:rPr>
+          <w:rFonts w:ascii="Times New Roman" w:hAnsi="Times New Roman" w:cs="Times New Roman"/>
+          <w:b/>
+          <w:bCs/>
+          <w:sz w:val="24"/>
+          <w:szCs w:val="24"/>
+        </w:rPr>
+      </w:pPr>
+      <w:bookmarkStart w:id="42" w:name="_Toc213056297"/>
+      <w:bookmarkStart w:id="43" w:name="_Toc221864896"/>
+      <w:r>
+        <w:rPr>
+          <w:rFonts w:ascii="Times New Roman" w:hAnsi="Times New Roman" w:cs="Times New Roman"/>
+          <w:b/>
+          <w:bCs/>
+          <w:sz w:val="24"/>
+          <w:szCs w:val="24"/>
+        </w:rPr>
+        <w:t>5</w:t>
+      </w:r>
+      <w:r>
+        <w:rPr>
+          <w:rFonts w:ascii="Times New Roman" w:hAnsi="Times New Roman" w:cs="Times New Roman"/>
+          <w:b/>
+          <w:bCs/>
+          <w:sz w:val="24"/>
+          <w:szCs w:val="24"/>
+        </w:rPr>
+        <w:t>.</w:t>
+      </w:r>
+      <w:r>
+        <w:rPr>
+          <w:rFonts w:ascii="Times New Roman" w:hAnsi="Times New Roman" w:cs="Times New Roman"/>
+          <w:b/>
+          <w:bCs/>
+          <w:sz w:val="24"/>
+          <w:szCs w:val="24"/>
+        </w:rPr>
+        <w:t>1</w:t>
+      </w:r>
+      <w:r>
+        <w:rPr>
+          <w:rFonts w:ascii="Times New Roman" w:hAnsi="Times New Roman" w:cs="Times New Roman"/>
+          <w:b/>
+          <w:bCs/>
+          <w:sz w:val="24"/>
+          <w:szCs w:val="24"/>
+        </w:rPr>
+        <w:t xml:space="preserve"> NodeJS</w:t>
+      </w:r>
+      <w:bookmarkEnd w:id="42"/>
+      <w:bookmarkEnd w:id="43"/>
+    </w:p>
+    <w:p>
+      <w:pPr>
+        <w:spacing w:after="0" w:line="360" w:lineRule="auto"/>
+        <w:ind w:firstLine="709"/>
+        <w:rPr>
+          <w:rFonts w:ascii="Times New Roman" w:hAnsi="Times New Roman" w:cs="Times New Roman"/>
+          <w:sz w:val="24"/>
+          <w:szCs w:val="24"/>
+        </w:rPr>
+      </w:pPr>
+      <w:r>
+        <w:rPr>
+          <w:rFonts w:ascii="Times New Roman" w:hAnsi="Times New Roman" w:cs="Times New Roman"/>
+          <w:sz w:val="24"/>
+          <w:szCs w:val="24"/>
+        </w:rPr>
+        <w:t xml:space="preserve">O Node.js é um ambiente de execução </w:t>
+      </w:r>
+      <w:proofErr w:type="spellStart"/>
+      <w:r>
+        <w:rPr>
+          <w:rFonts w:ascii="Times New Roman" w:hAnsi="Times New Roman" w:cs="Times New Roman"/>
+          <w:sz w:val="24"/>
+          <w:szCs w:val="24"/>
+        </w:rPr>
+        <w:t>JavaScript</w:t>
+      </w:r>
+      <w:proofErr w:type="spellEnd"/>
+      <w:r>
+        <w:rPr>
+          <w:rFonts w:ascii="Times New Roman" w:hAnsi="Times New Roman" w:cs="Times New Roman"/>
+          <w:sz w:val="24"/>
+          <w:szCs w:val="24"/>
+        </w:rPr>
+        <w:t xml:space="preserve"> do lado do servidor, baseado no motor V8 do Google Chrome, que permite a criação de aplicações escaláveis, rápidas e eficientes fora do navegador. Ele utiliza um modelo de execução assíncrono e orientado a </w:t>
+      </w:r>
+      <w:r>
+        <w:rPr>
+          <w:rFonts w:ascii="Times New Roman" w:hAnsi="Times New Roman" w:cs="Times New Roman"/>
+          <w:sz w:val="24"/>
+          <w:szCs w:val="24"/>
+        </w:rPr>
+        <w:lastRenderedPageBreak/>
+        <w:t xml:space="preserve">eventos, o que o torna altamente performático para aplicações que exigem múltiplas conexões simultâneas. Segundo a Node.js Foundation (2025), o Node.js é amplamente utilizado no desenvolvimento de APIs, sistemas web e aplicações em tempo real. </w:t>
+      </w:r>
+    </w:p>
+    <w:p>
+      <w:pPr>
+        <w:spacing w:after="0" w:line="360" w:lineRule="auto"/>
+        <w:ind w:firstLine="709"/>
+        <w:rPr>
+          <w:rFonts w:ascii="Times New Roman" w:hAnsi="Times New Roman" w:cs="Times New Roman"/>
+          <w:sz w:val="24"/>
+          <w:szCs w:val="24"/>
+        </w:rPr>
+      </w:pPr>
+      <w:r>
+        <w:rPr>
+          <w:rFonts w:ascii="Times New Roman" w:hAnsi="Times New Roman" w:cs="Times New Roman"/>
+          <w:sz w:val="24"/>
+          <w:szCs w:val="24"/>
+        </w:rPr>
+        <w:t xml:space="preserve">No projeto, o Node.js foi utilizado como ambiente de execução do </w:t>
+      </w:r>
+      <w:proofErr w:type="spellStart"/>
+      <w:r>
+        <w:rPr>
+          <w:rFonts w:ascii="Times New Roman" w:hAnsi="Times New Roman" w:cs="Times New Roman"/>
+          <w:sz w:val="24"/>
+          <w:szCs w:val="24"/>
+        </w:rPr>
+        <w:t>backend</w:t>
+      </w:r>
+      <w:proofErr w:type="spellEnd"/>
+      <w:r>
+        <w:rPr>
+          <w:rFonts w:ascii="Times New Roman" w:hAnsi="Times New Roman" w:cs="Times New Roman"/>
+          <w:sz w:val="24"/>
+          <w:szCs w:val="24"/>
+        </w:rPr>
+        <w:t xml:space="preserve">, possibilitando a comunicação com o banco de dados MySQL, o processamento de requisições e a integração entre o </w:t>
+      </w:r>
+      <w:proofErr w:type="spellStart"/>
+      <w:r>
+        <w:rPr>
+          <w:rFonts w:ascii="Times New Roman" w:hAnsi="Times New Roman" w:cs="Times New Roman"/>
+          <w:sz w:val="24"/>
+          <w:szCs w:val="24"/>
+        </w:rPr>
+        <w:t>frontend</w:t>
+      </w:r>
+      <w:proofErr w:type="spellEnd"/>
+      <w:r>
+        <w:rPr>
+          <w:rFonts w:ascii="Times New Roman" w:hAnsi="Times New Roman" w:cs="Times New Roman"/>
+          <w:sz w:val="24"/>
+          <w:szCs w:val="24"/>
+        </w:rPr>
+        <w:t xml:space="preserve"> e o servidor.</w:t>
+      </w:r>
+    </w:p>
+    <w:p>
+      <w:pPr>
+        <w:spacing w:after="0" w:line="360" w:lineRule="auto"/>
+        <w:ind w:firstLine="709"/>
+        <w:rPr>
+          <w:rFonts w:ascii="Times New Roman" w:hAnsi="Times New Roman" w:cs="Times New Roman"/>
+          <w:sz w:val="24"/>
+          <w:szCs w:val="24"/>
+        </w:rPr>
+      </w:pPr>
+    </w:p>
+    <w:p>
+      <w:pPr>
+        <w:spacing w:after="0" w:line="360" w:lineRule="auto"/>
+        <w:rPr>
+          <w:rFonts w:ascii="Times New Roman" w:hAnsi="Times New Roman" w:cs="Times New Roman"/>
+          <w:sz w:val="24"/>
+          <w:szCs w:val="24"/>
+        </w:rPr>
+      </w:pPr>
+    </w:p>
+    <w:p>
+      <w:pPr>
+        <w:spacing w:after="0" w:line="360" w:lineRule="auto"/>
+        <w:rPr>
+          <w:rFonts w:ascii="Times New Roman" w:hAnsi="Times New Roman" w:cs="Times New Roman"/>
+          <w:sz w:val="24"/>
+          <w:szCs w:val="24"/>
+        </w:rPr>
+      </w:pPr>
     </w:p>
     <w:p>
       <w:pPr>
@@ -13413,83 +13853,25 @@
         <w:rPr>
           <w:rFonts w:ascii="Times New Roman" w:hAnsi="Times New Roman" w:cs="Times New Roman"/>
           <w:b/>
-          <w:bCs/>
-          <w:sz w:val="24"/>
-          <w:szCs w:val="24"/>
-        </w:rPr>
-      </w:pPr>
-      <w:r>
-        <w:rPr>
-          <w:rFonts w:ascii="Times New Roman" w:hAnsi="Times New Roman" w:cs="Times New Roman"/>
-          <w:b/>
-          <w:bCs/>
-          <w:sz w:val="24"/>
-          <w:szCs w:val="24"/>
-        </w:rPr>
-        <w:t>5</w:t>
-      </w:r>
-      <w:r>
-        <w:rPr>
-          <w:rFonts w:ascii="Times New Roman" w:hAnsi="Times New Roman" w:cs="Times New Roman"/>
-          <w:b/>
-          <w:bCs/>
-          <w:sz w:val="24"/>
-          <w:szCs w:val="24"/>
-        </w:rPr>
-        <w:t>.FRA</w:t>
-      </w:r>
-      <w:r>
-        <w:rPr>
-          <w:rFonts w:ascii="Times New Roman" w:hAnsi="Times New Roman" w:cs="Times New Roman"/>
-          <w:b/>
-          <w:bCs/>
-          <w:sz w:val="24"/>
-          <w:szCs w:val="24"/>
-        </w:rPr>
-        <w:t>MEWOR</w:t>
-      </w:r>
-      <w:r>
-        <w:rPr>
-          <w:rFonts w:ascii="Times New Roman" w:hAnsi="Times New Roman" w:cs="Times New Roman"/>
-          <w:b/>
-          <w:bCs/>
-          <w:sz w:val="24"/>
-          <w:szCs w:val="24"/>
-        </w:rPr>
-        <w:t>K</w:t>
-      </w:r>
-      <w:bookmarkEnd w:id="41"/>
-      <w:bookmarkEnd w:id="42"/>
-    </w:p>
-    <w:p>
-      <w:pPr>
-        <w:spacing w:after="0" w:line="360" w:lineRule="auto"/>
-        <w:outlineLvl w:val="1"/>
-        <w:rPr>
-          <w:rFonts w:ascii="Times New Roman" w:hAnsi="Times New Roman" w:cs="Times New Roman"/>
-          <w:b/>
-          <w:bCs/>
-          <w:sz w:val="24"/>
-          <w:szCs w:val="24"/>
-        </w:rPr>
-      </w:pPr>
-      <w:bookmarkStart w:id="43" w:name="_Toc213056297"/>
-      <w:bookmarkStart w:id="44" w:name="_Toc221864896"/>
-      <w:r>
-        <w:rPr>
-          <w:rFonts w:ascii="Times New Roman" w:hAnsi="Times New Roman" w:cs="Times New Roman"/>
-          <w:b/>
-          <w:bCs/>
-          <w:sz w:val="24"/>
-          <w:szCs w:val="24"/>
-        </w:rPr>
-        <w:t>5</w:t>
-      </w:r>
-      <w:r>
-        <w:rPr>
-          <w:rFonts w:ascii="Times New Roman" w:hAnsi="Times New Roman" w:cs="Times New Roman"/>
-          <w:b/>
-          <w:bCs/>
+          <w:sz w:val="24"/>
+          <w:szCs w:val="24"/>
+        </w:rPr>
+      </w:pPr>
+      <w:bookmarkStart w:id="44" w:name="_Toc213056300"/>
+      <w:bookmarkStart w:id="45" w:name="_Toc221864897"/>
+      <w:r>
+        <w:rPr>
+          <w:rFonts w:ascii="Times New Roman" w:hAnsi="Times New Roman" w:cs="Times New Roman"/>
+          <w:b/>
+          <w:sz w:val="24"/>
+          <w:szCs w:val="24"/>
+        </w:rPr>
+        <w:t>8</w:t>
+      </w:r>
+      <w:r>
+        <w:rPr>
+          <w:rFonts w:ascii="Times New Roman" w:hAnsi="Times New Roman" w:cs="Times New Roman"/>
+          <w:b/>
           <w:sz w:val="24"/>
           <w:szCs w:val="24"/>
         </w:rPr>
@@ -13499,190 +13881,13 @@
         <w:rPr>
           <w:rFonts w:ascii="Times New Roman" w:hAnsi="Times New Roman" w:cs="Times New Roman"/>
           <w:b/>
-          <w:bCs/>
-          <w:sz w:val="24"/>
-          <w:szCs w:val="24"/>
-        </w:rPr>
-        <w:t>1</w:t>
-      </w:r>
-      <w:r>
-        <w:rPr>
-          <w:rFonts w:ascii="Times New Roman" w:hAnsi="Times New Roman" w:cs="Times New Roman"/>
-          <w:b/>
-          <w:bCs/>
-          <w:sz w:val="24"/>
-          <w:szCs w:val="24"/>
-        </w:rPr>
-        <w:t xml:space="preserve"> NodeJS</w:t>
-      </w:r>
-      <w:bookmarkEnd w:id="43"/>
+          <w:sz w:val="24"/>
+          <w:szCs w:val="24"/>
+        </w:rPr>
+        <w:t>REFERÊNCIAS</w:t>
+      </w:r>
       <w:bookmarkEnd w:id="44"/>
-    </w:p>
-    <w:p>
-      <w:pPr>
-        <w:spacing w:after="0" w:line="360" w:lineRule="auto"/>
-        <w:ind w:firstLine="709"/>
-        <w:rPr>
-          <w:rFonts w:ascii="Times New Roman" w:hAnsi="Times New Roman" w:cs="Times New Roman"/>
-          <w:sz w:val="24"/>
-          <w:szCs w:val="24"/>
-        </w:rPr>
-      </w:pPr>
-      <w:r>
-        <w:rPr>
-          <w:rFonts w:ascii="Times New Roman" w:hAnsi="Times New Roman" w:cs="Times New Roman"/>
-          <w:sz w:val="24"/>
-          <w:szCs w:val="24"/>
-        </w:rPr>
-        <w:t xml:space="preserve">O Node.js é um ambiente de execução </w:t>
-      </w:r>
-      <w:proofErr w:type="spellStart"/>
-      <w:r>
-        <w:rPr>
-          <w:rFonts w:ascii="Times New Roman" w:hAnsi="Times New Roman" w:cs="Times New Roman"/>
-          <w:sz w:val="24"/>
-          <w:szCs w:val="24"/>
-        </w:rPr>
-        <w:t>JavaScript</w:t>
-      </w:r>
-      <w:proofErr w:type="spellEnd"/>
-      <w:r>
-        <w:rPr>
-          <w:rFonts w:ascii="Times New Roman" w:hAnsi="Times New Roman" w:cs="Times New Roman"/>
-          <w:sz w:val="24"/>
-          <w:szCs w:val="24"/>
-        </w:rPr>
-        <w:t xml:space="preserve"> do lado do servidor, baseado no motor V8 do Google Chrome, que permite a criação de aplicações escaláveis, rápidas e eficientes fora do navegador. Ele utiliza um modelo de execução assíncrono e orientado a eventos, o que o torna altamente performático para aplicações que exigem múltiplas conexões simultâneas. Segundo a Node.js Foundation (2025), o Node.js é amplamente utilizado no desenvolvimento de APIs, sistemas web e aplicações em tempo real. </w:t>
-      </w:r>
-    </w:p>
-    <w:p>
-      <w:pPr>
-        <w:spacing w:after="0" w:line="360" w:lineRule="auto"/>
-        <w:ind w:firstLine="709"/>
-        <w:rPr>
-          <w:rFonts w:ascii="Times New Roman" w:hAnsi="Times New Roman" w:cs="Times New Roman"/>
-          <w:sz w:val="24"/>
-          <w:szCs w:val="24"/>
-        </w:rPr>
-      </w:pPr>
-      <w:r>
-        <w:rPr>
-          <w:rFonts w:ascii="Times New Roman" w:hAnsi="Times New Roman" w:cs="Times New Roman"/>
-          <w:sz w:val="24"/>
-          <w:szCs w:val="24"/>
-        </w:rPr>
-        <w:t xml:space="preserve">No projeto, o Node.js foi utilizado como ambiente de execução do </w:t>
-      </w:r>
-      <w:proofErr w:type="spellStart"/>
-      <w:r>
-        <w:rPr>
-          <w:rFonts w:ascii="Times New Roman" w:hAnsi="Times New Roman" w:cs="Times New Roman"/>
-          <w:sz w:val="24"/>
-          <w:szCs w:val="24"/>
-        </w:rPr>
-        <w:t>backend</w:t>
-      </w:r>
-      <w:proofErr w:type="spellEnd"/>
-      <w:r>
-        <w:rPr>
-          <w:rFonts w:ascii="Times New Roman" w:hAnsi="Times New Roman" w:cs="Times New Roman"/>
-          <w:sz w:val="24"/>
-          <w:szCs w:val="24"/>
-        </w:rPr>
-        <w:t xml:space="preserve">, possibilitando a comunicação com o banco de dados MySQL, o processamento de requisições e a integração entre o </w:t>
-      </w:r>
-      <w:proofErr w:type="spellStart"/>
-      <w:r>
-        <w:rPr>
-          <w:rFonts w:ascii="Times New Roman" w:hAnsi="Times New Roman" w:cs="Times New Roman"/>
-          <w:sz w:val="24"/>
-          <w:szCs w:val="24"/>
-        </w:rPr>
-        <w:t>frontend</w:t>
-      </w:r>
-      <w:proofErr w:type="spellEnd"/>
-      <w:r>
-        <w:rPr>
-          <w:rFonts w:ascii="Times New Roman" w:hAnsi="Times New Roman" w:cs="Times New Roman"/>
-          <w:sz w:val="24"/>
-          <w:szCs w:val="24"/>
-        </w:rPr>
-        <w:t xml:space="preserve"> e o servidor.</w:t>
-      </w:r>
-    </w:p>
-    <w:p>
-      <w:pPr>
-        <w:spacing w:after="0" w:line="360" w:lineRule="auto"/>
-        <w:ind w:firstLine="709"/>
-        <w:rPr>
-          <w:rFonts w:ascii="Times New Roman" w:hAnsi="Times New Roman" w:cs="Times New Roman"/>
-          <w:sz w:val="24"/>
-          <w:szCs w:val="24"/>
-        </w:rPr>
-      </w:pPr>
-    </w:p>
-    <w:p>
-      <w:pPr>
-        <w:spacing w:after="0" w:line="360" w:lineRule="auto"/>
-        <w:rPr>
-          <w:rFonts w:ascii="Times New Roman" w:hAnsi="Times New Roman" w:cs="Times New Roman"/>
-          <w:sz w:val="24"/>
-          <w:szCs w:val="24"/>
-        </w:rPr>
-      </w:pPr>
-    </w:p>
-    <w:p>
-      <w:pPr>
-        <w:spacing w:after="0" w:line="360" w:lineRule="auto"/>
-        <w:rPr>
-          <w:rFonts w:ascii="Times New Roman" w:hAnsi="Times New Roman" w:cs="Times New Roman"/>
-          <w:sz w:val="24"/>
-          <w:szCs w:val="24"/>
-        </w:rPr>
-      </w:pPr>
-    </w:p>
-    <w:p>
-      <w:pPr>
-        <w:spacing w:after="0" w:line="360" w:lineRule="auto"/>
-        <w:outlineLvl w:val="0"/>
-        <w:rPr>
-          <w:rFonts w:ascii="Times New Roman" w:hAnsi="Times New Roman" w:cs="Times New Roman"/>
-          <w:b/>
-          <w:sz w:val="24"/>
-          <w:szCs w:val="24"/>
-        </w:rPr>
-      </w:pPr>
-      <w:bookmarkStart w:id="45" w:name="_Toc213056300"/>
-      <w:bookmarkStart w:id="46" w:name="_Toc221864897"/>
-      <w:r>
-        <w:rPr>
-          <w:rFonts w:ascii="Times New Roman" w:hAnsi="Times New Roman" w:cs="Times New Roman"/>
-          <w:b/>
-          <w:sz w:val="24"/>
-          <w:szCs w:val="24"/>
-        </w:rPr>
-        <w:t>8</w:t>
-      </w:r>
-      <w:r>
-        <w:rPr>
-          <w:rFonts w:ascii="Times New Roman" w:hAnsi="Times New Roman" w:cs="Times New Roman"/>
-          <w:b/>
-          <w:sz w:val="24"/>
-          <w:szCs w:val="24"/>
-        </w:rPr>
-        <w:t>.</w:t>
-      </w:r>
-      <w:r>
-        <w:rPr>
-          <w:rFonts w:ascii="Times New Roman" w:hAnsi="Times New Roman" w:cs="Times New Roman"/>
-          <w:b/>
-          <w:sz w:val="24"/>
-          <w:szCs w:val="24"/>
-        </w:rPr>
-        <w:t>REFERÊNCIAS</w:t>
-      </w:r>
       <w:bookmarkEnd w:id="45"/>
-      <w:bookmarkEnd w:id="46"/>
     </w:p>
     <w:p>
       <w:pPr>
@@ -13853,7 +14058,6 @@
           <w:sz w:val="24"/>
           <w:szCs w:val="24"/>
         </w:rPr>
-        <w:lastRenderedPageBreak/>
         <w:t xml:space="preserve">GITHUB. </w:t>
       </w:r>
       <w:proofErr w:type="spellStart"/>
@@ -14641,14 +14845,5270 @@
     </w:p>
     <w:p>
       <w:pPr>
-        <w:spacing w:after="0" w:line="360" w:lineRule="auto"/>
-        <w:jc w:val="center"/>
-        <w:rPr>
-          <w:rFonts w:ascii="Times New Roman" w:hAnsi="Times New Roman" w:cs="Times New Roman"/>
-          <w:sz w:val="24"/>
-          <w:szCs w:val="24"/>
-        </w:rPr>
-      </w:pPr>
+        <w:spacing w:after="0" w:line="240" w:lineRule="auto"/>
+        <w:ind w:firstLine="709"/>
+        <w:jc w:val="both"/>
+        <w:rPr>
+          <w:rFonts w:ascii="Times New Roman" w:hAnsi="Times New Roman" w:cs="Times New Roman"/>
+          <w:sz w:val="24"/>
+          <w:szCs w:val="24"/>
+        </w:rPr>
+      </w:pPr>
+    </w:p>
+    <w:p>
+      <w:pPr>
+        <w:spacing w:after="0" w:line="240" w:lineRule="auto"/>
+        <w:ind w:firstLine="709"/>
+        <w:jc w:val="both"/>
+        <w:rPr>
+          <w:rFonts w:ascii="Times New Roman" w:hAnsi="Times New Roman" w:cs="Times New Roman"/>
+          <w:sz w:val="24"/>
+          <w:szCs w:val="24"/>
+        </w:rPr>
+      </w:pPr>
+    </w:p>
+    <w:p>
+      <w:pPr>
+        <w:spacing w:after="0" w:line="240" w:lineRule="auto"/>
+        <w:ind w:firstLine="709"/>
+        <w:jc w:val="both"/>
+        <w:rPr>
+          <w:rFonts w:ascii="Times New Roman" w:hAnsi="Times New Roman" w:cs="Times New Roman"/>
+          <w:sz w:val="24"/>
+          <w:szCs w:val="24"/>
+        </w:rPr>
+      </w:pPr>
+    </w:p>
+    <w:p>
+      <w:pPr>
+        <w:spacing w:after="0" w:line="240" w:lineRule="auto"/>
+        <w:ind w:firstLine="709"/>
+        <w:jc w:val="both"/>
+        <w:rPr>
+          <w:rFonts w:ascii="Times New Roman" w:hAnsi="Times New Roman" w:cs="Times New Roman"/>
+          <w:sz w:val="24"/>
+          <w:szCs w:val="24"/>
+        </w:rPr>
+      </w:pPr>
+    </w:p>
+    <w:p>
+      <w:pPr>
+        <w:spacing w:after="0" w:line="240" w:lineRule="auto"/>
+        <w:ind w:firstLine="709"/>
+        <w:jc w:val="both"/>
+        <w:rPr>
+          <w:rFonts w:ascii="Times New Roman" w:hAnsi="Times New Roman" w:cs="Times New Roman"/>
+          <w:sz w:val="24"/>
+          <w:szCs w:val="24"/>
+        </w:rPr>
+      </w:pPr>
+    </w:p>
+    <w:p>
+      <w:pPr>
+        <w:spacing w:after="0" w:line="240" w:lineRule="auto"/>
+        <w:ind w:firstLine="709"/>
+        <w:jc w:val="both"/>
+        <w:rPr>
+          <w:rFonts w:ascii="Times New Roman" w:hAnsi="Times New Roman" w:cs="Times New Roman"/>
+          <w:sz w:val="24"/>
+          <w:szCs w:val="24"/>
+        </w:rPr>
+      </w:pPr>
+    </w:p>
+    <w:p>
+      <w:pPr>
+        <w:spacing w:after="0" w:line="240" w:lineRule="auto"/>
+        <w:ind w:firstLine="709"/>
+        <w:jc w:val="both"/>
+        <w:rPr>
+          <w:rFonts w:ascii="Times New Roman" w:hAnsi="Times New Roman" w:cs="Times New Roman"/>
+          <w:sz w:val="24"/>
+          <w:szCs w:val="24"/>
+        </w:rPr>
+      </w:pPr>
+    </w:p>
+    <w:p>
+      <w:pPr>
+        <w:spacing w:after="0" w:line="240" w:lineRule="auto"/>
+        <w:ind w:firstLine="709"/>
+        <w:jc w:val="both"/>
+        <w:rPr>
+          <w:rFonts w:ascii="Times New Roman" w:hAnsi="Times New Roman" w:cs="Times New Roman"/>
+          <w:sz w:val="24"/>
+          <w:szCs w:val="24"/>
+        </w:rPr>
+      </w:pPr>
+    </w:p>
+    <w:p>
+      <w:pPr>
+        <w:spacing w:after="0" w:line="240" w:lineRule="auto"/>
+        <w:ind w:firstLine="709"/>
+        <w:jc w:val="both"/>
+        <w:rPr>
+          <w:rFonts w:ascii="Times New Roman" w:hAnsi="Times New Roman" w:cs="Times New Roman"/>
+          <w:sz w:val="24"/>
+          <w:szCs w:val="24"/>
+        </w:rPr>
+      </w:pPr>
+    </w:p>
+    <w:p>
+      <w:pPr>
+        <w:spacing w:after="0" w:line="240" w:lineRule="auto"/>
+        <w:ind w:firstLine="709"/>
+        <w:jc w:val="both"/>
+        <w:rPr>
+          <w:rFonts w:ascii="Times New Roman" w:hAnsi="Times New Roman" w:cs="Times New Roman"/>
+          <w:sz w:val="24"/>
+          <w:szCs w:val="24"/>
+        </w:rPr>
+      </w:pPr>
+    </w:p>
+    <w:p>
+      <w:pPr>
+        <w:spacing w:after="0" w:line="240" w:lineRule="auto"/>
+        <w:ind w:firstLine="709"/>
+        <w:jc w:val="both"/>
+        <w:rPr>
+          <w:rFonts w:ascii="Times New Roman" w:hAnsi="Times New Roman" w:cs="Times New Roman"/>
+          <w:sz w:val="24"/>
+          <w:szCs w:val="24"/>
+        </w:rPr>
+      </w:pPr>
+    </w:p>
+    <w:p>
+      <w:pPr>
+        <w:spacing w:after="0" w:line="240" w:lineRule="auto"/>
+        <w:ind w:firstLine="709"/>
+        <w:jc w:val="both"/>
+        <w:rPr>
+          <w:rFonts w:ascii="Times New Roman" w:hAnsi="Times New Roman" w:cs="Times New Roman"/>
+          <w:sz w:val="24"/>
+          <w:szCs w:val="24"/>
+        </w:rPr>
+      </w:pPr>
+    </w:p>
+    <w:p>
+      <w:pPr>
+        <w:spacing w:after="0" w:line="240" w:lineRule="auto"/>
+        <w:ind w:firstLine="709"/>
+        <w:jc w:val="both"/>
+        <w:rPr>
+          <w:rFonts w:ascii="Times New Roman" w:hAnsi="Times New Roman" w:cs="Times New Roman"/>
+          <w:sz w:val="24"/>
+          <w:szCs w:val="24"/>
+        </w:rPr>
+      </w:pPr>
+    </w:p>
+    <w:p>
+      <w:pPr>
+        <w:spacing w:after="0" w:line="240" w:lineRule="auto"/>
+        <w:ind w:firstLine="709"/>
+        <w:jc w:val="both"/>
+        <w:rPr>
+          <w:rFonts w:ascii="Times New Roman" w:hAnsi="Times New Roman" w:cs="Times New Roman"/>
+          <w:sz w:val="24"/>
+          <w:szCs w:val="24"/>
+        </w:rPr>
+      </w:pPr>
+    </w:p>
+    <w:p>
+      <w:pPr>
+        <w:spacing w:after="0" w:line="240" w:lineRule="auto"/>
+        <w:ind w:firstLine="709"/>
+        <w:jc w:val="both"/>
+        <w:rPr>
+          <w:rFonts w:ascii="Times New Roman" w:hAnsi="Times New Roman" w:cs="Times New Roman"/>
+          <w:sz w:val="24"/>
+          <w:szCs w:val="24"/>
+        </w:rPr>
+      </w:pPr>
+    </w:p>
+    <w:p>
+      <w:pPr>
+        <w:spacing w:after="0" w:line="240" w:lineRule="auto"/>
+        <w:ind w:firstLine="709"/>
+        <w:jc w:val="both"/>
+        <w:rPr>
+          <w:rFonts w:ascii="Times New Roman" w:hAnsi="Times New Roman" w:cs="Times New Roman"/>
+          <w:sz w:val="24"/>
+          <w:szCs w:val="24"/>
+        </w:rPr>
+      </w:pPr>
+    </w:p>
+    <w:p>
+      <w:pPr>
+        <w:spacing w:after="0" w:line="240" w:lineRule="auto"/>
+        <w:ind w:firstLine="709"/>
+        <w:jc w:val="both"/>
+        <w:rPr>
+          <w:rFonts w:ascii="Times New Roman" w:hAnsi="Times New Roman" w:cs="Times New Roman"/>
+          <w:sz w:val="24"/>
+          <w:szCs w:val="24"/>
+        </w:rPr>
+      </w:pPr>
+    </w:p>
+    <w:p>
+      <w:pPr>
+        <w:spacing w:after="0" w:line="240" w:lineRule="auto"/>
+        <w:ind w:firstLine="709"/>
+        <w:jc w:val="both"/>
+        <w:rPr>
+          <w:rFonts w:ascii="Times New Roman" w:hAnsi="Times New Roman" w:cs="Times New Roman"/>
+          <w:sz w:val="24"/>
+          <w:szCs w:val="24"/>
+        </w:rPr>
+      </w:pPr>
+    </w:p>
+    <w:p>
+      <w:pPr>
+        <w:spacing w:after="0" w:line="240" w:lineRule="auto"/>
+        <w:ind w:firstLine="709"/>
+        <w:jc w:val="both"/>
+        <w:rPr>
+          <w:rFonts w:ascii="Times New Roman" w:hAnsi="Times New Roman" w:cs="Times New Roman"/>
+          <w:sz w:val="24"/>
+          <w:szCs w:val="24"/>
+        </w:rPr>
+      </w:pPr>
+    </w:p>
+    <w:p>
+      <w:pPr>
+        <w:spacing w:after="0" w:line="240" w:lineRule="auto"/>
+        <w:ind w:firstLine="709"/>
+        <w:jc w:val="both"/>
+        <w:rPr>
+          <w:rFonts w:ascii="Times New Roman" w:hAnsi="Times New Roman" w:cs="Times New Roman"/>
+          <w:sz w:val="24"/>
+          <w:szCs w:val="24"/>
+        </w:rPr>
+      </w:pPr>
+    </w:p>
+    <w:p>
+      <w:pPr>
+        <w:spacing w:after="0" w:line="240" w:lineRule="auto"/>
+        <w:ind w:firstLine="709"/>
+        <w:jc w:val="both"/>
+        <w:rPr>
+          <w:rFonts w:ascii="Times New Roman" w:hAnsi="Times New Roman" w:cs="Times New Roman"/>
+          <w:sz w:val="24"/>
+          <w:szCs w:val="24"/>
+        </w:rPr>
+      </w:pPr>
+    </w:p>
+    <w:p>
+      <w:pPr>
+        <w:spacing w:after="0" w:line="240" w:lineRule="auto"/>
+        <w:ind w:firstLine="709"/>
+        <w:jc w:val="both"/>
+        <w:rPr>
+          <w:rFonts w:ascii="Times New Roman" w:hAnsi="Times New Roman" w:cs="Times New Roman"/>
+          <w:sz w:val="24"/>
+          <w:szCs w:val="24"/>
+        </w:rPr>
+      </w:pPr>
+      <w:r>
+        <w:rPr>
+          <w:rFonts w:ascii="Times New Roman" w:hAnsi="Times New Roman" w:cs="Times New Roman"/>
+          <w:sz w:val="24"/>
+          <w:szCs w:val="24"/>
+        </w:rPr>
+        <w:lastRenderedPageBreak/>
+        <w:t xml:space="preserve">APÊNDICE A </w:t>
+      </w:r>
+      <w:r>
+        <w:rPr>
+          <w:rFonts w:ascii="Times New Roman" w:hAnsi="Times New Roman" w:cs="Times New Roman"/>
+          <w:sz w:val="24"/>
+          <w:szCs w:val="24"/>
+        </w:rPr>
+        <w:t>–</w:t>
+      </w:r>
+      <w:r>
+        <w:rPr>
+          <w:rFonts w:ascii="Times New Roman" w:hAnsi="Times New Roman" w:cs="Times New Roman"/>
+          <w:sz w:val="24"/>
+          <w:szCs w:val="24"/>
+        </w:rPr>
+        <w:t xml:space="preserve"> </w:t>
+      </w:r>
+      <w:r>
+        <w:rPr>
+          <w:rFonts w:ascii="Times New Roman" w:hAnsi="Times New Roman" w:cs="Times New Roman"/>
+          <w:sz w:val="24"/>
+          <w:szCs w:val="24"/>
+        </w:rPr>
+        <w:t>BIBLIOTECA BACK-END</w:t>
+      </w:r>
+    </w:p>
+    <w:p>
+      <w:pPr>
+        <w:rPr>
+          <w:rFonts w:ascii="Times New Roman" w:hAnsi="Times New Roman" w:cs="Times New Roman"/>
+          <w:color w:val="000000" w:themeColor="text1"/>
+          <w:sz w:val="24"/>
+          <w:szCs w:val="24"/>
+          <w:lang w:eastAsia="pt-BR"/>
+        </w:rPr>
+      </w:pPr>
+      <w:r>
+        <w:rPr>
+          <w:rFonts w:ascii="Times New Roman" w:hAnsi="Times New Roman" w:cs="Times New Roman"/>
+          <w:color w:val="000000" w:themeColor="text1"/>
+          <w:sz w:val="24"/>
+          <w:szCs w:val="24"/>
+          <w:lang w:eastAsia="pt-BR"/>
+        </w:rPr>
+        <w:t>{</w:t>
+      </w:r>
+    </w:p>
+    <w:p>
+      <w:pPr>
+        <w:rPr>
+          <w:rFonts w:ascii="Times New Roman" w:hAnsi="Times New Roman" w:cs="Times New Roman"/>
+          <w:color w:val="000000" w:themeColor="text1"/>
+          <w:sz w:val="24"/>
+          <w:szCs w:val="24"/>
+          <w:lang w:eastAsia="pt-BR"/>
+        </w:rPr>
+      </w:pPr>
+      <w:r>
+        <w:rPr>
+          <w:rFonts w:ascii="Times New Roman" w:hAnsi="Times New Roman" w:cs="Times New Roman"/>
+          <w:color w:val="000000" w:themeColor="text1"/>
+          <w:sz w:val="24"/>
+          <w:szCs w:val="24"/>
+          <w:lang w:eastAsia="pt-BR"/>
+        </w:rPr>
+        <w:t xml:space="preserve">  </w:t>
+      </w:r>
+      <w:r>
+        <w:rPr>
+          <w:rFonts w:ascii="Times New Roman" w:hAnsi="Times New Roman" w:cs="Times New Roman"/>
+          <w:i/>
+          <w:iCs/>
+          <w:color w:val="000000" w:themeColor="text1"/>
+          <w:sz w:val="24"/>
+          <w:szCs w:val="24"/>
+          <w:lang w:eastAsia="pt-BR"/>
+        </w:rPr>
+        <w:t>"</w:t>
+      </w:r>
+      <w:proofErr w:type="spellStart"/>
+      <w:r>
+        <w:rPr>
+          <w:rFonts w:ascii="Times New Roman" w:hAnsi="Times New Roman" w:cs="Times New Roman"/>
+          <w:i/>
+          <w:iCs/>
+          <w:color w:val="000000" w:themeColor="text1"/>
+          <w:sz w:val="24"/>
+          <w:szCs w:val="24"/>
+          <w:lang w:eastAsia="pt-BR"/>
+        </w:rPr>
+        <w:t>name</w:t>
+      </w:r>
+      <w:proofErr w:type="spellEnd"/>
+      <w:r>
+        <w:rPr>
+          <w:rFonts w:ascii="Times New Roman" w:hAnsi="Times New Roman" w:cs="Times New Roman"/>
+          <w:i/>
+          <w:iCs/>
+          <w:color w:val="000000" w:themeColor="text1"/>
+          <w:sz w:val="24"/>
+          <w:szCs w:val="24"/>
+          <w:lang w:eastAsia="pt-BR"/>
+        </w:rPr>
+        <w:t>"</w:t>
+      </w:r>
+      <w:r>
+        <w:rPr>
+          <w:rFonts w:ascii="Times New Roman" w:hAnsi="Times New Roman" w:cs="Times New Roman"/>
+          <w:color w:val="000000" w:themeColor="text1"/>
+          <w:sz w:val="24"/>
+          <w:szCs w:val="24"/>
+          <w:lang w:eastAsia="pt-BR"/>
+        </w:rPr>
+        <w:t>: "</w:t>
+      </w:r>
+      <w:proofErr w:type="spellStart"/>
+      <w:r>
+        <w:rPr>
+          <w:rFonts w:ascii="Times New Roman" w:hAnsi="Times New Roman" w:cs="Times New Roman"/>
+          <w:color w:val="000000" w:themeColor="text1"/>
+          <w:sz w:val="24"/>
+          <w:szCs w:val="24"/>
+          <w:lang w:eastAsia="pt-BR"/>
+        </w:rPr>
+        <w:t>mvc</w:t>
+      </w:r>
+      <w:proofErr w:type="spellEnd"/>
+      <w:r>
+        <w:rPr>
+          <w:rFonts w:ascii="Times New Roman" w:hAnsi="Times New Roman" w:cs="Times New Roman"/>
+          <w:color w:val="000000" w:themeColor="text1"/>
+          <w:sz w:val="24"/>
+          <w:szCs w:val="24"/>
+          <w:lang w:eastAsia="pt-BR"/>
+        </w:rPr>
+        <w:t>",</w:t>
+      </w:r>
+    </w:p>
+    <w:p>
+      <w:pPr>
+        <w:rPr>
+          <w:rFonts w:ascii="Times New Roman" w:hAnsi="Times New Roman" w:cs="Times New Roman"/>
+          <w:color w:val="000000" w:themeColor="text1"/>
+          <w:sz w:val="24"/>
+          <w:szCs w:val="24"/>
+          <w:lang w:eastAsia="pt-BR"/>
+        </w:rPr>
+      </w:pPr>
+      <w:r>
+        <w:rPr>
+          <w:rFonts w:ascii="Times New Roman" w:hAnsi="Times New Roman" w:cs="Times New Roman"/>
+          <w:color w:val="000000" w:themeColor="text1"/>
+          <w:sz w:val="24"/>
+          <w:szCs w:val="24"/>
+          <w:lang w:eastAsia="pt-BR"/>
+        </w:rPr>
+        <w:t xml:space="preserve">  </w:t>
+      </w:r>
+      <w:r>
+        <w:rPr>
+          <w:rFonts w:ascii="Times New Roman" w:hAnsi="Times New Roman" w:cs="Times New Roman"/>
+          <w:i/>
+          <w:iCs/>
+          <w:color w:val="000000" w:themeColor="text1"/>
+          <w:sz w:val="24"/>
+          <w:szCs w:val="24"/>
+          <w:lang w:eastAsia="pt-BR"/>
+        </w:rPr>
+        <w:t>"</w:t>
+      </w:r>
+      <w:proofErr w:type="spellStart"/>
+      <w:r>
+        <w:rPr>
+          <w:rFonts w:ascii="Times New Roman" w:hAnsi="Times New Roman" w:cs="Times New Roman"/>
+          <w:i/>
+          <w:iCs/>
+          <w:color w:val="000000" w:themeColor="text1"/>
+          <w:sz w:val="24"/>
+          <w:szCs w:val="24"/>
+          <w:lang w:eastAsia="pt-BR"/>
+        </w:rPr>
+        <w:t>version</w:t>
+      </w:r>
+      <w:proofErr w:type="spellEnd"/>
+      <w:r>
+        <w:rPr>
+          <w:rFonts w:ascii="Times New Roman" w:hAnsi="Times New Roman" w:cs="Times New Roman"/>
+          <w:i/>
+          <w:iCs/>
+          <w:color w:val="000000" w:themeColor="text1"/>
+          <w:sz w:val="24"/>
+          <w:szCs w:val="24"/>
+          <w:lang w:eastAsia="pt-BR"/>
+        </w:rPr>
+        <w:t>"</w:t>
+      </w:r>
+      <w:r>
+        <w:rPr>
+          <w:rFonts w:ascii="Times New Roman" w:hAnsi="Times New Roman" w:cs="Times New Roman"/>
+          <w:color w:val="000000" w:themeColor="text1"/>
+          <w:sz w:val="24"/>
+          <w:szCs w:val="24"/>
+          <w:lang w:eastAsia="pt-BR"/>
+        </w:rPr>
+        <w:t>: "1.0.0",</w:t>
+      </w:r>
+    </w:p>
+    <w:p>
+      <w:pPr>
+        <w:rPr>
+          <w:rFonts w:ascii="Times New Roman" w:hAnsi="Times New Roman" w:cs="Times New Roman"/>
+          <w:color w:val="000000" w:themeColor="text1"/>
+          <w:sz w:val="24"/>
+          <w:szCs w:val="24"/>
+          <w:lang w:eastAsia="pt-BR"/>
+        </w:rPr>
+      </w:pPr>
+      <w:r>
+        <w:rPr>
+          <w:rFonts w:ascii="Times New Roman" w:hAnsi="Times New Roman" w:cs="Times New Roman"/>
+          <w:color w:val="000000" w:themeColor="text1"/>
+          <w:sz w:val="24"/>
+          <w:szCs w:val="24"/>
+          <w:lang w:eastAsia="pt-BR"/>
+        </w:rPr>
+        <w:t xml:space="preserve">  </w:t>
+      </w:r>
+      <w:r>
+        <w:rPr>
+          <w:rFonts w:ascii="Times New Roman" w:hAnsi="Times New Roman" w:cs="Times New Roman"/>
+          <w:i/>
+          <w:iCs/>
+          <w:color w:val="000000" w:themeColor="text1"/>
+          <w:sz w:val="24"/>
+          <w:szCs w:val="24"/>
+          <w:lang w:eastAsia="pt-BR"/>
+        </w:rPr>
+        <w:t>"</w:t>
+      </w:r>
+      <w:proofErr w:type="spellStart"/>
+      <w:r>
+        <w:rPr>
+          <w:rFonts w:ascii="Times New Roman" w:hAnsi="Times New Roman" w:cs="Times New Roman"/>
+          <w:i/>
+          <w:iCs/>
+          <w:color w:val="000000" w:themeColor="text1"/>
+          <w:sz w:val="24"/>
+          <w:szCs w:val="24"/>
+          <w:lang w:eastAsia="pt-BR"/>
+        </w:rPr>
+        <w:t>description</w:t>
+      </w:r>
+      <w:proofErr w:type="spellEnd"/>
+      <w:r>
+        <w:rPr>
+          <w:rFonts w:ascii="Times New Roman" w:hAnsi="Times New Roman" w:cs="Times New Roman"/>
+          <w:i/>
+          <w:iCs/>
+          <w:color w:val="000000" w:themeColor="text1"/>
+          <w:sz w:val="24"/>
+          <w:szCs w:val="24"/>
+          <w:lang w:eastAsia="pt-BR"/>
+        </w:rPr>
+        <w:t>"</w:t>
+      </w:r>
+      <w:r>
+        <w:rPr>
+          <w:rFonts w:ascii="Times New Roman" w:hAnsi="Times New Roman" w:cs="Times New Roman"/>
+          <w:color w:val="000000" w:themeColor="text1"/>
+          <w:sz w:val="24"/>
+          <w:szCs w:val="24"/>
+          <w:lang w:eastAsia="pt-BR"/>
+        </w:rPr>
+        <w:t>: "",</w:t>
+      </w:r>
+    </w:p>
+    <w:p>
+      <w:pPr>
+        <w:rPr>
+          <w:rFonts w:ascii="Times New Roman" w:hAnsi="Times New Roman" w:cs="Times New Roman"/>
+          <w:color w:val="000000" w:themeColor="text1"/>
+          <w:sz w:val="24"/>
+          <w:szCs w:val="24"/>
+          <w:lang w:eastAsia="pt-BR"/>
+        </w:rPr>
+      </w:pPr>
+      <w:r>
+        <w:rPr>
+          <w:rFonts w:ascii="Times New Roman" w:hAnsi="Times New Roman" w:cs="Times New Roman"/>
+          <w:color w:val="000000" w:themeColor="text1"/>
+          <w:sz w:val="24"/>
+          <w:szCs w:val="24"/>
+          <w:lang w:eastAsia="pt-BR"/>
+        </w:rPr>
+        <w:t xml:space="preserve">  </w:t>
+      </w:r>
+      <w:r>
+        <w:rPr>
+          <w:rFonts w:ascii="Times New Roman" w:hAnsi="Times New Roman" w:cs="Times New Roman"/>
+          <w:i/>
+          <w:iCs/>
+          <w:color w:val="000000" w:themeColor="text1"/>
+          <w:sz w:val="24"/>
+          <w:szCs w:val="24"/>
+          <w:lang w:eastAsia="pt-BR"/>
+        </w:rPr>
+        <w:t>"</w:t>
+      </w:r>
+      <w:proofErr w:type="spellStart"/>
+      <w:r>
+        <w:rPr>
+          <w:rFonts w:ascii="Times New Roman" w:hAnsi="Times New Roman" w:cs="Times New Roman"/>
+          <w:i/>
+          <w:iCs/>
+          <w:color w:val="000000" w:themeColor="text1"/>
+          <w:sz w:val="24"/>
+          <w:szCs w:val="24"/>
+          <w:lang w:eastAsia="pt-BR"/>
+        </w:rPr>
+        <w:t>license</w:t>
+      </w:r>
+      <w:proofErr w:type="spellEnd"/>
+      <w:r>
+        <w:rPr>
+          <w:rFonts w:ascii="Times New Roman" w:hAnsi="Times New Roman" w:cs="Times New Roman"/>
+          <w:i/>
+          <w:iCs/>
+          <w:color w:val="000000" w:themeColor="text1"/>
+          <w:sz w:val="24"/>
+          <w:szCs w:val="24"/>
+          <w:lang w:eastAsia="pt-BR"/>
+        </w:rPr>
+        <w:t>"</w:t>
+      </w:r>
+      <w:r>
+        <w:rPr>
+          <w:rFonts w:ascii="Times New Roman" w:hAnsi="Times New Roman" w:cs="Times New Roman"/>
+          <w:color w:val="000000" w:themeColor="text1"/>
+          <w:sz w:val="24"/>
+          <w:szCs w:val="24"/>
+          <w:lang w:eastAsia="pt-BR"/>
+        </w:rPr>
+        <w:t>: "ISC",</w:t>
+      </w:r>
+    </w:p>
+    <w:p>
+      <w:pPr>
+        <w:rPr>
+          <w:rFonts w:ascii="Times New Roman" w:hAnsi="Times New Roman" w:cs="Times New Roman"/>
+          <w:color w:val="000000" w:themeColor="text1"/>
+          <w:sz w:val="24"/>
+          <w:szCs w:val="24"/>
+          <w:lang w:eastAsia="pt-BR"/>
+        </w:rPr>
+      </w:pPr>
+      <w:r>
+        <w:rPr>
+          <w:rFonts w:ascii="Times New Roman" w:hAnsi="Times New Roman" w:cs="Times New Roman"/>
+          <w:color w:val="000000" w:themeColor="text1"/>
+          <w:sz w:val="24"/>
+          <w:szCs w:val="24"/>
+          <w:lang w:eastAsia="pt-BR"/>
+        </w:rPr>
+        <w:t xml:space="preserve">  </w:t>
+      </w:r>
+      <w:r>
+        <w:rPr>
+          <w:rFonts w:ascii="Times New Roman" w:hAnsi="Times New Roman" w:cs="Times New Roman"/>
+          <w:i/>
+          <w:iCs/>
+          <w:color w:val="000000" w:themeColor="text1"/>
+          <w:sz w:val="24"/>
+          <w:szCs w:val="24"/>
+          <w:lang w:eastAsia="pt-BR"/>
+        </w:rPr>
+        <w:t>"</w:t>
+      </w:r>
+      <w:proofErr w:type="spellStart"/>
+      <w:r>
+        <w:rPr>
+          <w:rFonts w:ascii="Times New Roman" w:hAnsi="Times New Roman" w:cs="Times New Roman"/>
+          <w:i/>
+          <w:iCs/>
+          <w:color w:val="000000" w:themeColor="text1"/>
+          <w:sz w:val="24"/>
+          <w:szCs w:val="24"/>
+          <w:lang w:eastAsia="pt-BR"/>
+        </w:rPr>
+        <w:t>author</w:t>
+      </w:r>
+      <w:proofErr w:type="spellEnd"/>
+      <w:r>
+        <w:rPr>
+          <w:rFonts w:ascii="Times New Roman" w:hAnsi="Times New Roman" w:cs="Times New Roman"/>
+          <w:i/>
+          <w:iCs/>
+          <w:color w:val="000000" w:themeColor="text1"/>
+          <w:sz w:val="24"/>
+          <w:szCs w:val="24"/>
+          <w:lang w:eastAsia="pt-BR"/>
+        </w:rPr>
+        <w:t>"</w:t>
+      </w:r>
+      <w:r>
+        <w:rPr>
+          <w:rFonts w:ascii="Times New Roman" w:hAnsi="Times New Roman" w:cs="Times New Roman"/>
+          <w:color w:val="000000" w:themeColor="text1"/>
+          <w:sz w:val="24"/>
+          <w:szCs w:val="24"/>
+          <w:lang w:eastAsia="pt-BR"/>
+        </w:rPr>
+        <w:t>: "",</w:t>
+      </w:r>
+    </w:p>
+    <w:p>
+      <w:pPr>
+        <w:rPr>
+          <w:rFonts w:ascii="Times New Roman" w:hAnsi="Times New Roman" w:cs="Times New Roman"/>
+          <w:color w:val="000000" w:themeColor="text1"/>
+          <w:sz w:val="24"/>
+          <w:szCs w:val="24"/>
+          <w:lang w:eastAsia="pt-BR"/>
+        </w:rPr>
+      </w:pPr>
+      <w:r>
+        <w:rPr>
+          <w:rFonts w:ascii="Times New Roman" w:hAnsi="Times New Roman" w:cs="Times New Roman"/>
+          <w:color w:val="000000" w:themeColor="text1"/>
+          <w:sz w:val="24"/>
+          <w:szCs w:val="24"/>
+          <w:lang w:eastAsia="pt-BR"/>
+        </w:rPr>
+        <w:t xml:space="preserve">  </w:t>
+      </w:r>
+      <w:r>
+        <w:rPr>
+          <w:rFonts w:ascii="Times New Roman" w:hAnsi="Times New Roman" w:cs="Times New Roman"/>
+          <w:i/>
+          <w:iCs/>
+          <w:color w:val="000000" w:themeColor="text1"/>
+          <w:sz w:val="24"/>
+          <w:szCs w:val="24"/>
+          <w:lang w:eastAsia="pt-BR"/>
+        </w:rPr>
+        <w:t>"</w:t>
+      </w:r>
+      <w:proofErr w:type="spellStart"/>
+      <w:r>
+        <w:rPr>
+          <w:rFonts w:ascii="Times New Roman" w:hAnsi="Times New Roman" w:cs="Times New Roman"/>
+          <w:i/>
+          <w:iCs/>
+          <w:color w:val="000000" w:themeColor="text1"/>
+          <w:sz w:val="24"/>
+          <w:szCs w:val="24"/>
+          <w:lang w:eastAsia="pt-BR"/>
+        </w:rPr>
+        <w:t>type</w:t>
+      </w:r>
+      <w:proofErr w:type="spellEnd"/>
+      <w:r>
+        <w:rPr>
+          <w:rFonts w:ascii="Times New Roman" w:hAnsi="Times New Roman" w:cs="Times New Roman"/>
+          <w:i/>
+          <w:iCs/>
+          <w:color w:val="000000" w:themeColor="text1"/>
+          <w:sz w:val="24"/>
+          <w:szCs w:val="24"/>
+          <w:lang w:eastAsia="pt-BR"/>
+        </w:rPr>
+        <w:t>"</w:t>
+      </w:r>
+      <w:r>
+        <w:rPr>
+          <w:rFonts w:ascii="Times New Roman" w:hAnsi="Times New Roman" w:cs="Times New Roman"/>
+          <w:color w:val="000000" w:themeColor="text1"/>
+          <w:sz w:val="24"/>
+          <w:szCs w:val="24"/>
+          <w:lang w:eastAsia="pt-BR"/>
+        </w:rPr>
+        <w:t>: "module",</w:t>
+      </w:r>
+    </w:p>
+    <w:p>
+      <w:pPr>
+        <w:rPr>
+          <w:rFonts w:ascii="Times New Roman" w:hAnsi="Times New Roman" w:cs="Times New Roman"/>
+          <w:color w:val="000000" w:themeColor="text1"/>
+          <w:sz w:val="24"/>
+          <w:szCs w:val="24"/>
+          <w:lang w:eastAsia="pt-BR"/>
+        </w:rPr>
+      </w:pPr>
+      <w:r>
+        <w:rPr>
+          <w:rFonts w:ascii="Times New Roman" w:hAnsi="Times New Roman" w:cs="Times New Roman"/>
+          <w:color w:val="000000" w:themeColor="text1"/>
+          <w:sz w:val="24"/>
+          <w:szCs w:val="24"/>
+          <w:lang w:eastAsia="pt-BR"/>
+        </w:rPr>
+        <w:t xml:space="preserve">  </w:t>
+      </w:r>
+      <w:r>
+        <w:rPr>
+          <w:rFonts w:ascii="Times New Roman" w:hAnsi="Times New Roman" w:cs="Times New Roman"/>
+          <w:i/>
+          <w:iCs/>
+          <w:color w:val="000000" w:themeColor="text1"/>
+          <w:sz w:val="24"/>
+          <w:szCs w:val="24"/>
+          <w:lang w:eastAsia="pt-BR"/>
+        </w:rPr>
+        <w:t>"</w:t>
+      </w:r>
+      <w:proofErr w:type="spellStart"/>
+      <w:r>
+        <w:rPr>
+          <w:rFonts w:ascii="Times New Roman" w:hAnsi="Times New Roman" w:cs="Times New Roman"/>
+          <w:i/>
+          <w:iCs/>
+          <w:color w:val="000000" w:themeColor="text1"/>
+          <w:sz w:val="24"/>
+          <w:szCs w:val="24"/>
+          <w:lang w:eastAsia="pt-BR"/>
+        </w:rPr>
+        <w:t>main</w:t>
+      </w:r>
+      <w:proofErr w:type="spellEnd"/>
+      <w:r>
+        <w:rPr>
+          <w:rFonts w:ascii="Times New Roman" w:hAnsi="Times New Roman" w:cs="Times New Roman"/>
+          <w:i/>
+          <w:iCs/>
+          <w:color w:val="000000" w:themeColor="text1"/>
+          <w:sz w:val="24"/>
+          <w:szCs w:val="24"/>
+          <w:lang w:eastAsia="pt-BR"/>
+        </w:rPr>
+        <w:t>"</w:t>
+      </w:r>
+      <w:r>
+        <w:rPr>
+          <w:rFonts w:ascii="Times New Roman" w:hAnsi="Times New Roman" w:cs="Times New Roman"/>
+          <w:color w:val="000000" w:themeColor="text1"/>
+          <w:sz w:val="24"/>
+          <w:szCs w:val="24"/>
+          <w:lang w:eastAsia="pt-BR"/>
+        </w:rPr>
+        <w:t>: "index.js",</w:t>
+      </w:r>
+    </w:p>
+    <w:p>
+      <w:pPr>
+        <w:rPr>
+          <w:rFonts w:ascii="Times New Roman" w:hAnsi="Times New Roman" w:cs="Times New Roman"/>
+          <w:color w:val="000000" w:themeColor="text1"/>
+          <w:sz w:val="24"/>
+          <w:szCs w:val="24"/>
+          <w:lang w:eastAsia="pt-BR"/>
+        </w:rPr>
+      </w:pPr>
+      <w:r>
+        <w:rPr>
+          <w:rFonts w:ascii="Times New Roman" w:hAnsi="Times New Roman" w:cs="Times New Roman"/>
+          <w:color w:val="000000" w:themeColor="text1"/>
+          <w:sz w:val="24"/>
+          <w:szCs w:val="24"/>
+          <w:lang w:eastAsia="pt-BR"/>
+        </w:rPr>
+        <w:t xml:space="preserve">  </w:t>
+      </w:r>
+      <w:r>
+        <w:rPr>
+          <w:rFonts w:ascii="Times New Roman" w:hAnsi="Times New Roman" w:cs="Times New Roman"/>
+          <w:i/>
+          <w:iCs/>
+          <w:color w:val="000000" w:themeColor="text1"/>
+          <w:sz w:val="24"/>
+          <w:szCs w:val="24"/>
+          <w:lang w:eastAsia="pt-BR"/>
+        </w:rPr>
+        <w:t>"scripts"</w:t>
+      </w:r>
+      <w:r>
+        <w:rPr>
+          <w:rFonts w:ascii="Times New Roman" w:hAnsi="Times New Roman" w:cs="Times New Roman"/>
+          <w:color w:val="000000" w:themeColor="text1"/>
+          <w:sz w:val="24"/>
+          <w:szCs w:val="24"/>
+          <w:lang w:eastAsia="pt-BR"/>
+        </w:rPr>
+        <w:t>: {</w:t>
+      </w:r>
+    </w:p>
+    <w:p>
+      <w:pPr>
+        <w:rPr>
+          <w:rFonts w:ascii="Times New Roman" w:hAnsi="Times New Roman" w:cs="Times New Roman"/>
+          <w:color w:val="000000" w:themeColor="text1"/>
+          <w:sz w:val="24"/>
+          <w:szCs w:val="24"/>
+          <w:lang w:eastAsia="pt-BR"/>
+        </w:rPr>
+      </w:pPr>
+      <w:r>
+        <w:rPr>
+          <w:rFonts w:ascii="Times New Roman" w:hAnsi="Times New Roman" w:cs="Times New Roman"/>
+          <w:color w:val="000000" w:themeColor="text1"/>
+          <w:sz w:val="24"/>
+          <w:szCs w:val="24"/>
+          <w:lang w:eastAsia="pt-BR"/>
+        </w:rPr>
+        <w:t xml:space="preserve">    </w:t>
+      </w:r>
+      <w:r>
+        <w:rPr>
+          <w:rFonts w:ascii="Times New Roman" w:hAnsi="Times New Roman" w:cs="Times New Roman"/>
+          <w:i/>
+          <w:iCs/>
+          <w:color w:val="000000" w:themeColor="text1"/>
+          <w:sz w:val="24"/>
+          <w:szCs w:val="24"/>
+          <w:lang w:eastAsia="pt-BR"/>
+        </w:rPr>
+        <w:t>"</w:t>
+      </w:r>
+      <w:proofErr w:type="spellStart"/>
+      <w:r>
+        <w:rPr>
+          <w:rFonts w:ascii="Times New Roman" w:hAnsi="Times New Roman" w:cs="Times New Roman"/>
+          <w:i/>
+          <w:iCs/>
+          <w:color w:val="000000" w:themeColor="text1"/>
+          <w:sz w:val="24"/>
+          <w:szCs w:val="24"/>
+          <w:lang w:eastAsia="pt-BR"/>
+        </w:rPr>
+        <w:t>test</w:t>
+      </w:r>
+      <w:proofErr w:type="spellEnd"/>
+      <w:r>
+        <w:rPr>
+          <w:rFonts w:ascii="Times New Roman" w:hAnsi="Times New Roman" w:cs="Times New Roman"/>
+          <w:i/>
+          <w:iCs/>
+          <w:color w:val="000000" w:themeColor="text1"/>
+          <w:sz w:val="24"/>
+          <w:szCs w:val="24"/>
+          <w:lang w:eastAsia="pt-BR"/>
+        </w:rPr>
+        <w:t>"</w:t>
+      </w:r>
+      <w:r>
+        <w:rPr>
+          <w:rFonts w:ascii="Times New Roman" w:hAnsi="Times New Roman" w:cs="Times New Roman"/>
+          <w:color w:val="000000" w:themeColor="text1"/>
+          <w:sz w:val="24"/>
+          <w:szCs w:val="24"/>
+          <w:lang w:eastAsia="pt-BR"/>
+        </w:rPr>
+        <w:t>: "</w:t>
+      </w:r>
+      <w:proofErr w:type="spellStart"/>
+      <w:r>
+        <w:rPr>
+          <w:rFonts w:ascii="Times New Roman" w:hAnsi="Times New Roman" w:cs="Times New Roman"/>
+          <w:color w:val="000000" w:themeColor="text1"/>
+          <w:sz w:val="24"/>
+          <w:szCs w:val="24"/>
+          <w:lang w:eastAsia="pt-BR"/>
+        </w:rPr>
+        <w:t>echo</w:t>
+      </w:r>
+      <w:proofErr w:type="spellEnd"/>
+      <w:r>
+        <w:rPr>
+          <w:rFonts w:ascii="Times New Roman" w:hAnsi="Times New Roman" w:cs="Times New Roman"/>
+          <w:color w:val="000000" w:themeColor="text1"/>
+          <w:sz w:val="24"/>
+          <w:szCs w:val="24"/>
+          <w:lang w:eastAsia="pt-BR"/>
+        </w:rPr>
+        <w:t xml:space="preserve"> \"</w:t>
+      </w:r>
+      <w:proofErr w:type="spellStart"/>
+      <w:r>
+        <w:rPr>
+          <w:rFonts w:ascii="Times New Roman" w:hAnsi="Times New Roman" w:cs="Times New Roman"/>
+          <w:color w:val="000000" w:themeColor="text1"/>
+          <w:sz w:val="24"/>
+          <w:szCs w:val="24"/>
+          <w:lang w:eastAsia="pt-BR"/>
+        </w:rPr>
+        <w:t>Error</w:t>
+      </w:r>
+      <w:proofErr w:type="spellEnd"/>
+      <w:r>
+        <w:rPr>
+          <w:rFonts w:ascii="Times New Roman" w:hAnsi="Times New Roman" w:cs="Times New Roman"/>
+          <w:color w:val="000000" w:themeColor="text1"/>
+          <w:sz w:val="24"/>
+          <w:szCs w:val="24"/>
+          <w:lang w:eastAsia="pt-BR"/>
+        </w:rPr>
+        <w:t xml:space="preserve">: no </w:t>
+      </w:r>
+      <w:proofErr w:type="spellStart"/>
+      <w:r>
+        <w:rPr>
+          <w:rFonts w:ascii="Times New Roman" w:hAnsi="Times New Roman" w:cs="Times New Roman"/>
+          <w:color w:val="000000" w:themeColor="text1"/>
+          <w:sz w:val="24"/>
+          <w:szCs w:val="24"/>
+          <w:lang w:eastAsia="pt-BR"/>
+        </w:rPr>
+        <w:t>test</w:t>
+      </w:r>
+      <w:proofErr w:type="spellEnd"/>
+      <w:r>
+        <w:rPr>
+          <w:rFonts w:ascii="Times New Roman" w:hAnsi="Times New Roman" w:cs="Times New Roman"/>
+          <w:color w:val="000000" w:themeColor="text1"/>
+          <w:sz w:val="24"/>
+          <w:szCs w:val="24"/>
+          <w:lang w:eastAsia="pt-BR"/>
+        </w:rPr>
+        <w:t xml:space="preserve"> </w:t>
+      </w:r>
+      <w:proofErr w:type="spellStart"/>
+      <w:r>
+        <w:rPr>
+          <w:rFonts w:ascii="Times New Roman" w:hAnsi="Times New Roman" w:cs="Times New Roman"/>
+          <w:color w:val="000000" w:themeColor="text1"/>
+          <w:sz w:val="24"/>
+          <w:szCs w:val="24"/>
+          <w:lang w:eastAsia="pt-BR"/>
+        </w:rPr>
+        <w:t>specified</w:t>
+      </w:r>
+      <w:proofErr w:type="spellEnd"/>
+      <w:r>
+        <w:rPr>
+          <w:rFonts w:ascii="Times New Roman" w:hAnsi="Times New Roman" w:cs="Times New Roman"/>
+          <w:color w:val="000000" w:themeColor="text1"/>
+          <w:sz w:val="24"/>
+          <w:szCs w:val="24"/>
+          <w:lang w:eastAsia="pt-BR"/>
+        </w:rPr>
+        <w:t xml:space="preserve">\" &amp;&amp; </w:t>
+      </w:r>
+      <w:proofErr w:type="spellStart"/>
+      <w:r>
+        <w:rPr>
+          <w:rFonts w:ascii="Times New Roman" w:hAnsi="Times New Roman" w:cs="Times New Roman"/>
+          <w:color w:val="000000" w:themeColor="text1"/>
+          <w:sz w:val="24"/>
+          <w:szCs w:val="24"/>
+          <w:lang w:eastAsia="pt-BR"/>
+        </w:rPr>
+        <w:t>exit</w:t>
+      </w:r>
+      <w:proofErr w:type="spellEnd"/>
+      <w:r>
+        <w:rPr>
+          <w:rFonts w:ascii="Times New Roman" w:hAnsi="Times New Roman" w:cs="Times New Roman"/>
+          <w:color w:val="000000" w:themeColor="text1"/>
+          <w:sz w:val="24"/>
+          <w:szCs w:val="24"/>
+          <w:lang w:eastAsia="pt-BR"/>
+        </w:rPr>
+        <w:t xml:space="preserve"> 1"</w:t>
+      </w:r>
+    </w:p>
+    <w:p>
+      <w:pPr>
+        <w:rPr>
+          <w:rFonts w:ascii="Times New Roman" w:hAnsi="Times New Roman" w:cs="Times New Roman"/>
+          <w:color w:val="000000" w:themeColor="text1"/>
+          <w:sz w:val="24"/>
+          <w:szCs w:val="24"/>
+          <w:lang w:eastAsia="pt-BR"/>
+        </w:rPr>
+      </w:pPr>
+      <w:r>
+        <w:rPr>
+          <w:rFonts w:ascii="Times New Roman" w:hAnsi="Times New Roman" w:cs="Times New Roman"/>
+          <w:color w:val="000000" w:themeColor="text1"/>
+          <w:sz w:val="24"/>
+          <w:szCs w:val="24"/>
+          <w:lang w:eastAsia="pt-BR"/>
+        </w:rPr>
+        <w:t>  },</w:t>
+      </w:r>
+    </w:p>
+    <w:p>
+      <w:pPr>
+        <w:rPr>
+          <w:rFonts w:ascii="Times New Roman" w:hAnsi="Times New Roman" w:cs="Times New Roman"/>
+          <w:color w:val="000000" w:themeColor="text1"/>
+          <w:sz w:val="24"/>
+          <w:szCs w:val="24"/>
+          <w:lang w:eastAsia="pt-BR"/>
+        </w:rPr>
+      </w:pPr>
+      <w:r>
+        <w:rPr>
+          <w:rFonts w:ascii="Times New Roman" w:hAnsi="Times New Roman" w:cs="Times New Roman"/>
+          <w:color w:val="000000" w:themeColor="text1"/>
+          <w:sz w:val="24"/>
+          <w:szCs w:val="24"/>
+          <w:lang w:eastAsia="pt-BR"/>
+        </w:rPr>
+        <w:t xml:space="preserve">  </w:t>
+      </w:r>
+      <w:r>
+        <w:rPr>
+          <w:rFonts w:ascii="Times New Roman" w:hAnsi="Times New Roman" w:cs="Times New Roman"/>
+          <w:i/>
+          <w:iCs/>
+          <w:color w:val="000000" w:themeColor="text1"/>
+          <w:sz w:val="24"/>
+          <w:szCs w:val="24"/>
+          <w:lang w:eastAsia="pt-BR"/>
+        </w:rPr>
+        <w:t>"</w:t>
+      </w:r>
+      <w:proofErr w:type="spellStart"/>
+      <w:r>
+        <w:rPr>
+          <w:rFonts w:ascii="Times New Roman" w:hAnsi="Times New Roman" w:cs="Times New Roman"/>
+          <w:i/>
+          <w:iCs/>
+          <w:color w:val="000000" w:themeColor="text1"/>
+          <w:sz w:val="24"/>
+          <w:szCs w:val="24"/>
+          <w:lang w:eastAsia="pt-BR"/>
+        </w:rPr>
+        <w:t>dependencies</w:t>
+      </w:r>
+      <w:proofErr w:type="spellEnd"/>
+      <w:r>
+        <w:rPr>
+          <w:rFonts w:ascii="Times New Roman" w:hAnsi="Times New Roman" w:cs="Times New Roman"/>
+          <w:i/>
+          <w:iCs/>
+          <w:color w:val="000000" w:themeColor="text1"/>
+          <w:sz w:val="24"/>
+          <w:szCs w:val="24"/>
+          <w:lang w:eastAsia="pt-BR"/>
+        </w:rPr>
+        <w:t>"</w:t>
+      </w:r>
+      <w:r>
+        <w:rPr>
+          <w:rFonts w:ascii="Times New Roman" w:hAnsi="Times New Roman" w:cs="Times New Roman"/>
+          <w:color w:val="000000" w:themeColor="text1"/>
+          <w:sz w:val="24"/>
+          <w:szCs w:val="24"/>
+          <w:lang w:eastAsia="pt-BR"/>
+        </w:rPr>
+        <w:t>: {</w:t>
+      </w:r>
+    </w:p>
+    <w:p>
+      <w:pPr>
+        <w:rPr>
+          <w:rFonts w:ascii="Times New Roman" w:hAnsi="Times New Roman" w:cs="Times New Roman"/>
+          <w:color w:val="000000" w:themeColor="text1"/>
+          <w:sz w:val="24"/>
+          <w:szCs w:val="24"/>
+          <w:lang w:eastAsia="pt-BR"/>
+        </w:rPr>
+      </w:pPr>
+      <w:r>
+        <w:rPr>
+          <w:rFonts w:ascii="Times New Roman" w:hAnsi="Times New Roman" w:cs="Times New Roman"/>
+          <w:color w:val="000000" w:themeColor="text1"/>
+          <w:sz w:val="24"/>
+          <w:szCs w:val="24"/>
+          <w:lang w:eastAsia="pt-BR"/>
+        </w:rPr>
+        <w:t xml:space="preserve">    </w:t>
+      </w:r>
+      <w:r>
+        <w:rPr>
+          <w:rFonts w:ascii="Times New Roman" w:hAnsi="Times New Roman" w:cs="Times New Roman"/>
+          <w:i/>
+          <w:iCs/>
+          <w:color w:val="000000" w:themeColor="text1"/>
+          <w:sz w:val="24"/>
+          <w:szCs w:val="24"/>
+          <w:lang w:eastAsia="pt-BR"/>
+        </w:rPr>
+        <w:t>"</w:t>
+      </w:r>
+      <w:proofErr w:type="spellStart"/>
+      <w:r>
+        <w:rPr>
+          <w:rFonts w:ascii="Times New Roman" w:hAnsi="Times New Roman" w:cs="Times New Roman"/>
+          <w:i/>
+          <w:iCs/>
+          <w:color w:val="000000" w:themeColor="text1"/>
+          <w:sz w:val="24"/>
+          <w:szCs w:val="24"/>
+          <w:lang w:eastAsia="pt-BR"/>
+        </w:rPr>
+        <w:t>bcrypt</w:t>
+      </w:r>
+      <w:proofErr w:type="spellEnd"/>
+      <w:r>
+        <w:rPr>
+          <w:rFonts w:ascii="Times New Roman" w:hAnsi="Times New Roman" w:cs="Times New Roman"/>
+          <w:i/>
+          <w:iCs/>
+          <w:color w:val="000000" w:themeColor="text1"/>
+          <w:sz w:val="24"/>
+          <w:szCs w:val="24"/>
+          <w:lang w:eastAsia="pt-BR"/>
+        </w:rPr>
+        <w:t>"</w:t>
+      </w:r>
+      <w:r>
+        <w:rPr>
+          <w:rFonts w:ascii="Times New Roman" w:hAnsi="Times New Roman" w:cs="Times New Roman"/>
+          <w:color w:val="000000" w:themeColor="text1"/>
+          <w:sz w:val="24"/>
+          <w:szCs w:val="24"/>
+          <w:lang w:eastAsia="pt-BR"/>
+        </w:rPr>
+        <w:t>: "^6.0.0",</w:t>
+      </w:r>
+    </w:p>
+    <w:p>
+      <w:pPr>
+        <w:rPr>
+          <w:rFonts w:ascii="Times New Roman" w:hAnsi="Times New Roman" w:cs="Times New Roman"/>
+          <w:color w:val="000000" w:themeColor="text1"/>
+          <w:sz w:val="24"/>
+          <w:szCs w:val="24"/>
+          <w:lang w:eastAsia="pt-BR"/>
+        </w:rPr>
+      </w:pPr>
+      <w:r>
+        <w:rPr>
+          <w:rFonts w:ascii="Times New Roman" w:hAnsi="Times New Roman" w:cs="Times New Roman"/>
+          <w:color w:val="000000" w:themeColor="text1"/>
+          <w:sz w:val="24"/>
+          <w:szCs w:val="24"/>
+          <w:lang w:eastAsia="pt-BR"/>
+        </w:rPr>
+        <w:t xml:space="preserve">    </w:t>
+      </w:r>
+      <w:r>
+        <w:rPr>
+          <w:rFonts w:ascii="Times New Roman" w:hAnsi="Times New Roman" w:cs="Times New Roman"/>
+          <w:i/>
+          <w:iCs/>
+          <w:color w:val="000000" w:themeColor="text1"/>
+          <w:sz w:val="24"/>
+          <w:szCs w:val="24"/>
+          <w:lang w:eastAsia="pt-BR"/>
+        </w:rPr>
+        <w:t>"</w:t>
+      </w:r>
+      <w:proofErr w:type="spellStart"/>
+      <w:r>
+        <w:rPr>
+          <w:rFonts w:ascii="Times New Roman" w:hAnsi="Times New Roman" w:cs="Times New Roman"/>
+          <w:i/>
+          <w:iCs/>
+          <w:color w:val="000000" w:themeColor="text1"/>
+          <w:sz w:val="24"/>
+          <w:szCs w:val="24"/>
+          <w:lang w:eastAsia="pt-BR"/>
+        </w:rPr>
+        <w:t>cors</w:t>
+      </w:r>
+      <w:proofErr w:type="spellEnd"/>
+      <w:r>
+        <w:rPr>
+          <w:rFonts w:ascii="Times New Roman" w:hAnsi="Times New Roman" w:cs="Times New Roman"/>
+          <w:i/>
+          <w:iCs/>
+          <w:color w:val="000000" w:themeColor="text1"/>
+          <w:sz w:val="24"/>
+          <w:szCs w:val="24"/>
+          <w:lang w:eastAsia="pt-BR"/>
+        </w:rPr>
+        <w:t>"</w:t>
+      </w:r>
+      <w:r>
+        <w:rPr>
+          <w:rFonts w:ascii="Times New Roman" w:hAnsi="Times New Roman" w:cs="Times New Roman"/>
+          <w:color w:val="000000" w:themeColor="text1"/>
+          <w:sz w:val="24"/>
+          <w:szCs w:val="24"/>
+          <w:lang w:eastAsia="pt-BR"/>
+        </w:rPr>
+        <w:t>: "^2.8.6",</w:t>
+      </w:r>
+    </w:p>
+    <w:p>
+      <w:pPr>
+        <w:rPr>
+          <w:rFonts w:ascii="Times New Roman" w:hAnsi="Times New Roman" w:cs="Times New Roman"/>
+          <w:color w:val="000000" w:themeColor="text1"/>
+          <w:sz w:val="24"/>
+          <w:szCs w:val="24"/>
+          <w:lang w:eastAsia="pt-BR"/>
+        </w:rPr>
+      </w:pPr>
+      <w:r>
+        <w:rPr>
+          <w:rFonts w:ascii="Times New Roman" w:hAnsi="Times New Roman" w:cs="Times New Roman"/>
+          <w:color w:val="000000" w:themeColor="text1"/>
+          <w:sz w:val="24"/>
+          <w:szCs w:val="24"/>
+          <w:lang w:eastAsia="pt-BR"/>
+        </w:rPr>
+        <w:t xml:space="preserve">    </w:t>
+      </w:r>
+      <w:r>
+        <w:rPr>
+          <w:rFonts w:ascii="Times New Roman" w:hAnsi="Times New Roman" w:cs="Times New Roman"/>
+          <w:i/>
+          <w:iCs/>
+          <w:color w:val="000000" w:themeColor="text1"/>
+          <w:sz w:val="24"/>
+          <w:szCs w:val="24"/>
+          <w:lang w:eastAsia="pt-BR"/>
+        </w:rPr>
+        <w:t>"</w:t>
+      </w:r>
+      <w:proofErr w:type="spellStart"/>
+      <w:r>
+        <w:rPr>
+          <w:rFonts w:ascii="Times New Roman" w:hAnsi="Times New Roman" w:cs="Times New Roman"/>
+          <w:i/>
+          <w:iCs/>
+          <w:color w:val="000000" w:themeColor="text1"/>
+          <w:sz w:val="24"/>
+          <w:szCs w:val="24"/>
+          <w:lang w:eastAsia="pt-BR"/>
+        </w:rPr>
+        <w:t>dotenv</w:t>
+      </w:r>
+      <w:proofErr w:type="spellEnd"/>
+      <w:r>
+        <w:rPr>
+          <w:rFonts w:ascii="Times New Roman" w:hAnsi="Times New Roman" w:cs="Times New Roman"/>
+          <w:i/>
+          <w:iCs/>
+          <w:color w:val="000000" w:themeColor="text1"/>
+          <w:sz w:val="24"/>
+          <w:szCs w:val="24"/>
+          <w:lang w:eastAsia="pt-BR"/>
+        </w:rPr>
+        <w:t>"</w:t>
+      </w:r>
+      <w:r>
+        <w:rPr>
+          <w:rFonts w:ascii="Times New Roman" w:hAnsi="Times New Roman" w:cs="Times New Roman"/>
+          <w:color w:val="000000" w:themeColor="text1"/>
+          <w:sz w:val="24"/>
+          <w:szCs w:val="24"/>
+          <w:lang w:eastAsia="pt-BR"/>
+        </w:rPr>
+        <w:t>: "^17.4.2",</w:t>
+      </w:r>
+    </w:p>
+    <w:p>
+      <w:pPr>
+        <w:rPr>
+          <w:rFonts w:ascii="Times New Roman" w:hAnsi="Times New Roman" w:cs="Times New Roman"/>
+          <w:color w:val="000000" w:themeColor="text1"/>
+          <w:sz w:val="24"/>
+          <w:szCs w:val="24"/>
+          <w:lang w:eastAsia="pt-BR"/>
+        </w:rPr>
+      </w:pPr>
+      <w:r>
+        <w:rPr>
+          <w:rFonts w:ascii="Times New Roman" w:hAnsi="Times New Roman" w:cs="Times New Roman"/>
+          <w:color w:val="000000" w:themeColor="text1"/>
+          <w:sz w:val="24"/>
+          <w:szCs w:val="24"/>
+          <w:lang w:eastAsia="pt-BR"/>
+        </w:rPr>
+        <w:t xml:space="preserve">    </w:t>
+      </w:r>
+      <w:r>
+        <w:rPr>
+          <w:rFonts w:ascii="Times New Roman" w:hAnsi="Times New Roman" w:cs="Times New Roman"/>
+          <w:i/>
+          <w:iCs/>
+          <w:color w:val="000000" w:themeColor="text1"/>
+          <w:sz w:val="24"/>
+          <w:szCs w:val="24"/>
+          <w:lang w:eastAsia="pt-BR"/>
+        </w:rPr>
+        <w:t>"</w:t>
+      </w:r>
+      <w:proofErr w:type="spellStart"/>
+      <w:r>
+        <w:rPr>
+          <w:rFonts w:ascii="Times New Roman" w:hAnsi="Times New Roman" w:cs="Times New Roman"/>
+          <w:i/>
+          <w:iCs/>
+          <w:color w:val="000000" w:themeColor="text1"/>
+          <w:sz w:val="24"/>
+          <w:szCs w:val="24"/>
+          <w:lang w:eastAsia="pt-BR"/>
+        </w:rPr>
+        <w:t>express</w:t>
+      </w:r>
+      <w:proofErr w:type="spellEnd"/>
+      <w:r>
+        <w:rPr>
+          <w:rFonts w:ascii="Times New Roman" w:hAnsi="Times New Roman" w:cs="Times New Roman"/>
+          <w:i/>
+          <w:iCs/>
+          <w:color w:val="000000" w:themeColor="text1"/>
+          <w:sz w:val="24"/>
+          <w:szCs w:val="24"/>
+          <w:lang w:eastAsia="pt-BR"/>
+        </w:rPr>
+        <w:t>"</w:t>
+      </w:r>
+      <w:r>
+        <w:rPr>
+          <w:rFonts w:ascii="Times New Roman" w:hAnsi="Times New Roman" w:cs="Times New Roman"/>
+          <w:color w:val="000000" w:themeColor="text1"/>
+          <w:sz w:val="24"/>
+          <w:szCs w:val="24"/>
+          <w:lang w:eastAsia="pt-BR"/>
+        </w:rPr>
+        <w:t>: "^5.2.1",</w:t>
+      </w:r>
+    </w:p>
+    <w:p>
+      <w:pPr>
+        <w:rPr>
+          <w:rFonts w:ascii="Times New Roman" w:hAnsi="Times New Roman" w:cs="Times New Roman"/>
+          <w:color w:val="000000" w:themeColor="text1"/>
+          <w:sz w:val="24"/>
+          <w:szCs w:val="24"/>
+          <w:lang w:eastAsia="pt-BR"/>
+        </w:rPr>
+      </w:pPr>
+      <w:r>
+        <w:rPr>
+          <w:rFonts w:ascii="Times New Roman" w:hAnsi="Times New Roman" w:cs="Times New Roman"/>
+          <w:color w:val="000000" w:themeColor="text1"/>
+          <w:sz w:val="24"/>
+          <w:szCs w:val="24"/>
+          <w:lang w:eastAsia="pt-BR"/>
+        </w:rPr>
+        <w:t xml:space="preserve">    </w:t>
+      </w:r>
+      <w:r>
+        <w:rPr>
+          <w:rFonts w:ascii="Times New Roman" w:hAnsi="Times New Roman" w:cs="Times New Roman"/>
+          <w:i/>
+          <w:iCs/>
+          <w:color w:val="000000" w:themeColor="text1"/>
+          <w:sz w:val="24"/>
+          <w:szCs w:val="24"/>
+          <w:lang w:eastAsia="pt-BR"/>
+        </w:rPr>
+        <w:t>"</w:t>
+      </w:r>
+      <w:proofErr w:type="spellStart"/>
+      <w:r>
+        <w:rPr>
+          <w:rFonts w:ascii="Times New Roman" w:hAnsi="Times New Roman" w:cs="Times New Roman"/>
+          <w:i/>
+          <w:iCs/>
+          <w:color w:val="000000" w:themeColor="text1"/>
+          <w:sz w:val="24"/>
+          <w:szCs w:val="24"/>
+          <w:lang w:eastAsia="pt-BR"/>
+        </w:rPr>
+        <w:t>express-fileupload</w:t>
+      </w:r>
+      <w:proofErr w:type="spellEnd"/>
+      <w:r>
+        <w:rPr>
+          <w:rFonts w:ascii="Times New Roman" w:hAnsi="Times New Roman" w:cs="Times New Roman"/>
+          <w:i/>
+          <w:iCs/>
+          <w:color w:val="000000" w:themeColor="text1"/>
+          <w:sz w:val="24"/>
+          <w:szCs w:val="24"/>
+          <w:lang w:eastAsia="pt-BR"/>
+        </w:rPr>
+        <w:t>"</w:t>
+      </w:r>
+      <w:r>
+        <w:rPr>
+          <w:rFonts w:ascii="Times New Roman" w:hAnsi="Times New Roman" w:cs="Times New Roman"/>
+          <w:color w:val="000000" w:themeColor="text1"/>
+          <w:sz w:val="24"/>
+          <w:szCs w:val="24"/>
+          <w:lang w:eastAsia="pt-BR"/>
+        </w:rPr>
+        <w:t>: "^1.5.2",</w:t>
+      </w:r>
+    </w:p>
+    <w:p>
+      <w:pPr>
+        <w:rPr>
+          <w:rFonts w:ascii="Times New Roman" w:hAnsi="Times New Roman" w:cs="Times New Roman"/>
+          <w:color w:val="000000" w:themeColor="text1"/>
+          <w:sz w:val="24"/>
+          <w:szCs w:val="24"/>
+          <w:lang w:eastAsia="pt-BR"/>
+        </w:rPr>
+      </w:pPr>
+      <w:r>
+        <w:rPr>
+          <w:rFonts w:ascii="Times New Roman" w:hAnsi="Times New Roman" w:cs="Times New Roman"/>
+          <w:color w:val="000000" w:themeColor="text1"/>
+          <w:sz w:val="24"/>
+          <w:szCs w:val="24"/>
+          <w:lang w:eastAsia="pt-BR"/>
+        </w:rPr>
+        <w:t xml:space="preserve">    </w:t>
+      </w:r>
+      <w:r>
+        <w:rPr>
+          <w:rFonts w:ascii="Times New Roman" w:hAnsi="Times New Roman" w:cs="Times New Roman"/>
+          <w:i/>
+          <w:iCs/>
+          <w:color w:val="000000" w:themeColor="text1"/>
+          <w:sz w:val="24"/>
+          <w:szCs w:val="24"/>
+          <w:lang w:eastAsia="pt-BR"/>
+        </w:rPr>
+        <w:t>"</w:t>
+      </w:r>
+      <w:proofErr w:type="spellStart"/>
+      <w:r>
+        <w:rPr>
+          <w:rFonts w:ascii="Times New Roman" w:hAnsi="Times New Roman" w:cs="Times New Roman"/>
+          <w:i/>
+          <w:iCs/>
+          <w:color w:val="000000" w:themeColor="text1"/>
+          <w:sz w:val="24"/>
+          <w:szCs w:val="24"/>
+          <w:lang w:eastAsia="pt-BR"/>
+        </w:rPr>
+        <w:t>jsonwebtoken</w:t>
+      </w:r>
+      <w:proofErr w:type="spellEnd"/>
+      <w:r>
+        <w:rPr>
+          <w:rFonts w:ascii="Times New Roman" w:hAnsi="Times New Roman" w:cs="Times New Roman"/>
+          <w:i/>
+          <w:iCs/>
+          <w:color w:val="000000" w:themeColor="text1"/>
+          <w:sz w:val="24"/>
+          <w:szCs w:val="24"/>
+          <w:lang w:eastAsia="pt-BR"/>
+        </w:rPr>
+        <w:t>"</w:t>
+      </w:r>
+      <w:r>
+        <w:rPr>
+          <w:rFonts w:ascii="Times New Roman" w:hAnsi="Times New Roman" w:cs="Times New Roman"/>
+          <w:color w:val="000000" w:themeColor="text1"/>
+          <w:sz w:val="24"/>
+          <w:szCs w:val="24"/>
+          <w:lang w:eastAsia="pt-BR"/>
+        </w:rPr>
+        <w:t>: "^9.0.3",</w:t>
+      </w:r>
+    </w:p>
+    <w:p>
+      <w:pPr>
+        <w:rPr>
+          <w:rFonts w:ascii="Times New Roman" w:hAnsi="Times New Roman" w:cs="Times New Roman"/>
+          <w:color w:val="000000" w:themeColor="text1"/>
+          <w:sz w:val="24"/>
+          <w:szCs w:val="24"/>
+          <w:lang w:eastAsia="pt-BR"/>
+        </w:rPr>
+      </w:pPr>
+      <w:r>
+        <w:rPr>
+          <w:rFonts w:ascii="Times New Roman" w:hAnsi="Times New Roman" w:cs="Times New Roman"/>
+          <w:color w:val="000000" w:themeColor="text1"/>
+          <w:sz w:val="24"/>
+          <w:szCs w:val="24"/>
+          <w:lang w:eastAsia="pt-BR"/>
+        </w:rPr>
+        <w:t xml:space="preserve">    </w:t>
+      </w:r>
+      <w:r>
+        <w:rPr>
+          <w:rFonts w:ascii="Times New Roman" w:hAnsi="Times New Roman" w:cs="Times New Roman"/>
+          <w:i/>
+          <w:iCs/>
+          <w:color w:val="000000" w:themeColor="text1"/>
+          <w:sz w:val="24"/>
+          <w:szCs w:val="24"/>
+          <w:lang w:eastAsia="pt-BR"/>
+        </w:rPr>
+        <w:t>"mysql2"</w:t>
+      </w:r>
+      <w:r>
+        <w:rPr>
+          <w:rFonts w:ascii="Times New Roman" w:hAnsi="Times New Roman" w:cs="Times New Roman"/>
+          <w:color w:val="000000" w:themeColor="text1"/>
+          <w:sz w:val="24"/>
+          <w:szCs w:val="24"/>
+          <w:lang w:eastAsia="pt-BR"/>
+        </w:rPr>
+        <w:t>: "^3.20.0"</w:t>
+      </w:r>
+    </w:p>
+    <w:p>
+      <w:pPr>
+        <w:rPr>
+          <w:rFonts w:ascii="Times New Roman" w:hAnsi="Times New Roman" w:cs="Times New Roman"/>
+          <w:color w:val="000000" w:themeColor="text1"/>
+          <w:sz w:val="24"/>
+          <w:szCs w:val="24"/>
+          <w:lang w:eastAsia="pt-BR"/>
+        </w:rPr>
+      </w:pPr>
+      <w:r>
+        <w:rPr>
+          <w:rFonts w:ascii="Times New Roman" w:hAnsi="Times New Roman" w:cs="Times New Roman"/>
+          <w:color w:val="000000" w:themeColor="text1"/>
+          <w:sz w:val="24"/>
+          <w:szCs w:val="24"/>
+          <w:lang w:eastAsia="pt-BR"/>
+        </w:rPr>
+        <w:t>  }</w:t>
+      </w:r>
+    </w:p>
+    <w:p>
+      <w:pPr>
+        <w:rPr>
+          <w:rFonts w:ascii="Times New Roman" w:hAnsi="Times New Roman" w:cs="Times New Roman"/>
+          <w:color w:val="000000" w:themeColor="text1"/>
+          <w:sz w:val="24"/>
+          <w:szCs w:val="24"/>
+          <w:lang w:eastAsia="pt-BR"/>
+        </w:rPr>
+      </w:pPr>
+      <w:r>
+        <w:rPr>
+          <w:rFonts w:ascii="Times New Roman" w:hAnsi="Times New Roman" w:cs="Times New Roman"/>
+          <w:color w:val="000000" w:themeColor="text1"/>
+          <w:sz w:val="24"/>
+          <w:szCs w:val="24"/>
+          <w:lang w:eastAsia="pt-BR"/>
+        </w:rPr>
+        <w:t>}</w:t>
+      </w:r>
+    </w:p>
+    <w:p>
+      <w:pPr>
+        <w:spacing w:after="0" w:line="240" w:lineRule="auto"/>
+        <w:ind w:firstLine="709"/>
+        <w:jc w:val="both"/>
+        <w:rPr>
+          <w:rFonts w:ascii="Times New Roman" w:hAnsi="Times New Roman" w:cs="Times New Roman"/>
+          <w:sz w:val="24"/>
+          <w:szCs w:val="24"/>
+        </w:rPr>
+      </w:pPr>
+      <w:r>
+        <w:rPr>
+          <w:rFonts w:ascii="Times New Roman" w:hAnsi="Times New Roman" w:cs="Times New Roman"/>
+          <w:sz w:val="24"/>
+          <w:szCs w:val="24"/>
+        </w:rPr>
+        <w:t xml:space="preserve">APÊNDICE </w:t>
+      </w:r>
+      <w:r>
+        <w:rPr>
+          <w:rFonts w:ascii="Times New Roman" w:hAnsi="Times New Roman" w:cs="Times New Roman"/>
+          <w:sz w:val="24"/>
+          <w:szCs w:val="24"/>
+        </w:rPr>
+        <w:t>B</w:t>
+      </w:r>
+      <w:r>
+        <w:rPr>
+          <w:rFonts w:ascii="Times New Roman" w:hAnsi="Times New Roman" w:cs="Times New Roman"/>
+          <w:sz w:val="24"/>
+          <w:szCs w:val="24"/>
+        </w:rPr>
+        <w:t xml:space="preserve"> – BIBLIOTECA </w:t>
+      </w:r>
+      <w:r>
+        <w:rPr>
+          <w:rFonts w:ascii="Times New Roman" w:hAnsi="Times New Roman" w:cs="Times New Roman"/>
+          <w:sz w:val="24"/>
+          <w:szCs w:val="24"/>
+        </w:rPr>
+        <w:t>FRONT</w:t>
+      </w:r>
+      <w:r>
+        <w:rPr>
+          <w:rFonts w:ascii="Times New Roman" w:hAnsi="Times New Roman" w:cs="Times New Roman"/>
+          <w:sz w:val="24"/>
+          <w:szCs w:val="24"/>
+        </w:rPr>
+        <w:t>-END</w:t>
+      </w:r>
+    </w:p>
+    <w:p>
+      <w:pPr>
+        <w:rPr>
+          <w:rFonts w:ascii="Times New Roman" w:hAnsi="Times New Roman" w:cs="Times New Roman"/>
+          <w:color w:val="000000" w:themeColor="text1"/>
+          <w:sz w:val="24"/>
+          <w:szCs w:val="24"/>
+          <w:lang w:eastAsia="pt-BR"/>
+        </w:rPr>
+      </w:pPr>
+      <w:r>
+        <w:rPr>
+          <w:rFonts w:ascii="Times New Roman" w:hAnsi="Times New Roman" w:cs="Times New Roman"/>
+          <w:color w:val="000000" w:themeColor="text1"/>
+          <w:sz w:val="24"/>
+          <w:szCs w:val="24"/>
+          <w:lang w:eastAsia="pt-BR"/>
+        </w:rPr>
+        <w:t>{</w:t>
+      </w:r>
+    </w:p>
+    <w:p>
+      <w:pPr>
+        <w:rPr>
+          <w:rFonts w:ascii="Times New Roman" w:hAnsi="Times New Roman" w:cs="Times New Roman"/>
+          <w:color w:val="000000" w:themeColor="text1"/>
+          <w:sz w:val="24"/>
+          <w:szCs w:val="24"/>
+          <w:lang w:eastAsia="pt-BR"/>
+        </w:rPr>
+      </w:pPr>
+      <w:r>
+        <w:rPr>
+          <w:rFonts w:ascii="Times New Roman" w:hAnsi="Times New Roman" w:cs="Times New Roman"/>
+          <w:color w:val="000000" w:themeColor="text1"/>
+          <w:sz w:val="24"/>
+          <w:szCs w:val="24"/>
+          <w:lang w:eastAsia="pt-BR"/>
+        </w:rPr>
+        <w:t xml:space="preserve">  </w:t>
+      </w:r>
+      <w:r>
+        <w:rPr>
+          <w:rFonts w:ascii="Times New Roman" w:hAnsi="Times New Roman" w:cs="Times New Roman"/>
+          <w:i/>
+          <w:iCs/>
+          <w:color w:val="000000" w:themeColor="text1"/>
+          <w:sz w:val="24"/>
+          <w:szCs w:val="24"/>
+          <w:lang w:eastAsia="pt-BR"/>
+        </w:rPr>
+        <w:t>"</w:t>
+      </w:r>
+      <w:proofErr w:type="spellStart"/>
+      <w:r>
+        <w:rPr>
+          <w:rFonts w:ascii="Times New Roman" w:hAnsi="Times New Roman" w:cs="Times New Roman"/>
+          <w:i/>
+          <w:iCs/>
+          <w:color w:val="000000" w:themeColor="text1"/>
+          <w:sz w:val="24"/>
+          <w:szCs w:val="24"/>
+          <w:lang w:eastAsia="pt-BR"/>
+        </w:rPr>
+        <w:t>name</w:t>
+      </w:r>
+      <w:proofErr w:type="spellEnd"/>
+      <w:r>
+        <w:rPr>
+          <w:rFonts w:ascii="Times New Roman" w:hAnsi="Times New Roman" w:cs="Times New Roman"/>
+          <w:i/>
+          <w:iCs/>
+          <w:color w:val="000000" w:themeColor="text1"/>
+          <w:sz w:val="24"/>
+          <w:szCs w:val="24"/>
+          <w:lang w:eastAsia="pt-BR"/>
+        </w:rPr>
+        <w:t>"</w:t>
+      </w:r>
+      <w:r>
+        <w:rPr>
+          <w:rFonts w:ascii="Times New Roman" w:hAnsi="Times New Roman" w:cs="Times New Roman"/>
+          <w:color w:val="000000" w:themeColor="text1"/>
+          <w:sz w:val="24"/>
+          <w:szCs w:val="24"/>
+          <w:lang w:eastAsia="pt-BR"/>
+        </w:rPr>
+        <w:t>: "</w:t>
+      </w:r>
+      <w:proofErr w:type="spellStart"/>
+      <w:r>
+        <w:rPr>
+          <w:rFonts w:ascii="Times New Roman" w:hAnsi="Times New Roman" w:cs="Times New Roman"/>
+          <w:color w:val="000000" w:themeColor="text1"/>
+          <w:sz w:val="24"/>
+          <w:szCs w:val="24"/>
+          <w:lang w:eastAsia="pt-BR"/>
+        </w:rPr>
+        <w:t>senai</w:t>
+      </w:r>
+      <w:proofErr w:type="spellEnd"/>
+      <w:r>
+        <w:rPr>
+          <w:rFonts w:ascii="Times New Roman" w:hAnsi="Times New Roman" w:cs="Times New Roman"/>
+          <w:color w:val="000000" w:themeColor="text1"/>
+          <w:sz w:val="24"/>
+          <w:szCs w:val="24"/>
+          <w:lang w:eastAsia="pt-BR"/>
+        </w:rPr>
+        <w:t>",</w:t>
+      </w:r>
+    </w:p>
+    <w:p>
+      <w:pPr>
+        <w:rPr>
+          <w:rFonts w:ascii="Times New Roman" w:hAnsi="Times New Roman" w:cs="Times New Roman"/>
+          <w:color w:val="000000" w:themeColor="text1"/>
+          <w:sz w:val="24"/>
+          <w:szCs w:val="24"/>
+          <w:lang w:eastAsia="pt-BR"/>
+        </w:rPr>
+      </w:pPr>
+      <w:r>
+        <w:rPr>
+          <w:rFonts w:ascii="Times New Roman" w:hAnsi="Times New Roman" w:cs="Times New Roman"/>
+          <w:color w:val="000000" w:themeColor="text1"/>
+          <w:sz w:val="24"/>
+          <w:szCs w:val="24"/>
+          <w:lang w:eastAsia="pt-BR"/>
+        </w:rPr>
+        <w:t xml:space="preserve">  </w:t>
+      </w:r>
+      <w:r>
+        <w:rPr>
+          <w:rFonts w:ascii="Times New Roman" w:hAnsi="Times New Roman" w:cs="Times New Roman"/>
+          <w:i/>
+          <w:iCs/>
+          <w:color w:val="000000" w:themeColor="text1"/>
+          <w:sz w:val="24"/>
+          <w:szCs w:val="24"/>
+          <w:lang w:eastAsia="pt-BR"/>
+        </w:rPr>
+        <w:t>"</w:t>
+      </w:r>
+      <w:proofErr w:type="spellStart"/>
+      <w:r>
+        <w:rPr>
+          <w:rFonts w:ascii="Times New Roman" w:hAnsi="Times New Roman" w:cs="Times New Roman"/>
+          <w:i/>
+          <w:iCs/>
+          <w:color w:val="000000" w:themeColor="text1"/>
+          <w:sz w:val="24"/>
+          <w:szCs w:val="24"/>
+          <w:lang w:eastAsia="pt-BR"/>
+        </w:rPr>
+        <w:t>private</w:t>
+      </w:r>
+      <w:proofErr w:type="spellEnd"/>
+      <w:r>
+        <w:rPr>
+          <w:rFonts w:ascii="Times New Roman" w:hAnsi="Times New Roman" w:cs="Times New Roman"/>
+          <w:i/>
+          <w:iCs/>
+          <w:color w:val="000000" w:themeColor="text1"/>
+          <w:sz w:val="24"/>
+          <w:szCs w:val="24"/>
+          <w:lang w:eastAsia="pt-BR"/>
+        </w:rPr>
+        <w:t>"</w:t>
+      </w:r>
+      <w:r>
+        <w:rPr>
+          <w:rFonts w:ascii="Times New Roman" w:hAnsi="Times New Roman" w:cs="Times New Roman"/>
+          <w:color w:val="000000" w:themeColor="text1"/>
+          <w:sz w:val="24"/>
+          <w:szCs w:val="24"/>
+          <w:lang w:eastAsia="pt-BR"/>
+        </w:rPr>
+        <w:t xml:space="preserve">: </w:t>
+      </w:r>
+      <w:proofErr w:type="spellStart"/>
+      <w:r>
+        <w:rPr>
+          <w:rFonts w:ascii="Times New Roman" w:hAnsi="Times New Roman" w:cs="Times New Roman"/>
+          <w:color w:val="000000" w:themeColor="text1"/>
+          <w:sz w:val="24"/>
+          <w:szCs w:val="24"/>
+          <w:lang w:eastAsia="pt-BR"/>
+        </w:rPr>
+        <w:t>true</w:t>
+      </w:r>
+      <w:proofErr w:type="spellEnd"/>
+      <w:r>
+        <w:rPr>
+          <w:rFonts w:ascii="Times New Roman" w:hAnsi="Times New Roman" w:cs="Times New Roman"/>
+          <w:color w:val="000000" w:themeColor="text1"/>
+          <w:sz w:val="24"/>
+          <w:szCs w:val="24"/>
+          <w:lang w:eastAsia="pt-BR"/>
+        </w:rPr>
+        <w:t>,</w:t>
+      </w:r>
+    </w:p>
+    <w:p>
+      <w:pPr>
+        <w:rPr>
+          <w:rFonts w:ascii="Times New Roman" w:hAnsi="Times New Roman" w:cs="Times New Roman"/>
+          <w:color w:val="000000" w:themeColor="text1"/>
+          <w:sz w:val="24"/>
+          <w:szCs w:val="24"/>
+          <w:lang w:eastAsia="pt-BR"/>
+        </w:rPr>
+      </w:pPr>
+      <w:r>
+        <w:rPr>
+          <w:rFonts w:ascii="Times New Roman" w:hAnsi="Times New Roman" w:cs="Times New Roman"/>
+          <w:color w:val="000000" w:themeColor="text1"/>
+          <w:sz w:val="24"/>
+          <w:szCs w:val="24"/>
+          <w:lang w:eastAsia="pt-BR"/>
+        </w:rPr>
+        <w:t xml:space="preserve">  </w:t>
+      </w:r>
+      <w:r>
+        <w:rPr>
+          <w:rFonts w:ascii="Times New Roman" w:hAnsi="Times New Roman" w:cs="Times New Roman"/>
+          <w:i/>
+          <w:iCs/>
+          <w:color w:val="000000" w:themeColor="text1"/>
+          <w:sz w:val="24"/>
+          <w:szCs w:val="24"/>
+          <w:lang w:eastAsia="pt-BR"/>
+        </w:rPr>
+        <w:t>"</w:t>
+      </w:r>
+      <w:proofErr w:type="spellStart"/>
+      <w:r>
+        <w:rPr>
+          <w:rFonts w:ascii="Times New Roman" w:hAnsi="Times New Roman" w:cs="Times New Roman"/>
+          <w:i/>
+          <w:iCs/>
+          <w:color w:val="000000" w:themeColor="text1"/>
+          <w:sz w:val="24"/>
+          <w:szCs w:val="24"/>
+          <w:lang w:eastAsia="pt-BR"/>
+        </w:rPr>
+        <w:t>version</w:t>
+      </w:r>
+      <w:proofErr w:type="spellEnd"/>
+      <w:r>
+        <w:rPr>
+          <w:rFonts w:ascii="Times New Roman" w:hAnsi="Times New Roman" w:cs="Times New Roman"/>
+          <w:i/>
+          <w:iCs/>
+          <w:color w:val="000000" w:themeColor="text1"/>
+          <w:sz w:val="24"/>
+          <w:szCs w:val="24"/>
+          <w:lang w:eastAsia="pt-BR"/>
+        </w:rPr>
+        <w:t>"</w:t>
+      </w:r>
+      <w:r>
+        <w:rPr>
+          <w:rFonts w:ascii="Times New Roman" w:hAnsi="Times New Roman" w:cs="Times New Roman"/>
+          <w:color w:val="000000" w:themeColor="text1"/>
+          <w:sz w:val="24"/>
+          <w:szCs w:val="24"/>
+          <w:lang w:eastAsia="pt-BR"/>
+        </w:rPr>
+        <w:t>: "0.0.0",</w:t>
+      </w:r>
+    </w:p>
+    <w:p>
+      <w:pPr>
+        <w:rPr>
+          <w:rFonts w:ascii="Times New Roman" w:hAnsi="Times New Roman" w:cs="Times New Roman"/>
+          <w:color w:val="000000" w:themeColor="text1"/>
+          <w:sz w:val="24"/>
+          <w:szCs w:val="24"/>
+          <w:lang w:eastAsia="pt-BR"/>
+        </w:rPr>
+      </w:pPr>
+      <w:r>
+        <w:rPr>
+          <w:rFonts w:ascii="Times New Roman" w:hAnsi="Times New Roman" w:cs="Times New Roman"/>
+          <w:color w:val="000000" w:themeColor="text1"/>
+          <w:sz w:val="24"/>
+          <w:szCs w:val="24"/>
+          <w:lang w:eastAsia="pt-BR"/>
+        </w:rPr>
+        <w:t xml:space="preserve">  </w:t>
+      </w:r>
+      <w:r>
+        <w:rPr>
+          <w:rFonts w:ascii="Times New Roman" w:hAnsi="Times New Roman" w:cs="Times New Roman"/>
+          <w:i/>
+          <w:iCs/>
+          <w:color w:val="000000" w:themeColor="text1"/>
+          <w:sz w:val="24"/>
+          <w:szCs w:val="24"/>
+          <w:lang w:eastAsia="pt-BR"/>
+        </w:rPr>
+        <w:t>"</w:t>
+      </w:r>
+      <w:proofErr w:type="spellStart"/>
+      <w:r>
+        <w:rPr>
+          <w:rFonts w:ascii="Times New Roman" w:hAnsi="Times New Roman" w:cs="Times New Roman"/>
+          <w:i/>
+          <w:iCs/>
+          <w:color w:val="000000" w:themeColor="text1"/>
+          <w:sz w:val="24"/>
+          <w:szCs w:val="24"/>
+          <w:lang w:eastAsia="pt-BR"/>
+        </w:rPr>
+        <w:t>type</w:t>
+      </w:r>
+      <w:proofErr w:type="spellEnd"/>
+      <w:r>
+        <w:rPr>
+          <w:rFonts w:ascii="Times New Roman" w:hAnsi="Times New Roman" w:cs="Times New Roman"/>
+          <w:i/>
+          <w:iCs/>
+          <w:color w:val="000000" w:themeColor="text1"/>
+          <w:sz w:val="24"/>
+          <w:szCs w:val="24"/>
+          <w:lang w:eastAsia="pt-BR"/>
+        </w:rPr>
+        <w:t>"</w:t>
+      </w:r>
+      <w:r>
+        <w:rPr>
+          <w:rFonts w:ascii="Times New Roman" w:hAnsi="Times New Roman" w:cs="Times New Roman"/>
+          <w:color w:val="000000" w:themeColor="text1"/>
+          <w:sz w:val="24"/>
+          <w:szCs w:val="24"/>
+          <w:lang w:eastAsia="pt-BR"/>
+        </w:rPr>
+        <w:t>: "module",</w:t>
+      </w:r>
+    </w:p>
+    <w:p>
+      <w:pPr>
+        <w:rPr>
+          <w:rFonts w:ascii="Times New Roman" w:hAnsi="Times New Roman" w:cs="Times New Roman"/>
+          <w:color w:val="000000" w:themeColor="text1"/>
+          <w:sz w:val="24"/>
+          <w:szCs w:val="24"/>
+          <w:lang w:eastAsia="pt-BR"/>
+        </w:rPr>
+      </w:pPr>
+      <w:r>
+        <w:rPr>
+          <w:rFonts w:ascii="Times New Roman" w:hAnsi="Times New Roman" w:cs="Times New Roman"/>
+          <w:color w:val="000000" w:themeColor="text1"/>
+          <w:sz w:val="24"/>
+          <w:szCs w:val="24"/>
+          <w:lang w:eastAsia="pt-BR"/>
+        </w:rPr>
+        <w:t xml:space="preserve">  </w:t>
+      </w:r>
+      <w:r>
+        <w:rPr>
+          <w:rFonts w:ascii="Times New Roman" w:hAnsi="Times New Roman" w:cs="Times New Roman"/>
+          <w:i/>
+          <w:iCs/>
+          <w:color w:val="000000" w:themeColor="text1"/>
+          <w:sz w:val="24"/>
+          <w:szCs w:val="24"/>
+          <w:lang w:eastAsia="pt-BR"/>
+        </w:rPr>
+        <w:t>"scripts"</w:t>
+      </w:r>
+      <w:r>
+        <w:rPr>
+          <w:rFonts w:ascii="Times New Roman" w:hAnsi="Times New Roman" w:cs="Times New Roman"/>
+          <w:color w:val="000000" w:themeColor="text1"/>
+          <w:sz w:val="24"/>
+          <w:szCs w:val="24"/>
+          <w:lang w:eastAsia="pt-BR"/>
+        </w:rPr>
+        <w:t>: {</w:t>
+      </w:r>
+    </w:p>
+    <w:p>
+      <w:pPr>
+        <w:rPr>
+          <w:rFonts w:ascii="Times New Roman" w:hAnsi="Times New Roman" w:cs="Times New Roman"/>
+          <w:color w:val="000000" w:themeColor="text1"/>
+          <w:sz w:val="24"/>
+          <w:szCs w:val="24"/>
+          <w:lang w:eastAsia="pt-BR"/>
+        </w:rPr>
+      </w:pPr>
+      <w:r>
+        <w:rPr>
+          <w:rFonts w:ascii="Times New Roman" w:hAnsi="Times New Roman" w:cs="Times New Roman"/>
+          <w:color w:val="000000" w:themeColor="text1"/>
+          <w:sz w:val="24"/>
+          <w:szCs w:val="24"/>
+          <w:lang w:eastAsia="pt-BR"/>
+        </w:rPr>
+        <w:t xml:space="preserve">    </w:t>
+      </w:r>
+      <w:r>
+        <w:rPr>
+          <w:rFonts w:ascii="Times New Roman" w:hAnsi="Times New Roman" w:cs="Times New Roman"/>
+          <w:i/>
+          <w:iCs/>
+          <w:color w:val="000000" w:themeColor="text1"/>
+          <w:sz w:val="24"/>
+          <w:szCs w:val="24"/>
+          <w:lang w:eastAsia="pt-BR"/>
+        </w:rPr>
+        <w:t>"</w:t>
+      </w:r>
+      <w:proofErr w:type="spellStart"/>
+      <w:r>
+        <w:rPr>
+          <w:rFonts w:ascii="Times New Roman" w:hAnsi="Times New Roman" w:cs="Times New Roman"/>
+          <w:i/>
+          <w:iCs/>
+          <w:color w:val="000000" w:themeColor="text1"/>
+          <w:sz w:val="24"/>
+          <w:szCs w:val="24"/>
+          <w:lang w:eastAsia="pt-BR"/>
+        </w:rPr>
+        <w:t>dev</w:t>
+      </w:r>
+      <w:proofErr w:type="spellEnd"/>
+      <w:r>
+        <w:rPr>
+          <w:rFonts w:ascii="Times New Roman" w:hAnsi="Times New Roman" w:cs="Times New Roman"/>
+          <w:i/>
+          <w:iCs/>
+          <w:color w:val="000000" w:themeColor="text1"/>
+          <w:sz w:val="24"/>
+          <w:szCs w:val="24"/>
+          <w:lang w:eastAsia="pt-BR"/>
+        </w:rPr>
+        <w:t>"</w:t>
+      </w:r>
+      <w:r>
+        <w:rPr>
+          <w:rFonts w:ascii="Times New Roman" w:hAnsi="Times New Roman" w:cs="Times New Roman"/>
+          <w:color w:val="000000" w:themeColor="text1"/>
+          <w:sz w:val="24"/>
+          <w:szCs w:val="24"/>
+          <w:lang w:eastAsia="pt-BR"/>
+        </w:rPr>
+        <w:t>: "</w:t>
+      </w:r>
+      <w:proofErr w:type="spellStart"/>
+      <w:r>
+        <w:rPr>
+          <w:rFonts w:ascii="Times New Roman" w:hAnsi="Times New Roman" w:cs="Times New Roman"/>
+          <w:color w:val="000000" w:themeColor="text1"/>
+          <w:sz w:val="24"/>
+          <w:szCs w:val="24"/>
+          <w:lang w:eastAsia="pt-BR"/>
+        </w:rPr>
+        <w:t>vite</w:t>
+      </w:r>
+      <w:proofErr w:type="spellEnd"/>
+      <w:r>
+        <w:rPr>
+          <w:rFonts w:ascii="Times New Roman" w:hAnsi="Times New Roman" w:cs="Times New Roman"/>
+          <w:color w:val="000000" w:themeColor="text1"/>
+          <w:sz w:val="24"/>
+          <w:szCs w:val="24"/>
+          <w:lang w:eastAsia="pt-BR"/>
+        </w:rPr>
+        <w:t>",</w:t>
+      </w:r>
+    </w:p>
+    <w:p>
+      <w:pPr>
+        <w:rPr>
+          <w:rFonts w:ascii="Times New Roman" w:hAnsi="Times New Roman" w:cs="Times New Roman"/>
+          <w:color w:val="000000" w:themeColor="text1"/>
+          <w:sz w:val="24"/>
+          <w:szCs w:val="24"/>
+          <w:lang w:eastAsia="pt-BR"/>
+        </w:rPr>
+      </w:pPr>
+      <w:r>
+        <w:rPr>
+          <w:rFonts w:ascii="Times New Roman" w:hAnsi="Times New Roman" w:cs="Times New Roman"/>
+          <w:color w:val="000000" w:themeColor="text1"/>
+          <w:sz w:val="24"/>
+          <w:szCs w:val="24"/>
+          <w:lang w:eastAsia="pt-BR"/>
+        </w:rPr>
+        <w:t xml:space="preserve">    </w:t>
+      </w:r>
+      <w:r>
+        <w:rPr>
+          <w:rFonts w:ascii="Times New Roman" w:hAnsi="Times New Roman" w:cs="Times New Roman"/>
+          <w:i/>
+          <w:iCs/>
+          <w:color w:val="000000" w:themeColor="text1"/>
+          <w:sz w:val="24"/>
+          <w:szCs w:val="24"/>
+          <w:lang w:eastAsia="pt-BR"/>
+        </w:rPr>
+        <w:t>"build"</w:t>
+      </w:r>
+      <w:r>
+        <w:rPr>
+          <w:rFonts w:ascii="Times New Roman" w:hAnsi="Times New Roman" w:cs="Times New Roman"/>
+          <w:color w:val="000000" w:themeColor="text1"/>
+          <w:sz w:val="24"/>
+          <w:szCs w:val="24"/>
+          <w:lang w:eastAsia="pt-BR"/>
+        </w:rPr>
+        <w:t>: "</w:t>
+      </w:r>
+      <w:proofErr w:type="spellStart"/>
+      <w:r>
+        <w:rPr>
+          <w:rFonts w:ascii="Times New Roman" w:hAnsi="Times New Roman" w:cs="Times New Roman"/>
+          <w:color w:val="000000" w:themeColor="text1"/>
+          <w:sz w:val="24"/>
+          <w:szCs w:val="24"/>
+          <w:lang w:eastAsia="pt-BR"/>
+        </w:rPr>
+        <w:t>vite</w:t>
+      </w:r>
+      <w:proofErr w:type="spellEnd"/>
+      <w:r>
+        <w:rPr>
+          <w:rFonts w:ascii="Times New Roman" w:hAnsi="Times New Roman" w:cs="Times New Roman"/>
+          <w:color w:val="000000" w:themeColor="text1"/>
+          <w:sz w:val="24"/>
+          <w:szCs w:val="24"/>
+          <w:lang w:eastAsia="pt-BR"/>
+        </w:rPr>
+        <w:t xml:space="preserve"> build",</w:t>
+      </w:r>
+    </w:p>
+    <w:p>
+      <w:pPr>
+        <w:rPr>
+          <w:rFonts w:ascii="Times New Roman" w:hAnsi="Times New Roman" w:cs="Times New Roman"/>
+          <w:color w:val="000000" w:themeColor="text1"/>
+          <w:sz w:val="24"/>
+          <w:szCs w:val="24"/>
+          <w:lang w:eastAsia="pt-BR"/>
+        </w:rPr>
+      </w:pPr>
+      <w:r>
+        <w:rPr>
+          <w:rFonts w:ascii="Times New Roman" w:hAnsi="Times New Roman" w:cs="Times New Roman"/>
+          <w:color w:val="000000" w:themeColor="text1"/>
+          <w:sz w:val="24"/>
+          <w:szCs w:val="24"/>
+          <w:lang w:eastAsia="pt-BR"/>
+        </w:rPr>
+        <w:lastRenderedPageBreak/>
+        <w:t xml:space="preserve">    </w:t>
+      </w:r>
+      <w:r>
+        <w:rPr>
+          <w:rFonts w:ascii="Times New Roman" w:hAnsi="Times New Roman" w:cs="Times New Roman"/>
+          <w:i/>
+          <w:iCs/>
+          <w:color w:val="000000" w:themeColor="text1"/>
+          <w:sz w:val="24"/>
+          <w:szCs w:val="24"/>
+          <w:lang w:eastAsia="pt-BR"/>
+        </w:rPr>
+        <w:t>"</w:t>
+      </w:r>
+      <w:proofErr w:type="spellStart"/>
+      <w:r>
+        <w:rPr>
+          <w:rFonts w:ascii="Times New Roman" w:hAnsi="Times New Roman" w:cs="Times New Roman"/>
+          <w:i/>
+          <w:iCs/>
+          <w:color w:val="000000" w:themeColor="text1"/>
+          <w:sz w:val="24"/>
+          <w:szCs w:val="24"/>
+          <w:lang w:eastAsia="pt-BR"/>
+        </w:rPr>
+        <w:t>lint</w:t>
+      </w:r>
+      <w:proofErr w:type="spellEnd"/>
+      <w:r>
+        <w:rPr>
+          <w:rFonts w:ascii="Times New Roman" w:hAnsi="Times New Roman" w:cs="Times New Roman"/>
+          <w:i/>
+          <w:iCs/>
+          <w:color w:val="000000" w:themeColor="text1"/>
+          <w:sz w:val="24"/>
+          <w:szCs w:val="24"/>
+          <w:lang w:eastAsia="pt-BR"/>
+        </w:rPr>
+        <w:t>"</w:t>
+      </w:r>
+      <w:r>
+        <w:rPr>
+          <w:rFonts w:ascii="Times New Roman" w:hAnsi="Times New Roman" w:cs="Times New Roman"/>
+          <w:color w:val="000000" w:themeColor="text1"/>
+          <w:sz w:val="24"/>
+          <w:szCs w:val="24"/>
+          <w:lang w:eastAsia="pt-BR"/>
+        </w:rPr>
+        <w:t>: "</w:t>
+      </w:r>
+      <w:proofErr w:type="spellStart"/>
+      <w:proofErr w:type="gramStart"/>
+      <w:r>
+        <w:rPr>
+          <w:rFonts w:ascii="Times New Roman" w:hAnsi="Times New Roman" w:cs="Times New Roman"/>
+          <w:color w:val="000000" w:themeColor="text1"/>
+          <w:sz w:val="24"/>
+          <w:szCs w:val="24"/>
+          <w:lang w:eastAsia="pt-BR"/>
+        </w:rPr>
+        <w:t>eslint</w:t>
+      </w:r>
+      <w:proofErr w:type="spellEnd"/>
+      <w:r>
+        <w:rPr>
+          <w:rFonts w:ascii="Times New Roman" w:hAnsi="Times New Roman" w:cs="Times New Roman"/>
+          <w:color w:val="000000" w:themeColor="text1"/>
+          <w:sz w:val="24"/>
+          <w:szCs w:val="24"/>
+          <w:lang w:eastAsia="pt-BR"/>
+        </w:rPr>
+        <w:t xml:space="preserve"> .</w:t>
+      </w:r>
+      <w:proofErr w:type="gramEnd"/>
+      <w:r>
+        <w:rPr>
+          <w:rFonts w:ascii="Times New Roman" w:hAnsi="Times New Roman" w:cs="Times New Roman"/>
+          <w:color w:val="000000" w:themeColor="text1"/>
+          <w:sz w:val="24"/>
+          <w:szCs w:val="24"/>
+          <w:lang w:eastAsia="pt-BR"/>
+        </w:rPr>
+        <w:t>",</w:t>
+      </w:r>
+    </w:p>
+    <w:p>
+      <w:pPr>
+        <w:rPr>
+          <w:rFonts w:ascii="Times New Roman" w:hAnsi="Times New Roman" w:cs="Times New Roman"/>
+          <w:color w:val="000000" w:themeColor="text1"/>
+          <w:sz w:val="24"/>
+          <w:szCs w:val="24"/>
+          <w:lang w:eastAsia="pt-BR"/>
+        </w:rPr>
+      </w:pPr>
+      <w:r>
+        <w:rPr>
+          <w:rFonts w:ascii="Times New Roman" w:hAnsi="Times New Roman" w:cs="Times New Roman"/>
+          <w:color w:val="000000" w:themeColor="text1"/>
+          <w:sz w:val="24"/>
+          <w:szCs w:val="24"/>
+          <w:lang w:eastAsia="pt-BR"/>
+        </w:rPr>
+        <w:t xml:space="preserve">    </w:t>
+      </w:r>
+      <w:r>
+        <w:rPr>
+          <w:rFonts w:ascii="Times New Roman" w:hAnsi="Times New Roman" w:cs="Times New Roman"/>
+          <w:i/>
+          <w:iCs/>
+          <w:color w:val="000000" w:themeColor="text1"/>
+          <w:sz w:val="24"/>
+          <w:szCs w:val="24"/>
+          <w:lang w:eastAsia="pt-BR"/>
+        </w:rPr>
+        <w:t>"</w:t>
+      </w:r>
+      <w:proofErr w:type="spellStart"/>
+      <w:r>
+        <w:rPr>
+          <w:rFonts w:ascii="Times New Roman" w:hAnsi="Times New Roman" w:cs="Times New Roman"/>
+          <w:i/>
+          <w:iCs/>
+          <w:color w:val="000000" w:themeColor="text1"/>
+          <w:sz w:val="24"/>
+          <w:szCs w:val="24"/>
+          <w:lang w:eastAsia="pt-BR"/>
+        </w:rPr>
+        <w:t>preview</w:t>
+      </w:r>
+      <w:proofErr w:type="spellEnd"/>
+      <w:r>
+        <w:rPr>
+          <w:rFonts w:ascii="Times New Roman" w:hAnsi="Times New Roman" w:cs="Times New Roman"/>
+          <w:i/>
+          <w:iCs/>
+          <w:color w:val="000000" w:themeColor="text1"/>
+          <w:sz w:val="24"/>
+          <w:szCs w:val="24"/>
+          <w:lang w:eastAsia="pt-BR"/>
+        </w:rPr>
+        <w:t>"</w:t>
+      </w:r>
+      <w:r>
+        <w:rPr>
+          <w:rFonts w:ascii="Times New Roman" w:hAnsi="Times New Roman" w:cs="Times New Roman"/>
+          <w:color w:val="000000" w:themeColor="text1"/>
+          <w:sz w:val="24"/>
+          <w:szCs w:val="24"/>
+          <w:lang w:eastAsia="pt-BR"/>
+        </w:rPr>
+        <w:t>: "</w:t>
+      </w:r>
+      <w:proofErr w:type="spellStart"/>
+      <w:r>
+        <w:rPr>
+          <w:rFonts w:ascii="Times New Roman" w:hAnsi="Times New Roman" w:cs="Times New Roman"/>
+          <w:color w:val="000000" w:themeColor="text1"/>
+          <w:sz w:val="24"/>
+          <w:szCs w:val="24"/>
+          <w:lang w:eastAsia="pt-BR"/>
+        </w:rPr>
+        <w:t>vite</w:t>
+      </w:r>
+      <w:proofErr w:type="spellEnd"/>
+      <w:r>
+        <w:rPr>
+          <w:rFonts w:ascii="Times New Roman" w:hAnsi="Times New Roman" w:cs="Times New Roman"/>
+          <w:color w:val="000000" w:themeColor="text1"/>
+          <w:sz w:val="24"/>
+          <w:szCs w:val="24"/>
+          <w:lang w:eastAsia="pt-BR"/>
+        </w:rPr>
+        <w:t xml:space="preserve"> </w:t>
+      </w:r>
+      <w:proofErr w:type="spellStart"/>
+      <w:r>
+        <w:rPr>
+          <w:rFonts w:ascii="Times New Roman" w:hAnsi="Times New Roman" w:cs="Times New Roman"/>
+          <w:color w:val="000000" w:themeColor="text1"/>
+          <w:sz w:val="24"/>
+          <w:szCs w:val="24"/>
+          <w:lang w:eastAsia="pt-BR"/>
+        </w:rPr>
+        <w:t>preview</w:t>
+      </w:r>
+      <w:proofErr w:type="spellEnd"/>
+      <w:r>
+        <w:rPr>
+          <w:rFonts w:ascii="Times New Roman" w:hAnsi="Times New Roman" w:cs="Times New Roman"/>
+          <w:color w:val="000000" w:themeColor="text1"/>
+          <w:sz w:val="24"/>
+          <w:szCs w:val="24"/>
+          <w:lang w:eastAsia="pt-BR"/>
+        </w:rPr>
+        <w:t>"</w:t>
+      </w:r>
+    </w:p>
+    <w:p>
+      <w:pPr>
+        <w:rPr>
+          <w:rFonts w:ascii="Times New Roman" w:hAnsi="Times New Roman" w:cs="Times New Roman"/>
+          <w:color w:val="000000" w:themeColor="text1"/>
+          <w:sz w:val="24"/>
+          <w:szCs w:val="24"/>
+          <w:lang w:eastAsia="pt-BR"/>
+        </w:rPr>
+      </w:pPr>
+      <w:r>
+        <w:rPr>
+          <w:rFonts w:ascii="Times New Roman" w:hAnsi="Times New Roman" w:cs="Times New Roman"/>
+          <w:color w:val="000000" w:themeColor="text1"/>
+          <w:sz w:val="24"/>
+          <w:szCs w:val="24"/>
+          <w:lang w:eastAsia="pt-BR"/>
+        </w:rPr>
+        <w:t>  },</w:t>
+      </w:r>
+    </w:p>
+    <w:p>
+      <w:pPr>
+        <w:rPr>
+          <w:rFonts w:ascii="Times New Roman" w:hAnsi="Times New Roman" w:cs="Times New Roman"/>
+          <w:color w:val="000000" w:themeColor="text1"/>
+          <w:sz w:val="24"/>
+          <w:szCs w:val="24"/>
+          <w:lang w:eastAsia="pt-BR"/>
+        </w:rPr>
+      </w:pPr>
+      <w:r>
+        <w:rPr>
+          <w:rFonts w:ascii="Times New Roman" w:hAnsi="Times New Roman" w:cs="Times New Roman"/>
+          <w:color w:val="000000" w:themeColor="text1"/>
+          <w:sz w:val="24"/>
+          <w:szCs w:val="24"/>
+          <w:lang w:eastAsia="pt-BR"/>
+        </w:rPr>
+        <w:t xml:space="preserve">  </w:t>
+      </w:r>
+      <w:r>
+        <w:rPr>
+          <w:rFonts w:ascii="Times New Roman" w:hAnsi="Times New Roman" w:cs="Times New Roman"/>
+          <w:i/>
+          <w:iCs/>
+          <w:color w:val="000000" w:themeColor="text1"/>
+          <w:sz w:val="24"/>
+          <w:szCs w:val="24"/>
+          <w:lang w:eastAsia="pt-BR"/>
+        </w:rPr>
+        <w:t>"</w:t>
+      </w:r>
+      <w:proofErr w:type="spellStart"/>
+      <w:r>
+        <w:rPr>
+          <w:rFonts w:ascii="Times New Roman" w:hAnsi="Times New Roman" w:cs="Times New Roman"/>
+          <w:i/>
+          <w:iCs/>
+          <w:color w:val="000000" w:themeColor="text1"/>
+          <w:sz w:val="24"/>
+          <w:szCs w:val="24"/>
+          <w:lang w:eastAsia="pt-BR"/>
+        </w:rPr>
+        <w:t>dependencies</w:t>
+      </w:r>
+      <w:proofErr w:type="spellEnd"/>
+      <w:r>
+        <w:rPr>
+          <w:rFonts w:ascii="Times New Roman" w:hAnsi="Times New Roman" w:cs="Times New Roman"/>
+          <w:i/>
+          <w:iCs/>
+          <w:color w:val="000000" w:themeColor="text1"/>
+          <w:sz w:val="24"/>
+          <w:szCs w:val="24"/>
+          <w:lang w:eastAsia="pt-BR"/>
+        </w:rPr>
+        <w:t>"</w:t>
+      </w:r>
+      <w:r>
+        <w:rPr>
+          <w:rFonts w:ascii="Times New Roman" w:hAnsi="Times New Roman" w:cs="Times New Roman"/>
+          <w:color w:val="000000" w:themeColor="text1"/>
+          <w:sz w:val="24"/>
+          <w:szCs w:val="24"/>
+          <w:lang w:eastAsia="pt-BR"/>
+        </w:rPr>
+        <w:t>: {</w:t>
+      </w:r>
+    </w:p>
+    <w:p>
+      <w:pPr>
+        <w:rPr>
+          <w:rFonts w:ascii="Times New Roman" w:hAnsi="Times New Roman" w:cs="Times New Roman"/>
+          <w:color w:val="000000" w:themeColor="text1"/>
+          <w:sz w:val="24"/>
+          <w:szCs w:val="24"/>
+          <w:lang w:eastAsia="pt-BR"/>
+        </w:rPr>
+      </w:pPr>
+      <w:r>
+        <w:rPr>
+          <w:rFonts w:ascii="Times New Roman" w:hAnsi="Times New Roman" w:cs="Times New Roman"/>
+          <w:color w:val="000000" w:themeColor="text1"/>
+          <w:sz w:val="24"/>
+          <w:szCs w:val="24"/>
+          <w:lang w:eastAsia="pt-BR"/>
+        </w:rPr>
+        <w:t xml:space="preserve">    </w:t>
+      </w:r>
+      <w:r>
+        <w:rPr>
+          <w:rFonts w:ascii="Times New Roman" w:hAnsi="Times New Roman" w:cs="Times New Roman"/>
+          <w:i/>
+          <w:iCs/>
+          <w:color w:val="000000" w:themeColor="text1"/>
+          <w:sz w:val="24"/>
+          <w:szCs w:val="24"/>
+          <w:lang w:eastAsia="pt-BR"/>
+        </w:rPr>
+        <w:t>"@</w:t>
+      </w:r>
+      <w:proofErr w:type="spellStart"/>
+      <w:r>
+        <w:rPr>
+          <w:rFonts w:ascii="Times New Roman" w:hAnsi="Times New Roman" w:cs="Times New Roman"/>
+          <w:i/>
+          <w:iCs/>
+          <w:color w:val="000000" w:themeColor="text1"/>
+          <w:sz w:val="24"/>
+          <w:szCs w:val="24"/>
+          <w:lang w:eastAsia="pt-BR"/>
+        </w:rPr>
+        <w:t>canvasjs</w:t>
+      </w:r>
+      <w:proofErr w:type="spellEnd"/>
+      <w:r>
+        <w:rPr>
+          <w:rFonts w:ascii="Times New Roman" w:hAnsi="Times New Roman" w:cs="Times New Roman"/>
+          <w:i/>
+          <w:iCs/>
+          <w:color w:val="000000" w:themeColor="text1"/>
+          <w:sz w:val="24"/>
+          <w:szCs w:val="24"/>
+          <w:lang w:eastAsia="pt-BR"/>
+        </w:rPr>
+        <w:t>/</w:t>
+      </w:r>
+      <w:proofErr w:type="spellStart"/>
+      <w:r>
+        <w:rPr>
+          <w:rFonts w:ascii="Times New Roman" w:hAnsi="Times New Roman" w:cs="Times New Roman"/>
+          <w:i/>
+          <w:iCs/>
+          <w:color w:val="000000" w:themeColor="text1"/>
+          <w:sz w:val="24"/>
+          <w:szCs w:val="24"/>
+          <w:lang w:eastAsia="pt-BR"/>
+        </w:rPr>
+        <w:t>react-charts</w:t>
+      </w:r>
+      <w:proofErr w:type="spellEnd"/>
+      <w:r>
+        <w:rPr>
+          <w:rFonts w:ascii="Times New Roman" w:hAnsi="Times New Roman" w:cs="Times New Roman"/>
+          <w:i/>
+          <w:iCs/>
+          <w:color w:val="000000" w:themeColor="text1"/>
+          <w:sz w:val="24"/>
+          <w:szCs w:val="24"/>
+          <w:lang w:eastAsia="pt-BR"/>
+        </w:rPr>
+        <w:t>"</w:t>
+      </w:r>
+      <w:r>
+        <w:rPr>
+          <w:rFonts w:ascii="Times New Roman" w:hAnsi="Times New Roman" w:cs="Times New Roman"/>
+          <w:color w:val="000000" w:themeColor="text1"/>
+          <w:sz w:val="24"/>
+          <w:szCs w:val="24"/>
+          <w:lang w:eastAsia="pt-BR"/>
+        </w:rPr>
+        <w:t>: "^1.0.2",</w:t>
+      </w:r>
+    </w:p>
+    <w:p>
+      <w:pPr>
+        <w:rPr>
+          <w:rFonts w:ascii="Times New Roman" w:hAnsi="Times New Roman" w:cs="Times New Roman"/>
+          <w:color w:val="000000" w:themeColor="text1"/>
+          <w:sz w:val="24"/>
+          <w:szCs w:val="24"/>
+          <w:lang w:eastAsia="pt-BR"/>
+        </w:rPr>
+      </w:pPr>
+      <w:r>
+        <w:rPr>
+          <w:rFonts w:ascii="Times New Roman" w:hAnsi="Times New Roman" w:cs="Times New Roman"/>
+          <w:color w:val="000000" w:themeColor="text1"/>
+          <w:sz w:val="24"/>
+          <w:szCs w:val="24"/>
+          <w:lang w:eastAsia="pt-BR"/>
+        </w:rPr>
+        <w:t xml:space="preserve">    </w:t>
+      </w:r>
+      <w:r>
+        <w:rPr>
+          <w:rFonts w:ascii="Times New Roman" w:hAnsi="Times New Roman" w:cs="Times New Roman"/>
+          <w:i/>
+          <w:iCs/>
+          <w:color w:val="000000" w:themeColor="text1"/>
+          <w:sz w:val="24"/>
+          <w:szCs w:val="24"/>
+          <w:lang w:eastAsia="pt-BR"/>
+        </w:rPr>
+        <w:t>"@</w:t>
+      </w:r>
+      <w:proofErr w:type="spellStart"/>
+      <w:r>
+        <w:rPr>
+          <w:rFonts w:ascii="Times New Roman" w:hAnsi="Times New Roman" w:cs="Times New Roman"/>
+          <w:i/>
+          <w:iCs/>
+          <w:color w:val="000000" w:themeColor="text1"/>
+          <w:sz w:val="24"/>
+          <w:szCs w:val="24"/>
+          <w:lang w:eastAsia="pt-BR"/>
+        </w:rPr>
+        <w:t>emotion</w:t>
+      </w:r>
+      <w:proofErr w:type="spellEnd"/>
+      <w:r>
+        <w:rPr>
+          <w:rFonts w:ascii="Times New Roman" w:hAnsi="Times New Roman" w:cs="Times New Roman"/>
+          <w:i/>
+          <w:iCs/>
+          <w:color w:val="000000" w:themeColor="text1"/>
+          <w:sz w:val="24"/>
+          <w:szCs w:val="24"/>
+          <w:lang w:eastAsia="pt-BR"/>
+        </w:rPr>
+        <w:t>/</w:t>
+      </w:r>
+      <w:proofErr w:type="spellStart"/>
+      <w:r>
+        <w:rPr>
+          <w:rFonts w:ascii="Times New Roman" w:hAnsi="Times New Roman" w:cs="Times New Roman"/>
+          <w:i/>
+          <w:iCs/>
+          <w:color w:val="000000" w:themeColor="text1"/>
+          <w:sz w:val="24"/>
+          <w:szCs w:val="24"/>
+          <w:lang w:eastAsia="pt-BR"/>
+        </w:rPr>
+        <w:t>react</w:t>
+      </w:r>
+      <w:proofErr w:type="spellEnd"/>
+      <w:r>
+        <w:rPr>
+          <w:rFonts w:ascii="Times New Roman" w:hAnsi="Times New Roman" w:cs="Times New Roman"/>
+          <w:i/>
+          <w:iCs/>
+          <w:color w:val="000000" w:themeColor="text1"/>
+          <w:sz w:val="24"/>
+          <w:szCs w:val="24"/>
+          <w:lang w:eastAsia="pt-BR"/>
+        </w:rPr>
+        <w:t>"</w:t>
+      </w:r>
+      <w:r>
+        <w:rPr>
+          <w:rFonts w:ascii="Times New Roman" w:hAnsi="Times New Roman" w:cs="Times New Roman"/>
+          <w:color w:val="000000" w:themeColor="text1"/>
+          <w:sz w:val="24"/>
+          <w:szCs w:val="24"/>
+          <w:lang w:eastAsia="pt-BR"/>
+        </w:rPr>
+        <w:t>: "^11.14.0",</w:t>
+      </w:r>
+    </w:p>
+    <w:p>
+      <w:pPr>
+        <w:rPr>
+          <w:rFonts w:ascii="Times New Roman" w:hAnsi="Times New Roman" w:cs="Times New Roman"/>
+          <w:color w:val="000000" w:themeColor="text1"/>
+          <w:sz w:val="24"/>
+          <w:szCs w:val="24"/>
+          <w:lang w:eastAsia="pt-BR"/>
+        </w:rPr>
+      </w:pPr>
+      <w:r>
+        <w:rPr>
+          <w:rFonts w:ascii="Times New Roman" w:hAnsi="Times New Roman" w:cs="Times New Roman"/>
+          <w:color w:val="000000" w:themeColor="text1"/>
+          <w:sz w:val="24"/>
+          <w:szCs w:val="24"/>
+          <w:lang w:eastAsia="pt-BR"/>
+        </w:rPr>
+        <w:t xml:space="preserve">    </w:t>
+      </w:r>
+      <w:r>
+        <w:rPr>
+          <w:rFonts w:ascii="Times New Roman" w:hAnsi="Times New Roman" w:cs="Times New Roman"/>
+          <w:i/>
+          <w:iCs/>
+          <w:color w:val="000000" w:themeColor="text1"/>
+          <w:sz w:val="24"/>
+          <w:szCs w:val="24"/>
+          <w:lang w:eastAsia="pt-BR"/>
+        </w:rPr>
+        <w:t>"@</w:t>
+      </w:r>
+      <w:proofErr w:type="spellStart"/>
+      <w:r>
+        <w:rPr>
+          <w:rFonts w:ascii="Times New Roman" w:hAnsi="Times New Roman" w:cs="Times New Roman"/>
+          <w:i/>
+          <w:iCs/>
+          <w:color w:val="000000" w:themeColor="text1"/>
+          <w:sz w:val="24"/>
+          <w:szCs w:val="24"/>
+          <w:lang w:eastAsia="pt-BR"/>
+        </w:rPr>
+        <w:t>emotion</w:t>
+      </w:r>
+      <w:proofErr w:type="spellEnd"/>
+      <w:r>
+        <w:rPr>
+          <w:rFonts w:ascii="Times New Roman" w:hAnsi="Times New Roman" w:cs="Times New Roman"/>
+          <w:i/>
+          <w:iCs/>
+          <w:color w:val="000000" w:themeColor="text1"/>
+          <w:sz w:val="24"/>
+          <w:szCs w:val="24"/>
+          <w:lang w:eastAsia="pt-BR"/>
+        </w:rPr>
+        <w:t>/</w:t>
+      </w:r>
+      <w:proofErr w:type="spellStart"/>
+      <w:r>
+        <w:rPr>
+          <w:rFonts w:ascii="Times New Roman" w:hAnsi="Times New Roman" w:cs="Times New Roman"/>
+          <w:i/>
+          <w:iCs/>
+          <w:color w:val="000000" w:themeColor="text1"/>
+          <w:sz w:val="24"/>
+          <w:szCs w:val="24"/>
+          <w:lang w:eastAsia="pt-BR"/>
+        </w:rPr>
+        <w:t>styled</w:t>
+      </w:r>
+      <w:proofErr w:type="spellEnd"/>
+      <w:r>
+        <w:rPr>
+          <w:rFonts w:ascii="Times New Roman" w:hAnsi="Times New Roman" w:cs="Times New Roman"/>
+          <w:i/>
+          <w:iCs/>
+          <w:color w:val="000000" w:themeColor="text1"/>
+          <w:sz w:val="24"/>
+          <w:szCs w:val="24"/>
+          <w:lang w:eastAsia="pt-BR"/>
+        </w:rPr>
+        <w:t>"</w:t>
+      </w:r>
+      <w:r>
+        <w:rPr>
+          <w:rFonts w:ascii="Times New Roman" w:hAnsi="Times New Roman" w:cs="Times New Roman"/>
+          <w:color w:val="000000" w:themeColor="text1"/>
+          <w:sz w:val="24"/>
+          <w:szCs w:val="24"/>
+          <w:lang w:eastAsia="pt-BR"/>
+        </w:rPr>
+        <w:t>: "^11.14.1",</w:t>
+      </w:r>
+    </w:p>
+    <w:p>
+      <w:pPr>
+        <w:rPr>
+          <w:rFonts w:ascii="Times New Roman" w:hAnsi="Times New Roman" w:cs="Times New Roman"/>
+          <w:color w:val="000000" w:themeColor="text1"/>
+          <w:sz w:val="24"/>
+          <w:szCs w:val="24"/>
+          <w:lang w:eastAsia="pt-BR"/>
+        </w:rPr>
+      </w:pPr>
+      <w:r>
+        <w:rPr>
+          <w:rFonts w:ascii="Times New Roman" w:hAnsi="Times New Roman" w:cs="Times New Roman"/>
+          <w:color w:val="000000" w:themeColor="text1"/>
+          <w:sz w:val="24"/>
+          <w:szCs w:val="24"/>
+          <w:lang w:eastAsia="pt-BR"/>
+        </w:rPr>
+        <w:t xml:space="preserve">    </w:t>
+      </w:r>
+      <w:r>
+        <w:rPr>
+          <w:rFonts w:ascii="Times New Roman" w:hAnsi="Times New Roman" w:cs="Times New Roman"/>
+          <w:i/>
+          <w:iCs/>
+          <w:color w:val="000000" w:themeColor="text1"/>
+          <w:sz w:val="24"/>
+          <w:szCs w:val="24"/>
+          <w:lang w:eastAsia="pt-BR"/>
+        </w:rPr>
+        <w:t>"@mui/material"</w:t>
+      </w:r>
+      <w:r>
+        <w:rPr>
+          <w:rFonts w:ascii="Times New Roman" w:hAnsi="Times New Roman" w:cs="Times New Roman"/>
+          <w:color w:val="000000" w:themeColor="text1"/>
+          <w:sz w:val="24"/>
+          <w:szCs w:val="24"/>
+          <w:lang w:eastAsia="pt-BR"/>
+        </w:rPr>
+        <w:t>: "^7.3.9",</w:t>
+      </w:r>
+    </w:p>
+    <w:p>
+      <w:pPr>
+        <w:rPr>
+          <w:rFonts w:ascii="Times New Roman" w:hAnsi="Times New Roman" w:cs="Times New Roman"/>
+          <w:color w:val="000000" w:themeColor="text1"/>
+          <w:sz w:val="24"/>
+          <w:szCs w:val="24"/>
+          <w:lang w:eastAsia="pt-BR"/>
+        </w:rPr>
+      </w:pPr>
+      <w:r>
+        <w:rPr>
+          <w:rFonts w:ascii="Times New Roman" w:hAnsi="Times New Roman" w:cs="Times New Roman"/>
+          <w:color w:val="000000" w:themeColor="text1"/>
+          <w:sz w:val="24"/>
+          <w:szCs w:val="24"/>
+          <w:lang w:eastAsia="pt-BR"/>
+        </w:rPr>
+        <w:t xml:space="preserve">    </w:t>
+      </w:r>
+      <w:r>
+        <w:rPr>
+          <w:rFonts w:ascii="Times New Roman" w:hAnsi="Times New Roman" w:cs="Times New Roman"/>
+          <w:i/>
+          <w:iCs/>
+          <w:color w:val="000000" w:themeColor="text1"/>
+          <w:sz w:val="24"/>
+          <w:szCs w:val="24"/>
+          <w:lang w:eastAsia="pt-BR"/>
+        </w:rPr>
+        <w:t>"@mui/x-</w:t>
+      </w:r>
+      <w:proofErr w:type="spellStart"/>
+      <w:r>
+        <w:rPr>
+          <w:rFonts w:ascii="Times New Roman" w:hAnsi="Times New Roman" w:cs="Times New Roman"/>
+          <w:i/>
+          <w:iCs/>
+          <w:color w:val="000000" w:themeColor="text1"/>
+          <w:sz w:val="24"/>
+          <w:szCs w:val="24"/>
+          <w:lang w:eastAsia="pt-BR"/>
+        </w:rPr>
+        <w:t>charts</w:t>
+      </w:r>
+      <w:proofErr w:type="spellEnd"/>
+      <w:r>
+        <w:rPr>
+          <w:rFonts w:ascii="Times New Roman" w:hAnsi="Times New Roman" w:cs="Times New Roman"/>
+          <w:i/>
+          <w:iCs/>
+          <w:color w:val="000000" w:themeColor="text1"/>
+          <w:sz w:val="24"/>
+          <w:szCs w:val="24"/>
+          <w:lang w:eastAsia="pt-BR"/>
+        </w:rPr>
+        <w:t>"</w:t>
+      </w:r>
+      <w:r>
+        <w:rPr>
+          <w:rFonts w:ascii="Times New Roman" w:hAnsi="Times New Roman" w:cs="Times New Roman"/>
+          <w:color w:val="000000" w:themeColor="text1"/>
+          <w:sz w:val="24"/>
+          <w:szCs w:val="24"/>
+          <w:lang w:eastAsia="pt-BR"/>
+        </w:rPr>
+        <w:t>: "^8.27.5",</w:t>
+      </w:r>
+    </w:p>
+    <w:p>
+      <w:pPr>
+        <w:rPr>
+          <w:rFonts w:ascii="Times New Roman" w:hAnsi="Times New Roman" w:cs="Times New Roman"/>
+          <w:color w:val="000000" w:themeColor="text1"/>
+          <w:sz w:val="24"/>
+          <w:szCs w:val="24"/>
+          <w:lang w:eastAsia="pt-BR"/>
+        </w:rPr>
+      </w:pPr>
+      <w:r>
+        <w:rPr>
+          <w:rFonts w:ascii="Times New Roman" w:hAnsi="Times New Roman" w:cs="Times New Roman"/>
+          <w:color w:val="000000" w:themeColor="text1"/>
+          <w:sz w:val="24"/>
+          <w:szCs w:val="24"/>
+          <w:lang w:eastAsia="pt-BR"/>
+        </w:rPr>
+        <w:t xml:space="preserve">    </w:t>
+      </w:r>
+      <w:r>
+        <w:rPr>
+          <w:rFonts w:ascii="Times New Roman" w:hAnsi="Times New Roman" w:cs="Times New Roman"/>
+          <w:i/>
+          <w:iCs/>
+          <w:color w:val="000000" w:themeColor="text1"/>
+          <w:sz w:val="24"/>
+          <w:szCs w:val="24"/>
+          <w:lang w:eastAsia="pt-BR"/>
+        </w:rPr>
+        <w:t>"@</w:t>
+      </w:r>
+      <w:proofErr w:type="spellStart"/>
+      <w:r>
+        <w:rPr>
+          <w:rFonts w:ascii="Times New Roman" w:hAnsi="Times New Roman" w:cs="Times New Roman"/>
+          <w:i/>
+          <w:iCs/>
+          <w:color w:val="000000" w:themeColor="text1"/>
+          <w:sz w:val="24"/>
+          <w:szCs w:val="24"/>
+          <w:lang w:eastAsia="pt-BR"/>
+        </w:rPr>
+        <w:t>tailwindcss</w:t>
+      </w:r>
+      <w:proofErr w:type="spellEnd"/>
+      <w:r>
+        <w:rPr>
+          <w:rFonts w:ascii="Times New Roman" w:hAnsi="Times New Roman" w:cs="Times New Roman"/>
+          <w:i/>
+          <w:iCs/>
+          <w:color w:val="000000" w:themeColor="text1"/>
+          <w:sz w:val="24"/>
+          <w:szCs w:val="24"/>
+          <w:lang w:eastAsia="pt-BR"/>
+        </w:rPr>
+        <w:t>/</w:t>
+      </w:r>
+      <w:proofErr w:type="spellStart"/>
+      <w:r>
+        <w:rPr>
+          <w:rFonts w:ascii="Times New Roman" w:hAnsi="Times New Roman" w:cs="Times New Roman"/>
+          <w:i/>
+          <w:iCs/>
+          <w:color w:val="000000" w:themeColor="text1"/>
+          <w:sz w:val="24"/>
+          <w:szCs w:val="24"/>
+          <w:lang w:eastAsia="pt-BR"/>
+        </w:rPr>
+        <w:t>vite</w:t>
+      </w:r>
+      <w:proofErr w:type="spellEnd"/>
+      <w:r>
+        <w:rPr>
+          <w:rFonts w:ascii="Times New Roman" w:hAnsi="Times New Roman" w:cs="Times New Roman"/>
+          <w:i/>
+          <w:iCs/>
+          <w:color w:val="000000" w:themeColor="text1"/>
+          <w:sz w:val="24"/>
+          <w:szCs w:val="24"/>
+          <w:lang w:eastAsia="pt-BR"/>
+        </w:rPr>
+        <w:t>"</w:t>
+      </w:r>
+      <w:r>
+        <w:rPr>
+          <w:rFonts w:ascii="Times New Roman" w:hAnsi="Times New Roman" w:cs="Times New Roman"/>
+          <w:color w:val="000000" w:themeColor="text1"/>
+          <w:sz w:val="24"/>
+          <w:szCs w:val="24"/>
+          <w:lang w:eastAsia="pt-BR"/>
+        </w:rPr>
+        <w:t>: "^4.2.1",</w:t>
+      </w:r>
+    </w:p>
+    <w:p>
+      <w:pPr>
+        <w:rPr>
+          <w:rFonts w:ascii="Times New Roman" w:hAnsi="Times New Roman" w:cs="Times New Roman"/>
+          <w:color w:val="000000" w:themeColor="text1"/>
+          <w:sz w:val="24"/>
+          <w:szCs w:val="24"/>
+          <w:lang w:eastAsia="pt-BR"/>
+        </w:rPr>
+      </w:pPr>
+      <w:r>
+        <w:rPr>
+          <w:rFonts w:ascii="Times New Roman" w:hAnsi="Times New Roman" w:cs="Times New Roman"/>
+          <w:color w:val="000000" w:themeColor="text1"/>
+          <w:sz w:val="24"/>
+          <w:szCs w:val="24"/>
+          <w:lang w:eastAsia="pt-BR"/>
+        </w:rPr>
+        <w:t xml:space="preserve">    </w:t>
+      </w:r>
+      <w:r>
+        <w:rPr>
+          <w:rFonts w:ascii="Times New Roman" w:hAnsi="Times New Roman" w:cs="Times New Roman"/>
+          <w:i/>
+          <w:iCs/>
+          <w:color w:val="000000" w:themeColor="text1"/>
+          <w:sz w:val="24"/>
+          <w:szCs w:val="24"/>
+          <w:lang w:eastAsia="pt-BR"/>
+        </w:rPr>
+        <w:t>"</w:t>
+      </w:r>
+      <w:proofErr w:type="spellStart"/>
+      <w:r>
+        <w:rPr>
+          <w:rFonts w:ascii="Times New Roman" w:hAnsi="Times New Roman" w:cs="Times New Roman"/>
+          <w:i/>
+          <w:iCs/>
+          <w:color w:val="000000" w:themeColor="text1"/>
+          <w:sz w:val="24"/>
+          <w:szCs w:val="24"/>
+          <w:lang w:eastAsia="pt-BR"/>
+        </w:rPr>
+        <w:t>bootstrap</w:t>
+      </w:r>
+      <w:proofErr w:type="spellEnd"/>
+      <w:r>
+        <w:rPr>
+          <w:rFonts w:ascii="Times New Roman" w:hAnsi="Times New Roman" w:cs="Times New Roman"/>
+          <w:i/>
+          <w:iCs/>
+          <w:color w:val="000000" w:themeColor="text1"/>
+          <w:sz w:val="24"/>
+          <w:szCs w:val="24"/>
+          <w:lang w:eastAsia="pt-BR"/>
+        </w:rPr>
+        <w:t>"</w:t>
+      </w:r>
+      <w:r>
+        <w:rPr>
+          <w:rFonts w:ascii="Times New Roman" w:hAnsi="Times New Roman" w:cs="Times New Roman"/>
+          <w:color w:val="000000" w:themeColor="text1"/>
+          <w:sz w:val="24"/>
+          <w:szCs w:val="24"/>
+          <w:lang w:eastAsia="pt-BR"/>
+        </w:rPr>
+        <w:t>: "^5.3.8",</w:t>
+      </w:r>
+    </w:p>
+    <w:p>
+      <w:pPr>
+        <w:rPr>
+          <w:rFonts w:ascii="Times New Roman" w:hAnsi="Times New Roman" w:cs="Times New Roman"/>
+          <w:color w:val="000000" w:themeColor="text1"/>
+          <w:sz w:val="24"/>
+          <w:szCs w:val="24"/>
+          <w:lang w:eastAsia="pt-BR"/>
+        </w:rPr>
+      </w:pPr>
+      <w:r>
+        <w:rPr>
+          <w:rFonts w:ascii="Times New Roman" w:hAnsi="Times New Roman" w:cs="Times New Roman"/>
+          <w:color w:val="000000" w:themeColor="text1"/>
+          <w:sz w:val="24"/>
+          <w:szCs w:val="24"/>
+          <w:lang w:eastAsia="pt-BR"/>
+        </w:rPr>
+        <w:t xml:space="preserve">    </w:t>
+      </w:r>
+      <w:r>
+        <w:rPr>
+          <w:rFonts w:ascii="Times New Roman" w:hAnsi="Times New Roman" w:cs="Times New Roman"/>
+          <w:i/>
+          <w:iCs/>
+          <w:color w:val="000000" w:themeColor="text1"/>
+          <w:sz w:val="24"/>
+          <w:szCs w:val="24"/>
+          <w:lang w:eastAsia="pt-BR"/>
+        </w:rPr>
+        <w:t>"</w:t>
+      </w:r>
+      <w:proofErr w:type="spellStart"/>
+      <w:r>
+        <w:rPr>
+          <w:rFonts w:ascii="Times New Roman" w:hAnsi="Times New Roman" w:cs="Times New Roman"/>
+          <w:i/>
+          <w:iCs/>
+          <w:color w:val="000000" w:themeColor="text1"/>
+          <w:sz w:val="24"/>
+          <w:szCs w:val="24"/>
+          <w:lang w:eastAsia="pt-BR"/>
+        </w:rPr>
+        <w:t>bootstrap-icons</w:t>
+      </w:r>
+      <w:proofErr w:type="spellEnd"/>
+      <w:r>
+        <w:rPr>
+          <w:rFonts w:ascii="Times New Roman" w:hAnsi="Times New Roman" w:cs="Times New Roman"/>
+          <w:i/>
+          <w:iCs/>
+          <w:color w:val="000000" w:themeColor="text1"/>
+          <w:sz w:val="24"/>
+          <w:szCs w:val="24"/>
+          <w:lang w:eastAsia="pt-BR"/>
+        </w:rPr>
+        <w:t>"</w:t>
+      </w:r>
+      <w:r>
+        <w:rPr>
+          <w:rFonts w:ascii="Times New Roman" w:hAnsi="Times New Roman" w:cs="Times New Roman"/>
+          <w:color w:val="000000" w:themeColor="text1"/>
+          <w:sz w:val="24"/>
+          <w:szCs w:val="24"/>
+          <w:lang w:eastAsia="pt-BR"/>
+        </w:rPr>
+        <w:t>: "^1.13.1",</w:t>
+      </w:r>
+    </w:p>
+    <w:p>
+      <w:pPr>
+        <w:rPr>
+          <w:rFonts w:ascii="Times New Roman" w:hAnsi="Times New Roman" w:cs="Times New Roman"/>
+          <w:color w:val="000000" w:themeColor="text1"/>
+          <w:sz w:val="24"/>
+          <w:szCs w:val="24"/>
+          <w:lang w:eastAsia="pt-BR"/>
+        </w:rPr>
+      </w:pPr>
+      <w:r>
+        <w:rPr>
+          <w:rFonts w:ascii="Times New Roman" w:hAnsi="Times New Roman" w:cs="Times New Roman"/>
+          <w:color w:val="000000" w:themeColor="text1"/>
+          <w:sz w:val="24"/>
+          <w:szCs w:val="24"/>
+          <w:lang w:eastAsia="pt-BR"/>
+        </w:rPr>
+        <w:t xml:space="preserve">    </w:t>
+      </w:r>
+      <w:r>
+        <w:rPr>
+          <w:rFonts w:ascii="Times New Roman" w:hAnsi="Times New Roman" w:cs="Times New Roman"/>
+          <w:i/>
+          <w:iCs/>
+          <w:color w:val="000000" w:themeColor="text1"/>
+          <w:sz w:val="24"/>
+          <w:szCs w:val="24"/>
+          <w:lang w:eastAsia="pt-BR"/>
+        </w:rPr>
+        <w:t>"chart.js"</w:t>
+      </w:r>
+      <w:r>
+        <w:rPr>
+          <w:rFonts w:ascii="Times New Roman" w:hAnsi="Times New Roman" w:cs="Times New Roman"/>
+          <w:color w:val="000000" w:themeColor="text1"/>
+          <w:sz w:val="24"/>
+          <w:szCs w:val="24"/>
+          <w:lang w:eastAsia="pt-BR"/>
+        </w:rPr>
+        <w:t>: "^4.5.1",</w:t>
+      </w:r>
+    </w:p>
+    <w:p>
+      <w:pPr>
+        <w:rPr>
+          <w:rFonts w:ascii="Times New Roman" w:hAnsi="Times New Roman" w:cs="Times New Roman"/>
+          <w:color w:val="000000" w:themeColor="text1"/>
+          <w:sz w:val="24"/>
+          <w:szCs w:val="24"/>
+          <w:lang w:eastAsia="pt-BR"/>
+        </w:rPr>
+      </w:pPr>
+      <w:r>
+        <w:rPr>
+          <w:rFonts w:ascii="Times New Roman" w:hAnsi="Times New Roman" w:cs="Times New Roman"/>
+          <w:color w:val="000000" w:themeColor="text1"/>
+          <w:sz w:val="24"/>
+          <w:szCs w:val="24"/>
+          <w:lang w:eastAsia="pt-BR"/>
+        </w:rPr>
+        <w:t xml:space="preserve">    </w:t>
+      </w:r>
+      <w:r>
+        <w:rPr>
+          <w:rFonts w:ascii="Times New Roman" w:hAnsi="Times New Roman" w:cs="Times New Roman"/>
+          <w:i/>
+          <w:iCs/>
+          <w:color w:val="000000" w:themeColor="text1"/>
+          <w:sz w:val="24"/>
+          <w:szCs w:val="24"/>
+          <w:lang w:eastAsia="pt-BR"/>
+        </w:rPr>
+        <w:t>"</w:t>
+      </w:r>
+      <w:proofErr w:type="spellStart"/>
+      <w:r>
+        <w:rPr>
+          <w:rFonts w:ascii="Times New Roman" w:hAnsi="Times New Roman" w:cs="Times New Roman"/>
+          <w:i/>
+          <w:iCs/>
+          <w:color w:val="000000" w:themeColor="text1"/>
+          <w:sz w:val="24"/>
+          <w:szCs w:val="24"/>
+          <w:lang w:eastAsia="pt-BR"/>
+        </w:rPr>
+        <w:t>class-variance-authority</w:t>
+      </w:r>
+      <w:proofErr w:type="spellEnd"/>
+      <w:r>
+        <w:rPr>
+          <w:rFonts w:ascii="Times New Roman" w:hAnsi="Times New Roman" w:cs="Times New Roman"/>
+          <w:i/>
+          <w:iCs/>
+          <w:color w:val="000000" w:themeColor="text1"/>
+          <w:sz w:val="24"/>
+          <w:szCs w:val="24"/>
+          <w:lang w:eastAsia="pt-BR"/>
+        </w:rPr>
+        <w:t>"</w:t>
+      </w:r>
+      <w:r>
+        <w:rPr>
+          <w:rFonts w:ascii="Times New Roman" w:hAnsi="Times New Roman" w:cs="Times New Roman"/>
+          <w:color w:val="000000" w:themeColor="text1"/>
+          <w:sz w:val="24"/>
+          <w:szCs w:val="24"/>
+          <w:lang w:eastAsia="pt-BR"/>
+        </w:rPr>
+        <w:t>: "^0.7.1",</w:t>
+      </w:r>
+    </w:p>
+    <w:p>
+      <w:pPr>
+        <w:rPr>
+          <w:rFonts w:ascii="Times New Roman" w:hAnsi="Times New Roman" w:cs="Times New Roman"/>
+          <w:color w:val="000000" w:themeColor="text1"/>
+          <w:sz w:val="24"/>
+          <w:szCs w:val="24"/>
+          <w:lang w:eastAsia="pt-BR"/>
+        </w:rPr>
+      </w:pPr>
+      <w:r>
+        <w:rPr>
+          <w:rFonts w:ascii="Times New Roman" w:hAnsi="Times New Roman" w:cs="Times New Roman"/>
+          <w:color w:val="000000" w:themeColor="text1"/>
+          <w:sz w:val="24"/>
+          <w:szCs w:val="24"/>
+          <w:lang w:eastAsia="pt-BR"/>
+        </w:rPr>
+        <w:t xml:space="preserve">    </w:t>
+      </w:r>
+      <w:r>
+        <w:rPr>
+          <w:rFonts w:ascii="Times New Roman" w:hAnsi="Times New Roman" w:cs="Times New Roman"/>
+          <w:i/>
+          <w:iCs/>
+          <w:color w:val="000000" w:themeColor="text1"/>
+          <w:sz w:val="24"/>
+          <w:szCs w:val="24"/>
+          <w:lang w:eastAsia="pt-BR"/>
+        </w:rPr>
+        <w:t>"</w:t>
+      </w:r>
+      <w:proofErr w:type="spellStart"/>
+      <w:r>
+        <w:rPr>
+          <w:rFonts w:ascii="Times New Roman" w:hAnsi="Times New Roman" w:cs="Times New Roman"/>
+          <w:i/>
+          <w:iCs/>
+          <w:color w:val="000000" w:themeColor="text1"/>
+          <w:sz w:val="24"/>
+          <w:szCs w:val="24"/>
+          <w:lang w:eastAsia="pt-BR"/>
+        </w:rPr>
+        <w:t>clsx</w:t>
+      </w:r>
+      <w:proofErr w:type="spellEnd"/>
+      <w:r>
+        <w:rPr>
+          <w:rFonts w:ascii="Times New Roman" w:hAnsi="Times New Roman" w:cs="Times New Roman"/>
+          <w:i/>
+          <w:iCs/>
+          <w:color w:val="000000" w:themeColor="text1"/>
+          <w:sz w:val="24"/>
+          <w:szCs w:val="24"/>
+          <w:lang w:eastAsia="pt-BR"/>
+        </w:rPr>
+        <w:t>"</w:t>
+      </w:r>
+      <w:r>
+        <w:rPr>
+          <w:rFonts w:ascii="Times New Roman" w:hAnsi="Times New Roman" w:cs="Times New Roman"/>
+          <w:color w:val="000000" w:themeColor="text1"/>
+          <w:sz w:val="24"/>
+          <w:szCs w:val="24"/>
+          <w:lang w:eastAsia="pt-BR"/>
+        </w:rPr>
+        <w:t>: "^2.1.1",</w:t>
+      </w:r>
+    </w:p>
+    <w:p>
+      <w:pPr>
+        <w:rPr>
+          <w:rFonts w:ascii="Times New Roman" w:hAnsi="Times New Roman" w:cs="Times New Roman"/>
+          <w:color w:val="000000" w:themeColor="text1"/>
+          <w:sz w:val="24"/>
+          <w:szCs w:val="24"/>
+          <w:lang w:eastAsia="pt-BR"/>
+        </w:rPr>
+      </w:pPr>
+      <w:r>
+        <w:rPr>
+          <w:rFonts w:ascii="Times New Roman" w:hAnsi="Times New Roman" w:cs="Times New Roman"/>
+          <w:color w:val="000000" w:themeColor="text1"/>
+          <w:sz w:val="24"/>
+          <w:szCs w:val="24"/>
+          <w:lang w:eastAsia="pt-BR"/>
+        </w:rPr>
+        <w:t xml:space="preserve">    </w:t>
+      </w:r>
+      <w:r>
+        <w:rPr>
+          <w:rFonts w:ascii="Times New Roman" w:hAnsi="Times New Roman" w:cs="Times New Roman"/>
+          <w:i/>
+          <w:iCs/>
+          <w:color w:val="000000" w:themeColor="text1"/>
+          <w:sz w:val="24"/>
+          <w:szCs w:val="24"/>
+          <w:lang w:eastAsia="pt-BR"/>
+        </w:rPr>
+        <w:t>"lucide-</w:t>
+      </w:r>
+      <w:proofErr w:type="spellStart"/>
+      <w:r>
+        <w:rPr>
+          <w:rFonts w:ascii="Times New Roman" w:hAnsi="Times New Roman" w:cs="Times New Roman"/>
+          <w:i/>
+          <w:iCs/>
+          <w:color w:val="000000" w:themeColor="text1"/>
+          <w:sz w:val="24"/>
+          <w:szCs w:val="24"/>
+          <w:lang w:eastAsia="pt-BR"/>
+        </w:rPr>
+        <w:t>react</w:t>
+      </w:r>
+      <w:proofErr w:type="spellEnd"/>
+      <w:r>
+        <w:rPr>
+          <w:rFonts w:ascii="Times New Roman" w:hAnsi="Times New Roman" w:cs="Times New Roman"/>
+          <w:i/>
+          <w:iCs/>
+          <w:color w:val="000000" w:themeColor="text1"/>
+          <w:sz w:val="24"/>
+          <w:szCs w:val="24"/>
+          <w:lang w:eastAsia="pt-BR"/>
+        </w:rPr>
+        <w:t>"</w:t>
+      </w:r>
+      <w:r>
+        <w:rPr>
+          <w:rFonts w:ascii="Times New Roman" w:hAnsi="Times New Roman" w:cs="Times New Roman"/>
+          <w:color w:val="000000" w:themeColor="text1"/>
+          <w:sz w:val="24"/>
+          <w:szCs w:val="24"/>
+          <w:lang w:eastAsia="pt-BR"/>
+        </w:rPr>
+        <w:t>: "^0.577.0",</w:t>
+      </w:r>
+    </w:p>
+    <w:p>
+      <w:pPr>
+        <w:rPr>
+          <w:rFonts w:ascii="Times New Roman" w:hAnsi="Times New Roman" w:cs="Times New Roman"/>
+          <w:color w:val="000000" w:themeColor="text1"/>
+          <w:sz w:val="24"/>
+          <w:szCs w:val="24"/>
+          <w:lang w:eastAsia="pt-BR"/>
+        </w:rPr>
+      </w:pPr>
+      <w:r>
+        <w:rPr>
+          <w:rFonts w:ascii="Times New Roman" w:hAnsi="Times New Roman" w:cs="Times New Roman"/>
+          <w:color w:val="000000" w:themeColor="text1"/>
+          <w:sz w:val="24"/>
+          <w:szCs w:val="24"/>
+          <w:lang w:eastAsia="pt-BR"/>
+        </w:rPr>
+        <w:t xml:space="preserve">    </w:t>
+      </w:r>
+      <w:r>
+        <w:rPr>
+          <w:rFonts w:ascii="Times New Roman" w:hAnsi="Times New Roman" w:cs="Times New Roman"/>
+          <w:i/>
+          <w:iCs/>
+          <w:color w:val="000000" w:themeColor="text1"/>
+          <w:sz w:val="24"/>
+          <w:szCs w:val="24"/>
+          <w:lang w:eastAsia="pt-BR"/>
+        </w:rPr>
+        <w:t>"</w:t>
+      </w:r>
+      <w:proofErr w:type="spellStart"/>
+      <w:r>
+        <w:rPr>
+          <w:rFonts w:ascii="Times New Roman" w:hAnsi="Times New Roman" w:cs="Times New Roman"/>
+          <w:i/>
+          <w:iCs/>
+          <w:color w:val="000000" w:themeColor="text1"/>
+          <w:sz w:val="24"/>
+          <w:szCs w:val="24"/>
+          <w:lang w:eastAsia="pt-BR"/>
+        </w:rPr>
+        <w:t>react</w:t>
+      </w:r>
+      <w:proofErr w:type="spellEnd"/>
+      <w:r>
+        <w:rPr>
+          <w:rFonts w:ascii="Times New Roman" w:hAnsi="Times New Roman" w:cs="Times New Roman"/>
+          <w:i/>
+          <w:iCs/>
+          <w:color w:val="000000" w:themeColor="text1"/>
+          <w:sz w:val="24"/>
+          <w:szCs w:val="24"/>
+          <w:lang w:eastAsia="pt-BR"/>
+        </w:rPr>
+        <w:t>"</w:t>
+      </w:r>
+      <w:r>
+        <w:rPr>
+          <w:rFonts w:ascii="Times New Roman" w:hAnsi="Times New Roman" w:cs="Times New Roman"/>
+          <w:color w:val="000000" w:themeColor="text1"/>
+          <w:sz w:val="24"/>
+          <w:szCs w:val="24"/>
+          <w:lang w:eastAsia="pt-BR"/>
+        </w:rPr>
+        <w:t>: "^19.2.0",</w:t>
+      </w:r>
+    </w:p>
+    <w:p>
+      <w:pPr>
+        <w:rPr>
+          <w:rFonts w:ascii="Times New Roman" w:hAnsi="Times New Roman" w:cs="Times New Roman"/>
+          <w:color w:val="000000" w:themeColor="text1"/>
+          <w:sz w:val="24"/>
+          <w:szCs w:val="24"/>
+          <w:lang w:eastAsia="pt-BR"/>
+        </w:rPr>
+      </w:pPr>
+      <w:r>
+        <w:rPr>
+          <w:rFonts w:ascii="Times New Roman" w:hAnsi="Times New Roman" w:cs="Times New Roman"/>
+          <w:color w:val="000000" w:themeColor="text1"/>
+          <w:sz w:val="24"/>
+          <w:szCs w:val="24"/>
+          <w:lang w:eastAsia="pt-BR"/>
+        </w:rPr>
+        <w:t xml:space="preserve">    </w:t>
+      </w:r>
+      <w:r>
+        <w:rPr>
+          <w:rFonts w:ascii="Times New Roman" w:hAnsi="Times New Roman" w:cs="Times New Roman"/>
+          <w:i/>
+          <w:iCs/>
+          <w:color w:val="000000" w:themeColor="text1"/>
+          <w:sz w:val="24"/>
+          <w:szCs w:val="24"/>
+          <w:lang w:eastAsia="pt-BR"/>
+        </w:rPr>
+        <w:t>"</w:t>
+      </w:r>
+      <w:proofErr w:type="spellStart"/>
+      <w:r>
+        <w:rPr>
+          <w:rFonts w:ascii="Times New Roman" w:hAnsi="Times New Roman" w:cs="Times New Roman"/>
+          <w:i/>
+          <w:iCs/>
+          <w:color w:val="000000" w:themeColor="text1"/>
+          <w:sz w:val="24"/>
+          <w:szCs w:val="24"/>
+          <w:lang w:eastAsia="pt-BR"/>
+        </w:rPr>
+        <w:t>react-bootstrap</w:t>
+      </w:r>
+      <w:proofErr w:type="spellEnd"/>
+      <w:r>
+        <w:rPr>
+          <w:rFonts w:ascii="Times New Roman" w:hAnsi="Times New Roman" w:cs="Times New Roman"/>
+          <w:i/>
+          <w:iCs/>
+          <w:color w:val="000000" w:themeColor="text1"/>
+          <w:sz w:val="24"/>
+          <w:szCs w:val="24"/>
+          <w:lang w:eastAsia="pt-BR"/>
+        </w:rPr>
+        <w:t>"</w:t>
+      </w:r>
+      <w:r>
+        <w:rPr>
+          <w:rFonts w:ascii="Times New Roman" w:hAnsi="Times New Roman" w:cs="Times New Roman"/>
+          <w:color w:val="000000" w:themeColor="text1"/>
+          <w:sz w:val="24"/>
+          <w:szCs w:val="24"/>
+          <w:lang w:eastAsia="pt-BR"/>
+        </w:rPr>
+        <w:t>: "^2.10.10",</w:t>
+      </w:r>
+    </w:p>
+    <w:p>
+      <w:pPr>
+        <w:rPr>
+          <w:rFonts w:ascii="Times New Roman" w:hAnsi="Times New Roman" w:cs="Times New Roman"/>
+          <w:color w:val="000000" w:themeColor="text1"/>
+          <w:sz w:val="24"/>
+          <w:szCs w:val="24"/>
+          <w:lang w:eastAsia="pt-BR"/>
+        </w:rPr>
+      </w:pPr>
+      <w:r>
+        <w:rPr>
+          <w:rFonts w:ascii="Times New Roman" w:hAnsi="Times New Roman" w:cs="Times New Roman"/>
+          <w:color w:val="000000" w:themeColor="text1"/>
+          <w:sz w:val="24"/>
+          <w:szCs w:val="24"/>
+          <w:lang w:eastAsia="pt-BR"/>
+        </w:rPr>
+        <w:t xml:space="preserve">    </w:t>
+      </w:r>
+      <w:r>
+        <w:rPr>
+          <w:rFonts w:ascii="Times New Roman" w:hAnsi="Times New Roman" w:cs="Times New Roman"/>
+          <w:i/>
+          <w:iCs/>
+          <w:color w:val="000000" w:themeColor="text1"/>
+          <w:sz w:val="24"/>
+          <w:szCs w:val="24"/>
+          <w:lang w:eastAsia="pt-BR"/>
+        </w:rPr>
+        <w:t>"</w:t>
+      </w:r>
+      <w:proofErr w:type="spellStart"/>
+      <w:r>
+        <w:rPr>
+          <w:rFonts w:ascii="Times New Roman" w:hAnsi="Times New Roman" w:cs="Times New Roman"/>
+          <w:i/>
+          <w:iCs/>
+          <w:color w:val="000000" w:themeColor="text1"/>
+          <w:sz w:val="24"/>
+          <w:szCs w:val="24"/>
+          <w:lang w:eastAsia="pt-BR"/>
+        </w:rPr>
+        <w:t>react</w:t>
+      </w:r>
+      <w:proofErr w:type="spellEnd"/>
+      <w:r>
+        <w:rPr>
+          <w:rFonts w:ascii="Times New Roman" w:hAnsi="Times New Roman" w:cs="Times New Roman"/>
+          <w:i/>
+          <w:iCs/>
+          <w:color w:val="000000" w:themeColor="text1"/>
+          <w:sz w:val="24"/>
+          <w:szCs w:val="24"/>
+          <w:lang w:eastAsia="pt-BR"/>
+        </w:rPr>
+        <w:t>-dom"</w:t>
+      </w:r>
+      <w:r>
+        <w:rPr>
+          <w:rFonts w:ascii="Times New Roman" w:hAnsi="Times New Roman" w:cs="Times New Roman"/>
+          <w:color w:val="000000" w:themeColor="text1"/>
+          <w:sz w:val="24"/>
+          <w:szCs w:val="24"/>
+          <w:lang w:eastAsia="pt-BR"/>
+        </w:rPr>
+        <w:t>: "^19.2.0",</w:t>
+      </w:r>
+    </w:p>
+    <w:p>
+      <w:pPr>
+        <w:rPr>
+          <w:rFonts w:ascii="Times New Roman" w:hAnsi="Times New Roman" w:cs="Times New Roman"/>
+          <w:color w:val="000000" w:themeColor="text1"/>
+          <w:sz w:val="24"/>
+          <w:szCs w:val="24"/>
+          <w:lang w:eastAsia="pt-BR"/>
+        </w:rPr>
+      </w:pPr>
+      <w:r>
+        <w:rPr>
+          <w:rFonts w:ascii="Times New Roman" w:hAnsi="Times New Roman" w:cs="Times New Roman"/>
+          <w:color w:val="000000" w:themeColor="text1"/>
+          <w:sz w:val="24"/>
+          <w:szCs w:val="24"/>
+          <w:lang w:eastAsia="pt-BR"/>
+        </w:rPr>
+        <w:t xml:space="preserve">    </w:t>
+      </w:r>
+      <w:r>
+        <w:rPr>
+          <w:rFonts w:ascii="Times New Roman" w:hAnsi="Times New Roman" w:cs="Times New Roman"/>
+          <w:i/>
+          <w:iCs/>
+          <w:color w:val="000000" w:themeColor="text1"/>
+          <w:sz w:val="24"/>
+          <w:szCs w:val="24"/>
+          <w:lang w:eastAsia="pt-BR"/>
+        </w:rPr>
+        <w:t>"</w:t>
+      </w:r>
+      <w:proofErr w:type="spellStart"/>
+      <w:r>
+        <w:rPr>
+          <w:rFonts w:ascii="Times New Roman" w:hAnsi="Times New Roman" w:cs="Times New Roman"/>
+          <w:i/>
+          <w:iCs/>
+          <w:color w:val="000000" w:themeColor="text1"/>
+          <w:sz w:val="24"/>
+          <w:szCs w:val="24"/>
+          <w:lang w:eastAsia="pt-BR"/>
+        </w:rPr>
+        <w:t>react-dropzone</w:t>
+      </w:r>
+      <w:proofErr w:type="spellEnd"/>
+      <w:r>
+        <w:rPr>
+          <w:rFonts w:ascii="Times New Roman" w:hAnsi="Times New Roman" w:cs="Times New Roman"/>
+          <w:i/>
+          <w:iCs/>
+          <w:color w:val="000000" w:themeColor="text1"/>
+          <w:sz w:val="24"/>
+          <w:szCs w:val="24"/>
+          <w:lang w:eastAsia="pt-BR"/>
+        </w:rPr>
+        <w:t>"</w:t>
+      </w:r>
+      <w:r>
+        <w:rPr>
+          <w:rFonts w:ascii="Times New Roman" w:hAnsi="Times New Roman" w:cs="Times New Roman"/>
+          <w:color w:val="000000" w:themeColor="text1"/>
+          <w:sz w:val="24"/>
+          <w:szCs w:val="24"/>
+          <w:lang w:eastAsia="pt-BR"/>
+        </w:rPr>
+        <w:t>: "^15.0.0",</w:t>
+      </w:r>
+    </w:p>
+    <w:p>
+      <w:pPr>
+        <w:rPr>
+          <w:rFonts w:ascii="Times New Roman" w:hAnsi="Times New Roman" w:cs="Times New Roman"/>
+          <w:color w:val="000000" w:themeColor="text1"/>
+          <w:sz w:val="24"/>
+          <w:szCs w:val="24"/>
+          <w:lang w:eastAsia="pt-BR"/>
+        </w:rPr>
+      </w:pPr>
+      <w:r>
+        <w:rPr>
+          <w:rFonts w:ascii="Times New Roman" w:hAnsi="Times New Roman" w:cs="Times New Roman"/>
+          <w:color w:val="000000" w:themeColor="text1"/>
+          <w:sz w:val="24"/>
+          <w:szCs w:val="24"/>
+          <w:lang w:eastAsia="pt-BR"/>
+        </w:rPr>
+        <w:t xml:space="preserve">    </w:t>
+      </w:r>
+      <w:r>
+        <w:rPr>
+          <w:rFonts w:ascii="Times New Roman" w:hAnsi="Times New Roman" w:cs="Times New Roman"/>
+          <w:i/>
+          <w:iCs/>
+          <w:color w:val="000000" w:themeColor="text1"/>
+          <w:sz w:val="24"/>
+          <w:szCs w:val="24"/>
+          <w:lang w:eastAsia="pt-BR"/>
+        </w:rPr>
+        <w:t>"</w:t>
+      </w:r>
+      <w:proofErr w:type="spellStart"/>
+      <w:r>
+        <w:rPr>
+          <w:rFonts w:ascii="Times New Roman" w:hAnsi="Times New Roman" w:cs="Times New Roman"/>
+          <w:i/>
+          <w:iCs/>
+          <w:color w:val="000000" w:themeColor="text1"/>
+          <w:sz w:val="24"/>
+          <w:szCs w:val="24"/>
+          <w:lang w:eastAsia="pt-BR"/>
+        </w:rPr>
+        <w:t>react-router</w:t>
+      </w:r>
+      <w:proofErr w:type="spellEnd"/>
+      <w:r>
+        <w:rPr>
+          <w:rFonts w:ascii="Times New Roman" w:hAnsi="Times New Roman" w:cs="Times New Roman"/>
+          <w:i/>
+          <w:iCs/>
+          <w:color w:val="000000" w:themeColor="text1"/>
+          <w:sz w:val="24"/>
+          <w:szCs w:val="24"/>
+          <w:lang w:eastAsia="pt-BR"/>
+        </w:rPr>
+        <w:t>"</w:t>
+      </w:r>
+      <w:r>
+        <w:rPr>
+          <w:rFonts w:ascii="Times New Roman" w:hAnsi="Times New Roman" w:cs="Times New Roman"/>
+          <w:color w:val="000000" w:themeColor="text1"/>
+          <w:sz w:val="24"/>
+          <w:szCs w:val="24"/>
+          <w:lang w:eastAsia="pt-BR"/>
+        </w:rPr>
+        <w:t>: "^7.13.1",</w:t>
+      </w:r>
+    </w:p>
+    <w:p>
+      <w:pPr>
+        <w:rPr>
+          <w:rFonts w:ascii="Times New Roman" w:hAnsi="Times New Roman" w:cs="Times New Roman"/>
+          <w:color w:val="000000" w:themeColor="text1"/>
+          <w:sz w:val="24"/>
+          <w:szCs w:val="24"/>
+          <w:lang w:eastAsia="pt-BR"/>
+        </w:rPr>
+      </w:pPr>
+      <w:r>
+        <w:rPr>
+          <w:rFonts w:ascii="Times New Roman" w:hAnsi="Times New Roman" w:cs="Times New Roman"/>
+          <w:color w:val="000000" w:themeColor="text1"/>
+          <w:sz w:val="24"/>
+          <w:szCs w:val="24"/>
+          <w:lang w:eastAsia="pt-BR"/>
+        </w:rPr>
+        <w:t xml:space="preserve">    </w:t>
+      </w:r>
+      <w:r>
+        <w:rPr>
+          <w:rFonts w:ascii="Times New Roman" w:hAnsi="Times New Roman" w:cs="Times New Roman"/>
+          <w:i/>
+          <w:iCs/>
+          <w:color w:val="000000" w:themeColor="text1"/>
+          <w:sz w:val="24"/>
+          <w:szCs w:val="24"/>
+          <w:lang w:eastAsia="pt-BR"/>
+        </w:rPr>
+        <w:t>"</w:t>
+      </w:r>
+      <w:proofErr w:type="spellStart"/>
+      <w:r>
+        <w:rPr>
+          <w:rFonts w:ascii="Times New Roman" w:hAnsi="Times New Roman" w:cs="Times New Roman"/>
+          <w:i/>
+          <w:iCs/>
+          <w:color w:val="000000" w:themeColor="text1"/>
+          <w:sz w:val="24"/>
+          <w:szCs w:val="24"/>
+          <w:lang w:eastAsia="pt-BR"/>
+        </w:rPr>
+        <w:t>react-toastify</w:t>
+      </w:r>
+      <w:proofErr w:type="spellEnd"/>
+      <w:r>
+        <w:rPr>
+          <w:rFonts w:ascii="Times New Roman" w:hAnsi="Times New Roman" w:cs="Times New Roman"/>
+          <w:i/>
+          <w:iCs/>
+          <w:color w:val="000000" w:themeColor="text1"/>
+          <w:sz w:val="24"/>
+          <w:szCs w:val="24"/>
+          <w:lang w:eastAsia="pt-BR"/>
+        </w:rPr>
+        <w:t>"</w:t>
+      </w:r>
+      <w:r>
+        <w:rPr>
+          <w:rFonts w:ascii="Times New Roman" w:hAnsi="Times New Roman" w:cs="Times New Roman"/>
+          <w:color w:val="000000" w:themeColor="text1"/>
+          <w:sz w:val="24"/>
+          <w:szCs w:val="24"/>
+          <w:lang w:eastAsia="pt-BR"/>
+        </w:rPr>
+        <w:t>: "^11.0.5",</w:t>
+      </w:r>
+    </w:p>
+    <w:p>
+      <w:pPr>
+        <w:rPr>
+          <w:rFonts w:ascii="Times New Roman" w:hAnsi="Times New Roman" w:cs="Times New Roman"/>
+          <w:color w:val="000000" w:themeColor="text1"/>
+          <w:sz w:val="24"/>
+          <w:szCs w:val="24"/>
+          <w:lang w:eastAsia="pt-BR"/>
+        </w:rPr>
+      </w:pPr>
+      <w:r>
+        <w:rPr>
+          <w:rFonts w:ascii="Times New Roman" w:hAnsi="Times New Roman" w:cs="Times New Roman"/>
+          <w:color w:val="000000" w:themeColor="text1"/>
+          <w:sz w:val="24"/>
+          <w:szCs w:val="24"/>
+          <w:lang w:eastAsia="pt-BR"/>
+        </w:rPr>
+        <w:t xml:space="preserve">    </w:t>
+      </w:r>
+      <w:r>
+        <w:rPr>
+          <w:rFonts w:ascii="Times New Roman" w:hAnsi="Times New Roman" w:cs="Times New Roman"/>
+          <w:i/>
+          <w:iCs/>
+          <w:color w:val="000000" w:themeColor="text1"/>
+          <w:sz w:val="24"/>
+          <w:szCs w:val="24"/>
+          <w:lang w:eastAsia="pt-BR"/>
+        </w:rPr>
+        <w:t>"</w:t>
+      </w:r>
+      <w:proofErr w:type="spellStart"/>
+      <w:r>
+        <w:rPr>
+          <w:rFonts w:ascii="Times New Roman" w:hAnsi="Times New Roman" w:cs="Times New Roman"/>
+          <w:i/>
+          <w:iCs/>
+          <w:color w:val="000000" w:themeColor="text1"/>
+          <w:sz w:val="24"/>
+          <w:szCs w:val="24"/>
+          <w:lang w:eastAsia="pt-BR"/>
+        </w:rPr>
+        <w:t>recharts</w:t>
+      </w:r>
+      <w:proofErr w:type="spellEnd"/>
+      <w:r>
+        <w:rPr>
+          <w:rFonts w:ascii="Times New Roman" w:hAnsi="Times New Roman" w:cs="Times New Roman"/>
+          <w:i/>
+          <w:iCs/>
+          <w:color w:val="000000" w:themeColor="text1"/>
+          <w:sz w:val="24"/>
+          <w:szCs w:val="24"/>
+          <w:lang w:eastAsia="pt-BR"/>
+        </w:rPr>
+        <w:t>"</w:t>
+      </w:r>
+      <w:r>
+        <w:rPr>
+          <w:rFonts w:ascii="Times New Roman" w:hAnsi="Times New Roman" w:cs="Times New Roman"/>
+          <w:color w:val="000000" w:themeColor="text1"/>
+          <w:sz w:val="24"/>
+          <w:szCs w:val="24"/>
+          <w:lang w:eastAsia="pt-BR"/>
+        </w:rPr>
+        <w:t>: "^3.8.0",</w:t>
+      </w:r>
+    </w:p>
+    <w:p>
+      <w:pPr>
+        <w:rPr>
+          <w:rFonts w:ascii="Times New Roman" w:hAnsi="Times New Roman" w:cs="Times New Roman"/>
+          <w:color w:val="000000" w:themeColor="text1"/>
+          <w:sz w:val="24"/>
+          <w:szCs w:val="24"/>
+          <w:lang w:eastAsia="pt-BR"/>
+        </w:rPr>
+      </w:pPr>
+      <w:r>
+        <w:rPr>
+          <w:rFonts w:ascii="Times New Roman" w:hAnsi="Times New Roman" w:cs="Times New Roman"/>
+          <w:color w:val="000000" w:themeColor="text1"/>
+          <w:sz w:val="24"/>
+          <w:szCs w:val="24"/>
+          <w:lang w:eastAsia="pt-BR"/>
+        </w:rPr>
+        <w:t xml:space="preserve">    </w:t>
+      </w:r>
+      <w:r>
+        <w:rPr>
+          <w:rFonts w:ascii="Times New Roman" w:hAnsi="Times New Roman" w:cs="Times New Roman"/>
+          <w:i/>
+          <w:iCs/>
+          <w:color w:val="000000" w:themeColor="text1"/>
+          <w:sz w:val="24"/>
+          <w:szCs w:val="24"/>
+          <w:lang w:eastAsia="pt-BR"/>
+        </w:rPr>
+        <w:t>"</w:t>
+      </w:r>
+      <w:proofErr w:type="spellStart"/>
+      <w:r>
+        <w:rPr>
+          <w:rFonts w:ascii="Times New Roman" w:hAnsi="Times New Roman" w:cs="Times New Roman"/>
+          <w:i/>
+          <w:iCs/>
+          <w:color w:val="000000" w:themeColor="text1"/>
+          <w:sz w:val="24"/>
+          <w:szCs w:val="24"/>
+          <w:lang w:eastAsia="pt-BR"/>
+        </w:rPr>
+        <w:t>shadcn</w:t>
+      </w:r>
+      <w:proofErr w:type="spellEnd"/>
+      <w:r>
+        <w:rPr>
+          <w:rFonts w:ascii="Times New Roman" w:hAnsi="Times New Roman" w:cs="Times New Roman"/>
+          <w:i/>
+          <w:iCs/>
+          <w:color w:val="000000" w:themeColor="text1"/>
+          <w:sz w:val="24"/>
+          <w:szCs w:val="24"/>
+          <w:lang w:eastAsia="pt-BR"/>
+        </w:rPr>
+        <w:t>"</w:t>
+      </w:r>
+      <w:r>
+        <w:rPr>
+          <w:rFonts w:ascii="Times New Roman" w:hAnsi="Times New Roman" w:cs="Times New Roman"/>
+          <w:color w:val="000000" w:themeColor="text1"/>
+          <w:sz w:val="24"/>
+          <w:szCs w:val="24"/>
+          <w:lang w:eastAsia="pt-BR"/>
+        </w:rPr>
+        <w:t>: "^4.0.6"</w:t>
+      </w:r>
+    </w:p>
+    <w:p>
+      <w:pPr>
+        <w:rPr>
+          <w:rFonts w:ascii="Times New Roman" w:hAnsi="Times New Roman" w:cs="Times New Roman"/>
+          <w:color w:val="000000" w:themeColor="text1"/>
+          <w:sz w:val="24"/>
+          <w:szCs w:val="24"/>
+          <w:lang w:eastAsia="pt-BR"/>
+        </w:rPr>
+      </w:pPr>
+      <w:r>
+        <w:rPr>
+          <w:rFonts w:ascii="Times New Roman" w:hAnsi="Times New Roman" w:cs="Times New Roman"/>
+          <w:color w:val="000000" w:themeColor="text1"/>
+          <w:sz w:val="24"/>
+          <w:szCs w:val="24"/>
+          <w:lang w:eastAsia="pt-BR"/>
+        </w:rPr>
+        <w:t>  },</w:t>
+      </w:r>
+    </w:p>
+    <w:p>
+      <w:pPr>
+        <w:rPr>
+          <w:rFonts w:ascii="Times New Roman" w:hAnsi="Times New Roman" w:cs="Times New Roman"/>
+          <w:color w:val="000000" w:themeColor="text1"/>
+          <w:sz w:val="24"/>
+          <w:szCs w:val="24"/>
+          <w:lang w:eastAsia="pt-BR"/>
+        </w:rPr>
+      </w:pPr>
+      <w:r>
+        <w:rPr>
+          <w:rFonts w:ascii="Times New Roman" w:hAnsi="Times New Roman" w:cs="Times New Roman"/>
+          <w:color w:val="000000" w:themeColor="text1"/>
+          <w:sz w:val="24"/>
+          <w:szCs w:val="24"/>
+          <w:lang w:eastAsia="pt-BR"/>
+        </w:rPr>
+        <w:t xml:space="preserve">  </w:t>
+      </w:r>
+      <w:r>
+        <w:rPr>
+          <w:rFonts w:ascii="Times New Roman" w:hAnsi="Times New Roman" w:cs="Times New Roman"/>
+          <w:i/>
+          <w:iCs/>
+          <w:color w:val="000000" w:themeColor="text1"/>
+          <w:sz w:val="24"/>
+          <w:szCs w:val="24"/>
+          <w:lang w:eastAsia="pt-BR"/>
+        </w:rPr>
+        <w:t>"</w:t>
+      </w:r>
+      <w:proofErr w:type="spellStart"/>
+      <w:r>
+        <w:rPr>
+          <w:rFonts w:ascii="Times New Roman" w:hAnsi="Times New Roman" w:cs="Times New Roman"/>
+          <w:i/>
+          <w:iCs/>
+          <w:color w:val="000000" w:themeColor="text1"/>
+          <w:sz w:val="24"/>
+          <w:szCs w:val="24"/>
+          <w:lang w:eastAsia="pt-BR"/>
+        </w:rPr>
+        <w:t>devDependencies</w:t>
+      </w:r>
+      <w:proofErr w:type="spellEnd"/>
+      <w:r>
+        <w:rPr>
+          <w:rFonts w:ascii="Times New Roman" w:hAnsi="Times New Roman" w:cs="Times New Roman"/>
+          <w:i/>
+          <w:iCs/>
+          <w:color w:val="000000" w:themeColor="text1"/>
+          <w:sz w:val="24"/>
+          <w:szCs w:val="24"/>
+          <w:lang w:eastAsia="pt-BR"/>
+        </w:rPr>
+        <w:t>"</w:t>
+      </w:r>
+      <w:r>
+        <w:rPr>
+          <w:rFonts w:ascii="Times New Roman" w:hAnsi="Times New Roman" w:cs="Times New Roman"/>
+          <w:color w:val="000000" w:themeColor="text1"/>
+          <w:sz w:val="24"/>
+          <w:szCs w:val="24"/>
+          <w:lang w:eastAsia="pt-BR"/>
+        </w:rPr>
+        <w:t>: {</w:t>
+      </w:r>
+    </w:p>
+    <w:p>
+      <w:pPr>
+        <w:rPr>
+          <w:rFonts w:ascii="Times New Roman" w:hAnsi="Times New Roman" w:cs="Times New Roman"/>
+          <w:color w:val="000000" w:themeColor="text1"/>
+          <w:sz w:val="24"/>
+          <w:szCs w:val="24"/>
+          <w:lang w:eastAsia="pt-BR"/>
+        </w:rPr>
+      </w:pPr>
+      <w:r>
+        <w:rPr>
+          <w:rFonts w:ascii="Times New Roman" w:hAnsi="Times New Roman" w:cs="Times New Roman"/>
+          <w:color w:val="000000" w:themeColor="text1"/>
+          <w:sz w:val="24"/>
+          <w:szCs w:val="24"/>
+          <w:lang w:eastAsia="pt-BR"/>
+        </w:rPr>
+        <w:t xml:space="preserve">    </w:t>
+      </w:r>
+      <w:r>
+        <w:rPr>
+          <w:rFonts w:ascii="Times New Roman" w:hAnsi="Times New Roman" w:cs="Times New Roman"/>
+          <w:i/>
+          <w:iCs/>
+          <w:color w:val="000000" w:themeColor="text1"/>
+          <w:sz w:val="24"/>
+          <w:szCs w:val="24"/>
+          <w:lang w:eastAsia="pt-BR"/>
+        </w:rPr>
+        <w:t>"@</w:t>
+      </w:r>
+      <w:proofErr w:type="spellStart"/>
+      <w:r>
+        <w:rPr>
+          <w:rFonts w:ascii="Times New Roman" w:hAnsi="Times New Roman" w:cs="Times New Roman"/>
+          <w:i/>
+          <w:iCs/>
+          <w:color w:val="000000" w:themeColor="text1"/>
+          <w:sz w:val="24"/>
+          <w:szCs w:val="24"/>
+          <w:lang w:eastAsia="pt-BR"/>
+        </w:rPr>
+        <w:t>eslint</w:t>
+      </w:r>
+      <w:proofErr w:type="spellEnd"/>
+      <w:r>
+        <w:rPr>
+          <w:rFonts w:ascii="Times New Roman" w:hAnsi="Times New Roman" w:cs="Times New Roman"/>
+          <w:i/>
+          <w:iCs/>
+          <w:color w:val="000000" w:themeColor="text1"/>
+          <w:sz w:val="24"/>
+          <w:szCs w:val="24"/>
+          <w:lang w:eastAsia="pt-BR"/>
+        </w:rPr>
+        <w:t>/</w:t>
+      </w:r>
+      <w:proofErr w:type="spellStart"/>
+      <w:r>
+        <w:rPr>
+          <w:rFonts w:ascii="Times New Roman" w:hAnsi="Times New Roman" w:cs="Times New Roman"/>
+          <w:i/>
+          <w:iCs/>
+          <w:color w:val="000000" w:themeColor="text1"/>
+          <w:sz w:val="24"/>
+          <w:szCs w:val="24"/>
+          <w:lang w:eastAsia="pt-BR"/>
+        </w:rPr>
+        <w:t>js</w:t>
+      </w:r>
+      <w:proofErr w:type="spellEnd"/>
+      <w:r>
+        <w:rPr>
+          <w:rFonts w:ascii="Times New Roman" w:hAnsi="Times New Roman" w:cs="Times New Roman"/>
+          <w:i/>
+          <w:iCs/>
+          <w:color w:val="000000" w:themeColor="text1"/>
+          <w:sz w:val="24"/>
+          <w:szCs w:val="24"/>
+          <w:lang w:eastAsia="pt-BR"/>
+        </w:rPr>
+        <w:t>"</w:t>
+      </w:r>
+      <w:r>
+        <w:rPr>
+          <w:rFonts w:ascii="Times New Roman" w:hAnsi="Times New Roman" w:cs="Times New Roman"/>
+          <w:color w:val="000000" w:themeColor="text1"/>
+          <w:sz w:val="24"/>
+          <w:szCs w:val="24"/>
+          <w:lang w:eastAsia="pt-BR"/>
+        </w:rPr>
+        <w:t>: "^9.39.1",</w:t>
+      </w:r>
+    </w:p>
+    <w:p>
+      <w:pPr>
+        <w:rPr>
+          <w:rFonts w:ascii="Times New Roman" w:hAnsi="Times New Roman" w:cs="Times New Roman"/>
+          <w:color w:val="000000" w:themeColor="text1"/>
+          <w:sz w:val="24"/>
+          <w:szCs w:val="24"/>
+          <w:lang w:eastAsia="pt-BR"/>
+        </w:rPr>
+      </w:pPr>
+      <w:r>
+        <w:rPr>
+          <w:rFonts w:ascii="Times New Roman" w:hAnsi="Times New Roman" w:cs="Times New Roman"/>
+          <w:color w:val="000000" w:themeColor="text1"/>
+          <w:sz w:val="24"/>
+          <w:szCs w:val="24"/>
+          <w:lang w:eastAsia="pt-BR"/>
+        </w:rPr>
+        <w:t xml:space="preserve">    </w:t>
+      </w:r>
+      <w:r>
+        <w:rPr>
+          <w:rFonts w:ascii="Times New Roman" w:hAnsi="Times New Roman" w:cs="Times New Roman"/>
+          <w:i/>
+          <w:iCs/>
+          <w:color w:val="000000" w:themeColor="text1"/>
+          <w:sz w:val="24"/>
+          <w:szCs w:val="24"/>
+          <w:lang w:eastAsia="pt-BR"/>
+        </w:rPr>
+        <w:t>"@</w:t>
+      </w:r>
+      <w:proofErr w:type="spellStart"/>
+      <w:r>
+        <w:rPr>
+          <w:rFonts w:ascii="Times New Roman" w:hAnsi="Times New Roman" w:cs="Times New Roman"/>
+          <w:i/>
+          <w:iCs/>
+          <w:color w:val="000000" w:themeColor="text1"/>
+          <w:sz w:val="24"/>
+          <w:szCs w:val="24"/>
+          <w:lang w:eastAsia="pt-BR"/>
+        </w:rPr>
+        <w:t>types</w:t>
+      </w:r>
+      <w:proofErr w:type="spellEnd"/>
+      <w:r>
+        <w:rPr>
+          <w:rFonts w:ascii="Times New Roman" w:hAnsi="Times New Roman" w:cs="Times New Roman"/>
+          <w:i/>
+          <w:iCs/>
+          <w:color w:val="000000" w:themeColor="text1"/>
+          <w:sz w:val="24"/>
+          <w:szCs w:val="24"/>
+          <w:lang w:eastAsia="pt-BR"/>
+        </w:rPr>
+        <w:t>/node"</w:t>
+      </w:r>
+      <w:r>
+        <w:rPr>
+          <w:rFonts w:ascii="Times New Roman" w:hAnsi="Times New Roman" w:cs="Times New Roman"/>
+          <w:color w:val="000000" w:themeColor="text1"/>
+          <w:sz w:val="24"/>
+          <w:szCs w:val="24"/>
+          <w:lang w:eastAsia="pt-BR"/>
+        </w:rPr>
+        <w:t>: "^25.5.0",</w:t>
+      </w:r>
+    </w:p>
+    <w:p>
+      <w:pPr>
+        <w:rPr>
+          <w:rFonts w:ascii="Times New Roman" w:hAnsi="Times New Roman" w:cs="Times New Roman"/>
+          <w:color w:val="000000" w:themeColor="text1"/>
+          <w:sz w:val="24"/>
+          <w:szCs w:val="24"/>
+          <w:lang w:eastAsia="pt-BR"/>
+        </w:rPr>
+      </w:pPr>
+      <w:r>
+        <w:rPr>
+          <w:rFonts w:ascii="Times New Roman" w:hAnsi="Times New Roman" w:cs="Times New Roman"/>
+          <w:color w:val="000000" w:themeColor="text1"/>
+          <w:sz w:val="24"/>
+          <w:szCs w:val="24"/>
+          <w:lang w:eastAsia="pt-BR"/>
+        </w:rPr>
+        <w:t xml:space="preserve">    </w:t>
+      </w:r>
+      <w:r>
+        <w:rPr>
+          <w:rFonts w:ascii="Times New Roman" w:hAnsi="Times New Roman" w:cs="Times New Roman"/>
+          <w:i/>
+          <w:iCs/>
+          <w:color w:val="000000" w:themeColor="text1"/>
+          <w:sz w:val="24"/>
+          <w:szCs w:val="24"/>
+          <w:lang w:eastAsia="pt-BR"/>
+        </w:rPr>
+        <w:t>"@</w:t>
+      </w:r>
+      <w:proofErr w:type="spellStart"/>
+      <w:r>
+        <w:rPr>
+          <w:rFonts w:ascii="Times New Roman" w:hAnsi="Times New Roman" w:cs="Times New Roman"/>
+          <w:i/>
+          <w:iCs/>
+          <w:color w:val="000000" w:themeColor="text1"/>
+          <w:sz w:val="24"/>
+          <w:szCs w:val="24"/>
+          <w:lang w:eastAsia="pt-BR"/>
+        </w:rPr>
+        <w:t>types</w:t>
+      </w:r>
+      <w:proofErr w:type="spellEnd"/>
+      <w:r>
+        <w:rPr>
+          <w:rFonts w:ascii="Times New Roman" w:hAnsi="Times New Roman" w:cs="Times New Roman"/>
+          <w:i/>
+          <w:iCs/>
+          <w:color w:val="000000" w:themeColor="text1"/>
+          <w:sz w:val="24"/>
+          <w:szCs w:val="24"/>
+          <w:lang w:eastAsia="pt-BR"/>
+        </w:rPr>
+        <w:t>/</w:t>
+      </w:r>
+      <w:proofErr w:type="spellStart"/>
+      <w:r>
+        <w:rPr>
+          <w:rFonts w:ascii="Times New Roman" w:hAnsi="Times New Roman" w:cs="Times New Roman"/>
+          <w:i/>
+          <w:iCs/>
+          <w:color w:val="000000" w:themeColor="text1"/>
+          <w:sz w:val="24"/>
+          <w:szCs w:val="24"/>
+          <w:lang w:eastAsia="pt-BR"/>
+        </w:rPr>
+        <w:t>react</w:t>
+      </w:r>
+      <w:proofErr w:type="spellEnd"/>
+      <w:r>
+        <w:rPr>
+          <w:rFonts w:ascii="Times New Roman" w:hAnsi="Times New Roman" w:cs="Times New Roman"/>
+          <w:i/>
+          <w:iCs/>
+          <w:color w:val="000000" w:themeColor="text1"/>
+          <w:sz w:val="24"/>
+          <w:szCs w:val="24"/>
+          <w:lang w:eastAsia="pt-BR"/>
+        </w:rPr>
+        <w:t>"</w:t>
+      </w:r>
+      <w:r>
+        <w:rPr>
+          <w:rFonts w:ascii="Times New Roman" w:hAnsi="Times New Roman" w:cs="Times New Roman"/>
+          <w:color w:val="000000" w:themeColor="text1"/>
+          <w:sz w:val="24"/>
+          <w:szCs w:val="24"/>
+          <w:lang w:eastAsia="pt-BR"/>
+        </w:rPr>
+        <w:t>: "^19.2.7",</w:t>
+      </w:r>
+    </w:p>
+    <w:p>
+      <w:pPr>
+        <w:rPr>
+          <w:rFonts w:ascii="Times New Roman" w:hAnsi="Times New Roman" w:cs="Times New Roman"/>
+          <w:color w:val="000000" w:themeColor="text1"/>
+          <w:sz w:val="24"/>
+          <w:szCs w:val="24"/>
+          <w:lang w:eastAsia="pt-BR"/>
+        </w:rPr>
+      </w:pPr>
+      <w:r>
+        <w:rPr>
+          <w:rFonts w:ascii="Times New Roman" w:hAnsi="Times New Roman" w:cs="Times New Roman"/>
+          <w:color w:val="000000" w:themeColor="text1"/>
+          <w:sz w:val="24"/>
+          <w:szCs w:val="24"/>
+          <w:lang w:eastAsia="pt-BR"/>
+        </w:rPr>
+        <w:t xml:space="preserve">    </w:t>
+      </w:r>
+      <w:r>
+        <w:rPr>
+          <w:rFonts w:ascii="Times New Roman" w:hAnsi="Times New Roman" w:cs="Times New Roman"/>
+          <w:i/>
+          <w:iCs/>
+          <w:color w:val="000000" w:themeColor="text1"/>
+          <w:sz w:val="24"/>
+          <w:szCs w:val="24"/>
+          <w:lang w:eastAsia="pt-BR"/>
+        </w:rPr>
+        <w:t>"@</w:t>
+      </w:r>
+      <w:proofErr w:type="spellStart"/>
+      <w:r>
+        <w:rPr>
+          <w:rFonts w:ascii="Times New Roman" w:hAnsi="Times New Roman" w:cs="Times New Roman"/>
+          <w:i/>
+          <w:iCs/>
+          <w:color w:val="000000" w:themeColor="text1"/>
+          <w:sz w:val="24"/>
+          <w:szCs w:val="24"/>
+          <w:lang w:eastAsia="pt-BR"/>
+        </w:rPr>
+        <w:t>types</w:t>
+      </w:r>
+      <w:proofErr w:type="spellEnd"/>
+      <w:r>
+        <w:rPr>
+          <w:rFonts w:ascii="Times New Roman" w:hAnsi="Times New Roman" w:cs="Times New Roman"/>
+          <w:i/>
+          <w:iCs/>
+          <w:color w:val="000000" w:themeColor="text1"/>
+          <w:sz w:val="24"/>
+          <w:szCs w:val="24"/>
+          <w:lang w:eastAsia="pt-BR"/>
+        </w:rPr>
+        <w:t>/</w:t>
+      </w:r>
+      <w:proofErr w:type="spellStart"/>
+      <w:r>
+        <w:rPr>
+          <w:rFonts w:ascii="Times New Roman" w:hAnsi="Times New Roman" w:cs="Times New Roman"/>
+          <w:i/>
+          <w:iCs/>
+          <w:color w:val="000000" w:themeColor="text1"/>
+          <w:sz w:val="24"/>
+          <w:szCs w:val="24"/>
+          <w:lang w:eastAsia="pt-BR"/>
+        </w:rPr>
+        <w:t>react</w:t>
+      </w:r>
+      <w:proofErr w:type="spellEnd"/>
+      <w:r>
+        <w:rPr>
+          <w:rFonts w:ascii="Times New Roman" w:hAnsi="Times New Roman" w:cs="Times New Roman"/>
+          <w:i/>
+          <w:iCs/>
+          <w:color w:val="000000" w:themeColor="text1"/>
+          <w:sz w:val="24"/>
+          <w:szCs w:val="24"/>
+          <w:lang w:eastAsia="pt-BR"/>
+        </w:rPr>
+        <w:t>-dom"</w:t>
+      </w:r>
+      <w:r>
+        <w:rPr>
+          <w:rFonts w:ascii="Times New Roman" w:hAnsi="Times New Roman" w:cs="Times New Roman"/>
+          <w:color w:val="000000" w:themeColor="text1"/>
+          <w:sz w:val="24"/>
+          <w:szCs w:val="24"/>
+          <w:lang w:eastAsia="pt-BR"/>
+        </w:rPr>
+        <w:t>: "^19.2.3",</w:t>
+      </w:r>
+    </w:p>
+    <w:p>
+      <w:pPr>
+        <w:rPr>
+          <w:rFonts w:ascii="Times New Roman" w:hAnsi="Times New Roman" w:cs="Times New Roman"/>
+          <w:color w:val="000000" w:themeColor="text1"/>
+          <w:sz w:val="24"/>
+          <w:szCs w:val="24"/>
+          <w:lang w:eastAsia="pt-BR"/>
+        </w:rPr>
+      </w:pPr>
+      <w:r>
+        <w:rPr>
+          <w:rFonts w:ascii="Times New Roman" w:hAnsi="Times New Roman" w:cs="Times New Roman"/>
+          <w:color w:val="000000" w:themeColor="text1"/>
+          <w:sz w:val="24"/>
+          <w:szCs w:val="24"/>
+          <w:lang w:eastAsia="pt-BR"/>
+        </w:rPr>
+        <w:lastRenderedPageBreak/>
+        <w:t xml:space="preserve">    </w:t>
+      </w:r>
+      <w:r>
+        <w:rPr>
+          <w:rFonts w:ascii="Times New Roman" w:hAnsi="Times New Roman" w:cs="Times New Roman"/>
+          <w:i/>
+          <w:iCs/>
+          <w:color w:val="000000" w:themeColor="text1"/>
+          <w:sz w:val="24"/>
+          <w:szCs w:val="24"/>
+          <w:lang w:eastAsia="pt-BR"/>
+        </w:rPr>
+        <w:t>"@</w:t>
+      </w:r>
+      <w:proofErr w:type="spellStart"/>
+      <w:r>
+        <w:rPr>
+          <w:rFonts w:ascii="Times New Roman" w:hAnsi="Times New Roman" w:cs="Times New Roman"/>
+          <w:i/>
+          <w:iCs/>
+          <w:color w:val="000000" w:themeColor="text1"/>
+          <w:sz w:val="24"/>
+          <w:szCs w:val="24"/>
+          <w:lang w:eastAsia="pt-BR"/>
+        </w:rPr>
+        <w:t>vitejs</w:t>
+      </w:r>
+      <w:proofErr w:type="spellEnd"/>
+      <w:r>
+        <w:rPr>
+          <w:rFonts w:ascii="Times New Roman" w:hAnsi="Times New Roman" w:cs="Times New Roman"/>
+          <w:i/>
+          <w:iCs/>
+          <w:color w:val="000000" w:themeColor="text1"/>
+          <w:sz w:val="24"/>
+          <w:szCs w:val="24"/>
+          <w:lang w:eastAsia="pt-BR"/>
+        </w:rPr>
+        <w:t>/plugin-</w:t>
+      </w:r>
+      <w:proofErr w:type="spellStart"/>
+      <w:r>
+        <w:rPr>
+          <w:rFonts w:ascii="Times New Roman" w:hAnsi="Times New Roman" w:cs="Times New Roman"/>
+          <w:i/>
+          <w:iCs/>
+          <w:color w:val="000000" w:themeColor="text1"/>
+          <w:sz w:val="24"/>
+          <w:szCs w:val="24"/>
+          <w:lang w:eastAsia="pt-BR"/>
+        </w:rPr>
+        <w:t>react</w:t>
+      </w:r>
+      <w:proofErr w:type="spellEnd"/>
+      <w:r>
+        <w:rPr>
+          <w:rFonts w:ascii="Times New Roman" w:hAnsi="Times New Roman" w:cs="Times New Roman"/>
+          <w:i/>
+          <w:iCs/>
+          <w:color w:val="000000" w:themeColor="text1"/>
+          <w:sz w:val="24"/>
+          <w:szCs w:val="24"/>
+          <w:lang w:eastAsia="pt-BR"/>
+        </w:rPr>
+        <w:t>"</w:t>
+      </w:r>
+      <w:r>
+        <w:rPr>
+          <w:rFonts w:ascii="Times New Roman" w:hAnsi="Times New Roman" w:cs="Times New Roman"/>
+          <w:color w:val="000000" w:themeColor="text1"/>
+          <w:sz w:val="24"/>
+          <w:szCs w:val="24"/>
+          <w:lang w:eastAsia="pt-BR"/>
+        </w:rPr>
+        <w:t>: "^5.1.1",</w:t>
+      </w:r>
+    </w:p>
+    <w:p>
+      <w:pPr>
+        <w:rPr>
+          <w:rFonts w:ascii="Times New Roman" w:hAnsi="Times New Roman" w:cs="Times New Roman"/>
+          <w:color w:val="000000" w:themeColor="text1"/>
+          <w:sz w:val="24"/>
+          <w:szCs w:val="24"/>
+          <w:lang w:eastAsia="pt-BR"/>
+        </w:rPr>
+      </w:pPr>
+      <w:r>
+        <w:rPr>
+          <w:rFonts w:ascii="Times New Roman" w:hAnsi="Times New Roman" w:cs="Times New Roman"/>
+          <w:color w:val="000000" w:themeColor="text1"/>
+          <w:sz w:val="24"/>
+          <w:szCs w:val="24"/>
+          <w:lang w:eastAsia="pt-BR"/>
+        </w:rPr>
+        <w:t xml:space="preserve">    </w:t>
+      </w:r>
+      <w:r>
+        <w:rPr>
+          <w:rFonts w:ascii="Times New Roman" w:hAnsi="Times New Roman" w:cs="Times New Roman"/>
+          <w:i/>
+          <w:iCs/>
+          <w:color w:val="000000" w:themeColor="text1"/>
+          <w:sz w:val="24"/>
+          <w:szCs w:val="24"/>
+          <w:lang w:eastAsia="pt-BR"/>
+        </w:rPr>
+        <w:t>"</w:t>
+      </w:r>
+      <w:proofErr w:type="spellStart"/>
+      <w:r>
+        <w:rPr>
+          <w:rFonts w:ascii="Times New Roman" w:hAnsi="Times New Roman" w:cs="Times New Roman"/>
+          <w:i/>
+          <w:iCs/>
+          <w:color w:val="000000" w:themeColor="text1"/>
+          <w:sz w:val="24"/>
+          <w:szCs w:val="24"/>
+          <w:lang w:eastAsia="pt-BR"/>
+        </w:rPr>
+        <w:t>autoprefixer</w:t>
+      </w:r>
+      <w:proofErr w:type="spellEnd"/>
+      <w:r>
+        <w:rPr>
+          <w:rFonts w:ascii="Times New Roman" w:hAnsi="Times New Roman" w:cs="Times New Roman"/>
+          <w:i/>
+          <w:iCs/>
+          <w:color w:val="000000" w:themeColor="text1"/>
+          <w:sz w:val="24"/>
+          <w:szCs w:val="24"/>
+          <w:lang w:eastAsia="pt-BR"/>
+        </w:rPr>
+        <w:t>"</w:t>
+      </w:r>
+      <w:r>
+        <w:rPr>
+          <w:rFonts w:ascii="Times New Roman" w:hAnsi="Times New Roman" w:cs="Times New Roman"/>
+          <w:color w:val="000000" w:themeColor="text1"/>
+          <w:sz w:val="24"/>
+          <w:szCs w:val="24"/>
+          <w:lang w:eastAsia="pt-BR"/>
+        </w:rPr>
+        <w:t>: "^10.4.27",</w:t>
+      </w:r>
+    </w:p>
+    <w:p>
+      <w:pPr>
+        <w:rPr>
+          <w:rFonts w:ascii="Times New Roman" w:hAnsi="Times New Roman" w:cs="Times New Roman"/>
+          <w:color w:val="000000" w:themeColor="text1"/>
+          <w:sz w:val="24"/>
+          <w:szCs w:val="24"/>
+          <w:lang w:eastAsia="pt-BR"/>
+        </w:rPr>
+      </w:pPr>
+      <w:r>
+        <w:rPr>
+          <w:rFonts w:ascii="Times New Roman" w:hAnsi="Times New Roman" w:cs="Times New Roman"/>
+          <w:color w:val="000000" w:themeColor="text1"/>
+          <w:sz w:val="24"/>
+          <w:szCs w:val="24"/>
+          <w:lang w:eastAsia="pt-BR"/>
+        </w:rPr>
+        <w:t xml:space="preserve">    </w:t>
+      </w:r>
+      <w:r>
+        <w:rPr>
+          <w:rFonts w:ascii="Times New Roman" w:hAnsi="Times New Roman" w:cs="Times New Roman"/>
+          <w:i/>
+          <w:iCs/>
+          <w:color w:val="000000" w:themeColor="text1"/>
+          <w:sz w:val="24"/>
+          <w:szCs w:val="24"/>
+          <w:lang w:eastAsia="pt-BR"/>
+        </w:rPr>
+        <w:t>"</w:t>
+      </w:r>
+      <w:proofErr w:type="spellStart"/>
+      <w:r>
+        <w:rPr>
+          <w:rFonts w:ascii="Times New Roman" w:hAnsi="Times New Roman" w:cs="Times New Roman"/>
+          <w:i/>
+          <w:iCs/>
+          <w:color w:val="000000" w:themeColor="text1"/>
+          <w:sz w:val="24"/>
+          <w:szCs w:val="24"/>
+          <w:lang w:eastAsia="pt-BR"/>
+        </w:rPr>
+        <w:t>eslint</w:t>
+      </w:r>
+      <w:proofErr w:type="spellEnd"/>
+      <w:r>
+        <w:rPr>
+          <w:rFonts w:ascii="Times New Roman" w:hAnsi="Times New Roman" w:cs="Times New Roman"/>
+          <w:i/>
+          <w:iCs/>
+          <w:color w:val="000000" w:themeColor="text1"/>
+          <w:sz w:val="24"/>
+          <w:szCs w:val="24"/>
+          <w:lang w:eastAsia="pt-BR"/>
+        </w:rPr>
+        <w:t>"</w:t>
+      </w:r>
+      <w:r>
+        <w:rPr>
+          <w:rFonts w:ascii="Times New Roman" w:hAnsi="Times New Roman" w:cs="Times New Roman"/>
+          <w:color w:val="000000" w:themeColor="text1"/>
+          <w:sz w:val="24"/>
+          <w:szCs w:val="24"/>
+          <w:lang w:eastAsia="pt-BR"/>
+        </w:rPr>
+        <w:t>: "^9.39.1",</w:t>
+      </w:r>
+    </w:p>
+    <w:p>
+      <w:pPr>
+        <w:rPr>
+          <w:rFonts w:ascii="Times New Roman" w:hAnsi="Times New Roman" w:cs="Times New Roman"/>
+          <w:color w:val="000000" w:themeColor="text1"/>
+          <w:sz w:val="24"/>
+          <w:szCs w:val="24"/>
+          <w:lang w:eastAsia="pt-BR"/>
+        </w:rPr>
+      </w:pPr>
+      <w:r>
+        <w:rPr>
+          <w:rFonts w:ascii="Times New Roman" w:hAnsi="Times New Roman" w:cs="Times New Roman"/>
+          <w:color w:val="000000" w:themeColor="text1"/>
+          <w:sz w:val="24"/>
+          <w:szCs w:val="24"/>
+          <w:lang w:eastAsia="pt-BR"/>
+        </w:rPr>
+        <w:t xml:space="preserve">    </w:t>
+      </w:r>
+      <w:r>
+        <w:rPr>
+          <w:rFonts w:ascii="Times New Roman" w:hAnsi="Times New Roman" w:cs="Times New Roman"/>
+          <w:i/>
+          <w:iCs/>
+          <w:color w:val="000000" w:themeColor="text1"/>
+          <w:sz w:val="24"/>
+          <w:szCs w:val="24"/>
+          <w:lang w:eastAsia="pt-BR"/>
+        </w:rPr>
+        <w:t>"</w:t>
+      </w:r>
+      <w:proofErr w:type="spellStart"/>
+      <w:r>
+        <w:rPr>
+          <w:rFonts w:ascii="Times New Roman" w:hAnsi="Times New Roman" w:cs="Times New Roman"/>
+          <w:i/>
+          <w:iCs/>
+          <w:color w:val="000000" w:themeColor="text1"/>
+          <w:sz w:val="24"/>
+          <w:szCs w:val="24"/>
+          <w:lang w:eastAsia="pt-BR"/>
+        </w:rPr>
+        <w:t>eslint</w:t>
+      </w:r>
+      <w:proofErr w:type="spellEnd"/>
+      <w:r>
+        <w:rPr>
+          <w:rFonts w:ascii="Times New Roman" w:hAnsi="Times New Roman" w:cs="Times New Roman"/>
+          <w:i/>
+          <w:iCs/>
+          <w:color w:val="000000" w:themeColor="text1"/>
+          <w:sz w:val="24"/>
+          <w:szCs w:val="24"/>
+          <w:lang w:eastAsia="pt-BR"/>
+        </w:rPr>
+        <w:t>-plugin-</w:t>
+      </w:r>
+      <w:proofErr w:type="spellStart"/>
+      <w:r>
+        <w:rPr>
+          <w:rFonts w:ascii="Times New Roman" w:hAnsi="Times New Roman" w:cs="Times New Roman"/>
+          <w:i/>
+          <w:iCs/>
+          <w:color w:val="000000" w:themeColor="text1"/>
+          <w:sz w:val="24"/>
+          <w:szCs w:val="24"/>
+          <w:lang w:eastAsia="pt-BR"/>
+        </w:rPr>
+        <w:t>react</w:t>
+      </w:r>
+      <w:proofErr w:type="spellEnd"/>
+      <w:r>
+        <w:rPr>
+          <w:rFonts w:ascii="Times New Roman" w:hAnsi="Times New Roman" w:cs="Times New Roman"/>
+          <w:i/>
+          <w:iCs/>
+          <w:color w:val="000000" w:themeColor="text1"/>
+          <w:sz w:val="24"/>
+          <w:szCs w:val="24"/>
+          <w:lang w:eastAsia="pt-BR"/>
+        </w:rPr>
+        <w:t>-</w:t>
+      </w:r>
+      <w:proofErr w:type="spellStart"/>
+      <w:r>
+        <w:rPr>
+          <w:rFonts w:ascii="Times New Roman" w:hAnsi="Times New Roman" w:cs="Times New Roman"/>
+          <w:i/>
+          <w:iCs/>
+          <w:color w:val="000000" w:themeColor="text1"/>
+          <w:sz w:val="24"/>
+          <w:szCs w:val="24"/>
+          <w:lang w:eastAsia="pt-BR"/>
+        </w:rPr>
+        <w:t>hooks</w:t>
+      </w:r>
+      <w:proofErr w:type="spellEnd"/>
+      <w:r>
+        <w:rPr>
+          <w:rFonts w:ascii="Times New Roman" w:hAnsi="Times New Roman" w:cs="Times New Roman"/>
+          <w:i/>
+          <w:iCs/>
+          <w:color w:val="000000" w:themeColor="text1"/>
+          <w:sz w:val="24"/>
+          <w:szCs w:val="24"/>
+          <w:lang w:eastAsia="pt-BR"/>
+        </w:rPr>
+        <w:t>"</w:t>
+      </w:r>
+      <w:r>
+        <w:rPr>
+          <w:rFonts w:ascii="Times New Roman" w:hAnsi="Times New Roman" w:cs="Times New Roman"/>
+          <w:color w:val="000000" w:themeColor="text1"/>
+          <w:sz w:val="24"/>
+          <w:szCs w:val="24"/>
+          <w:lang w:eastAsia="pt-BR"/>
+        </w:rPr>
+        <w:t>: "^7.0.1",</w:t>
+      </w:r>
+    </w:p>
+    <w:p>
+      <w:pPr>
+        <w:rPr>
+          <w:rFonts w:ascii="Times New Roman" w:hAnsi="Times New Roman" w:cs="Times New Roman"/>
+          <w:color w:val="000000" w:themeColor="text1"/>
+          <w:sz w:val="24"/>
+          <w:szCs w:val="24"/>
+          <w:lang w:eastAsia="pt-BR"/>
+        </w:rPr>
+      </w:pPr>
+      <w:r>
+        <w:rPr>
+          <w:rFonts w:ascii="Times New Roman" w:hAnsi="Times New Roman" w:cs="Times New Roman"/>
+          <w:color w:val="000000" w:themeColor="text1"/>
+          <w:sz w:val="24"/>
+          <w:szCs w:val="24"/>
+          <w:lang w:eastAsia="pt-BR"/>
+        </w:rPr>
+        <w:t xml:space="preserve">    </w:t>
+      </w:r>
+      <w:r>
+        <w:rPr>
+          <w:rFonts w:ascii="Times New Roman" w:hAnsi="Times New Roman" w:cs="Times New Roman"/>
+          <w:i/>
+          <w:iCs/>
+          <w:color w:val="000000" w:themeColor="text1"/>
+          <w:sz w:val="24"/>
+          <w:szCs w:val="24"/>
+          <w:lang w:eastAsia="pt-BR"/>
+        </w:rPr>
+        <w:t>"</w:t>
+      </w:r>
+      <w:proofErr w:type="spellStart"/>
+      <w:r>
+        <w:rPr>
+          <w:rFonts w:ascii="Times New Roman" w:hAnsi="Times New Roman" w:cs="Times New Roman"/>
+          <w:i/>
+          <w:iCs/>
+          <w:color w:val="000000" w:themeColor="text1"/>
+          <w:sz w:val="24"/>
+          <w:szCs w:val="24"/>
+          <w:lang w:eastAsia="pt-BR"/>
+        </w:rPr>
+        <w:t>eslint</w:t>
+      </w:r>
+      <w:proofErr w:type="spellEnd"/>
+      <w:r>
+        <w:rPr>
+          <w:rFonts w:ascii="Times New Roman" w:hAnsi="Times New Roman" w:cs="Times New Roman"/>
+          <w:i/>
+          <w:iCs/>
+          <w:color w:val="000000" w:themeColor="text1"/>
+          <w:sz w:val="24"/>
+          <w:szCs w:val="24"/>
+          <w:lang w:eastAsia="pt-BR"/>
+        </w:rPr>
+        <w:t>-plugin-</w:t>
+      </w:r>
+      <w:proofErr w:type="spellStart"/>
+      <w:r>
+        <w:rPr>
+          <w:rFonts w:ascii="Times New Roman" w:hAnsi="Times New Roman" w:cs="Times New Roman"/>
+          <w:i/>
+          <w:iCs/>
+          <w:color w:val="000000" w:themeColor="text1"/>
+          <w:sz w:val="24"/>
+          <w:szCs w:val="24"/>
+          <w:lang w:eastAsia="pt-BR"/>
+        </w:rPr>
+        <w:t>react</w:t>
+      </w:r>
+      <w:proofErr w:type="spellEnd"/>
+      <w:r>
+        <w:rPr>
+          <w:rFonts w:ascii="Times New Roman" w:hAnsi="Times New Roman" w:cs="Times New Roman"/>
+          <w:i/>
+          <w:iCs/>
+          <w:color w:val="000000" w:themeColor="text1"/>
+          <w:sz w:val="24"/>
+          <w:szCs w:val="24"/>
+          <w:lang w:eastAsia="pt-BR"/>
+        </w:rPr>
+        <w:t>-</w:t>
+      </w:r>
+      <w:proofErr w:type="spellStart"/>
+      <w:r>
+        <w:rPr>
+          <w:rFonts w:ascii="Times New Roman" w:hAnsi="Times New Roman" w:cs="Times New Roman"/>
+          <w:i/>
+          <w:iCs/>
+          <w:color w:val="000000" w:themeColor="text1"/>
+          <w:sz w:val="24"/>
+          <w:szCs w:val="24"/>
+          <w:lang w:eastAsia="pt-BR"/>
+        </w:rPr>
+        <w:t>refresh</w:t>
+      </w:r>
+      <w:proofErr w:type="spellEnd"/>
+      <w:r>
+        <w:rPr>
+          <w:rFonts w:ascii="Times New Roman" w:hAnsi="Times New Roman" w:cs="Times New Roman"/>
+          <w:i/>
+          <w:iCs/>
+          <w:color w:val="000000" w:themeColor="text1"/>
+          <w:sz w:val="24"/>
+          <w:szCs w:val="24"/>
+          <w:lang w:eastAsia="pt-BR"/>
+        </w:rPr>
+        <w:t>"</w:t>
+      </w:r>
+      <w:r>
+        <w:rPr>
+          <w:rFonts w:ascii="Times New Roman" w:hAnsi="Times New Roman" w:cs="Times New Roman"/>
+          <w:color w:val="000000" w:themeColor="text1"/>
+          <w:sz w:val="24"/>
+          <w:szCs w:val="24"/>
+          <w:lang w:eastAsia="pt-BR"/>
+        </w:rPr>
+        <w:t>: "^0.4.24",</w:t>
+      </w:r>
+    </w:p>
+    <w:p>
+      <w:pPr>
+        <w:rPr>
+          <w:rFonts w:ascii="Times New Roman" w:hAnsi="Times New Roman" w:cs="Times New Roman"/>
+          <w:color w:val="000000" w:themeColor="text1"/>
+          <w:sz w:val="24"/>
+          <w:szCs w:val="24"/>
+          <w:lang w:eastAsia="pt-BR"/>
+        </w:rPr>
+      </w:pPr>
+      <w:r>
+        <w:rPr>
+          <w:rFonts w:ascii="Times New Roman" w:hAnsi="Times New Roman" w:cs="Times New Roman"/>
+          <w:color w:val="000000" w:themeColor="text1"/>
+          <w:sz w:val="24"/>
+          <w:szCs w:val="24"/>
+          <w:lang w:eastAsia="pt-BR"/>
+        </w:rPr>
+        <w:t xml:space="preserve">    </w:t>
+      </w:r>
+      <w:r>
+        <w:rPr>
+          <w:rFonts w:ascii="Times New Roman" w:hAnsi="Times New Roman" w:cs="Times New Roman"/>
+          <w:i/>
+          <w:iCs/>
+          <w:color w:val="000000" w:themeColor="text1"/>
+          <w:sz w:val="24"/>
+          <w:szCs w:val="24"/>
+          <w:lang w:eastAsia="pt-BR"/>
+        </w:rPr>
+        <w:t>"</w:t>
+      </w:r>
+      <w:proofErr w:type="spellStart"/>
+      <w:r>
+        <w:rPr>
+          <w:rFonts w:ascii="Times New Roman" w:hAnsi="Times New Roman" w:cs="Times New Roman"/>
+          <w:i/>
+          <w:iCs/>
+          <w:color w:val="000000" w:themeColor="text1"/>
+          <w:sz w:val="24"/>
+          <w:szCs w:val="24"/>
+          <w:lang w:eastAsia="pt-BR"/>
+        </w:rPr>
+        <w:t>globals</w:t>
+      </w:r>
+      <w:proofErr w:type="spellEnd"/>
+      <w:r>
+        <w:rPr>
+          <w:rFonts w:ascii="Times New Roman" w:hAnsi="Times New Roman" w:cs="Times New Roman"/>
+          <w:i/>
+          <w:iCs/>
+          <w:color w:val="000000" w:themeColor="text1"/>
+          <w:sz w:val="24"/>
+          <w:szCs w:val="24"/>
+          <w:lang w:eastAsia="pt-BR"/>
+        </w:rPr>
+        <w:t>"</w:t>
+      </w:r>
+      <w:r>
+        <w:rPr>
+          <w:rFonts w:ascii="Times New Roman" w:hAnsi="Times New Roman" w:cs="Times New Roman"/>
+          <w:color w:val="000000" w:themeColor="text1"/>
+          <w:sz w:val="24"/>
+          <w:szCs w:val="24"/>
+          <w:lang w:eastAsia="pt-BR"/>
+        </w:rPr>
+        <w:t>: "^16.5.0",</w:t>
+      </w:r>
+    </w:p>
+    <w:p>
+      <w:pPr>
+        <w:rPr>
+          <w:rFonts w:ascii="Times New Roman" w:hAnsi="Times New Roman" w:cs="Times New Roman"/>
+          <w:color w:val="000000" w:themeColor="text1"/>
+          <w:sz w:val="24"/>
+          <w:szCs w:val="24"/>
+          <w:lang w:eastAsia="pt-BR"/>
+        </w:rPr>
+      </w:pPr>
+      <w:r>
+        <w:rPr>
+          <w:rFonts w:ascii="Times New Roman" w:hAnsi="Times New Roman" w:cs="Times New Roman"/>
+          <w:color w:val="000000" w:themeColor="text1"/>
+          <w:sz w:val="24"/>
+          <w:szCs w:val="24"/>
+          <w:lang w:eastAsia="pt-BR"/>
+        </w:rPr>
+        <w:t xml:space="preserve">    </w:t>
+      </w:r>
+      <w:r>
+        <w:rPr>
+          <w:rFonts w:ascii="Times New Roman" w:hAnsi="Times New Roman" w:cs="Times New Roman"/>
+          <w:i/>
+          <w:iCs/>
+          <w:color w:val="000000" w:themeColor="text1"/>
+          <w:sz w:val="24"/>
+          <w:szCs w:val="24"/>
+          <w:lang w:eastAsia="pt-BR"/>
+        </w:rPr>
+        <w:t>"</w:t>
+      </w:r>
+      <w:proofErr w:type="spellStart"/>
+      <w:r>
+        <w:rPr>
+          <w:rFonts w:ascii="Times New Roman" w:hAnsi="Times New Roman" w:cs="Times New Roman"/>
+          <w:i/>
+          <w:iCs/>
+          <w:color w:val="000000" w:themeColor="text1"/>
+          <w:sz w:val="24"/>
+          <w:szCs w:val="24"/>
+          <w:lang w:eastAsia="pt-BR"/>
+        </w:rPr>
+        <w:t>postcss</w:t>
+      </w:r>
+      <w:proofErr w:type="spellEnd"/>
+      <w:r>
+        <w:rPr>
+          <w:rFonts w:ascii="Times New Roman" w:hAnsi="Times New Roman" w:cs="Times New Roman"/>
+          <w:i/>
+          <w:iCs/>
+          <w:color w:val="000000" w:themeColor="text1"/>
+          <w:sz w:val="24"/>
+          <w:szCs w:val="24"/>
+          <w:lang w:eastAsia="pt-BR"/>
+        </w:rPr>
+        <w:t>"</w:t>
+      </w:r>
+      <w:r>
+        <w:rPr>
+          <w:rFonts w:ascii="Times New Roman" w:hAnsi="Times New Roman" w:cs="Times New Roman"/>
+          <w:color w:val="000000" w:themeColor="text1"/>
+          <w:sz w:val="24"/>
+          <w:szCs w:val="24"/>
+          <w:lang w:eastAsia="pt-BR"/>
+        </w:rPr>
+        <w:t>: "^8.5.8",</w:t>
+      </w:r>
+    </w:p>
+    <w:p>
+      <w:pPr>
+        <w:rPr>
+          <w:rFonts w:ascii="Times New Roman" w:hAnsi="Times New Roman" w:cs="Times New Roman"/>
+          <w:color w:val="000000" w:themeColor="text1"/>
+          <w:sz w:val="24"/>
+          <w:szCs w:val="24"/>
+          <w:lang w:eastAsia="pt-BR"/>
+        </w:rPr>
+      </w:pPr>
+      <w:r>
+        <w:rPr>
+          <w:rFonts w:ascii="Times New Roman" w:hAnsi="Times New Roman" w:cs="Times New Roman"/>
+          <w:color w:val="000000" w:themeColor="text1"/>
+          <w:sz w:val="24"/>
+          <w:szCs w:val="24"/>
+          <w:lang w:eastAsia="pt-BR"/>
+        </w:rPr>
+        <w:t xml:space="preserve">    </w:t>
+      </w:r>
+      <w:r>
+        <w:rPr>
+          <w:rFonts w:ascii="Times New Roman" w:hAnsi="Times New Roman" w:cs="Times New Roman"/>
+          <w:i/>
+          <w:iCs/>
+          <w:color w:val="000000" w:themeColor="text1"/>
+          <w:sz w:val="24"/>
+          <w:szCs w:val="24"/>
+          <w:lang w:eastAsia="pt-BR"/>
+        </w:rPr>
+        <w:t>"</w:t>
+      </w:r>
+      <w:proofErr w:type="spellStart"/>
+      <w:r>
+        <w:rPr>
+          <w:rFonts w:ascii="Times New Roman" w:hAnsi="Times New Roman" w:cs="Times New Roman"/>
+          <w:i/>
+          <w:iCs/>
+          <w:color w:val="000000" w:themeColor="text1"/>
+          <w:sz w:val="24"/>
+          <w:szCs w:val="24"/>
+          <w:lang w:eastAsia="pt-BR"/>
+        </w:rPr>
+        <w:t>vite</w:t>
+      </w:r>
+      <w:proofErr w:type="spellEnd"/>
+      <w:r>
+        <w:rPr>
+          <w:rFonts w:ascii="Times New Roman" w:hAnsi="Times New Roman" w:cs="Times New Roman"/>
+          <w:i/>
+          <w:iCs/>
+          <w:color w:val="000000" w:themeColor="text1"/>
+          <w:sz w:val="24"/>
+          <w:szCs w:val="24"/>
+          <w:lang w:eastAsia="pt-BR"/>
+        </w:rPr>
+        <w:t>"</w:t>
+      </w:r>
+      <w:r>
+        <w:rPr>
+          <w:rFonts w:ascii="Times New Roman" w:hAnsi="Times New Roman" w:cs="Times New Roman"/>
+          <w:color w:val="000000" w:themeColor="text1"/>
+          <w:sz w:val="24"/>
+          <w:szCs w:val="24"/>
+          <w:lang w:eastAsia="pt-BR"/>
+        </w:rPr>
+        <w:t>: "^7.3.1"</w:t>
+      </w:r>
+    </w:p>
+    <w:p>
+      <w:pPr>
+        <w:rPr>
+          <w:rFonts w:ascii="Times New Roman" w:hAnsi="Times New Roman" w:cs="Times New Roman"/>
+          <w:color w:val="000000" w:themeColor="text1"/>
+          <w:sz w:val="24"/>
+          <w:szCs w:val="24"/>
+          <w:lang w:eastAsia="pt-BR"/>
+        </w:rPr>
+      </w:pPr>
+      <w:r>
+        <w:rPr>
+          <w:rFonts w:ascii="Times New Roman" w:hAnsi="Times New Roman" w:cs="Times New Roman"/>
+          <w:color w:val="000000" w:themeColor="text1"/>
+          <w:sz w:val="24"/>
+          <w:szCs w:val="24"/>
+          <w:lang w:eastAsia="pt-BR"/>
+        </w:rPr>
+        <w:t>  }</w:t>
+      </w:r>
+    </w:p>
+    <w:p>
+      <w:pPr>
+        <w:rPr>
+          <w:rFonts w:ascii="Times New Roman" w:hAnsi="Times New Roman" w:cs="Times New Roman"/>
+          <w:color w:val="000000" w:themeColor="text1"/>
+          <w:sz w:val="24"/>
+          <w:szCs w:val="24"/>
+          <w:lang w:eastAsia="pt-BR"/>
+        </w:rPr>
+      </w:pPr>
+      <w:r>
+        <w:rPr>
+          <w:rFonts w:ascii="Times New Roman" w:hAnsi="Times New Roman" w:cs="Times New Roman"/>
+          <w:color w:val="000000" w:themeColor="text1"/>
+          <w:sz w:val="24"/>
+          <w:szCs w:val="24"/>
+          <w:lang w:eastAsia="pt-BR"/>
+        </w:rPr>
+        <w:t>}</w:t>
+      </w:r>
+    </w:p>
+    <w:p>
+      <w:pPr>
+        <w:spacing w:after="0" w:line="360" w:lineRule="auto"/>
+        <w:rPr>
+          <w:rFonts w:ascii="Times New Roman" w:hAnsi="Times New Roman" w:cs="Times New Roman"/>
+          <w:sz w:val="24"/>
+          <w:szCs w:val="24"/>
+        </w:rPr>
+      </w:pPr>
+    </w:p>
+    <w:p>
+      <w:pPr>
+        <w:spacing w:after="0" w:line="240" w:lineRule="auto"/>
+        <w:ind w:firstLine="709"/>
+        <w:jc w:val="both"/>
+        <w:rPr>
+          <w:rFonts w:ascii="Times New Roman" w:hAnsi="Times New Roman" w:cs="Times New Roman"/>
+          <w:sz w:val="24"/>
+          <w:szCs w:val="24"/>
+        </w:rPr>
+      </w:pPr>
+      <w:r>
+        <w:rPr>
+          <w:rFonts w:ascii="Times New Roman" w:hAnsi="Times New Roman" w:cs="Times New Roman"/>
+          <w:sz w:val="24"/>
+          <w:szCs w:val="24"/>
+        </w:rPr>
+        <w:t xml:space="preserve">APÊNDICE </w:t>
+      </w:r>
+      <w:r>
+        <w:rPr>
+          <w:rFonts w:ascii="Times New Roman" w:hAnsi="Times New Roman" w:cs="Times New Roman"/>
+          <w:sz w:val="24"/>
+          <w:szCs w:val="24"/>
+        </w:rPr>
+        <w:t>C</w:t>
+      </w:r>
+      <w:r>
+        <w:rPr>
+          <w:rFonts w:ascii="Times New Roman" w:hAnsi="Times New Roman" w:cs="Times New Roman"/>
+          <w:sz w:val="24"/>
+          <w:szCs w:val="24"/>
+        </w:rPr>
+        <w:t xml:space="preserve"> – </w:t>
+      </w:r>
+      <w:r>
+        <w:rPr>
+          <w:rFonts w:ascii="Times New Roman" w:hAnsi="Times New Roman" w:cs="Times New Roman"/>
+          <w:sz w:val="24"/>
+          <w:szCs w:val="24"/>
+        </w:rPr>
+        <w:t>DIAGRAMA DO BANCO DE DADOS</w:t>
+      </w:r>
+    </w:p>
+    <w:p>
+      <w:pPr>
+        <w:spacing w:after="0" w:line="240" w:lineRule="auto"/>
+        <w:ind w:firstLine="709"/>
+        <w:jc w:val="both"/>
+        <w:rPr>
+          <w:rFonts w:ascii="Times New Roman" w:hAnsi="Times New Roman" w:cs="Times New Roman"/>
+          <w:sz w:val="24"/>
+          <w:szCs w:val="24"/>
+        </w:rPr>
+      </w:pPr>
+    </w:p>
+    <w:p>
+      <w:pPr>
+        <w:spacing w:after="0" w:line="240" w:lineRule="auto"/>
+        <w:ind w:firstLine="709"/>
+        <w:jc w:val="both"/>
+        <w:rPr>
+          <w:rFonts w:ascii="Times New Roman" w:hAnsi="Times New Roman" w:cs="Times New Roman"/>
+          <w:sz w:val="24"/>
+          <w:szCs w:val="24"/>
+        </w:rPr>
+      </w:pPr>
+    </w:p>
+    <w:p>
+      <w:pPr>
+        <w:spacing w:after="0" w:line="360" w:lineRule="auto"/>
+        <w:rPr>
+          <w:rFonts w:ascii="Times New Roman" w:hAnsi="Times New Roman" w:cs="Times New Roman"/>
+          <w:sz w:val="24"/>
+          <w:szCs w:val="24"/>
+          <w:u w:val="single"/>
+        </w:rPr>
+      </w:pPr>
+      <w:r>
+        <w:rPr>
+          <w:rFonts w:ascii="Times New Roman" w:hAnsi="Times New Roman" w:cs="Times New Roman"/>
+          <w:sz w:val="24"/>
+          <w:szCs w:val="24"/>
+        </w:rPr>
+        <w:drawing>
+          <wp:inline distT="0" distB="0" distL="0" distR="0" wp14:anchorId="14D4DA94" wp14:editId="46CF46F7">
+            <wp:extent cx="5760085" cy="4513580"/>
+            <wp:effectExtent l="0" t="0" r="0" b="1270"/>
+            <wp:docPr id="11" name="Imagem 11"/>
+            <wp:cNvGraphicFramePr>
+              <a:graphicFrameLocks xmlns:a="http://schemas.openxmlformats.org/drawingml/2006/main" noChangeAspect="1"/>
+            </wp:cNvGraphicFramePr>
+            <a:graphic xmlns:a="http://schemas.openxmlformats.org/drawingml/2006/main">
+              <a:graphicData uri="http://schemas.openxmlformats.org/drawingml/2006/picture">
+                <pic:pic xmlns:pic="http://schemas.openxmlformats.org/drawingml/2006/picture">
+                  <pic:nvPicPr>
+                    <pic:cNvPr id="1" name=""/>
+                    <pic:cNvPicPr/>
+                  </pic:nvPicPr>
+                  <pic:blipFill>
+                    <a:blip r:embed="rId24"/>
+                    <a:stretch>
+                      <a:fillRect/>
+                    </a:stretch>
+                  </pic:blipFill>
+                  <pic:spPr>
+                    <a:xfrm>
+                      <a:off x="0" y="0"/>
+                      <a:ext cx="5760085" cy="4513580"/>
+                    </a:xfrm>
+                    <a:prstGeom prst="rect">
+                      <a:avLst/>
+                    </a:prstGeom>
+                  </pic:spPr>
+                </pic:pic>
+              </a:graphicData>
+            </a:graphic>
+          </wp:inline>
+        </w:drawing>
+      </w:r>
+      <w:bookmarkStart w:id="46" w:name="_GoBack"/>
+      <w:bookmarkEnd w:id="46"/>
     </w:p>
     <w:p>
       <w:pPr>
@@ -14661,8 +20121,8 @@
       </w:pPr>
     </w:p>
     <w:sectPr>
-      <w:headerReference w:type="default" r:id="rId24"/>
-      <w:headerReference w:type="first" r:id="rId25"/>
+      <w:headerReference w:type="default" r:id="rId25"/>
+      <w:headerReference w:type="first" r:id="rId26"/>
       <w:pgSz w:w="11906" w:h="16838"/>
       <w:pgMar w:top="1701" w:right="1134" w:bottom="1134" w:left="1701" w:header="709" w:footer="709" w:gutter="0"/>
       <w:pgNumType w:start="5"/>
@@ -14986,7 +20446,6 @@
         <w:docPartUnique/>
       </w:docPartObj>
     </w:sdtPr>
-    <w:sdtEndPr/>
     <w:sdtContent>
       <w:p>
         <w:pPr>
@@ -15030,7 +20489,6 @@
         <w:docPartUnique/>
       </w:docPartObj>
     </w:sdtPr>
-    <w:sdtEndPr/>
     <w:sdtContent>
       <w:p>
         <w:pPr>
@@ -16290,23 +21748,6 @@
 </file>
 
 <file path=customXml/item1.xml><?xml version="1.0" encoding="utf-8"?>
-<?mso-contentType ?>
-<FormTemplates xmlns="http://schemas.microsoft.com/sharepoint/v3/contenttype/forms">
-  <Display>DocumentLibraryForm</Display>
-  <Edit>DocumentLibraryForm</Edit>
-  <New>DocumentLibraryForm</New>
-</FormTemplates>
-</file>
-
-<file path=customXml/item2.xml><?xml version="1.0" encoding="utf-8"?>
-<p:properties xmlns:p="http://schemas.microsoft.com/office/2006/metadata/properties" xmlns:xsi="http://www.w3.org/2001/XMLSchema-instance" xmlns:pc="http://schemas.microsoft.com/office/infopath/2007/PartnerControls">
-  <documentManagement>
-    <_activity xmlns="7a7075c7-719f-4fa3-a2f0-2346c1b30043" xsi:nil="true"/>
-  </documentManagement>
-</p:properties>
-</file>
-
-<file path=customXml/item3.xml><?xml version="1.0" encoding="utf-8"?>
 <ct:contentTypeSchema xmlns:ct="http://schemas.microsoft.com/office/2006/metadata/contentType" xmlns:ma="http://schemas.microsoft.com/office/2006/metadata/properties/metaAttributes" ct:_="" ma:_="" ma:contentTypeName="Documento" ma:contentTypeID="0x01010004DF3DC73DD03A4DBFD9DAB9E3E1DB98" ma:contentTypeVersion="9" ma:contentTypeDescription="Crie um novo documento." ma:contentTypeScope="" ma:versionID="fa82eeb1e333e721eb4d9edca94a8a5a">
   <xsd:schema xmlns:xsd="http://www.w3.org/2001/XMLSchema" xmlns:xs="http://www.w3.org/2001/XMLSchema" xmlns:p="http://schemas.microsoft.com/office/2006/metadata/properties" xmlns:ns3="4c528334-ca12-4272-a9b4-d64ab01ccb2c" xmlns:ns4="7a7075c7-719f-4fa3-a2f0-2346c1b30043" targetNamespace="http://schemas.microsoft.com/office/2006/metadata/properties" ma:root="true" ma:fieldsID="7219b95092c51cf24d874ee844803b32" ns3:_="" ns4:_="">
     <xsd:import namespace="4c528334-ca12-4272-a9b4-d64ab01ccb2c"/>
@@ -16501,29 +21942,28 @@
 </ct:contentTypeSchema>
 </file>
 
+<file path=customXml/item2.xml><?xml version="1.0" encoding="utf-8"?>
+<p:properties xmlns:p="http://schemas.microsoft.com/office/2006/metadata/properties" xmlns:xsi="http://www.w3.org/2001/XMLSchema-instance" xmlns:pc="http://schemas.microsoft.com/office/infopath/2007/PartnerControls">
+  <documentManagement>
+    <_activity xmlns="7a7075c7-719f-4fa3-a2f0-2346c1b30043" xsi:nil="true"/>
+  </documentManagement>
+</p:properties>
+</file>
+
+<file path=customXml/item3.xml><?xml version="1.0" encoding="utf-8"?>
+<?mso-contentType ?>
+<FormTemplates xmlns="http://schemas.microsoft.com/sharepoint/v3/contenttype/forms">
+  <Display>DocumentLibraryForm</Display>
+  <Edit>DocumentLibraryForm</Edit>
+  <New>DocumentLibraryForm</New>
+</FormTemplates>
+</file>
+
 <file path=customXml/item4.xml><?xml version="1.0" encoding="utf-8"?>
 <b:Sources xmlns:b="http://schemas.openxmlformats.org/officeDocument/2006/bibliography" xmlns="http://schemas.openxmlformats.org/officeDocument/2006/bibliography" SelectedStyle="\APASixthEditionOfficeOnline.xsl" StyleName="APA" Version="6"/>
 </file>
 
 <file path=customXml/itemProps1.xml><?xml version="1.0" encoding="utf-8"?>
-<ds:datastoreItem xmlns:ds="http://schemas.openxmlformats.org/officeDocument/2006/customXml" ds:itemID="{F4A2C6B6-6235-4493-B188-224B1EE05A45}">
-  <ds:schemaRefs>
-    <ds:schemaRef ds:uri="http://schemas.microsoft.com/sharepoint/v3/contenttype/forms"/>
-  </ds:schemaRefs>
-</ds:datastoreItem>
-</file>
-
-<file path=customXml/itemProps2.xml><?xml version="1.0" encoding="utf-8"?>
-<ds:datastoreItem xmlns:ds="http://schemas.openxmlformats.org/officeDocument/2006/customXml" ds:itemID="{83A28076-18F7-4F6E-8D67-B3871704298C}">
-  <ds:schemaRefs>
-    <ds:schemaRef ds:uri="http://schemas.microsoft.com/office/2006/metadata/properties"/>
-    <ds:schemaRef ds:uri="http://schemas.microsoft.com/office/infopath/2007/PartnerControls"/>
-    <ds:schemaRef ds:uri="7a7075c7-719f-4fa3-a2f0-2346c1b30043"/>
-  </ds:schemaRefs>
-</ds:datastoreItem>
-</file>
-
-<file path=customXml/itemProps3.xml><?xml version="1.0" encoding="utf-8"?>
 <ds:datastoreItem xmlns:ds="http://schemas.openxmlformats.org/officeDocument/2006/customXml" ds:itemID="{156DCBA0-AAA0-4EA5-A878-79835756F6C5}">
   <ds:schemaRefs>
     <ds:schemaRef ds:uri="http://schemas.microsoft.com/office/2006/metadata/contentType"/>
@@ -16542,8 +21982,26 @@
 </ds:datastoreItem>
 </file>
 
+<file path=customXml/itemProps2.xml><?xml version="1.0" encoding="utf-8"?>
+<ds:datastoreItem xmlns:ds="http://schemas.openxmlformats.org/officeDocument/2006/customXml" ds:itemID="{83A28076-18F7-4F6E-8D67-B3871704298C}">
+  <ds:schemaRefs>
+    <ds:schemaRef ds:uri="http://schemas.microsoft.com/office/2006/metadata/properties"/>
+    <ds:schemaRef ds:uri="http://schemas.microsoft.com/office/infopath/2007/PartnerControls"/>
+    <ds:schemaRef ds:uri="7a7075c7-719f-4fa3-a2f0-2346c1b30043"/>
+  </ds:schemaRefs>
+</ds:datastoreItem>
+</file>
+
+<file path=customXml/itemProps3.xml><?xml version="1.0" encoding="utf-8"?>
+<ds:datastoreItem xmlns:ds="http://schemas.openxmlformats.org/officeDocument/2006/customXml" ds:itemID="{F4A2C6B6-6235-4493-B188-224B1EE05A45}">
+  <ds:schemaRefs>
+    <ds:schemaRef ds:uri="http://schemas.microsoft.com/sharepoint/v3/contenttype/forms"/>
+  </ds:schemaRefs>
+</ds:datastoreItem>
+</file>
+
 <file path=customXml/itemProps4.xml><?xml version="1.0" encoding="utf-8"?>
-<ds:datastoreItem xmlns:ds="http://schemas.openxmlformats.org/officeDocument/2006/customXml" ds:itemID="{F33F3715-2937-454B-816C-016F42B14B4B}">
+<ds:datastoreItem xmlns:ds="http://schemas.openxmlformats.org/officeDocument/2006/customXml" ds:itemID="{AC70A4CB-B021-47E2-8AE5-D0C13A57BD8B}">
   <ds:schemaRefs>
     <ds:schemaRef ds:uri="http://schemas.openxmlformats.org/officeDocument/2006/bibliography"/>
   </ds:schemaRefs>

--- a/Documentação/DOCUMENTO-SENAI-APEX-00.docx
+++ b/Documentação/DOCUMENTO-SENAI-APEX-00.docx
@@ -1,6 +1,6 @@
 
 <file path=word/document.xml><?xml version="1.0" encoding="utf-8"?>
-<w:document xmlns:wpc="http://schemas.microsoft.com/office/word/2010/wordprocessingCanvas" xmlns:cx="http://schemas.microsoft.com/office/drawing/2014/chartex" xmlns:cx1="http://schemas.microsoft.com/office/drawing/2015/9/8/chartex" xmlns:cx2="http://schemas.microsoft.com/office/drawing/2015/10/21/chartex" xmlns:cx3="http://schemas.microsoft.com/office/drawing/2016/5/9/chartex" xmlns:cx4="http://schemas.microsoft.com/office/drawing/2016/5/10/chartex" xmlns:cx5="http://schemas.microsoft.com/office/drawing/2016/5/11/chartex" xmlns:cx6="http://schemas.microsoft.com/office/drawing/2016/5/12/chartex" xmlns:cx7="http://schemas.microsoft.com/office/drawing/2016/5/13/chartex" xmlns:cx8="http://schemas.microsoft.com/office/drawing/2016/5/14/chartex" xmlns:mc="http://schemas.openxmlformats.org/markup-compatibility/2006" xmlns:aink="http://schemas.microsoft.com/office/drawing/2016/ink" xmlns:am3d="http://schemas.microsoft.com/office/drawing/2017/model3d" xmlns:o="urn:schemas-microsoft-com:office:office" xmlns:oel="http://schemas.microsoft.com/office/2019/extlst" xmlns:r="http://schemas.openxmlformats.org/officeDocument/2006/relationships" xmlns:m="http://schemas.openxmlformats.org/officeDocument/2006/math" xmlns:v="urn:schemas-microsoft-com:vml" xmlns:wp14="http://schemas.microsoft.com/office/word/2010/wordprocessingDrawing" xmlns:wp="http://schemas.openxmlformats.org/drawingml/2006/wordprocessingDrawing" xmlns:w10="urn:schemas-microsoft-com:office:word" xmlns:w="http://schemas.openxmlformats.org/wordprocessingml/2006/main" xmlns:w14="http://schemas.microsoft.com/office/word/2010/wordml" xmlns:w15="http://schemas.microsoft.com/office/word/2012/wordml" xmlns:w16cex="http://schemas.microsoft.com/office/word/2018/wordml/cex" xmlns:w16cid="http://schemas.microsoft.com/office/word/2016/wordml/cid" xmlns:w16="http://schemas.microsoft.com/office/word/2018/wordml" xmlns:w16du="http://schemas.microsoft.com/office/word/2023/wordml/word16du" xmlns:w16sdtdh="http://schemas.microsoft.com/office/word/2020/wordml/sdtdatahash" xmlns:w16sdtfl="http://schemas.microsoft.com/office/word/2024/wordml/sdtformatlock" xmlns:w16se="http://schemas.microsoft.com/office/word/2015/wordml/symex" xmlns:wpg="http://schemas.microsoft.com/office/word/2010/wordprocessingGroup" xmlns:wpi="http://schemas.microsoft.com/office/word/2010/wordprocessingInk" xmlns:wne="http://schemas.microsoft.com/office/word/2006/wordml" xmlns:wps="http://schemas.microsoft.com/office/word/2010/wordprocessingShape" mc:Ignorable="w14 w15 w16se w16cid w16 w16cex w16sdtdh w16sdtfl w16du wp14">
+<w:document xmlns:wpc="http://schemas.microsoft.com/office/word/2010/wordprocessingCanvas" xmlns:cx="http://schemas.microsoft.com/office/drawing/2014/chartex" xmlns:cx1="http://schemas.microsoft.com/office/drawing/2015/9/8/chartex" xmlns:cx2="http://schemas.microsoft.com/office/drawing/2015/10/21/chartex" xmlns:cx3="http://schemas.microsoft.com/office/drawing/2016/5/9/chartex" xmlns:cx4="http://schemas.microsoft.com/office/drawing/2016/5/10/chartex" xmlns:cx5="http://schemas.microsoft.com/office/drawing/2016/5/11/chartex" xmlns:cx6="http://schemas.microsoft.com/office/drawing/2016/5/12/chartex" xmlns:cx7="http://schemas.microsoft.com/office/drawing/2016/5/13/chartex" xmlns:cx8="http://schemas.microsoft.com/office/drawing/2016/5/14/chartex" xmlns:mc="http://schemas.openxmlformats.org/markup-compatibility/2006" xmlns:aink="http://schemas.microsoft.com/office/drawing/2016/ink" xmlns:am3d="http://schemas.microsoft.com/office/drawing/2017/model3d" xmlns:o="urn:schemas-microsoft-com:office:office" xmlns:r="http://schemas.openxmlformats.org/officeDocument/2006/relationships" xmlns:m="http://schemas.openxmlformats.org/officeDocument/2006/math" xmlns:v="urn:schemas-microsoft-com:vml" xmlns:wp14="http://schemas.microsoft.com/office/word/2010/wordprocessingDrawing" xmlns:wp="http://schemas.openxmlformats.org/drawingml/2006/wordprocessingDrawing" xmlns:w10="urn:schemas-microsoft-com:office:word" xmlns:w="http://schemas.openxmlformats.org/wordprocessingml/2006/main" xmlns:w14="http://schemas.microsoft.com/office/word/2010/wordml" xmlns:w15="http://schemas.microsoft.com/office/word/2012/wordml" xmlns:w16cid="http://schemas.microsoft.com/office/word/2016/wordml/cid" xmlns:w16se="http://schemas.microsoft.com/office/word/2015/wordml/symex" xmlns:wpg="http://schemas.microsoft.com/office/word/2010/wordprocessingGroup" xmlns:wpi="http://schemas.microsoft.com/office/word/2010/wordprocessingInk" xmlns:wne="http://schemas.microsoft.com/office/word/2006/wordml" xmlns:wps="http://schemas.microsoft.com/office/word/2010/wordprocessingShape" mc:Ignorable="w14 w15 w16se w16cid wp14">
   <w:body>
     <w:p>
       <w:pPr>
@@ -12,6 +12,8 @@
           <w:szCs w:val="28"/>
         </w:rPr>
       </w:pPr>
+      <w:bookmarkStart w:id="0" w:name="_GoBack"/>
+      <w:bookmarkEnd w:id="0"/>
       <w:r>
         <w:rPr>
           <w:rFonts w:ascii="Times New Roman" w:hAnsi="Times New Roman" w:cs="Times New Roman"/>
@@ -1627,7 +1629,6 @@
         </w:rPr>
         <w:t xml:space="preserve">, to ensure the system delivers excellent performance and meets </w:t>
       </w:r>
-      <w:proofErr w:type="gramStart"/>
       <w:r>
         <w:rPr>
           <w:rFonts w:ascii="Times New Roman" w:hAnsi="Times New Roman" w:cs="Times New Roman"/>
@@ -1635,9 +1636,8 @@
           <w:szCs w:val="24"/>
           <w:lang w:val="en-US"/>
         </w:rPr>
-        <w:t>manager</w:t>
-      </w:r>
-      <w:proofErr w:type="gramEnd"/>
+        <w:t xml:space="preserve">manager </w:t>
+      </w:r>
       <w:r>
         <w:rPr>
           <w:rFonts w:ascii="Times New Roman" w:hAnsi="Times New Roman" w:cs="Times New Roman"/>
@@ -1645,36 +1645,7 @@
           <w:szCs w:val="24"/>
           <w:lang w:val="en-US"/>
         </w:rPr>
-        <w:t xml:space="preserve"> </w:t>
-      </w:r>
-      <w:r>
-        <w:rPr>
-          <w:rFonts w:ascii="Times New Roman" w:hAnsi="Times New Roman" w:cs="Times New Roman"/>
-          <w:sz w:val="24"/>
-          <w:szCs w:val="24"/>
-          <w:lang w:val="en-US"/>
-        </w:rPr>
-        <w:t xml:space="preserve">expectations. In this sense, the goal is to help society stay </w:t>
-      </w:r>
-      <w:proofErr w:type="gramStart"/>
-      <w:r>
-        <w:rPr>
-          <w:rFonts w:ascii="Times New Roman" w:hAnsi="Times New Roman" w:cs="Times New Roman"/>
-          <w:sz w:val="24"/>
-          <w:szCs w:val="24"/>
-          <w:lang w:val="en-US"/>
-        </w:rPr>
-        <w:t>up-to-date</w:t>
-      </w:r>
-      <w:proofErr w:type="gramEnd"/>
-      <w:r>
-        <w:rPr>
-          <w:rFonts w:ascii="Times New Roman" w:hAnsi="Times New Roman" w:cs="Times New Roman"/>
-          <w:sz w:val="24"/>
-          <w:szCs w:val="24"/>
-          <w:lang w:val="en-US"/>
-        </w:rPr>
-        <w:t xml:space="preserve"> with future innovations while providing agility and efficiency when monitoring the company's progress, ensuring the dealership remains operational.</w:t>
+        <w:t>expectations. In this sense, the goal is to help society stay up-to-date with future innovations while providing agility and efficiency when monitoring the company's progress, ensuring the dealership remains operational.</w:t>
       </w:r>
     </w:p>
     <w:p>
@@ -4655,8 +4626,8 @@
           <w:szCs w:val="24"/>
         </w:rPr>
       </w:pPr>
-      <w:bookmarkStart w:id="0" w:name="_Toc213056281"/>
-      <w:bookmarkStart w:id="1" w:name="_Toc221864879"/>
+      <w:bookmarkStart w:id="1" w:name="_Toc213056281"/>
+      <w:bookmarkStart w:id="2" w:name="_Toc221864879"/>
       <w:r>
         <w:rPr>
           <w:rFonts w:ascii="Times New Roman" w:hAnsi="Times New Roman" w:cs="Times New Roman"/>
@@ -4687,8 +4658,8 @@
         </w:rPr>
         <w:t>NTRODUÇÃO</w:t>
       </w:r>
-      <w:bookmarkEnd w:id="0"/>
       <w:bookmarkEnd w:id="1"/>
+      <w:bookmarkEnd w:id="2"/>
     </w:p>
     <w:p>
       <w:pPr>
@@ -5375,8 +5346,8 @@
           <w:szCs w:val="24"/>
         </w:rPr>
       </w:pPr>
-      <w:bookmarkStart w:id="2" w:name="_Toc213056282"/>
-      <w:bookmarkStart w:id="3" w:name="_Toc221864880"/>
+      <w:bookmarkStart w:id="3" w:name="_Toc213056282"/>
+      <w:bookmarkStart w:id="4" w:name="_Toc221864880"/>
       <w:r>
         <w:rPr>
           <w:rFonts w:ascii="Times New Roman" w:hAnsi="Times New Roman" w:cs="Times New Roman"/>
@@ -5398,8 +5369,8 @@
         </w:rPr>
         <w:t>DESENVOLVIMENTO</w:t>
       </w:r>
-      <w:bookmarkEnd w:id="2"/>
       <w:bookmarkEnd w:id="3"/>
+      <w:bookmarkEnd w:id="4"/>
     </w:p>
     <w:p>
       <w:pPr>
@@ -5886,8 +5857,8 @@
           <w:szCs w:val="24"/>
         </w:rPr>
       </w:pPr>
-      <w:bookmarkStart w:id="4" w:name="_Toc213056283"/>
-      <w:bookmarkStart w:id="5" w:name="_Toc221864881"/>
+      <w:bookmarkStart w:id="5" w:name="_Toc213056283"/>
+      <w:bookmarkStart w:id="6" w:name="_Toc221864881"/>
       <w:r>
         <w:rPr>
           <w:rFonts w:ascii="Times New Roman" w:hAnsi="Times New Roman" w:cs="Times New Roman"/>
@@ -5898,8 +5869,8 @@
         </w:rPr>
         <w:t>2.1 Objetivo geral</w:t>
       </w:r>
-      <w:bookmarkEnd w:id="4"/>
       <w:bookmarkEnd w:id="5"/>
+      <w:bookmarkEnd w:id="6"/>
     </w:p>
     <w:p>
       <w:pPr>
@@ -6098,8 +6069,8 @@
           <w:szCs w:val="24"/>
         </w:rPr>
       </w:pPr>
-      <w:bookmarkStart w:id="6" w:name="_Toc213056284"/>
-      <w:bookmarkStart w:id="7" w:name="_Toc221864882"/>
+      <w:bookmarkStart w:id="7" w:name="_Toc213056284"/>
+      <w:bookmarkStart w:id="8" w:name="_Toc221864882"/>
       <w:r>
         <w:rPr>
           <w:rFonts w:ascii="Times New Roman" w:hAnsi="Times New Roman" w:cs="Times New Roman"/>
@@ -6130,8 +6101,8 @@
         </w:rPr>
         <w:t xml:space="preserve"> Objetivos específicos</w:t>
       </w:r>
-      <w:bookmarkEnd w:id="6"/>
       <w:bookmarkEnd w:id="7"/>
+      <w:bookmarkEnd w:id="8"/>
     </w:p>
     <w:p>
       <w:pPr>
@@ -6363,8 +6334,8 @@
           <w:szCs w:val="24"/>
         </w:rPr>
       </w:pPr>
-      <w:bookmarkStart w:id="8" w:name="_Toc213056285"/>
-      <w:bookmarkStart w:id="9" w:name="_Toc221864883"/>
+      <w:bookmarkStart w:id="9" w:name="_Toc213056285"/>
+      <w:bookmarkStart w:id="10" w:name="_Toc221864883"/>
       <w:r>
         <w:rPr>
           <w:rFonts w:ascii="Times New Roman" w:hAnsi="Times New Roman" w:cs="Times New Roman"/>
@@ -6386,8 +6357,8 @@
         </w:rPr>
         <w:t>MÉTODOLOGIA</w:t>
       </w:r>
-      <w:bookmarkEnd w:id="8"/>
       <w:bookmarkEnd w:id="9"/>
+      <w:bookmarkEnd w:id="10"/>
     </w:p>
     <w:p>
       <w:pPr>
@@ -6449,8 +6420,8 @@
           <w:szCs w:val="24"/>
         </w:rPr>
       </w:pPr>
-      <w:bookmarkStart w:id="10" w:name="_Toc213056286"/>
-      <w:bookmarkStart w:id="11" w:name="_Toc221864884"/>
+      <w:bookmarkStart w:id="11" w:name="_Toc213056286"/>
+      <w:bookmarkStart w:id="12" w:name="_Toc221864884"/>
       <w:r>
         <w:rPr>
           <w:rFonts w:ascii="Times New Roman" w:hAnsi="Times New Roman" w:cs="Times New Roman"/>
@@ -6501,8 +6472,8 @@
         </w:rPr>
         <w:t>S</w:t>
       </w:r>
-      <w:bookmarkEnd w:id="10"/>
       <w:bookmarkEnd w:id="11"/>
+      <w:bookmarkEnd w:id="12"/>
     </w:p>
     <w:p>
       <w:pPr>
@@ -6516,8 +6487,8 @@
           <w:szCs w:val="24"/>
         </w:rPr>
       </w:pPr>
-      <w:bookmarkStart w:id="12" w:name="_Toc213056287"/>
-      <w:bookmarkStart w:id="13" w:name="_Toc221864885"/>
+      <w:bookmarkStart w:id="13" w:name="_Toc213056287"/>
+      <w:bookmarkStart w:id="14" w:name="_Toc221864885"/>
       <w:r>
         <w:rPr>
           <w:rFonts w:ascii="Times New Roman" w:hAnsi="Times New Roman" w:cs="Times New Roman"/>
@@ -6539,8 +6510,8 @@
         </w:rPr>
         <w:t>VsCode</w:t>
       </w:r>
-      <w:bookmarkEnd w:id="12"/>
       <w:bookmarkEnd w:id="13"/>
+      <w:bookmarkEnd w:id="14"/>
       <w:proofErr w:type="spellEnd"/>
     </w:p>
     <w:p>
@@ -6658,7 +6629,25 @@
           <w:sz w:val="24"/>
           <w:szCs w:val="24"/>
         </w:rPr>
-        <w:t xml:space="preserve">Segundo Tan, Chen e </w:t>
+        <w:t xml:space="preserve">Segundo </w:t>
+      </w:r>
+      <w:proofErr w:type="spellStart"/>
+      <w:r>
+        <w:rPr>
+          <w:rFonts w:ascii="Times New Roman" w:hAnsi="Times New Roman" w:cs="Times New Roman"/>
+          <w:sz w:val="24"/>
+          <w:szCs w:val="24"/>
+        </w:rPr>
+        <w:t>Tan</w:t>
+      </w:r>
+      <w:proofErr w:type="spellEnd"/>
+      <w:r>
+        <w:rPr>
+          <w:rFonts w:ascii="Times New Roman" w:hAnsi="Times New Roman" w:cs="Times New Roman"/>
+          <w:sz w:val="24"/>
+          <w:szCs w:val="24"/>
+        </w:rPr>
+        <w:t xml:space="preserve">, Chen e </w:t>
       </w:r>
       <w:proofErr w:type="spellStart"/>
       <w:r>
@@ -6797,7 +6786,7 @@
           <w:szCs w:val="24"/>
         </w:rPr>
       </w:pPr>
-      <w:bookmarkStart w:id="14" w:name="_Toc215495515"/>
+      <w:bookmarkStart w:id="15" w:name="_Toc215495515"/>
       <w:r>
         <w:rPr>
           <w:rFonts w:ascii="Times New Roman" w:hAnsi="Times New Roman" w:cs="Times New Roman"/>
@@ -6898,7 +6887,7 @@
         </w:rPr>
         <w:t>VsCode</w:t>
       </w:r>
-      <w:bookmarkEnd w:id="14"/>
+      <w:bookmarkEnd w:id="15"/>
       <w:proofErr w:type="spellEnd"/>
     </w:p>
     <w:p>
@@ -7021,8 +7010,8 @@
           <w:szCs w:val="24"/>
         </w:rPr>
       </w:pPr>
-      <w:bookmarkStart w:id="15" w:name="_Toc213056288"/>
-      <w:bookmarkStart w:id="16" w:name="_Toc221864886"/>
+      <w:bookmarkStart w:id="16" w:name="_Toc213056288"/>
+      <w:bookmarkStart w:id="17" w:name="_Toc221864886"/>
       <w:r>
         <w:rPr>
           <w:rFonts w:ascii="Times New Roman" w:hAnsi="Times New Roman" w:cs="Times New Roman"/>
@@ -7033,8 +7022,8 @@
         </w:rPr>
         <w:t>4.2 HTML</w:t>
       </w:r>
-      <w:bookmarkEnd w:id="15"/>
       <w:bookmarkEnd w:id="16"/>
+      <w:bookmarkEnd w:id="17"/>
     </w:p>
     <w:p>
       <w:pPr>
@@ -7367,7 +7356,7 @@
           <w:szCs w:val="24"/>
         </w:rPr>
       </w:pPr>
-      <w:bookmarkStart w:id="17" w:name="_Toc215495516"/>
+      <w:bookmarkStart w:id="18" w:name="_Toc215495516"/>
       <w:r>
         <w:rPr>
           <w:rFonts w:ascii="Times New Roman" w:hAnsi="Times New Roman" w:cs="Times New Roman"/>
@@ -7456,7 +7445,7 @@
         </w:rPr>
         <w:t>HTML</w:t>
       </w:r>
-      <w:bookmarkEnd w:id="17"/>
+      <w:bookmarkEnd w:id="18"/>
     </w:p>
     <w:p>
       <w:pPr>
@@ -7545,8 +7534,8 @@
           <w:szCs w:val="24"/>
         </w:rPr>
       </w:pPr>
-      <w:bookmarkStart w:id="18" w:name="_Toc213056289"/>
-      <w:bookmarkStart w:id="19" w:name="_Toc221864887"/>
+      <w:bookmarkStart w:id="19" w:name="_Toc213056289"/>
+      <w:bookmarkStart w:id="20" w:name="_Toc221864887"/>
       <w:r>
         <w:rPr>
           <w:rFonts w:ascii="Times New Roman" w:hAnsi="Times New Roman" w:cs="Times New Roman"/>
@@ -7557,8 +7546,8 @@
         </w:rPr>
         <w:t>4.3 CSS</w:t>
       </w:r>
-      <w:bookmarkEnd w:id="18"/>
       <w:bookmarkEnd w:id="19"/>
+      <w:bookmarkEnd w:id="20"/>
     </w:p>
     <w:p>
       <w:pPr>
@@ -7712,7 +7701,7 @@
           <w:szCs w:val="24"/>
         </w:rPr>
       </w:pPr>
-      <w:bookmarkStart w:id="20" w:name="_Toc215495517"/>
+      <w:bookmarkStart w:id="21" w:name="_Toc215495517"/>
       <w:r>
         <w:rPr>
           <w:rFonts w:ascii="Times New Roman" w:hAnsi="Times New Roman" w:cs="Times New Roman"/>
@@ -7791,7 +7780,7 @@
         </w:rPr>
         <w:t xml:space="preserve"> - CSS</w:t>
       </w:r>
-      <w:bookmarkEnd w:id="20"/>
+      <w:bookmarkEnd w:id="21"/>
     </w:p>
     <w:p>
       <w:pPr>
@@ -7880,8 +7869,8 @@
           <w:szCs w:val="24"/>
         </w:rPr>
       </w:pPr>
-      <w:bookmarkStart w:id="21" w:name="_Toc213056290"/>
-      <w:bookmarkStart w:id="22" w:name="_Toc221864888"/>
+      <w:bookmarkStart w:id="22" w:name="_Toc213056290"/>
+      <w:bookmarkStart w:id="23" w:name="_Toc221864888"/>
     </w:p>
     <w:p>
       <w:pPr>
@@ -7916,8 +7905,8 @@
         </w:rPr>
         <w:t>JavaScript</w:t>
       </w:r>
-      <w:bookmarkEnd w:id="21"/>
       <w:bookmarkEnd w:id="22"/>
+      <w:bookmarkEnd w:id="23"/>
       <w:proofErr w:type="spellEnd"/>
     </w:p>
     <w:p>
@@ -8011,7 +8000,25 @@
           <w:sz w:val="24"/>
           <w:szCs w:val="24"/>
         </w:rPr>
-        <w:t xml:space="preserve">Segundo Sayed e Patel (2023), o </w:t>
+        <w:t xml:space="preserve">Segundo Sayed e </w:t>
+      </w:r>
+      <w:proofErr w:type="spellStart"/>
+      <w:r>
+        <w:rPr>
+          <w:rFonts w:ascii="Times New Roman" w:hAnsi="Times New Roman" w:cs="Times New Roman"/>
+          <w:sz w:val="24"/>
+          <w:szCs w:val="24"/>
+        </w:rPr>
+        <w:t>Patel</w:t>
+      </w:r>
+      <w:proofErr w:type="spellEnd"/>
+      <w:r>
+        <w:rPr>
+          <w:rFonts w:ascii="Times New Roman" w:hAnsi="Times New Roman" w:cs="Times New Roman"/>
+          <w:sz w:val="24"/>
+          <w:szCs w:val="24"/>
+        </w:rPr>
+        <w:t xml:space="preserve"> (2023), o </w:t>
       </w:r>
       <w:proofErr w:type="spellStart"/>
       <w:r>
@@ -8141,7 +8148,7 @@
           <w:szCs w:val="24"/>
         </w:rPr>
       </w:pPr>
-      <w:bookmarkStart w:id="23" w:name="_Toc215495518"/>
+      <w:bookmarkStart w:id="24" w:name="_Toc215495518"/>
       <w:r>
         <w:rPr>
           <w:rFonts w:ascii="Times New Roman" w:hAnsi="Times New Roman" w:cs="Times New Roman"/>
@@ -8230,7 +8237,7 @@
         </w:rPr>
         <w:t>JavaScript</w:t>
       </w:r>
-      <w:bookmarkEnd w:id="23"/>
+      <w:bookmarkEnd w:id="24"/>
       <w:proofErr w:type="spellEnd"/>
     </w:p>
     <w:p>
@@ -8496,8 +8503,8 @@
           <w:szCs w:val="24"/>
         </w:rPr>
       </w:pPr>
-      <w:bookmarkStart w:id="24" w:name="_Toc213056291"/>
-      <w:bookmarkStart w:id="25" w:name="_Toc221864889"/>
+      <w:bookmarkStart w:id="25" w:name="_Toc213056291"/>
+      <w:bookmarkStart w:id="26" w:name="_Toc221864889"/>
       <w:r>
         <w:rPr>
           <w:rFonts w:ascii="Times New Roman" w:hAnsi="Times New Roman" w:cs="Times New Roman"/>
@@ -8539,8 +8546,8 @@
         </w:rPr>
         <w:t>Figma</w:t>
       </w:r>
-      <w:bookmarkEnd w:id="24"/>
       <w:bookmarkEnd w:id="25"/>
+      <w:bookmarkEnd w:id="26"/>
       <w:proofErr w:type="spellEnd"/>
     </w:p>
     <w:p>
@@ -8753,7 +8760,7 @@
           <w:szCs w:val="24"/>
         </w:rPr>
       </w:pPr>
-      <w:bookmarkStart w:id="26" w:name="_Toc215495519"/>
+      <w:bookmarkStart w:id="27" w:name="_Toc215495519"/>
       <w:r>
         <w:rPr>
           <w:rFonts w:ascii="Times New Roman" w:hAnsi="Times New Roman" w:cs="Times New Roman"/>
@@ -8842,7 +8849,7 @@
         </w:rPr>
         <w:t>Figma</w:t>
       </w:r>
-      <w:bookmarkEnd w:id="26"/>
+      <w:bookmarkEnd w:id="27"/>
       <w:proofErr w:type="spellEnd"/>
     </w:p>
     <w:p>
@@ -8947,8 +8954,8 @@
           <w:szCs w:val="24"/>
         </w:rPr>
       </w:pPr>
-      <w:bookmarkStart w:id="27" w:name="_Toc213056292"/>
-      <w:bookmarkStart w:id="28" w:name="_Toc221864890"/>
+      <w:bookmarkStart w:id="28" w:name="_Toc213056292"/>
+      <w:bookmarkStart w:id="29" w:name="_Toc221864890"/>
       <w:r>
         <w:rPr>
           <w:rFonts w:ascii="Times New Roman" w:hAnsi="Times New Roman" w:cs="Times New Roman"/>
@@ -9043,8 +9050,8 @@
         </w:rPr>
         <w:t>GitHub</w:t>
       </w:r>
-      <w:bookmarkEnd w:id="27"/>
       <w:bookmarkEnd w:id="28"/>
+      <w:bookmarkEnd w:id="29"/>
     </w:p>
     <w:p>
       <w:pPr>
@@ -9357,7 +9364,25 @@
           <w:sz w:val="24"/>
           <w:szCs w:val="24"/>
         </w:rPr>
-        <w:t xml:space="preserve"> e Github.</w:t>
+        <w:t xml:space="preserve"> e </w:t>
+      </w:r>
+      <w:proofErr w:type="spellStart"/>
+      <w:r>
+        <w:rPr>
+          <w:rFonts w:ascii="Times New Roman" w:hAnsi="Times New Roman" w:cs="Times New Roman"/>
+          <w:sz w:val="24"/>
+          <w:szCs w:val="24"/>
+        </w:rPr>
+        <w:t>Github</w:t>
+      </w:r>
+      <w:proofErr w:type="spellEnd"/>
+      <w:r>
+        <w:rPr>
+          <w:rFonts w:ascii="Times New Roman" w:hAnsi="Times New Roman" w:cs="Times New Roman"/>
+          <w:sz w:val="24"/>
+          <w:szCs w:val="24"/>
+        </w:rPr>
+        <w:t>.</w:t>
       </w:r>
     </w:p>
     <w:p>
@@ -9372,7 +9397,7 @@
           <w:szCs w:val="24"/>
         </w:rPr>
       </w:pPr>
-      <w:bookmarkStart w:id="29" w:name="_Toc215495520"/>
+      <w:bookmarkStart w:id="30" w:name="_Toc215495520"/>
       <w:r>
         <w:rPr>
           <w:rFonts w:ascii="Times New Roman" w:hAnsi="Times New Roman" w:cs="Times New Roman"/>
@@ -9483,7 +9508,7 @@
         </w:rPr>
         <w:t>Bash</w:t>
       </w:r>
-      <w:bookmarkEnd w:id="29"/>
+      <w:bookmarkEnd w:id="30"/>
       <w:proofErr w:type="spellEnd"/>
     </w:p>
     <w:p>
@@ -9573,7 +9598,7 @@
           <w:szCs w:val="24"/>
         </w:rPr>
       </w:pPr>
-      <w:bookmarkStart w:id="30" w:name="_Toc215495521"/>
+      <w:bookmarkStart w:id="31" w:name="_Toc215495521"/>
       <w:r>
         <w:rPr>
           <w:rFonts w:ascii="Times New Roman" w:hAnsi="Times New Roman" w:cs="Times New Roman"/>
@@ -9652,7 +9677,7 @@
         </w:rPr>
         <w:t xml:space="preserve"> - GitHub</w:t>
       </w:r>
-      <w:bookmarkEnd w:id="30"/>
+      <w:bookmarkEnd w:id="31"/>
     </w:p>
     <w:p>
       <w:pPr>
@@ -9741,8 +9766,8 @@
           <w:szCs w:val="24"/>
         </w:rPr>
       </w:pPr>
-      <w:bookmarkStart w:id="31" w:name="_Toc213056293"/>
-      <w:bookmarkStart w:id="32" w:name="_Toc221864891"/>
+      <w:bookmarkStart w:id="32" w:name="_Toc213056293"/>
+      <w:bookmarkStart w:id="33" w:name="_Toc221864891"/>
       <w:r>
         <w:rPr>
           <w:rFonts w:ascii="Times New Roman" w:hAnsi="Times New Roman" w:cs="Times New Roman"/>
@@ -9784,8 +9809,8 @@
         </w:rPr>
         <w:t>Trello</w:t>
       </w:r>
-      <w:bookmarkEnd w:id="31"/>
       <w:bookmarkEnd w:id="32"/>
+      <w:bookmarkEnd w:id="33"/>
       <w:proofErr w:type="spellEnd"/>
     </w:p>
     <w:p>
@@ -9936,7 +9961,7 @@
           <w:szCs w:val="24"/>
         </w:rPr>
       </w:pPr>
-      <w:bookmarkStart w:id="33" w:name="_Toc215495522"/>
+      <w:bookmarkStart w:id="34" w:name="_Toc215495522"/>
       <w:r>
         <w:rPr>
           <w:rFonts w:ascii="Times New Roman" w:hAnsi="Times New Roman" w:cs="Times New Roman"/>
@@ -10025,7 +10050,7 @@
         </w:rPr>
         <w:t>Trello</w:t>
       </w:r>
-      <w:bookmarkEnd w:id="33"/>
+      <w:bookmarkEnd w:id="34"/>
       <w:proofErr w:type="spellEnd"/>
     </w:p>
     <w:p>
@@ -10119,8 +10144,8 @@
           <w:szCs w:val="24"/>
         </w:rPr>
       </w:pPr>
-      <w:bookmarkStart w:id="34" w:name="_Toc213056294"/>
-      <w:bookmarkStart w:id="35" w:name="_Toc221864892"/>
+      <w:bookmarkStart w:id="35" w:name="_Toc213056294"/>
+      <w:bookmarkStart w:id="36" w:name="_Toc221864892"/>
       <w:r>
         <w:rPr>
           <w:rFonts w:ascii="Times New Roman" w:hAnsi="Times New Roman" w:cs="Times New Roman"/>
@@ -10152,8 +10177,8 @@
         </w:rPr>
         <w:t xml:space="preserve"> Scrum</w:t>
       </w:r>
-      <w:bookmarkEnd w:id="34"/>
       <w:bookmarkEnd w:id="35"/>
+      <w:bookmarkEnd w:id="36"/>
     </w:p>
     <w:p>
       <w:pPr>
@@ -10265,7 +10290,7 @@
           <w:szCs w:val="24"/>
         </w:rPr>
       </w:pPr>
-      <w:bookmarkStart w:id="36" w:name="_Toc221864893"/>
+      <w:bookmarkStart w:id="37" w:name="_Toc221864893"/>
       <w:r>
         <w:rPr>
           <w:rFonts w:ascii="Times New Roman" w:hAnsi="Times New Roman" w:cs="Times New Roman"/>
@@ -10296,7 +10321,7 @@
         </w:rPr>
         <w:t>SQL</w:t>
       </w:r>
-      <w:bookmarkEnd w:id="36"/>
+      <w:bookmarkEnd w:id="37"/>
     </w:p>
     <w:p>
       <w:pPr>
@@ -10436,8 +10461,8 @@
           <w:szCs w:val="24"/>
         </w:rPr>
       </w:pPr>
-      <w:bookmarkStart w:id="37" w:name="_Toc213056295"/>
-      <w:bookmarkStart w:id="38" w:name="_Toc221864894"/>
+      <w:bookmarkStart w:id="38" w:name="_Toc213056295"/>
+      <w:bookmarkStart w:id="39" w:name="_Toc221864894"/>
       <w:r>
         <w:rPr>
           <w:rFonts w:ascii="Times New Roman" w:hAnsi="Times New Roman" w:cs="Times New Roman"/>
@@ -10489,8 +10514,8 @@
         </w:rPr>
         <w:t>MyAdmin</w:t>
       </w:r>
-      <w:bookmarkEnd w:id="37"/>
       <w:bookmarkEnd w:id="38"/>
+      <w:bookmarkEnd w:id="39"/>
       <w:proofErr w:type="spellEnd"/>
     </w:p>
     <w:p>
@@ -10605,13 +10630,23 @@
         </w:rPr>
         <w:t xml:space="preserve"> e </w:t>
       </w:r>
-      <w:r>
-        <w:rPr>
-          <w:rFonts w:ascii="Times New Roman" w:hAnsi="Times New Roman" w:cs="Times New Roman"/>
-          <w:sz w:val="24"/>
-          <w:szCs w:val="24"/>
-        </w:rPr>
-        <w:t xml:space="preserve">Riki </w:t>
+      <w:proofErr w:type="spellStart"/>
+      <w:r>
+        <w:rPr>
+          <w:rFonts w:ascii="Times New Roman" w:hAnsi="Times New Roman" w:cs="Times New Roman"/>
+          <w:sz w:val="24"/>
+          <w:szCs w:val="24"/>
+        </w:rPr>
+        <w:t>Riki</w:t>
+      </w:r>
+      <w:proofErr w:type="spellEnd"/>
+      <w:r>
+        <w:rPr>
+          <w:rFonts w:ascii="Times New Roman" w:hAnsi="Times New Roman" w:cs="Times New Roman"/>
+          <w:sz w:val="24"/>
+          <w:szCs w:val="24"/>
+        </w:rPr>
+        <w:t xml:space="preserve"> </w:t>
       </w:r>
       <w:proofErr w:type="spellStart"/>
       <w:r>
@@ -10757,7 +10792,7 @@
           <w:szCs w:val="24"/>
         </w:rPr>
       </w:pPr>
-      <w:bookmarkStart w:id="39" w:name="_Toc215495523"/>
+      <w:bookmarkStart w:id="40" w:name="_Toc215495523"/>
       <w:r>
         <w:rPr>
           <w:rFonts w:ascii="Times New Roman" w:hAnsi="Times New Roman" w:cs="Times New Roman"/>
@@ -10847,7 +10882,7 @@
         </w:rPr>
         <w:t>PHPMyAdmin</w:t>
       </w:r>
-      <w:bookmarkEnd w:id="39"/>
+      <w:bookmarkEnd w:id="40"/>
       <w:proofErr w:type="spellEnd"/>
     </w:p>
     <w:p>
@@ -11069,11 +11104,11 @@
         </w:rPr>
         <w:t>No projeto, o React foi utilizado para criar a interface e gerenciar o estado da aplicação. Isso garantiu uma navegação fluida, componentes organizados e maior interatividade para o usuário.</w:t>
       </w:r>
-      <w:bookmarkStart w:id="40" w:name="_Toc213056296"/>
-      <w:bookmarkStart w:id="41" w:name="_Toc221864895"/>
-    </w:p>
-    <w:bookmarkEnd w:id="40"/>
+      <w:bookmarkStart w:id="41" w:name="_Toc213056296"/>
+      <w:bookmarkStart w:id="42" w:name="_Toc221864895"/>
+    </w:p>
     <w:bookmarkEnd w:id="41"/>
+    <w:bookmarkEnd w:id="42"/>
     <w:p>
       <w:pPr>
         <w:spacing w:after="0" w:line="360" w:lineRule="auto"/>
@@ -11159,8 +11194,8 @@
           <w:szCs w:val="24"/>
         </w:rPr>
       </w:pPr>
-      <w:bookmarkStart w:id="42" w:name="_Toc213056297"/>
-      <w:bookmarkStart w:id="43" w:name="_Toc221864896"/>
+      <w:bookmarkStart w:id="43" w:name="_Toc213056297"/>
+      <w:bookmarkStart w:id="44" w:name="_Toc221864896"/>
       <w:r>
         <w:rPr>
           <w:rFonts w:ascii="Times New Roman" w:hAnsi="Times New Roman" w:cs="Times New Roman"/>
@@ -11183,8 +11218,8 @@
         </w:rPr>
         <w:t>NodeJS</w:t>
       </w:r>
-      <w:bookmarkEnd w:id="42"/>
       <w:bookmarkEnd w:id="43"/>
+      <w:bookmarkEnd w:id="44"/>
       <w:proofErr w:type="spellEnd"/>
     </w:p>
     <w:p>
@@ -11330,17 +11365,172 @@
           <w:sz w:val="24"/>
           <w:szCs w:val="24"/>
         </w:rPr>
+        <w:t xml:space="preserve"> Express</w:t>
+      </w:r>
+    </w:p>
+    <w:p>
+      <w:pPr>
+        <w:spacing w:after="0" w:line="360" w:lineRule="auto"/>
+        <w:ind w:firstLine="709"/>
+        <w:rPr>
+          <w:rFonts w:ascii="Times New Roman" w:hAnsi="Times New Roman" w:cs="Times New Roman"/>
+          <w:sz w:val="24"/>
+          <w:szCs w:val="24"/>
+        </w:rPr>
+      </w:pPr>
+      <w:r>
+        <w:rPr>
+          <w:rFonts w:ascii="Times New Roman" w:hAnsi="Times New Roman" w:cs="Times New Roman"/>
+          <w:sz w:val="24"/>
+          <w:szCs w:val="24"/>
+        </w:rPr>
+        <w:t xml:space="preserve">O </w:t>
+      </w:r>
+      <w:r>
+        <w:rPr>
+          <w:rFonts w:ascii="Times New Roman" w:hAnsi="Times New Roman" w:cs="Times New Roman"/>
+          <w:sz w:val="24"/>
+          <w:szCs w:val="24"/>
+        </w:rPr>
+        <w:t>Express</w:t>
+      </w:r>
+      <w:r>
+        <w:rPr>
+          <w:rFonts w:ascii="Times New Roman" w:hAnsi="Times New Roman" w:cs="Times New Roman"/>
+          <w:sz w:val="24"/>
+          <w:szCs w:val="24"/>
+        </w:rPr>
+        <w:t xml:space="preserve"> é um</w:t>
+      </w:r>
+      <w:r>
+        <w:rPr>
+          <w:rFonts w:ascii="Times New Roman" w:hAnsi="Times New Roman" w:cs="Times New Roman"/>
+          <w:sz w:val="24"/>
+          <w:szCs w:val="24"/>
+        </w:rPr>
+        <w:t xml:space="preserve">a biblioteca </w:t>
+      </w:r>
+      <w:r>
+        <w:rPr>
+          <w:rFonts w:ascii="Times New Roman" w:hAnsi="Times New Roman" w:cs="Times New Roman"/>
+          <w:sz w:val="24"/>
+          <w:szCs w:val="24"/>
+        </w:rPr>
+        <w:t>Javascript</w:t>
+      </w:r>
+      <w:r>
+        <w:rPr>
+          <w:rFonts w:ascii="Times New Roman" w:hAnsi="Times New Roman" w:cs="Times New Roman"/>
+          <w:sz w:val="24"/>
+          <w:szCs w:val="24"/>
+        </w:rPr>
+        <w:t xml:space="preserve"> do lado do servidor, que permite </w:t>
+      </w:r>
+      <w:r>
+        <w:rPr>
+          <w:rFonts w:ascii="Times New Roman" w:hAnsi="Times New Roman" w:cs="Times New Roman"/>
+          <w:sz w:val="24"/>
+          <w:szCs w:val="24"/>
+        </w:rPr>
+        <w:t>receber e processar requisições HTTP</w:t>
+      </w:r>
+      <w:r>
+        <w:rPr>
+          <w:rFonts w:ascii="Times New Roman" w:hAnsi="Times New Roman" w:cs="Times New Roman"/>
+          <w:sz w:val="24"/>
+          <w:szCs w:val="24"/>
+        </w:rPr>
         <w:t xml:space="preserve"> </w:t>
       </w:r>
       <w:r>
         <w:rPr>
           <w:rFonts w:ascii="Times New Roman" w:hAnsi="Times New Roman" w:cs="Times New Roman"/>
-          <w:b/>
-          <w:bCs/>
-          <w:sz w:val="24"/>
-          <w:szCs w:val="24"/>
-        </w:rPr>
-        <w:t>Express</w:t>
+          <w:sz w:val="24"/>
+          <w:szCs w:val="24"/>
+        </w:rPr>
+        <w:t>(</w:t>
+      </w:r>
+      <w:r>
+        <w:rPr>
+          <w:rFonts w:ascii="Times New Roman" w:hAnsi="Times New Roman" w:cs="Times New Roman"/>
+          <w:sz w:val="24"/>
+          <w:szCs w:val="24"/>
+        </w:rPr>
+        <w:t xml:space="preserve">Hypertext Transfer </w:t>
+      </w:r>
+      <w:r>
+        <w:rPr>
+          <w:rFonts w:ascii="Times New Roman" w:hAnsi="Times New Roman" w:cs="Times New Roman"/>
+          <w:sz w:val="24"/>
+          <w:szCs w:val="24"/>
+        </w:rPr>
+        <w:t>Protocol</w:t>
+      </w:r>
+      <w:r>
+        <w:rPr>
+          <w:rFonts w:ascii="Times New Roman" w:hAnsi="Times New Roman" w:cs="Times New Roman"/>
+          <w:sz w:val="24"/>
+          <w:szCs w:val="24"/>
+        </w:rPr>
+        <w:t xml:space="preserve">) </w:t>
+      </w:r>
+      <w:r>
+        <w:rPr>
+          <w:rFonts w:ascii="Times New Roman" w:hAnsi="Times New Roman" w:cs="Times New Roman"/>
+          <w:sz w:val="24"/>
+          <w:szCs w:val="24"/>
+        </w:rPr>
+        <w:t>permitindo</w:t>
+      </w:r>
+      <w:r>
+        <w:rPr>
+          <w:rFonts w:ascii="Times New Roman" w:hAnsi="Times New Roman" w:cs="Times New Roman"/>
+          <w:sz w:val="24"/>
+          <w:szCs w:val="24"/>
+        </w:rPr>
+        <w:t xml:space="preserve"> que o </w:t>
+      </w:r>
+      <w:proofErr w:type="spellStart"/>
+      <w:r>
+        <w:rPr>
+          <w:rFonts w:ascii="Times New Roman" w:hAnsi="Times New Roman" w:cs="Times New Roman"/>
+          <w:sz w:val="24"/>
+          <w:szCs w:val="24"/>
+        </w:rPr>
+        <w:t>backend</w:t>
+      </w:r>
+      <w:proofErr w:type="spellEnd"/>
+      <w:r>
+        <w:rPr>
+          <w:rFonts w:ascii="Times New Roman" w:hAnsi="Times New Roman" w:cs="Times New Roman"/>
+          <w:sz w:val="24"/>
+          <w:szCs w:val="24"/>
+        </w:rPr>
+        <w:t xml:space="preserve"> possa receber dados vindo do front, </w:t>
+      </w:r>
+      <w:r>
+        <w:rPr>
+          <w:rFonts w:ascii="Times New Roman" w:hAnsi="Times New Roman" w:cs="Times New Roman"/>
+          <w:sz w:val="24"/>
+          <w:szCs w:val="24"/>
+        </w:rPr>
+        <w:t>processá-los</w:t>
+      </w:r>
+      <w:r>
+        <w:rPr>
+          <w:rFonts w:ascii="Times New Roman" w:hAnsi="Times New Roman" w:cs="Times New Roman"/>
+          <w:sz w:val="24"/>
+          <w:szCs w:val="24"/>
+        </w:rPr>
+        <w:t xml:space="preserve"> e então retornar uma mensagem</w:t>
+      </w:r>
+      <w:r>
+        <w:rPr>
+          <w:rFonts w:ascii="Times New Roman" w:hAnsi="Times New Roman" w:cs="Times New Roman"/>
+          <w:sz w:val="24"/>
+          <w:szCs w:val="24"/>
+        </w:rPr>
+        <w:t>, enquanto ainda garante uma performe excelente</w:t>
       </w:r>
     </w:p>
     <w:p>
@@ -11359,56 +11549,18 @@
           <w:sz w:val="24"/>
           <w:szCs w:val="24"/>
         </w:rPr>
-        <w:t xml:space="preserve">O </w:t>
-      </w:r>
-      <w:r>
-        <w:rPr>
-          <w:rFonts w:ascii="Times New Roman" w:hAnsi="Times New Roman" w:cs="Times New Roman"/>
-          <w:sz w:val="24"/>
-          <w:szCs w:val="24"/>
-        </w:rPr>
-        <w:t>Express</w:t>
-      </w:r>
-      <w:r>
-        <w:rPr>
-          <w:rFonts w:ascii="Times New Roman" w:hAnsi="Times New Roman" w:cs="Times New Roman"/>
-          <w:sz w:val="24"/>
-          <w:szCs w:val="24"/>
-        </w:rPr>
-        <w:t xml:space="preserve"> é um</w:t>
-      </w:r>
-      <w:r>
-        <w:rPr>
-          <w:rFonts w:ascii="Times New Roman" w:hAnsi="Times New Roman" w:cs="Times New Roman"/>
-          <w:sz w:val="24"/>
-          <w:szCs w:val="24"/>
-        </w:rPr>
-        <w:t xml:space="preserve">a biblioteca </w:t>
-      </w:r>
-      <w:r>
-        <w:rPr>
-          <w:rFonts w:ascii="Times New Roman" w:hAnsi="Times New Roman" w:cs="Times New Roman"/>
-          <w:sz w:val="24"/>
-          <w:szCs w:val="24"/>
-        </w:rPr>
-        <w:t>Javascript</w:t>
-      </w:r>
-      <w:r>
-        <w:rPr>
-          <w:rFonts w:ascii="Times New Roman" w:hAnsi="Times New Roman" w:cs="Times New Roman"/>
-          <w:sz w:val="24"/>
-          <w:szCs w:val="24"/>
-        </w:rPr>
-        <w:t xml:space="preserve"> do lado do servidor, que permite </w:t>
-      </w:r>
-      <w:r>
-        <w:rPr>
-          <w:rFonts w:ascii="Times New Roman" w:hAnsi="Times New Roman" w:cs="Times New Roman"/>
-          <w:sz w:val="24"/>
-          <w:szCs w:val="24"/>
-        </w:rPr>
-        <w:t>receber e processar requisições HTTP</w:t>
-      </w:r>
+        <w:t xml:space="preserve">O Express foi usado no </w:t>
+      </w:r>
+      <w:proofErr w:type="spellStart"/>
+      <w:r>
+        <w:rPr>
+          <w:rFonts w:ascii="Times New Roman" w:hAnsi="Times New Roman" w:cs="Times New Roman"/>
+          <w:sz w:val="24"/>
+          <w:szCs w:val="24"/>
+        </w:rPr>
+        <w:t>back</w:t>
+      </w:r>
+      <w:proofErr w:type="spellEnd"/>
       <w:r>
         <w:rPr>
           <w:rFonts w:ascii="Times New Roman" w:hAnsi="Times New Roman" w:cs="Times New Roman"/>
@@ -11417,54 +11569,6 @@
         </w:rPr>
         <w:t xml:space="preserve"> </w:t>
       </w:r>
-      <w:r>
-        <w:rPr>
-          <w:rFonts w:ascii="Times New Roman" w:hAnsi="Times New Roman" w:cs="Times New Roman"/>
-          <w:sz w:val="24"/>
-          <w:szCs w:val="24"/>
-        </w:rPr>
-        <w:t>(</w:t>
-      </w:r>
-      <w:r>
-        <w:rPr>
-          <w:rFonts w:ascii="Times New Roman" w:hAnsi="Times New Roman" w:cs="Times New Roman"/>
-          <w:sz w:val="24"/>
-          <w:szCs w:val="24"/>
-        </w:rPr>
-        <w:t xml:space="preserve">Hypertext Transfer </w:t>
-      </w:r>
-      <w:r>
-        <w:rPr>
-          <w:rFonts w:ascii="Times New Roman" w:hAnsi="Times New Roman" w:cs="Times New Roman"/>
-          <w:sz w:val="24"/>
-          <w:szCs w:val="24"/>
-        </w:rPr>
-        <w:t>Protocol</w:t>
-      </w:r>
-      <w:r>
-        <w:rPr>
-          <w:rFonts w:ascii="Times New Roman" w:hAnsi="Times New Roman" w:cs="Times New Roman"/>
-          <w:sz w:val="24"/>
-          <w:szCs w:val="24"/>
-        </w:rPr>
-        <w:t xml:space="preserve">) </w:t>
-      </w:r>
-      <w:r>
-        <w:rPr>
-          <w:rFonts w:ascii="Times New Roman" w:hAnsi="Times New Roman" w:cs="Times New Roman"/>
-          <w:sz w:val="24"/>
-          <w:szCs w:val="24"/>
-        </w:rPr>
-        <w:t>permitindo</w:t>
-      </w:r>
-      <w:r>
-        <w:rPr>
-          <w:rFonts w:ascii="Times New Roman" w:hAnsi="Times New Roman" w:cs="Times New Roman"/>
-          <w:sz w:val="24"/>
-          <w:szCs w:val="24"/>
-        </w:rPr>
-        <w:t xml:space="preserve"> que o </w:t>
-      </w:r>
       <w:proofErr w:type="spellStart"/>
       <w:r>
         <w:rPr>
@@ -11472,7 +11576,7 @@
           <w:sz w:val="24"/>
           <w:szCs w:val="24"/>
         </w:rPr>
-        <w:t>backend</w:t>
+        <w:t>end</w:t>
       </w:r>
       <w:proofErr w:type="spellEnd"/>
       <w:r>
@@ -11481,85 +11585,6 @@
           <w:sz w:val="24"/>
           <w:szCs w:val="24"/>
         </w:rPr>
-        <w:t xml:space="preserve"> possa receber dados vindo do front, </w:t>
-      </w:r>
-      <w:r>
-        <w:rPr>
-          <w:rFonts w:ascii="Times New Roman" w:hAnsi="Times New Roman" w:cs="Times New Roman"/>
-          <w:sz w:val="24"/>
-          <w:szCs w:val="24"/>
-        </w:rPr>
-        <w:t>processá-los</w:t>
-      </w:r>
-      <w:r>
-        <w:rPr>
-          <w:rFonts w:ascii="Times New Roman" w:hAnsi="Times New Roman" w:cs="Times New Roman"/>
-          <w:sz w:val="24"/>
-          <w:szCs w:val="24"/>
-        </w:rPr>
-        <w:t xml:space="preserve"> e então retornar uma mensagem</w:t>
-      </w:r>
-      <w:r>
-        <w:rPr>
-          <w:rFonts w:ascii="Times New Roman" w:hAnsi="Times New Roman" w:cs="Times New Roman"/>
-          <w:sz w:val="24"/>
-          <w:szCs w:val="24"/>
-        </w:rPr>
-        <w:t>, enquanto ainda garante uma performe excelente</w:t>
-      </w:r>
-    </w:p>
-    <w:p>
-      <w:pPr>
-        <w:spacing w:after="0" w:line="360" w:lineRule="auto"/>
-        <w:ind w:firstLine="709"/>
-        <w:rPr>
-          <w:rFonts w:ascii="Times New Roman" w:hAnsi="Times New Roman" w:cs="Times New Roman"/>
-          <w:sz w:val="24"/>
-          <w:szCs w:val="24"/>
-        </w:rPr>
-      </w:pPr>
-      <w:r>
-        <w:rPr>
-          <w:rFonts w:ascii="Times New Roman" w:hAnsi="Times New Roman" w:cs="Times New Roman"/>
-          <w:sz w:val="24"/>
-          <w:szCs w:val="24"/>
-        </w:rPr>
-        <w:t xml:space="preserve">O Express foi usado no </w:t>
-      </w:r>
-      <w:proofErr w:type="spellStart"/>
-      <w:r>
-        <w:rPr>
-          <w:rFonts w:ascii="Times New Roman" w:hAnsi="Times New Roman" w:cs="Times New Roman"/>
-          <w:sz w:val="24"/>
-          <w:szCs w:val="24"/>
-        </w:rPr>
-        <w:t>back</w:t>
-      </w:r>
-      <w:proofErr w:type="spellEnd"/>
-      <w:r>
-        <w:rPr>
-          <w:rFonts w:ascii="Times New Roman" w:hAnsi="Times New Roman" w:cs="Times New Roman"/>
-          <w:sz w:val="24"/>
-          <w:szCs w:val="24"/>
-        </w:rPr>
-        <w:t xml:space="preserve"> </w:t>
-      </w:r>
-      <w:proofErr w:type="spellStart"/>
-      <w:r>
-        <w:rPr>
-          <w:rFonts w:ascii="Times New Roman" w:hAnsi="Times New Roman" w:cs="Times New Roman"/>
-          <w:sz w:val="24"/>
-          <w:szCs w:val="24"/>
-        </w:rPr>
-        <w:t>end</w:t>
-      </w:r>
-      <w:proofErr w:type="spellEnd"/>
-      <w:r>
-        <w:rPr>
-          <w:rFonts w:ascii="Times New Roman" w:hAnsi="Times New Roman" w:cs="Times New Roman"/>
-          <w:sz w:val="24"/>
-          <w:szCs w:val="24"/>
-        </w:rPr>
         <w:t xml:space="preserve">, onde cada rota e método recebido, executava uma função e retornava o conteúdo adequado </w:t>
       </w:r>
     </w:p>
@@ -11594,8 +11619,8 @@
           <w:szCs w:val="24"/>
         </w:rPr>
       </w:pPr>
-      <w:bookmarkStart w:id="44" w:name="_Toc213056300"/>
-      <w:bookmarkStart w:id="45" w:name="_Toc221864897"/>
+      <w:bookmarkStart w:id="45" w:name="_Toc213056300"/>
+      <w:bookmarkStart w:id="46" w:name="_Toc221864897"/>
       <w:r>
         <w:rPr>
           <w:rFonts w:ascii="Times New Roman" w:hAnsi="Times New Roman" w:cs="Times New Roman"/>
@@ -11623,8 +11648,8 @@
         </w:rPr>
         <w:t>REFERÊNCIAS</w:t>
       </w:r>
-      <w:bookmarkEnd w:id="44"/>
       <w:bookmarkEnd w:id="45"/>
+      <w:bookmarkEnd w:id="46"/>
     </w:p>
     <w:p>
       <w:pPr>
@@ -12535,16 +12560,6 @@
         </w:rPr>
         <w:t xml:space="preserve">. </w:t>
       </w:r>
-      <w:r>
-        <w:rPr>
-          <w:rFonts w:ascii="Times New Roman" w:hAnsi="Times New Roman" w:cs="Times New Roman"/>
-          <w:b/>
-          <w:bCs/>
-          <w:sz w:val="24"/>
-          <w:szCs w:val="24"/>
-        </w:rPr>
-        <w:t xml:space="preserve">Fast, </w:t>
-      </w:r>
       <w:proofErr w:type="spellStart"/>
       <w:r>
         <w:rPr>
@@ -12554,6 +12569,28 @@
           <w:sz w:val="24"/>
           <w:szCs w:val="24"/>
         </w:rPr>
+        <w:t>Fast</w:t>
+      </w:r>
+      <w:proofErr w:type="spellEnd"/>
+      <w:r>
+        <w:rPr>
+          <w:rFonts w:ascii="Times New Roman" w:hAnsi="Times New Roman" w:cs="Times New Roman"/>
+          <w:b/>
+          <w:bCs/>
+          <w:sz w:val="24"/>
+          <w:szCs w:val="24"/>
+        </w:rPr>
+        <w:t xml:space="preserve">, </w:t>
+      </w:r>
+      <w:proofErr w:type="spellStart"/>
+      <w:r>
+        <w:rPr>
+          <w:rFonts w:ascii="Times New Roman" w:hAnsi="Times New Roman" w:cs="Times New Roman"/>
+          <w:b/>
+          <w:bCs/>
+          <w:sz w:val="24"/>
+          <w:szCs w:val="24"/>
+        </w:rPr>
         <w:t>unopinionated</w:t>
       </w:r>
       <w:proofErr w:type="spellEnd"/>
@@ -12650,15 +12687,7 @@
           <w:sz w:val="24"/>
           <w:szCs w:val="24"/>
         </w:rPr>
-        <w:t xml:space="preserve"> </w:t>
-      </w:r>
-      <w:r>
-        <w:rPr>
-          <w:rFonts w:ascii="Times New Roman" w:hAnsi="Times New Roman" w:cs="Times New Roman"/>
-          <w:sz w:val="24"/>
-          <w:szCs w:val="24"/>
-        </w:rPr>
-        <w:t>&gt;</w:t>
+        <w:t xml:space="preserve"> &gt;</w:t>
       </w:r>
       <w:r>
         <w:rPr>
@@ -13505,9 +13534,39 @@
           <w:szCs w:val="24"/>
           <w:lang w:val="en-US" w:eastAsia="pt-BR"/>
         </w:rPr>
-        <w:t>"scripts</w:t>
-      </w:r>
-      <w:proofErr w:type="gramStart"/>
+        <w:t>"scripts"</w:t>
+      </w:r>
+      <w:r>
+        <w:rPr>
+          <w:rFonts w:ascii="Times New Roman" w:hAnsi="Times New Roman" w:cs="Times New Roman"/>
+          <w:color w:val="000000" w:themeColor="text1"/>
+          <w:sz w:val="24"/>
+          <w:szCs w:val="24"/>
+          <w:lang w:val="en-US" w:eastAsia="pt-BR"/>
+        </w:rPr>
+        <w:t>: {</w:t>
+      </w:r>
+    </w:p>
+    <w:p>
+      <w:pPr>
+        <w:rPr>
+          <w:rFonts w:ascii="Times New Roman" w:hAnsi="Times New Roman" w:cs="Times New Roman"/>
+          <w:color w:val="000000" w:themeColor="text1"/>
+          <w:sz w:val="24"/>
+          <w:szCs w:val="24"/>
+          <w:lang w:val="en-US" w:eastAsia="pt-BR"/>
+        </w:rPr>
+      </w:pPr>
+      <w:r>
+        <w:rPr>
+          <w:rFonts w:ascii="Times New Roman" w:hAnsi="Times New Roman" w:cs="Times New Roman"/>
+          <w:color w:val="000000" w:themeColor="text1"/>
+          <w:sz w:val="24"/>
+          <w:szCs w:val="24"/>
+          <w:lang w:val="en-US" w:eastAsia="pt-BR"/>
+        </w:rPr>
+        <w:t xml:space="preserve">    </w:t>
+      </w:r>
       <w:r>
         <w:rPr>
           <w:rFonts w:ascii="Times New Roman" w:hAnsi="Times New Roman" w:cs="Times New Roman"/>
@@ -13518,39 +13577,59 @@
           <w:szCs w:val="24"/>
           <w:lang w:val="en-US" w:eastAsia="pt-BR"/>
         </w:rPr>
-        <w:t>"</w:t>
-      </w:r>
-      <w:r>
-        <w:rPr>
-          <w:rFonts w:ascii="Times New Roman" w:hAnsi="Times New Roman" w:cs="Times New Roman"/>
-          <w:color w:val="000000" w:themeColor="text1"/>
-          <w:sz w:val="24"/>
-          <w:szCs w:val="24"/>
-          <w:lang w:val="en-US" w:eastAsia="pt-BR"/>
-        </w:rPr>
-        <w:t>: {</w:t>
-      </w:r>
-      <w:proofErr w:type="gramEnd"/>
-    </w:p>
-    <w:p>
-      <w:pPr>
-        <w:rPr>
-          <w:rFonts w:ascii="Times New Roman" w:hAnsi="Times New Roman" w:cs="Times New Roman"/>
-          <w:color w:val="000000" w:themeColor="text1"/>
-          <w:sz w:val="24"/>
-          <w:szCs w:val="24"/>
-          <w:lang w:val="en-US" w:eastAsia="pt-BR"/>
-        </w:rPr>
-      </w:pPr>
-      <w:r>
-        <w:rPr>
-          <w:rFonts w:ascii="Times New Roman" w:hAnsi="Times New Roman" w:cs="Times New Roman"/>
-          <w:color w:val="000000" w:themeColor="text1"/>
-          <w:sz w:val="24"/>
-          <w:szCs w:val="24"/>
-          <w:lang w:val="en-US" w:eastAsia="pt-BR"/>
-        </w:rPr>
-        <w:t xml:space="preserve">    </w:t>
+        <w:t>"test"</w:t>
+      </w:r>
+      <w:r>
+        <w:rPr>
+          <w:rFonts w:ascii="Times New Roman" w:hAnsi="Times New Roman" w:cs="Times New Roman"/>
+          <w:color w:val="000000" w:themeColor="text1"/>
+          <w:sz w:val="24"/>
+          <w:szCs w:val="24"/>
+          <w:lang w:val="en-US" w:eastAsia="pt-BR"/>
+        </w:rPr>
+        <w:t>: "echo \"Error: no test specified\" &amp;&amp; exit 1"</w:t>
+      </w:r>
+    </w:p>
+    <w:p>
+      <w:pPr>
+        <w:rPr>
+          <w:rFonts w:ascii="Times New Roman" w:hAnsi="Times New Roman" w:cs="Times New Roman"/>
+          <w:color w:val="000000" w:themeColor="text1"/>
+          <w:sz w:val="24"/>
+          <w:szCs w:val="24"/>
+          <w:lang w:val="en-US" w:eastAsia="pt-BR"/>
+        </w:rPr>
+      </w:pPr>
+      <w:r>
+        <w:rPr>
+          <w:rFonts w:ascii="Times New Roman" w:hAnsi="Times New Roman" w:cs="Times New Roman"/>
+          <w:color w:val="000000" w:themeColor="text1"/>
+          <w:sz w:val="24"/>
+          <w:szCs w:val="24"/>
+          <w:lang w:val="en-US" w:eastAsia="pt-BR"/>
+        </w:rPr>
+        <w:t>  },</w:t>
+      </w:r>
+    </w:p>
+    <w:p>
+      <w:pPr>
+        <w:rPr>
+          <w:rFonts w:ascii="Times New Roman" w:hAnsi="Times New Roman" w:cs="Times New Roman"/>
+          <w:color w:val="000000" w:themeColor="text1"/>
+          <w:sz w:val="24"/>
+          <w:szCs w:val="24"/>
+          <w:lang w:val="en-US" w:eastAsia="pt-BR"/>
+        </w:rPr>
+      </w:pPr>
+      <w:r>
+        <w:rPr>
+          <w:rFonts w:ascii="Times New Roman" w:hAnsi="Times New Roman" w:cs="Times New Roman"/>
+          <w:color w:val="000000" w:themeColor="text1"/>
+          <w:sz w:val="24"/>
+          <w:szCs w:val="24"/>
+          <w:lang w:val="en-US" w:eastAsia="pt-BR"/>
+        </w:rPr>
+        <w:t xml:space="preserve">  </w:t>
       </w:r>
       <w:r>
         <w:rPr>
@@ -13562,59 +13641,38 @@
           <w:szCs w:val="24"/>
           <w:lang w:val="en-US" w:eastAsia="pt-BR"/>
         </w:rPr>
-        <w:t>"test"</w:t>
-      </w:r>
-      <w:r>
-        <w:rPr>
-          <w:rFonts w:ascii="Times New Roman" w:hAnsi="Times New Roman" w:cs="Times New Roman"/>
-          <w:color w:val="000000" w:themeColor="text1"/>
-          <w:sz w:val="24"/>
-          <w:szCs w:val="24"/>
-          <w:lang w:val="en-US" w:eastAsia="pt-BR"/>
-        </w:rPr>
-        <w:t>: "echo \"Error: no test specified\" &amp;&amp; exit 1"</w:t>
-      </w:r>
-    </w:p>
-    <w:p>
-      <w:pPr>
-        <w:rPr>
-          <w:rFonts w:ascii="Times New Roman" w:hAnsi="Times New Roman" w:cs="Times New Roman"/>
-          <w:color w:val="000000" w:themeColor="text1"/>
-          <w:sz w:val="24"/>
-          <w:szCs w:val="24"/>
-          <w:lang w:val="en-US" w:eastAsia="pt-BR"/>
-        </w:rPr>
-      </w:pPr>
-      <w:r>
-        <w:rPr>
-          <w:rFonts w:ascii="Times New Roman" w:hAnsi="Times New Roman" w:cs="Times New Roman"/>
-          <w:color w:val="000000" w:themeColor="text1"/>
-          <w:sz w:val="24"/>
-          <w:szCs w:val="24"/>
-          <w:lang w:val="en-US" w:eastAsia="pt-BR"/>
-        </w:rPr>
-        <w:t>  },</w:t>
-      </w:r>
-    </w:p>
-    <w:p>
-      <w:pPr>
-        <w:rPr>
-          <w:rFonts w:ascii="Times New Roman" w:hAnsi="Times New Roman" w:cs="Times New Roman"/>
-          <w:color w:val="000000" w:themeColor="text1"/>
-          <w:sz w:val="24"/>
-          <w:szCs w:val="24"/>
-          <w:lang w:val="en-US" w:eastAsia="pt-BR"/>
-        </w:rPr>
-      </w:pPr>
-      <w:r>
-        <w:rPr>
-          <w:rFonts w:ascii="Times New Roman" w:hAnsi="Times New Roman" w:cs="Times New Roman"/>
-          <w:color w:val="000000" w:themeColor="text1"/>
-          <w:sz w:val="24"/>
-          <w:szCs w:val="24"/>
-          <w:lang w:val="en-US" w:eastAsia="pt-BR"/>
-        </w:rPr>
-        <w:t xml:space="preserve">  </w:t>
+        <w:t>"dependencies"</w:t>
+      </w:r>
+      <w:r>
+        <w:rPr>
+          <w:rFonts w:ascii="Times New Roman" w:hAnsi="Times New Roman" w:cs="Times New Roman"/>
+          <w:color w:val="000000" w:themeColor="text1"/>
+          <w:sz w:val="24"/>
+          <w:szCs w:val="24"/>
+          <w:lang w:val="en-US" w:eastAsia="pt-BR"/>
+        </w:rPr>
+        <w:t>: {</w:t>
+      </w:r>
+    </w:p>
+    <w:p>
+      <w:pPr>
+        <w:rPr>
+          <w:rFonts w:ascii="Times New Roman" w:hAnsi="Times New Roman" w:cs="Times New Roman"/>
+          <w:color w:val="000000" w:themeColor="text1"/>
+          <w:sz w:val="24"/>
+          <w:szCs w:val="24"/>
+          <w:lang w:val="en-US" w:eastAsia="pt-BR"/>
+        </w:rPr>
+      </w:pPr>
+      <w:r>
+        <w:rPr>
+          <w:rFonts w:ascii="Times New Roman" w:hAnsi="Times New Roman" w:cs="Times New Roman"/>
+          <w:color w:val="000000" w:themeColor="text1"/>
+          <w:sz w:val="24"/>
+          <w:szCs w:val="24"/>
+          <w:lang w:val="en-US" w:eastAsia="pt-BR"/>
+        </w:rPr>
+        <w:t xml:space="preserve">    </w:t>
       </w:r>
       <w:r>
         <w:rPr>
@@ -13626,9 +13684,9 @@
           <w:szCs w:val="24"/>
           <w:lang w:val="en-US" w:eastAsia="pt-BR"/>
         </w:rPr>
-        <w:t>"dependencies</w:t>
-      </w:r>
-      <w:proofErr w:type="gramStart"/>
+        <w:t>"</w:t>
+      </w:r>
+      <w:proofErr w:type="spellStart"/>
       <w:r>
         <w:rPr>
           <w:rFonts w:ascii="Times New Roman" w:hAnsi="Times New Roman" w:cs="Times New Roman"/>
@@ -13639,40 +13697,9 @@
           <w:szCs w:val="24"/>
           <w:lang w:val="en-US" w:eastAsia="pt-BR"/>
         </w:rPr>
-        <w:t>"</w:t>
-      </w:r>
-      <w:r>
-        <w:rPr>
-          <w:rFonts w:ascii="Times New Roman" w:hAnsi="Times New Roman" w:cs="Times New Roman"/>
-          <w:color w:val="000000" w:themeColor="text1"/>
-          <w:sz w:val="24"/>
-          <w:szCs w:val="24"/>
-          <w:lang w:val="en-US" w:eastAsia="pt-BR"/>
-        </w:rPr>
-        <w:t>: {</w:t>
-      </w:r>
-      <w:proofErr w:type="gramEnd"/>
-    </w:p>
-    <w:p>
-      <w:pPr>
-        <w:rPr>
-          <w:rFonts w:ascii="Times New Roman" w:hAnsi="Times New Roman" w:cs="Times New Roman"/>
-          <w:color w:val="000000" w:themeColor="text1"/>
-          <w:sz w:val="24"/>
-          <w:szCs w:val="24"/>
-          <w:lang w:val="en-US" w:eastAsia="pt-BR"/>
-        </w:rPr>
-      </w:pPr>
-      <w:r>
-        <w:rPr>
-          <w:rFonts w:ascii="Times New Roman" w:hAnsi="Times New Roman" w:cs="Times New Roman"/>
-          <w:color w:val="000000" w:themeColor="text1"/>
-          <w:sz w:val="24"/>
-          <w:szCs w:val="24"/>
-          <w:lang w:val="en-US" w:eastAsia="pt-BR"/>
-        </w:rPr>
-        <w:t xml:space="preserve">    </w:t>
-      </w:r>
+        <w:t>bcrypt</w:t>
+      </w:r>
+      <w:proofErr w:type="spellEnd"/>
       <w:r>
         <w:rPr>
           <w:rFonts w:ascii="Times New Roman" w:hAnsi="Times New Roman" w:cs="Times New Roman"/>
@@ -13685,7 +13712,37 @@
         </w:rPr>
         <w:t>"</w:t>
       </w:r>
-      <w:proofErr w:type="spellStart"/>
+      <w:r>
+        <w:rPr>
+          <w:rFonts w:ascii="Times New Roman" w:hAnsi="Times New Roman" w:cs="Times New Roman"/>
+          <w:color w:val="000000" w:themeColor="text1"/>
+          <w:sz w:val="24"/>
+          <w:szCs w:val="24"/>
+          <w:lang w:val="en-US" w:eastAsia="pt-BR"/>
+        </w:rPr>
+        <w:t>: "^6.0.0",</w:t>
+      </w:r>
+    </w:p>
+    <w:p>
+      <w:pPr>
+        <w:rPr>
+          <w:rFonts w:ascii="Times New Roman" w:hAnsi="Times New Roman" w:cs="Times New Roman"/>
+          <w:color w:val="000000" w:themeColor="text1"/>
+          <w:sz w:val="24"/>
+          <w:szCs w:val="24"/>
+          <w:lang w:val="en-US" w:eastAsia="pt-BR"/>
+        </w:rPr>
+      </w:pPr>
+      <w:r>
+        <w:rPr>
+          <w:rFonts w:ascii="Times New Roman" w:hAnsi="Times New Roman" w:cs="Times New Roman"/>
+          <w:color w:val="000000" w:themeColor="text1"/>
+          <w:sz w:val="24"/>
+          <w:szCs w:val="24"/>
+          <w:lang w:val="en-US" w:eastAsia="pt-BR"/>
+        </w:rPr>
+        <w:t xml:space="preserve">    </w:t>
+      </w:r>
       <w:r>
         <w:rPr>
           <w:rFonts w:ascii="Times New Roman" w:hAnsi="Times New Roman" w:cs="Times New Roman"/>
@@ -13696,9 +13753,9 @@
           <w:szCs w:val="24"/>
           <w:lang w:val="en-US" w:eastAsia="pt-BR"/>
         </w:rPr>
-        <w:t>bcrypt</w:t>
-      </w:r>
-      <w:proofErr w:type="spellEnd"/>
+        <w:t>"</w:t>
+      </w:r>
+      <w:proofErr w:type="spellStart"/>
       <w:r>
         <w:rPr>
           <w:rFonts w:ascii="Times New Roman" w:hAnsi="Times New Roman" w:cs="Times New Roman"/>
@@ -13709,39 +13766,9 @@
           <w:szCs w:val="24"/>
           <w:lang w:val="en-US" w:eastAsia="pt-BR"/>
         </w:rPr>
-        <w:t>"</w:t>
-      </w:r>
-      <w:r>
-        <w:rPr>
-          <w:rFonts w:ascii="Times New Roman" w:hAnsi="Times New Roman" w:cs="Times New Roman"/>
-          <w:color w:val="000000" w:themeColor="text1"/>
-          <w:sz w:val="24"/>
-          <w:szCs w:val="24"/>
-          <w:lang w:val="en-US" w:eastAsia="pt-BR"/>
-        </w:rPr>
-        <w:t>: "^6.0.0",</w:t>
-      </w:r>
-    </w:p>
-    <w:p>
-      <w:pPr>
-        <w:rPr>
-          <w:rFonts w:ascii="Times New Roman" w:hAnsi="Times New Roman" w:cs="Times New Roman"/>
-          <w:color w:val="000000" w:themeColor="text1"/>
-          <w:sz w:val="24"/>
-          <w:szCs w:val="24"/>
-          <w:lang w:val="en-US" w:eastAsia="pt-BR"/>
-        </w:rPr>
-      </w:pPr>
-      <w:r>
-        <w:rPr>
-          <w:rFonts w:ascii="Times New Roman" w:hAnsi="Times New Roman" w:cs="Times New Roman"/>
-          <w:color w:val="000000" w:themeColor="text1"/>
-          <w:sz w:val="24"/>
-          <w:szCs w:val="24"/>
-          <w:lang w:val="en-US" w:eastAsia="pt-BR"/>
-        </w:rPr>
-        <w:t xml:space="preserve">    </w:t>
-      </w:r>
+        <w:t>cors</w:t>
+      </w:r>
+      <w:proofErr w:type="spellEnd"/>
       <w:r>
         <w:rPr>
           <w:rFonts w:ascii="Times New Roman" w:hAnsi="Times New Roman" w:cs="Times New Roman"/>
@@ -13754,7 +13781,37 @@
         </w:rPr>
         <w:t>"</w:t>
       </w:r>
-      <w:proofErr w:type="spellStart"/>
+      <w:r>
+        <w:rPr>
+          <w:rFonts w:ascii="Times New Roman" w:hAnsi="Times New Roman" w:cs="Times New Roman"/>
+          <w:color w:val="000000" w:themeColor="text1"/>
+          <w:sz w:val="24"/>
+          <w:szCs w:val="24"/>
+          <w:lang w:val="en-US" w:eastAsia="pt-BR"/>
+        </w:rPr>
+        <w:t>: "^2.8.6",</w:t>
+      </w:r>
+    </w:p>
+    <w:p>
+      <w:pPr>
+        <w:rPr>
+          <w:rFonts w:ascii="Times New Roman" w:hAnsi="Times New Roman" w:cs="Times New Roman"/>
+          <w:color w:val="000000" w:themeColor="text1"/>
+          <w:sz w:val="24"/>
+          <w:szCs w:val="24"/>
+          <w:lang w:val="en-US" w:eastAsia="pt-BR"/>
+        </w:rPr>
+      </w:pPr>
+      <w:r>
+        <w:rPr>
+          <w:rFonts w:ascii="Times New Roman" w:hAnsi="Times New Roman" w:cs="Times New Roman"/>
+          <w:color w:val="000000" w:themeColor="text1"/>
+          <w:sz w:val="24"/>
+          <w:szCs w:val="24"/>
+          <w:lang w:val="en-US" w:eastAsia="pt-BR"/>
+        </w:rPr>
+        <w:t xml:space="preserve">    </w:t>
+      </w:r>
       <w:r>
         <w:rPr>
           <w:rFonts w:ascii="Times New Roman" w:hAnsi="Times New Roman" w:cs="Times New Roman"/>
@@ -13765,9 +13822,9 @@
           <w:szCs w:val="24"/>
           <w:lang w:val="en-US" w:eastAsia="pt-BR"/>
         </w:rPr>
-        <w:t>cors</w:t>
-      </w:r>
-      <w:proofErr w:type="spellEnd"/>
+        <w:t>"</w:t>
+      </w:r>
+      <w:proofErr w:type="spellStart"/>
       <w:r>
         <w:rPr>
           <w:rFonts w:ascii="Times New Roman" w:hAnsi="Times New Roman" w:cs="Times New Roman"/>
@@ -13778,39 +13835,9 @@
           <w:szCs w:val="24"/>
           <w:lang w:val="en-US" w:eastAsia="pt-BR"/>
         </w:rPr>
-        <w:t>"</w:t>
-      </w:r>
-      <w:r>
-        <w:rPr>
-          <w:rFonts w:ascii="Times New Roman" w:hAnsi="Times New Roman" w:cs="Times New Roman"/>
-          <w:color w:val="000000" w:themeColor="text1"/>
-          <w:sz w:val="24"/>
-          <w:szCs w:val="24"/>
-          <w:lang w:val="en-US" w:eastAsia="pt-BR"/>
-        </w:rPr>
-        <w:t>: "^2.8.6",</w:t>
-      </w:r>
-    </w:p>
-    <w:p>
-      <w:pPr>
-        <w:rPr>
-          <w:rFonts w:ascii="Times New Roman" w:hAnsi="Times New Roman" w:cs="Times New Roman"/>
-          <w:color w:val="000000" w:themeColor="text1"/>
-          <w:sz w:val="24"/>
-          <w:szCs w:val="24"/>
-          <w:lang w:val="en-US" w:eastAsia="pt-BR"/>
-        </w:rPr>
-      </w:pPr>
-      <w:r>
-        <w:rPr>
-          <w:rFonts w:ascii="Times New Roman" w:hAnsi="Times New Roman" w:cs="Times New Roman"/>
-          <w:color w:val="000000" w:themeColor="text1"/>
-          <w:sz w:val="24"/>
-          <w:szCs w:val="24"/>
-          <w:lang w:val="en-US" w:eastAsia="pt-BR"/>
-        </w:rPr>
-        <w:t xml:space="preserve">    </w:t>
-      </w:r>
+        <w:t>dotenv</w:t>
+      </w:r>
+      <w:proofErr w:type="spellEnd"/>
       <w:r>
         <w:rPr>
           <w:rFonts w:ascii="Times New Roman" w:hAnsi="Times New Roman" w:cs="Times New Roman"/>
@@ -13823,7 +13850,37 @@
         </w:rPr>
         <w:t>"</w:t>
       </w:r>
-      <w:proofErr w:type="spellStart"/>
+      <w:r>
+        <w:rPr>
+          <w:rFonts w:ascii="Times New Roman" w:hAnsi="Times New Roman" w:cs="Times New Roman"/>
+          <w:color w:val="000000" w:themeColor="text1"/>
+          <w:sz w:val="24"/>
+          <w:szCs w:val="24"/>
+          <w:lang w:val="en-US" w:eastAsia="pt-BR"/>
+        </w:rPr>
+        <w:t>: "^17.4.2",</w:t>
+      </w:r>
+    </w:p>
+    <w:p>
+      <w:pPr>
+        <w:rPr>
+          <w:rFonts w:ascii="Times New Roman" w:hAnsi="Times New Roman" w:cs="Times New Roman"/>
+          <w:color w:val="000000" w:themeColor="text1"/>
+          <w:sz w:val="24"/>
+          <w:szCs w:val="24"/>
+          <w:lang w:val="en-US" w:eastAsia="pt-BR"/>
+        </w:rPr>
+      </w:pPr>
+      <w:r>
+        <w:rPr>
+          <w:rFonts w:ascii="Times New Roman" w:hAnsi="Times New Roman" w:cs="Times New Roman"/>
+          <w:color w:val="000000" w:themeColor="text1"/>
+          <w:sz w:val="24"/>
+          <w:szCs w:val="24"/>
+          <w:lang w:val="en-US" w:eastAsia="pt-BR"/>
+        </w:rPr>
+        <w:t xml:space="preserve">    </w:t>
+      </w:r>
       <w:r>
         <w:rPr>
           <w:rFonts w:ascii="Times New Roman" w:hAnsi="Times New Roman" w:cs="Times New Roman"/>
@@ -13834,9 +13891,39 @@
           <w:szCs w:val="24"/>
           <w:lang w:val="en-US" w:eastAsia="pt-BR"/>
         </w:rPr>
-        <w:t>dotenv</w:t>
-      </w:r>
-      <w:proofErr w:type="spellEnd"/>
+        <w:t>"express"</w:t>
+      </w:r>
+      <w:r>
+        <w:rPr>
+          <w:rFonts w:ascii="Times New Roman" w:hAnsi="Times New Roman" w:cs="Times New Roman"/>
+          <w:color w:val="000000" w:themeColor="text1"/>
+          <w:sz w:val="24"/>
+          <w:szCs w:val="24"/>
+          <w:lang w:val="en-US" w:eastAsia="pt-BR"/>
+        </w:rPr>
+        <w:t>: "^5.2.1",</w:t>
+      </w:r>
+    </w:p>
+    <w:p>
+      <w:pPr>
+        <w:rPr>
+          <w:rFonts w:ascii="Times New Roman" w:hAnsi="Times New Roman" w:cs="Times New Roman"/>
+          <w:color w:val="000000" w:themeColor="text1"/>
+          <w:sz w:val="24"/>
+          <w:szCs w:val="24"/>
+          <w:lang w:val="en-US" w:eastAsia="pt-BR"/>
+        </w:rPr>
+      </w:pPr>
+      <w:r>
+        <w:rPr>
+          <w:rFonts w:ascii="Times New Roman" w:hAnsi="Times New Roman" w:cs="Times New Roman"/>
+          <w:color w:val="000000" w:themeColor="text1"/>
+          <w:sz w:val="24"/>
+          <w:szCs w:val="24"/>
+          <w:lang w:val="en-US" w:eastAsia="pt-BR"/>
+        </w:rPr>
+        <w:t xml:space="preserve">    </w:t>
+      </w:r>
       <w:r>
         <w:rPr>
           <w:rFonts w:ascii="Times New Roman" w:hAnsi="Times New Roman" w:cs="Times New Roman"/>
@@ -13847,119 +13934,7 @@
           <w:szCs w:val="24"/>
           <w:lang w:val="en-US" w:eastAsia="pt-BR"/>
         </w:rPr>
-        <w:t>"</w:t>
-      </w:r>
-      <w:r>
-        <w:rPr>
-          <w:rFonts w:ascii="Times New Roman" w:hAnsi="Times New Roman" w:cs="Times New Roman"/>
-          <w:color w:val="000000" w:themeColor="text1"/>
-          <w:sz w:val="24"/>
-          <w:szCs w:val="24"/>
-          <w:lang w:val="en-US" w:eastAsia="pt-BR"/>
-        </w:rPr>
-        <w:t>: "^17.4.2",</w:t>
-      </w:r>
-    </w:p>
-    <w:p>
-      <w:pPr>
-        <w:rPr>
-          <w:rFonts w:ascii="Times New Roman" w:hAnsi="Times New Roman" w:cs="Times New Roman"/>
-          <w:color w:val="000000" w:themeColor="text1"/>
-          <w:sz w:val="24"/>
-          <w:szCs w:val="24"/>
-          <w:lang w:val="en-US" w:eastAsia="pt-BR"/>
-        </w:rPr>
-      </w:pPr>
-      <w:r>
-        <w:rPr>
-          <w:rFonts w:ascii="Times New Roman" w:hAnsi="Times New Roman" w:cs="Times New Roman"/>
-          <w:color w:val="000000" w:themeColor="text1"/>
-          <w:sz w:val="24"/>
-          <w:szCs w:val="24"/>
-          <w:lang w:val="en-US" w:eastAsia="pt-BR"/>
-        </w:rPr>
-        <w:t xml:space="preserve">    </w:t>
-      </w:r>
-      <w:r>
-        <w:rPr>
-          <w:rFonts w:ascii="Times New Roman" w:hAnsi="Times New Roman" w:cs="Times New Roman"/>
-          <w:i/>
-          <w:iCs/>
-          <w:color w:val="000000" w:themeColor="text1"/>
-          <w:sz w:val="24"/>
-          <w:szCs w:val="24"/>
-          <w:lang w:val="en-US" w:eastAsia="pt-BR"/>
-        </w:rPr>
-        <w:t>"express"</w:t>
-      </w:r>
-      <w:r>
-        <w:rPr>
-          <w:rFonts w:ascii="Times New Roman" w:hAnsi="Times New Roman" w:cs="Times New Roman"/>
-          <w:color w:val="000000" w:themeColor="text1"/>
-          <w:sz w:val="24"/>
-          <w:szCs w:val="24"/>
-          <w:lang w:val="en-US" w:eastAsia="pt-BR"/>
-        </w:rPr>
-        <w:t>: "^5.2.1",</w:t>
-      </w:r>
-    </w:p>
-    <w:p>
-      <w:pPr>
-        <w:rPr>
-          <w:rFonts w:ascii="Times New Roman" w:hAnsi="Times New Roman" w:cs="Times New Roman"/>
-          <w:color w:val="000000" w:themeColor="text1"/>
-          <w:sz w:val="24"/>
-          <w:szCs w:val="24"/>
-          <w:lang w:val="en-US" w:eastAsia="pt-BR"/>
-        </w:rPr>
-      </w:pPr>
-      <w:r>
-        <w:rPr>
-          <w:rFonts w:ascii="Times New Roman" w:hAnsi="Times New Roman" w:cs="Times New Roman"/>
-          <w:color w:val="000000" w:themeColor="text1"/>
-          <w:sz w:val="24"/>
-          <w:szCs w:val="24"/>
-          <w:lang w:val="en-US" w:eastAsia="pt-BR"/>
-        </w:rPr>
-        <w:t xml:space="preserve">    </w:t>
-      </w:r>
-      <w:r>
-        <w:rPr>
-          <w:rFonts w:ascii="Times New Roman" w:hAnsi="Times New Roman" w:cs="Times New Roman"/>
-          <w:i/>
-          <w:iCs/>
-          <w:color w:val="000000" w:themeColor="text1"/>
-          <w:sz w:val="24"/>
-          <w:szCs w:val="24"/>
-          <w:lang w:val="en-US" w:eastAsia="pt-BR"/>
-        </w:rPr>
-        <w:t>"</w:t>
-      </w:r>
-      <w:proofErr w:type="gramStart"/>
-      <w:r>
-        <w:rPr>
-          <w:rFonts w:ascii="Times New Roman" w:hAnsi="Times New Roman" w:cs="Times New Roman"/>
-          <w:i/>
-          <w:iCs/>
-          <w:color w:val="000000" w:themeColor="text1"/>
-          <w:sz w:val="24"/>
-          <w:szCs w:val="24"/>
-          <w:lang w:val="en-US" w:eastAsia="pt-BR"/>
-        </w:rPr>
-        <w:t>express</w:t>
-      </w:r>
-      <w:proofErr w:type="gramEnd"/>
-      <w:r>
-        <w:rPr>
-          <w:rFonts w:ascii="Times New Roman" w:hAnsi="Times New Roman" w:cs="Times New Roman"/>
-          <w:i/>
-          <w:iCs/>
-          <w:color w:val="000000" w:themeColor="text1"/>
-          <w:sz w:val="24"/>
-          <w:szCs w:val="24"/>
-          <w:lang w:val="en-US" w:eastAsia="pt-BR"/>
-        </w:rPr>
-        <w:t>-</w:t>
+        <w:t>"express-</w:t>
       </w:r>
       <w:proofErr w:type="spellStart"/>
       <w:r>
@@ -14420,9 +14395,39 @@
           <w:szCs w:val="24"/>
           <w:lang w:val="en-US" w:eastAsia="pt-BR"/>
         </w:rPr>
-        <w:t>"scripts</w:t>
-      </w:r>
-      <w:proofErr w:type="gramStart"/>
+        <w:t>"scripts"</w:t>
+      </w:r>
+      <w:r>
+        <w:rPr>
+          <w:rFonts w:ascii="Times New Roman" w:hAnsi="Times New Roman" w:cs="Times New Roman"/>
+          <w:color w:val="000000" w:themeColor="text1"/>
+          <w:sz w:val="24"/>
+          <w:szCs w:val="24"/>
+          <w:lang w:val="en-US" w:eastAsia="pt-BR"/>
+        </w:rPr>
+        <w:t>: {</w:t>
+      </w:r>
+    </w:p>
+    <w:p>
+      <w:pPr>
+        <w:rPr>
+          <w:rFonts w:ascii="Times New Roman" w:hAnsi="Times New Roman" w:cs="Times New Roman"/>
+          <w:color w:val="000000" w:themeColor="text1"/>
+          <w:sz w:val="24"/>
+          <w:szCs w:val="24"/>
+          <w:lang w:val="en-US" w:eastAsia="pt-BR"/>
+        </w:rPr>
+      </w:pPr>
+      <w:r>
+        <w:rPr>
+          <w:rFonts w:ascii="Times New Roman" w:hAnsi="Times New Roman" w:cs="Times New Roman"/>
+          <w:color w:val="000000" w:themeColor="text1"/>
+          <w:sz w:val="24"/>
+          <w:szCs w:val="24"/>
+          <w:lang w:val="en-US" w:eastAsia="pt-BR"/>
+        </w:rPr>
+        <w:t xml:space="preserve">    </w:t>
+      </w:r>
       <w:r>
         <w:rPr>
           <w:rFonts w:ascii="Times New Roman" w:hAnsi="Times New Roman" w:cs="Times New Roman"/>
@@ -14433,19 +14438,40 @@
           <w:szCs w:val="24"/>
           <w:lang w:val="en-US" w:eastAsia="pt-BR"/>
         </w:rPr>
-        <w:t>"</w:t>
-      </w:r>
-      <w:r>
-        <w:rPr>
-          <w:rFonts w:ascii="Times New Roman" w:hAnsi="Times New Roman" w:cs="Times New Roman"/>
-          <w:color w:val="000000" w:themeColor="text1"/>
-          <w:sz w:val="24"/>
-          <w:szCs w:val="24"/>
-          <w:lang w:val="en-US" w:eastAsia="pt-BR"/>
-        </w:rPr>
-        <w:t>: {</w:t>
-      </w:r>
-      <w:proofErr w:type="gramEnd"/>
+        <w:t>"dev"</w:t>
+      </w:r>
+      <w:r>
+        <w:rPr>
+          <w:rFonts w:ascii="Times New Roman" w:hAnsi="Times New Roman" w:cs="Times New Roman"/>
+          <w:color w:val="000000" w:themeColor="text1"/>
+          <w:sz w:val="24"/>
+          <w:szCs w:val="24"/>
+          <w:lang w:val="en-US" w:eastAsia="pt-BR"/>
+        </w:rPr>
+        <w:t>: "</w:t>
+      </w:r>
+      <w:proofErr w:type="spellStart"/>
+      <w:r>
+        <w:rPr>
+          <w:rFonts w:ascii="Times New Roman" w:hAnsi="Times New Roman" w:cs="Times New Roman"/>
+          <w:color w:val="000000" w:themeColor="text1"/>
+          <w:sz w:val="24"/>
+          <w:szCs w:val="24"/>
+          <w:lang w:val="en-US" w:eastAsia="pt-BR"/>
+        </w:rPr>
+        <w:t>vite</w:t>
+      </w:r>
+      <w:proofErr w:type="spellEnd"/>
+      <w:r>
+        <w:rPr>
+          <w:rFonts w:ascii="Times New Roman" w:hAnsi="Times New Roman" w:cs="Times New Roman"/>
+          <w:color w:val="000000" w:themeColor="text1"/>
+          <w:sz w:val="24"/>
+          <w:szCs w:val="24"/>
+          <w:lang w:val="en-US" w:eastAsia="pt-BR"/>
+        </w:rPr>
+        <w:t>",</w:t>
+      </w:r>
     </w:p>
     <w:p>
       <w:pPr>
@@ -14477,7 +14503,7 @@
           <w:szCs w:val="24"/>
           <w:lang w:val="en-US" w:eastAsia="pt-BR"/>
         </w:rPr>
-        <w:t>"dev"</w:t>
+        <w:t>"build"</w:t>
       </w:r>
       <w:r>
         <w:rPr>
@@ -14509,7 +14535,7 @@
           <w:szCs w:val="24"/>
           <w:lang w:val="en-US" w:eastAsia="pt-BR"/>
         </w:rPr>
-        <w:t>",</w:t>
+        <w:t xml:space="preserve"> build",</w:t>
       </w:r>
     </w:p>
     <w:p>
@@ -14542,7 +14568,7 @@
           <w:szCs w:val="24"/>
           <w:lang w:val="en-US" w:eastAsia="pt-BR"/>
         </w:rPr>
-        <w:t>"build"</w:t>
+        <w:t>"lint"</w:t>
       </w:r>
       <w:r>
         <w:rPr>
@@ -14555,15 +14581,16 @@
         <w:t>: "</w:t>
       </w:r>
       <w:proofErr w:type="spellStart"/>
-      <w:r>
-        <w:rPr>
-          <w:rFonts w:ascii="Times New Roman" w:hAnsi="Times New Roman" w:cs="Times New Roman"/>
-          <w:color w:val="000000" w:themeColor="text1"/>
-          <w:sz w:val="24"/>
-          <w:szCs w:val="24"/>
-          <w:lang w:val="en-US" w:eastAsia="pt-BR"/>
-        </w:rPr>
-        <w:t>vite</w:t>
+      <w:proofErr w:type="gramStart"/>
+      <w:r>
+        <w:rPr>
+          <w:rFonts w:ascii="Times New Roman" w:hAnsi="Times New Roman" w:cs="Times New Roman"/>
+          <w:color w:val="000000" w:themeColor="text1"/>
+          <w:sz w:val="24"/>
+          <w:szCs w:val="24"/>
+          <w:lang w:val="en-US" w:eastAsia="pt-BR"/>
+        </w:rPr>
+        <w:t>eslint</w:t>
       </w:r>
       <w:proofErr w:type="spellEnd"/>
       <w:r>
@@ -14574,7 +14601,18 @@
           <w:szCs w:val="24"/>
           <w:lang w:val="en-US" w:eastAsia="pt-BR"/>
         </w:rPr>
-        <w:t xml:space="preserve"> build",</w:t>
+        <w:t xml:space="preserve"> .</w:t>
+      </w:r>
+      <w:proofErr w:type="gramEnd"/>
+      <w:r>
+        <w:rPr>
+          <w:rFonts w:ascii="Times New Roman" w:hAnsi="Times New Roman" w:cs="Times New Roman"/>
+          <w:color w:val="000000" w:themeColor="text1"/>
+          <w:sz w:val="24"/>
+          <w:szCs w:val="24"/>
+          <w:lang w:val="en-US" w:eastAsia="pt-BR"/>
+        </w:rPr>
+        <w:t>",</w:t>
       </w:r>
     </w:p>
     <w:p>
@@ -14607,7 +14645,7 @@
           <w:szCs w:val="24"/>
           <w:lang w:val="en-US" w:eastAsia="pt-BR"/>
         </w:rPr>
-        <w:t>"lint"</w:t>
+        <w:t>"preview"</w:t>
       </w:r>
       <w:r>
         <w:rPr>
@@ -14620,16 +14658,15 @@
         <w:t>: "</w:t>
       </w:r>
       <w:proofErr w:type="spellStart"/>
-      <w:proofErr w:type="gramStart"/>
-      <w:r>
-        <w:rPr>
-          <w:rFonts w:ascii="Times New Roman" w:hAnsi="Times New Roman" w:cs="Times New Roman"/>
-          <w:color w:val="000000" w:themeColor="text1"/>
-          <w:sz w:val="24"/>
-          <w:szCs w:val="24"/>
-          <w:lang w:val="en-US" w:eastAsia="pt-BR"/>
-        </w:rPr>
-        <w:t>eslint</w:t>
+      <w:r>
+        <w:rPr>
+          <w:rFonts w:ascii="Times New Roman" w:hAnsi="Times New Roman" w:cs="Times New Roman"/>
+          <w:color w:val="000000" w:themeColor="text1"/>
+          <w:sz w:val="24"/>
+          <w:szCs w:val="24"/>
+          <w:lang w:val="en-US" w:eastAsia="pt-BR"/>
+        </w:rPr>
+        <w:t>vite</w:t>
       </w:r>
       <w:proofErr w:type="spellEnd"/>
       <w:r>
@@ -14640,39 +14677,49 @@
           <w:szCs w:val="24"/>
           <w:lang w:val="en-US" w:eastAsia="pt-BR"/>
         </w:rPr>
-        <w:t xml:space="preserve"> .</w:t>
-      </w:r>
-      <w:proofErr w:type="gramEnd"/>
-      <w:r>
-        <w:rPr>
-          <w:rFonts w:ascii="Times New Roman" w:hAnsi="Times New Roman" w:cs="Times New Roman"/>
-          <w:color w:val="000000" w:themeColor="text1"/>
-          <w:sz w:val="24"/>
-          <w:szCs w:val="24"/>
-          <w:lang w:val="en-US" w:eastAsia="pt-BR"/>
-        </w:rPr>
-        <w:t>",</w:t>
-      </w:r>
-    </w:p>
-    <w:p>
-      <w:pPr>
-        <w:rPr>
-          <w:rFonts w:ascii="Times New Roman" w:hAnsi="Times New Roman" w:cs="Times New Roman"/>
-          <w:color w:val="000000" w:themeColor="text1"/>
-          <w:sz w:val="24"/>
-          <w:szCs w:val="24"/>
-          <w:lang w:val="en-US" w:eastAsia="pt-BR"/>
-        </w:rPr>
-      </w:pPr>
-      <w:r>
-        <w:rPr>
-          <w:rFonts w:ascii="Times New Roman" w:hAnsi="Times New Roman" w:cs="Times New Roman"/>
-          <w:color w:val="000000" w:themeColor="text1"/>
-          <w:sz w:val="24"/>
-          <w:szCs w:val="24"/>
-          <w:lang w:val="en-US" w:eastAsia="pt-BR"/>
-        </w:rPr>
-        <w:t xml:space="preserve">    </w:t>
+        <w:t xml:space="preserve"> preview"</w:t>
+      </w:r>
+    </w:p>
+    <w:p>
+      <w:pPr>
+        <w:rPr>
+          <w:rFonts w:ascii="Times New Roman" w:hAnsi="Times New Roman" w:cs="Times New Roman"/>
+          <w:color w:val="000000" w:themeColor="text1"/>
+          <w:sz w:val="24"/>
+          <w:szCs w:val="24"/>
+          <w:lang w:val="en-US" w:eastAsia="pt-BR"/>
+        </w:rPr>
+      </w:pPr>
+      <w:r>
+        <w:rPr>
+          <w:rFonts w:ascii="Times New Roman" w:hAnsi="Times New Roman" w:cs="Times New Roman"/>
+          <w:color w:val="000000" w:themeColor="text1"/>
+          <w:sz w:val="24"/>
+          <w:szCs w:val="24"/>
+          <w:lang w:val="en-US" w:eastAsia="pt-BR"/>
+        </w:rPr>
+        <w:t>  },</w:t>
+      </w:r>
+    </w:p>
+    <w:p>
+      <w:pPr>
+        <w:rPr>
+          <w:rFonts w:ascii="Times New Roman" w:hAnsi="Times New Roman" w:cs="Times New Roman"/>
+          <w:color w:val="000000" w:themeColor="text1"/>
+          <w:sz w:val="24"/>
+          <w:szCs w:val="24"/>
+          <w:lang w:val="en-US" w:eastAsia="pt-BR"/>
+        </w:rPr>
+      </w:pPr>
+      <w:r>
+        <w:rPr>
+          <w:rFonts w:ascii="Times New Roman" w:hAnsi="Times New Roman" w:cs="Times New Roman"/>
+          <w:color w:val="000000" w:themeColor="text1"/>
+          <w:sz w:val="24"/>
+          <w:szCs w:val="24"/>
+          <w:lang w:val="en-US" w:eastAsia="pt-BR"/>
+        </w:rPr>
+        <w:t xml:space="preserve">  </w:t>
       </w:r>
       <w:r>
         <w:rPr>
@@ -14684,81 +14731,38 @@
           <w:szCs w:val="24"/>
           <w:lang w:val="en-US" w:eastAsia="pt-BR"/>
         </w:rPr>
-        <w:t>"preview"</w:t>
-      </w:r>
-      <w:r>
-        <w:rPr>
-          <w:rFonts w:ascii="Times New Roman" w:hAnsi="Times New Roman" w:cs="Times New Roman"/>
-          <w:color w:val="000000" w:themeColor="text1"/>
-          <w:sz w:val="24"/>
-          <w:szCs w:val="24"/>
-          <w:lang w:val="en-US" w:eastAsia="pt-BR"/>
-        </w:rPr>
-        <w:t>: "</w:t>
-      </w:r>
-      <w:proofErr w:type="spellStart"/>
-      <w:r>
-        <w:rPr>
-          <w:rFonts w:ascii="Times New Roman" w:hAnsi="Times New Roman" w:cs="Times New Roman"/>
-          <w:color w:val="000000" w:themeColor="text1"/>
-          <w:sz w:val="24"/>
-          <w:szCs w:val="24"/>
-          <w:lang w:val="en-US" w:eastAsia="pt-BR"/>
-        </w:rPr>
-        <w:t>vite</w:t>
-      </w:r>
-      <w:proofErr w:type="spellEnd"/>
-      <w:r>
-        <w:rPr>
-          <w:rFonts w:ascii="Times New Roman" w:hAnsi="Times New Roman" w:cs="Times New Roman"/>
-          <w:color w:val="000000" w:themeColor="text1"/>
-          <w:sz w:val="24"/>
-          <w:szCs w:val="24"/>
-          <w:lang w:val="en-US" w:eastAsia="pt-BR"/>
-        </w:rPr>
-        <w:t xml:space="preserve"> preview"</w:t>
-      </w:r>
-    </w:p>
-    <w:p>
-      <w:pPr>
-        <w:rPr>
-          <w:rFonts w:ascii="Times New Roman" w:hAnsi="Times New Roman" w:cs="Times New Roman"/>
-          <w:color w:val="000000" w:themeColor="text1"/>
-          <w:sz w:val="24"/>
-          <w:szCs w:val="24"/>
-          <w:lang w:val="en-US" w:eastAsia="pt-BR"/>
-        </w:rPr>
-      </w:pPr>
-      <w:r>
-        <w:rPr>
-          <w:rFonts w:ascii="Times New Roman" w:hAnsi="Times New Roman" w:cs="Times New Roman"/>
-          <w:color w:val="000000" w:themeColor="text1"/>
-          <w:sz w:val="24"/>
-          <w:szCs w:val="24"/>
-          <w:lang w:val="en-US" w:eastAsia="pt-BR"/>
-        </w:rPr>
-        <w:t>  },</w:t>
-      </w:r>
-    </w:p>
-    <w:p>
-      <w:pPr>
-        <w:rPr>
-          <w:rFonts w:ascii="Times New Roman" w:hAnsi="Times New Roman" w:cs="Times New Roman"/>
-          <w:color w:val="000000" w:themeColor="text1"/>
-          <w:sz w:val="24"/>
-          <w:szCs w:val="24"/>
-          <w:lang w:val="en-US" w:eastAsia="pt-BR"/>
-        </w:rPr>
-      </w:pPr>
-      <w:r>
-        <w:rPr>
-          <w:rFonts w:ascii="Times New Roman" w:hAnsi="Times New Roman" w:cs="Times New Roman"/>
-          <w:color w:val="000000" w:themeColor="text1"/>
-          <w:sz w:val="24"/>
-          <w:szCs w:val="24"/>
-          <w:lang w:val="en-US" w:eastAsia="pt-BR"/>
-        </w:rPr>
-        <w:t xml:space="preserve">  </w:t>
+        <w:t>"dependencies"</w:t>
+      </w:r>
+      <w:r>
+        <w:rPr>
+          <w:rFonts w:ascii="Times New Roman" w:hAnsi="Times New Roman" w:cs="Times New Roman"/>
+          <w:color w:val="000000" w:themeColor="text1"/>
+          <w:sz w:val="24"/>
+          <w:szCs w:val="24"/>
+          <w:lang w:val="en-US" w:eastAsia="pt-BR"/>
+        </w:rPr>
+        <w:t>: {</w:t>
+      </w:r>
+    </w:p>
+    <w:p>
+      <w:pPr>
+        <w:rPr>
+          <w:rFonts w:ascii="Times New Roman" w:hAnsi="Times New Roman" w:cs="Times New Roman"/>
+          <w:color w:val="000000" w:themeColor="text1"/>
+          <w:sz w:val="24"/>
+          <w:szCs w:val="24"/>
+          <w:lang w:val="en-US" w:eastAsia="pt-BR"/>
+        </w:rPr>
+      </w:pPr>
+      <w:r>
+        <w:rPr>
+          <w:rFonts w:ascii="Times New Roman" w:hAnsi="Times New Roman" w:cs="Times New Roman"/>
+          <w:color w:val="000000" w:themeColor="text1"/>
+          <w:sz w:val="24"/>
+          <w:szCs w:val="24"/>
+          <w:lang w:val="en-US" w:eastAsia="pt-BR"/>
+        </w:rPr>
+        <w:t xml:space="preserve">    </w:t>
       </w:r>
       <w:r>
         <w:rPr>
@@ -14770,9 +14774,9 @@
           <w:szCs w:val="24"/>
           <w:lang w:val="en-US" w:eastAsia="pt-BR"/>
         </w:rPr>
-        <w:t>"dependencies</w:t>
-      </w:r>
-      <w:proofErr w:type="gramStart"/>
+        <w:t>"@</w:t>
+      </w:r>
+      <w:proofErr w:type="spellStart"/>
       <w:r>
         <w:rPr>
           <w:rFonts w:ascii="Times New Roman" w:hAnsi="Times New Roman" w:cs="Times New Roman"/>
@@ -14783,40 +14787,9 @@
           <w:szCs w:val="24"/>
           <w:lang w:val="en-US" w:eastAsia="pt-BR"/>
         </w:rPr>
-        <w:t>"</w:t>
-      </w:r>
-      <w:r>
-        <w:rPr>
-          <w:rFonts w:ascii="Times New Roman" w:hAnsi="Times New Roman" w:cs="Times New Roman"/>
-          <w:color w:val="000000" w:themeColor="text1"/>
-          <w:sz w:val="24"/>
-          <w:szCs w:val="24"/>
-          <w:lang w:val="en-US" w:eastAsia="pt-BR"/>
-        </w:rPr>
-        <w:t>: {</w:t>
-      </w:r>
-      <w:proofErr w:type="gramEnd"/>
-    </w:p>
-    <w:p>
-      <w:pPr>
-        <w:rPr>
-          <w:rFonts w:ascii="Times New Roman" w:hAnsi="Times New Roman" w:cs="Times New Roman"/>
-          <w:color w:val="000000" w:themeColor="text1"/>
-          <w:sz w:val="24"/>
-          <w:szCs w:val="24"/>
-          <w:lang w:val="en-US" w:eastAsia="pt-BR"/>
-        </w:rPr>
-      </w:pPr>
-      <w:r>
-        <w:rPr>
-          <w:rFonts w:ascii="Times New Roman" w:hAnsi="Times New Roman" w:cs="Times New Roman"/>
-          <w:color w:val="000000" w:themeColor="text1"/>
-          <w:sz w:val="24"/>
-          <w:szCs w:val="24"/>
-          <w:lang w:val="en-US" w:eastAsia="pt-BR"/>
-        </w:rPr>
-        <w:t xml:space="preserve">    </w:t>
-      </w:r>
+        <w:t>canvasjs</w:t>
+      </w:r>
+      <w:proofErr w:type="spellEnd"/>
       <w:r>
         <w:rPr>
           <w:rFonts w:ascii="Times New Roman" w:hAnsi="Times New Roman" w:cs="Times New Roman"/>
@@ -14827,9 +14800,39 @@
           <w:szCs w:val="24"/>
           <w:lang w:val="en-US" w:eastAsia="pt-BR"/>
         </w:rPr>
-        <w:t>"@</w:t>
-      </w:r>
-      <w:proofErr w:type="spellStart"/>
+        <w:t>/react-charts"</w:t>
+      </w:r>
+      <w:r>
+        <w:rPr>
+          <w:rFonts w:ascii="Times New Roman" w:hAnsi="Times New Roman" w:cs="Times New Roman"/>
+          <w:color w:val="000000" w:themeColor="text1"/>
+          <w:sz w:val="24"/>
+          <w:szCs w:val="24"/>
+          <w:lang w:val="en-US" w:eastAsia="pt-BR"/>
+        </w:rPr>
+        <w:t>: "^1.0.2",</w:t>
+      </w:r>
+    </w:p>
+    <w:p>
+      <w:pPr>
+        <w:rPr>
+          <w:rFonts w:ascii="Times New Roman" w:hAnsi="Times New Roman" w:cs="Times New Roman"/>
+          <w:color w:val="000000" w:themeColor="text1"/>
+          <w:sz w:val="24"/>
+          <w:szCs w:val="24"/>
+          <w:lang w:val="en-US" w:eastAsia="pt-BR"/>
+        </w:rPr>
+      </w:pPr>
+      <w:r>
+        <w:rPr>
+          <w:rFonts w:ascii="Times New Roman" w:hAnsi="Times New Roman" w:cs="Times New Roman"/>
+          <w:color w:val="000000" w:themeColor="text1"/>
+          <w:sz w:val="24"/>
+          <w:szCs w:val="24"/>
+          <w:lang w:val="en-US" w:eastAsia="pt-BR"/>
+        </w:rPr>
+        <w:t xml:space="preserve">    </w:t>
+      </w:r>
       <w:r>
         <w:rPr>
           <w:rFonts w:ascii="Times New Roman" w:hAnsi="Times New Roman" w:cs="Times New Roman"/>
@@ -14840,9 +14843,39 @@
           <w:szCs w:val="24"/>
           <w:lang w:val="en-US" w:eastAsia="pt-BR"/>
         </w:rPr>
-        <w:t>canvasjs</w:t>
-      </w:r>
-      <w:proofErr w:type="spellEnd"/>
+        <w:t>"@emotion/react"</w:t>
+      </w:r>
+      <w:r>
+        <w:rPr>
+          <w:rFonts w:ascii="Times New Roman" w:hAnsi="Times New Roman" w:cs="Times New Roman"/>
+          <w:color w:val="000000" w:themeColor="text1"/>
+          <w:sz w:val="24"/>
+          <w:szCs w:val="24"/>
+          <w:lang w:val="en-US" w:eastAsia="pt-BR"/>
+        </w:rPr>
+        <w:t>: "^11.14.0",</w:t>
+      </w:r>
+    </w:p>
+    <w:p>
+      <w:pPr>
+        <w:rPr>
+          <w:rFonts w:ascii="Times New Roman" w:hAnsi="Times New Roman" w:cs="Times New Roman"/>
+          <w:color w:val="000000" w:themeColor="text1"/>
+          <w:sz w:val="24"/>
+          <w:szCs w:val="24"/>
+          <w:lang w:val="en-US" w:eastAsia="pt-BR"/>
+        </w:rPr>
+      </w:pPr>
+      <w:r>
+        <w:rPr>
+          <w:rFonts w:ascii="Times New Roman" w:hAnsi="Times New Roman" w:cs="Times New Roman"/>
+          <w:color w:val="000000" w:themeColor="text1"/>
+          <w:sz w:val="24"/>
+          <w:szCs w:val="24"/>
+          <w:lang w:val="en-US" w:eastAsia="pt-BR"/>
+        </w:rPr>
+        <w:t xml:space="preserve">    </w:t>
+      </w:r>
       <w:r>
         <w:rPr>
           <w:rFonts w:ascii="Times New Roman" w:hAnsi="Times New Roman" w:cs="Times New Roman"/>
@@ -14853,17 +14886,17 @@
           <w:szCs w:val="24"/>
           <w:lang w:val="en-US" w:eastAsia="pt-BR"/>
         </w:rPr>
-        <w:t>/react-charts"</w:t>
-      </w:r>
-      <w:r>
-        <w:rPr>
-          <w:rFonts w:ascii="Times New Roman" w:hAnsi="Times New Roman" w:cs="Times New Roman"/>
-          <w:color w:val="000000" w:themeColor="text1"/>
-          <w:sz w:val="24"/>
-          <w:szCs w:val="24"/>
-          <w:lang w:val="en-US" w:eastAsia="pt-BR"/>
-        </w:rPr>
-        <w:t>: "^1.0.2",</w:t>
+        <w:t>"@emotion/styled"</w:t>
+      </w:r>
+      <w:r>
+        <w:rPr>
+          <w:rFonts w:ascii="Times New Roman" w:hAnsi="Times New Roman" w:cs="Times New Roman"/>
+          <w:color w:val="000000" w:themeColor="text1"/>
+          <w:sz w:val="24"/>
+          <w:szCs w:val="24"/>
+          <w:lang w:val="en-US" w:eastAsia="pt-BR"/>
+        </w:rPr>
+        <w:t>: "^11.14.1",</w:t>
       </w:r>
     </w:p>
     <w:p>
@@ -14896,39 +14929,9 @@
           <w:szCs w:val="24"/>
           <w:lang w:val="en-US" w:eastAsia="pt-BR"/>
         </w:rPr>
-        <w:t>"@emotion/react"</w:t>
-      </w:r>
-      <w:r>
-        <w:rPr>
-          <w:rFonts w:ascii="Times New Roman" w:hAnsi="Times New Roman" w:cs="Times New Roman"/>
-          <w:color w:val="000000" w:themeColor="text1"/>
-          <w:sz w:val="24"/>
-          <w:szCs w:val="24"/>
-          <w:lang w:val="en-US" w:eastAsia="pt-BR"/>
-        </w:rPr>
-        <w:t>: "^11.14.0",</w:t>
-      </w:r>
-    </w:p>
-    <w:p>
-      <w:pPr>
-        <w:rPr>
-          <w:rFonts w:ascii="Times New Roman" w:hAnsi="Times New Roman" w:cs="Times New Roman"/>
-          <w:color w:val="000000" w:themeColor="text1"/>
-          <w:sz w:val="24"/>
-          <w:szCs w:val="24"/>
-          <w:lang w:val="en-US" w:eastAsia="pt-BR"/>
-        </w:rPr>
-      </w:pPr>
-      <w:r>
-        <w:rPr>
-          <w:rFonts w:ascii="Times New Roman" w:hAnsi="Times New Roman" w:cs="Times New Roman"/>
-          <w:color w:val="000000" w:themeColor="text1"/>
-          <w:sz w:val="24"/>
-          <w:szCs w:val="24"/>
-          <w:lang w:val="en-US" w:eastAsia="pt-BR"/>
-        </w:rPr>
-        <w:t xml:space="preserve">    </w:t>
-      </w:r>
+        <w:t>"@</w:t>
+      </w:r>
+      <w:proofErr w:type="spellStart"/>
       <w:r>
         <w:rPr>
           <w:rFonts w:ascii="Times New Roman" w:hAnsi="Times New Roman" w:cs="Times New Roman"/>
@@ -14939,39 +14942,9 @@
           <w:szCs w:val="24"/>
           <w:lang w:val="en-US" w:eastAsia="pt-BR"/>
         </w:rPr>
-        <w:t>"@emotion/styled"</w:t>
-      </w:r>
-      <w:r>
-        <w:rPr>
-          <w:rFonts w:ascii="Times New Roman" w:hAnsi="Times New Roman" w:cs="Times New Roman"/>
-          <w:color w:val="000000" w:themeColor="text1"/>
-          <w:sz w:val="24"/>
-          <w:szCs w:val="24"/>
-          <w:lang w:val="en-US" w:eastAsia="pt-BR"/>
-        </w:rPr>
-        <w:t>: "^11.14.1",</w:t>
-      </w:r>
-    </w:p>
-    <w:p>
-      <w:pPr>
-        <w:rPr>
-          <w:rFonts w:ascii="Times New Roman" w:hAnsi="Times New Roman" w:cs="Times New Roman"/>
-          <w:color w:val="000000" w:themeColor="text1"/>
-          <w:sz w:val="24"/>
-          <w:szCs w:val="24"/>
-          <w:lang w:val="en-US" w:eastAsia="pt-BR"/>
-        </w:rPr>
-      </w:pPr>
-      <w:r>
-        <w:rPr>
-          <w:rFonts w:ascii="Times New Roman" w:hAnsi="Times New Roman" w:cs="Times New Roman"/>
-          <w:color w:val="000000" w:themeColor="text1"/>
-          <w:sz w:val="24"/>
-          <w:szCs w:val="24"/>
-          <w:lang w:val="en-US" w:eastAsia="pt-BR"/>
-        </w:rPr>
-        <w:t xml:space="preserve">    </w:t>
-      </w:r>
+        <w:t>mui</w:t>
+      </w:r>
+      <w:proofErr w:type="spellEnd"/>
       <w:r>
         <w:rPr>
           <w:rFonts w:ascii="Times New Roman" w:hAnsi="Times New Roman" w:cs="Times New Roman"/>
@@ -14982,9 +14955,39 @@
           <w:szCs w:val="24"/>
           <w:lang w:val="en-US" w:eastAsia="pt-BR"/>
         </w:rPr>
-        <w:t>"@</w:t>
-      </w:r>
-      <w:proofErr w:type="spellStart"/>
+        <w:t>/material"</w:t>
+      </w:r>
+      <w:r>
+        <w:rPr>
+          <w:rFonts w:ascii="Times New Roman" w:hAnsi="Times New Roman" w:cs="Times New Roman"/>
+          <w:color w:val="000000" w:themeColor="text1"/>
+          <w:sz w:val="24"/>
+          <w:szCs w:val="24"/>
+          <w:lang w:val="en-US" w:eastAsia="pt-BR"/>
+        </w:rPr>
+        <w:t>: "^7.3.9",</w:t>
+      </w:r>
+    </w:p>
+    <w:p>
+      <w:pPr>
+        <w:rPr>
+          <w:rFonts w:ascii="Times New Roman" w:hAnsi="Times New Roman" w:cs="Times New Roman"/>
+          <w:color w:val="000000" w:themeColor="text1"/>
+          <w:sz w:val="24"/>
+          <w:szCs w:val="24"/>
+          <w:lang w:val="en-US" w:eastAsia="pt-BR"/>
+        </w:rPr>
+      </w:pPr>
+      <w:r>
+        <w:rPr>
+          <w:rFonts w:ascii="Times New Roman" w:hAnsi="Times New Roman" w:cs="Times New Roman"/>
+          <w:color w:val="000000" w:themeColor="text1"/>
+          <w:sz w:val="24"/>
+          <w:szCs w:val="24"/>
+          <w:lang w:val="en-US" w:eastAsia="pt-BR"/>
+        </w:rPr>
+        <w:t xml:space="preserve">    </w:t>
+      </w:r>
       <w:r>
         <w:rPr>
           <w:rFonts w:ascii="Times New Roman" w:hAnsi="Times New Roman" w:cs="Times New Roman"/>
@@ -14995,9 +14998,9 @@
           <w:szCs w:val="24"/>
           <w:lang w:val="en-US" w:eastAsia="pt-BR"/>
         </w:rPr>
-        <w:t>mui</w:t>
-      </w:r>
-      <w:proofErr w:type="spellEnd"/>
+        <w:t>"@</w:t>
+      </w:r>
+      <w:proofErr w:type="spellStart"/>
       <w:r>
         <w:rPr>
           <w:rFonts w:ascii="Times New Roman" w:hAnsi="Times New Roman" w:cs="Times New Roman"/>
@@ -15008,39 +15011,9 @@
           <w:szCs w:val="24"/>
           <w:lang w:val="en-US" w:eastAsia="pt-BR"/>
         </w:rPr>
-        <w:t>/material"</w:t>
-      </w:r>
-      <w:r>
-        <w:rPr>
-          <w:rFonts w:ascii="Times New Roman" w:hAnsi="Times New Roman" w:cs="Times New Roman"/>
-          <w:color w:val="000000" w:themeColor="text1"/>
-          <w:sz w:val="24"/>
-          <w:szCs w:val="24"/>
-          <w:lang w:val="en-US" w:eastAsia="pt-BR"/>
-        </w:rPr>
-        <w:t>: "^7.3.9",</w:t>
-      </w:r>
-    </w:p>
-    <w:p>
-      <w:pPr>
-        <w:rPr>
-          <w:rFonts w:ascii="Times New Roman" w:hAnsi="Times New Roman" w:cs="Times New Roman"/>
-          <w:color w:val="000000" w:themeColor="text1"/>
-          <w:sz w:val="24"/>
-          <w:szCs w:val="24"/>
-          <w:lang w:val="en-US" w:eastAsia="pt-BR"/>
-        </w:rPr>
-      </w:pPr>
-      <w:r>
-        <w:rPr>
-          <w:rFonts w:ascii="Times New Roman" w:hAnsi="Times New Roman" w:cs="Times New Roman"/>
-          <w:color w:val="000000" w:themeColor="text1"/>
-          <w:sz w:val="24"/>
-          <w:szCs w:val="24"/>
-          <w:lang w:val="en-US" w:eastAsia="pt-BR"/>
-        </w:rPr>
-        <w:t xml:space="preserve">    </w:t>
-      </w:r>
+        <w:t>mui</w:t>
+      </w:r>
+      <w:proofErr w:type="spellEnd"/>
       <w:r>
         <w:rPr>
           <w:rFonts w:ascii="Times New Roman" w:hAnsi="Times New Roman" w:cs="Times New Roman"/>
@@ -15051,9 +15024,39 @@
           <w:szCs w:val="24"/>
           <w:lang w:val="en-US" w:eastAsia="pt-BR"/>
         </w:rPr>
-        <w:t>"@</w:t>
-      </w:r>
-      <w:proofErr w:type="spellStart"/>
+        <w:t>/x-charts"</w:t>
+      </w:r>
+      <w:r>
+        <w:rPr>
+          <w:rFonts w:ascii="Times New Roman" w:hAnsi="Times New Roman" w:cs="Times New Roman"/>
+          <w:color w:val="000000" w:themeColor="text1"/>
+          <w:sz w:val="24"/>
+          <w:szCs w:val="24"/>
+          <w:lang w:val="en-US" w:eastAsia="pt-BR"/>
+        </w:rPr>
+        <w:t>: "^8.27.5",</w:t>
+      </w:r>
+    </w:p>
+    <w:p>
+      <w:pPr>
+        <w:rPr>
+          <w:rFonts w:ascii="Times New Roman" w:hAnsi="Times New Roman" w:cs="Times New Roman"/>
+          <w:color w:val="000000" w:themeColor="text1"/>
+          <w:sz w:val="24"/>
+          <w:szCs w:val="24"/>
+          <w:lang w:val="en-US" w:eastAsia="pt-BR"/>
+        </w:rPr>
+      </w:pPr>
+      <w:r>
+        <w:rPr>
+          <w:rFonts w:ascii="Times New Roman" w:hAnsi="Times New Roman" w:cs="Times New Roman"/>
+          <w:color w:val="000000" w:themeColor="text1"/>
+          <w:sz w:val="24"/>
+          <w:szCs w:val="24"/>
+          <w:lang w:val="en-US" w:eastAsia="pt-BR"/>
+        </w:rPr>
+        <w:t xml:space="preserve">    </w:t>
+      </w:r>
       <w:r>
         <w:rPr>
           <w:rFonts w:ascii="Times New Roman" w:hAnsi="Times New Roman" w:cs="Times New Roman"/>
@@ -15064,9 +15067,9 @@
           <w:szCs w:val="24"/>
           <w:lang w:val="en-US" w:eastAsia="pt-BR"/>
         </w:rPr>
-        <w:t>mui</w:t>
-      </w:r>
-      <w:proofErr w:type="spellEnd"/>
+        <w:t>"@</w:t>
+      </w:r>
+      <w:proofErr w:type="spellStart"/>
       <w:r>
         <w:rPr>
           <w:rFonts w:ascii="Times New Roman" w:hAnsi="Times New Roman" w:cs="Times New Roman"/>
@@ -15077,39 +15080,9 @@
           <w:szCs w:val="24"/>
           <w:lang w:val="en-US" w:eastAsia="pt-BR"/>
         </w:rPr>
-        <w:t>/x-charts"</w:t>
-      </w:r>
-      <w:r>
-        <w:rPr>
-          <w:rFonts w:ascii="Times New Roman" w:hAnsi="Times New Roman" w:cs="Times New Roman"/>
-          <w:color w:val="000000" w:themeColor="text1"/>
-          <w:sz w:val="24"/>
-          <w:szCs w:val="24"/>
-          <w:lang w:val="en-US" w:eastAsia="pt-BR"/>
-        </w:rPr>
-        <w:t>: "^8.27.5",</w:t>
-      </w:r>
-    </w:p>
-    <w:p>
-      <w:pPr>
-        <w:rPr>
-          <w:rFonts w:ascii="Times New Roman" w:hAnsi="Times New Roman" w:cs="Times New Roman"/>
-          <w:color w:val="000000" w:themeColor="text1"/>
-          <w:sz w:val="24"/>
-          <w:szCs w:val="24"/>
-          <w:lang w:val="en-US" w:eastAsia="pt-BR"/>
-        </w:rPr>
-      </w:pPr>
-      <w:r>
-        <w:rPr>
-          <w:rFonts w:ascii="Times New Roman" w:hAnsi="Times New Roman" w:cs="Times New Roman"/>
-          <w:color w:val="000000" w:themeColor="text1"/>
-          <w:sz w:val="24"/>
-          <w:szCs w:val="24"/>
-          <w:lang w:val="en-US" w:eastAsia="pt-BR"/>
-        </w:rPr>
-        <w:t xml:space="preserve">    </w:t>
-      </w:r>
+        <w:t>tailwindcss</w:t>
+      </w:r>
+      <w:proofErr w:type="spellEnd"/>
       <w:r>
         <w:rPr>
           <w:rFonts w:ascii="Times New Roman" w:hAnsi="Times New Roman" w:cs="Times New Roman"/>
@@ -15120,7 +15093,7 @@
           <w:szCs w:val="24"/>
           <w:lang w:val="en-US" w:eastAsia="pt-BR"/>
         </w:rPr>
-        <w:t>"@</w:t>
+        <w:t>/</w:t>
       </w:r>
       <w:proofErr w:type="spellStart"/>
       <w:r>
@@ -15133,7 +15106,7 @@
           <w:szCs w:val="24"/>
           <w:lang w:val="en-US" w:eastAsia="pt-BR"/>
         </w:rPr>
-        <w:t>tailwindcss</w:t>
+        <w:t>vite</w:t>
       </w:r>
       <w:proofErr w:type="spellEnd"/>
       <w:r>
@@ -15146,9 +15119,39 @@
           <w:szCs w:val="24"/>
           <w:lang w:val="en-US" w:eastAsia="pt-BR"/>
         </w:rPr>
-        <w:t>/</w:t>
-      </w:r>
-      <w:proofErr w:type="spellStart"/>
+        <w:t>"</w:t>
+      </w:r>
+      <w:r>
+        <w:rPr>
+          <w:rFonts w:ascii="Times New Roman" w:hAnsi="Times New Roman" w:cs="Times New Roman"/>
+          <w:color w:val="000000" w:themeColor="text1"/>
+          <w:sz w:val="24"/>
+          <w:szCs w:val="24"/>
+          <w:lang w:val="en-US" w:eastAsia="pt-BR"/>
+        </w:rPr>
+        <w:t>: "^4.2.1",</w:t>
+      </w:r>
+    </w:p>
+    <w:p>
+      <w:pPr>
+        <w:rPr>
+          <w:rFonts w:ascii="Times New Roman" w:hAnsi="Times New Roman" w:cs="Times New Roman"/>
+          <w:color w:val="000000" w:themeColor="text1"/>
+          <w:sz w:val="24"/>
+          <w:szCs w:val="24"/>
+          <w:lang w:val="en-US" w:eastAsia="pt-BR"/>
+        </w:rPr>
+      </w:pPr>
+      <w:r>
+        <w:rPr>
+          <w:rFonts w:ascii="Times New Roman" w:hAnsi="Times New Roman" w:cs="Times New Roman"/>
+          <w:color w:val="000000" w:themeColor="text1"/>
+          <w:sz w:val="24"/>
+          <w:szCs w:val="24"/>
+          <w:lang w:val="en-US" w:eastAsia="pt-BR"/>
+        </w:rPr>
+        <w:t xml:space="preserve">    </w:t>
+      </w:r>
       <w:r>
         <w:rPr>
           <w:rFonts w:ascii="Times New Roman" w:hAnsi="Times New Roman" w:cs="Times New Roman"/>
@@ -15159,9 +15162,39 @@
           <w:szCs w:val="24"/>
           <w:lang w:val="en-US" w:eastAsia="pt-BR"/>
         </w:rPr>
-        <w:t>vite</w:t>
-      </w:r>
-      <w:proofErr w:type="spellEnd"/>
+        <w:t>"bootstrap"</w:t>
+      </w:r>
+      <w:r>
+        <w:rPr>
+          <w:rFonts w:ascii="Times New Roman" w:hAnsi="Times New Roman" w:cs="Times New Roman"/>
+          <w:color w:val="000000" w:themeColor="text1"/>
+          <w:sz w:val="24"/>
+          <w:szCs w:val="24"/>
+          <w:lang w:val="en-US" w:eastAsia="pt-BR"/>
+        </w:rPr>
+        <w:t>: "^5.3.8",</w:t>
+      </w:r>
+    </w:p>
+    <w:p>
+      <w:pPr>
+        <w:rPr>
+          <w:rFonts w:ascii="Times New Roman" w:hAnsi="Times New Roman" w:cs="Times New Roman"/>
+          <w:color w:val="000000" w:themeColor="text1"/>
+          <w:sz w:val="24"/>
+          <w:szCs w:val="24"/>
+          <w:lang w:val="en-US" w:eastAsia="pt-BR"/>
+        </w:rPr>
+      </w:pPr>
+      <w:r>
+        <w:rPr>
+          <w:rFonts w:ascii="Times New Roman" w:hAnsi="Times New Roman" w:cs="Times New Roman"/>
+          <w:color w:val="000000" w:themeColor="text1"/>
+          <w:sz w:val="24"/>
+          <w:szCs w:val="24"/>
+          <w:lang w:val="en-US" w:eastAsia="pt-BR"/>
+        </w:rPr>
+        <w:t xml:space="preserve">    </w:t>
+      </w:r>
       <w:r>
         <w:rPr>
           <w:rFonts w:ascii="Times New Roman" w:hAnsi="Times New Roman" w:cs="Times New Roman"/>
@@ -15172,17 +15205,17 @@
           <w:szCs w:val="24"/>
           <w:lang w:val="en-US" w:eastAsia="pt-BR"/>
         </w:rPr>
-        <w:t>"</w:t>
-      </w:r>
-      <w:r>
-        <w:rPr>
-          <w:rFonts w:ascii="Times New Roman" w:hAnsi="Times New Roman" w:cs="Times New Roman"/>
-          <w:color w:val="000000" w:themeColor="text1"/>
-          <w:sz w:val="24"/>
-          <w:szCs w:val="24"/>
-          <w:lang w:val="en-US" w:eastAsia="pt-BR"/>
-        </w:rPr>
-        <w:t>: "^4.2.1",</w:t>
+        <w:t>"bootstrap-icons"</w:t>
+      </w:r>
+      <w:r>
+        <w:rPr>
+          <w:rFonts w:ascii="Times New Roman" w:hAnsi="Times New Roman" w:cs="Times New Roman"/>
+          <w:color w:val="000000" w:themeColor="text1"/>
+          <w:sz w:val="24"/>
+          <w:szCs w:val="24"/>
+          <w:lang w:val="en-US" w:eastAsia="pt-BR"/>
+        </w:rPr>
+        <w:t>: "^1.13.1",</w:t>
       </w:r>
     </w:p>
     <w:p>
@@ -15215,17 +15248,17 @@
           <w:szCs w:val="24"/>
           <w:lang w:val="en-US" w:eastAsia="pt-BR"/>
         </w:rPr>
-        <w:t>"bootstrap"</w:t>
-      </w:r>
-      <w:r>
-        <w:rPr>
-          <w:rFonts w:ascii="Times New Roman" w:hAnsi="Times New Roman" w:cs="Times New Roman"/>
-          <w:color w:val="000000" w:themeColor="text1"/>
-          <w:sz w:val="24"/>
-          <w:szCs w:val="24"/>
-          <w:lang w:val="en-US" w:eastAsia="pt-BR"/>
-        </w:rPr>
-        <w:t>: "^5.3.8",</w:t>
+        <w:t>"chart.js"</w:t>
+      </w:r>
+      <w:r>
+        <w:rPr>
+          <w:rFonts w:ascii="Times New Roman" w:hAnsi="Times New Roman" w:cs="Times New Roman"/>
+          <w:color w:val="000000" w:themeColor="text1"/>
+          <w:sz w:val="24"/>
+          <w:szCs w:val="24"/>
+          <w:lang w:val="en-US" w:eastAsia="pt-BR"/>
+        </w:rPr>
+        <w:t>: "^4.5.1",</w:t>
       </w:r>
     </w:p>
     <w:p>
@@ -15258,9 +15291,39 @@
           <w:szCs w:val="24"/>
           <w:lang w:val="en-US" w:eastAsia="pt-BR"/>
         </w:rPr>
-        <w:t>"</w:t>
-      </w:r>
-      <w:proofErr w:type="gramStart"/>
+        <w:t>"class-variance-authority"</w:t>
+      </w:r>
+      <w:r>
+        <w:rPr>
+          <w:rFonts w:ascii="Times New Roman" w:hAnsi="Times New Roman" w:cs="Times New Roman"/>
+          <w:color w:val="000000" w:themeColor="text1"/>
+          <w:sz w:val="24"/>
+          <w:szCs w:val="24"/>
+          <w:lang w:val="en-US" w:eastAsia="pt-BR"/>
+        </w:rPr>
+        <w:t>: "^0.7.1",</w:t>
+      </w:r>
+    </w:p>
+    <w:p>
+      <w:pPr>
+        <w:rPr>
+          <w:rFonts w:ascii="Times New Roman" w:hAnsi="Times New Roman" w:cs="Times New Roman"/>
+          <w:color w:val="000000" w:themeColor="text1"/>
+          <w:sz w:val="24"/>
+          <w:szCs w:val="24"/>
+          <w:lang w:val="en-US" w:eastAsia="pt-BR"/>
+        </w:rPr>
+      </w:pPr>
+      <w:r>
+        <w:rPr>
+          <w:rFonts w:ascii="Times New Roman" w:hAnsi="Times New Roman" w:cs="Times New Roman"/>
+          <w:color w:val="000000" w:themeColor="text1"/>
+          <w:sz w:val="24"/>
+          <w:szCs w:val="24"/>
+          <w:lang w:val="en-US" w:eastAsia="pt-BR"/>
+        </w:rPr>
+        <w:t xml:space="preserve">    </w:t>
+      </w:r>
       <w:r>
         <w:rPr>
           <w:rFonts w:ascii="Times New Roman" w:hAnsi="Times New Roman" w:cs="Times New Roman"/>
@@ -15271,9 +15334,9 @@
           <w:szCs w:val="24"/>
           <w:lang w:val="en-US" w:eastAsia="pt-BR"/>
         </w:rPr>
-        <w:t>bootstrap</w:t>
-      </w:r>
-      <w:proofErr w:type="gramEnd"/>
+        <w:t>"</w:t>
+      </w:r>
+      <w:proofErr w:type="spellStart"/>
       <w:r>
         <w:rPr>
           <w:rFonts w:ascii="Times New Roman" w:hAnsi="Times New Roman" w:cs="Times New Roman"/>
@@ -15284,39 +15347,9 @@
           <w:szCs w:val="24"/>
           <w:lang w:val="en-US" w:eastAsia="pt-BR"/>
         </w:rPr>
-        <w:t>-icons"</w:t>
-      </w:r>
-      <w:r>
-        <w:rPr>
-          <w:rFonts w:ascii="Times New Roman" w:hAnsi="Times New Roman" w:cs="Times New Roman"/>
-          <w:color w:val="000000" w:themeColor="text1"/>
-          <w:sz w:val="24"/>
-          <w:szCs w:val="24"/>
-          <w:lang w:val="en-US" w:eastAsia="pt-BR"/>
-        </w:rPr>
-        <w:t>: "^1.13.1",</w:t>
-      </w:r>
-    </w:p>
-    <w:p>
-      <w:pPr>
-        <w:rPr>
-          <w:rFonts w:ascii="Times New Roman" w:hAnsi="Times New Roman" w:cs="Times New Roman"/>
-          <w:color w:val="000000" w:themeColor="text1"/>
-          <w:sz w:val="24"/>
-          <w:szCs w:val="24"/>
-          <w:lang w:val="en-US" w:eastAsia="pt-BR"/>
-        </w:rPr>
-      </w:pPr>
-      <w:r>
-        <w:rPr>
-          <w:rFonts w:ascii="Times New Roman" w:hAnsi="Times New Roman" w:cs="Times New Roman"/>
-          <w:color w:val="000000" w:themeColor="text1"/>
-          <w:sz w:val="24"/>
-          <w:szCs w:val="24"/>
-          <w:lang w:val="en-US" w:eastAsia="pt-BR"/>
-        </w:rPr>
-        <w:t xml:space="preserve">    </w:t>
-      </w:r>
+        <w:t>clsx</w:t>
+      </w:r>
+      <w:proofErr w:type="spellEnd"/>
       <w:r>
         <w:rPr>
           <w:rFonts w:ascii="Times New Roman" w:hAnsi="Times New Roman" w:cs="Times New Roman"/>
@@ -15327,17 +15360,17 @@
           <w:szCs w:val="24"/>
           <w:lang w:val="en-US" w:eastAsia="pt-BR"/>
         </w:rPr>
-        <w:t>"chart.js"</w:t>
-      </w:r>
-      <w:r>
-        <w:rPr>
-          <w:rFonts w:ascii="Times New Roman" w:hAnsi="Times New Roman" w:cs="Times New Roman"/>
-          <w:color w:val="000000" w:themeColor="text1"/>
-          <w:sz w:val="24"/>
-          <w:szCs w:val="24"/>
-          <w:lang w:val="en-US" w:eastAsia="pt-BR"/>
-        </w:rPr>
-        <w:t>: "^4.5.1",</w:t>
+        <w:t>"</w:t>
+      </w:r>
+      <w:r>
+        <w:rPr>
+          <w:rFonts w:ascii="Times New Roman" w:hAnsi="Times New Roman" w:cs="Times New Roman"/>
+          <w:color w:val="000000" w:themeColor="text1"/>
+          <w:sz w:val="24"/>
+          <w:szCs w:val="24"/>
+          <w:lang w:val="en-US" w:eastAsia="pt-BR"/>
+        </w:rPr>
+        <w:t>: "^2.1.1",</w:t>
       </w:r>
     </w:p>
     <w:p>
@@ -15372,7 +15405,7 @@
         </w:rPr>
         <w:t>"</w:t>
       </w:r>
-      <w:proofErr w:type="gramStart"/>
+      <w:proofErr w:type="spellStart"/>
       <w:r>
         <w:rPr>
           <w:rFonts w:ascii="Times New Roman" w:hAnsi="Times New Roman" w:cs="Times New Roman"/>
@@ -15383,9 +15416,9 @@
           <w:szCs w:val="24"/>
           <w:lang w:val="en-US" w:eastAsia="pt-BR"/>
         </w:rPr>
-        <w:t>class</w:t>
-      </w:r>
-      <w:proofErr w:type="gramEnd"/>
+        <w:t>lucide</w:t>
+      </w:r>
+      <w:proofErr w:type="spellEnd"/>
       <w:r>
         <w:rPr>
           <w:rFonts w:ascii="Times New Roman" w:hAnsi="Times New Roman" w:cs="Times New Roman"/>
@@ -15396,17 +15429,17 @@
           <w:szCs w:val="24"/>
           <w:lang w:val="en-US" w:eastAsia="pt-BR"/>
         </w:rPr>
-        <w:t>-variance-authority"</w:t>
-      </w:r>
-      <w:r>
-        <w:rPr>
-          <w:rFonts w:ascii="Times New Roman" w:hAnsi="Times New Roman" w:cs="Times New Roman"/>
-          <w:color w:val="000000" w:themeColor="text1"/>
-          <w:sz w:val="24"/>
-          <w:szCs w:val="24"/>
-          <w:lang w:val="en-US" w:eastAsia="pt-BR"/>
-        </w:rPr>
-        <w:t>: "^0.7.1",</w:t>
+        <w:t>-react"</w:t>
+      </w:r>
+      <w:r>
+        <w:rPr>
+          <w:rFonts w:ascii="Times New Roman" w:hAnsi="Times New Roman" w:cs="Times New Roman"/>
+          <w:color w:val="000000" w:themeColor="text1"/>
+          <w:sz w:val="24"/>
+          <w:szCs w:val="24"/>
+          <w:lang w:val="en-US" w:eastAsia="pt-BR"/>
+        </w:rPr>
+        <w:t>: "^0.577.0",</w:t>
       </w:r>
     </w:p>
     <w:p>
@@ -15439,9 +15472,39 @@
           <w:szCs w:val="24"/>
           <w:lang w:val="en-US" w:eastAsia="pt-BR"/>
         </w:rPr>
-        <w:t>"</w:t>
-      </w:r>
-      <w:proofErr w:type="spellStart"/>
+        <w:t>"react"</w:t>
+      </w:r>
+      <w:r>
+        <w:rPr>
+          <w:rFonts w:ascii="Times New Roman" w:hAnsi="Times New Roman" w:cs="Times New Roman"/>
+          <w:color w:val="000000" w:themeColor="text1"/>
+          <w:sz w:val="24"/>
+          <w:szCs w:val="24"/>
+          <w:lang w:val="en-US" w:eastAsia="pt-BR"/>
+        </w:rPr>
+        <w:t>: "^19.2.0",</w:t>
+      </w:r>
+    </w:p>
+    <w:p>
+      <w:pPr>
+        <w:rPr>
+          <w:rFonts w:ascii="Times New Roman" w:hAnsi="Times New Roman" w:cs="Times New Roman"/>
+          <w:color w:val="000000" w:themeColor="text1"/>
+          <w:sz w:val="24"/>
+          <w:szCs w:val="24"/>
+          <w:lang w:val="en-US" w:eastAsia="pt-BR"/>
+        </w:rPr>
+      </w:pPr>
+      <w:r>
+        <w:rPr>
+          <w:rFonts w:ascii="Times New Roman" w:hAnsi="Times New Roman" w:cs="Times New Roman"/>
+          <w:color w:val="000000" w:themeColor="text1"/>
+          <w:sz w:val="24"/>
+          <w:szCs w:val="24"/>
+          <w:lang w:val="en-US" w:eastAsia="pt-BR"/>
+        </w:rPr>
+        <w:t xml:space="preserve">    </w:t>
+      </w:r>
       <w:r>
         <w:rPr>
           <w:rFonts w:ascii="Times New Roman" w:hAnsi="Times New Roman" w:cs="Times New Roman"/>
@@ -15452,9 +15515,39 @@
           <w:szCs w:val="24"/>
           <w:lang w:val="en-US" w:eastAsia="pt-BR"/>
         </w:rPr>
-        <w:t>clsx</w:t>
-      </w:r>
-      <w:proofErr w:type="spellEnd"/>
+        <w:t>"react-bootstrap"</w:t>
+      </w:r>
+      <w:r>
+        <w:rPr>
+          <w:rFonts w:ascii="Times New Roman" w:hAnsi="Times New Roman" w:cs="Times New Roman"/>
+          <w:color w:val="000000" w:themeColor="text1"/>
+          <w:sz w:val="24"/>
+          <w:szCs w:val="24"/>
+          <w:lang w:val="en-US" w:eastAsia="pt-BR"/>
+        </w:rPr>
+        <w:t>: "^2.10.10",</w:t>
+      </w:r>
+    </w:p>
+    <w:p>
+      <w:pPr>
+        <w:rPr>
+          <w:rFonts w:ascii="Times New Roman" w:hAnsi="Times New Roman" w:cs="Times New Roman"/>
+          <w:color w:val="000000" w:themeColor="text1"/>
+          <w:sz w:val="24"/>
+          <w:szCs w:val="24"/>
+          <w:lang w:val="en-US" w:eastAsia="pt-BR"/>
+        </w:rPr>
+      </w:pPr>
+      <w:r>
+        <w:rPr>
+          <w:rFonts w:ascii="Times New Roman" w:hAnsi="Times New Roman" w:cs="Times New Roman"/>
+          <w:color w:val="000000" w:themeColor="text1"/>
+          <w:sz w:val="24"/>
+          <w:szCs w:val="24"/>
+          <w:lang w:val="en-US" w:eastAsia="pt-BR"/>
+        </w:rPr>
+        <w:t xml:space="preserve">    </w:t>
+      </w:r>
       <w:r>
         <w:rPr>
           <w:rFonts w:ascii="Times New Roman" w:hAnsi="Times New Roman" w:cs="Times New Roman"/>
@@ -15465,39 +15558,9 @@
           <w:szCs w:val="24"/>
           <w:lang w:val="en-US" w:eastAsia="pt-BR"/>
         </w:rPr>
-        <w:t>"</w:t>
-      </w:r>
-      <w:r>
-        <w:rPr>
-          <w:rFonts w:ascii="Times New Roman" w:hAnsi="Times New Roman" w:cs="Times New Roman"/>
-          <w:color w:val="000000" w:themeColor="text1"/>
-          <w:sz w:val="24"/>
-          <w:szCs w:val="24"/>
-          <w:lang w:val="en-US" w:eastAsia="pt-BR"/>
-        </w:rPr>
-        <w:t>: "^2.1.1",</w:t>
-      </w:r>
-    </w:p>
-    <w:p>
-      <w:pPr>
-        <w:rPr>
-          <w:rFonts w:ascii="Times New Roman" w:hAnsi="Times New Roman" w:cs="Times New Roman"/>
-          <w:color w:val="000000" w:themeColor="text1"/>
-          <w:sz w:val="24"/>
-          <w:szCs w:val="24"/>
-          <w:lang w:val="en-US" w:eastAsia="pt-BR"/>
-        </w:rPr>
-      </w:pPr>
-      <w:r>
-        <w:rPr>
-          <w:rFonts w:ascii="Times New Roman" w:hAnsi="Times New Roman" w:cs="Times New Roman"/>
-          <w:color w:val="000000" w:themeColor="text1"/>
-          <w:sz w:val="24"/>
-          <w:szCs w:val="24"/>
-          <w:lang w:val="en-US" w:eastAsia="pt-BR"/>
-        </w:rPr>
-        <w:t xml:space="preserve">    </w:t>
-      </w:r>
+        <w:t>"react-</w:t>
+      </w:r>
+      <w:proofErr w:type="spellStart"/>
       <w:r>
         <w:rPr>
           <w:rFonts w:ascii="Times New Roman" w:hAnsi="Times New Roman" w:cs="Times New Roman"/>
@@ -15508,10 +15571,9 @@
           <w:szCs w:val="24"/>
           <w:lang w:val="en-US" w:eastAsia="pt-BR"/>
         </w:rPr>
-        <w:t>"</w:t>
-      </w:r>
-      <w:proofErr w:type="spellStart"/>
-      <w:proofErr w:type="gramStart"/>
+        <w:t>dom</w:t>
+      </w:r>
+      <w:proofErr w:type="spellEnd"/>
       <w:r>
         <w:rPr>
           <w:rFonts w:ascii="Times New Roman" w:hAnsi="Times New Roman" w:cs="Times New Roman"/>
@@ -15522,10 +15584,39 @@
           <w:szCs w:val="24"/>
           <w:lang w:val="en-US" w:eastAsia="pt-BR"/>
         </w:rPr>
-        <w:t>lucide</w:t>
-      </w:r>
-      <w:proofErr w:type="spellEnd"/>
-      <w:proofErr w:type="gramEnd"/>
+        <w:t>"</w:t>
+      </w:r>
+      <w:r>
+        <w:rPr>
+          <w:rFonts w:ascii="Times New Roman" w:hAnsi="Times New Roman" w:cs="Times New Roman"/>
+          <w:color w:val="000000" w:themeColor="text1"/>
+          <w:sz w:val="24"/>
+          <w:szCs w:val="24"/>
+          <w:lang w:val="en-US" w:eastAsia="pt-BR"/>
+        </w:rPr>
+        <w:t>: "^19.2.0",</w:t>
+      </w:r>
+    </w:p>
+    <w:p>
+      <w:pPr>
+        <w:rPr>
+          <w:rFonts w:ascii="Times New Roman" w:hAnsi="Times New Roman" w:cs="Times New Roman"/>
+          <w:color w:val="000000" w:themeColor="text1"/>
+          <w:sz w:val="24"/>
+          <w:szCs w:val="24"/>
+          <w:lang w:val="en-US" w:eastAsia="pt-BR"/>
+        </w:rPr>
+      </w:pPr>
+      <w:r>
+        <w:rPr>
+          <w:rFonts w:ascii="Times New Roman" w:hAnsi="Times New Roman" w:cs="Times New Roman"/>
+          <w:color w:val="000000" w:themeColor="text1"/>
+          <w:sz w:val="24"/>
+          <w:szCs w:val="24"/>
+          <w:lang w:val="en-US" w:eastAsia="pt-BR"/>
+        </w:rPr>
+        <w:t xml:space="preserve">    </w:t>
+      </w:r>
       <w:r>
         <w:rPr>
           <w:rFonts w:ascii="Times New Roman" w:hAnsi="Times New Roman" w:cs="Times New Roman"/>
@@ -15536,39 +15627,9 @@
           <w:szCs w:val="24"/>
           <w:lang w:val="en-US" w:eastAsia="pt-BR"/>
         </w:rPr>
-        <w:t>-react"</w:t>
-      </w:r>
-      <w:r>
-        <w:rPr>
-          <w:rFonts w:ascii="Times New Roman" w:hAnsi="Times New Roman" w:cs="Times New Roman"/>
-          <w:color w:val="000000" w:themeColor="text1"/>
-          <w:sz w:val="24"/>
-          <w:szCs w:val="24"/>
-          <w:lang w:val="en-US" w:eastAsia="pt-BR"/>
-        </w:rPr>
-        <w:t>: "^0.577.0",</w:t>
-      </w:r>
-    </w:p>
-    <w:p>
-      <w:pPr>
-        <w:rPr>
-          <w:rFonts w:ascii="Times New Roman" w:hAnsi="Times New Roman" w:cs="Times New Roman"/>
-          <w:color w:val="000000" w:themeColor="text1"/>
-          <w:sz w:val="24"/>
-          <w:szCs w:val="24"/>
-          <w:lang w:val="en-US" w:eastAsia="pt-BR"/>
-        </w:rPr>
-      </w:pPr>
-      <w:r>
-        <w:rPr>
-          <w:rFonts w:ascii="Times New Roman" w:hAnsi="Times New Roman" w:cs="Times New Roman"/>
-          <w:color w:val="000000" w:themeColor="text1"/>
-          <w:sz w:val="24"/>
-          <w:szCs w:val="24"/>
-          <w:lang w:val="en-US" w:eastAsia="pt-BR"/>
-        </w:rPr>
-        <w:t xml:space="preserve">    </w:t>
-      </w:r>
+        <w:t>"react-</w:t>
+      </w:r>
+      <w:proofErr w:type="spellStart"/>
       <w:r>
         <w:rPr>
           <w:rFonts w:ascii="Times New Roman" w:hAnsi="Times New Roman" w:cs="Times New Roman"/>
@@ -15579,39 +15640,9 @@
           <w:szCs w:val="24"/>
           <w:lang w:val="en-US" w:eastAsia="pt-BR"/>
         </w:rPr>
-        <w:t>"react"</w:t>
-      </w:r>
-      <w:r>
-        <w:rPr>
-          <w:rFonts w:ascii="Times New Roman" w:hAnsi="Times New Roman" w:cs="Times New Roman"/>
-          <w:color w:val="000000" w:themeColor="text1"/>
-          <w:sz w:val="24"/>
-          <w:szCs w:val="24"/>
-          <w:lang w:val="en-US" w:eastAsia="pt-BR"/>
-        </w:rPr>
-        <w:t>: "^19.2.0",</w:t>
-      </w:r>
-    </w:p>
-    <w:p>
-      <w:pPr>
-        <w:rPr>
-          <w:rFonts w:ascii="Times New Roman" w:hAnsi="Times New Roman" w:cs="Times New Roman"/>
-          <w:color w:val="000000" w:themeColor="text1"/>
-          <w:sz w:val="24"/>
-          <w:szCs w:val="24"/>
-          <w:lang w:val="en-US" w:eastAsia="pt-BR"/>
-        </w:rPr>
-      </w:pPr>
-      <w:r>
-        <w:rPr>
-          <w:rFonts w:ascii="Times New Roman" w:hAnsi="Times New Roman" w:cs="Times New Roman"/>
-          <w:color w:val="000000" w:themeColor="text1"/>
-          <w:sz w:val="24"/>
-          <w:szCs w:val="24"/>
-          <w:lang w:val="en-US" w:eastAsia="pt-BR"/>
-        </w:rPr>
-        <w:t xml:space="preserve">    </w:t>
-      </w:r>
+        <w:t>dropzone</w:t>
+      </w:r>
+      <w:proofErr w:type="spellEnd"/>
       <w:r>
         <w:rPr>
           <w:rFonts w:ascii="Times New Roman" w:hAnsi="Times New Roman" w:cs="Times New Roman"/>
@@ -15624,7 +15655,37 @@
         </w:rPr>
         <w:t>"</w:t>
       </w:r>
-      <w:proofErr w:type="gramStart"/>
+      <w:r>
+        <w:rPr>
+          <w:rFonts w:ascii="Times New Roman" w:hAnsi="Times New Roman" w:cs="Times New Roman"/>
+          <w:color w:val="000000" w:themeColor="text1"/>
+          <w:sz w:val="24"/>
+          <w:szCs w:val="24"/>
+          <w:lang w:val="en-US" w:eastAsia="pt-BR"/>
+        </w:rPr>
+        <w:t>: "^15.0.0",</w:t>
+      </w:r>
+    </w:p>
+    <w:p>
+      <w:pPr>
+        <w:rPr>
+          <w:rFonts w:ascii="Times New Roman" w:hAnsi="Times New Roman" w:cs="Times New Roman"/>
+          <w:color w:val="000000" w:themeColor="text1"/>
+          <w:sz w:val="24"/>
+          <w:szCs w:val="24"/>
+          <w:lang w:val="en-US" w:eastAsia="pt-BR"/>
+        </w:rPr>
+      </w:pPr>
+      <w:r>
+        <w:rPr>
+          <w:rFonts w:ascii="Times New Roman" w:hAnsi="Times New Roman" w:cs="Times New Roman"/>
+          <w:color w:val="000000" w:themeColor="text1"/>
+          <w:sz w:val="24"/>
+          <w:szCs w:val="24"/>
+          <w:lang w:val="en-US" w:eastAsia="pt-BR"/>
+        </w:rPr>
+        <w:t xml:space="preserve">    </w:t>
+      </w:r>
       <w:r>
         <w:rPr>
           <w:rFonts w:ascii="Times New Roman" w:hAnsi="Times New Roman" w:cs="Times New Roman"/>
@@ -15635,9 +15696,39 @@
           <w:szCs w:val="24"/>
           <w:lang w:val="en-US" w:eastAsia="pt-BR"/>
         </w:rPr>
-        <w:t>react</w:t>
-      </w:r>
-      <w:proofErr w:type="gramEnd"/>
+        <w:t>"react-router"</w:t>
+      </w:r>
+      <w:r>
+        <w:rPr>
+          <w:rFonts w:ascii="Times New Roman" w:hAnsi="Times New Roman" w:cs="Times New Roman"/>
+          <w:color w:val="000000" w:themeColor="text1"/>
+          <w:sz w:val="24"/>
+          <w:szCs w:val="24"/>
+          <w:lang w:val="en-US" w:eastAsia="pt-BR"/>
+        </w:rPr>
+        <w:t>: "^7.13.1",</w:t>
+      </w:r>
+    </w:p>
+    <w:p>
+      <w:pPr>
+        <w:rPr>
+          <w:rFonts w:ascii="Times New Roman" w:hAnsi="Times New Roman" w:cs="Times New Roman"/>
+          <w:color w:val="000000" w:themeColor="text1"/>
+          <w:sz w:val="24"/>
+          <w:szCs w:val="24"/>
+          <w:lang w:val="en-US" w:eastAsia="pt-BR"/>
+        </w:rPr>
+      </w:pPr>
+      <w:r>
+        <w:rPr>
+          <w:rFonts w:ascii="Times New Roman" w:hAnsi="Times New Roman" w:cs="Times New Roman"/>
+          <w:color w:val="000000" w:themeColor="text1"/>
+          <w:sz w:val="24"/>
+          <w:szCs w:val="24"/>
+          <w:lang w:val="en-US" w:eastAsia="pt-BR"/>
+        </w:rPr>
+        <w:t xml:space="preserve">    </w:t>
+      </w:r>
       <w:r>
         <w:rPr>
           <w:rFonts w:ascii="Times New Roman" w:hAnsi="Times New Roman" w:cs="Times New Roman"/>
@@ -15648,39 +15739,9 @@
           <w:szCs w:val="24"/>
           <w:lang w:val="en-US" w:eastAsia="pt-BR"/>
         </w:rPr>
-        <w:t>-bootstrap"</w:t>
-      </w:r>
-      <w:r>
-        <w:rPr>
-          <w:rFonts w:ascii="Times New Roman" w:hAnsi="Times New Roman" w:cs="Times New Roman"/>
-          <w:color w:val="000000" w:themeColor="text1"/>
-          <w:sz w:val="24"/>
-          <w:szCs w:val="24"/>
-          <w:lang w:val="en-US" w:eastAsia="pt-BR"/>
-        </w:rPr>
-        <w:t>: "^2.10.10",</w:t>
-      </w:r>
-    </w:p>
-    <w:p>
-      <w:pPr>
-        <w:rPr>
-          <w:rFonts w:ascii="Times New Roman" w:hAnsi="Times New Roman" w:cs="Times New Roman"/>
-          <w:color w:val="000000" w:themeColor="text1"/>
-          <w:sz w:val="24"/>
-          <w:szCs w:val="24"/>
-          <w:lang w:val="en-US" w:eastAsia="pt-BR"/>
-        </w:rPr>
-      </w:pPr>
-      <w:r>
-        <w:rPr>
-          <w:rFonts w:ascii="Times New Roman" w:hAnsi="Times New Roman" w:cs="Times New Roman"/>
-          <w:color w:val="000000" w:themeColor="text1"/>
-          <w:sz w:val="24"/>
-          <w:szCs w:val="24"/>
-          <w:lang w:val="en-US" w:eastAsia="pt-BR"/>
-        </w:rPr>
-        <w:t xml:space="preserve">    </w:t>
-      </w:r>
+        <w:t>"react-</w:t>
+      </w:r>
+      <w:proofErr w:type="spellStart"/>
       <w:r>
         <w:rPr>
           <w:rFonts w:ascii="Times New Roman" w:hAnsi="Times New Roman" w:cs="Times New Roman"/>
@@ -15691,9 +15752,9 @@
           <w:szCs w:val="24"/>
           <w:lang w:val="en-US" w:eastAsia="pt-BR"/>
         </w:rPr>
-        <w:t>"</w:t>
-      </w:r>
-      <w:proofErr w:type="gramStart"/>
+        <w:t>toastify</w:t>
+      </w:r>
+      <w:proofErr w:type="spellEnd"/>
       <w:r>
         <w:rPr>
           <w:rFonts w:ascii="Times New Roman" w:hAnsi="Times New Roman" w:cs="Times New Roman"/>
@@ -15704,9 +15765,39 @@
           <w:szCs w:val="24"/>
           <w:lang w:val="en-US" w:eastAsia="pt-BR"/>
         </w:rPr>
-        <w:t>react</w:t>
-      </w:r>
-      <w:proofErr w:type="gramEnd"/>
+        <w:t>"</w:t>
+      </w:r>
+      <w:r>
+        <w:rPr>
+          <w:rFonts w:ascii="Times New Roman" w:hAnsi="Times New Roman" w:cs="Times New Roman"/>
+          <w:color w:val="000000" w:themeColor="text1"/>
+          <w:sz w:val="24"/>
+          <w:szCs w:val="24"/>
+          <w:lang w:val="en-US" w:eastAsia="pt-BR"/>
+        </w:rPr>
+        <w:t>: "^11.0.5",</w:t>
+      </w:r>
+    </w:p>
+    <w:p>
+      <w:pPr>
+        <w:rPr>
+          <w:rFonts w:ascii="Times New Roman" w:hAnsi="Times New Roman" w:cs="Times New Roman"/>
+          <w:color w:val="000000" w:themeColor="text1"/>
+          <w:sz w:val="24"/>
+          <w:szCs w:val="24"/>
+          <w:lang w:val="en-US" w:eastAsia="pt-BR"/>
+        </w:rPr>
+      </w:pPr>
+      <w:r>
+        <w:rPr>
+          <w:rFonts w:ascii="Times New Roman" w:hAnsi="Times New Roman" w:cs="Times New Roman"/>
+          <w:color w:val="000000" w:themeColor="text1"/>
+          <w:sz w:val="24"/>
+          <w:szCs w:val="24"/>
+          <w:lang w:val="en-US" w:eastAsia="pt-BR"/>
+        </w:rPr>
+        <w:t xml:space="preserve">    </w:t>
+      </w:r>
       <w:r>
         <w:rPr>
           <w:rFonts w:ascii="Times New Roman" w:hAnsi="Times New Roman" w:cs="Times New Roman"/>
@@ -15717,9 +15808,39 @@
           <w:szCs w:val="24"/>
           <w:lang w:val="en-US" w:eastAsia="pt-BR"/>
         </w:rPr>
-        <w:t>-</w:t>
-      </w:r>
-      <w:proofErr w:type="spellStart"/>
+        <w:t>"recharts"</w:t>
+      </w:r>
+      <w:r>
+        <w:rPr>
+          <w:rFonts w:ascii="Times New Roman" w:hAnsi="Times New Roman" w:cs="Times New Roman"/>
+          <w:color w:val="000000" w:themeColor="text1"/>
+          <w:sz w:val="24"/>
+          <w:szCs w:val="24"/>
+          <w:lang w:val="en-US" w:eastAsia="pt-BR"/>
+        </w:rPr>
+        <w:t>: "^3.8.0",</w:t>
+      </w:r>
+    </w:p>
+    <w:p>
+      <w:pPr>
+        <w:rPr>
+          <w:rFonts w:ascii="Times New Roman" w:hAnsi="Times New Roman" w:cs="Times New Roman"/>
+          <w:color w:val="000000" w:themeColor="text1"/>
+          <w:sz w:val="24"/>
+          <w:szCs w:val="24"/>
+          <w:lang w:val="en-US" w:eastAsia="pt-BR"/>
+        </w:rPr>
+      </w:pPr>
+      <w:r>
+        <w:rPr>
+          <w:rFonts w:ascii="Times New Roman" w:hAnsi="Times New Roman" w:cs="Times New Roman"/>
+          <w:color w:val="000000" w:themeColor="text1"/>
+          <w:sz w:val="24"/>
+          <w:szCs w:val="24"/>
+          <w:lang w:val="en-US" w:eastAsia="pt-BR"/>
+        </w:rPr>
+        <w:t xml:space="preserve">    </w:t>
+      </w:r>
       <w:r>
         <w:rPr>
           <w:rFonts w:ascii="Times New Roman" w:hAnsi="Times New Roman" w:cs="Times New Roman"/>
@@ -15730,9 +15851,9 @@
           <w:szCs w:val="24"/>
           <w:lang w:val="en-US" w:eastAsia="pt-BR"/>
         </w:rPr>
-        <w:t>dom</w:t>
-      </w:r>
-      <w:proofErr w:type="spellEnd"/>
+        <w:t>"</w:t>
+      </w:r>
+      <w:proofErr w:type="spellStart"/>
       <w:r>
         <w:rPr>
           <w:rFonts w:ascii="Times New Roman" w:hAnsi="Times New Roman" w:cs="Times New Roman"/>
@@ -15743,39 +15864,9 @@
           <w:szCs w:val="24"/>
           <w:lang w:val="en-US" w:eastAsia="pt-BR"/>
         </w:rPr>
-        <w:t>"</w:t>
-      </w:r>
-      <w:r>
-        <w:rPr>
-          <w:rFonts w:ascii="Times New Roman" w:hAnsi="Times New Roman" w:cs="Times New Roman"/>
-          <w:color w:val="000000" w:themeColor="text1"/>
-          <w:sz w:val="24"/>
-          <w:szCs w:val="24"/>
-          <w:lang w:val="en-US" w:eastAsia="pt-BR"/>
-        </w:rPr>
-        <w:t>: "^19.2.0",</w:t>
-      </w:r>
-    </w:p>
-    <w:p>
-      <w:pPr>
-        <w:rPr>
-          <w:rFonts w:ascii="Times New Roman" w:hAnsi="Times New Roman" w:cs="Times New Roman"/>
-          <w:color w:val="000000" w:themeColor="text1"/>
-          <w:sz w:val="24"/>
-          <w:szCs w:val="24"/>
-          <w:lang w:val="en-US" w:eastAsia="pt-BR"/>
-        </w:rPr>
-      </w:pPr>
-      <w:r>
-        <w:rPr>
-          <w:rFonts w:ascii="Times New Roman" w:hAnsi="Times New Roman" w:cs="Times New Roman"/>
-          <w:color w:val="000000" w:themeColor="text1"/>
-          <w:sz w:val="24"/>
-          <w:szCs w:val="24"/>
-          <w:lang w:val="en-US" w:eastAsia="pt-BR"/>
-        </w:rPr>
-        <w:t xml:space="preserve">    </w:t>
-      </w:r>
+        <w:t>shadcn</w:t>
+      </w:r>
+      <w:proofErr w:type="spellEnd"/>
       <w:r>
         <w:rPr>
           <w:rFonts w:ascii="Times New Roman" w:hAnsi="Times New Roman" w:cs="Times New Roman"/>
@@ -15788,7 +15879,59 @@
         </w:rPr>
         <w:t>"</w:t>
       </w:r>
-      <w:proofErr w:type="gramStart"/>
+      <w:r>
+        <w:rPr>
+          <w:rFonts w:ascii="Times New Roman" w:hAnsi="Times New Roman" w:cs="Times New Roman"/>
+          <w:color w:val="000000" w:themeColor="text1"/>
+          <w:sz w:val="24"/>
+          <w:szCs w:val="24"/>
+          <w:lang w:val="en-US" w:eastAsia="pt-BR"/>
+        </w:rPr>
+        <w:t>: "^4.0.6"</w:t>
+      </w:r>
+    </w:p>
+    <w:p>
+      <w:pPr>
+        <w:rPr>
+          <w:rFonts w:ascii="Times New Roman" w:hAnsi="Times New Roman" w:cs="Times New Roman"/>
+          <w:color w:val="000000" w:themeColor="text1"/>
+          <w:sz w:val="24"/>
+          <w:szCs w:val="24"/>
+          <w:lang w:val="en-US" w:eastAsia="pt-BR"/>
+        </w:rPr>
+      </w:pPr>
+      <w:r>
+        <w:rPr>
+          <w:rFonts w:ascii="Times New Roman" w:hAnsi="Times New Roman" w:cs="Times New Roman"/>
+          <w:color w:val="000000" w:themeColor="text1"/>
+          <w:sz w:val="24"/>
+          <w:szCs w:val="24"/>
+          <w:lang w:val="en-US" w:eastAsia="pt-BR"/>
+        </w:rPr>
+        <w:t>  },</w:t>
+      </w:r>
+    </w:p>
+    <w:p>
+      <w:pPr>
+        <w:rPr>
+          <w:rFonts w:ascii="Times New Roman" w:hAnsi="Times New Roman" w:cs="Times New Roman"/>
+          <w:color w:val="000000" w:themeColor="text1"/>
+          <w:sz w:val="24"/>
+          <w:szCs w:val="24"/>
+          <w:lang w:val="en-US" w:eastAsia="pt-BR"/>
+        </w:rPr>
+      </w:pPr>
+      <w:r>
+        <w:rPr>
+          <w:rFonts w:ascii="Times New Roman" w:hAnsi="Times New Roman" w:cs="Times New Roman"/>
+          <w:color w:val="000000" w:themeColor="text1"/>
+          <w:sz w:val="24"/>
+          <w:szCs w:val="24"/>
+          <w:lang w:val="en-US" w:eastAsia="pt-BR"/>
+        </w:rPr>
+        <w:lastRenderedPageBreak/>
+        <w:t xml:space="preserve">  </w:t>
+      </w:r>
       <w:r>
         <w:rPr>
           <w:rFonts w:ascii="Times New Roman" w:hAnsi="Times New Roman" w:cs="Times New Roman"/>
@@ -15799,9 +15942,9 @@
           <w:szCs w:val="24"/>
           <w:lang w:val="en-US" w:eastAsia="pt-BR"/>
         </w:rPr>
-        <w:t>react</w:t>
-      </w:r>
-      <w:proofErr w:type="gramEnd"/>
+        <w:t>"</w:t>
+      </w:r>
+      <w:proofErr w:type="spellStart"/>
       <w:r>
         <w:rPr>
           <w:rFonts w:ascii="Times New Roman" w:hAnsi="Times New Roman" w:cs="Times New Roman"/>
@@ -15812,9 +15955,9 @@
           <w:szCs w:val="24"/>
           <w:lang w:val="en-US" w:eastAsia="pt-BR"/>
         </w:rPr>
-        <w:t>-</w:t>
-      </w:r>
-      <w:proofErr w:type="spellStart"/>
+        <w:t>devDependencies</w:t>
+      </w:r>
+      <w:proofErr w:type="spellEnd"/>
       <w:r>
         <w:rPr>
           <w:rFonts w:ascii="Times New Roman" w:hAnsi="Times New Roman" w:cs="Times New Roman"/>
@@ -15825,9 +15968,39 @@
           <w:szCs w:val="24"/>
           <w:lang w:val="en-US" w:eastAsia="pt-BR"/>
         </w:rPr>
-        <w:t>dropzone</w:t>
-      </w:r>
-      <w:proofErr w:type="spellEnd"/>
+        <w:t>"</w:t>
+      </w:r>
+      <w:r>
+        <w:rPr>
+          <w:rFonts w:ascii="Times New Roman" w:hAnsi="Times New Roman" w:cs="Times New Roman"/>
+          <w:color w:val="000000" w:themeColor="text1"/>
+          <w:sz w:val="24"/>
+          <w:szCs w:val="24"/>
+          <w:lang w:val="en-US" w:eastAsia="pt-BR"/>
+        </w:rPr>
+        <w:t>: {</w:t>
+      </w:r>
+    </w:p>
+    <w:p>
+      <w:pPr>
+        <w:rPr>
+          <w:rFonts w:ascii="Times New Roman" w:hAnsi="Times New Roman" w:cs="Times New Roman"/>
+          <w:color w:val="000000" w:themeColor="text1"/>
+          <w:sz w:val="24"/>
+          <w:szCs w:val="24"/>
+          <w:lang w:val="en-US" w:eastAsia="pt-BR"/>
+        </w:rPr>
+      </w:pPr>
+      <w:r>
+        <w:rPr>
+          <w:rFonts w:ascii="Times New Roman" w:hAnsi="Times New Roman" w:cs="Times New Roman"/>
+          <w:color w:val="000000" w:themeColor="text1"/>
+          <w:sz w:val="24"/>
+          <w:szCs w:val="24"/>
+          <w:lang w:val="en-US" w:eastAsia="pt-BR"/>
+        </w:rPr>
+        <w:t xml:space="preserve">    </w:t>
+      </w:r>
       <w:r>
         <w:rPr>
           <w:rFonts w:ascii="Times New Roman" w:hAnsi="Times New Roman" w:cs="Times New Roman"/>
@@ -15838,39 +16011,9 @@
           <w:szCs w:val="24"/>
           <w:lang w:val="en-US" w:eastAsia="pt-BR"/>
         </w:rPr>
-        <w:t>"</w:t>
-      </w:r>
-      <w:r>
-        <w:rPr>
-          <w:rFonts w:ascii="Times New Roman" w:hAnsi="Times New Roman" w:cs="Times New Roman"/>
-          <w:color w:val="000000" w:themeColor="text1"/>
-          <w:sz w:val="24"/>
-          <w:szCs w:val="24"/>
-          <w:lang w:val="en-US" w:eastAsia="pt-BR"/>
-        </w:rPr>
-        <w:t>: "^15.0.0",</w:t>
-      </w:r>
-    </w:p>
-    <w:p>
-      <w:pPr>
-        <w:rPr>
-          <w:rFonts w:ascii="Times New Roman" w:hAnsi="Times New Roman" w:cs="Times New Roman"/>
-          <w:color w:val="000000" w:themeColor="text1"/>
-          <w:sz w:val="24"/>
-          <w:szCs w:val="24"/>
-          <w:lang w:val="en-US" w:eastAsia="pt-BR"/>
-        </w:rPr>
-      </w:pPr>
-      <w:r>
-        <w:rPr>
-          <w:rFonts w:ascii="Times New Roman" w:hAnsi="Times New Roman" w:cs="Times New Roman"/>
-          <w:color w:val="000000" w:themeColor="text1"/>
-          <w:sz w:val="24"/>
-          <w:szCs w:val="24"/>
-          <w:lang w:val="en-US" w:eastAsia="pt-BR"/>
-        </w:rPr>
-        <w:t xml:space="preserve">    </w:t>
-      </w:r>
+        <w:t>"@</w:t>
+      </w:r>
+      <w:proofErr w:type="spellStart"/>
       <w:r>
         <w:rPr>
           <w:rFonts w:ascii="Times New Roman" w:hAnsi="Times New Roman" w:cs="Times New Roman"/>
@@ -15881,9 +16024,9 @@
           <w:szCs w:val="24"/>
           <w:lang w:val="en-US" w:eastAsia="pt-BR"/>
         </w:rPr>
-        <w:t>"</w:t>
-      </w:r>
-      <w:proofErr w:type="gramStart"/>
+        <w:t>eslint</w:t>
+      </w:r>
+      <w:proofErr w:type="spellEnd"/>
       <w:r>
         <w:rPr>
           <w:rFonts w:ascii="Times New Roman" w:hAnsi="Times New Roman" w:cs="Times New Roman"/>
@@ -15894,9 +16037,9 @@
           <w:szCs w:val="24"/>
           <w:lang w:val="en-US" w:eastAsia="pt-BR"/>
         </w:rPr>
-        <w:t>react</w:t>
-      </w:r>
-      <w:proofErr w:type="gramEnd"/>
+        <w:t>/</w:t>
+      </w:r>
+      <w:proofErr w:type="spellStart"/>
       <w:r>
         <w:rPr>
           <w:rFonts w:ascii="Times New Roman" w:hAnsi="Times New Roman" w:cs="Times New Roman"/>
@@ -15907,39 +16050,9 @@
           <w:szCs w:val="24"/>
           <w:lang w:val="en-US" w:eastAsia="pt-BR"/>
         </w:rPr>
-        <w:t>-router"</w:t>
-      </w:r>
-      <w:r>
-        <w:rPr>
-          <w:rFonts w:ascii="Times New Roman" w:hAnsi="Times New Roman" w:cs="Times New Roman"/>
-          <w:color w:val="000000" w:themeColor="text1"/>
-          <w:sz w:val="24"/>
-          <w:szCs w:val="24"/>
-          <w:lang w:val="en-US" w:eastAsia="pt-BR"/>
-        </w:rPr>
-        <w:t>: "^7.13.1",</w:t>
-      </w:r>
-    </w:p>
-    <w:p>
-      <w:pPr>
-        <w:rPr>
-          <w:rFonts w:ascii="Times New Roman" w:hAnsi="Times New Roman" w:cs="Times New Roman"/>
-          <w:color w:val="000000" w:themeColor="text1"/>
-          <w:sz w:val="24"/>
-          <w:szCs w:val="24"/>
-          <w:lang w:val="en-US" w:eastAsia="pt-BR"/>
-        </w:rPr>
-      </w:pPr>
-      <w:r>
-        <w:rPr>
-          <w:rFonts w:ascii="Times New Roman" w:hAnsi="Times New Roman" w:cs="Times New Roman"/>
-          <w:color w:val="000000" w:themeColor="text1"/>
-          <w:sz w:val="24"/>
-          <w:szCs w:val="24"/>
-          <w:lang w:val="en-US" w:eastAsia="pt-BR"/>
-        </w:rPr>
-        <w:t xml:space="preserve">    </w:t>
-      </w:r>
+        <w:t>js</w:t>
+      </w:r>
+      <w:proofErr w:type="spellEnd"/>
       <w:r>
         <w:rPr>
           <w:rFonts w:ascii="Times New Roman" w:hAnsi="Times New Roman" w:cs="Times New Roman"/>
@@ -15952,7 +16065,37 @@
         </w:rPr>
         <w:t>"</w:t>
       </w:r>
-      <w:proofErr w:type="gramStart"/>
+      <w:r>
+        <w:rPr>
+          <w:rFonts w:ascii="Times New Roman" w:hAnsi="Times New Roman" w:cs="Times New Roman"/>
+          <w:color w:val="000000" w:themeColor="text1"/>
+          <w:sz w:val="24"/>
+          <w:szCs w:val="24"/>
+          <w:lang w:val="en-US" w:eastAsia="pt-BR"/>
+        </w:rPr>
+        <w:t>: "^9.39.1",</w:t>
+      </w:r>
+    </w:p>
+    <w:p>
+      <w:pPr>
+        <w:rPr>
+          <w:rFonts w:ascii="Times New Roman" w:hAnsi="Times New Roman" w:cs="Times New Roman"/>
+          <w:color w:val="000000" w:themeColor="text1"/>
+          <w:sz w:val="24"/>
+          <w:szCs w:val="24"/>
+          <w:lang w:val="en-US" w:eastAsia="pt-BR"/>
+        </w:rPr>
+      </w:pPr>
+      <w:r>
+        <w:rPr>
+          <w:rFonts w:ascii="Times New Roman" w:hAnsi="Times New Roman" w:cs="Times New Roman"/>
+          <w:color w:val="000000" w:themeColor="text1"/>
+          <w:sz w:val="24"/>
+          <w:szCs w:val="24"/>
+          <w:lang w:val="en-US" w:eastAsia="pt-BR"/>
+        </w:rPr>
+        <w:t xml:space="preserve">    </w:t>
+      </w:r>
       <w:r>
         <w:rPr>
           <w:rFonts w:ascii="Times New Roman" w:hAnsi="Times New Roman" w:cs="Times New Roman"/>
@@ -15963,9 +16106,39 @@
           <w:szCs w:val="24"/>
           <w:lang w:val="en-US" w:eastAsia="pt-BR"/>
         </w:rPr>
-        <w:t>react</w:t>
-      </w:r>
-      <w:proofErr w:type="gramEnd"/>
+        <w:t>"@types/node"</w:t>
+      </w:r>
+      <w:r>
+        <w:rPr>
+          <w:rFonts w:ascii="Times New Roman" w:hAnsi="Times New Roman" w:cs="Times New Roman"/>
+          <w:color w:val="000000" w:themeColor="text1"/>
+          <w:sz w:val="24"/>
+          <w:szCs w:val="24"/>
+          <w:lang w:val="en-US" w:eastAsia="pt-BR"/>
+        </w:rPr>
+        <w:t>: "^25.5.0",</w:t>
+      </w:r>
+    </w:p>
+    <w:p>
+      <w:pPr>
+        <w:rPr>
+          <w:rFonts w:ascii="Times New Roman" w:hAnsi="Times New Roman" w:cs="Times New Roman"/>
+          <w:color w:val="000000" w:themeColor="text1"/>
+          <w:sz w:val="24"/>
+          <w:szCs w:val="24"/>
+          <w:lang w:val="en-US" w:eastAsia="pt-BR"/>
+        </w:rPr>
+      </w:pPr>
+      <w:r>
+        <w:rPr>
+          <w:rFonts w:ascii="Times New Roman" w:hAnsi="Times New Roman" w:cs="Times New Roman"/>
+          <w:color w:val="000000" w:themeColor="text1"/>
+          <w:sz w:val="24"/>
+          <w:szCs w:val="24"/>
+          <w:lang w:val="en-US" w:eastAsia="pt-BR"/>
+        </w:rPr>
+        <w:t xml:space="preserve">    </w:t>
+      </w:r>
       <w:r>
         <w:rPr>
           <w:rFonts w:ascii="Times New Roman" w:hAnsi="Times New Roman" w:cs="Times New Roman"/>
@@ -15976,9 +16149,39 @@
           <w:szCs w:val="24"/>
           <w:lang w:val="en-US" w:eastAsia="pt-BR"/>
         </w:rPr>
-        <w:t>-</w:t>
-      </w:r>
-      <w:proofErr w:type="spellStart"/>
+        <w:t>"@types/react"</w:t>
+      </w:r>
+      <w:r>
+        <w:rPr>
+          <w:rFonts w:ascii="Times New Roman" w:hAnsi="Times New Roman" w:cs="Times New Roman"/>
+          <w:color w:val="000000" w:themeColor="text1"/>
+          <w:sz w:val="24"/>
+          <w:szCs w:val="24"/>
+          <w:lang w:val="en-US" w:eastAsia="pt-BR"/>
+        </w:rPr>
+        <w:t>: "^19.2.7",</w:t>
+      </w:r>
+    </w:p>
+    <w:p>
+      <w:pPr>
+        <w:rPr>
+          <w:rFonts w:ascii="Times New Roman" w:hAnsi="Times New Roman" w:cs="Times New Roman"/>
+          <w:color w:val="000000" w:themeColor="text1"/>
+          <w:sz w:val="24"/>
+          <w:szCs w:val="24"/>
+          <w:lang w:val="en-US" w:eastAsia="pt-BR"/>
+        </w:rPr>
+      </w:pPr>
+      <w:r>
+        <w:rPr>
+          <w:rFonts w:ascii="Times New Roman" w:hAnsi="Times New Roman" w:cs="Times New Roman"/>
+          <w:color w:val="000000" w:themeColor="text1"/>
+          <w:sz w:val="24"/>
+          <w:szCs w:val="24"/>
+          <w:lang w:val="en-US" w:eastAsia="pt-BR"/>
+        </w:rPr>
+        <w:t xml:space="preserve">    </w:t>
+      </w:r>
       <w:r>
         <w:rPr>
           <w:rFonts w:ascii="Times New Roman" w:hAnsi="Times New Roman" w:cs="Times New Roman"/>
@@ -15989,9 +16192,9 @@
           <w:szCs w:val="24"/>
           <w:lang w:val="en-US" w:eastAsia="pt-BR"/>
         </w:rPr>
-        <w:t>toastify</w:t>
-      </w:r>
-      <w:proofErr w:type="spellEnd"/>
+        <w:t>"@types/react-</w:t>
+      </w:r>
+      <w:proofErr w:type="spellStart"/>
       <w:r>
         <w:rPr>
           <w:rFonts w:ascii="Times New Roman" w:hAnsi="Times New Roman" w:cs="Times New Roman"/>
@@ -16002,39 +16205,9 @@
           <w:szCs w:val="24"/>
           <w:lang w:val="en-US" w:eastAsia="pt-BR"/>
         </w:rPr>
-        <w:t>"</w:t>
-      </w:r>
-      <w:r>
-        <w:rPr>
-          <w:rFonts w:ascii="Times New Roman" w:hAnsi="Times New Roman" w:cs="Times New Roman"/>
-          <w:color w:val="000000" w:themeColor="text1"/>
-          <w:sz w:val="24"/>
-          <w:szCs w:val="24"/>
-          <w:lang w:val="en-US" w:eastAsia="pt-BR"/>
-        </w:rPr>
-        <w:t>: "^11.0.5",</w:t>
-      </w:r>
-    </w:p>
-    <w:p>
-      <w:pPr>
-        <w:rPr>
-          <w:rFonts w:ascii="Times New Roman" w:hAnsi="Times New Roman" w:cs="Times New Roman"/>
-          <w:color w:val="000000" w:themeColor="text1"/>
-          <w:sz w:val="24"/>
-          <w:szCs w:val="24"/>
-          <w:lang w:val="en-US" w:eastAsia="pt-BR"/>
-        </w:rPr>
-      </w:pPr>
-      <w:r>
-        <w:rPr>
-          <w:rFonts w:ascii="Times New Roman" w:hAnsi="Times New Roman" w:cs="Times New Roman"/>
-          <w:color w:val="000000" w:themeColor="text1"/>
-          <w:sz w:val="24"/>
-          <w:szCs w:val="24"/>
-          <w:lang w:val="en-US" w:eastAsia="pt-BR"/>
-        </w:rPr>
-        <w:t xml:space="preserve">    </w:t>
-      </w:r>
+        <w:t>dom</w:t>
+      </w:r>
+      <w:proofErr w:type="spellEnd"/>
       <w:r>
         <w:rPr>
           <w:rFonts w:ascii="Times New Roman" w:hAnsi="Times New Roman" w:cs="Times New Roman"/>
@@ -16045,17 +16218,17 @@
           <w:szCs w:val="24"/>
           <w:lang w:val="en-US" w:eastAsia="pt-BR"/>
         </w:rPr>
-        <w:t>"recharts"</w:t>
-      </w:r>
-      <w:r>
-        <w:rPr>
-          <w:rFonts w:ascii="Times New Roman" w:hAnsi="Times New Roman" w:cs="Times New Roman"/>
-          <w:color w:val="000000" w:themeColor="text1"/>
-          <w:sz w:val="24"/>
-          <w:szCs w:val="24"/>
-          <w:lang w:val="en-US" w:eastAsia="pt-BR"/>
-        </w:rPr>
-        <w:t>: "^3.8.0",</w:t>
+        <w:t>"</w:t>
+      </w:r>
+      <w:r>
+        <w:rPr>
+          <w:rFonts w:ascii="Times New Roman" w:hAnsi="Times New Roman" w:cs="Times New Roman"/>
+          <w:color w:val="000000" w:themeColor="text1"/>
+          <w:sz w:val="24"/>
+          <w:szCs w:val="24"/>
+          <w:lang w:val="en-US" w:eastAsia="pt-BR"/>
+        </w:rPr>
+        <w:t>: "^19.2.3",</w:t>
       </w:r>
     </w:p>
     <w:p>
@@ -16088,7 +16261,7 @@
           <w:szCs w:val="24"/>
           <w:lang w:val="en-US" w:eastAsia="pt-BR"/>
         </w:rPr>
-        <w:t>"</w:t>
+        <w:t>"@</w:t>
       </w:r>
       <w:proofErr w:type="spellStart"/>
       <w:r>
@@ -16101,7 +16274,7 @@
           <w:szCs w:val="24"/>
           <w:lang w:val="en-US" w:eastAsia="pt-BR"/>
         </w:rPr>
-        <w:t>shadcn</w:t>
+        <w:t>vitejs</w:t>
       </w:r>
       <w:proofErr w:type="spellEnd"/>
       <w:r>
@@ -16114,60 +16287,38 @@
           <w:szCs w:val="24"/>
           <w:lang w:val="en-US" w:eastAsia="pt-BR"/>
         </w:rPr>
-        <w:t>"</w:t>
-      </w:r>
-      <w:r>
-        <w:rPr>
-          <w:rFonts w:ascii="Times New Roman" w:hAnsi="Times New Roman" w:cs="Times New Roman"/>
-          <w:color w:val="000000" w:themeColor="text1"/>
-          <w:sz w:val="24"/>
-          <w:szCs w:val="24"/>
-          <w:lang w:val="en-US" w:eastAsia="pt-BR"/>
-        </w:rPr>
-        <w:t>: "^4.0.6"</w:t>
-      </w:r>
-    </w:p>
-    <w:p>
-      <w:pPr>
-        <w:rPr>
-          <w:rFonts w:ascii="Times New Roman" w:hAnsi="Times New Roman" w:cs="Times New Roman"/>
-          <w:color w:val="000000" w:themeColor="text1"/>
-          <w:sz w:val="24"/>
-          <w:szCs w:val="24"/>
-          <w:lang w:val="en-US" w:eastAsia="pt-BR"/>
-        </w:rPr>
-      </w:pPr>
-      <w:r>
-        <w:rPr>
-          <w:rFonts w:ascii="Times New Roman" w:hAnsi="Times New Roman" w:cs="Times New Roman"/>
-          <w:color w:val="000000" w:themeColor="text1"/>
-          <w:sz w:val="24"/>
-          <w:szCs w:val="24"/>
-          <w:lang w:val="en-US" w:eastAsia="pt-BR"/>
-        </w:rPr>
-        <w:t>  },</w:t>
-      </w:r>
-    </w:p>
-    <w:p>
-      <w:pPr>
-        <w:rPr>
-          <w:rFonts w:ascii="Times New Roman" w:hAnsi="Times New Roman" w:cs="Times New Roman"/>
-          <w:color w:val="000000" w:themeColor="text1"/>
-          <w:sz w:val="24"/>
-          <w:szCs w:val="24"/>
-          <w:lang w:val="en-US" w:eastAsia="pt-BR"/>
-        </w:rPr>
-      </w:pPr>
-      <w:r>
-        <w:rPr>
-          <w:rFonts w:ascii="Times New Roman" w:hAnsi="Times New Roman" w:cs="Times New Roman"/>
-          <w:color w:val="000000" w:themeColor="text1"/>
-          <w:sz w:val="24"/>
-          <w:szCs w:val="24"/>
-          <w:lang w:val="en-US" w:eastAsia="pt-BR"/>
-        </w:rPr>
-        <w:lastRenderedPageBreak/>
-        <w:t xml:space="preserve">  </w:t>
+        <w:t>/plugin-react"</w:t>
+      </w:r>
+      <w:r>
+        <w:rPr>
+          <w:rFonts w:ascii="Times New Roman" w:hAnsi="Times New Roman" w:cs="Times New Roman"/>
+          <w:color w:val="000000" w:themeColor="text1"/>
+          <w:sz w:val="24"/>
+          <w:szCs w:val="24"/>
+          <w:lang w:val="en-US" w:eastAsia="pt-BR"/>
+        </w:rPr>
+        <w:t>: "^5.1.1",</w:t>
+      </w:r>
+    </w:p>
+    <w:p>
+      <w:pPr>
+        <w:rPr>
+          <w:rFonts w:ascii="Times New Roman" w:hAnsi="Times New Roman" w:cs="Times New Roman"/>
+          <w:color w:val="000000" w:themeColor="text1"/>
+          <w:sz w:val="24"/>
+          <w:szCs w:val="24"/>
+          <w:lang w:val="en-US" w:eastAsia="pt-BR"/>
+        </w:rPr>
+      </w:pPr>
+      <w:r>
+        <w:rPr>
+          <w:rFonts w:ascii="Times New Roman" w:hAnsi="Times New Roman" w:cs="Times New Roman"/>
+          <w:color w:val="000000" w:themeColor="text1"/>
+          <w:sz w:val="24"/>
+          <w:szCs w:val="24"/>
+          <w:lang w:val="en-US" w:eastAsia="pt-BR"/>
+        </w:rPr>
+        <w:t xml:space="preserve">    </w:t>
       </w:r>
       <w:r>
         <w:rPr>
@@ -16192,10 +16343,9 @@
           <w:szCs w:val="24"/>
           <w:lang w:val="en-US" w:eastAsia="pt-BR"/>
         </w:rPr>
-        <w:t>devDependencies</w:t>
+        <w:t>autoprefixer</w:t>
       </w:r>
       <w:proofErr w:type="spellEnd"/>
-      <w:proofErr w:type="gramStart"/>
       <w:r>
         <w:rPr>
           <w:rFonts w:ascii="Times New Roman" w:hAnsi="Times New Roman" w:cs="Times New Roman"/>
@@ -16216,9 +16366,8 @@
           <w:szCs w:val="24"/>
           <w:lang w:val="en-US" w:eastAsia="pt-BR"/>
         </w:rPr>
-        <w:t>: {</w:t>
-      </w:r>
-      <w:proofErr w:type="gramEnd"/>
+        <w:t>: "^10.4.27",</w:t>
+      </w:r>
     </w:p>
     <w:p>
       <w:pPr>
@@ -16250,7 +16399,7 @@
           <w:szCs w:val="24"/>
           <w:lang w:val="en-US" w:eastAsia="pt-BR"/>
         </w:rPr>
-        <w:t>"@</w:t>
+        <w:t>"</w:t>
       </w:r>
       <w:proofErr w:type="spellStart"/>
       <w:r>
@@ -16276,9 +16425,39 @@
           <w:szCs w:val="24"/>
           <w:lang w:val="en-US" w:eastAsia="pt-BR"/>
         </w:rPr>
-        <w:t>/</w:t>
-      </w:r>
-      <w:proofErr w:type="spellStart"/>
+        <w:t>"</w:t>
+      </w:r>
+      <w:r>
+        <w:rPr>
+          <w:rFonts w:ascii="Times New Roman" w:hAnsi="Times New Roman" w:cs="Times New Roman"/>
+          <w:color w:val="000000" w:themeColor="text1"/>
+          <w:sz w:val="24"/>
+          <w:szCs w:val="24"/>
+          <w:lang w:val="en-US" w:eastAsia="pt-BR"/>
+        </w:rPr>
+        <w:t>: "^9.39.1",</w:t>
+      </w:r>
+    </w:p>
+    <w:p>
+      <w:pPr>
+        <w:rPr>
+          <w:rFonts w:ascii="Times New Roman" w:hAnsi="Times New Roman" w:cs="Times New Roman"/>
+          <w:color w:val="000000" w:themeColor="text1"/>
+          <w:sz w:val="24"/>
+          <w:szCs w:val="24"/>
+          <w:lang w:val="en-US" w:eastAsia="pt-BR"/>
+        </w:rPr>
+      </w:pPr>
+      <w:r>
+        <w:rPr>
+          <w:rFonts w:ascii="Times New Roman" w:hAnsi="Times New Roman" w:cs="Times New Roman"/>
+          <w:color w:val="000000" w:themeColor="text1"/>
+          <w:sz w:val="24"/>
+          <w:szCs w:val="24"/>
+          <w:lang w:val="en-US" w:eastAsia="pt-BR"/>
+        </w:rPr>
+        <w:t xml:space="preserve">    </w:t>
+      </w:r>
       <w:r>
         <w:rPr>
           <w:rFonts w:ascii="Times New Roman" w:hAnsi="Times New Roman" w:cs="Times New Roman"/>
@@ -16289,9 +16468,9 @@
           <w:szCs w:val="24"/>
           <w:lang w:val="en-US" w:eastAsia="pt-BR"/>
         </w:rPr>
-        <w:t>js</w:t>
-      </w:r>
-      <w:proofErr w:type="spellEnd"/>
+        <w:t>"</w:t>
+      </w:r>
+      <w:proofErr w:type="spellStart"/>
       <w:r>
         <w:rPr>
           <w:rFonts w:ascii="Times New Roman" w:hAnsi="Times New Roman" w:cs="Times New Roman"/>
@@ -16302,39 +16481,9 @@
           <w:szCs w:val="24"/>
           <w:lang w:val="en-US" w:eastAsia="pt-BR"/>
         </w:rPr>
-        <w:t>"</w:t>
-      </w:r>
-      <w:r>
-        <w:rPr>
-          <w:rFonts w:ascii="Times New Roman" w:hAnsi="Times New Roman" w:cs="Times New Roman"/>
-          <w:color w:val="000000" w:themeColor="text1"/>
-          <w:sz w:val="24"/>
-          <w:szCs w:val="24"/>
-          <w:lang w:val="en-US" w:eastAsia="pt-BR"/>
-        </w:rPr>
-        <w:t>: "^9.39.1",</w:t>
-      </w:r>
-    </w:p>
-    <w:p>
-      <w:pPr>
-        <w:rPr>
-          <w:rFonts w:ascii="Times New Roman" w:hAnsi="Times New Roman" w:cs="Times New Roman"/>
-          <w:color w:val="000000" w:themeColor="text1"/>
-          <w:sz w:val="24"/>
-          <w:szCs w:val="24"/>
-          <w:lang w:val="en-US" w:eastAsia="pt-BR"/>
-        </w:rPr>
-      </w:pPr>
-      <w:r>
-        <w:rPr>
-          <w:rFonts w:ascii="Times New Roman" w:hAnsi="Times New Roman" w:cs="Times New Roman"/>
-          <w:color w:val="000000" w:themeColor="text1"/>
-          <w:sz w:val="24"/>
-          <w:szCs w:val="24"/>
-          <w:lang w:val="en-US" w:eastAsia="pt-BR"/>
-        </w:rPr>
-        <w:t xml:space="preserve">    </w:t>
-      </w:r>
+        <w:t>eslint</w:t>
+      </w:r>
+      <w:proofErr w:type="spellEnd"/>
       <w:r>
         <w:rPr>
           <w:rFonts w:ascii="Times New Roman" w:hAnsi="Times New Roman" w:cs="Times New Roman"/>
@@ -16345,17 +16494,17 @@
           <w:szCs w:val="24"/>
           <w:lang w:val="en-US" w:eastAsia="pt-BR"/>
         </w:rPr>
-        <w:t>"@types/node"</w:t>
-      </w:r>
-      <w:r>
-        <w:rPr>
-          <w:rFonts w:ascii="Times New Roman" w:hAnsi="Times New Roman" w:cs="Times New Roman"/>
-          <w:color w:val="000000" w:themeColor="text1"/>
-          <w:sz w:val="24"/>
-          <w:szCs w:val="24"/>
-          <w:lang w:val="en-US" w:eastAsia="pt-BR"/>
-        </w:rPr>
-        <w:t>: "^25.5.0",</w:t>
+        <w:t>-plugin-react-hooks"</w:t>
+      </w:r>
+      <w:r>
+        <w:rPr>
+          <w:rFonts w:ascii="Times New Roman" w:hAnsi="Times New Roman" w:cs="Times New Roman"/>
+          <w:color w:val="000000" w:themeColor="text1"/>
+          <w:sz w:val="24"/>
+          <w:szCs w:val="24"/>
+          <w:lang w:val="en-US" w:eastAsia="pt-BR"/>
+        </w:rPr>
+        <w:t>: "^7.0.1",</w:t>
       </w:r>
     </w:p>
     <w:p>
@@ -16388,39 +16537,9 @@
           <w:szCs w:val="24"/>
           <w:lang w:val="en-US" w:eastAsia="pt-BR"/>
         </w:rPr>
-        <w:t>"@types/react"</w:t>
-      </w:r>
-      <w:r>
-        <w:rPr>
-          <w:rFonts w:ascii="Times New Roman" w:hAnsi="Times New Roman" w:cs="Times New Roman"/>
-          <w:color w:val="000000" w:themeColor="text1"/>
-          <w:sz w:val="24"/>
-          <w:szCs w:val="24"/>
-          <w:lang w:val="en-US" w:eastAsia="pt-BR"/>
-        </w:rPr>
-        <w:t>: "^19.2.7",</w:t>
-      </w:r>
-    </w:p>
-    <w:p>
-      <w:pPr>
-        <w:rPr>
-          <w:rFonts w:ascii="Times New Roman" w:hAnsi="Times New Roman" w:cs="Times New Roman"/>
-          <w:color w:val="000000" w:themeColor="text1"/>
-          <w:sz w:val="24"/>
-          <w:szCs w:val="24"/>
-          <w:lang w:val="en-US" w:eastAsia="pt-BR"/>
-        </w:rPr>
-      </w:pPr>
-      <w:r>
-        <w:rPr>
-          <w:rFonts w:ascii="Times New Roman" w:hAnsi="Times New Roman" w:cs="Times New Roman"/>
-          <w:color w:val="000000" w:themeColor="text1"/>
-          <w:sz w:val="24"/>
-          <w:szCs w:val="24"/>
-          <w:lang w:val="en-US" w:eastAsia="pt-BR"/>
-        </w:rPr>
-        <w:t xml:space="preserve">    </w:t>
-      </w:r>
+        <w:t>"</w:t>
+      </w:r>
+      <w:proofErr w:type="spellStart"/>
       <w:r>
         <w:rPr>
           <w:rFonts w:ascii="Times New Roman" w:hAnsi="Times New Roman" w:cs="Times New Roman"/>
@@ -16431,371 +16550,9 @@
           <w:szCs w:val="24"/>
           <w:lang w:val="en-US" w:eastAsia="pt-BR"/>
         </w:rPr>
-        <w:t>"@types/react-</w:t>
-      </w:r>
-      <w:proofErr w:type="spellStart"/>
-      <w:r>
-        <w:rPr>
-          <w:rFonts w:ascii="Times New Roman" w:hAnsi="Times New Roman" w:cs="Times New Roman"/>
-          <w:i/>
-          <w:iCs/>
-          <w:color w:val="000000" w:themeColor="text1"/>
-          <w:sz w:val="24"/>
-          <w:szCs w:val="24"/>
-          <w:lang w:val="en-US" w:eastAsia="pt-BR"/>
-        </w:rPr>
-        <w:t>dom</w:t>
+        <w:t>eslint</w:t>
       </w:r>
       <w:proofErr w:type="spellEnd"/>
-      <w:r>
-        <w:rPr>
-          <w:rFonts w:ascii="Times New Roman" w:hAnsi="Times New Roman" w:cs="Times New Roman"/>
-          <w:i/>
-          <w:iCs/>
-          <w:color w:val="000000" w:themeColor="text1"/>
-          <w:sz w:val="24"/>
-          <w:szCs w:val="24"/>
-          <w:lang w:val="en-US" w:eastAsia="pt-BR"/>
-        </w:rPr>
-        <w:t>"</w:t>
-      </w:r>
-      <w:r>
-        <w:rPr>
-          <w:rFonts w:ascii="Times New Roman" w:hAnsi="Times New Roman" w:cs="Times New Roman"/>
-          <w:color w:val="000000" w:themeColor="text1"/>
-          <w:sz w:val="24"/>
-          <w:szCs w:val="24"/>
-          <w:lang w:val="en-US" w:eastAsia="pt-BR"/>
-        </w:rPr>
-        <w:t>: "^19.2.3",</w:t>
-      </w:r>
-    </w:p>
-    <w:p>
-      <w:pPr>
-        <w:rPr>
-          <w:rFonts w:ascii="Times New Roman" w:hAnsi="Times New Roman" w:cs="Times New Roman"/>
-          <w:color w:val="000000" w:themeColor="text1"/>
-          <w:sz w:val="24"/>
-          <w:szCs w:val="24"/>
-          <w:lang w:val="en-US" w:eastAsia="pt-BR"/>
-        </w:rPr>
-      </w:pPr>
-      <w:r>
-        <w:rPr>
-          <w:rFonts w:ascii="Times New Roman" w:hAnsi="Times New Roman" w:cs="Times New Roman"/>
-          <w:color w:val="000000" w:themeColor="text1"/>
-          <w:sz w:val="24"/>
-          <w:szCs w:val="24"/>
-          <w:lang w:val="en-US" w:eastAsia="pt-BR"/>
-        </w:rPr>
-        <w:t xml:space="preserve">    </w:t>
-      </w:r>
-      <w:r>
-        <w:rPr>
-          <w:rFonts w:ascii="Times New Roman" w:hAnsi="Times New Roman" w:cs="Times New Roman"/>
-          <w:i/>
-          <w:iCs/>
-          <w:color w:val="000000" w:themeColor="text1"/>
-          <w:sz w:val="24"/>
-          <w:szCs w:val="24"/>
-          <w:lang w:val="en-US" w:eastAsia="pt-BR"/>
-        </w:rPr>
-        <w:t>"@</w:t>
-      </w:r>
-      <w:proofErr w:type="spellStart"/>
-      <w:r>
-        <w:rPr>
-          <w:rFonts w:ascii="Times New Roman" w:hAnsi="Times New Roman" w:cs="Times New Roman"/>
-          <w:i/>
-          <w:iCs/>
-          <w:color w:val="000000" w:themeColor="text1"/>
-          <w:sz w:val="24"/>
-          <w:szCs w:val="24"/>
-          <w:lang w:val="en-US" w:eastAsia="pt-BR"/>
-        </w:rPr>
-        <w:t>vitejs</w:t>
-      </w:r>
-      <w:proofErr w:type="spellEnd"/>
-      <w:r>
-        <w:rPr>
-          <w:rFonts w:ascii="Times New Roman" w:hAnsi="Times New Roman" w:cs="Times New Roman"/>
-          <w:i/>
-          <w:iCs/>
-          <w:color w:val="000000" w:themeColor="text1"/>
-          <w:sz w:val="24"/>
-          <w:szCs w:val="24"/>
-          <w:lang w:val="en-US" w:eastAsia="pt-BR"/>
-        </w:rPr>
-        <w:t>/plugin-react"</w:t>
-      </w:r>
-      <w:r>
-        <w:rPr>
-          <w:rFonts w:ascii="Times New Roman" w:hAnsi="Times New Roman" w:cs="Times New Roman"/>
-          <w:color w:val="000000" w:themeColor="text1"/>
-          <w:sz w:val="24"/>
-          <w:szCs w:val="24"/>
-          <w:lang w:val="en-US" w:eastAsia="pt-BR"/>
-        </w:rPr>
-        <w:t>: "^5.1.1",</w:t>
-      </w:r>
-    </w:p>
-    <w:p>
-      <w:pPr>
-        <w:rPr>
-          <w:rFonts w:ascii="Times New Roman" w:hAnsi="Times New Roman" w:cs="Times New Roman"/>
-          <w:color w:val="000000" w:themeColor="text1"/>
-          <w:sz w:val="24"/>
-          <w:szCs w:val="24"/>
-          <w:lang w:val="en-US" w:eastAsia="pt-BR"/>
-        </w:rPr>
-      </w:pPr>
-      <w:r>
-        <w:rPr>
-          <w:rFonts w:ascii="Times New Roman" w:hAnsi="Times New Roman" w:cs="Times New Roman"/>
-          <w:color w:val="000000" w:themeColor="text1"/>
-          <w:sz w:val="24"/>
-          <w:szCs w:val="24"/>
-          <w:lang w:val="en-US" w:eastAsia="pt-BR"/>
-        </w:rPr>
-        <w:t xml:space="preserve">    </w:t>
-      </w:r>
-      <w:r>
-        <w:rPr>
-          <w:rFonts w:ascii="Times New Roman" w:hAnsi="Times New Roman" w:cs="Times New Roman"/>
-          <w:i/>
-          <w:iCs/>
-          <w:color w:val="000000" w:themeColor="text1"/>
-          <w:sz w:val="24"/>
-          <w:szCs w:val="24"/>
-          <w:lang w:val="en-US" w:eastAsia="pt-BR"/>
-        </w:rPr>
-        <w:t>"</w:t>
-      </w:r>
-      <w:proofErr w:type="spellStart"/>
-      <w:r>
-        <w:rPr>
-          <w:rFonts w:ascii="Times New Roman" w:hAnsi="Times New Roman" w:cs="Times New Roman"/>
-          <w:i/>
-          <w:iCs/>
-          <w:color w:val="000000" w:themeColor="text1"/>
-          <w:sz w:val="24"/>
-          <w:szCs w:val="24"/>
-          <w:lang w:val="en-US" w:eastAsia="pt-BR"/>
-        </w:rPr>
-        <w:t>autoprefixer</w:t>
-      </w:r>
-      <w:proofErr w:type="spellEnd"/>
-      <w:r>
-        <w:rPr>
-          <w:rFonts w:ascii="Times New Roman" w:hAnsi="Times New Roman" w:cs="Times New Roman"/>
-          <w:i/>
-          <w:iCs/>
-          <w:color w:val="000000" w:themeColor="text1"/>
-          <w:sz w:val="24"/>
-          <w:szCs w:val="24"/>
-          <w:lang w:val="en-US" w:eastAsia="pt-BR"/>
-        </w:rPr>
-        <w:t>"</w:t>
-      </w:r>
-      <w:r>
-        <w:rPr>
-          <w:rFonts w:ascii="Times New Roman" w:hAnsi="Times New Roman" w:cs="Times New Roman"/>
-          <w:color w:val="000000" w:themeColor="text1"/>
-          <w:sz w:val="24"/>
-          <w:szCs w:val="24"/>
-          <w:lang w:val="en-US" w:eastAsia="pt-BR"/>
-        </w:rPr>
-        <w:t>: "^10.4.27",</w:t>
-      </w:r>
-    </w:p>
-    <w:p>
-      <w:pPr>
-        <w:rPr>
-          <w:rFonts w:ascii="Times New Roman" w:hAnsi="Times New Roman" w:cs="Times New Roman"/>
-          <w:color w:val="000000" w:themeColor="text1"/>
-          <w:sz w:val="24"/>
-          <w:szCs w:val="24"/>
-          <w:lang w:val="en-US" w:eastAsia="pt-BR"/>
-        </w:rPr>
-      </w:pPr>
-      <w:r>
-        <w:rPr>
-          <w:rFonts w:ascii="Times New Roman" w:hAnsi="Times New Roman" w:cs="Times New Roman"/>
-          <w:color w:val="000000" w:themeColor="text1"/>
-          <w:sz w:val="24"/>
-          <w:szCs w:val="24"/>
-          <w:lang w:val="en-US" w:eastAsia="pt-BR"/>
-        </w:rPr>
-        <w:t xml:space="preserve">    </w:t>
-      </w:r>
-      <w:r>
-        <w:rPr>
-          <w:rFonts w:ascii="Times New Roman" w:hAnsi="Times New Roman" w:cs="Times New Roman"/>
-          <w:i/>
-          <w:iCs/>
-          <w:color w:val="000000" w:themeColor="text1"/>
-          <w:sz w:val="24"/>
-          <w:szCs w:val="24"/>
-          <w:lang w:val="en-US" w:eastAsia="pt-BR"/>
-        </w:rPr>
-        <w:t>"</w:t>
-      </w:r>
-      <w:proofErr w:type="spellStart"/>
-      <w:r>
-        <w:rPr>
-          <w:rFonts w:ascii="Times New Roman" w:hAnsi="Times New Roman" w:cs="Times New Roman"/>
-          <w:i/>
-          <w:iCs/>
-          <w:color w:val="000000" w:themeColor="text1"/>
-          <w:sz w:val="24"/>
-          <w:szCs w:val="24"/>
-          <w:lang w:val="en-US" w:eastAsia="pt-BR"/>
-        </w:rPr>
-        <w:t>eslint</w:t>
-      </w:r>
-      <w:proofErr w:type="spellEnd"/>
-      <w:r>
-        <w:rPr>
-          <w:rFonts w:ascii="Times New Roman" w:hAnsi="Times New Roman" w:cs="Times New Roman"/>
-          <w:i/>
-          <w:iCs/>
-          <w:color w:val="000000" w:themeColor="text1"/>
-          <w:sz w:val="24"/>
-          <w:szCs w:val="24"/>
-          <w:lang w:val="en-US" w:eastAsia="pt-BR"/>
-        </w:rPr>
-        <w:t>"</w:t>
-      </w:r>
-      <w:r>
-        <w:rPr>
-          <w:rFonts w:ascii="Times New Roman" w:hAnsi="Times New Roman" w:cs="Times New Roman"/>
-          <w:color w:val="000000" w:themeColor="text1"/>
-          <w:sz w:val="24"/>
-          <w:szCs w:val="24"/>
-          <w:lang w:val="en-US" w:eastAsia="pt-BR"/>
-        </w:rPr>
-        <w:t>: "^9.39.1",</w:t>
-      </w:r>
-    </w:p>
-    <w:p>
-      <w:pPr>
-        <w:rPr>
-          <w:rFonts w:ascii="Times New Roman" w:hAnsi="Times New Roman" w:cs="Times New Roman"/>
-          <w:color w:val="000000" w:themeColor="text1"/>
-          <w:sz w:val="24"/>
-          <w:szCs w:val="24"/>
-          <w:lang w:val="en-US" w:eastAsia="pt-BR"/>
-        </w:rPr>
-      </w:pPr>
-      <w:r>
-        <w:rPr>
-          <w:rFonts w:ascii="Times New Roman" w:hAnsi="Times New Roman" w:cs="Times New Roman"/>
-          <w:color w:val="000000" w:themeColor="text1"/>
-          <w:sz w:val="24"/>
-          <w:szCs w:val="24"/>
-          <w:lang w:val="en-US" w:eastAsia="pt-BR"/>
-        </w:rPr>
-        <w:t xml:space="preserve">    </w:t>
-      </w:r>
-      <w:r>
-        <w:rPr>
-          <w:rFonts w:ascii="Times New Roman" w:hAnsi="Times New Roman" w:cs="Times New Roman"/>
-          <w:i/>
-          <w:iCs/>
-          <w:color w:val="000000" w:themeColor="text1"/>
-          <w:sz w:val="24"/>
-          <w:szCs w:val="24"/>
-          <w:lang w:val="en-US" w:eastAsia="pt-BR"/>
-        </w:rPr>
-        <w:t>"</w:t>
-      </w:r>
-      <w:proofErr w:type="spellStart"/>
-      <w:proofErr w:type="gramStart"/>
-      <w:r>
-        <w:rPr>
-          <w:rFonts w:ascii="Times New Roman" w:hAnsi="Times New Roman" w:cs="Times New Roman"/>
-          <w:i/>
-          <w:iCs/>
-          <w:color w:val="000000" w:themeColor="text1"/>
-          <w:sz w:val="24"/>
-          <w:szCs w:val="24"/>
-          <w:lang w:val="en-US" w:eastAsia="pt-BR"/>
-        </w:rPr>
-        <w:t>eslint</w:t>
-      </w:r>
-      <w:proofErr w:type="spellEnd"/>
-      <w:proofErr w:type="gramEnd"/>
-      <w:r>
-        <w:rPr>
-          <w:rFonts w:ascii="Times New Roman" w:hAnsi="Times New Roman" w:cs="Times New Roman"/>
-          <w:i/>
-          <w:iCs/>
-          <w:color w:val="000000" w:themeColor="text1"/>
-          <w:sz w:val="24"/>
-          <w:szCs w:val="24"/>
-          <w:lang w:val="en-US" w:eastAsia="pt-BR"/>
-        </w:rPr>
-        <w:t>-plugin-react-hooks"</w:t>
-      </w:r>
-      <w:r>
-        <w:rPr>
-          <w:rFonts w:ascii="Times New Roman" w:hAnsi="Times New Roman" w:cs="Times New Roman"/>
-          <w:color w:val="000000" w:themeColor="text1"/>
-          <w:sz w:val="24"/>
-          <w:szCs w:val="24"/>
-          <w:lang w:val="en-US" w:eastAsia="pt-BR"/>
-        </w:rPr>
-        <w:t>: "^7.0.1",</w:t>
-      </w:r>
-    </w:p>
-    <w:p>
-      <w:pPr>
-        <w:rPr>
-          <w:rFonts w:ascii="Times New Roman" w:hAnsi="Times New Roman" w:cs="Times New Roman"/>
-          <w:color w:val="000000" w:themeColor="text1"/>
-          <w:sz w:val="24"/>
-          <w:szCs w:val="24"/>
-          <w:lang w:val="en-US" w:eastAsia="pt-BR"/>
-        </w:rPr>
-      </w:pPr>
-      <w:r>
-        <w:rPr>
-          <w:rFonts w:ascii="Times New Roman" w:hAnsi="Times New Roman" w:cs="Times New Roman"/>
-          <w:color w:val="000000" w:themeColor="text1"/>
-          <w:sz w:val="24"/>
-          <w:szCs w:val="24"/>
-          <w:lang w:val="en-US" w:eastAsia="pt-BR"/>
-        </w:rPr>
-        <w:t xml:space="preserve">    </w:t>
-      </w:r>
-      <w:r>
-        <w:rPr>
-          <w:rFonts w:ascii="Times New Roman" w:hAnsi="Times New Roman" w:cs="Times New Roman"/>
-          <w:i/>
-          <w:iCs/>
-          <w:color w:val="000000" w:themeColor="text1"/>
-          <w:sz w:val="24"/>
-          <w:szCs w:val="24"/>
-          <w:lang w:val="en-US" w:eastAsia="pt-BR"/>
-        </w:rPr>
-        <w:t>"</w:t>
-      </w:r>
-      <w:proofErr w:type="spellStart"/>
-      <w:proofErr w:type="gramStart"/>
-      <w:r>
-        <w:rPr>
-          <w:rFonts w:ascii="Times New Roman" w:hAnsi="Times New Roman" w:cs="Times New Roman"/>
-          <w:i/>
-          <w:iCs/>
-          <w:color w:val="000000" w:themeColor="text1"/>
-          <w:sz w:val="24"/>
-          <w:szCs w:val="24"/>
-          <w:lang w:val="en-US" w:eastAsia="pt-BR"/>
-        </w:rPr>
-        <w:t>eslint</w:t>
-      </w:r>
-      <w:proofErr w:type="spellEnd"/>
-      <w:proofErr w:type="gramEnd"/>
       <w:r>
         <w:rPr>
           <w:rFonts w:ascii="Times New Roman" w:hAnsi="Times New Roman" w:cs="Times New Roman"/>
@@ -17202,7 +16959,7 @@
 </file>
 
 <file path=word/endnotes.xml><?xml version="1.0" encoding="utf-8"?>
-<w:endnotes xmlns:wpc="http://schemas.microsoft.com/office/word/2010/wordprocessingCanvas" xmlns:cx="http://schemas.microsoft.com/office/drawing/2014/chartex" xmlns:cx1="http://schemas.microsoft.com/office/drawing/2015/9/8/chartex" xmlns:cx2="http://schemas.microsoft.com/office/drawing/2015/10/21/chartex" xmlns:cx3="http://schemas.microsoft.com/office/drawing/2016/5/9/chartex" xmlns:cx4="http://schemas.microsoft.com/office/drawing/2016/5/10/chartex" xmlns:cx5="http://schemas.microsoft.com/office/drawing/2016/5/11/chartex" xmlns:cx6="http://schemas.microsoft.com/office/drawing/2016/5/12/chartex" xmlns:cx7="http://schemas.microsoft.com/office/drawing/2016/5/13/chartex" xmlns:cx8="http://schemas.microsoft.com/office/drawing/2016/5/14/chartex" xmlns:mc="http://schemas.openxmlformats.org/markup-compatibility/2006" xmlns:aink="http://schemas.microsoft.com/office/drawing/2016/ink" xmlns:am3d="http://schemas.microsoft.com/office/drawing/2017/model3d" xmlns:o="urn:schemas-microsoft-com:office:office" xmlns:oel="http://schemas.microsoft.com/office/2019/extlst" xmlns:r="http://schemas.openxmlformats.org/officeDocument/2006/relationships" xmlns:m="http://schemas.openxmlformats.org/officeDocument/2006/math" xmlns:v="urn:schemas-microsoft-com:vml" xmlns:wp14="http://schemas.microsoft.com/office/word/2010/wordprocessingDrawing" xmlns:wp="http://schemas.openxmlformats.org/drawingml/2006/wordprocessingDrawing" xmlns:w10="urn:schemas-microsoft-com:office:word" xmlns:w="http://schemas.openxmlformats.org/wordprocessingml/2006/main" xmlns:w14="http://schemas.microsoft.com/office/word/2010/wordml" xmlns:w15="http://schemas.microsoft.com/office/word/2012/wordml" xmlns:w16cex="http://schemas.microsoft.com/office/word/2018/wordml/cex" xmlns:w16cid="http://schemas.microsoft.com/office/word/2016/wordml/cid" xmlns:w16="http://schemas.microsoft.com/office/word/2018/wordml" xmlns:w16du="http://schemas.microsoft.com/office/word/2023/wordml/word16du" xmlns:w16sdtdh="http://schemas.microsoft.com/office/word/2020/wordml/sdtdatahash" xmlns:w16sdtfl="http://schemas.microsoft.com/office/word/2024/wordml/sdtformatlock" xmlns:w16se="http://schemas.microsoft.com/office/word/2015/wordml/symex" xmlns:wpg="http://schemas.microsoft.com/office/word/2010/wordprocessingGroup" xmlns:wpi="http://schemas.microsoft.com/office/word/2010/wordprocessingInk" xmlns:wne="http://schemas.microsoft.com/office/word/2006/wordml" xmlns:wps="http://schemas.microsoft.com/office/word/2010/wordprocessingShape" mc:Ignorable="w14 w15 w16se w16cid w16 w16cex w16sdtdh w16sdtfl w16du wp14">
+<w:endnotes xmlns:wpc="http://schemas.microsoft.com/office/word/2010/wordprocessingCanvas" xmlns:cx="http://schemas.microsoft.com/office/drawing/2014/chartex" xmlns:cx1="http://schemas.microsoft.com/office/drawing/2015/9/8/chartex" xmlns:cx2="http://schemas.microsoft.com/office/drawing/2015/10/21/chartex" xmlns:cx3="http://schemas.microsoft.com/office/drawing/2016/5/9/chartex" xmlns:cx4="http://schemas.microsoft.com/office/drawing/2016/5/10/chartex" xmlns:cx5="http://schemas.microsoft.com/office/drawing/2016/5/11/chartex" xmlns:cx6="http://schemas.microsoft.com/office/drawing/2016/5/12/chartex" xmlns:cx7="http://schemas.microsoft.com/office/drawing/2016/5/13/chartex" xmlns:cx8="http://schemas.microsoft.com/office/drawing/2016/5/14/chartex" xmlns:mc="http://schemas.openxmlformats.org/markup-compatibility/2006" xmlns:aink="http://schemas.microsoft.com/office/drawing/2016/ink" xmlns:am3d="http://schemas.microsoft.com/office/drawing/2017/model3d" xmlns:o="urn:schemas-microsoft-com:office:office" xmlns:r="http://schemas.openxmlformats.org/officeDocument/2006/relationships" xmlns:m="http://schemas.openxmlformats.org/officeDocument/2006/math" xmlns:v="urn:schemas-microsoft-com:vml" xmlns:wp14="http://schemas.microsoft.com/office/word/2010/wordprocessingDrawing" xmlns:wp="http://schemas.openxmlformats.org/drawingml/2006/wordprocessingDrawing" xmlns:w10="urn:schemas-microsoft-com:office:word" xmlns:w="http://schemas.openxmlformats.org/wordprocessingml/2006/main" xmlns:w14="http://schemas.microsoft.com/office/word/2010/wordml" xmlns:w15="http://schemas.microsoft.com/office/word/2012/wordml" xmlns:w16cid="http://schemas.microsoft.com/office/word/2016/wordml/cid" xmlns:w16se="http://schemas.microsoft.com/office/word/2015/wordml/symex" xmlns:wpg="http://schemas.microsoft.com/office/word/2010/wordprocessingGroup" xmlns:wpi="http://schemas.microsoft.com/office/word/2010/wordprocessingInk" xmlns:wne="http://schemas.microsoft.com/office/word/2006/wordml" xmlns:wps="http://schemas.microsoft.com/office/word/2010/wordprocessingShape" mc:Ignorable="w14 w15 w16se w16cid wp14">
   <w:endnote w:type="separator" w:id="-1">
     <w:p>
       <w:pPr>
@@ -17227,7 +16984,7 @@
 </file>
 
 <file path=word/footer1.xml><?xml version="1.0" encoding="utf-8"?>
-<w:ftr xmlns:wpc="http://schemas.microsoft.com/office/word/2010/wordprocessingCanvas" xmlns:cx="http://schemas.microsoft.com/office/drawing/2014/chartex" xmlns:cx1="http://schemas.microsoft.com/office/drawing/2015/9/8/chartex" xmlns:cx2="http://schemas.microsoft.com/office/drawing/2015/10/21/chartex" xmlns:cx3="http://schemas.microsoft.com/office/drawing/2016/5/9/chartex" xmlns:cx4="http://schemas.microsoft.com/office/drawing/2016/5/10/chartex" xmlns:cx5="http://schemas.microsoft.com/office/drawing/2016/5/11/chartex" xmlns:cx6="http://schemas.microsoft.com/office/drawing/2016/5/12/chartex" xmlns:cx7="http://schemas.microsoft.com/office/drawing/2016/5/13/chartex" xmlns:cx8="http://schemas.microsoft.com/office/drawing/2016/5/14/chartex" xmlns:mc="http://schemas.openxmlformats.org/markup-compatibility/2006" xmlns:aink="http://schemas.microsoft.com/office/drawing/2016/ink" xmlns:am3d="http://schemas.microsoft.com/office/drawing/2017/model3d" xmlns:o="urn:schemas-microsoft-com:office:office" xmlns:oel="http://schemas.microsoft.com/office/2019/extlst" xmlns:r="http://schemas.openxmlformats.org/officeDocument/2006/relationships" xmlns:m="http://schemas.openxmlformats.org/officeDocument/2006/math" xmlns:v="urn:schemas-microsoft-com:vml" xmlns:wp14="http://schemas.microsoft.com/office/word/2010/wordprocessingDrawing" xmlns:wp="http://schemas.openxmlformats.org/drawingml/2006/wordprocessingDrawing" xmlns:w10="urn:schemas-microsoft-com:office:word" xmlns:w="http://schemas.openxmlformats.org/wordprocessingml/2006/main" xmlns:w14="http://schemas.microsoft.com/office/word/2010/wordml" xmlns:w15="http://schemas.microsoft.com/office/word/2012/wordml" xmlns:w16cex="http://schemas.microsoft.com/office/word/2018/wordml/cex" xmlns:w16cid="http://schemas.microsoft.com/office/word/2016/wordml/cid" xmlns:w16="http://schemas.microsoft.com/office/word/2018/wordml" xmlns:w16du="http://schemas.microsoft.com/office/word/2023/wordml/word16du" xmlns:w16sdtdh="http://schemas.microsoft.com/office/word/2020/wordml/sdtdatahash" xmlns:w16sdtfl="http://schemas.microsoft.com/office/word/2024/wordml/sdtformatlock" xmlns:w16se="http://schemas.microsoft.com/office/word/2015/wordml/symex" xmlns:wpg="http://schemas.microsoft.com/office/word/2010/wordprocessingGroup" xmlns:wpi="http://schemas.microsoft.com/office/word/2010/wordprocessingInk" xmlns:wne="http://schemas.microsoft.com/office/word/2006/wordml" xmlns:wps="http://schemas.microsoft.com/office/word/2010/wordprocessingShape" mc:Ignorable="w14 w15 w16se w16cid w16 w16cex w16sdtdh w16sdtfl w16du wp14">
+<w:ftr xmlns:wpc="http://schemas.microsoft.com/office/word/2010/wordprocessingCanvas" xmlns:cx="http://schemas.microsoft.com/office/drawing/2014/chartex" xmlns:cx1="http://schemas.microsoft.com/office/drawing/2015/9/8/chartex" xmlns:cx2="http://schemas.microsoft.com/office/drawing/2015/10/21/chartex" xmlns:cx3="http://schemas.microsoft.com/office/drawing/2016/5/9/chartex" xmlns:cx4="http://schemas.microsoft.com/office/drawing/2016/5/10/chartex" xmlns:cx5="http://schemas.microsoft.com/office/drawing/2016/5/11/chartex" xmlns:cx6="http://schemas.microsoft.com/office/drawing/2016/5/12/chartex" xmlns:cx7="http://schemas.microsoft.com/office/drawing/2016/5/13/chartex" xmlns:cx8="http://schemas.microsoft.com/office/drawing/2016/5/14/chartex" xmlns:mc="http://schemas.openxmlformats.org/markup-compatibility/2006" xmlns:aink="http://schemas.microsoft.com/office/drawing/2016/ink" xmlns:am3d="http://schemas.microsoft.com/office/drawing/2017/model3d" xmlns:o="urn:schemas-microsoft-com:office:office" xmlns:r="http://schemas.openxmlformats.org/officeDocument/2006/relationships" xmlns:m="http://schemas.openxmlformats.org/officeDocument/2006/math" xmlns:v="urn:schemas-microsoft-com:vml" xmlns:wp14="http://schemas.microsoft.com/office/word/2010/wordprocessingDrawing" xmlns:wp="http://schemas.openxmlformats.org/drawingml/2006/wordprocessingDrawing" xmlns:w10="urn:schemas-microsoft-com:office:word" xmlns:w="http://schemas.openxmlformats.org/wordprocessingml/2006/main" xmlns:w14="http://schemas.microsoft.com/office/word/2010/wordml" xmlns:w15="http://schemas.microsoft.com/office/word/2012/wordml" xmlns:w16cid="http://schemas.microsoft.com/office/word/2016/wordml/cid" xmlns:w16se="http://schemas.microsoft.com/office/word/2015/wordml/symex" xmlns:wpg="http://schemas.microsoft.com/office/word/2010/wordprocessingGroup" xmlns:wpi="http://schemas.microsoft.com/office/word/2010/wordprocessingInk" xmlns:wne="http://schemas.microsoft.com/office/word/2006/wordml" xmlns:wps="http://schemas.microsoft.com/office/word/2010/wordprocessingShape" mc:Ignorable="w14 w15 w16se w16cid wp14">
   <w:tbl>
     <w:tblPr>
       <w:tblW w:w="0" w:type="auto"/>
@@ -17288,7 +17045,7 @@
 </file>
 
 <file path=word/footer2.xml><?xml version="1.0" encoding="utf-8"?>
-<w:ftr xmlns:wpc="http://schemas.microsoft.com/office/word/2010/wordprocessingCanvas" xmlns:cx="http://schemas.microsoft.com/office/drawing/2014/chartex" xmlns:cx1="http://schemas.microsoft.com/office/drawing/2015/9/8/chartex" xmlns:cx2="http://schemas.microsoft.com/office/drawing/2015/10/21/chartex" xmlns:cx3="http://schemas.microsoft.com/office/drawing/2016/5/9/chartex" xmlns:cx4="http://schemas.microsoft.com/office/drawing/2016/5/10/chartex" xmlns:cx5="http://schemas.microsoft.com/office/drawing/2016/5/11/chartex" xmlns:cx6="http://schemas.microsoft.com/office/drawing/2016/5/12/chartex" xmlns:cx7="http://schemas.microsoft.com/office/drawing/2016/5/13/chartex" xmlns:cx8="http://schemas.microsoft.com/office/drawing/2016/5/14/chartex" xmlns:mc="http://schemas.openxmlformats.org/markup-compatibility/2006" xmlns:aink="http://schemas.microsoft.com/office/drawing/2016/ink" xmlns:am3d="http://schemas.microsoft.com/office/drawing/2017/model3d" xmlns:o="urn:schemas-microsoft-com:office:office" xmlns:oel="http://schemas.microsoft.com/office/2019/extlst" xmlns:r="http://schemas.openxmlformats.org/officeDocument/2006/relationships" xmlns:m="http://schemas.openxmlformats.org/officeDocument/2006/math" xmlns:v="urn:schemas-microsoft-com:vml" xmlns:wp14="http://schemas.microsoft.com/office/word/2010/wordprocessingDrawing" xmlns:wp="http://schemas.openxmlformats.org/drawingml/2006/wordprocessingDrawing" xmlns:w10="urn:schemas-microsoft-com:office:word" xmlns:w="http://schemas.openxmlformats.org/wordprocessingml/2006/main" xmlns:w14="http://schemas.microsoft.com/office/word/2010/wordml" xmlns:w15="http://schemas.microsoft.com/office/word/2012/wordml" xmlns:w16cex="http://schemas.microsoft.com/office/word/2018/wordml/cex" xmlns:w16cid="http://schemas.microsoft.com/office/word/2016/wordml/cid" xmlns:w16="http://schemas.microsoft.com/office/word/2018/wordml" xmlns:w16du="http://schemas.microsoft.com/office/word/2023/wordml/word16du" xmlns:w16sdtdh="http://schemas.microsoft.com/office/word/2020/wordml/sdtdatahash" xmlns:w16sdtfl="http://schemas.microsoft.com/office/word/2024/wordml/sdtformatlock" xmlns:w16se="http://schemas.microsoft.com/office/word/2015/wordml/symex" xmlns:wpg="http://schemas.microsoft.com/office/word/2010/wordprocessingGroup" xmlns:wpi="http://schemas.microsoft.com/office/word/2010/wordprocessingInk" xmlns:wne="http://schemas.microsoft.com/office/word/2006/wordml" xmlns:wps="http://schemas.microsoft.com/office/word/2010/wordprocessingShape" mc:Ignorable="w14 w15 w16se w16cid w16 w16cex w16sdtdh w16sdtfl w16du wp14">
+<w:ftr xmlns:wpc="http://schemas.microsoft.com/office/word/2010/wordprocessingCanvas" xmlns:cx="http://schemas.microsoft.com/office/drawing/2014/chartex" xmlns:cx1="http://schemas.microsoft.com/office/drawing/2015/9/8/chartex" xmlns:cx2="http://schemas.microsoft.com/office/drawing/2015/10/21/chartex" xmlns:cx3="http://schemas.microsoft.com/office/drawing/2016/5/9/chartex" xmlns:cx4="http://schemas.microsoft.com/office/drawing/2016/5/10/chartex" xmlns:cx5="http://schemas.microsoft.com/office/drawing/2016/5/11/chartex" xmlns:cx6="http://schemas.microsoft.com/office/drawing/2016/5/12/chartex" xmlns:cx7="http://schemas.microsoft.com/office/drawing/2016/5/13/chartex" xmlns:cx8="http://schemas.microsoft.com/office/drawing/2016/5/14/chartex" xmlns:mc="http://schemas.openxmlformats.org/markup-compatibility/2006" xmlns:aink="http://schemas.microsoft.com/office/drawing/2016/ink" xmlns:am3d="http://schemas.microsoft.com/office/drawing/2017/model3d" xmlns:o="urn:schemas-microsoft-com:office:office" xmlns:r="http://schemas.openxmlformats.org/officeDocument/2006/relationships" xmlns:m="http://schemas.openxmlformats.org/officeDocument/2006/math" xmlns:v="urn:schemas-microsoft-com:vml" xmlns:wp14="http://schemas.microsoft.com/office/word/2010/wordprocessingDrawing" xmlns:wp="http://schemas.openxmlformats.org/drawingml/2006/wordprocessingDrawing" xmlns:w10="urn:schemas-microsoft-com:office:word" xmlns:w="http://schemas.openxmlformats.org/wordprocessingml/2006/main" xmlns:w14="http://schemas.microsoft.com/office/word/2010/wordml" xmlns:w15="http://schemas.microsoft.com/office/word/2012/wordml" xmlns:w16cid="http://schemas.microsoft.com/office/word/2016/wordml/cid" xmlns:w16se="http://schemas.microsoft.com/office/word/2015/wordml/symex" xmlns:wpg="http://schemas.microsoft.com/office/word/2010/wordprocessingGroup" xmlns:wpi="http://schemas.microsoft.com/office/word/2010/wordprocessingInk" xmlns:wne="http://schemas.microsoft.com/office/word/2006/wordml" xmlns:wps="http://schemas.microsoft.com/office/word/2010/wordprocessingShape" mc:Ignorable="w14 w15 w16se w16cid wp14">
   <w:tbl>
     <w:tblPr>
       <w:tblW w:w="0" w:type="auto"/>
@@ -17349,7 +17106,7 @@
 </file>
 
 <file path=word/footnotes.xml><?xml version="1.0" encoding="utf-8"?>
-<w:footnotes xmlns:wpc="http://schemas.microsoft.com/office/word/2010/wordprocessingCanvas" xmlns:cx="http://schemas.microsoft.com/office/drawing/2014/chartex" xmlns:cx1="http://schemas.microsoft.com/office/drawing/2015/9/8/chartex" xmlns:cx2="http://schemas.microsoft.com/office/drawing/2015/10/21/chartex" xmlns:cx3="http://schemas.microsoft.com/office/drawing/2016/5/9/chartex" xmlns:cx4="http://schemas.microsoft.com/office/drawing/2016/5/10/chartex" xmlns:cx5="http://schemas.microsoft.com/office/drawing/2016/5/11/chartex" xmlns:cx6="http://schemas.microsoft.com/office/drawing/2016/5/12/chartex" xmlns:cx7="http://schemas.microsoft.com/office/drawing/2016/5/13/chartex" xmlns:cx8="http://schemas.microsoft.com/office/drawing/2016/5/14/chartex" xmlns:mc="http://schemas.openxmlformats.org/markup-compatibility/2006" xmlns:aink="http://schemas.microsoft.com/office/drawing/2016/ink" xmlns:am3d="http://schemas.microsoft.com/office/drawing/2017/model3d" xmlns:o="urn:schemas-microsoft-com:office:office" xmlns:oel="http://schemas.microsoft.com/office/2019/extlst" xmlns:r="http://schemas.openxmlformats.org/officeDocument/2006/relationships" xmlns:m="http://schemas.openxmlformats.org/officeDocument/2006/math" xmlns:v="urn:schemas-microsoft-com:vml" xmlns:wp14="http://schemas.microsoft.com/office/word/2010/wordprocessingDrawing" xmlns:wp="http://schemas.openxmlformats.org/drawingml/2006/wordprocessingDrawing" xmlns:w10="urn:schemas-microsoft-com:office:word" xmlns:w="http://schemas.openxmlformats.org/wordprocessingml/2006/main" xmlns:w14="http://schemas.microsoft.com/office/word/2010/wordml" xmlns:w15="http://schemas.microsoft.com/office/word/2012/wordml" xmlns:w16cex="http://schemas.microsoft.com/office/word/2018/wordml/cex" xmlns:w16cid="http://schemas.microsoft.com/office/word/2016/wordml/cid" xmlns:w16="http://schemas.microsoft.com/office/word/2018/wordml" xmlns:w16du="http://schemas.microsoft.com/office/word/2023/wordml/word16du" xmlns:w16sdtdh="http://schemas.microsoft.com/office/word/2020/wordml/sdtdatahash" xmlns:w16sdtfl="http://schemas.microsoft.com/office/word/2024/wordml/sdtformatlock" xmlns:w16se="http://schemas.microsoft.com/office/word/2015/wordml/symex" xmlns:wpg="http://schemas.microsoft.com/office/word/2010/wordprocessingGroup" xmlns:wpi="http://schemas.microsoft.com/office/word/2010/wordprocessingInk" xmlns:wne="http://schemas.microsoft.com/office/word/2006/wordml" xmlns:wps="http://schemas.microsoft.com/office/word/2010/wordprocessingShape" mc:Ignorable="w14 w15 w16se w16cid w16 w16cex w16sdtdh w16sdtfl w16du wp14">
+<w:footnotes xmlns:wpc="http://schemas.microsoft.com/office/word/2010/wordprocessingCanvas" xmlns:cx="http://schemas.microsoft.com/office/drawing/2014/chartex" xmlns:cx1="http://schemas.microsoft.com/office/drawing/2015/9/8/chartex" xmlns:cx2="http://schemas.microsoft.com/office/drawing/2015/10/21/chartex" xmlns:cx3="http://schemas.microsoft.com/office/drawing/2016/5/9/chartex" xmlns:cx4="http://schemas.microsoft.com/office/drawing/2016/5/10/chartex" xmlns:cx5="http://schemas.microsoft.com/office/drawing/2016/5/11/chartex" xmlns:cx6="http://schemas.microsoft.com/office/drawing/2016/5/12/chartex" xmlns:cx7="http://schemas.microsoft.com/office/drawing/2016/5/13/chartex" xmlns:cx8="http://schemas.microsoft.com/office/drawing/2016/5/14/chartex" xmlns:mc="http://schemas.openxmlformats.org/markup-compatibility/2006" xmlns:aink="http://schemas.microsoft.com/office/drawing/2016/ink" xmlns:am3d="http://schemas.microsoft.com/office/drawing/2017/model3d" xmlns:o="urn:schemas-microsoft-com:office:office" xmlns:r="http://schemas.openxmlformats.org/officeDocument/2006/relationships" xmlns:m="http://schemas.openxmlformats.org/officeDocument/2006/math" xmlns:v="urn:schemas-microsoft-com:vml" xmlns:wp14="http://schemas.microsoft.com/office/word/2010/wordprocessingDrawing" xmlns:wp="http://schemas.openxmlformats.org/drawingml/2006/wordprocessingDrawing" xmlns:w10="urn:schemas-microsoft-com:office:word" xmlns:w="http://schemas.openxmlformats.org/wordprocessingml/2006/main" xmlns:w14="http://schemas.microsoft.com/office/word/2010/wordml" xmlns:w15="http://schemas.microsoft.com/office/word/2012/wordml" xmlns:w16cid="http://schemas.microsoft.com/office/word/2016/wordml/cid" xmlns:w16se="http://schemas.microsoft.com/office/word/2015/wordml/symex" xmlns:wpg="http://schemas.microsoft.com/office/word/2010/wordprocessingGroup" xmlns:wpi="http://schemas.microsoft.com/office/word/2010/wordprocessingInk" xmlns:wne="http://schemas.microsoft.com/office/word/2006/wordml" xmlns:wps="http://schemas.microsoft.com/office/word/2010/wordprocessingShape" mc:Ignorable="w14 w15 w16se w16cid wp14">
   <w:footnote w:type="separator" w:id="-1">
     <w:p>
       <w:pPr>
@@ -17374,7 +17131,7 @@
 </file>
 
 <file path=word/header1.xml><?xml version="1.0" encoding="utf-8"?>
-<w:hdr xmlns:wpc="http://schemas.microsoft.com/office/word/2010/wordprocessingCanvas" xmlns:cx="http://schemas.microsoft.com/office/drawing/2014/chartex" xmlns:cx1="http://schemas.microsoft.com/office/drawing/2015/9/8/chartex" xmlns:cx2="http://schemas.microsoft.com/office/drawing/2015/10/21/chartex" xmlns:cx3="http://schemas.microsoft.com/office/drawing/2016/5/9/chartex" xmlns:cx4="http://schemas.microsoft.com/office/drawing/2016/5/10/chartex" xmlns:cx5="http://schemas.microsoft.com/office/drawing/2016/5/11/chartex" xmlns:cx6="http://schemas.microsoft.com/office/drawing/2016/5/12/chartex" xmlns:cx7="http://schemas.microsoft.com/office/drawing/2016/5/13/chartex" xmlns:cx8="http://schemas.microsoft.com/office/drawing/2016/5/14/chartex" xmlns:mc="http://schemas.openxmlformats.org/markup-compatibility/2006" xmlns:aink="http://schemas.microsoft.com/office/drawing/2016/ink" xmlns:am3d="http://schemas.microsoft.com/office/drawing/2017/model3d" xmlns:o="urn:schemas-microsoft-com:office:office" xmlns:oel="http://schemas.microsoft.com/office/2019/extlst" xmlns:r="http://schemas.openxmlformats.org/officeDocument/2006/relationships" xmlns:m="http://schemas.openxmlformats.org/officeDocument/2006/math" xmlns:v="urn:schemas-microsoft-com:vml" xmlns:wp14="http://schemas.microsoft.com/office/word/2010/wordprocessingDrawing" xmlns:wp="http://schemas.openxmlformats.org/drawingml/2006/wordprocessingDrawing" xmlns:w10="urn:schemas-microsoft-com:office:word" xmlns:w="http://schemas.openxmlformats.org/wordprocessingml/2006/main" xmlns:w14="http://schemas.microsoft.com/office/word/2010/wordml" xmlns:w15="http://schemas.microsoft.com/office/word/2012/wordml" xmlns:w16cex="http://schemas.microsoft.com/office/word/2018/wordml/cex" xmlns:w16cid="http://schemas.microsoft.com/office/word/2016/wordml/cid" xmlns:w16="http://schemas.microsoft.com/office/word/2018/wordml" xmlns:w16du="http://schemas.microsoft.com/office/word/2023/wordml/word16du" xmlns:w16sdtdh="http://schemas.microsoft.com/office/word/2020/wordml/sdtdatahash" xmlns:w16sdtfl="http://schemas.microsoft.com/office/word/2024/wordml/sdtformatlock" xmlns:w16se="http://schemas.microsoft.com/office/word/2015/wordml/symex" xmlns:wpg="http://schemas.microsoft.com/office/word/2010/wordprocessingGroup" xmlns:wpi="http://schemas.microsoft.com/office/word/2010/wordprocessingInk" xmlns:wne="http://schemas.microsoft.com/office/word/2006/wordml" xmlns:wps="http://schemas.microsoft.com/office/word/2010/wordprocessingShape" mc:Ignorable="w14 w15 w16se w16cid w16 w16cex w16sdtdh w16sdtfl w16du wp14">
+<w:hdr xmlns:wpc="http://schemas.microsoft.com/office/word/2010/wordprocessingCanvas" xmlns:cx="http://schemas.microsoft.com/office/drawing/2014/chartex" xmlns:cx1="http://schemas.microsoft.com/office/drawing/2015/9/8/chartex" xmlns:cx2="http://schemas.microsoft.com/office/drawing/2015/10/21/chartex" xmlns:cx3="http://schemas.microsoft.com/office/drawing/2016/5/9/chartex" xmlns:cx4="http://schemas.microsoft.com/office/drawing/2016/5/10/chartex" xmlns:cx5="http://schemas.microsoft.com/office/drawing/2016/5/11/chartex" xmlns:cx6="http://schemas.microsoft.com/office/drawing/2016/5/12/chartex" xmlns:cx7="http://schemas.microsoft.com/office/drawing/2016/5/13/chartex" xmlns:cx8="http://schemas.microsoft.com/office/drawing/2016/5/14/chartex" xmlns:mc="http://schemas.openxmlformats.org/markup-compatibility/2006" xmlns:aink="http://schemas.microsoft.com/office/drawing/2016/ink" xmlns:am3d="http://schemas.microsoft.com/office/drawing/2017/model3d" xmlns:o="urn:schemas-microsoft-com:office:office" xmlns:r="http://schemas.openxmlformats.org/officeDocument/2006/relationships" xmlns:m="http://schemas.openxmlformats.org/officeDocument/2006/math" xmlns:v="urn:schemas-microsoft-com:vml" xmlns:wp14="http://schemas.microsoft.com/office/word/2010/wordprocessingDrawing" xmlns:wp="http://schemas.openxmlformats.org/drawingml/2006/wordprocessingDrawing" xmlns:w10="urn:schemas-microsoft-com:office:word" xmlns:w="http://schemas.openxmlformats.org/wordprocessingml/2006/main" xmlns:w14="http://schemas.microsoft.com/office/word/2010/wordml" xmlns:w15="http://schemas.microsoft.com/office/word/2012/wordml" xmlns:w16cid="http://schemas.microsoft.com/office/word/2016/wordml/cid" xmlns:w16se="http://schemas.microsoft.com/office/word/2015/wordml/symex" xmlns:wpg="http://schemas.microsoft.com/office/word/2010/wordprocessingGroup" xmlns:wpi="http://schemas.microsoft.com/office/word/2010/wordprocessingInk" xmlns:wne="http://schemas.microsoft.com/office/word/2006/wordml" xmlns:wps="http://schemas.microsoft.com/office/word/2010/wordprocessingShape" mc:Ignorable="w14 w15 w16se w16cid wp14">
   <w:p>
     <w:pPr>
       <w:pStyle w:val="Cabealho"/>
@@ -17385,7 +17142,7 @@
 </file>
 
 <file path=word/header2.xml><?xml version="1.0" encoding="utf-8"?>
-<w:hdr xmlns:wpc="http://schemas.microsoft.com/office/word/2010/wordprocessingCanvas" xmlns:cx="http://schemas.microsoft.com/office/drawing/2014/chartex" xmlns:cx1="http://schemas.microsoft.com/office/drawing/2015/9/8/chartex" xmlns:cx2="http://schemas.microsoft.com/office/drawing/2015/10/21/chartex" xmlns:cx3="http://schemas.microsoft.com/office/drawing/2016/5/9/chartex" xmlns:cx4="http://schemas.microsoft.com/office/drawing/2016/5/10/chartex" xmlns:cx5="http://schemas.microsoft.com/office/drawing/2016/5/11/chartex" xmlns:cx6="http://schemas.microsoft.com/office/drawing/2016/5/12/chartex" xmlns:cx7="http://schemas.microsoft.com/office/drawing/2016/5/13/chartex" xmlns:cx8="http://schemas.microsoft.com/office/drawing/2016/5/14/chartex" xmlns:mc="http://schemas.openxmlformats.org/markup-compatibility/2006" xmlns:aink="http://schemas.microsoft.com/office/drawing/2016/ink" xmlns:am3d="http://schemas.microsoft.com/office/drawing/2017/model3d" xmlns:o="urn:schemas-microsoft-com:office:office" xmlns:oel="http://schemas.microsoft.com/office/2019/extlst" xmlns:r="http://schemas.openxmlformats.org/officeDocument/2006/relationships" xmlns:m="http://schemas.openxmlformats.org/officeDocument/2006/math" xmlns:v="urn:schemas-microsoft-com:vml" xmlns:wp14="http://schemas.microsoft.com/office/word/2010/wordprocessingDrawing" xmlns:wp="http://schemas.openxmlformats.org/drawingml/2006/wordprocessingDrawing" xmlns:w10="urn:schemas-microsoft-com:office:word" xmlns:w="http://schemas.openxmlformats.org/wordprocessingml/2006/main" xmlns:w14="http://schemas.microsoft.com/office/word/2010/wordml" xmlns:w15="http://schemas.microsoft.com/office/word/2012/wordml" xmlns:w16cex="http://schemas.microsoft.com/office/word/2018/wordml/cex" xmlns:w16cid="http://schemas.microsoft.com/office/word/2016/wordml/cid" xmlns:w16="http://schemas.microsoft.com/office/word/2018/wordml" xmlns:w16du="http://schemas.microsoft.com/office/word/2023/wordml/word16du" xmlns:w16sdtdh="http://schemas.microsoft.com/office/word/2020/wordml/sdtdatahash" xmlns:w16sdtfl="http://schemas.microsoft.com/office/word/2024/wordml/sdtformatlock" xmlns:w16se="http://schemas.microsoft.com/office/word/2015/wordml/symex" xmlns:wpg="http://schemas.microsoft.com/office/word/2010/wordprocessingGroup" xmlns:wpi="http://schemas.microsoft.com/office/word/2010/wordprocessingInk" xmlns:wne="http://schemas.microsoft.com/office/word/2006/wordml" xmlns:wps="http://schemas.microsoft.com/office/word/2010/wordprocessingShape" mc:Ignorable="w14 w15 w16se w16cid w16 w16cex w16sdtdh w16sdtfl w16du wp14">
+<w:hdr xmlns:wpc="http://schemas.microsoft.com/office/word/2010/wordprocessingCanvas" xmlns:cx="http://schemas.microsoft.com/office/drawing/2014/chartex" xmlns:cx1="http://schemas.microsoft.com/office/drawing/2015/9/8/chartex" xmlns:cx2="http://schemas.microsoft.com/office/drawing/2015/10/21/chartex" xmlns:cx3="http://schemas.microsoft.com/office/drawing/2016/5/9/chartex" xmlns:cx4="http://schemas.microsoft.com/office/drawing/2016/5/10/chartex" xmlns:cx5="http://schemas.microsoft.com/office/drawing/2016/5/11/chartex" xmlns:cx6="http://schemas.microsoft.com/office/drawing/2016/5/12/chartex" xmlns:cx7="http://schemas.microsoft.com/office/drawing/2016/5/13/chartex" xmlns:cx8="http://schemas.microsoft.com/office/drawing/2016/5/14/chartex" xmlns:mc="http://schemas.openxmlformats.org/markup-compatibility/2006" xmlns:aink="http://schemas.microsoft.com/office/drawing/2016/ink" xmlns:am3d="http://schemas.microsoft.com/office/drawing/2017/model3d" xmlns:o="urn:schemas-microsoft-com:office:office" xmlns:r="http://schemas.openxmlformats.org/officeDocument/2006/relationships" xmlns:m="http://schemas.openxmlformats.org/officeDocument/2006/math" xmlns:v="urn:schemas-microsoft-com:vml" xmlns:wp14="http://schemas.microsoft.com/office/word/2010/wordprocessingDrawing" xmlns:wp="http://schemas.openxmlformats.org/drawingml/2006/wordprocessingDrawing" xmlns:w10="urn:schemas-microsoft-com:office:word" xmlns:w="http://schemas.openxmlformats.org/wordprocessingml/2006/main" xmlns:w14="http://schemas.microsoft.com/office/word/2010/wordml" xmlns:w15="http://schemas.microsoft.com/office/word/2012/wordml" xmlns:w16cid="http://schemas.microsoft.com/office/word/2016/wordml/cid" xmlns:w16se="http://schemas.microsoft.com/office/word/2015/wordml/symex" xmlns:wpg="http://schemas.microsoft.com/office/word/2010/wordprocessingGroup" xmlns:wpi="http://schemas.microsoft.com/office/word/2010/wordprocessingInk" xmlns:wne="http://schemas.microsoft.com/office/word/2006/wordml" xmlns:wps="http://schemas.microsoft.com/office/word/2010/wordprocessingShape" mc:Ignorable="w14 w15 w16se w16cid wp14">
   <w:tbl>
     <w:tblPr>
       <w:tblW w:w="0" w:type="auto"/>
@@ -17504,7 +17261,7 @@
 </file>
 
 <file path=word/header3.xml><?xml version="1.0" encoding="utf-8"?>
-<w:hdr xmlns:wpc="http://schemas.microsoft.com/office/word/2010/wordprocessingCanvas" xmlns:cx="http://schemas.microsoft.com/office/drawing/2014/chartex" xmlns:cx1="http://schemas.microsoft.com/office/drawing/2015/9/8/chartex" xmlns:cx2="http://schemas.microsoft.com/office/drawing/2015/10/21/chartex" xmlns:cx3="http://schemas.microsoft.com/office/drawing/2016/5/9/chartex" xmlns:cx4="http://schemas.microsoft.com/office/drawing/2016/5/10/chartex" xmlns:cx5="http://schemas.microsoft.com/office/drawing/2016/5/11/chartex" xmlns:cx6="http://schemas.microsoft.com/office/drawing/2016/5/12/chartex" xmlns:cx7="http://schemas.microsoft.com/office/drawing/2016/5/13/chartex" xmlns:cx8="http://schemas.microsoft.com/office/drawing/2016/5/14/chartex" xmlns:mc="http://schemas.openxmlformats.org/markup-compatibility/2006" xmlns:aink="http://schemas.microsoft.com/office/drawing/2016/ink" xmlns:am3d="http://schemas.microsoft.com/office/drawing/2017/model3d" xmlns:o="urn:schemas-microsoft-com:office:office" xmlns:oel="http://schemas.microsoft.com/office/2019/extlst" xmlns:r="http://schemas.openxmlformats.org/officeDocument/2006/relationships" xmlns:m="http://schemas.openxmlformats.org/officeDocument/2006/math" xmlns:v="urn:schemas-microsoft-com:vml" xmlns:wp14="http://schemas.microsoft.com/office/word/2010/wordprocessingDrawing" xmlns:wp="http://schemas.openxmlformats.org/drawingml/2006/wordprocessingDrawing" xmlns:w10="urn:schemas-microsoft-com:office:word" xmlns:w="http://schemas.openxmlformats.org/wordprocessingml/2006/main" xmlns:w14="http://schemas.microsoft.com/office/word/2010/wordml" xmlns:w15="http://schemas.microsoft.com/office/word/2012/wordml" xmlns:w16cex="http://schemas.microsoft.com/office/word/2018/wordml/cex" xmlns:w16cid="http://schemas.microsoft.com/office/word/2016/wordml/cid" xmlns:w16="http://schemas.microsoft.com/office/word/2018/wordml" xmlns:w16du="http://schemas.microsoft.com/office/word/2023/wordml/word16du" xmlns:w16sdtdh="http://schemas.microsoft.com/office/word/2020/wordml/sdtdatahash" xmlns:w16sdtfl="http://schemas.microsoft.com/office/word/2024/wordml/sdtformatlock" xmlns:w16se="http://schemas.microsoft.com/office/word/2015/wordml/symex" xmlns:wpg="http://schemas.microsoft.com/office/word/2010/wordprocessingGroup" xmlns:wpi="http://schemas.microsoft.com/office/word/2010/wordprocessingInk" xmlns:wne="http://schemas.microsoft.com/office/word/2006/wordml" xmlns:wps="http://schemas.microsoft.com/office/word/2010/wordprocessingShape" mc:Ignorable="w14 w15 w16se w16cid w16 w16cex w16sdtdh w16sdtfl w16du wp14">
+<w:hdr xmlns:wpc="http://schemas.microsoft.com/office/word/2010/wordprocessingCanvas" xmlns:cx="http://schemas.microsoft.com/office/drawing/2014/chartex" xmlns:cx1="http://schemas.microsoft.com/office/drawing/2015/9/8/chartex" xmlns:cx2="http://schemas.microsoft.com/office/drawing/2015/10/21/chartex" xmlns:cx3="http://schemas.microsoft.com/office/drawing/2016/5/9/chartex" xmlns:cx4="http://schemas.microsoft.com/office/drawing/2016/5/10/chartex" xmlns:cx5="http://schemas.microsoft.com/office/drawing/2016/5/11/chartex" xmlns:cx6="http://schemas.microsoft.com/office/drawing/2016/5/12/chartex" xmlns:cx7="http://schemas.microsoft.com/office/drawing/2016/5/13/chartex" xmlns:cx8="http://schemas.microsoft.com/office/drawing/2016/5/14/chartex" xmlns:mc="http://schemas.openxmlformats.org/markup-compatibility/2006" xmlns:aink="http://schemas.microsoft.com/office/drawing/2016/ink" xmlns:am3d="http://schemas.microsoft.com/office/drawing/2017/model3d" xmlns:o="urn:schemas-microsoft-com:office:office" xmlns:r="http://schemas.openxmlformats.org/officeDocument/2006/relationships" xmlns:m="http://schemas.openxmlformats.org/officeDocument/2006/math" xmlns:v="urn:schemas-microsoft-com:vml" xmlns:wp14="http://schemas.microsoft.com/office/word/2010/wordprocessingDrawing" xmlns:wp="http://schemas.openxmlformats.org/drawingml/2006/wordprocessingDrawing" xmlns:w10="urn:schemas-microsoft-com:office:word" xmlns:w="http://schemas.openxmlformats.org/wordprocessingml/2006/main" xmlns:w14="http://schemas.microsoft.com/office/word/2010/wordml" xmlns:w15="http://schemas.microsoft.com/office/word/2012/wordml" xmlns:w16cid="http://schemas.microsoft.com/office/word/2016/wordml/cid" xmlns:w16se="http://schemas.microsoft.com/office/word/2015/wordml/symex" xmlns:wpg="http://schemas.microsoft.com/office/word/2010/wordprocessingGroup" xmlns:wpi="http://schemas.microsoft.com/office/word/2010/wordprocessingInk" xmlns:wne="http://schemas.microsoft.com/office/word/2006/wordml" xmlns:wps="http://schemas.microsoft.com/office/word/2010/wordprocessingShape" mc:Ignorable="w14 w15 w16se w16cid wp14">
   <w:sdt>
     <w:sdtPr>
       <w:id w:val="873657841"/>
@@ -17513,6 +17270,7 @@
         <w:docPartUnique/>
       </w:docPartObj>
     </w:sdtPr>
+    <w:sdtEndPr/>
     <w:sdtContent>
       <w:p>
         <w:pPr>
@@ -17547,7 +17305,7 @@
 </file>
 
 <file path=word/header4.xml><?xml version="1.0" encoding="utf-8"?>
-<w:hdr xmlns:wpc="http://schemas.microsoft.com/office/word/2010/wordprocessingCanvas" xmlns:cx="http://schemas.microsoft.com/office/drawing/2014/chartex" xmlns:cx1="http://schemas.microsoft.com/office/drawing/2015/9/8/chartex" xmlns:cx2="http://schemas.microsoft.com/office/drawing/2015/10/21/chartex" xmlns:cx3="http://schemas.microsoft.com/office/drawing/2016/5/9/chartex" xmlns:cx4="http://schemas.microsoft.com/office/drawing/2016/5/10/chartex" xmlns:cx5="http://schemas.microsoft.com/office/drawing/2016/5/11/chartex" xmlns:cx6="http://schemas.microsoft.com/office/drawing/2016/5/12/chartex" xmlns:cx7="http://schemas.microsoft.com/office/drawing/2016/5/13/chartex" xmlns:cx8="http://schemas.microsoft.com/office/drawing/2016/5/14/chartex" xmlns:mc="http://schemas.openxmlformats.org/markup-compatibility/2006" xmlns:aink="http://schemas.microsoft.com/office/drawing/2016/ink" xmlns:am3d="http://schemas.microsoft.com/office/drawing/2017/model3d" xmlns:o="urn:schemas-microsoft-com:office:office" xmlns:oel="http://schemas.microsoft.com/office/2019/extlst" xmlns:r="http://schemas.openxmlformats.org/officeDocument/2006/relationships" xmlns:m="http://schemas.openxmlformats.org/officeDocument/2006/math" xmlns:v="urn:schemas-microsoft-com:vml" xmlns:wp14="http://schemas.microsoft.com/office/word/2010/wordprocessingDrawing" xmlns:wp="http://schemas.openxmlformats.org/drawingml/2006/wordprocessingDrawing" xmlns:w10="urn:schemas-microsoft-com:office:word" xmlns:w="http://schemas.openxmlformats.org/wordprocessingml/2006/main" xmlns:w14="http://schemas.microsoft.com/office/word/2010/wordml" xmlns:w15="http://schemas.microsoft.com/office/word/2012/wordml" xmlns:w16cex="http://schemas.microsoft.com/office/word/2018/wordml/cex" xmlns:w16cid="http://schemas.microsoft.com/office/word/2016/wordml/cid" xmlns:w16="http://schemas.microsoft.com/office/word/2018/wordml" xmlns:w16du="http://schemas.microsoft.com/office/word/2023/wordml/word16du" xmlns:w16sdtdh="http://schemas.microsoft.com/office/word/2020/wordml/sdtdatahash" xmlns:w16sdtfl="http://schemas.microsoft.com/office/word/2024/wordml/sdtformatlock" xmlns:w16se="http://schemas.microsoft.com/office/word/2015/wordml/symex" xmlns:wpg="http://schemas.microsoft.com/office/word/2010/wordprocessingGroup" xmlns:wpi="http://schemas.microsoft.com/office/word/2010/wordprocessingInk" xmlns:wne="http://schemas.microsoft.com/office/word/2006/wordml" xmlns:wps="http://schemas.microsoft.com/office/word/2010/wordprocessingShape" mc:Ignorable="w14 w15 w16se w16cid w16 w16cex w16sdtdh w16sdtfl w16du wp14">
+<w:hdr xmlns:wpc="http://schemas.microsoft.com/office/word/2010/wordprocessingCanvas" xmlns:cx="http://schemas.microsoft.com/office/drawing/2014/chartex" xmlns:cx1="http://schemas.microsoft.com/office/drawing/2015/9/8/chartex" xmlns:cx2="http://schemas.microsoft.com/office/drawing/2015/10/21/chartex" xmlns:cx3="http://schemas.microsoft.com/office/drawing/2016/5/9/chartex" xmlns:cx4="http://schemas.microsoft.com/office/drawing/2016/5/10/chartex" xmlns:cx5="http://schemas.microsoft.com/office/drawing/2016/5/11/chartex" xmlns:cx6="http://schemas.microsoft.com/office/drawing/2016/5/12/chartex" xmlns:cx7="http://schemas.microsoft.com/office/drawing/2016/5/13/chartex" xmlns:cx8="http://schemas.microsoft.com/office/drawing/2016/5/14/chartex" xmlns:mc="http://schemas.openxmlformats.org/markup-compatibility/2006" xmlns:aink="http://schemas.microsoft.com/office/drawing/2016/ink" xmlns:am3d="http://schemas.microsoft.com/office/drawing/2017/model3d" xmlns:o="urn:schemas-microsoft-com:office:office" xmlns:r="http://schemas.openxmlformats.org/officeDocument/2006/relationships" xmlns:m="http://schemas.openxmlformats.org/officeDocument/2006/math" xmlns:v="urn:schemas-microsoft-com:vml" xmlns:wp14="http://schemas.microsoft.com/office/word/2010/wordprocessingDrawing" xmlns:wp="http://schemas.openxmlformats.org/drawingml/2006/wordprocessingDrawing" xmlns:w10="urn:schemas-microsoft-com:office:word" xmlns:w="http://schemas.openxmlformats.org/wordprocessingml/2006/main" xmlns:w14="http://schemas.microsoft.com/office/word/2010/wordml" xmlns:w15="http://schemas.microsoft.com/office/word/2012/wordml" xmlns:w16cid="http://schemas.microsoft.com/office/word/2016/wordml/cid" xmlns:w16se="http://schemas.microsoft.com/office/word/2015/wordml/symex" xmlns:wpg="http://schemas.microsoft.com/office/word/2010/wordprocessingGroup" xmlns:wpi="http://schemas.microsoft.com/office/word/2010/wordprocessingInk" xmlns:wne="http://schemas.microsoft.com/office/word/2006/wordml" xmlns:wps="http://schemas.microsoft.com/office/word/2010/wordprocessingShape" mc:Ignorable="w14 w15 w16se w16cid wp14">
   <w:sdt>
     <w:sdtPr>
       <w:id w:val="1132902266"/>
@@ -17556,6 +17314,7 @@
         <w:docPartUnique/>
       </w:docPartObj>
     </w:sdtPr>
+    <w:sdtEndPr/>
     <w:sdtContent>
       <w:p>
         <w:pPr>
@@ -17601,7 +17360,7 @@
 </file>
 
 <file path=word/numbering.xml><?xml version="1.0" encoding="utf-8"?>
-<w:numbering xmlns:wpc="http://schemas.microsoft.com/office/word/2010/wordprocessingCanvas" xmlns:cx="http://schemas.microsoft.com/office/drawing/2014/chartex" xmlns:cx1="http://schemas.microsoft.com/office/drawing/2015/9/8/chartex" xmlns:cx2="http://schemas.microsoft.com/office/drawing/2015/10/21/chartex" xmlns:cx3="http://schemas.microsoft.com/office/drawing/2016/5/9/chartex" xmlns:cx4="http://schemas.microsoft.com/office/drawing/2016/5/10/chartex" xmlns:cx5="http://schemas.microsoft.com/office/drawing/2016/5/11/chartex" xmlns:cx6="http://schemas.microsoft.com/office/drawing/2016/5/12/chartex" xmlns:cx7="http://schemas.microsoft.com/office/drawing/2016/5/13/chartex" xmlns:cx8="http://schemas.microsoft.com/office/drawing/2016/5/14/chartex" xmlns:mc="http://schemas.openxmlformats.org/markup-compatibility/2006" xmlns:aink="http://schemas.microsoft.com/office/drawing/2016/ink" xmlns:am3d="http://schemas.microsoft.com/office/drawing/2017/model3d" xmlns:o="urn:schemas-microsoft-com:office:office" xmlns:oel="http://schemas.microsoft.com/office/2019/extlst" xmlns:r="http://schemas.openxmlformats.org/officeDocument/2006/relationships" xmlns:m="http://schemas.openxmlformats.org/officeDocument/2006/math" xmlns:v="urn:schemas-microsoft-com:vml" xmlns:wp14="http://schemas.microsoft.com/office/word/2010/wordprocessingDrawing" xmlns:wp="http://schemas.openxmlformats.org/drawingml/2006/wordprocessingDrawing" xmlns:w10="urn:schemas-microsoft-com:office:word" xmlns:w="http://schemas.openxmlformats.org/wordprocessingml/2006/main" xmlns:w14="http://schemas.microsoft.com/office/word/2010/wordml" xmlns:w15="http://schemas.microsoft.com/office/word/2012/wordml" xmlns:w16cex="http://schemas.microsoft.com/office/word/2018/wordml/cex" xmlns:w16cid="http://schemas.microsoft.com/office/word/2016/wordml/cid" xmlns:w16="http://schemas.microsoft.com/office/word/2018/wordml" xmlns:w16du="http://schemas.microsoft.com/office/word/2023/wordml/word16du" xmlns:w16sdtdh="http://schemas.microsoft.com/office/word/2020/wordml/sdtdatahash" xmlns:w16sdtfl="http://schemas.microsoft.com/office/word/2024/wordml/sdtformatlock" xmlns:w16se="http://schemas.microsoft.com/office/word/2015/wordml/symex" xmlns:wpg="http://schemas.microsoft.com/office/word/2010/wordprocessingGroup" xmlns:wpi="http://schemas.microsoft.com/office/word/2010/wordprocessingInk" xmlns:wne="http://schemas.microsoft.com/office/word/2006/wordml" xmlns:wps="http://schemas.microsoft.com/office/word/2010/wordprocessingShape" mc:Ignorable="w14 w15 w16se w16cid w16 w16cex w16sdtdh w16sdtfl w16du wp14">
+<w:numbering xmlns:wpc="http://schemas.microsoft.com/office/word/2010/wordprocessingCanvas" xmlns:cx="http://schemas.microsoft.com/office/drawing/2014/chartex" xmlns:cx1="http://schemas.microsoft.com/office/drawing/2015/9/8/chartex" xmlns:cx2="http://schemas.microsoft.com/office/drawing/2015/10/21/chartex" xmlns:cx3="http://schemas.microsoft.com/office/drawing/2016/5/9/chartex" xmlns:cx4="http://schemas.microsoft.com/office/drawing/2016/5/10/chartex" xmlns:cx5="http://schemas.microsoft.com/office/drawing/2016/5/11/chartex" xmlns:cx6="http://schemas.microsoft.com/office/drawing/2016/5/12/chartex" xmlns:cx7="http://schemas.microsoft.com/office/drawing/2016/5/13/chartex" xmlns:cx8="http://schemas.microsoft.com/office/drawing/2016/5/14/chartex" xmlns:mc="http://schemas.openxmlformats.org/markup-compatibility/2006" xmlns:aink="http://schemas.microsoft.com/office/drawing/2016/ink" xmlns:am3d="http://schemas.microsoft.com/office/drawing/2017/model3d" xmlns:o="urn:schemas-microsoft-com:office:office" xmlns:r="http://schemas.openxmlformats.org/officeDocument/2006/relationships" xmlns:m="http://schemas.openxmlformats.org/officeDocument/2006/math" xmlns:v="urn:schemas-microsoft-com:vml" xmlns:wp14="http://schemas.microsoft.com/office/word/2010/wordprocessingDrawing" xmlns:wp="http://schemas.openxmlformats.org/drawingml/2006/wordprocessingDrawing" xmlns:w10="urn:schemas-microsoft-com:office:word" xmlns:w="http://schemas.openxmlformats.org/wordprocessingml/2006/main" xmlns:w14="http://schemas.microsoft.com/office/word/2010/wordml" xmlns:w15="http://schemas.microsoft.com/office/word/2012/wordml" xmlns:w16cid="http://schemas.microsoft.com/office/word/2016/wordml/cid" xmlns:w16se="http://schemas.microsoft.com/office/word/2015/wordml/symex" xmlns:wpg="http://schemas.microsoft.com/office/word/2010/wordprocessingGroup" xmlns:wpi="http://schemas.microsoft.com/office/word/2010/wordprocessingInk" xmlns:wne="http://schemas.microsoft.com/office/word/2006/wordml" xmlns:wps="http://schemas.microsoft.com/office/word/2010/wordprocessingShape" mc:Ignorable="w14 w15 w16se w16cid wp14">
   <w:abstractNum w:abstractNumId="0" w15:restartNumberingAfterBreak="0">
     <w:nsid w:val="1E38775D"/>
     <w:multiLevelType w:val="hybridMultilevel"/>
@@ -17804,17 +17563,17 @@
       </w:pPr>
     </w:lvl>
   </w:abstractNum>
-  <w:num w:numId="1" w16cid:durableId="1641226233">
+  <w:num w:numId="1">
     <w:abstractNumId w:val="1"/>
   </w:num>
-  <w:num w:numId="2" w16cid:durableId="293603004">
+  <w:num w:numId="2">
     <w:abstractNumId w:val="0"/>
   </w:num>
 </w:numbering>
 </file>
 
 <file path=word/styles.xml><?xml version="1.0" encoding="utf-8"?>
-<w:styles xmlns:mc="http://schemas.openxmlformats.org/markup-compatibility/2006" xmlns:r="http://schemas.openxmlformats.org/officeDocument/2006/relationships" xmlns:w="http://schemas.openxmlformats.org/wordprocessingml/2006/main" xmlns:w14="http://schemas.microsoft.com/office/word/2010/wordml" xmlns:w15="http://schemas.microsoft.com/office/word/2012/wordml" xmlns:w16cex="http://schemas.microsoft.com/office/word/2018/wordml/cex" xmlns:w16cid="http://schemas.microsoft.com/office/word/2016/wordml/cid" xmlns:w16="http://schemas.microsoft.com/office/word/2018/wordml" xmlns:w16du="http://schemas.microsoft.com/office/word/2023/wordml/word16du" xmlns:w16sdtdh="http://schemas.microsoft.com/office/word/2020/wordml/sdtdatahash" xmlns:w16sdtfl="http://schemas.microsoft.com/office/word/2024/wordml/sdtformatlock" xmlns:w16se="http://schemas.microsoft.com/office/word/2015/wordml/symex" mc:Ignorable="w14 w15 w16se w16cid w16 w16cex w16sdtdh w16sdtfl w16du">
+<w:styles xmlns:mc="http://schemas.openxmlformats.org/markup-compatibility/2006" xmlns:r="http://schemas.openxmlformats.org/officeDocument/2006/relationships" xmlns:w="http://schemas.openxmlformats.org/wordprocessingml/2006/main" xmlns:w14="http://schemas.microsoft.com/office/word/2010/wordml" xmlns:w15="http://schemas.microsoft.com/office/word/2012/wordml" xmlns:w16cid="http://schemas.microsoft.com/office/word/2016/wordml/cid" xmlns:w16se="http://schemas.microsoft.com/office/word/2015/wordml/symex" mc:Ignorable="w14 w15 w16se w16cid">
   <w:docDefaults>
     <w:rPrDefault>
       <w:rPr>
@@ -17830,7 +17589,7 @@
       </w:pPr>
     </w:pPrDefault>
   </w:docDefaults>
-  <w:latentStyles w:defLockedState="0" w:defUIPriority="99" w:defSemiHidden="0" w:defUnhideWhenUsed="0" w:defQFormat="0" w:count="376">
+  <w:latentStyles w:defLockedState="0" w:defUIPriority="99" w:defSemiHidden="0" w:defUnhideWhenUsed="0" w:defQFormat="0" w:count="375">
     <w:lsdException w:name="Normal" w:uiPriority="0" w:qFormat="1"/>
     <w:lsdException w:name="heading 1" w:uiPriority="9" w:qFormat="1"/>
     <w:lsdException w:name="heading 2" w:semiHidden="1" w:uiPriority="9" w:unhideWhenUsed="1" w:qFormat="1"/>
@@ -18206,7 +17965,6 @@
     <w:lsdException w:name="Smart Hyperlink" w:semiHidden="1" w:unhideWhenUsed="1"/>
     <w:lsdException w:name="Hashtag" w:semiHidden="1" w:unhideWhenUsed="1"/>
     <w:lsdException w:name="Unresolved Mention" w:semiHidden="1" w:unhideWhenUsed="1"/>
-    <w:lsdException w:name="Smart Link" w:semiHidden="1" w:unhideWhenUsed="1"/>
   </w:latentStyles>
   <w:style w:type="paragraph" w:default="1" w:styleId="Normal">
     <w:name w:val="Normal"/>
@@ -18237,6 +17995,7 @@
   <w:style w:type="character" w:default="1" w:styleId="Fontepargpadro">
     <w:name w:val="Default Paragraph Font"/>
     <w:uiPriority w:val="1"/>
+    <w:semiHidden/>
     <w:unhideWhenUsed/>
   </w:style>
   <w:style w:type="table" w:default="1" w:styleId="Tabelanormal">
@@ -18815,14 +18574,6 @@
 </file>
 
 <file path=customXml/item1.xml><?xml version="1.0" encoding="utf-8"?>
-<p:properties xmlns:p="http://schemas.microsoft.com/office/2006/metadata/properties" xmlns:xsi="http://www.w3.org/2001/XMLSchema-instance" xmlns:pc="http://schemas.microsoft.com/office/infopath/2007/PartnerControls">
-  <documentManagement>
-    <_activity xmlns="7a7075c7-719f-4fa3-a2f0-2346c1b30043" xsi:nil="true"/>
-  </documentManagement>
-</p:properties>
-</file>
-
-<file path=customXml/item2.xml><?xml version="1.0" encoding="utf-8"?>
 <ct:contentTypeSchema xmlns:ct="http://schemas.microsoft.com/office/2006/metadata/contentType" xmlns:ma="http://schemas.microsoft.com/office/2006/metadata/properties/metaAttributes" ct:_="" ma:_="" ma:contentTypeName="Documento" ma:contentTypeID="0x01010004DF3DC73DD03A4DBFD9DAB9E3E1DB98" ma:contentTypeVersion="9" ma:contentTypeDescription="Crie um novo documento." ma:contentTypeScope="" ma:versionID="fa82eeb1e333e721eb4d9edca94a8a5a">
   <xsd:schema xmlns:xsd="http://www.w3.org/2001/XMLSchema" xmlns:xs="http://www.w3.org/2001/XMLSchema" xmlns:p="http://schemas.microsoft.com/office/2006/metadata/properties" xmlns:ns3="4c528334-ca12-4272-a9b4-d64ab01ccb2c" xmlns:ns4="7a7075c7-719f-4fa3-a2f0-2346c1b30043" targetNamespace="http://schemas.microsoft.com/office/2006/metadata/properties" ma:root="true" ma:fieldsID="7219b95092c51cf24d874ee844803b32" ns3:_="" ns4:_="">
     <xsd:import namespace="4c528334-ca12-4272-a9b4-d64ab01ccb2c"/>
@@ -19017,11 +18768,15 @@
 </ct:contentTypeSchema>
 </file>
 
-<file path=customXml/item3.xml><?xml version="1.0" encoding="utf-8"?>
-<b:Sources xmlns:b="http://schemas.openxmlformats.org/officeDocument/2006/bibliography" xmlns="http://schemas.openxmlformats.org/officeDocument/2006/bibliography" SelectedStyle="\APASixthEditionOfficeOnline.xsl" StyleName="APA" Version="6"/>
+<file path=customXml/item2.xml><?xml version="1.0" encoding="utf-8"?>
+<p:properties xmlns:p="http://schemas.microsoft.com/office/2006/metadata/properties" xmlns:xsi="http://www.w3.org/2001/XMLSchema-instance" xmlns:pc="http://schemas.microsoft.com/office/infopath/2007/PartnerControls">
+  <documentManagement>
+    <_activity xmlns="7a7075c7-719f-4fa3-a2f0-2346c1b30043" xsi:nil="true"/>
+  </documentManagement>
+</p:properties>
 </file>
 
-<file path=customXml/item4.xml><?xml version="1.0" encoding="utf-8"?>
+<file path=customXml/item3.xml><?xml version="1.0" encoding="utf-8"?>
 <?mso-contentType ?>
 <FormTemplates xmlns="http://schemas.microsoft.com/sharepoint/v3/contenttype/forms">
   <Display>DocumentLibraryForm</Display>
@@ -19030,17 +18785,11 @@
 </FormTemplates>
 </file>
 
-<file path=customXml/itemProps1.xml><?xml version="1.0" encoding="utf-8"?>
-<ds:datastoreItem xmlns:ds="http://schemas.openxmlformats.org/officeDocument/2006/customXml" ds:itemID="{83A28076-18F7-4F6E-8D67-B3871704298C}">
-  <ds:schemaRefs>
-    <ds:schemaRef ds:uri="http://schemas.microsoft.com/office/2006/metadata/properties"/>
-    <ds:schemaRef ds:uri="http://schemas.microsoft.com/office/infopath/2007/PartnerControls"/>
-    <ds:schemaRef ds:uri="7a7075c7-719f-4fa3-a2f0-2346c1b30043"/>
-  </ds:schemaRefs>
-</ds:datastoreItem>
+<file path=customXml/item4.xml><?xml version="1.0" encoding="utf-8"?>
+<b:Sources xmlns:b="http://schemas.openxmlformats.org/officeDocument/2006/bibliography" xmlns="http://schemas.openxmlformats.org/officeDocument/2006/bibliography" SelectedStyle="\APASixthEditionOfficeOnline.xsl" StyleName="APA" Version="6"/>
 </file>
 
-<file path=customXml/itemProps2.xml><?xml version="1.0" encoding="utf-8"?>
+<file path=customXml/itemProps1.xml><?xml version="1.0" encoding="utf-8"?>
 <ds:datastoreItem xmlns:ds="http://schemas.openxmlformats.org/officeDocument/2006/customXml" ds:itemID="{156DCBA0-AAA0-4EA5-A878-79835756F6C5}">
   <ds:schemaRefs>
     <ds:schemaRef ds:uri="http://schemas.microsoft.com/office/2006/metadata/contentType"/>
@@ -19059,18 +18808,28 @@
 </ds:datastoreItem>
 </file>
 
+<file path=customXml/itemProps2.xml><?xml version="1.0" encoding="utf-8"?>
+<ds:datastoreItem xmlns:ds="http://schemas.openxmlformats.org/officeDocument/2006/customXml" ds:itemID="{83A28076-18F7-4F6E-8D67-B3871704298C}">
+  <ds:schemaRefs>
+    <ds:schemaRef ds:uri="http://schemas.microsoft.com/office/2006/metadata/properties"/>
+    <ds:schemaRef ds:uri="http://schemas.microsoft.com/office/infopath/2007/PartnerControls"/>
+    <ds:schemaRef ds:uri="7a7075c7-719f-4fa3-a2f0-2346c1b30043"/>
+  </ds:schemaRefs>
+</ds:datastoreItem>
+</file>
+
 <file path=customXml/itemProps3.xml><?xml version="1.0" encoding="utf-8"?>
-<ds:datastoreItem xmlns:ds="http://schemas.openxmlformats.org/officeDocument/2006/customXml" ds:itemID="{AC70A4CB-B021-47E2-8AE5-D0C13A57BD8B}">
+<ds:datastoreItem xmlns:ds="http://schemas.openxmlformats.org/officeDocument/2006/customXml" ds:itemID="{F4A2C6B6-6235-4493-B188-224B1EE05A45}">
   <ds:schemaRefs>
-    <ds:schemaRef ds:uri="http://schemas.openxmlformats.org/officeDocument/2006/bibliography"/>
+    <ds:schemaRef ds:uri="http://schemas.microsoft.com/sharepoint/v3/contenttype/forms"/>
   </ds:schemaRefs>
 </ds:datastoreItem>
 </file>
 
 <file path=customXml/itemProps4.xml><?xml version="1.0" encoding="utf-8"?>
-<ds:datastoreItem xmlns:ds="http://schemas.openxmlformats.org/officeDocument/2006/customXml" ds:itemID="{F4A2C6B6-6235-4493-B188-224B1EE05A45}">
+<ds:datastoreItem xmlns:ds="http://schemas.openxmlformats.org/officeDocument/2006/customXml" ds:itemID="{378CA1AF-CC29-485F-AA91-42E2311305A5}">
   <ds:schemaRefs>
-    <ds:schemaRef ds:uri="http://schemas.microsoft.com/sharepoint/v3/contenttype/forms"/>
+    <ds:schemaRef ds:uri="http://schemas.openxmlformats.org/officeDocument/2006/bibliography"/>
   </ds:schemaRefs>
 </ds:datastoreItem>
 </file>
--- a/Documentação/DOCUMENTO-SENAI-APEX-00.docx
+++ b/Documentação/DOCUMENTO-SENAI-APEX-00.docx
@@ -1,6 +1,6 @@
 
 <file path=word/document.xml><?xml version="1.0" encoding="utf-8"?>
-<w:document xmlns:wpc="http://schemas.microsoft.com/office/word/2010/wordprocessingCanvas" xmlns:cx="http://schemas.microsoft.com/office/drawing/2014/chartex" xmlns:cx1="http://schemas.microsoft.com/office/drawing/2015/9/8/chartex" xmlns:cx2="http://schemas.microsoft.com/office/drawing/2015/10/21/chartex" xmlns:cx3="http://schemas.microsoft.com/office/drawing/2016/5/9/chartex" xmlns:cx4="http://schemas.microsoft.com/office/drawing/2016/5/10/chartex" xmlns:cx5="http://schemas.microsoft.com/office/drawing/2016/5/11/chartex" xmlns:cx6="http://schemas.microsoft.com/office/drawing/2016/5/12/chartex" xmlns:cx7="http://schemas.microsoft.com/office/drawing/2016/5/13/chartex" xmlns:cx8="http://schemas.microsoft.com/office/drawing/2016/5/14/chartex" xmlns:mc="http://schemas.openxmlformats.org/markup-compatibility/2006" xmlns:aink="http://schemas.microsoft.com/office/drawing/2016/ink" xmlns:am3d="http://schemas.microsoft.com/office/drawing/2017/model3d" xmlns:o="urn:schemas-microsoft-com:office:office" xmlns:oel="http://schemas.microsoft.com/office/2019/extlst" xmlns:r="http://schemas.openxmlformats.org/officeDocument/2006/relationships" xmlns:m="http://schemas.openxmlformats.org/officeDocument/2006/math" xmlns:v="urn:schemas-microsoft-com:vml" xmlns:wp14="http://schemas.microsoft.com/office/word/2010/wordprocessingDrawing" xmlns:wp="http://schemas.openxmlformats.org/drawingml/2006/wordprocessingDrawing" xmlns:w10="urn:schemas-microsoft-com:office:word" xmlns:w="http://schemas.openxmlformats.org/wordprocessingml/2006/main" xmlns:w14="http://schemas.microsoft.com/office/word/2010/wordml" xmlns:w15="http://schemas.microsoft.com/office/word/2012/wordml" xmlns:w16cex="http://schemas.microsoft.com/office/word/2018/wordml/cex" xmlns:w16cid="http://schemas.microsoft.com/office/word/2016/wordml/cid" xmlns:w16="http://schemas.microsoft.com/office/word/2018/wordml" xmlns:w16du="http://schemas.microsoft.com/office/word/2023/wordml/word16du" xmlns:w16sdtdh="http://schemas.microsoft.com/office/word/2020/wordml/sdtdatahash" xmlns:w16sdtfl="http://schemas.microsoft.com/office/word/2024/wordml/sdtformatlock" xmlns:w16se="http://schemas.microsoft.com/office/word/2015/wordml/symex" xmlns:wpg="http://schemas.microsoft.com/office/word/2010/wordprocessingGroup" xmlns:wpi="http://schemas.microsoft.com/office/word/2010/wordprocessingInk" xmlns:wne="http://schemas.microsoft.com/office/word/2006/wordml" xmlns:wps="http://schemas.microsoft.com/office/word/2010/wordprocessingShape" mc:Ignorable="w14 w15 w16se w16cid w16 w16cex w16sdtdh w16sdtfl w16du wp14">
+<w:document xmlns:wpc="http://schemas.microsoft.com/office/word/2010/wordprocessingCanvas" xmlns:cx="http://schemas.microsoft.com/office/drawing/2014/chartex" xmlns:cx1="http://schemas.microsoft.com/office/drawing/2015/9/8/chartex" xmlns:cx2="http://schemas.microsoft.com/office/drawing/2015/10/21/chartex" xmlns:cx3="http://schemas.microsoft.com/office/drawing/2016/5/9/chartex" xmlns:cx4="http://schemas.microsoft.com/office/drawing/2016/5/10/chartex" xmlns:cx5="http://schemas.microsoft.com/office/drawing/2016/5/11/chartex" xmlns:cx6="http://schemas.microsoft.com/office/drawing/2016/5/12/chartex" xmlns:cx7="http://schemas.microsoft.com/office/drawing/2016/5/13/chartex" xmlns:cx8="http://schemas.microsoft.com/office/drawing/2016/5/14/chartex" xmlns:mc="http://schemas.openxmlformats.org/markup-compatibility/2006" xmlns:aink="http://schemas.microsoft.com/office/drawing/2016/ink" xmlns:am3d="http://schemas.microsoft.com/office/drawing/2017/model3d" xmlns:o="urn:schemas-microsoft-com:office:office" xmlns:r="http://schemas.openxmlformats.org/officeDocument/2006/relationships" xmlns:m="http://schemas.openxmlformats.org/officeDocument/2006/math" xmlns:v="urn:schemas-microsoft-com:vml" xmlns:wp14="http://schemas.microsoft.com/office/word/2010/wordprocessingDrawing" xmlns:wp="http://schemas.openxmlformats.org/drawingml/2006/wordprocessingDrawing" xmlns:w10="urn:schemas-microsoft-com:office:word" xmlns:w="http://schemas.openxmlformats.org/wordprocessingml/2006/main" xmlns:w14="http://schemas.microsoft.com/office/word/2010/wordml" xmlns:w15="http://schemas.microsoft.com/office/word/2012/wordml" xmlns:w16cid="http://schemas.microsoft.com/office/word/2016/wordml/cid" xmlns:w16se="http://schemas.microsoft.com/office/word/2015/wordml/symex" xmlns:wpg="http://schemas.microsoft.com/office/word/2010/wordprocessingGroup" xmlns:wpi="http://schemas.microsoft.com/office/word/2010/wordprocessingInk" xmlns:wne="http://schemas.microsoft.com/office/word/2006/wordml" xmlns:wps="http://schemas.microsoft.com/office/word/2010/wordprocessingShape" mc:Ignorable="w14 w15 w16se w16cid wp14">
   <w:body>
     <w:p>
       <w:pPr>
@@ -1627,7 +1627,6 @@
         </w:rPr>
         <w:t xml:space="preserve">, to ensure the system delivers excellent performance and meets </w:t>
       </w:r>
-      <w:proofErr w:type="gramStart"/>
       <w:r>
         <w:rPr>
           <w:rFonts w:ascii="Times New Roman" w:hAnsi="Times New Roman" w:cs="Times New Roman"/>
@@ -1635,9 +1634,8 @@
           <w:szCs w:val="24"/>
           <w:lang w:val="en-US"/>
         </w:rPr>
-        <w:t>manager</w:t>
-      </w:r>
-      <w:proofErr w:type="gramEnd"/>
+        <w:t xml:space="preserve">manager </w:t>
+      </w:r>
       <w:r>
         <w:rPr>
           <w:rFonts w:ascii="Times New Roman" w:hAnsi="Times New Roman" w:cs="Times New Roman"/>
@@ -1645,36 +1643,7 @@
           <w:szCs w:val="24"/>
           <w:lang w:val="en-US"/>
         </w:rPr>
-        <w:t xml:space="preserve"> </w:t>
-      </w:r>
-      <w:r>
-        <w:rPr>
-          <w:rFonts w:ascii="Times New Roman" w:hAnsi="Times New Roman" w:cs="Times New Roman"/>
-          <w:sz w:val="24"/>
-          <w:szCs w:val="24"/>
-          <w:lang w:val="en-US"/>
-        </w:rPr>
-        <w:t xml:space="preserve">expectations. In this sense, the goal is to help society stay </w:t>
-      </w:r>
-      <w:proofErr w:type="gramStart"/>
-      <w:r>
-        <w:rPr>
-          <w:rFonts w:ascii="Times New Roman" w:hAnsi="Times New Roman" w:cs="Times New Roman"/>
-          <w:sz w:val="24"/>
-          <w:szCs w:val="24"/>
-          <w:lang w:val="en-US"/>
-        </w:rPr>
-        <w:t>up-to-date</w:t>
-      </w:r>
-      <w:proofErr w:type="gramEnd"/>
-      <w:r>
-        <w:rPr>
-          <w:rFonts w:ascii="Times New Roman" w:hAnsi="Times New Roman" w:cs="Times New Roman"/>
-          <w:sz w:val="24"/>
-          <w:szCs w:val="24"/>
-          <w:lang w:val="en-US"/>
-        </w:rPr>
-        <w:t xml:space="preserve"> with future innovations while providing agility and efficiency when monitoring the company's progress, ensuring the dealership remains operational.</w:t>
+        <w:t>expectations. In this sense, the goal is to help society stay up-to-date with future innovations while providing agility and efficiency when monitoring the company's progress, ensuring the dealership remains operational.</w:t>
       </w:r>
     </w:p>
     <w:p>
@@ -6658,7 +6627,25 @@
           <w:sz w:val="24"/>
           <w:szCs w:val="24"/>
         </w:rPr>
-        <w:t xml:space="preserve">Segundo Tan, Chen e </w:t>
+        <w:t xml:space="preserve">Segundo </w:t>
+      </w:r>
+      <w:proofErr w:type="spellStart"/>
+      <w:r>
+        <w:rPr>
+          <w:rFonts w:ascii="Times New Roman" w:hAnsi="Times New Roman" w:cs="Times New Roman"/>
+          <w:sz w:val="24"/>
+          <w:szCs w:val="24"/>
+        </w:rPr>
+        <w:t>Tan</w:t>
+      </w:r>
+      <w:proofErr w:type="spellEnd"/>
+      <w:r>
+        <w:rPr>
+          <w:rFonts w:ascii="Times New Roman" w:hAnsi="Times New Roman" w:cs="Times New Roman"/>
+          <w:sz w:val="24"/>
+          <w:szCs w:val="24"/>
+        </w:rPr>
+        <w:t xml:space="preserve">, Chen e </w:t>
       </w:r>
       <w:proofErr w:type="spellStart"/>
       <w:r>
@@ -8011,7 +7998,25 @@
           <w:sz w:val="24"/>
           <w:szCs w:val="24"/>
         </w:rPr>
-        <w:t xml:space="preserve">Segundo Sayed e Patel (2023), o </w:t>
+        <w:t xml:space="preserve">Segundo Sayed e </w:t>
+      </w:r>
+      <w:proofErr w:type="spellStart"/>
+      <w:r>
+        <w:rPr>
+          <w:rFonts w:ascii="Times New Roman" w:hAnsi="Times New Roman" w:cs="Times New Roman"/>
+          <w:sz w:val="24"/>
+          <w:szCs w:val="24"/>
+        </w:rPr>
+        <w:t>Patel</w:t>
+      </w:r>
+      <w:proofErr w:type="spellEnd"/>
+      <w:r>
+        <w:rPr>
+          <w:rFonts w:ascii="Times New Roman" w:hAnsi="Times New Roman" w:cs="Times New Roman"/>
+          <w:sz w:val="24"/>
+          <w:szCs w:val="24"/>
+        </w:rPr>
+        <w:t xml:space="preserve"> (2023), o </w:t>
       </w:r>
       <w:proofErr w:type="spellStart"/>
       <w:r>
@@ -8854,10 +8859,10 @@
           <w:noProof/>
         </w:rPr>
         <w:drawing>
-          <wp:inline distT="0" distB="0" distL="0" distR="0" wp14:anchorId="10B582F9" wp14:editId="1B5ACE81">
-            <wp:extent cx="5760085" cy="4028440"/>
+          <wp:inline distT="0" distB="0" distL="0" distR="0" wp14:anchorId="4EC7DA58" wp14:editId="2841F14D">
+            <wp:extent cx="5760085" cy="3456305"/>
             <wp:effectExtent l="0" t="0" r="0" b="0"/>
-            <wp:docPr id="6" name="Imagem 6"/>
+            <wp:docPr id="12" name="Imagem 12"/>
             <wp:cNvGraphicFramePr>
               <a:graphicFrameLocks xmlns:a="http://schemas.openxmlformats.org/drawingml/2006/main" noChangeAspect="1"/>
             </wp:cNvGraphicFramePr>
@@ -8877,7 +8882,7 @@
                   <pic:spPr>
                     <a:xfrm>
                       <a:off x="0" y="0"/>
-                      <a:ext cx="5760085" cy="4028440"/>
+                      <a:ext cx="5760085" cy="3456305"/>
                     </a:xfrm>
                     <a:prstGeom prst="rect">
                       <a:avLst/>
@@ -8889,23 +8894,24 @@
           </wp:inline>
         </w:drawing>
       </w:r>
-    </w:p>
-    <w:p>
-      <w:pPr>
-        <w:spacing w:after="0" w:line="360" w:lineRule="auto"/>
-        <w:rPr>
-          <w:rFonts w:ascii="Times New Roman" w:hAnsi="Times New Roman" w:cs="Times New Roman"/>
-          <w:b/>
-          <w:bCs/>
-        </w:rPr>
-      </w:pPr>
-      <w:r>
-        <w:rPr>
-          <w:rFonts w:ascii="Times New Roman" w:hAnsi="Times New Roman" w:cs="Times New Roman"/>
-          <w:b/>
-          <w:bCs/>
-        </w:rPr>
-        <w:lastRenderedPageBreak/>
+      <w:bookmarkStart w:id="27" w:name="_GoBack"/>
+      <w:bookmarkEnd w:id="27"/>
+    </w:p>
+    <w:p>
+      <w:pPr>
+        <w:spacing w:after="0" w:line="360" w:lineRule="auto"/>
+        <w:rPr>
+          <w:rFonts w:ascii="Times New Roman" w:hAnsi="Times New Roman" w:cs="Times New Roman"/>
+          <w:b/>
+          <w:bCs/>
+        </w:rPr>
+      </w:pPr>
+      <w:r>
+        <w:rPr>
+          <w:rFonts w:ascii="Times New Roman" w:hAnsi="Times New Roman" w:cs="Times New Roman"/>
+          <w:b/>
+          <w:bCs/>
+        </w:rPr>
         <w:t xml:space="preserve">Fonte: </w:t>
       </w:r>
       <w:r>
@@ -8947,8 +8953,8 @@
           <w:szCs w:val="24"/>
         </w:rPr>
       </w:pPr>
-      <w:bookmarkStart w:id="27" w:name="_Toc213056292"/>
-      <w:bookmarkStart w:id="28" w:name="_Toc221864890"/>
+      <w:bookmarkStart w:id="28" w:name="_Toc213056292"/>
+      <w:bookmarkStart w:id="29" w:name="_Toc221864890"/>
       <w:r>
         <w:rPr>
           <w:rFonts w:ascii="Times New Roman" w:hAnsi="Times New Roman" w:cs="Times New Roman"/>
@@ -9043,8 +9049,8 @@
         </w:rPr>
         <w:t>GitHub</w:t>
       </w:r>
-      <w:bookmarkEnd w:id="27"/>
       <w:bookmarkEnd w:id="28"/>
+      <w:bookmarkEnd w:id="29"/>
     </w:p>
     <w:p>
       <w:pPr>
@@ -9357,7 +9363,25 @@
           <w:sz w:val="24"/>
           <w:szCs w:val="24"/>
         </w:rPr>
-        <w:t xml:space="preserve"> e Github.</w:t>
+        <w:t xml:space="preserve"> e </w:t>
+      </w:r>
+      <w:proofErr w:type="spellStart"/>
+      <w:r>
+        <w:rPr>
+          <w:rFonts w:ascii="Times New Roman" w:hAnsi="Times New Roman" w:cs="Times New Roman"/>
+          <w:sz w:val="24"/>
+          <w:szCs w:val="24"/>
+        </w:rPr>
+        <w:t>Github</w:t>
+      </w:r>
+      <w:proofErr w:type="spellEnd"/>
+      <w:r>
+        <w:rPr>
+          <w:rFonts w:ascii="Times New Roman" w:hAnsi="Times New Roman" w:cs="Times New Roman"/>
+          <w:sz w:val="24"/>
+          <w:szCs w:val="24"/>
+        </w:rPr>
+        <w:t>.</w:t>
       </w:r>
     </w:p>
     <w:p>
@@ -9372,7 +9396,7 @@
           <w:szCs w:val="24"/>
         </w:rPr>
       </w:pPr>
-      <w:bookmarkStart w:id="29" w:name="_Toc215495520"/>
+      <w:bookmarkStart w:id="30" w:name="_Toc215495520"/>
       <w:r>
         <w:rPr>
           <w:rFonts w:ascii="Times New Roman" w:hAnsi="Times New Roman" w:cs="Times New Roman"/>
@@ -9483,7 +9507,7 @@
         </w:rPr>
         <w:t>Bash</w:t>
       </w:r>
-      <w:bookmarkEnd w:id="29"/>
+      <w:bookmarkEnd w:id="30"/>
       <w:proofErr w:type="spellEnd"/>
     </w:p>
     <w:p>
@@ -9573,7 +9597,7 @@
           <w:szCs w:val="24"/>
         </w:rPr>
       </w:pPr>
-      <w:bookmarkStart w:id="30" w:name="_Toc215495521"/>
+      <w:bookmarkStart w:id="31" w:name="_Toc215495521"/>
       <w:r>
         <w:rPr>
           <w:rFonts w:ascii="Times New Roman" w:hAnsi="Times New Roman" w:cs="Times New Roman"/>
@@ -9652,7 +9676,7 @@
         </w:rPr>
         <w:t xml:space="preserve"> - GitHub</w:t>
       </w:r>
-      <w:bookmarkEnd w:id="30"/>
+      <w:bookmarkEnd w:id="31"/>
     </w:p>
     <w:p>
       <w:pPr>
@@ -9741,8 +9765,8 @@
           <w:szCs w:val="24"/>
         </w:rPr>
       </w:pPr>
-      <w:bookmarkStart w:id="31" w:name="_Toc213056293"/>
-      <w:bookmarkStart w:id="32" w:name="_Toc221864891"/>
+      <w:bookmarkStart w:id="32" w:name="_Toc213056293"/>
+      <w:bookmarkStart w:id="33" w:name="_Toc221864891"/>
       <w:r>
         <w:rPr>
           <w:rFonts w:ascii="Times New Roman" w:hAnsi="Times New Roman" w:cs="Times New Roman"/>
@@ -9784,8 +9808,8 @@
         </w:rPr>
         <w:t>Trello</w:t>
       </w:r>
-      <w:bookmarkEnd w:id="31"/>
       <w:bookmarkEnd w:id="32"/>
+      <w:bookmarkEnd w:id="33"/>
       <w:proofErr w:type="spellEnd"/>
     </w:p>
     <w:p>
@@ -9936,7 +9960,7 @@
           <w:szCs w:val="24"/>
         </w:rPr>
       </w:pPr>
-      <w:bookmarkStart w:id="33" w:name="_Toc215495522"/>
+      <w:bookmarkStart w:id="34" w:name="_Toc215495522"/>
       <w:r>
         <w:rPr>
           <w:rFonts w:ascii="Times New Roman" w:hAnsi="Times New Roman" w:cs="Times New Roman"/>
@@ -10025,7 +10049,7 @@
         </w:rPr>
         <w:t>Trello</w:t>
       </w:r>
-      <w:bookmarkEnd w:id="33"/>
+      <w:bookmarkEnd w:id="34"/>
       <w:proofErr w:type="spellEnd"/>
     </w:p>
     <w:p>
@@ -10119,8 +10143,8 @@
           <w:szCs w:val="24"/>
         </w:rPr>
       </w:pPr>
-      <w:bookmarkStart w:id="34" w:name="_Toc213056294"/>
-      <w:bookmarkStart w:id="35" w:name="_Toc221864892"/>
+      <w:bookmarkStart w:id="35" w:name="_Toc213056294"/>
+      <w:bookmarkStart w:id="36" w:name="_Toc221864892"/>
       <w:r>
         <w:rPr>
           <w:rFonts w:ascii="Times New Roman" w:hAnsi="Times New Roman" w:cs="Times New Roman"/>
@@ -10152,8 +10176,8 @@
         </w:rPr>
         <w:t xml:space="preserve"> Scrum</w:t>
       </w:r>
-      <w:bookmarkEnd w:id="34"/>
       <w:bookmarkEnd w:id="35"/>
+      <w:bookmarkEnd w:id="36"/>
     </w:p>
     <w:p>
       <w:pPr>
@@ -10265,7 +10289,7 @@
           <w:szCs w:val="24"/>
         </w:rPr>
       </w:pPr>
-      <w:bookmarkStart w:id="36" w:name="_Toc221864893"/>
+      <w:bookmarkStart w:id="37" w:name="_Toc221864893"/>
       <w:r>
         <w:rPr>
           <w:rFonts w:ascii="Times New Roman" w:hAnsi="Times New Roman" w:cs="Times New Roman"/>
@@ -10296,7 +10320,7 @@
         </w:rPr>
         <w:t>SQL</w:t>
       </w:r>
-      <w:bookmarkEnd w:id="36"/>
+      <w:bookmarkEnd w:id="37"/>
     </w:p>
     <w:p>
       <w:pPr>
@@ -10436,8 +10460,8 @@
           <w:szCs w:val="24"/>
         </w:rPr>
       </w:pPr>
-      <w:bookmarkStart w:id="37" w:name="_Toc213056295"/>
-      <w:bookmarkStart w:id="38" w:name="_Toc221864894"/>
+      <w:bookmarkStart w:id="38" w:name="_Toc213056295"/>
+      <w:bookmarkStart w:id="39" w:name="_Toc221864894"/>
       <w:r>
         <w:rPr>
           <w:rFonts w:ascii="Times New Roman" w:hAnsi="Times New Roman" w:cs="Times New Roman"/>
@@ -10489,8 +10513,8 @@
         </w:rPr>
         <w:t>MyAdmin</w:t>
       </w:r>
-      <w:bookmarkEnd w:id="37"/>
       <w:bookmarkEnd w:id="38"/>
+      <w:bookmarkEnd w:id="39"/>
       <w:proofErr w:type="spellEnd"/>
     </w:p>
     <w:p>
@@ -10605,13 +10629,23 @@
         </w:rPr>
         <w:t xml:space="preserve"> e </w:t>
       </w:r>
-      <w:r>
-        <w:rPr>
-          <w:rFonts w:ascii="Times New Roman" w:hAnsi="Times New Roman" w:cs="Times New Roman"/>
-          <w:sz w:val="24"/>
-          <w:szCs w:val="24"/>
-        </w:rPr>
-        <w:t xml:space="preserve">Riki </w:t>
+      <w:proofErr w:type="spellStart"/>
+      <w:r>
+        <w:rPr>
+          <w:rFonts w:ascii="Times New Roman" w:hAnsi="Times New Roman" w:cs="Times New Roman"/>
+          <w:sz w:val="24"/>
+          <w:szCs w:val="24"/>
+        </w:rPr>
+        <w:t>Riki</w:t>
+      </w:r>
+      <w:proofErr w:type="spellEnd"/>
+      <w:r>
+        <w:rPr>
+          <w:rFonts w:ascii="Times New Roman" w:hAnsi="Times New Roman" w:cs="Times New Roman"/>
+          <w:sz w:val="24"/>
+          <w:szCs w:val="24"/>
+        </w:rPr>
+        <w:t xml:space="preserve"> </w:t>
       </w:r>
       <w:proofErr w:type="spellStart"/>
       <w:r>
@@ -10757,7 +10791,7 @@
           <w:szCs w:val="24"/>
         </w:rPr>
       </w:pPr>
-      <w:bookmarkStart w:id="39" w:name="_Toc215495523"/>
+      <w:bookmarkStart w:id="40" w:name="_Toc215495523"/>
       <w:r>
         <w:rPr>
           <w:rFonts w:ascii="Times New Roman" w:hAnsi="Times New Roman" w:cs="Times New Roman"/>
@@ -10847,7 +10881,7 @@
         </w:rPr>
         <w:t>PHPMyAdmin</w:t>
       </w:r>
-      <w:bookmarkEnd w:id="39"/>
+      <w:bookmarkEnd w:id="40"/>
       <w:proofErr w:type="spellEnd"/>
     </w:p>
     <w:p>
@@ -11069,11 +11103,11 @@
         </w:rPr>
         <w:t>No projeto, o React foi utilizado para criar a interface e gerenciar o estado da aplicação. Isso garantiu uma navegação fluida, componentes organizados e maior interatividade para o usuário.</w:t>
       </w:r>
-      <w:bookmarkStart w:id="40" w:name="_Toc213056296"/>
-      <w:bookmarkStart w:id="41" w:name="_Toc221864895"/>
-    </w:p>
-    <w:bookmarkEnd w:id="40"/>
+      <w:bookmarkStart w:id="41" w:name="_Toc213056296"/>
+      <w:bookmarkStart w:id="42" w:name="_Toc221864895"/>
+    </w:p>
     <w:bookmarkEnd w:id="41"/>
+    <w:bookmarkEnd w:id="42"/>
     <w:p>
       <w:pPr>
         <w:spacing w:after="0" w:line="360" w:lineRule="auto"/>
@@ -11159,8 +11193,8 @@
           <w:szCs w:val="24"/>
         </w:rPr>
       </w:pPr>
-      <w:bookmarkStart w:id="42" w:name="_Toc213056297"/>
-      <w:bookmarkStart w:id="43" w:name="_Toc221864896"/>
+      <w:bookmarkStart w:id="43" w:name="_Toc213056297"/>
+      <w:bookmarkStart w:id="44" w:name="_Toc221864896"/>
       <w:r>
         <w:rPr>
           <w:rFonts w:ascii="Times New Roman" w:hAnsi="Times New Roman" w:cs="Times New Roman"/>
@@ -11183,8 +11217,8 @@
         </w:rPr>
         <w:t>NodeJS</w:t>
       </w:r>
-      <w:bookmarkEnd w:id="42"/>
       <w:bookmarkEnd w:id="43"/>
+      <w:bookmarkEnd w:id="44"/>
       <w:proofErr w:type="spellEnd"/>
     </w:p>
     <w:p>
@@ -11330,17 +11364,172 @@
           <w:sz w:val="24"/>
           <w:szCs w:val="24"/>
         </w:rPr>
+        <w:t xml:space="preserve"> Express</w:t>
+      </w:r>
+    </w:p>
+    <w:p>
+      <w:pPr>
+        <w:spacing w:after="0" w:line="360" w:lineRule="auto"/>
+        <w:ind w:firstLine="709"/>
+        <w:rPr>
+          <w:rFonts w:ascii="Times New Roman" w:hAnsi="Times New Roman" w:cs="Times New Roman"/>
+          <w:sz w:val="24"/>
+          <w:szCs w:val="24"/>
+        </w:rPr>
+      </w:pPr>
+      <w:r>
+        <w:rPr>
+          <w:rFonts w:ascii="Times New Roman" w:hAnsi="Times New Roman" w:cs="Times New Roman"/>
+          <w:sz w:val="24"/>
+          <w:szCs w:val="24"/>
+        </w:rPr>
+        <w:t xml:space="preserve">O </w:t>
+      </w:r>
+      <w:r>
+        <w:rPr>
+          <w:rFonts w:ascii="Times New Roman" w:hAnsi="Times New Roman" w:cs="Times New Roman"/>
+          <w:sz w:val="24"/>
+          <w:szCs w:val="24"/>
+        </w:rPr>
+        <w:t>Express</w:t>
+      </w:r>
+      <w:r>
+        <w:rPr>
+          <w:rFonts w:ascii="Times New Roman" w:hAnsi="Times New Roman" w:cs="Times New Roman"/>
+          <w:sz w:val="24"/>
+          <w:szCs w:val="24"/>
+        </w:rPr>
+        <w:t xml:space="preserve"> é um</w:t>
+      </w:r>
+      <w:r>
+        <w:rPr>
+          <w:rFonts w:ascii="Times New Roman" w:hAnsi="Times New Roman" w:cs="Times New Roman"/>
+          <w:sz w:val="24"/>
+          <w:szCs w:val="24"/>
+        </w:rPr>
+        <w:t xml:space="preserve">a biblioteca </w:t>
+      </w:r>
+      <w:r>
+        <w:rPr>
+          <w:rFonts w:ascii="Times New Roman" w:hAnsi="Times New Roman" w:cs="Times New Roman"/>
+          <w:sz w:val="24"/>
+          <w:szCs w:val="24"/>
+        </w:rPr>
+        <w:t>Javascript</w:t>
+      </w:r>
+      <w:r>
+        <w:rPr>
+          <w:rFonts w:ascii="Times New Roman" w:hAnsi="Times New Roman" w:cs="Times New Roman"/>
+          <w:sz w:val="24"/>
+          <w:szCs w:val="24"/>
+        </w:rPr>
+        <w:t xml:space="preserve"> do lado do servidor, que permite </w:t>
+      </w:r>
+      <w:r>
+        <w:rPr>
+          <w:rFonts w:ascii="Times New Roman" w:hAnsi="Times New Roman" w:cs="Times New Roman"/>
+          <w:sz w:val="24"/>
+          <w:szCs w:val="24"/>
+        </w:rPr>
+        <w:t>receber e processar requisições HTTP</w:t>
+      </w:r>
+      <w:r>
+        <w:rPr>
+          <w:rFonts w:ascii="Times New Roman" w:hAnsi="Times New Roman" w:cs="Times New Roman"/>
+          <w:sz w:val="24"/>
+          <w:szCs w:val="24"/>
+        </w:rPr>
         <w:t xml:space="preserve"> </w:t>
       </w:r>
       <w:r>
         <w:rPr>
           <w:rFonts w:ascii="Times New Roman" w:hAnsi="Times New Roman" w:cs="Times New Roman"/>
-          <w:b/>
-          <w:bCs/>
-          <w:sz w:val="24"/>
-          <w:szCs w:val="24"/>
-        </w:rPr>
-        <w:t>Express</w:t>
+          <w:sz w:val="24"/>
+          <w:szCs w:val="24"/>
+        </w:rPr>
+        <w:t>(</w:t>
+      </w:r>
+      <w:r>
+        <w:rPr>
+          <w:rFonts w:ascii="Times New Roman" w:hAnsi="Times New Roman" w:cs="Times New Roman"/>
+          <w:sz w:val="24"/>
+          <w:szCs w:val="24"/>
+        </w:rPr>
+        <w:t xml:space="preserve">Hypertext Transfer </w:t>
+      </w:r>
+      <w:r>
+        <w:rPr>
+          <w:rFonts w:ascii="Times New Roman" w:hAnsi="Times New Roman" w:cs="Times New Roman"/>
+          <w:sz w:val="24"/>
+          <w:szCs w:val="24"/>
+        </w:rPr>
+        <w:t>Protocol</w:t>
+      </w:r>
+      <w:r>
+        <w:rPr>
+          <w:rFonts w:ascii="Times New Roman" w:hAnsi="Times New Roman" w:cs="Times New Roman"/>
+          <w:sz w:val="24"/>
+          <w:szCs w:val="24"/>
+        </w:rPr>
+        <w:t xml:space="preserve">) </w:t>
+      </w:r>
+      <w:r>
+        <w:rPr>
+          <w:rFonts w:ascii="Times New Roman" w:hAnsi="Times New Roman" w:cs="Times New Roman"/>
+          <w:sz w:val="24"/>
+          <w:szCs w:val="24"/>
+        </w:rPr>
+        <w:t>permitindo</w:t>
+      </w:r>
+      <w:r>
+        <w:rPr>
+          <w:rFonts w:ascii="Times New Roman" w:hAnsi="Times New Roman" w:cs="Times New Roman"/>
+          <w:sz w:val="24"/>
+          <w:szCs w:val="24"/>
+        </w:rPr>
+        <w:t xml:space="preserve"> que o </w:t>
+      </w:r>
+      <w:proofErr w:type="spellStart"/>
+      <w:r>
+        <w:rPr>
+          <w:rFonts w:ascii="Times New Roman" w:hAnsi="Times New Roman" w:cs="Times New Roman"/>
+          <w:sz w:val="24"/>
+          <w:szCs w:val="24"/>
+        </w:rPr>
+        <w:t>backend</w:t>
+      </w:r>
+      <w:proofErr w:type="spellEnd"/>
+      <w:r>
+        <w:rPr>
+          <w:rFonts w:ascii="Times New Roman" w:hAnsi="Times New Roman" w:cs="Times New Roman"/>
+          <w:sz w:val="24"/>
+          <w:szCs w:val="24"/>
+        </w:rPr>
+        <w:t xml:space="preserve"> possa receber dados vindo do front, </w:t>
+      </w:r>
+      <w:r>
+        <w:rPr>
+          <w:rFonts w:ascii="Times New Roman" w:hAnsi="Times New Roman" w:cs="Times New Roman"/>
+          <w:sz w:val="24"/>
+          <w:szCs w:val="24"/>
+        </w:rPr>
+        <w:t>processá-los</w:t>
+      </w:r>
+      <w:r>
+        <w:rPr>
+          <w:rFonts w:ascii="Times New Roman" w:hAnsi="Times New Roman" w:cs="Times New Roman"/>
+          <w:sz w:val="24"/>
+          <w:szCs w:val="24"/>
+        </w:rPr>
+        <w:t xml:space="preserve"> e então retornar uma mensagem</w:t>
+      </w:r>
+      <w:r>
+        <w:rPr>
+          <w:rFonts w:ascii="Times New Roman" w:hAnsi="Times New Roman" w:cs="Times New Roman"/>
+          <w:sz w:val="24"/>
+          <w:szCs w:val="24"/>
+        </w:rPr>
+        <w:t>, enquanto ainda garante uma performe excelente</w:t>
       </w:r>
     </w:p>
     <w:p>
@@ -11359,56 +11548,18 @@
           <w:sz w:val="24"/>
           <w:szCs w:val="24"/>
         </w:rPr>
-        <w:t xml:space="preserve">O </w:t>
-      </w:r>
-      <w:r>
-        <w:rPr>
-          <w:rFonts w:ascii="Times New Roman" w:hAnsi="Times New Roman" w:cs="Times New Roman"/>
-          <w:sz w:val="24"/>
-          <w:szCs w:val="24"/>
-        </w:rPr>
-        <w:t>Express</w:t>
-      </w:r>
-      <w:r>
-        <w:rPr>
-          <w:rFonts w:ascii="Times New Roman" w:hAnsi="Times New Roman" w:cs="Times New Roman"/>
-          <w:sz w:val="24"/>
-          <w:szCs w:val="24"/>
-        </w:rPr>
-        <w:t xml:space="preserve"> é um</w:t>
-      </w:r>
-      <w:r>
-        <w:rPr>
-          <w:rFonts w:ascii="Times New Roman" w:hAnsi="Times New Roman" w:cs="Times New Roman"/>
-          <w:sz w:val="24"/>
-          <w:szCs w:val="24"/>
-        </w:rPr>
-        <w:t xml:space="preserve">a biblioteca </w:t>
-      </w:r>
-      <w:r>
-        <w:rPr>
-          <w:rFonts w:ascii="Times New Roman" w:hAnsi="Times New Roman" w:cs="Times New Roman"/>
-          <w:sz w:val="24"/>
-          <w:szCs w:val="24"/>
-        </w:rPr>
-        <w:t>Javascript</w:t>
-      </w:r>
-      <w:r>
-        <w:rPr>
-          <w:rFonts w:ascii="Times New Roman" w:hAnsi="Times New Roman" w:cs="Times New Roman"/>
-          <w:sz w:val="24"/>
-          <w:szCs w:val="24"/>
-        </w:rPr>
-        <w:t xml:space="preserve"> do lado do servidor, que permite </w:t>
-      </w:r>
-      <w:r>
-        <w:rPr>
-          <w:rFonts w:ascii="Times New Roman" w:hAnsi="Times New Roman" w:cs="Times New Roman"/>
-          <w:sz w:val="24"/>
-          <w:szCs w:val="24"/>
-        </w:rPr>
-        <w:t>receber e processar requisições HTTP</w:t>
-      </w:r>
+        <w:t xml:space="preserve">O Express foi usado no </w:t>
+      </w:r>
+      <w:proofErr w:type="spellStart"/>
+      <w:r>
+        <w:rPr>
+          <w:rFonts w:ascii="Times New Roman" w:hAnsi="Times New Roman" w:cs="Times New Roman"/>
+          <w:sz w:val="24"/>
+          <w:szCs w:val="24"/>
+        </w:rPr>
+        <w:t>back</w:t>
+      </w:r>
+      <w:proofErr w:type="spellEnd"/>
       <w:r>
         <w:rPr>
           <w:rFonts w:ascii="Times New Roman" w:hAnsi="Times New Roman" w:cs="Times New Roman"/>
@@ -11417,54 +11568,6 @@
         </w:rPr>
         <w:t xml:space="preserve"> </w:t>
       </w:r>
-      <w:r>
-        <w:rPr>
-          <w:rFonts w:ascii="Times New Roman" w:hAnsi="Times New Roman" w:cs="Times New Roman"/>
-          <w:sz w:val="24"/>
-          <w:szCs w:val="24"/>
-        </w:rPr>
-        <w:t>(</w:t>
-      </w:r>
-      <w:r>
-        <w:rPr>
-          <w:rFonts w:ascii="Times New Roman" w:hAnsi="Times New Roman" w:cs="Times New Roman"/>
-          <w:sz w:val="24"/>
-          <w:szCs w:val="24"/>
-        </w:rPr>
-        <w:t xml:space="preserve">Hypertext Transfer </w:t>
-      </w:r>
-      <w:r>
-        <w:rPr>
-          <w:rFonts w:ascii="Times New Roman" w:hAnsi="Times New Roman" w:cs="Times New Roman"/>
-          <w:sz w:val="24"/>
-          <w:szCs w:val="24"/>
-        </w:rPr>
-        <w:t>Protocol</w:t>
-      </w:r>
-      <w:r>
-        <w:rPr>
-          <w:rFonts w:ascii="Times New Roman" w:hAnsi="Times New Roman" w:cs="Times New Roman"/>
-          <w:sz w:val="24"/>
-          <w:szCs w:val="24"/>
-        </w:rPr>
-        <w:t xml:space="preserve">) </w:t>
-      </w:r>
-      <w:r>
-        <w:rPr>
-          <w:rFonts w:ascii="Times New Roman" w:hAnsi="Times New Roman" w:cs="Times New Roman"/>
-          <w:sz w:val="24"/>
-          <w:szCs w:val="24"/>
-        </w:rPr>
-        <w:t>permitindo</w:t>
-      </w:r>
-      <w:r>
-        <w:rPr>
-          <w:rFonts w:ascii="Times New Roman" w:hAnsi="Times New Roman" w:cs="Times New Roman"/>
-          <w:sz w:val="24"/>
-          <w:szCs w:val="24"/>
-        </w:rPr>
-        <w:t xml:space="preserve"> que o </w:t>
-      </w:r>
       <w:proofErr w:type="spellStart"/>
       <w:r>
         <w:rPr>
@@ -11472,7 +11575,7 @@
           <w:sz w:val="24"/>
           <w:szCs w:val="24"/>
         </w:rPr>
-        <w:t>backend</w:t>
+        <w:t>end</w:t>
       </w:r>
       <w:proofErr w:type="spellEnd"/>
       <w:r>
@@ -11481,85 +11584,6 @@
           <w:sz w:val="24"/>
           <w:szCs w:val="24"/>
         </w:rPr>
-        <w:t xml:space="preserve"> possa receber dados vindo do front, </w:t>
-      </w:r>
-      <w:r>
-        <w:rPr>
-          <w:rFonts w:ascii="Times New Roman" w:hAnsi="Times New Roman" w:cs="Times New Roman"/>
-          <w:sz w:val="24"/>
-          <w:szCs w:val="24"/>
-        </w:rPr>
-        <w:t>processá-los</w:t>
-      </w:r>
-      <w:r>
-        <w:rPr>
-          <w:rFonts w:ascii="Times New Roman" w:hAnsi="Times New Roman" w:cs="Times New Roman"/>
-          <w:sz w:val="24"/>
-          <w:szCs w:val="24"/>
-        </w:rPr>
-        <w:t xml:space="preserve"> e então retornar uma mensagem</w:t>
-      </w:r>
-      <w:r>
-        <w:rPr>
-          <w:rFonts w:ascii="Times New Roman" w:hAnsi="Times New Roman" w:cs="Times New Roman"/>
-          <w:sz w:val="24"/>
-          <w:szCs w:val="24"/>
-        </w:rPr>
-        <w:t>, enquanto ainda garante uma performe excelente</w:t>
-      </w:r>
-    </w:p>
-    <w:p>
-      <w:pPr>
-        <w:spacing w:after="0" w:line="360" w:lineRule="auto"/>
-        <w:ind w:firstLine="709"/>
-        <w:rPr>
-          <w:rFonts w:ascii="Times New Roman" w:hAnsi="Times New Roman" w:cs="Times New Roman"/>
-          <w:sz w:val="24"/>
-          <w:szCs w:val="24"/>
-        </w:rPr>
-      </w:pPr>
-      <w:r>
-        <w:rPr>
-          <w:rFonts w:ascii="Times New Roman" w:hAnsi="Times New Roman" w:cs="Times New Roman"/>
-          <w:sz w:val="24"/>
-          <w:szCs w:val="24"/>
-        </w:rPr>
-        <w:t xml:space="preserve">O Express foi usado no </w:t>
-      </w:r>
-      <w:proofErr w:type="spellStart"/>
-      <w:r>
-        <w:rPr>
-          <w:rFonts w:ascii="Times New Roman" w:hAnsi="Times New Roman" w:cs="Times New Roman"/>
-          <w:sz w:val="24"/>
-          <w:szCs w:val="24"/>
-        </w:rPr>
-        <w:t>back</w:t>
-      </w:r>
-      <w:proofErr w:type="spellEnd"/>
-      <w:r>
-        <w:rPr>
-          <w:rFonts w:ascii="Times New Roman" w:hAnsi="Times New Roman" w:cs="Times New Roman"/>
-          <w:sz w:val="24"/>
-          <w:szCs w:val="24"/>
-        </w:rPr>
-        <w:t xml:space="preserve"> </w:t>
-      </w:r>
-      <w:proofErr w:type="spellStart"/>
-      <w:r>
-        <w:rPr>
-          <w:rFonts w:ascii="Times New Roman" w:hAnsi="Times New Roman" w:cs="Times New Roman"/>
-          <w:sz w:val="24"/>
-          <w:szCs w:val="24"/>
-        </w:rPr>
-        <w:t>end</w:t>
-      </w:r>
-      <w:proofErr w:type="spellEnd"/>
-      <w:r>
-        <w:rPr>
-          <w:rFonts w:ascii="Times New Roman" w:hAnsi="Times New Roman" w:cs="Times New Roman"/>
-          <w:sz w:val="24"/>
-          <w:szCs w:val="24"/>
-        </w:rPr>
         <w:t xml:space="preserve">, onde cada rota e método recebido, executava uma função e retornava o conteúdo adequado </w:t>
       </w:r>
     </w:p>
@@ -11594,8 +11618,8 @@
           <w:szCs w:val="24"/>
         </w:rPr>
       </w:pPr>
-      <w:bookmarkStart w:id="44" w:name="_Toc213056300"/>
-      <w:bookmarkStart w:id="45" w:name="_Toc221864897"/>
+      <w:bookmarkStart w:id="45" w:name="_Toc213056300"/>
+      <w:bookmarkStart w:id="46" w:name="_Toc221864897"/>
       <w:r>
         <w:rPr>
           <w:rFonts w:ascii="Times New Roman" w:hAnsi="Times New Roman" w:cs="Times New Roman"/>
@@ -11623,8 +11647,8 @@
         </w:rPr>
         <w:t>REFERÊNCIAS</w:t>
       </w:r>
-      <w:bookmarkEnd w:id="44"/>
       <w:bookmarkEnd w:id="45"/>
+      <w:bookmarkEnd w:id="46"/>
     </w:p>
     <w:p>
       <w:pPr>
@@ -12535,16 +12559,6 @@
         </w:rPr>
         <w:t xml:space="preserve">. </w:t>
       </w:r>
-      <w:r>
-        <w:rPr>
-          <w:rFonts w:ascii="Times New Roman" w:hAnsi="Times New Roman" w:cs="Times New Roman"/>
-          <w:b/>
-          <w:bCs/>
-          <w:sz w:val="24"/>
-          <w:szCs w:val="24"/>
-        </w:rPr>
-        <w:t xml:space="preserve">Fast, </w:t>
-      </w:r>
       <w:proofErr w:type="spellStart"/>
       <w:r>
         <w:rPr>
@@ -12554,6 +12568,28 @@
           <w:sz w:val="24"/>
           <w:szCs w:val="24"/>
         </w:rPr>
+        <w:t>Fast</w:t>
+      </w:r>
+      <w:proofErr w:type="spellEnd"/>
+      <w:r>
+        <w:rPr>
+          <w:rFonts w:ascii="Times New Roman" w:hAnsi="Times New Roman" w:cs="Times New Roman"/>
+          <w:b/>
+          <w:bCs/>
+          <w:sz w:val="24"/>
+          <w:szCs w:val="24"/>
+        </w:rPr>
+        <w:t xml:space="preserve">, </w:t>
+      </w:r>
+      <w:proofErr w:type="spellStart"/>
+      <w:r>
+        <w:rPr>
+          <w:rFonts w:ascii="Times New Roman" w:hAnsi="Times New Roman" w:cs="Times New Roman"/>
+          <w:b/>
+          <w:bCs/>
+          <w:sz w:val="24"/>
+          <w:szCs w:val="24"/>
+        </w:rPr>
         <w:t>unopinionated</w:t>
       </w:r>
       <w:proofErr w:type="spellEnd"/>
@@ -12650,15 +12686,7 @@
           <w:sz w:val="24"/>
           <w:szCs w:val="24"/>
         </w:rPr>
-        <w:t xml:space="preserve"> </w:t>
-      </w:r>
-      <w:r>
-        <w:rPr>
-          <w:rFonts w:ascii="Times New Roman" w:hAnsi="Times New Roman" w:cs="Times New Roman"/>
-          <w:sz w:val="24"/>
-          <w:szCs w:val="24"/>
-        </w:rPr>
-        <w:t>&gt;</w:t>
+        <w:t xml:space="preserve"> &gt;</w:t>
       </w:r>
       <w:r>
         <w:rPr>
@@ -13505,9 +13533,39 @@
           <w:szCs w:val="24"/>
           <w:lang w:val="en-US" w:eastAsia="pt-BR"/>
         </w:rPr>
-        <w:t>"scripts</w:t>
-      </w:r>
-      <w:proofErr w:type="gramStart"/>
+        <w:t>"scripts"</w:t>
+      </w:r>
+      <w:r>
+        <w:rPr>
+          <w:rFonts w:ascii="Times New Roman" w:hAnsi="Times New Roman" w:cs="Times New Roman"/>
+          <w:color w:val="000000" w:themeColor="text1"/>
+          <w:sz w:val="24"/>
+          <w:szCs w:val="24"/>
+          <w:lang w:val="en-US" w:eastAsia="pt-BR"/>
+        </w:rPr>
+        <w:t>: {</w:t>
+      </w:r>
+    </w:p>
+    <w:p>
+      <w:pPr>
+        <w:rPr>
+          <w:rFonts w:ascii="Times New Roman" w:hAnsi="Times New Roman" w:cs="Times New Roman"/>
+          <w:color w:val="000000" w:themeColor="text1"/>
+          <w:sz w:val="24"/>
+          <w:szCs w:val="24"/>
+          <w:lang w:val="en-US" w:eastAsia="pt-BR"/>
+        </w:rPr>
+      </w:pPr>
+      <w:r>
+        <w:rPr>
+          <w:rFonts w:ascii="Times New Roman" w:hAnsi="Times New Roman" w:cs="Times New Roman"/>
+          <w:color w:val="000000" w:themeColor="text1"/>
+          <w:sz w:val="24"/>
+          <w:szCs w:val="24"/>
+          <w:lang w:val="en-US" w:eastAsia="pt-BR"/>
+        </w:rPr>
+        <w:t xml:space="preserve">    </w:t>
+      </w:r>
       <w:r>
         <w:rPr>
           <w:rFonts w:ascii="Times New Roman" w:hAnsi="Times New Roman" w:cs="Times New Roman"/>
@@ -13518,39 +13576,59 @@
           <w:szCs w:val="24"/>
           <w:lang w:val="en-US" w:eastAsia="pt-BR"/>
         </w:rPr>
-        <w:t>"</w:t>
-      </w:r>
-      <w:r>
-        <w:rPr>
-          <w:rFonts w:ascii="Times New Roman" w:hAnsi="Times New Roman" w:cs="Times New Roman"/>
-          <w:color w:val="000000" w:themeColor="text1"/>
-          <w:sz w:val="24"/>
-          <w:szCs w:val="24"/>
-          <w:lang w:val="en-US" w:eastAsia="pt-BR"/>
-        </w:rPr>
-        <w:t>: {</w:t>
-      </w:r>
-      <w:proofErr w:type="gramEnd"/>
-    </w:p>
-    <w:p>
-      <w:pPr>
-        <w:rPr>
-          <w:rFonts w:ascii="Times New Roman" w:hAnsi="Times New Roman" w:cs="Times New Roman"/>
-          <w:color w:val="000000" w:themeColor="text1"/>
-          <w:sz w:val="24"/>
-          <w:szCs w:val="24"/>
-          <w:lang w:val="en-US" w:eastAsia="pt-BR"/>
-        </w:rPr>
-      </w:pPr>
-      <w:r>
-        <w:rPr>
-          <w:rFonts w:ascii="Times New Roman" w:hAnsi="Times New Roman" w:cs="Times New Roman"/>
-          <w:color w:val="000000" w:themeColor="text1"/>
-          <w:sz w:val="24"/>
-          <w:szCs w:val="24"/>
-          <w:lang w:val="en-US" w:eastAsia="pt-BR"/>
-        </w:rPr>
-        <w:t xml:space="preserve">    </w:t>
+        <w:t>"test"</w:t>
+      </w:r>
+      <w:r>
+        <w:rPr>
+          <w:rFonts w:ascii="Times New Roman" w:hAnsi="Times New Roman" w:cs="Times New Roman"/>
+          <w:color w:val="000000" w:themeColor="text1"/>
+          <w:sz w:val="24"/>
+          <w:szCs w:val="24"/>
+          <w:lang w:val="en-US" w:eastAsia="pt-BR"/>
+        </w:rPr>
+        <w:t>: "echo \"Error: no test specified\" &amp;&amp; exit 1"</w:t>
+      </w:r>
+    </w:p>
+    <w:p>
+      <w:pPr>
+        <w:rPr>
+          <w:rFonts w:ascii="Times New Roman" w:hAnsi="Times New Roman" w:cs="Times New Roman"/>
+          <w:color w:val="000000" w:themeColor="text1"/>
+          <w:sz w:val="24"/>
+          <w:szCs w:val="24"/>
+          <w:lang w:val="en-US" w:eastAsia="pt-BR"/>
+        </w:rPr>
+      </w:pPr>
+      <w:r>
+        <w:rPr>
+          <w:rFonts w:ascii="Times New Roman" w:hAnsi="Times New Roman" w:cs="Times New Roman"/>
+          <w:color w:val="000000" w:themeColor="text1"/>
+          <w:sz w:val="24"/>
+          <w:szCs w:val="24"/>
+          <w:lang w:val="en-US" w:eastAsia="pt-BR"/>
+        </w:rPr>
+        <w:t>  },</w:t>
+      </w:r>
+    </w:p>
+    <w:p>
+      <w:pPr>
+        <w:rPr>
+          <w:rFonts w:ascii="Times New Roman" w:hAnsi="Times New Roman" w:cs="Times New Roman"/>
+          <w:color w:val="000000" w:themeColor="text1"/>
+          <w:sz w:val="24"/>
+          <w:szCs w:val="24"/>
+          <w:lang w:val="en-US" w:eastAsia="pt-BR"/>
+        </w:rPr>
+      </w:pPr>
+      <w:r>
+        <w:rPr>
+          <w:rFonts w:ascii="Times New Roman" w:hAnsi="Times New Roman" w:cs="Times New Roman"/>
+          <w:color w:val="000000" w:themeColor="text1"/>
+          <w:sz w:val="24"/>
+          <w:szCs w:val="24"/>
+          <w:lang w:val="en-US" w:eastAsia="pt-BR"/>
+        </w:rPr>
+        <w:t xml:space="preserve">  </w:t>
       </w:r>
       <w:r>
         <w:rPr>
@@ -13562,59 +13640,38 @@
           <w:szCs w:val="24"/>
           <w:lang w:val="en-US" w:eastAsia="pt-BR"/>
         </w:rPr>
-        <w:t>"test"</w:t>
-      </w:r>
-      <w:r>
-        <w:rPr>
-          <w:rFonts w:ascii="Times New Roman" w:hAnsi="Times New Roman" w:cs="Times New Roman"/>
-          <w:color w:val="000000" w:themeColor="text1"/>
-          <w:sz w:val="24"/>
-          <w:szCs w:val="24"/>
-          <w:lang w:val="en-US" w:eastAsia="pt-BR"/>
-        </w:rPr>
-        <w:t>: "echo \"Error: no test specified\" &amp;&amp; exit 1"</w:t>
-      </w:r>
-    </w:p>
-    <w:p>
-      <w:pPr>
-        <w:rPr>
-          <w:rFonts w:ascii="Times New Roman" w:hAnsi="Times New Roman" w:cs="Times New Roman"/>
-          <w:color w:val="000000" w:themeColor="text1"/>
-          <w:sz w:val="24"/>
-          <w:szCs w:val="24"/>
-          <w:lang w:val="en-US" w:eastAsia="pt-BR"/>
-        </w:rPr>
-      </w:pPr>
-      <w:r>
-        <w:rPr>
-          <w:rFonts w:ascii="Times New Roman" w:hAnsi="Times New Roman" w:cs="Times New Roman"/>
-          <w:color w:val="000000" w:themeColor="text1"/>
-          <w:sz w:val="24"/>
-          <w:szCs w:val="24"/>
-          <w:lang w:val="en-US" w:eastAsia="pt-BR"/>
-        </w:rPr>
-        <w:t>  },</w:t>
-      </w:r>
-    </w:p>
-    <w:p>
-      <w:pPr>
-        <w:rPr>
-          <w:rFonts w:ascii="Times New Roman" w:hAnsi="Times New Roman" w:cs="Times New Roman"/>
-          <w:color w:val="000000" w:themeColor="text1"/>
-          <w:sz w:val="24"/>
-          <w:szCs w:val="24"/>
-          <w:lang w:val="en-US" w:eastAsia="pt-BR"/>
-        </w:rPr>
-      </w:pPr>
-      <w:r>
-        <w:rPr>
-          <w:rFonts w:ascii="Times New Roman" w:hAnsi="Times New Roman" w:cs="Times New Roman"/>
-          <w:color w:val="000000" w:themeColor="text1"/>
-          <w:sz w:val="24"/>
-          <w:szCs w:val="24"/>
-          <w:lang w:val="en-US" w:eastAsia="pt-BR"/>
-        </w:rPr>
-        <w:t xml:space="preserve">  </w:t>
+        <w:t>"dependencies"</w:t>
+      </w:r>
+      <w:r>
+        <w:rPr>
+          <w:rFonts w:ascii="Times New Roman" w:hAnsi="Times New Roman" w:cs="Times New Roman"/>
+          <w:color w:val="000000" w:themeColor="text1"/>
+          <w:sz w:val="24"/>
+          <w:szCs w:val="24"/>
+          <w:lang w:val="en-US" w:eastAsia="pt-BR"/>
+        </w:rPr>
+        <w:t>: {</w:t>
+      </w:r>
+    </w:p>
+    <w:p>
+      <w:pPr>
+        <w:rPr>
+          <w:rFonts w:ascii="Times New Roman" w:hAnsi="Times New Roman" w:cs="Times New Roman"/>
+          <w:color w:val="000000" w:themeColor="text1"/>
+          <w:sz w:val="24"/>
+          <w:szCs w:val="24"/>
+          <w:lang w:val="en-US" w:eastAsia="pt-BR"/>
+        </w:rPr>
+      </w:pPr>
+      <w:r>
+        <w:rPr>
+          <w:rFonts w:ascii="Times New Roman" w:hAnsi="Times New Roman" w:cs="Times New Roman"/>
+          <w:color w:val="000000" w:themeColor="text1"/>
+          <w:sz w:val="24"/>
+          <w:szCs w:val="24"/>
+          <w:lang w:val="en-US" w:eastAsia="pt-BR"/>
+        </w:rPr>
+        <w:t xml:space="preserve">    </w:t>
       </w:r>
       <w:r>
         <w:rPr>
@@ -13626,9 +13683,9 @@
           <w:szCs w:val="24"/>
           <w:lang w:val="en-US" w:eastAsia="pt-BR"/>
         </w:rPr>
-        <w:t>"dependencies</w:t>
-      </w:r>
-      <w:proofErr w:type="gramStart"/>
+        <w:t>"</w:t>
+      </w:r>
+      <w:proofErr w:type="spellStart"/>
       <w:r>
         <w:rPr>
           <w:rFonts w:ascii="Times New Roman" w:hAnsi="Times New Roman" w:cs="Times New Roman"/>
@@ -13639,40 +13696,9 @@
           <w:szCs w:val="24"/>
           <w:lang w:val="en-US" w:eastAsia="pt-BR"/>
         </w:rPr>
-        <w:t>"</w:t>
-      </w:r>
-      <w:r>
-        <w:rPr>
-          <w:rFonts w:ascii="Times New Roman" w:hAnsi="Times New Roman" w:cs="Times New Roman"/>
-          <w:color w:val="000000" w:themeColor="text1"/>
-          <w:sz w:val="24"/>
-          <w:szCs w:val="24"/>
-          <w:lang w:val="en-US" w:eastAsia="pt-BR"/>
-        </w:rPr>
-        <w:t>: {</w:t>
-      </w:r>
-      <w:proofErr w:type="gramEnd"/>
-    </w:p>
-    <w:p>
-      <w:pPr>
-        <w:rPr>
-          <w:rFonts w:ascii="Times New Roman" w:hAnsi="Times New Roman" w:cs="Times New Roman"/>
-          <w:color w:val="000000" w:themeColor="text1"/>
-          <w:sz w:val="24"/>
-          <w:szCs w:val="24"/>
-          <w:lang w:val="en-US" w:eastAsia="pt-BR"/>
-        </w:rPr>
-      </w:pPr>
-      <w:r>
-        <w:rPr>
-          <w:rFonts w:ascii="Times New Roman" w:hAnsi="Times New Roman" w:cs="Times New Roman"/>
-          <w:color w:val="000000" w:themeColor="text1"/>
-          <w:sz w:val="24"/>
-          <w:szCs w:val="24"/>
-          <w:lang w:val="en-US" w:eastAsia="pt-BR"/>
-        </w:rPr>
-        <w:t xml:space="preserve">    </w:t>
-      </w:r>
+        <w:t>bcrypt</w:t>
+      </w:r>
+      <w:proofErr w:type="spellEnd"/>
       <w:r>
         <w:rPr>
           <w:rFonts w:ascii="Times New Roman" w:hAnsi="Times New Roman" w:cs="Times New Roman"/>
@@ -13685,7 +13711,37 @@
         </w:rPr>
         <w:t>"</w:t>
       </w:r>
-      <w:proofErr w:type="spellStart"/>
+      <w:r>
+        <w:rPr>
+          <w:rFonts w:ascii="Times New Roman" w:hAnsi="Times New Roman" w:cs="Times New Roman"/>
+          <w:color w:val="000000" w:themeColor="text1"/>
+          <w:sz w:val="24"/>
+          <w:szCs w:val="24"/>
+          <w:lang w:val="en-US" w:eastAsia="pt-BR"/>
+        </w:rPr>
+        <w:t>: "^6.0.0",</w:t>
+      </w:r>
+    </w:p>
+    <w:p>
+      <w:pPr>
+        <w:rPr>
+          <w:rFonts w:ascii="Times New Roman" w:hAnsi="Times New Roman" w:cs="Times New Roman"/>
+          <w:color w:val="000000" w:themeColor="text1"/>
+          <w:sz w:val="24"/>
+          <w:szCs w:val="24"/>
+          <w:lang w:val="en-US" w:eastAsia="pt-BR"/>
+        </w:rPr>
+      </w:pPr>
+      <w:r>
+        <w:rPr>
+          <w:rFonts w:ascii="Times New Roman" w:hAnsi="Times New Roman" w:cs="Times New Roman"/>
+          <w:color w:val="000000" w:themeColor="text1"/>
+          <w:sz w:val="24"/>
+          <w:szCs w:val="24"/>
+          <w:lang w:val="en-US" w:eastAsia="pt-BR"/>
+        </w:rPr>
+        <w:t xml:space="preserve">    </w:t>
+      </w:r>
       <w:r>
         <w:rPr>
           <w:rFonts w:ascii="Times New Roman" w:hAnsi="Times New Roman" w:cs="Times New Roman"/>
@@ -13696,9 +13752,9 @@
           <w:szCs w:val="24"/>
           <w:lang w:val="en-US" w:eastAsia="pt-BR"/>
         </w:rPr>
-        <w:t>bcrypt</w:t>
-      </w:r>
-      <w:proofErr w:type="spellEnd"/>
+        <w:t>"</w:t>
+      </w:r>
+      <w:proofErr w:type="spellStart"/>
       <w:r>
         <w:rPr>
           <w:rFonts w:ascii="Times New Roman" w:hAnsi="Times New Roman" w:cs="Times New Roman"/>
@@ -13709,39 +13765,9 @@
           <w:szCs w:val="24"/>
           <w:lang w:val="en-US" w:eastAsia="pt-BR"/>
         </w:rPr>
-        <w:t>"</w:t>
-      </w:r>
-      <w:r>
-        <w:rPr>
-          <w:rFonts w:ascii="Times New Roman" w:hAnsi="Times New Roman" w:cs="Times New Roman"/>
-          <w:color w:val="000000" w:themeColor="text1"/>
-          <w:sz w:val="24"/>
-          <w:szCs w:val="24"/>
-          <w:lang w:val="en-US" w:eastAsia="pt-BR"/>
-        </w:rPr>
-        <w:t>: "^6.0.0",</w:t>
-      </w:r>
-    </w:p>
-    <w:p>
-      <w:pPr>
-        <w:rPr>
-          <w:rFonts w:ascii="Times New Roman" w:hAnsi="Times New Roman" w:cs="Times New Roman"/>
-          <w:color w:val="000000" w:themeColor="text1"/>
-          <w:sz w:val="24"/>
-          <w:szCs w:val="24"/>
-          <w:lang w:val="en-US" w:eastAsia="pt-BR"/>
-        </w:rPr>
-      </w:pPr>
-      <w:r>
-        <w:rPr>
-          <w:rFonts w:ascii="Times New Roman" w:hAnsi="Times New Roman" w:cs="Times New Roman"/>
-          <w:color w:val="000000" w:themeColor="text1"/>
-          <w:sz w:val="24"/>
-          <w:szCs w:val="24"/>
-          <w:lang w:val="en-US" w:eastAsia="pt-BR"/>
-        </w:rPr>
-        <w:t xml:space="preserve">    </w:t>
-      </w:r>
+        <w:t>cors</w:t>
+      </w:r>
+      <w:proofErr w:type="spellEnd"/>
       <w:r>
         <w:rPr>
           <w:rFonts w:ascii="Times New Roman" w:hAnsi="Times New Roman" w:cs="Times New Roman"/>
@@ -13754,7 +13780,37 @@
         </w:rPr>
         <w:t>"</w:t>
       </w:r>
-      <w:proofErr w:type="spellStart"/>
+      <w:r>
+        <w:rPr>
+          <w:rFonts w:ascii="Times New Roman" w:hAnsi="Times New Roman" w:cs="Times New Roman"/>
+          <w:color w:val="000000" w:themeColor="text1"/>
+          <w:sz w:val="24"/>
+          <w:szCs w:val="24"/>
+          <w:lang w:val="en-US" w:eastAsia="pt-BR"/>
+        </w:rPr>
+        <w:t>: "^2.8.6",</w:t>
+      </w:r>
+    </w:p>
+    <w:p>
+      <w:pPr>
+        <w:rPr>
+          <w:rFonts w:ascii="Times New Roman" w:hAnsi="Times New Roman" w:cs="Times New Roman"/>
+          <w:color w:val="000000" w:themeColor="text1"/>
+          <w:sz w:val="24"/>
+          <w:szCs w:val="24"/>
+          <w:lang w:val="en-US" w:eastAsia="pt-BR"/>
+        </w:rPr>
+      </w:pPr>
+      <w:r>
+        <w:rPr>
+          <w:rFonts w:ascii="Times New Roman" w:hAnsi="Times New Roman" w:cs="Times New Roman"/>
+          <w:color w:val="000000" w:themeColor="text1"/>
+          <w:sz w:val="24"/>
+          <w:szCs w:val="24"/>
+          <w:lang w:val="en-US" w:eastAsia="pt-BR"/>
+        </w:rPr>
+        <w:t xml:space="preserve">    </w:t>
+      </w:r>
       <w:r>
         <w:rPr>
           <w:rFonts w:ascii="Times New Roman" w:hAnsi="Times New Roman" w:cs="Times New Roman"/>
@@ -13765,9 +13821,9 @@
           <w:szCs w:val="24"/>
           <w:lang w:val="en-US" w:eastAsia="pt-BR"/>
         </w:rPr>
-        <w:t>cors</w:t>
-      </w:r>
-      <w:proofErr w:type="spellEnd"/>
+        <w:t>"</w:t>
+      </w:r>
+      <w:proofErr w:type="spellStart"/>
       <w:r>
         <w:rPr>
           <w:rFonts w:ascii="Times New Roman" w:hAnsi="Times New Roman" w:cs="Times New Roman"/>
@@ -13778,39 +13834,9 @@
           <w:szCs w:val="24"/>
           <w:lang w:val="en-US" w:eastAsia="pt-BR"/>
         </w:rPr>
-        <w:t>"</w:t>
-      </w:r>
-      <w:r>
-        <w:rPr>
-          <w:rFonts w:ascii="Times New Roman" w:hAnsi="Times New Roman" w:cs="Times New Roman"/>
-          <w:color w:val="000000" w:themeColor="text1"/>
-          <w:sz w:val="24"/>
-          <w:szCs w:val="24"/>
-          <w:lang w:val="en-US" w:eastAsia="pt-BR"/>
-        </w:rPr>
-        <w:t>: "^2.8.6",</w:t>
-      </w:r>
-    </w:p>
-    <w:p>
-      <w:pPr>
-        <w:rPr>
-          <w:rFonts w:ascii="Times New Roman" w:hAnsi="Times New Roman" w:cs="Times New Roman"/>
-          <w:color w:val="000000" w:themeColor="text1"/>
-          <w:sz w:val="24"/>
-          <w:szCs w:val="24"/>
-          <w:lang w:val="en-US" w:eastAsia="pt-BR"/>
-        </w:rPr>
-      </w:pPr>
-      <w:r>
-        <w:rPr>
-          <w:rFonts w:ascii="Times New Roman" w:hAnsi="Times New Roman" w:cs="Times New Roman"/>
-          <w:color w:val="000000" w:themeColor="text1"/>
-          <w:sz w:val="24"/>
-          <w:szCs w:val="24"/>
-          <w:lang w:val="en-US" w:eastAsia="pt-BR"/>
-        </w:rPr>
-        <w:t xml:space="preserve">    </w:t>
-      </w:r>
+        <w:t>dotenv</w:t>
+      </w:r>
+      <w:proofErr w:type="spellEnd"/>
       <w:r>
         <w:rPr>
           <w:rFonts w:ascii="Times New Roman" w:hAnsi="Times New Roman" w:cs="Times New Roman"/>
@@ -13823,7 +13849,37 @@
         </w:rPr>
         <w:t>"</w:t>
       </w:r>
-      <w:proofErr w:type="spellStart"/>
+      <w:r>
+        <w:rPr>
+          <w:rFonts w:ascii="Times New Roman" w:hAnsi="Times New Roman" w:cs="Times New Roman"/>
+          <w:color w:val="000000" w:themeColor="text1"/>
+          <w:sz w:val="24"/>
+          <w:szCs w:val="24"/>
+          <w:lang w:val="en-US" w:eastAsia="pt-BR"/>
+        </w:rPr>
+        <w:t>: "^17.4.2",</w:t>
+      </w:r>
+    </w:p>
+    <w:p>
+      <w:pPr>
+        <w:rPr>
+          <w:rFonts w:ascii="Times New Roman" w:hAnsi="Times New Roman" w:cs="Times New Roman"/>
+          <w:color w:val="000000" w:themeColor="text1"/>
+          <w:sz w:val="24"/>
+          <w:szCs w:val="24"/>
+          <w:lang w:val="en-US" w:eastAsia="pt-BR"/>
+        </w:rPr>
+      </w:pPr>
+      <w:r>
+        <w:rPr>
+          <w:rFonts w:ascii="Times New Roman" w:hAnsi="Times New Roman" w:cs="Times New Roman"/>
+          <w:color w:val="000000" w:themeColor="text1"/>
+          <w:sz w:val="24"/>
+          <w:szCs w:val="24"/>
+          <w:lang w:val="en-US" w:eastAsia="pt-BR"/>
+        </w:rPr>
+        <w:t xml:space="preserve">    </w:t>
+      </w:r>
       <w:r>
         <w:rPr>
           <w:rFonts w:ascii="Times New Roman" w:hAnsi="Times New Roman" w:cs="Times New Roman"/>
@@ -13834,9 +13890,39 @@
           <w:szCs w:val="24"/>
           <w:lang w:val="en-US" w:eastAsia="pt-BR"/>
         </w:rPr>
-        <w:t>dotenv</w:t>
-      </w:r>
-      <w:proofErr w:type="spellEnd"/>
+        <w:t>"express"</w:t>
+      </w:r>
+      <w:r>
+        <w:rPr>
+          <w:rFonts w:ascii="Times New Roman" w:hAnsi="Times New Roman" w:cs="Times New Roman"/>
+          <w:color w:val="000000" w:themeColor="text1"/>
+          <w:sz w:val="24"/>
+          <w:szCs w:val="24"/>
+          <w:lang w:val="en-US" w:eastAsia="pt-BR"/>
+        </w:rPr>
+        <w:t>: "^5.2.1",</w:t>
+      </w:r>
+    </w:p>
+    <w:p>
+      <w:pPr>
+        <w:rPr>
+          <w:rFonts w:ascii="Times New Roman" w:hAnsi="Times New Roman" w:cs="Times New Roman"/>
+          <w:color w:val="000000" w:themeColor="text1"/>
+          <w:sz w:val="24"/>
+          <w:szCs w:val="24"/>
+          <w:lang w:val="en-US" w:eastAsia="pt-BR"/>
+        </w:rPr>
+      </w:pPr>
+      <w:r>
+        <w:rPr>
+          <w:rFonts w:ascii="Times New Roman" w:hAnsi="Times New Roman" w:cs="Times New Roman"/>
+          <w:color w:val="000000" w:themeColor="text1"/>
+          <w:sz w:val="24"/>
+          <w:szCs w:val="24"/>
+          <w:lang w:val="en-US" w:eastAsia="pt-BR"/>
+        </w:rPr>
+        <w:t xml:space="preserve">    </w:t>
+      </w:r>
       <w:r>
         <w:rPr>
           <w:rFonts w:ascii="Times New Roman" w:hAnsi="Times New Roman" w:cs="Times New Roman"/>
@@ -13847,39 +13933,9 @@
           <w:szCs w:val="24"/>
           <w:lang w:val="en-US" w:eastAsia="pt-BR"/>
         </w:rPr>
-        <w:t>"</w:t>
-      </w:r>
-      <w:r>
-        <w:rPr>
-          <w:rFonts w:ascii="Times New Roman" w:hAnsi="Times New Roman" w:cs="Times New Roman"/>
-          <w:color w:val="000000" w:themeColor="text1"/>
-          <w:sz w:val="24"/>
-          <w:szCs w:val="24"/>
-          <w:lang w:val="en-US" w:eastAsia="pt-BR"/>
-        </w:rPr>
-        <w:t>: "^17.4.2",</w:t>
-      </w:r>
-    </w:p>
-    <w:p>
-      <w:pPr>
-        <w:rPr>
-          <w:rFonts w:ascii="Times New Roman" w:hAnsi="Times New Roman" w:cs="Times New Roman"/>
-          <w:color w:val="000000" w:themeColor="text1"/>
-          <w:sz w:val="24"/>
-          <w:szCs w:val="24"/>
-          <w:lang w:val="en-US" w:eastAsia="pt-BR"/>
-        </w:rPr>
-      </w:pPr>
-      <w:r>
-        <w:rPr>
-          <w:rFonts w:ascii="Times New Roman" w:hAnsi="Times New Roman" w:cs="Times New Roman"/>
-          <w:color w:val="000000" w:themeColor="text1"/>
-          <w:sz w:val="24"/>
-          <w:szCs w:val="24"/>
-          <w:lang w:val="en-US" w:eastAsia="pt-BR"/>
-        </w:rPr>
-        <w:t xml:space="preserve">    </w:t>
-      </w:r>
+        <w:t>"express-</w:t>
+      </w:r>
+      <w:proofErr w:type="spellStart"/>
       <w:r>
         <w:rPr>
           <w:rFonts w:ascii="Times New Roman" w:hAnsi="Times New Roman" w:cs="Times New Roman"/>
@@ -13890,39 +13946,9 @@
           <w:szCs w:val="24"/>
           <w:lang w:val="en-US" w:eastAsia="pt-BR"/>
         </w:rPr>
-        <w:t>"express"</w:t>
-      </w:r>
-      <w:r>
-        <w:rPr>
-          <w:rFonts w:ascii="Times New Roman" w:hAnsi="Times New Roman" w:cs="Times New Roman"/>
-          <w:color w:val="000000" w:themeColor="text1"/>
-          <w:sz w:val="24"/>
-          <w:szCs w:val="24"/>
-          <w:lang w:val="en-US" w:eastAsia="pt-BR"/>
-        </w:rPr>
-        <w:t>: "^5.2.1",</w:t>
-      </w:r>
-    </w:p>
-    <w:p>
-      <w:pPr>
-        <w:rPr>
-          <w:rFonts w:ascii="Times New Roman" w:hAnsi="Times New Roman" w:cs="Times New Roman"/>
-          <w:color w:val="000000" w:themeColor="text1"/>
-          <w:sz w:val="24"/>
-          <w:szCs w:val="24"/>
-          <w:lang w:val="en-US" w:eastAsia="pt-BR"/>
-        </w:rPr>
-      </w:pPr>
-      <w:r>
-        <w:rPr>
-          <w:rFonts w:ascii="Times New Roman" w:hAnsi="Times New Roman" w:cs="Times New Roman"/>
-          <w:color w:val="000000" w:themeColor="text1"/>
-          <w:sz w:val="24"/>
-          <w:szCs w:val="24"/>
-          <w:lang w:val="en-US" w:eastAsia="pt-BR"/>
-        </w:rPr>
-        <w:t xml:space="preserve">    </w:t>
-      </w:r>
+        <w:t>fileupload</w:t>
+      </w:r>
+      <w:proofErr w:type="spellEnd"/>
       <w:r>
         <w:rPr>
           <w:rFonts w:ascii="Times New Roman" w:hAnsi="Times New Roman" w:cs="Times New Roman"/>
@@ -13935,7 +13961,37 @@
         </w:rPr>
         <w:t>"</w:t>
       </w:r>
-      <w:proofErr w:type="gramStart"/>
+      <w:r>
+        <w:rPr>
+          <w:rFonts w:ascii="Times New Roman" w:hAnsi="Times New Roman" w:cs="Times New Roman"/>
+          <w:color w:val="000000" w:themeColor="text1"/>
+          <w:sz w:val="24"/>
+          <w:szCs w:val="24"/>
+          <w:lang w:val="en-US" w:eastAsia="pt-BR"/>
+        </w:rPr>
+        <w:t>: "^1.5.2",</w:t>
+      </w:r>
+    </w:p>
+    <w:p>
+      <w:pPr>
+        <w:rPr>
+          <w:rFonts w:ascii="Times New Roman" w:hAnsi="Times New Roman" w:cs="Times New Roman"/>
+          <w:color w:val="000000" w:themeColor="text1"/>
+          <w:sz w:val="24"/>
+          <w:szCs w:val="24"/>
+          <w:lang w:val="en-US" w:eastAsia="pt-BR"/>
+        </w:rPr>
+      </w:pPr>
+      <w:r>
+        <w:rPr>
+          <w:rFonts w:ascii="Times New Roman" w:hAnsi="Times New Roman" w:cs="Times New Roman"/>
+          <w:color w:val="000000" w:themeColor="text1"/>
+          <w:sz w:val="24"/>
+          <w:szCs w:val="24"/>
+          <w:lang w:val="en-US" w:eastAsia="pt-BR"/>
+        </w:rPr>
+        <w:t xml:space="preserve">    </w:t>
+      </w:r>
       <w:r>
         <w:rPr>
           <w:rFonts w:ascii="Times New Roman" w:hAnsi="Times New Roman" w:cs="Times New Roman"/>
@@ -13946,9 +14002,9 @@
           <w:szCs w:val="24"/>
           <w:lang w:val="en-US" w:eastAsia="pt-BR"/>
         </w:rPr>
-        <w:t>express</w:t>
-      </w:r>
-      <w:proofErr w:type="gramEnd"/>
+        <w:t>"</w:t>
+      </w:r>
+      <w:proofErr w:type="spellStart"/>
       <w:r>
         <w:rPr>
           <w:rFonts w:ascii="Times New Roman" w:hAnsi="Times New Roman" w:cs="Times New Roman"/>
@@ -13959,9 +14015,9 @@
           <w:szCs w:val="24"/>
           <w:lang w:val="en-US" w:eastAsia="pt-BR"/>
         </w:rPr>
-        <w:t>-</w:t>
-      </w:r>
-      <w:proofErr w:type="spellStart"/>
+        <w:t>jsonwebtoken</w:t>
+      </w:r>
+      <w:proofErr w:type="spellEnd"/>
       <w:r>
         <w:rPr>
           <w:rFonts w:ascii="Times New Roman" w:hAnsi="Times New Roman" w:cs="Times New Roman"/>
@@ -13972,9 +14028,39 @@
           <w:szCs w:val="24"/>
           <w:lang w:val="en-US" w:eastAsia="pt-BR"/>
         </w:rPr>
-        <w:t>fileupload</w:t>
-      </w:r>
-      <w:proofErr w:type="spellEnd"/>
+        <w:t>"</w:t>
+      </w:r>
+      <w:r>
+        <w:rPr>
+          <w:rFonts w:ascii="Times New Roman" w:hAnsi="Times New Roman" w:cs="Times New Roman"/>
+          <w:color w:val="000000" w:themeColor="text1"/>
+          <w:sz w:val="24"/>
+          <w:szCs w:val="24"/>
+          <w:lang w:val="en-US" w:eastAsia="pt-BR"/>
+        </w:rPr>
+        <w:t>: "^9.0.3",</w:t>
+      </w:r>
+    </w:p>
+    <w:p>
+      <w:pPr>
+        <w:rPr>
+          <w:rFonts w:ascii="Times New Roman" w:hAnsi="Times New Roman" w:cs="Times New Roman"/>
+          <w:color w:val="000000" w:themeColor="text1"/>
+          <w:sz w:val="24"/>
+          <w:szCs w:val="24"/>
+          <w:lang w:val="en-US" w:eastAsia="pt-BR"/>
+        </w:rPr>
+      </w:pPr>
+      <w:r>
+        <w:rPr>
+          <w:rFonts w:ascii="Times New Roman" w:hAnsi="Times New Roman" w:cs="Times New Roman"/>
+          <w:color w:val="000000" w:themeColor="text1"/>
+          <w:sz w:val="24"/>
+          <w:szCs w:val="24"/>
+          <w:lang w:val="en-US" w:eastAsia="pt-BR"/>
+        </w:rPr>
+        <w:t xml:space="preserve">    </w:t>
+      </w:r>
       <w:r>
         <w:rPr>
           <w:rFonts w:ascii="Times New Roman" w:hAnsi="Times New Roman" w:cs="Times New Roman"/>
@@ -13985,118 +14071,6 @@
           <w:szCs w:val="24"/>
           <w:lang w:val="en-US" w:eastAsia="pt-BR"/>
         </w:rPr>
-        <w:t>"</w:t>
-      </w:r>
-      <w:r>
-        <w:rPr>
-          <w:rFonts w:ascii="Times New Roman" w:hAnsi="Times New Roman" w:cs="Times New Roman"/>
-          <w:color w:val="000000" w:themeColor="text1"/>
-          <w:sz w:val="24"/>
-          <w:szCs w:val="24"/>
-          <w:lang w:val="en-US" w:eastAsia="pt-BR"/>
-        </w:rPr>
-        <w:t>: "^1.5.2",</w:t>
-      </w:r>
-    </w:p>
-    <w:p>
-      <w:pPr>
-        <w:rPr>
-          <w:rFonts w:ascii="Times New Roman" w:hAnsi="Times New Roman" w:cs="Times New Roman"/>
-          <w:color w:val="000000" w:themeColor="text1"/>
-          <w:sz w:val="24"/>
-          <w:szCs w:val="24"/>
-          <w:lang w:val="en-US" w:eastAsia="pt-BR"/>
-        </w:rPr>
-      </w:pPr>
-      <w:r>
-        <w:rPr>
-          <w:rFonts w:ascii="Times New Roman" w:hAnsi="Times New Roman" w:cs="Times New Roman"/>
-          <w:color w:val="000000" w:themeColor="text1"/>
-          <w:sz w:val="24"/>
-          <w:szCs w:val="24"/>
-          <w:lang w:val="en-US" w:eastAsia="pt-BR"/>
-        </w:rPr>
-        <w:t xml:space="preserve">    </w:t>
-      </w:r>
-      <w:r>
-        <w:rPr>
-          <w:rFonts w:ascii="Times New Roman" w:hAnsi="Times New Roman" w:cs="Times New Roman"/>
-          <w:i/>
-          <w:iCs/>
-          <w:color w:val="000000" w:themeColor="text1"/>
-          <w:sz w:val="24"/>
-          <w:szCs w:val="24"/>
-          <w:lang w:val="en-US" w:eastAsia="pt-BR"/>
-        </w:rPr>
-        <w:t>"</w:t>
-      </w:r>
-      <w:proofErr w:type="spellStart"/>
-      <w:r>
-        <w:rPr>
-          <w:rFonts w:ascii="Times New Roman" w:hAnsi="Times New Roman" w:cs="Times New Roman"/>
-          <w:i/>
-          <w:iCs/>
-          <w:color w:val="000000" w:themeColor="text1"/>
-          <w:sz w:val="24"/>
-          <w:szCs w:val="24"/>
-          <w:lang w:val="en-US" w:eastAsia="pt-BR"/>
-        </w:rPr>
-        <w:t>jsonwebtoken</w:t>
-      </w:r>
-      <w:proofErr w:type="spellEnd"/>
-      <w:r>
-        <w:rPr>
-          <w:rFonts w:ascii="Times New Roman" w:hAnsi="Times New Roman" w:cs="Times New Roman"/>
-          <w:i/>
-          <w:iCs/>
-          <w:color w:val="000000" w:themeColor="text1"/>
-          <w:sz w:val="24"/>
-          <w:szCs w:val="24"/>
-          <w:lang w:val="en-US" w:eastAsia="pt-BR"/>
-        </w:rPr>
-        <w:t>"</w:t>
-      </w:r>
-      <w:r>
-        <w:rPr>
-          <w:rFonts w:ascii="Times New Roman" w:hAnsi="Times New Roman" w:cs="Times New Roman"/>
-          <w:color w:val="000000" w:themeColor="text1"/>
-          <w:sz w:val="24"/>
-          <w:szCs w:val="24"/>
-          <w:lang w:val="en-US" w:eastAsia="pt-BR"/>
-        </w:rPr>
-        <w:t>: "^9.0.3",</w:t>
-      </w:r>
-    </w:p>
-    <w:p>
-      <w:pPr>
-        <w:rPr>
-          <w:rFonts w:ascii="Times New Roman" w:hAnsi="Times New Roman" w:cs="Times New Roman"/>
-          <w:color w:val="000000" w:themeColor="text1"/>
-          <w:sz w:val="24"/>
-          <w:szCs w:val="24"/>
-          <w:lang w:val="en-US" w:eastAsia="pt-BR"/>
-        </w:rPr>
-      </w:pPr>
-      <w:r>
-        <w:rPr>
-          <w:rFonts w:ascii="Times New Roman" w:hAnsi="Times New Roman" w:cs="Times New Roman"/>
-          <w:color w:val="000000" w:themeColor="text1"/>
-          <w:sz w:val="24"/>
-          <w:szCs w:val="24"/>
-          <w:lang w:val="en-US" w:eastAsia="pt-BR"/>
-        </w:rPr>
-        <w:t xml:space="preserve">    </w:t>
-      </w:r>
-      <w:r>
-        <w:rPr>
-          <w:rFonts w:ascii="Times New Roman" w:hAnsi="Times New Roman" w:cs="Times New Roman"/>
-          <w:i/>
-          <w:iCs/>
-          <w:color w:val="000000" w:themeColor="text1"/>
-          <w:sz w:val="24"/>
-          <w:szCs w:val="24"/>
-          <w:lang w:val="en-US" w:eastAsia="pt-BR"/>
-        </w:rPr>
         <w:t>"mysql2"</w:t>
       </w:r>
       <w:r>
@@ -14151,6 +14125,50 @@
         </w:rPr>
         <w:t>}</w:t>
       </w:r>
+    </w:p>
+    <w:p>
+      <w:pPr>
+        <w:rPr>
+          <w:rFonts w:ascii="Times New Roman" w:hAnsi="Times New Roman" w:cs="Times New Roman"/>
+          <w:color w:val="000000" w:themeColor="text1"/>
+          <w:sz w:val="24"/>
+          <w:szCs w:val="24"/>
+          <w:lang w:val="en-US" w:eastAsia="pt-BR"/>
+        </w:rPr>
+      </w:pPr>
+    </w:p>
+    <w:p>
+      <w:pPr>
+        <w:rPr>
+          <w:rFonts w:ascii="Times New Roman" w:hAnsi="Times New Roman" w:cs="Times New Roman"/>
+          <w:color w:val="000000" w:themeColor="text1"/>
+          <w:sz w:val="24"/>
+          <w:szCs w:val="24"/>
+          <w:lang w:val="en-US" w:eastAsia="pt-BR"/>
+        </w:rPr>
+      </w:pPr>
+    </w:p>
+    <w:p>
+      <w:pPr>
+        <w:rPr>
+          <w:rFonts w:ascii="Times New Roman" w:hAnsi="Times New Roman" w:cs="Times New Roman"/>
+          <w:color w:val="000000" w:themeColor="text1"/>
+          <w:sz w:val="24"/>
+          <w:szCs w:val="24"/>
+          <w:lang w:val="en-US" w:eastAsia="pt-BR"/>
+        </w:rPr>
+      </w:pPr>
+    </w:p>
+    <w:p>
+      <w:pPr>
+        <w:rPr>
+          <w:rFonts w:ascii="Times New Roman" w:hAnsi="Times New Roman" w:cs="Times New Roman"/>
+          <w:color w:val="000000" w:themeColor="text1"/>
+          <w:sz w:val="24"/>
+          <w:szCs w:val="24"/>
+          <w:lang w:val="en-US" w:eastAsia="pt-BR"/>
+        </w:rPr>
+      </w:pPr>
     </w:p>
     <w:p>
       <w:pPr>
@@ -14171,6 +14189,7 @@
           <w:szCs w:val="24"/>
           <w:lang w:val="en-US"/>
         </w:rPr>
+        <w:lastRenderedPageBreak/>
         <w:t>APÊNDICE B – BIBLIOTECA FRONT-END</w:t>
       </w:r>
     </w:p>
@@ -14321,7 +14340,6 @@
           <w:szCs w:val="24"/>
           <w:lang w:val="en-US" w:eastAsia="pt-BR"/>
         </w:rPr>
-        <w:lastRenderedPageBreak/>
         <w:t xml:space="preserve">  </w:t>
       </w:r>
       <w:r>
@@ -14420,9 +14438,39 @@
           <w:szCs w:val="24"/>
           <w:lang w:val="en-US" w:eastAsia="pt-BR"/>
         </w:rPr>
-        <w:t>"scripts</w:t>
-      </w:r>
-      <w:proofErr w:type="gramStart"/>
+        <w:t>"scripts"</w:t>
+      </w:r>
+      <w:r>
+        <w:rPr>
+          <w:rFonts w:ascii="Times New Roman" w:hAnsi="Times New Roman" w:cs="Times New Roman"/>
+          <w:color w:val="000000" w:themeColor="text1"/>
+          <w:sz w:val="24"/>
+          <w:szCs w:val="24"/>
+          <w:lang w:val="en-US" w:eastAsia="pt-BR"/>
+        </w:rPr>
+        <w:t>: {</w:t>
+      </w:r>
+    </w:p>
+    <w:p>
+      <w:pPr>
+        <w:rPr>
+          <w:rFonts w:ascii="Times New Roman" w:hAnsi="Times New Roman" w:cs="Times New Roman"/>
+          <w:color w:val="000000" w:themeColor="text1"/>
+          <w:sz w:val="24"/>
+          <w:szCs w:val="24"/>
+          <w:lang w:val="en-US" w:eastAsia="pt-BR"/>
+        </w:rPr>
+      </w:pPr>
+      <w:r>
+        <w:rPr>
+          <w:rFonts w:ascii="Times New Roman" w:hAnsi="Times New Roman" w:cs="Times New Roman"/>
+          <w:color w:val="000000" w:themeColor="text1"/>
+          <w:sz w:val="24"/>
+          <w:szCs w:val="24"/>
+          <w:lang w:val="en-US" w:eastAsia="pt-BR"/>
+        </w:rPr>
+        <w:t xml:space="preserve">    </w:t>
+      </w:r>
       <w:r>
         <w:rPr>
           <w:rFonts w:ascii="Times New Roman" w:hAnsi="Times New Roman" w:cs="Times New Roman"/>
@@ -14433,19 +14481,40 @@
           <w:szCs w:val="24"/>
           <w:lang w:val="en-US" w:eastAsia="pt-BR"/>
         </w:rPr>
-        <w:t>"</w:t>
-      </w:r>
-      <w:r>
-        <w:rPr>
-          <w:rFonts w:ascii="Times New Roman" w:hAnsi="Times New Roman" w:cs="Times New Roman"/>
-          <w:color w:val="000000" w:themeColor="text1"/>
-          <w:sz w:val="24"/>
-          <w:szCs w:val="24"/>
-          <w:lang w:val="en-US" w:eastAsia="pt-BR"/>
-        </w:rPr>
-        <w:t>: {</w:t>
-      </w:r>
-      <w:proofErr w:type="gramEnd"/>
+        <w:t>"dev"</w:t>
+      </w:r>
+      <w:r>
+        <w:rPr>
+          <w:rFonts w:ascii="Times New Roman" w:hAnsi="Times New Roman" w:cs="Times New Roman"/>
+          <w:color w:val="000000" w:themeColor="text1"/>
+          <w:sz w:val="24"/>
+          <w:szCs w:val="24"/>
+          <w:lang w:val="en-US" w:eastAsia="pt-BR"/>
+        </w:rPr>
+        <w:t>: "</w:t>
+      </w:r>
+      <w:proofErr w:type="spellStart"/>
+      <w:r>
+        <w:rPr>
+          <w:rFonts w:ascii="Times New Roman" w:hAnsi="Times New Roman" w:cs="Times New Roman"/>
+          <w:color w:val="000000" w:themeColor="text1"/>
+          <w:sz w:val="24"/>
+          <w:szCs w:val="24"/>
+          <w:lang w:val="en-US" w:eastAsia="pt-BR"/>
+        </w:rPr>
+        <w:t>vite</w:t>
+      </w:r>
+      <w:proofErr w:type="spellEnd"/>
+      <w:r>
+        <w:rPr>
+          <w:rFonts w:ascii="Times New Roman" w:hAnsi="Times New Roman" w:cs="Times New Roman"/>
+          <w:color w:val="000000" w:themeColor="text1"/>
+          <w:sz w:val="24"/>
+          <w:szCs w:val="24"/>
+          <w:lang w:val="en-US" w:eastAsia="pt-BR"/>
+        </w:rPr>
+        <w:t>",</w:t>
+      </w:r>
     </w:p>
     <w:p>
       <w:pPr>
@@ -14477,7 +14546,7 @@
           <w:szCs w:val="24"/>
           <w:lang w:val="en-US" w:eastAsia="pt-BR"/>
         </w:rPr>
-        <w:t>"dev"</w:t>
+        <w:t>"build"</w:t>
       </w:r>
       <w:r>
         <w:rPr>
@@ -14509,7 +14578,7 @@
           <w:szCs w:val="24"/>
           <w:lang w:val="en-US" w:eastAsia="pt-BR"/>
         </w:rPr>
-        <w:t>",</w:t>
+        <w:t xml:space="preserve"> build",</w:t>
       </w:r>
     </w:p>
     <w:p>
@@ -14542,7 +14611,7 @@
           <w:szCs w:val="24"/>
           <w:lang w:val="en-US" w:eastAsia="pt-BR"/>
         </w:rPr>
-        <w:t>"build"</w:t>
+        <w:t>"lint"</w:t>
       </w:r>
       <w:r>
         <w:rPr>
@@ -14555,15 +14624,16 @@
         <w:t>: "</w:t>
       </w:r>
       <w:proofErr w:type="spellStart"/>
-      <w:r>
-        <w:rPr>
-          <w:rFonts w:ascii="Times New Roman" w:hAnsi="Times New Roman" w:cs="Times New Roman"/>
-          <w:color w:val="000000" w:themeColor="text1"/>
-          <w:sz w:val="24"/>
-          <w:szCs w:val="24"/>
-          <w:lang w:val="en-US" w:eastAsia="pt-BR"/>
-        </w:rPr>
-        <w:t>vite</w:t>
+      <w:proofErr w:type="gramStart"/>
+      <w:r>
+        <w:rPr>
+          <w:rFonts w:ascii="Times New Roman" w:hAnsi="Times New Roman" w:cs="Times New Roman"/>
+          <w:color w:val="000000" w:themeColor="text1"/>
+          <w:sz w:val="24"/>
+          <w:szCs w:val="24"/>
+          <w:lang w:val="en-US" w:eastAsia="pt-BR"/>
+        </w:rPr>
+        <w:t>eslint</w:t>
       </w:r>
       <w:proofErr w:type="spellEnd"/>
       <w:r>
@@ -14574,7 +14644,18 @@
           <w:szCs w:val="24"/>
           <w:lang w:val="en-US" w:eastAsia="pt-BR"/>
         </w:rPr>
-        <w:t xml:space="preserve"> build",</w:t>
+        <w:t xml:space="preserve"> .</w:t>
+      </w:r>
+      <w:proofErr w:type="gramEnd"/>
+      <w:r>
+        <w:rPr>
+          <w:rFonts w:ascii="Times New Roman" w:hAnsi="Times New Roman" w:cs="Times New Roman"/>
+          <w:color w:val="000000" w:themeColor="text1"/>
+          <w:sz w:val="24"/>
+          <w:szCs w:val="24"/>
+          <w:lang w:val="en-US" w:eastAsia="pt-BR"/>
+        </w:rPr>
+        <w:t>",</w:t>
       </w:r>
     </w:p>
     <w:p>
@@ -14607,7 +14688,7 @@
           <w:szCs w:val="24"/>
           <w:lang w:val="en-US" w:eastAsia="pt-BR"/>
         </w:rPr>
-        <w:t>"lint"</w:t>
+        <w:t>"preview"</w:t>
       </w:r>
       <w:r>
         <w:rPr>
@@ -14620,16 +14701,15 @@
         <w:t>: "</w:t>
       </w:r>
       <w:proofErr w:type="spellStart"/>
-      <w:proofErr w:type="gramStart"/>
-      <w:r>
-        <w:rPr>
-          <w:rFonts w:ascii="Times New Roman" w:hAnsi="Times New Roman" w:cs="Times New Roman"/>
-          <w:color w:val="000000" w:themeColor="text1"/>
-          <w:sz w:val="24"/>
-          <w:szCs w:val="24"/>
-          <w:lang w:val="en-US" w:eastAsia="pt-BR"/>
-        </w:rPr>
-        <w:t>eslint</w:t>
+      <w:r>
+        <w:rPr>
+          <w:rFonts w:ascii="Times New Roman" w:hAnsi="Times New Roman" w:cs="Times New Roman"/>
+          <w:color w:val="000000" w:themeColor="text1"/>
+          <w:sz w:val="24"/>
+          <w:szCs w:val="24"/>
+          <w:lang w:val="en-US" w:eastAsia="pt-BR"/>
+        </w:rPr>
+        <w:t>vite</w:t>
       </w:r>
       <w:proofErr w:type="spellEnd"/>
       <w:r>
@@ -14640,39 +14720,49 @@
           <w:szCs w:val="24"/>
           <w:lang w:val="en-US" w:eastAsia="pt-BR"/>
         </w:rPr>
-        <w:t xml:space="preserve"> .</w:t>
-      </w:r>
-      <w:proofErr w:type="gramEnd"/>
-      <w:r>
-        <w:rPr>
-          <w:rFonts w:ascii="Times New Roman" w:hAnsi="Times New Roman" w:cs="Times New Roman"/>
-          <w:color w:val="000000" w:themeColor="text1"/>
-          <w:sz w:val="24"/>
-          <w:szCs w:val="24"/>
-          <w:lang w:val="en-US" w:eastAsia="pt-BR"/>
-        </w:rPr>
-        <w:t>",</w:t>
-      </w:r>
-    </w:p>
-    <w:p>
-      <w:pPr>
-        <w:rPr>
-          <w:rFonts w:ascii="Times New Roman" w:hAnsi="Times New Roman" w:cs="Times New Roman"/>
-          <w:color w:val="000000" w:themeColor="text1"/>
-          <w:sz w:val="24"/>
-          <w:szCs w:val="24"/>
-          <w:lang w:val="en-US" w:eastAsia="pt-BR"/>
-        </w:rPr>
-      </w:pPr>
-      <w:r>
-        <w:rPr>
-          <w:rFonts w:ascii="Times New Roman" w:hAnsi="Times New Roman" w:cs="Times New Roman"/>
-          <w:color w:val="000000" w:themeColor="text1"/>
-          <w:sz w:val="24"/>
-          <w:szCs w:val="24"/>
-          <w:lang w:val="en-US" w:eastAsia="pt-BR"/>
-        </w:rPr>
-        <w:t xml:space="preserve">    </w:t>
+        <w:t xml:space="preserve"> preview"</w:t>
+      </w:r>
+    </w:p>
+    <w:p>
+      <w:pPr>
+        <w:rPr>
+          <w:rFonts w:ascii="Times New Roman" w:hAnsi="Times New Roman" w:cs="Times New Roman"/>
+          <w:color w:val="000000" w:themeColor="text1"/>
+          <w:sz w:val="24"/>
+          <w:szCs w:val="24"/>
+          <w:lang w:val="en-US" w:eastAsia="pt-BR"/>
+        </w:rPr>
+      </w:pPr>
+      <w:r>
+        <w:rPr>
+          <w:rFonts w:ascii="Times New Roman" w:hAnsi="Times New Roman" w:cs="Times New Roman"/>
+          <w:color w:val="000000" w:themeColor="text1"/>
+          <w:sz w:val="24"/>
+          <w:szCs w:val="24"/>
+          <w:lang w:val="en-US" w:eastAsia="pt-BR"/>
+        </w:rPr>
+        <w:t>  },</w:t>
+      </w:r>
+    </w:p>
+    <w:p>
+      <w:pPr>
+        <w:rPr>
+          <w:rFonts w:ascii="Times New Roman" w:hAnsi="Times New Roman" w:cs="Times New Roman"/>
+          <w:color w:val="000000" w:themeColor="text1"/>
+          <w:sz w:val="24"/>
+          <w:szCs w:val="24"/>
+          <w:lang w:val="en-US" w:eastAsia="pt-BR"/>
+        </w:rPr>
+      </w:pPr>
+      <w:r>
+        <w:rPr>
+          <w:rFonts w:ascii="Times New Roman" w:hAnsi="Times New Roman" w:cs="Times New Roman"/>
+          <w:color w:val="000000" w:themeColor="text1"/>
+          <w:sz w:val="24"/>
+          <w:szCs w:val="24"/>
+          <w:lang w:val="en-US" w:eastAsia="pt-BR"/>
+        </w:rPr>
+        <w:t xml:space="preserve">  </w:t>
       </w:r>
       <w:r>
         <w:rPr>
@@ -14684,81 +14774,38 @@
           <w:szCs w:val="24"/>
           <w:lang w:val="en-US" w:eastAsia="pt-BR"/>
         </w:rPr>
-        <w:t>"preview"</w:t>
-      </w:r>
-      <w:r>
-        <w:rPr>
-          <w:rFonts w:ascii="Times New Roman" w:hAnsi="Times New Roman" w:cs="Times New Roman"/>
-          <w:color w:val="000000" w:themeColor="text1"/>
-          <w:sz w:val="24"/>
-          <w:szCs w:val="24"/>
-          <w:lang w:val="en-US" w:eastAsia="pt-BR"/>
-        </w:rPr>
-        <w:t>: "</w:t>
-      </w:r>
-      <w:proofErr w:type="spellStart"/>
-      <w:r>
-        <w:rPr>
-          <w:rFonts w:ascii="Times New Roman" w:hAnsi="Times New Roman" w:cs="Times New Roman"/>
-          <w:color w:val="000000" w:themeColor="text1"/>
-          <w:sz w:val="24"/>
-          <w:szCs w:val="24"/>
-          <w:lang w:val="en-US" w:eastAsia="pt-BR"/>
-        </w:rPr>
-        <w:t>vite</w:t>
-      </w:r>
-      <w:proofErr w:type="spellEnd"/>
-      <w:r>
-        <w:rPr>
-          <w:rFonts w:ascii="Times New Roman" w:hAnsi="Times New Roman" w:cs="Times New Roman"/>
-          <w:color w:val="000000" w:themeColor="text1"/>
-          <w:sz w:val="24"/>
-          <w:szCs w:val="24"/>
-          <w:lang w:val="en-US" w:eastAsia="pt-BR"/>
-        </w:rPr>
-        <w:t xml:space="preserve"> preview"</w:t>
-      </w:r>
-    </w:p>
-    <w:p>
-      <w:pPr>
-        <w:rPr>
-          <w:rFonts w:ascii="Times New Roman" w:hAnsi="Times New Roman" w:cs="Times New Roman"/>
-          <w:color w:val="000000" w:themeColor="text1"/>
-          <w:sz w:val="24"/>
-          <w:szCs w:val="24"/>
-          <w:lang w:val="en-US" w:eastAsia="pt-BR"/>
-        </w:rPr>
-      </w:pPr>
-      <w:r>
-        <w:rPr>
-          <w:rFonts w:ascii="Times New Roman" w:hAnsi="Times New Roman" w:cs="Times New Roman"/>
-          <w:color w:val="000000" w:themeColor="text1"/>
-          <w:sz w:val="24"/>
-          <w:szCs w:val="24"/>
-          <w:lang w:val="en-US" w:eastAsia="pt-BR"/>
-        </w:rPr>
-        <w:t>  },</w:t>
-      </w:r>
-    </w:p>
-    <w:p>
-      <w:pPr>
-        <w:rPr>
-          <w:rFonts w:ascii="Times New Roman" w:hAnsi="Times New Roman" w:cs="Times New Roman"/>
-          <w:color w:val="000000" w:themeColor="text1"/>
-          <w:sz w:val="24"/>
-          <w:szCs w:val="24"/>
-          <w:lang w:val="en-US" w:eastAsia="pt-BR"/>
-        </w:rPr>
-      </w:pPr>
-      <w:r>
-        <w:rPr>
-          <w:rFonts w:ascii="Times New Roman" w:hAnsi="Times New Roman" w:cs="Times New Roman"/>
-          <w:color w:val="000000" w:themeColor="text1"/>
-          <w:sz w:val="24"/>
-          <w:szCs w:val="24"/>
-          <w:lang w:val="en-US" w:eastAsia="pt-BR"/>
-        </w:rPr>
-        <w:t xml:space="preserve">  </w:t>
+        <w:t>"dependencies"</w:t>
+      </w:r>
+      <w:r>
+        <w:rPr>
+          <w:rFonts w:ascii="Times New Roman" w:hAnsi="Times New Roman" w:cs="Times New Roman"/>
+          <w:color w:val="000000" w:themeColor="text1"/>
+          <w:sz w:val="24"/>
+          <w:szCs w:val="24"/>
+          <w:lang w:val="en-US" w:eastAsia="pt-BR"/>
+        </w:rPr>
+        <w:t>: {</w:t>
+      </w:r>
+    </w:p>
+    <w:p>
+      <w:pPr>
+        <w:rPr>
+          <w:rFonts w:ascii="Times New Roman" w:hAnsi="Times New Roman" w:cs="Times New Roman"/>
+          <w:color w:val="000000" w:themeColor="text1"/>
+          <w:sz w:val="24"/>
+          <w:szCs w:val="24"/>
+          <w:lang w:val="en-US" w:eastAsia="pt-BR"/>
+        </w:rPr>
+      </w:pPr>
+      <w:r>
+        <w:rPr>
+          <w:rFonts w:ascii="Times New Roman" w:hAnsi="Times New Roman" w:cs="Times New Roman"/>
+          <w:color w:val="000000" w:themeColor="text1"/>
+          <w:sz w:val="24"/>
+          <w:szCs w:val="24"/>
+          <w:lang w:val="en-US" w:eastAsia="pt-BR"/>
+        </w:rPr>
+        <w:t xml:space="preserve">    </w:t>
       </w:r>
       <w:r>
         <w:rPr>
@@ -14770,9 +14817,9 @@
           <w:szCs w:val="24"/>
           <w:lang w:val="en-US" w:eastAsia="pt-BR"/>
         </w:rPr>
-        <w:t>"dependencies</w:t>
-      </w:r>
-      <w:proofErr w:type="gramStart"/>
+        <w:t>"@</w:t>
+      </w:r>
+      <w:proofErr w:type="spellStart"/>
       <w:r>
         <w:rPr>
           <w:rFonts w:ascii="Times New Roman" w:hAnsi="Times New Roman" w:cs="Times New Roman"/>
@@ -14783,40 +14830,9 @@
           <w:szCs w:val="24"/>
           <w:lang w:val="en-US" w:eastAsia="pt-BR"/>
         </w:rPr>
-        <w:t>"</w:t>
-      </w:r>
-      <w:r>
-        <w:rPr>
-          <w:rFonts w:ascii="Times New Roman" w:hAnsi="Times New Roman" w:cs="Times New Roman"/>
-          <w:color w:val="000000" w:themeColor="text1"/>
-          <w:sz w:val="24"/>
-          <w:szCs w:val="24"/>
-          <w:lang w:val="en-US" w:eastAsia="pt-BR"/>
-        </w:rPr>
-        <w:t>: {</w:t>
-      </w:r>
-      <w:proofErr w:type="gramEnd"/>
-    </w:p>
-    <w:p>
-      <w:pPr>
-        <w:rPr>
-          <w:rFonts w:ascii="Times New Roman" w:hAnsi="Times New Roman" w:cs="Times New Roman"/>
-          <w:color w:val="000000" w:themeColor="text1"/>
-          <w:sz w:val="24"/>
-          <w:szCs w:val="24"/>
-          <w:lang w:val="en-US" w:eastAsia="pt-BR"/>
-        </w:rPr>
-      </w:pPr>
-      <w:r>
-        <w:rPr>
-          <w:rFonts w:ascii="Times New Roman" w:hAnsi="Times New Roman" w:cs="Times New Roman"/>
-          <w:color w:val="000000" w:themeColor="text1"/>
-          <w:sz w:val="24"/>
-          <w:szCs w:val="24"/>
-          <w:lang w:val="en-US" w:eastAsia="pt-BR"/>
-        </w:rPr>
-        <w:t xml:space="preserve">    </w:t>
-      </w:r>
+        <w:t>canvasjs</w:t>
+      </w:r>
+      <w:proofErr w:type="spellEnd"/>
       <w:r>
         <w:rPr>
           <w:rFonts w:ascii="Times New Roman" w:hAnsi="Times New Roman" w:cs="Times New Roman"/>
@@ -14827,9 +14843,39 @@
           <w:szCs w:val="24"/>
           <w:lang w:val="en-US" w:eastAsia="pt-BR"/>
         </w:rPr>
-        <w:t>"@</w:t>
-      </w:r>
-      <w:proofErr w:type="spellStart"/>
+        <w:t>/react-charts"</w:t>
+      </w:r>
+      <w:r>
+        <w:rPr>
+          <w:rFonts w:ascii="Times New Roman" w:hAnsi="Times New Roman" w:cs="Times New Roman"/>
+          <w:color w:val="000000" w:themeColor="text1"/>
+          <w:sz w:val="24"/>
+          <w:szCs w:val="24"/>
+          <w:lang w:val="en-US" w:eastAsia="pt-BR"/>
+        </w:rPr>
+        <w:t>: "^1.0.2",</w:t>
+      </w:r>
+    </w:p>
+    <w:p>
+      <w:pPr>
+        <w:rPr>
+          <w:rFonts w:ascii="Times New Roman" w:hAnsi="Times New Roman" w:cs="Times New Roman"/>
+          <w:color w:val="000000" w:themeColor="text1"/>
+          <w:sz w:val="24"/>
+          <w:szCs w:val="24"/>
+          <w:lang w:val="en-US" w:eastAsia="pt-BR"/>
+        </w:rPr>
+      </w:pPr>
+      <w:r>
+        <w:rPr>
+          <w:rFonts w:ascii="Times New Roman" w:hAnsi="Times New Roman" w:cs="Times New Roman"/>
+          <w:color w:val="000000" w:themeColor="text1"/>
+          <w:sz w:val="24"/>
+          <w:szCs w:val="24"/>
+          <w:lang w:val="en-US" w:eastAsia="pt-BR"/>
+        </w:rPr>
+        <w:t xml:space="preserve">    </w:t>
+      </w:r>
       <w:r>
         <w:rPr>
           <w:rFonts w:ascii="Times New Roman" w:hAnsi="Times New Roman" w:cs="Times New Roman"/>
@@ -14840,9 +14886,39 @@
           <w:szCs w:val="24"/>
           <w:lang w:val="en-US" w:eastAsia="pt-BR"/>
         </w:rPr>
-        <w:t>canvasjs</w:t>
-      </w:r>
-      <w:proofErr w:type="spellEnd"/>
+        <w:t>"@emotion/react"</w:t>
+      </w:r>
+      <w:r>
+        <w:rPr>
+          <w:rFonts w:ascii="Times New Roman" w:hAnsi="Times New Roman" w:cs="Times New Roman"/>
+          <w:color w:val="000000" w:themeColor="text1"/>
+          <w:sz w:val="24"/>
+          <w:szCs w:val="24"/>
+          <w:lang w:val="en-US" w:eastAsia="pt-BR"/>
+        </w:rPr>
+        <w:t>: "^11.14.0",</w:t>
+      </w:r>
+    </w:p>
+    <w:p>
+      <w:pPr>
+        <w:rPr>
+          <w:rFonts w:ascii="Times New Roman" w:hAnsi="Times New Roman" w:cs="Times New Roman"/>
+          <w:color w:val="000000" w:themeColor="text1"/>
+          <w:sz w:val="24"/>
+          <w:szCs w:val="24"/>
+          <w:lang w:val="en-US" w:eastAsia="pt-BR"/>
+        </w:rPr>
+      </w:pPr>
+      <w:r>
+        <w:rPr>
+          <w:rFonts w:ascii="Times New Roman" w:hAnsi="Times New Roman" w:cs="Times New Roman"/>
+          <w:color w:val="000000" w:themeColor="text1"/>
+          <w:sz w:val="24"/>
+          <w:szCs w:val="24"/>
+          <w:lang w:val="en-US" w:eastAsia="pt-BR"/>
+        </w:rPr>
+        <w:t xml:space="preserve">    </w:t>
+      </w:r>
       <w:r>
         <w:rPr>
           <w:rFonts w:ascii="Times New Roman" w:hAnsi="Times New Roman" w:cs="Times New Roman"/>
@@ -14853,17 +14929,17 @@
           <w:szCs w:val="24"/>
           <w:lang w:val="en-US" w:eastAsia="pt-BR"/>
         </w:rPr>
-        <w:t>/react-charts"</w:t>
-      </w:r>
-      <w:r>
-        <w:rPr>
-          <w:rFonts w:ascii="Times New Roman" w:hAnsi="Times New Roman" w:cs="Times New Roman"/>
-          <w:color w:val="000000" w:themeColor="text1"/>
-          <w:sz w:val="24"/>
-          <w:szCs w:val="24"/>
-          <w:lang w:val="en-US" w:eastAsia="pt-BR"/>
-        </w:rPr>
-        <w:t>: "^1.0.2",</w:t>
+        <w:t>"@emotion/styled"</w:t>
+      </w:r>
+      <w:r>
+        <w:rPr>
+          <w:rFonts w:ascii="Times New Roman" w:hAnsi="Times New Roman" w:cs="Times New Roman"/>
+          <w:color w:val="000000" w:themeColor="text1"/>
+          <w:sz w:val="24"/>
+          <w:szCs w:val="24"/>
+          <w:lang w:val="en-US" w:eastAsia="pt-BR"/>
+        </w:rPr>
+        <w:t>: "^11.14.1",</w:t>
       </w:r>
     </w:p>
     <w:p>
@@ -14896,39 +14972,9 @@
           <w:szCs w:val="24"/>
           <w:lang w:val="en-US" w:eastAsia="pt-BR"/>
         </w:rPr>
-        <w:t>"@emotion/react"</w:t>
-      </w:r>
-      <w:r>
-        <w:rPr>
-          <w:rFonts w:ascii="Times New Roman" w:hAnsi="Times New Roman" w:cs="Times New Roman"/>
-          <w:color w:val="000000" w:themeColor="text1"/>
-          <w:sz w:val="24"/>
-          <w:szCs w:val="24"/>
-          <w:lang w:val="en-US" w:eastAsia="pt-BR"/>
-        </w:rPr>
-        <w:t>: "^11.14.0",</w:t>
-      </w:r>
-    </w:p>
-    <w:p>
-      <w:pPr>
-        <w:rPr>
-          <w:rFonts w:ascii="Times New Roman" w:hAnsi="Times New Roman" w:cs="Times New Roman"/>
-          <w:color w:val="000000" w:themeColor="text1"/>
-          <w:sz w:val="24"/>
-          <w:szCs w:val="24"/>
-          <w:lang w:val="en-US" w:eastAsia="pt-BR"/>
-        </w:rPr>
-      </w:pPr>
-      <w:r>
-        <w:rPr>
-          <w:rFonts w:ascii="Times New Roman" w:hAnsi="Times New Roman" w:cs="Times New Roman"/>
-          <w:color w:val="000000" w:themeColor="text1"/>
-          <w:sz w:val="24"/>
-          <w:szCs w:val="24"/>
-          <w:lang w:val="en-US" w:eastAsia="pt-BR"/>
-        </w:rPr>
-        <w:t xml:space="preserve">    </w:t>
-      </w:r>
+        <w:t>"@</w:t>
+      </w:r>
+      <w:proofErr w:type="spellStart"/>
       <w:r>
         <w:rPr>
           <w:rFonts w:ascii="Times New Roman" w:hAnsi="Times New Roman" w:cs="Times New Roman"/>
@@ -14939,39 +14985,9 @@
           <w:szCs w:val="24"/>
           <w:lang w:val="en-US" w:eastAsia="pt-BR"/>
         </w:rPr>
-        <w:t>"@emotion/styled"</w:t>
-      </w:r>
-      <w:r>
-        <w:rPr>
-          <w:rFonts w:ascii="Times New Roman" w:hAnsi="Times New Roman" w:cs="Times New Roman"/>
-          <w:color w:val="000000" w:themeColor="text1"/>
-          <w:sz w:val="24"/>
-          <w:szCs w:val="24"/>
-          <w:lang w:val="en-US" w:eastAsia="pt-BR"/>
-        </w:rPr>
-        <w:t>: "^11.14.1",</w:t>
-      </w:r>
-    </w:p>
-    <w:p>
-      <w:pPr>
-        <w:rPr>
-          <w:rFonts w:ascii="Times New Roman" w:hAnsi="Times New Roman" w:cs="Times New Roman"/>
-          <w:color w:val="000000" w:themeColor="text1"/>
-          <w:sz w:val="24"/>
-          <w:szCs w:val="24"/>
-          <w:lang w:val="en-US" w:eastAsia="pt-BR"/>
-        </w:rPr>
-      </w:pPr>
-      <w:r>
-        <w:rPr>
-          <w:rFonts w:ascii="Times New Roman" w:hAnsi="Times New Roman" w:cs="Times New Roman"/>
-          <w:color w:val="000000" w:themeColor="text1"/>
-          <w:sz w:val="24"/>
-          <w:szCs w:val="24"/>
-          <w:lang w:val="en-US" w:eastAsia="pt-BR"/>
-        </w:rPr>
-        <w:t xml:space="preserve">    </w:t>
-      </w:r>
+        <w:t>mui</w:t>
+      </w:r>
+      <w:proofErr w:type="spellEnd"/>
       <w:r>
         <w:rPr>
           <w:rFonts w:ascii="Times New Roman" w:hAnsi="Times New Roman" w:cs="Times New Roman"/>
@@ -14982,9 +14998,39 @@
           <w:szCs w:val="24"/>
           <w:lang w:val="en-US" w:eastAsia="pt-BR"/>
         </w:rPr>
-        <w:t>"@</w:t>
-      </w:r>
-      <w:proofErr w:type="spellStart"/>
+        <w:t>/material"</w:t>
+      </w:r>
+      <w:r>
+        <w:rPr>
+          <w:rFonts w:ascii="Times New Roman" w:hAnsi="Times New Roman" w:cs="Times New Roman"/>
+          <w:color w:val="000000" w:themeColor="text1"/>
+          <w:sz w:val="24"/>
+          <w:szCs w:val="24"/>
+          <w:lang w:val="en-US" w:eastAsia="pt-BR"/>
+        </w:rPr>
+        <w:t>: "^7.3.9",</w:t>
+      </w:r>
+    </w:p>
+    <w:p>
+      <w:pPr>
+        <w:rPr>
+          <w:rFonts w:ascii="Times New Roman" w:hAnsi="Times New Roman" w:cs="Times New Roman"/>
+          <w:color w:val="000000" w:themeColor="text1"/>
+          <w:sz w:val="24"/>
+          <w:szCs w:val="24"/>
+          <w:lang w:val="en-US" w:eastAsia="pt-BR"/>
+        </w:rPr>
+      </w:pPr>
+      <w:r>
+        <w:rPr>
+          <w:rFonts w:ascii="Times New Roman" w:hAnsi="Times New Roman" w:cs="Times New Roman"/>
+          <w:color w:val="000000" w:themeColor="text1"/>
+          <w:sz w:val="24"/>
+          <w:szCs w:val="24"/>
+          <w:lang w:val="en-US" w:eastAsia="pt-BR"/>
+        </w:rPr>
+        <w:t xml:space="preserve">    </w:t>
+      </w:r>
       <w:r>
         <w:rPr>
           <w:rFonts w:ascii="Times New Roman" w:hAnsi="Times New Roman" w:cs="Times New Roman"/>
@@ -14995,9 +15041,9 @@
           <w:szCs w:val="24"/>
           <w:lang w:val="en-US" w:eastAsia="pt-BR"/>
         </w:rPr>
-        <w:t>mui</w:t>
-      </w:r>
-      <w:proofErr w:type="spellEnd"/>
+        <w:t>"@</w:t>
+      </w:r>
+      <w:proofErr w:type="spellStart"/>
       <w:r>
         <w:rPr>
           <w:rFonts w:ascii="Times New Roman" w:hAnsi="Times New Roman" w:cs="Times New Roman"/>
@@ -15008,39 +15054,9 @@
           <w:szCs w:val="24"/>
           <w:lang w:val="en-US" w:eastAsia="pt-BR"/>
         </w:rPr>
-        <w:t>/material"</w:t>
-      </w:r>
-      <w:r>
-        <w:rPr>
-          <w:rFonts w:ascii="Times New Roman" w:hAnsi="Times New Roman" w:cs="Times New Roman"/>
-          <w:color w:val="000000" w:themeColor="text1"/>
-          <w:sz w:val="24"/>
-          <w:szCs w:val="24"/>
-          <w:lang w:val="en-US" w:eastAsia="pt-BR"/>
-        </w:rPr>
-        <w:t>: "^7.3.9",</w:t>
-      </w:r>
-    </w:p>
-    <w:p>
-      <w:pPr>
-        <w:rPr>
-          <w:rFonts w:ascii="Times New Roman" w:hAnsi="Times New Roman" w:cs="Times New Roman"/>
-          <w:color w:val="000000" w:themeColor="text1"/>
-          <w:sz w:val="24"/>
-          <w:szCs w:val="24"/>
-          <w:lang w:val="en-US" w:eastAsia="pt-BR"/>
-        </w:rPr>
-      </w:pPr>
-      <w:r>
-        <w:rPr>
-          <w:rFonts w:ascii="Times New Roman" w:hAnsi="Times New Roman" w:cs="Times New Roman"/>
-          <w:color w:val="000000" w:themeColor="text1"/>
-          <w:sz w:val="24"/>
-          <w:szCs w:val="24"/>
-          <w:lang w:val="en-US" w:eastAsia="pt-BR"/>
-        </w:rPr>
-        <w:t xml:space="preserve">    </w:t>
-      </w:r>
+        <w:t>mui</w:t>
+      </w:r>
+      <w:proofErr w:type="spellEnd"/>
       <w:r>
         <w:rPr>
           <w:rFonts w:ascii="Times New Roman" w:hAnsi="Times New Roman" w:cs="Times New Roman"/>
@@ -15051,9 +15067,39 @@
           <w:szCs w:val="24"/>
           <w:lang w:val="en-US" w:eastAsia="pt-BR"/>
         </w:rPr>
-        <w:t>"@</w:t>
-      </w:r>
-      <w:proofErr w:type="spellStart"/>
+        <w:t>/x-charts"</w:t>
+      </w:r>
+      <w:r>
+        <w:rPr>
+          <w:rFonts w:ascii="Times New Roman" w:hAnsi="Times New Roman" w:cs="Times New Roman"/>
+          <w:color w:val="000000" w:themeColor="text1"/>
+          <w:sz w:val="24"/>
+          <w:szCs w:val="24"/>
+          <w:lang w:val="en-US" w:eastAsia="pt-BR"/>
+        </w:rPr>
+        <w:t>: "^8.27.5",</w:t>
+      </w:r>
+    </w:p>
+    <w:p>
+      <w:pPr>
+        <w:rPr>
+          <w:rFonts w:ascii="Times New Roman" w:hAnsi="Times New Roman" w:cs="Times New Roman"/>
+          <w:color w:val="000000" w:themeColor="text1"/>
+          <w:sz w:val="24"/>
+          <w:szCs w:val="24"/>
+          <w:lang w:val="en-US" w:eastAsia="pt-BR"/>
+        </w:rPr>
+      </w:pPr>
+      <w:r>
+        <w:rPr>
+          <w:rFonts w:ascii="Times New Roman" w:hAnsi="Times New Roman" w:cs="Times New Roman"/>
+          <w:color w:val="000000" w:themeColor="text1"/>
+          <w:sz w:val="24"/>
+          <w:szCs w:val="24"/>
+          <w:lang w:val="en-US" w:eastAsia="pt-BR"/>
+        </w:rPr>
+        <w:t xml:space="preserve">    </w:t>
+      </w:r>
       <w:r>
         <w:rPr>
           <w:rFonts w:ascii="Times New Roman" w:hAnsi="Times New Roman" w:cs="Times New Roman"/>
@@ -15064,9 +15110,9 @@
           <w:szCs w:val="24"/>
           <w:lang w:val="en-US" w:eastAsia="pt-BR"/>
         </w:rPr>
-        <w:t>mui</w:t>
-      </w:r>
-      <w:proofErr w:type="spellEnd"/>
+        <w:t>"@</w:t>
+      </w:r>
+      <w:proofErr w:type="spellStart"/>
       <w:r>
         <w:rPr>
           <w:rFonts w:ascii="Times New Roman" w:hAnsi="Times New Roman" w:cs="Times New Roman"/>
@@ -15077,39 +15123,9 @@
           <w:szCs w:val="24"/>
           <w:lang w:val="en-US" w:eastAsia="pt-BR"/>
         </w:rPr>
-        <w:t>/x-charts"</w:t>
-      </w:r>
-      <w:r>
-        <w:rPr>
-          <w:rFonts w:ascii="Times New Roman" w:hAnsi="Times New Roman" w:cs="Times New Roman"/>
-          <w:color w:val="000000" w:themeColor="text1"/>
-          <w:sz w:val="24"/>
-          <w:szCs w:val="24"/>
-          <w:lang w:val="en-US" w:eastAsia="pt-BR"/>
-        </w:rPr>
-        <w:t>: "^8.27.5",</w:t>
-      </w:r>
-    </w:p>
-    <w:p>
-      <w:pPr>
-        <w:rPr>
-          <w:rFonts w:ascii="Times New Roman" w:hAnsi="Times New Roman" w:cs="Times New Roman"/>
-          <w:color w:val="000000" w:themeColor="text1"/>
-          <w:sz w:val="24"/>
-          <w:szCs w:val="24"/>
-          <w:lang w:val="en-US" w:eastAsia="pt-BR"/>
-        </w:rPr>
-      </w:pPr>
-      <w:r>
-        <w:rPr>
-          <w:rFonts w:ascii="Times New Roman" w:hAnsi="Times New Roman" w:cs="Times New Roman"/>
-          <w:color w:val="000000" w:themeColor="text1"/>
-          <w:sz w:val="24"/>
-          <w:szCs w:val="24"/>
-          <w:lang w:val="en-US" w:eastAsia="pt-BR"/>
-        </w:rPr>
-        <w:t xml:space="preserve">    </w:t>
-      </w:r>
+        <w:t>tailwindcss</w:t>
+      </w:r>
+      <w:proofErr w:type="spellEnd"/>
       <w:r>
         <w:rPr>
           <w:rFonts w:ascii="Times New Roman" w:hAnsi="Times New Roman" w:cs="Times New Roman"/>
@@ -15120,7 +15136,7 @@
           <w:szCs w:val="24"/>
           <w:lang w:val="en-US" w:eastAsia="pt-BR"/>
         </w:rPr>
-        <w:t>"@</w:t>
+        <w:t>/</w:t>
       </w:r>
       <w:proofErr w:type="spellStart"/>
       <w:r>
@@ -15133,7 +15149,7 @@
           <w:szCs w:val="24"/>
           <w:lang w:val="en-US" w:eastAsia="pt-BR"/>
         </w:rPr>
-        <w:t>tailwindcss</w:t>
+        <w:t>vite</w:t>
       </w:r>
       <w:proofErr w:type="spellEnd"/>
       <w:r>
@@ -15146,9 +15162,39 @@
           <w:szCs w:val="24"/>
           <w:lang w:val="en-US" w:eastAsia="pt-BR"/>
         </w:rPr>
-        <w:t>/</w:t>
-      </w:r>
-      <w:proofErr w:type="spellStart"/>
+        <w:t>"</w:t>
+      </w:r>
+      <w:r>
+        <w:rPr>
+          <w:rFonts w:ascii="Times New Roman" w:hAnsi="Times New Roman" w:cs="Times New Roman"/>
+          <w:color w:val="000000" w:themeColor="text1"/>
+          <w:sz w:val="24"/>
+          <w:szCs w:val="24"/>
+          <w:lang w:val="en-US" w:eastAsia="pt-BR"/>
+        </w:rPr>
+        <w:t>: "^4.2.1",</w:t>
+      </w:r>
+    </w:p>
+    <w:p>
+      <w:pPr>
+        <w:rPr>
+          <w:rFonts w:ascii="Times New Roman" w:hAnsi="Times New Roman" w:cs="Times New Roman"/>
+          <w:color w:val="000000" w:themeColor="text1"/>
+          <w:sz w:val="24"/>
+          <w:szCs w:val="24"/>
+          <w:lang w:val="en-US" w:eastAsia="pt-BR"/>
+        </w:rPr>
+      </w:pPr>
+      <w:r>
+        <w:rPr>
+          <w:rFonts w:ascii="Times New Roman" w:hAnsi="Times New Roman" w:cs="Times New Roman"/>
+          <w:color w:val="000000" w:themeColor="text1"/>
+          <w:sz w:val="24"/>
+          <w:szCs w:val="24"/>
+          <w:lang w:val="en-US" w:eastAsia="pt-BR"/>
+        </w:rPr>
+        <w:t xml:space="preserve">    </w:t>
+      </w:r>
       <w:r>
         <w:rPr>
           <w:rFonts w:ascii="Times New Roman" w:hAnsi="Times New Roman" w:cs="Times New Roman"/>
@@ -15159,9 +15205,39 @@
           <w:szCs w:val="24"/>
           <w:lang w:val="en-US" w:eastAsia="pt-BR"/>
         </w:rPr>
-        <w:t>vite</w:t>
-      </w:r>
-      <w:proofErr w:type="spellEnd"/>
+        <w:t>"bootstrap"</w:t>
+      </w:r>
+      <w:r>
+        <w:rPr>
+          <w:rFonts w:ascii="Times New Roman" w:hAnsi="Times New Roman" w:cs="Times New Roman"/>
+          <w:color w:val="000000" w:themeColor="text1"/>
+          <w:sz w:val="24"/>
+          <w:szCs w:val="24"/>
+          <w:lang w:val="en-US" w:eastAsia="pt-BR"/>
+        </w:rPr>
+        <w:t>: "^5.3.8",</w:t>
+      </w:r>
+    </w:p>
+    <w:p>
+      <w:pPr>
+        <w:rPr>
+          <w:rFonts w:ascii="Times New Roman" w:hAnsi="Times New Roman" w:cs="Times New Roman"/>
+          <w:color w:val="000000" w:themeColor="text1"/>
+          <w:sz w:val="24"/>
+          <w:szCs w:val="24"/>
+          <w:lang w:val="en-US" w:eastAsia="pt-BR"/>
+        </w:rPr>
+      </w:pPr>
+      <w:r>
+        <w:rPr>
+          <w:rFonts w:ascii="Times New Roman" w:hAnsi="Times New Roman" w:cs="Times New Roman"/>
+          <w:color w:val="000000" w:themeColor="text1"/>
+          <w:sz w:val="24"/>
+          <w:szCs w:val="24"/>
+          <w:lang w:val="en-US" w:eastAsia="pt-BR"/>
+        </w:rPr>
+        <w:t xml:space="preserve">    </w:t>
+      </w:r>
       <w:r>
         <w:rPr>
           <w:rFonts w:ascii="Times New Roman" w:hAnsi="Times New Roman" w:cs="Times New Roman"/>
@@ -15172,17 +15248,17 @@
           <w:szCs w:val="24"/>
           <w:lang w:val="en-US" w:eastAsia="pt-BR"/>
         </w:rPr>
-        <w:t>"</w:t>
-      </w:r>
-      <w:r>
-        <w:rPr>
-          <w:rFonts w:ascii="Times New Roman" w:hAnsi="Times New Roman" w:cs="Times New Roman"/>
-          <w:color w:val="000000" w:themeColor="text1"/>
-          <w:sz w:val="24"/>
-          <w:szCs w:val="24"/>
-          <w:lang w:val="en-US" w:eastAsia="pt-BR"/>
-        </w:rPr>
-        <w:t>: "^4.2.1",</w:t>
+        <w:t>"bootstrap-icons"</w:t>
+      </w:r>
+      <w:r>
+        <w:rPr>
+          <w:rFonts w:ascii="Times New Roman" w:hAnsi="Times New Roman" w:cs="Times New Roman"/>
+          <w:color w:val="000000" w:themeColor="text1"/>
+          <w:sz w:val="24"/>
+          <w:szCs w:val="24"/>
+          <w:lang w:val="en-US" w:eastAsia="pt-BR"/>
+        </w:rPr>
+        <w:t>: "^1.13.1",</w:t>
       </w:r>
     </w:p>
     <w:p>
@@ -15215,17 +15291,17 @@
           <w:szCs w:val="24"/>
           <w:lang w:val="en-US" w:eastAsia="pt-BR"/>
         </w:rPr>
-        <w:t>"bootstrap"</w:t>
-      </w:r>
-      <w:r>
-        <w:rPr>
-          <w:rFonts w:ascii="Times New Roman" w:hAnsi="Times New Roman" w:cs="Times New Roman"/>
-          <w:color w:val="000000" w:themeColor="text1"/>
-          <w:sz w:val="24"/>
-          <w:szCs w:val="24"/>
-          <w:lang w:val="en-US" w:eastAsia="pt-BR"/>
-        </w:rPr>
-        <w:t>: "^5.3.8",</w:t>
+        <w:t>"chart.js"</w:t>
+      </w:r>
+      <w:r>
+        <w:rPr>
+          <w:rFonts w:ascii="Times New Roman" w:hAnsi="Times New Roman" w:cs="Times New Roman"/>
+          <w:color w:val="000000" w:themeColor="text1"/>
+          <w:sz w:val="24"/>
+          <w:szCs w:val="24"/>
+          <w:lang w:val="en-US" w:eastAsia="pt-BR"/>
+        </w:rPr>
+        <w:t>: "^4.5.1",</w:t>
       </w:r>
     </w:p>
     <w:p>
@@ -15258,9 +15334,39 @@
           <w:szCs w:val="24"/>
           <w:lang w:val="en-US" w:eastAsia="pt-BR"/>
         </w:rPr>
-        <w:t>"</w:t>
-      </w:r>
-      <w:proofErr w:type="gramStart"/>
+        <w:t>"class-variance-authority"</w:t>
+      </w:r>
+      <w:r>
+        <w:rPr>
+          <w:rFonts w:ascii="Times New Roman" w:hAnsi="Times New Roman" w:cs="Times New Roman"/>
+          <w:color w:val="000000" w:themeColor="text1"/>
+          <w:sz w:val="24"/>
+          <w:szCs w:val="24"/>
+          <w:lang w:val="en-US" w:eastAsia="pt-BR"/>
+        </w:rPr>
+        <w:t>: "^0.7.1",</w:t>
+      </w:r>
+    </w:p>
+    <w:p>
+      <w:pPr>
+        <w:rPr>
+          <w:rFonts w:ascii="Times New Roman" w:hAnsi="Times New Roman" w:cs="Times New Roman"/>
+          <w:color w:val="000000" w:themeColor="text1"/>
+          <w:sz w:val="24"/>
+          <w:szCs w:val="24"/>
+          <w:lang w:val="en-US" w:eastAsia="pt-BR"/>
+        </w:rPr>
+      </w:pPr>
+      <w:r>
+        <w:rPr>
+          <w:rFonts w:ascii="Times New Roman" w:hAnsi="Times New Roman" w:cs="Times New Roman"/>
+          <w:color w:val="000000" w:themeColor="text1"/>
+          <w:sz w:val="24"/>
+          <w:szCs w:val="24"/>
+          <w:lang w:val="en-US" w:eastAsia="pt-BR"/>
+        </w:rPr>
+        <w:t xml:space="preserve">    </w:t>
+      </w:r>
       <w:r>
         <w:rPr>
           <w:rFonts w:ascii="Times New Roman" w:hAnsi="Times New Roman" w:cs="Times New Roman"/>
@@ -15271,9 +15377,9 @@
           <w:szCs w:val="24"/>
           <w:lang w:val="en-US" w:eastAsia="pt-BR"/>
         </w:rPr>
-        <w:t>bootstrap</w:t>
-      </w:r>
-      <w:proofErr w:type="gramEnd"/>
+        <w:t>"</w:t>
+      </w:r>
+      <w:proofErr w:type="spellStart"/>
       <w:r>
         <w:rPr>
           <w:rFonts w:ascii="Times New Roman" w:hAnsi="Times New Roman" w:cs="Times New Roman"/>
@@ -15284,39 +15390,9 @@
           <w:szCs w:val="24"/>
           <w:lang w:val="en-US" w:eastAsia="pt-BR"/>
         </w:rPr>
-        <w:t>-icons"</w:t>
-      </w:r>
-      <w:r>
-        <w:rPr>
-          <w:rFonts w:ascii="Times New Roman" w:hAnsi="Times New Roman" w:cs="Times New Roman"/>
-          <w:color w:val="000000" w:themeColor="text1"/>
-          <w:sz w:val="24"/>
-          <w:szCs w:val="24"/>
-          <w:lang w:val="en-US" w:eastAsia="pt-BR"/>
-        </w:rPr>
-        <w:t>: "^1.13.1",</w:t>
-      </w:r>
-    </w:p>
-    <w:p>
-      <w:pPr>
-        <w:rPr>
-          <w:rFonts w:ascii="Times New Roman" w:hAnsi="Times New Roman" w:cs="Times New Roman"/>
-          <w:color w:val="000000" w:themeColor="text1"/>
-          <w:sz w:val="24"/>
-          <w:szCs w:val="24"/>
-          <w:lang w:val="en-US" w:eastAsia="pt-BR"/>
-        </w:rPr>
-      </w:pPr>
-      <w:r>
-        <w:rPr>
-          <w:rFonts w:ascii="Times New Roman" w:hAnsi="Times New Roman" w:cs="Times New Roman"/>
-          <w:color w:val="000000" w:themeColor="text1"/>
-          <w:sz w:val="24"/>
-          <w:szCs w:val="24"/>
-          <w:lang w:val="en-US" w:eastAsia="pt-BR"/>
-        </w:rPr>
-        <w:t xml:space="preserve">    </w:t>
-      </w:r>
+        <w:t>clsx</w:t>
+      </w:r>
+      <w:proofErr w:type="spellEnd"/>
       <w:r>
         <w:rPr>
           <w:rFonts w:ascii="Times New Roman" w:hAnsi="Times New Roman" w:cs="Times New Roman"/>
@@ -15327,17 +15403,17 @@
           <w:szCs w:val="24"/>
           <w:lang w:val="en-US" w:eastAsia="pt-BR"/>
         </w:rPr>
-        <w:t>"chart.js"</w:t>
-      </w:r>
-      <w:r>
-        <w:rPr>
-          <w:rFonts w:ascii="Times New Roman" w:hAnsi="Times New Roman" w:cs="Times New Roman"/>
-          <w:color w:val="000000" w:themeColor="text1"/>
-          <w:sz w:val="24"/>
-          <w:szCs w:val="24"/>
-          <w:lang w:val="en-US" w:eastAsia="pt-BR"/>
-        </w:rPr>
-        <w:t>: "^4.5.1",</w:t>
+        <w:t>"</w:t>
+      </w:r>
+      <w:r>
+        <w:rPr>
+          <w:rFonts w:ascii="Times New Roman" w:hAnsi="Times New Roman" w:cs="Times New Roman"/>
+          <w:color w:val="000000" w:themeColor="text1"/>
+          <w:sz w:val="24"/>
+          <w:szCs w:val="24"/>
+          <w:lang w:val="en-US" w:eastAsia="pt-BR"/>
+        </w:rPr>
+        <w:t>: "^2.1.1",</w:t>
       </w:r>
     </w:p>
     <w:p>
@@ -15372,7 +15448,7 @@
         </w:rPr>
         <w:t>"</w:t>
       </w:r>
-      <w:proofErr w:type="gramStart"/>
+      <w:proofErr w:type="spellStart"/>
       <w:r>
         <w:rPr>
           <w:rFonts w:ascii="Times New Roman" w:hAnsi="Times New Roman" w:cs="Times New Roman"/>
@@ -15383,9 +15459,9 @@
           <w:szCs w:val="24"/>
           <w:lang w:val="en-US" w:eastAsia="pt-BR"/>
         </w:rPr>
-        <w:t>class</w:t>
-      </w:r>
-      <w:proofErr w:type="gramEnd"/>
+        <w:t>lucide</w:t>
+      </w:r>
+      <w:proofErr w:type="spellEnd"/>
       <w:r>
         <w:rPr>
           <w:rFonts w:ascii="Times New Roman" w:hAnsi="Times New Roman" w:cs="Times New Roman"/>
@@ -15396,17 +15472,17 @@
           <w:szCs w:val="24"/>
           <w:lang w:val="en-US" w:eastAsia="pt-BR"/>
         </w:rPr>
-        <w:t>-variance-authority"</w:t>
-      </w:r>
-      <w:r>
-        <w:rPr>
-          <w:rFonts w:ascii="Times New Roman" w:hAnsi="Times New Roman" w:cs="Times New Roman"/>
-          <w:color w:val="000000" w:themeColor="text1"/>
-          <w:sz w:val="24"/>
-          <w:szCs w:val="24"/>
-          <w:lang w:val="en-US" w:eastAsia="pt-BR"/>
-        </w:rPr>
-        <w:t>: "^0.7.1",</w:t>
+        <w:t>-react"</w:t>
+      </w:r>
+      <w:r>
+        <w:rPr>
+          <w:rFonts w:ascii="Times New Roman" w:hAnsi="Times New Roman" w:cs="Times New Roman"/>
+          <w:color w:val="000000" w:themeColor="text1"/>
+          <w:sz w:val="24"/>
+          <w:szCs w:val="24"/>
+          <w:lang w:val="en-US" w:eastAsia="pt-BR"/>
+        </w:rPr>
+        <w:t>: "^0.577.0",</w:t>
       </w:r>
     </w:p>
     <w:p>
@@ -15439,9 +15515,39 @@
           <w:szCs w:val="24"/>
           <w:lang w:val="en-US" w:eastAsia="pt-BR"/>
         </w:rPr>
-        <w:t>"</w:t>
-      </w:r>
-      <w:proofErr w:type="spellStart"/>
+        <w:t>"react"</w:t>
+      </w:r>
+      <w:r>
+        <w:rPr>
+          <w:rFonts w:ascii="Times New Roman" w:hAnsi="Times New Roman" w:cs="Times New Roman"/>
+          <w:color w:val="000000" w:themeColor="text1"/>
+          <w:sz w:val="24"/>
+          <w:szCs w:val="24"/>
+          <w:lang w:val="en-US" w:eastAsia="pt-BR"/>
+        </w:rPr>
+        <w:t>: "^19.2.0",</w:t>
+      </w:r>
+    </w:p>
+    <w:p>
+      <w:pPr>
+        <w:rPr>
+          <w:rFonts w:ascii="Times New Roman" w:hAnsi="Times New Roman" w:cs="Times New Roman"/>
+          <w:color w:val="000000" w:themeColor="text1"/>
+          <w:sz w:val="24"/>
+          <w:szCs w:val="24"/>
+          <w:lang w:val="en-US" w:eastAsia="pt-BR"/>
+        </w:rPr>
+      </w:pPr>
+      <w:r>
+        <w:rPr>
+          <w:rFonts w:ascii="Times New Roman" w:hAnsi="Times New Roman" w:cs="Times New Roman"/>
+          <w:color w:val="000000" w:themeColor="text1"/>
+          <w:sz w:val="24"/>
+          <w:szCs w:val="24"/>
+          <w:lang w:val="en-US" w:eastAsia="pt-BR"/>
+        </w:rPr>
+        <w:t xml:space="preserve">    </w:t>
+      </w:r>
       <w:r>
         <w:rPr>
           <w:rFonts w:ascii="Times New Roman" w:hAnsi="Times New Roman" w:cs="Times New Roman"/>
@@ -15452,9 +15558,39 @@
           <w:szCs w:val="24"/>
           <w:lang w:val="en-US" w:eastAsia="pt-BR"/>
         </w:rPr>
-        <w:t>clsx</w:t>
-      </w:r>
-      <w:proofErr w:type="spellEnd"/>
+        <w:t>"react-bootstrap"</w:t>
+      </w:r>
+      <w:r>
+        <w:rPr>
+          <w:rFonts w:ascii="Times New Roman" w:hAnsi="Times New Roman" w:cs="Times New Roman"/>
+          <w:color w:val="000000" w:themeColor="text1"/>
+          <w:sz w:val="24"/>
+          <w:szCs w:val="24"/>
+          <w:lang w:val="en-US" w:eastAsia="pt-BR"/>
+        </w:rPr>
+        <w:t>: "^2.10.10",</w:t>
+      </w:r>
+    </w:p>
+    <w:p>
+      <w:pPr>
+        <w:rPr>
+          <w:rFonts w:ascii="Times New Roman" w:hAnsi="Times New Roman" w:cs="Times New Roman"/>
+          <w:color w:val="000000" w:themeColor="text1"/>
+          <w:sz w:val="24"/>
+          <w:szCs w:val="24"/>
+          <w:lang w:val="en-US" w:eastAsia="pt-BR"/>
+        </w:rPr>
+      </w:pPr>
+      <w:r>
+        <w:rPr>
+          <w:rFonts w:ascii="Times New Roman" w:hAnsi="Times New Roman" w:cs="Times New Roman"/>
+          <w:color w:val="000000" w:themeColor="text1"/>
+          <w:sz w:val="24"/>
+          <w:szCs w:val="24"/>
+          <w:lang w:val="en-US" w:eastAsia="pt-BR"/>
+        </w:rPr>
+        <w:t xml:space="preserve">    </w:t>
+      </w:r>
       <w:r>
         <w:rPr>
           <w:rFonts w:ascii="Times New Roman" w:hAnsi="Times New Roman" w:cs="Times New Roman"/>
@@ -15465,39 +15601,9 @@
           <w:szCs w:val="24"/>
           <w:lang w:val="en-US" w:eastAsia="pt-BR"/>
         </w:rPr>
-        <w:t>"</w:t>
-      </w:r>
-      <w:r>
-        <w:rPr>
-          <w:rFonts w:ascii="Times New Roman" w:hAnsi="Times New Roman" w:cs="Times New Roman"/>
-          <w:color w:val="000000" w:themeColor="text1"/>
-          <w:sz w:val="24"/>
-          <w:szCs w:val="24"/>
-          <w:lang w:val="en-US" w:eastAsia="pt-BR"/>
-        </w:rPr>
-        <w:t>: "^2.1.1",</w:t>
-      </w:r>
-    </w:p>
-    <w:p>
-      <w:pPr>
-        <w:rPr>
-          <w:rFonts w:ascii="Times New Roman" w:hAnsi="Times New Roman" w:cs="Times New Roman"/>
-          <w:color w:val="000000" w:themeColor="text1"/>
-          <w:sz w:val="24"/>
-          <w:szCs w:val="24"/>
-          <w:lang w:val="en-US" w:eastAsia="pt-BR"/>
-        </w:rPr>
-      </w:pPr>
-      <w:r>
-        <w:rPr>
-          <w:rFonts w:ascii="Times New Roman" w:hAnsi="Times New Roman" w:cs="Times New Roman"/>
-          <w:color w:val="000000" w:themeColor="text1"/>
-          <w:sz w:val="24"/>
-          <w:szCs w:val="24"/>
-          <w:lang w:val="en-US" w:eastAsia="pt-BR"/>
-        </w:rPr>
-        <w:t xml:space="preserve">    </w:t>
-      </w:r>
+        <w:t>"react-</w:t>
+      </w:r>
+      <w:proofErr w:type="spellStart"/>
       <w:r>
         <w:rPr>
           <w:rFonts w:ascii="Times New Roman" w:hAnsi="Times New Roman" w:cs="Times New Roman"/>
@@ -15508,10 +15614,9 @@
           <w:szCs w:val="24"/>
           <w:lang w:val="en-US" w:eastAsia="pt-BR"/>
         </w:rPr>
-        <w:t>"</w:t>
-      </w:r>
-      <w:proofErr w:type="spellStart"/>
-      <w:proofErr w:type="gramStart"/>
+        <w:t>dom</w:t>
+      </w:r>
+      <w:proofErr w:type="spellEnd"/>
       <w:r>
         <w:rPr>
           <w:rFonts w:ascii="Times New Roman" w:hAnsi="Times New Roman" w:cs="Times New Roman"/>
@@ -15522,10 +15627,39 @@
           <w:szCs w:val="24"/>
           <w:lang w:val="en-US" w:eastAsia="pt-BR"/>
         </w:rPr>
-        <w:t>lucide</w:t>
-      </w:r>
-      <w:proofErr w:type="spellEnd"/>
-      <w:proofErr w:type="gramEnd"/>
+        <w:t>"</w:t>
+      </w:r>
+      <w:r>
+        <w:rPr>
+          <w:rFonts w:ascii="Times New Roman" w:hAnsi="Times New Roman" w:cs="Times New Roman"/>
+          <w:color w:val="000000" w:themeColor="text1"/>
+          <w:sz w:val="24"/>
+          <w:szCs w:val="24"/>
+          <w:lang w:val="en-US" w:eastAsia="pt-BR"/>
+        </w:rPr>
+        <w:t>: "^19.2.0",</w:t>
+      </w:r>
+    </w:p>
+    <w:p>
+      <w:pPr>
+        <w:rPr>
+          <w:rFonts w:ascii="Times New Roman" w:hAnsi="Times New Roman" w:cs="Times New Roman"/>
+          <w:color w:val="000000" w:themeColor="text1"/>
+          <w:sz w:val="24"/>
+          <w:szCs w:val="24"/>
+          <w:lang w:val="en-US" w:eastAsia="pt-BR"/>
+        </w:rPr>
+      </w:pPr>
+      <w:r>
+        <w:rPr>
+          <w:rFonts w:ascii="Times New Roman" w:hAnsi="Times New Roman" w:cs="Times New Roman"/>
+          <w:color w:val="000000" w:themeColor="text1"/>
+          <w:sz w:val="24"/>
+          <w:szCs w:val="24"/>
+          <w:lang w:val="en-US" w:eastAsia="pt-BR"/>
+        </w:rPr>
+        <w:t xml:space="preserve">    </w:t>
+      </w:r>
       <w:r>
         <w:rPr>
           <w:rFonts w:ascii="Times New Roman" w:hAnsi="Times New Roman" w:cs="Times New Roman"/>
@@ -15536,39 +15670,9 @@
           <w:szCs w:val="24"/>
           <w:lang w:val="en-US" w:eastAsia="pt-BR"/>
         </w:rPr>
-        <w:t>-react"</w:t>
-      </w:r>
-      <w:r>
-        <w:rPr>
-          <w:rFonts w:ascii="Times New Roman" w:hAnsi="Times New Roman" w:cs="Times New Roman"/>
-          <w:color w:val="000000" w:themeColor="text1"/>
-          <w:sz w:val="24"/>
-          <w:szCs w:val="24"/>
-          <w:lang w:val="en-US" w:eastAsia="pt-BR"/>
-        </w:rPr>
-        <w:t>: "^0.577.0",</w:t>
-      </w:r>
-    </w:p>
-    <w:p>
-      <w:pPr>
-        <w:rPr>
-          <w:rFonts w:ascii="Times New Roman" w:hAnsi="Times New Roman" w:cs="Times New Roman"/>
-          <w:color w:val="000000" w:themeColor="text1"/>
-          <w:sz w:val="24"/>
-          <w:szCs w:val="24"/>
-          <w:lang w:val="en-US" w:eastAsia="pt-BR"/>
-        </w:rPr>
-      </w:pPr>
-      <w:r>
-        <w:rPr>
-          <w:rFonts w:ascii="Times New Roman" w:hAnsi="Times New Roman" w:cs="Times New Roman"/>
-          <w:color w:val="000000" w:themeColor="text1"/>
-          <w:sz w:val="24"/>
-          <w:szCs w:val="24"/>
-          <w:lang w:val="en-US" w:eastAsia="pt-BR"/>
-        </w:rPr>
-        <w:t xml:space="preserve">    </w:t>
-      </w:r>
+        <w:t>"react-</w:t>
+      </w:r>
+      <w:proofErr w:type="spellStart"/>
       <w:r>
         <w:rPr>
           <w:rFonts w:ascii="Times New Roman" w:hAnsi="Times New Roman" w:cs="Times New Roman"/>
@@ -15579,39 +15683,9 @@
           <w:szCs w:val="24"/>
           <w:lang w:val="en-US" w:eastAsia="pt-BR"/>
         </w:rPr>
-        <w:t>"react"</w:t>
-      </w:r>
-      <w:r>
-        <w:rPr>
-          <w:rFonts w:ascii="Times New Roman" w:hAnsi="Times New Roman" w:cs="Times New Roman"/>
-          <w:color w:val="000000" w:themeColor="text1"/>
-          <w:sz w:val="24"/>
-          <w:szCs w:val="24"/>
-          <w:lang w:val="en-US" w:eastAsia="pt-BR"/>
-        </w:rPr>
-        <w:t>: "^19.2.0",</w:t>
-      </w:r>
-    </w:p>
-    <w:p>
-      <w:pPr>
-        <w:rPr>
-          <w:rFonts w:ascii="Times New Roman" w:hAnsi="Times New Roman" w:cs="Times New Roman"/>
-          <w:color w:val="000000" w:themeColor="text1"/>
-          <w:sz w:val="24"/>
-          <w:szCs w:val="24"/>
-          <w:lang w:val="en-US" w:eastAsia="pt-BR"/>
-        </w:rPr>
-      </w:pPr>
-      <w:r>
-        <w:rPr>
-          <w:rFonts w:ascii="Times New Roman" w:hAnsi="Times New Roman" w:cs="Times New Roman"/>
-          <w:color w:val="000000" w:themeColor="text1"/>
-          <w:sz w:val="24"/>
-          <w:szCs w:val="24"/>
-          <w:lang w:val="en-US" w:eastAsia="pt-BR"/>
-        </w:rPr>
-        <w:t xml:space="preserve">    </w:t>
-      </w:r>
+        <w:t>dropzone</w:t>
+      </w:r>
+      <w:proofErr w:type="spellEnd"/>
       <w:r>
         <w:rPr>
           <w:rFonts w:ascii="Times New Roman" w:hAnsi="Times New Roman" w:cs="Times New Roman"/>
@@ -15624,7 +15698,37 @@
         </w:rPr>
         <w:t>"</w:t>
       </w:r>
-      <w:proofErr w:type="gramStart"/>
+      <w:r>
+        <w:rPr>
+          <w:rFonts w:ascii="Times New Roman" w:hAnsi="Times New Roman" w:cs="Times New Roman"/>
+          <w:color w:val="000000" w:themeColor="text1"/>
+          <w:sz w:val="24"/>
+          <w:szCs w:val="24"/>
+          <w:lang w:val="en-US" w:eastAsia="pt-BR"/>
+        </w:rPr>
+        <w:t>: "^15.0.0",</w:t>
+      </w:r>
+    </w:p>
+    <w:p>
+      <w:pPr>
+        <w:rPr>
+          <w:rFonts w:ascii="Times New Roman" w:hAnsi="Times New Roman" w:cs="Times New Roman"/>
+          <w:color w:val="000000" w:themeColor="text1"/>
+          <w:sz w:val="24"/>
+          <w:szCs w:val="24"/>
+          <w:lang w:val="en-US" w:eastAsia="pt-BR"/>
+        </w:rPr>
+      </w:pPr>
+      <w:r>
+        <w:rPr>
+          <w:rFonts w:ascii="Times New Roman" w:hAnsi="Times New Roman" w:cs="Times New Roman"/>
+          <w:color w:val="000000" w:themeColor="text1"/>
+          <w:sz w:val="24"/>
+          <w:szCs w:val="24"/>
+          <w:lang w:val="en-US" w:eastAsia="pt-BR"/>
+        </w:rPr>
+        <w:t xml:space="preserve">    </w:t>
+      </w:r>
       <w:r>
         <w:rPr>
           <w:rFonts w:ascii="Times New Roman" w:hAnsi="Times New Roman" w:cs="Times New Roman"/>
@@ -15635,9 +15739,39 @@
           <w:szCs w:val="24"/>
           <w:lang w:val="en-US" w:eastAsia="pt-BR"/>
         </w:rPr>
-        <w:t>react</w:t>
-      </w:r>
-      <w:proofErr w:type="gramEnd"/>
+        <w:t>"react-router"</w:t>
+      </w:r>
+      <w:r>
+        <w:rPr>
+          <w:rFonts w:ascii="Times New Roman" w:hAnsi="Times New Roman" w:cs="Times New Roman"/>
+          <w:color w:val="000000" w:themeColor="text1"/>
+          <w:sz w:val="24"/>
+          <w:szCs w:val="24"/>
+          <w:lang w:val="en-US" w:eastAsia="pt-BR"/>
+        </w:rPr>
+        <w:t>: "^7.13.1",</w:t>
+      </w:r>
+    </w:p>
+    <w:p>
+      <w:pPr>
+        <w:rPr>
+          <w:rFonts w:ascii="Times New Roman" w:hAnsi="Times New Roman" w:cs="Times New Roman"/>
+          <w:color w:val="000000" w:themeColor="text1"/>
+          <w:sz w:val="24"/>
+          <w:szCs w:val="24"/>
+          <w:lang w:val="en-US" w:eastAsia="pt-BR"/>
+        </w:rPr>
+      </w:pPr>
+      <w:r>
+        <w:rPr>
+          <w:rFonts w:ascii="Times New Roman" w:hAnsi="Times New Roman" w:cs="Times New Roman"/>
+          <w:color w:val="000000" w:themeColor="text1"/>
+          <w:sz w:val="24"/>
+          <w:szCs w:val="24"/>
+          <w:lang w:val="en-US" w:eastAsia="pt-BR"/>
+        </w:rPr>
+        <w:t xml:space="preserve">    </w:t>
+      </w:r>
       <w:r>
         <w:rPr>
           <w:rFonts w:ascii="Times New Roman" w:hAnsi="Times New Roman" w:cs="Times New Roman"/>
@@ -15648,39 +15782,9 @@
           <w:szCs w:val="24"/>
           <w:lang w:val="en-US" w:eastAsia="pt-BR"/>
         </w:rPr>
-        <w:t>-bootstrap"</w:t>
-      </w:r>
-      <w:r>
-        <w:rPr>
-          <w:rFonts w:ascii="Times New Roman" w:hAnsi="Times New Roman" w:cs="Times New Roman"/>
-          <w:color w:val="000000" w:themeColor="text1"/>
-          <w:sz w:val="24"/>
-          <w:szCs w:val="24"/>
-          <w:lang w:val="en-US" w:eastAsia="pt-BR"/>
-        </w:rPr>
-        <w:t>: "^2.10.10",</w:t>
-      </w:r>
-    </w:p>
-    <w:p>
-      <w:pPr>
-        <w:rPr>
-          <w:rFonts w:ascii="Times New Roman" w:hAnsi="Times New Roman" w:cs="Times New Roman"/>
-          <w:color w:val="000000" w:themeColor="text1"/>
-          <w:sz w:val="24"/>
-          <w:szCs w:val="24"/>
-          <w:lang w:val="en-US" w:eastAsia="pt-BR"/>
-        </w:rPr>
-      </w:pPr>
-      <w:r>
-        <w:rPr>
-          <w:rFonts w:ascii="Times New Roman" w:hAnsi="Times New Roman" w:cs="Times New Roman"/>
-          <w:color w:val="000000" w:themeColor="text1"/>
-          <w:sz w:val="24"/>
-          <w:szCs w:val="24"/>
-          <w:lang w:val="en-US" w:eastAsia="pt-BR"/>
-        </w:rPr>
-        <w:t xml:space="preserve">    </w:t>
-      </w:r>
+        <w:t>"react-</w:t>
+      </w:r>
+      <w:proofErr w:type="spellStart"/>
       <w:r>
         <w:rPr>
           <w:rFonts w:ascii="Times New Roman" w:hAnsi="Times New Roman" w:cs="Times New Roman"/>
@@ -15691,9 +15795,9 @@
           <w:szCs w:val="24"/>
           <w:lang w:val="en-US" w:eastAsia="pt-BR"/>
         </w:rPr>
-        <w:t>"</w:t>
-      </w:r>
-      <w:proofErr w:type="gramStart"/>
+        <w:t>toastify</w:t>
+      </w:r>
+      <w:proofErr w:type="spellEnd"/>
       <w:r>
         <w:rPr>
           <w:rFonts w:ascii="Times New Roman" w:hAnsi="Times New Roman" w:cs="Times New Roman"/>
@@ -15704,9 +15808,40 @@
           <w:szCs w:val="24"/>
           <w:lang w:val="en-US" w:eastAsia="pt-BR"/>
         </w:rPr>
-        <w:t>react</w:t>
-      </w:r>
-      <w:proofErr w:type="gramEnd"/>
+        <w:t>"</w:t>
+      </w:r>
+      <w:r>
+        <w:rPr>
+          <w:rFonts w:ascii="Times New Roman" w:hAnsi="Times New Roman" w:cs="Times New Roman"/>
+          <w:color w:val="000000" w:themeColor="text1"/>
+          <w:sz w:val="24"/>
+          <w:szCs w:val="24"/>
+          <w:lang w:val="en-US" w:eastAsia="pt-BR"/>
+        </w:rPr>
+        <w:t>: "^11.0.5",</w:t>
+      </w:r>
+    </w:p>
+    <w:p>
+      <w:pPr>
+        <w:rPr>
+          <w:rFonts w:ascii="Times New Roman" w:hAnsi="Times New Roman" w:cs="Times New Roman"/>
+          <w:color w:val="000000" w:themeColor="text1"/>
+          <w:sz w:val="24"/>
+          <w:szCs w:val="24"/>
+          <w:lang w:val="en-US" w:eastAsia="pt-BR"/>
+        </w:rPr>
+      </w:pPr>
+      <w:r>
+        <w:rPr>
+          <w:rFonts w:ascii="Times New Roman" w:hAnsi="Times New Roman" w:cs="Times New Roman"/>
+          <w:color w:val="000000" w:themeColor="text1"/>
+          <w:sz w:val="24"/>
+          <w:szCs w:val="24"/>
+          <w:lang w:val="en-US" w:eastAsia="pt-BR"/>
+        </w:rPr>
+        <w:lastRenderedPageBreak/>
+        <w:t xml:space="preserve">    </w:t>
+      </w:r>
       <w:r>
         <w:rPr>
           <w:rFonts w:ascii="Times New Roman" w:hAnsi="Times New Roman" w:cs="Times New Roman"/>
@@ -15717,9 +15852,39 @@
           <w:szCs w:val="24"/>
           <w:lang w:val="en-US" w:eastAsia="pt-BR"/>
         </w:rPr>
-        <w:t>-</w:t>
-      </w:r>
-      <w:proofErr w:type="spellStart"/>
+        <w:t>"recharts"</w:t>
+      </w:r>
+      <w:r>
+        <w:rPr>
+          <w:rFonts w:ascii="Times New Roman" w:hAnsi="Times New Roman" w:cs="Times New Roman"/>
+          <w:color w:val="000000" w:themeColor="text1"/>
+          <w:sz w:val="24"/>
+          <w:szCs w:val="24"/>
+          <w:lang w:val="en-US" w:eastAsia="pt-BR"/>
+        </w:rPr>
+        <w:t>: "^3.8.0",</w:t>
+      </w:r>
+    </w:p>
+    <w:p>
+      <w:pPr>
+        <w:rPr>
+          <w:rFonts w:ascii="Times New Roman" w:hAnsi="Times New Roman" w:cs="Times New Roman"/>
+          <w:color w:val="000000" w:themeColor="text1"/>
+          <w:sz w:val="24"/>
+          <w:szCs w:val="24"/>
+          <w:lang w:val="en-US" w:eastAsia="pt-BR"/>
+        </w:rPr>
+      </w:pPr>
+      <w:r>
+        <w:rPr>
+          <w:rFonts w:ascii="Times New Roman" w:hAnsi="Times New Roman" w:cs="Times New Roman"/>
+          <w:color w:val="000000" w:themeColor="text1"/>
+          <w:sz w:val="24"/>
+          <w:szCs w:val="24"/>
+          <w:lang w:val="en-US" w:eastAsia="pt-BR"/>
+        </w:rPr>
+        <w:t xml:space="preserve">    </w:t>
+      </w:r>
       <w:r>
         <w:rPr>
           <w:rFonts w:ascii="Times New Roman" w:hAnsi="Times New Roman" w:cs="Times New Roman"/>
@@ -15730,9 +15895,9 @@
           <w:szCs w:val="24"/>
           <w:lang w:val="en-US" w:eastAsia="pt-BR"/>
         </w:rPr>
-        <w:t>dom</w:t>
-      </w:r>
-      <w:proofErr w:type="spellEnd"/>
+        <w:t>"</w:t>
+      </w:r>
+      <w:proofErr w:type="spellStart"/>
       <w:r>
         <w:rPr>
           <w:rFonts w:ascii="Times New Roman" w:hAnsi="Times New Roman" w:cs="Times New Roman"/>
@@ -15743,39 +15908,9 @@
           <w:szCs w:val="24"/>
           <w:lang w:val="en-US" w:eastAsia="pt-BR"/>
         </w:rPr>
-        <w:t>"</w:t>
-      </w:r>
-      <w:r>
-        <w:rPr>
-          <w:rFonts w:ascii="Times New Roman" w:hAnsi="Times New Roman" w:cs="Times New Roman"/>
-          <w:color w:val="000000" w:themeColor="text1"/>
-          <w:sz w:val="24"/>
-          <w:szCs w:val="24"/>
-          <w:lang w:val="en-US" w:eastAsia="pt-BR"/>
-        </w:rPr>
-        <w:t>: "^19.2.0",</w:t>
-      </w:r>
-    </w:p>
-    <w:p>
-      <w:pPr>
-        <w:rPr>
-          <w:rFonts w:ascii="Times New Roman" w:hAnsi="Times New Roman" w:cs="Times New Roman"/>
-          <w:color w:val="000000" w:themeColor="text1"/>
-          <w:sz w:val="24"/>
-          <w:szCs w:val="24"/>
-          <w:lang w:val="en-US" w:eastAsia="pt-BR"/>
-        </w:rPr>
-      </w:pPr>
-      <w:r>
-        <w:rPr>
-          <w:rFonts w:ascii="Times New Roman" w:hAnsi="Times New Roman" w:cs="Times New Roman"/>
-          <w:color w:val="000000" w:themeColor="text1"/>
-          <w:sz w:val="24"/>
-          <w:szCs w:val="24"/>
-          <w:lang w:val="en-US" w:eastAsia="pt-BR"/>
-        </w:rPr>
-        <w:t xml:space="preserve">    </w:t>
-      </w:r>
+        <w:t>shadcn</w:t>
+      </w:r>
+      <w:proofErr w:type="spellEnd"/>
       <w:r>
         <w:rPr>
           <w:rFonts w:ascii="Times New Roman" w:hAnsi="Times New Roman" w:cs="Times New Roman"/>
@@ -15788,7 +15923,58 @@
         </w:rPr>
         <w:t>"</w:t>
       </w:r>
-      <w:proofErr w:type="gramStart"/>
+      <w:r>
+        <w:rPr>
+          <w:rFonts w:ascii="Times New Roman" w:hAnsi="Times New Roman" w:cs="Times New Roman"/>
+          <w:color w:val="000000" w:themeColor="text1"/>
+          <w:sz w:val="24"/>
+          <w:szCs w:val="24"/>
+          <w:lang w:val="en-US" w:eastAsia="pt-BR"/>
+        </w:rPr>
+        <w:t>: "^4.0.6"</w:t>
+      </w:r>
+    </w:p>
+    <w:p>
+      <w:pPr>
+        <w:rPr>
+          <w:rFonts w:ascii="Times New Roman" w:hAnsi="Times New Roman" w:cs="Times New Roman"/>
+          <w:color w:val="000000" w:themeColor="text1"/>
+          <w:sz w:val="24"/>
+          <w:szCs w:val="24"/>
+          <w:lang w:val="en-US" w:eastAsia="pt-BR"/>
+        </w:rPr>
+      </w:pPr>
+      <w:r>
+        <w:rPr>
+          <w:rFonts w:ascii="Times New Roman" w:hAnsi="Times New Roman" w:cs="Times New Roman"/>
+          <w:color w:val="000000" w:themeColor="text1"/>
+          <w:sz w:val="24"/>
+          <w:szCs w:val="24"/>
+          <w:lang w:val="en-US" w:eastAsia="pt-BR"/>
+        </w:rPr>
+        <w:t>  },</w:t>
+      </w:r>
+    </w:p>
+    <w:p>
+      <w:pPr>
+        <w:rPr>
+          <w:rFonts w:ascii="Times New Roman" w:hAnsi="Times New Roman" w:cs="Times New Roman"/>
+          <w:color w:val="000000" w:themeColor="text1"/>
+          <w:sz w:val="24"/>
+          <w:szCs w:val="24"/>
+          <w:lang w:val="en-US" w:eastAsia="pt-BR"/>
+        </w:rPr>
+      </w:pPr>
+      <w:r>
+        <w:rPr>
+          <w:rFonts w:ascii="Times New Roman" w:hAnsi="Times New Roman" w:cs="Times New Roman"/>
+          <w:color w:val="000000" w:themeColor="text1"/>
+          <w:sz w:val="24"/>
+          <w:szCs w:val="24"/>
+          <w:lang w:val="en-US" w:eastAsia="pt-BR"/>
+        </w:rPr>
+        <w:t xml:space="preserve">  </w:t>
+      </w:r>
       <w:r>
         <w:rPr>
           <w:rFonts w:ascii="Times New Roman" w:hAnsi="Times New Roman" w:cs="Times New Roman"/>
@@ -15799,9 +15985,9 @@
           <w:szCs w:val="24"/>
           <w:lang w:val="en-US" w:eastAsia="pt-BR"/>
         </w:rPr>
-        <w:t>react</w:t>
-      </w:r>
-      <w:proofErr w:type="gramEnd"/>
+        <w:t>"</w:t>
+      </w:r>
+      <w:proofErr w:type="spellStart"/>
       <w:r>
         <w:rPr>
           <w:rFonts w:ascii="Times New Roman" w:hAnsi="Times New Roman" w:cs="Times New Roman"/>
@@ -15812,9 +15998,9 @@
           <w:szCs w:val="24"/>
           <w:lang w:val="en-US" w:eastAsia="pt-BR"/>
         </w:rPr>
-        <w:t>-</w:t>
-      </w:r>
-      <w:proofErr w:type="spellStart"/>
+        <w:t>devDependencies</w:t>
+      </w:r>
+      <w:proofErr w:type="spellEnd"/>
       <w:r>
         <w:rPr>
           <w:rFonts w:ascii="Times New Roman" w:hAnsi="Times New Roman" w:cs="Times New Roman"/>
@@ -15825,9 +16011,39 @@
           <w:szCs w:val="24"/>
           <w:lang w:val="en-US" w:eastAsia="pt-BR"/>
         </w:rPr>
-        <w:t>dropzone</w:t>
-      </w:r>
-      <w:proofErr w:type="spellEnd"/>
+        <w:t>"</w:t>
+      </w:r>
+      <w:r>
+        <w:rPr>
+          <w:rFonts w:ascii="Times New Roman" w:hAnsi="Times New Roman" w:cs="Times New Roman"/>
+          <w:color w:val="000000" w:themeColor="text1"/>
+          <w:sz w:val="24"/>
+          <w:szCs w:val="24"/>
+          <w:lang w:val="en-US" w:eastAsia="pt-BR"/>
+        </w:rPr>
+        <w:t>: {</w:t>
+      </w:r>
+    </w:p>
+    <w:p>
+      <w:pPr>
+        <w:rPr>
+          <w:rFonts w:ascii="Times New Roman" w:hAnsi="Times New Roman" w:cs="Times New Roman"/>
+          <w:color w:val="000000" w:themeColor="text1"/>
+          <w:sz w:val="24"/>
+          <w:szCs w:val="24"/>
+          <w:lang w:val="en-US" w:eastAsia="pt-BR"/>
+        </w:rPr>
+      </w:pPr>
+      <w:r>
+        <w:rPr>
+          <w:rFonts w:ascii="Times New Roman" w:hAnsi="Times New Roman" w:cs="Times New Roman"/>
+          <w:color w:val="000000" w:themeColor="text1"/>
+          <w:sz w:val="24"/>
+          <w:szCs w:val="24"/>
+          <w:lang w:val="en-US" w:eastAsia="pt-BR"/>
+        </w:rPr>
+        <w:t xml:space="preserve">    </w:t>
+      </w:r>
       <w:r>
         <w:rPr>
           <w:rFonts w:ascii="Times New Roman" w:hAnsi="Times New Roman" w:cs="Times New Roman"/>
@@ -15838,39 +16054,9 @@
           <w:szCs w:val="24"/>
           <w:lang w:val="en-US" w:eastAsia="pt-BR"/>
         </w:rPr>
-        <w:t>"</w:t>
-      </w:r>
-      <w:r>
-        <w:rPr>
-          <w:rFonts w:ascii="Times New Roman" w:hAnsi="Times New Roman" w:cs="Times New Roman"/>
-          <w:color w:val="000000" w:themeColor="text1"/>
-          <w:sz w:val="24"/>
-          <w:szCs w:val="24"/>
-          <w:lang w:val="en-US" w:eastAsia="pt-BR"/>
-        </w:rPr>
-        <w:t>: "^15.0.0",</w:t>
-      </w:r>
-    </w:p>
-    <w:p>
-      <w:pPr>
-        <w:rPr>
-          <w:rFonts w:ascii="Times New Roman" w:hAnsi="Times New Roman" w:cs="Times New Roman"/>
-          <w:color w:val="000000" w:themeColor="text1"/>
-          <w:sz w:val="24"/>
-          <w:szCs w:val="24"/>
-          <w:lang w:val="en-US" w:eastAsia="pt-BR"/>
-        </w:rPr>
-      </w:pPr>
-      <w:r>
-        <w:rPr>
-          <w:rFonts w:ascii="Times New Roman" w:hAnsi="Times New Roman" w:cs="Times New Roman"/>
-          <w:color w:val="000000" w:themeColor="text1"/>
-          <w:sz w:val="24"/>
-          <w:szCs w:val="24"/>
-          <w:lang w:val="en-US" w:eastAsia="pt-BR"/>
-        </w:rPr>
-        <w:t xml:space="preserve">    </w:t>
-      </w:r>
+        <w:t>"@</w:t>
+      </w:r>
+      <w:proofErr w:type="spellStart"/>
       <w:r>
         <w:rPr>
           <w:rFonts w:ascii="Times New Roman" w:hAnsi="Times New Roman" w:cs="Times New Roman"/>
@@ -15881,9 +16067,9 @@
           <w:szCs w:val="24"/>
           <w:lang w:val="en-US" w:eastAsia="pt-BR"/>
         </w:rPr>
-        <w:t>"</w:t>
-      </w:r>
-      <w:proofErr w:type="gramStart"/>
+        <w:t>eslint</w:t>
+      </w:r>
+      <w:proofErr w:type="spellEnd"/>
       <w:r>
         <w:rPr>
           <w:rFonts w:ascii="Times New Roman" w:hAnsi="Times New Roman" w:cs="Times New Roman"/>
@@ -15894,9 +16080,9 @@
           <w:szCs w:val="24"/>
           <w:lang w:val="en-US" w:eastAsia="pt-BR"/>
         </w:rPr>
-        <w:t>react</w:t>
-      </w:r>
-      <w:proofErr w:type="gramEnd"/>
+        <w:t>/</w:t>
+      </w:r>
+      <w:proofErr w:type="spellStart"/>
       <w:r>
         <w:rPr>
           <w:rFonts w:ascii="Times New Roman" w:hAnsi="Times New Roman" w:cs="Times New Roman"/>
@@ -15907,39 +16093,9 @@
           <w:szCs w:val="24"/>
           <w:lang w:val="en-US" w:eastAsia="pt-BR"/>
         </w:rPr>
-        <w:t>-router"</w:t>
-      </w:r>
-      <w:r>
-        <w:rPr>
-          <w:rFonts w:ascii="Times New Roman" w:hAnsi="Times New Roman" w:cs="Times New Roman"/>
-          <w:color w:val="000000" w:themeColor="text1"/>
-          <w:sz w:val="24"/>
-          <w:szCs w:val="24"/>
-          <w:lang w:val="en-US" w:eastAsia="pt-BR"/>
-        </w:rPr>
-        <w:t>: "^7.13.1",</w:t>
-      </w:r>
-    </w:p>
-    <w:p>
-      <w:pPr>
-        <w:rPr>
-          <w:rFonts w:ascii="Times New Roman" w:hAnsi="Times New Roman" w:cs="Times New Roman"/>
-          <w:color w:val="000000" w:themeColor="text1"/>
-          <w:sz w:val="24"/>
-          <w:szCs w:val="24"/>
-          <w:lang w:val="en-US" w:eastAsia="pt-BR"/>
-        </w:rPr>
-      </w:pPr>
-      <w:r>
-        <w:rPr>
-          <w:rFonts w:ascii="Times New Roman" w:hAnsi="Times New Roman" w:cs="Times New Roman"/>
-          <w:color w:val="000000" w:themeColor="text1"/>
-          <w:sz w:val="24"/>
-          <w:szCs w:val="24"/>
-          <w:lang w:val="en-US" w:eastAsia="pt-BR"/>
-        </w:rPr>
-        <w:t xml:space="preserve">    </w:t>
-      </w:r>
+        <w:t>js</w:t>
+      </w:r>
+      <w:proofErr w:type="spellEnd"/>
       <w:r>
         <w:rPr>
           <w:rFonts w:ascii="Times New Roman" w:hAnsi="Times New Roman" w:cs="Times New Roman"/>
@@ -15952,7 +16108,37 @@
         </w:rPr>
         <w:t>"</w:t>
       </w:r>
-      <w:proofErr w:type="gramStart"/>
+      <w:r>
+        <w:rPr>
+          <w:rFonts w:ascii="Times New Roman" w:hAnsi="Times New Roman" w:cs="Times New Roman"/>
+          <w:color w:val="000000" w:themeColor="text1"/>
+          <w:sz w:val="24"/>
+          <w:szCs w:val="24"/>
+          <w:lang w:val="en-US" w:eastAsia="pt-BR"/>
+        </w:rPr>
+        <w:t>: "^9.39.1",</w:t>
+      </w:r>
+    </w:p>
+    <w:p>
+      <w:pPr>
+        <w:rPr>
+          <w:rFonts w:ascii="Times New Roman" w:hAnsi="Times New Roman" w:cs="Times New Roman"/>
+          <w:color w:val="000000" w:themeColor="text1"/>
+          <w:sz w:val="24"/>
+          <w:szCs w:val="24"/>
+          <w:lang w:val="en-US" w:eastAsia="pt-BR"/>
+        </w:rPr>
+      </w:pPr>
+      <w:r>
+        <w:rPr>
+          <w:rFonts w:ascii="Times New Roman" w:hAnsi="Times New Roman" w:cs="Times New Roman"/>
+          <w:color w:val="000000" w:themeColor="text1"/>
+          <w:sz w:val="24"/>
+          <w:szCs w:val="24"/>
+          <w:lang w:val="en-US" w:eastAsia="pt-BR"/>
+        </w:rPr>
+        <w:t xml:space="preserve">    </w:t>
+      </w:r>
       <w:r>
         <w:rPr>
           <w:rFonts w:ascii="Times New Roman" w:hAnsi="Times New Roman" w:cs="Times New Roman"/>
@@ -15963,9 +16149,39 @@
           <w:szCs w:val="24"/>
           <w:lang w:val="en-US" w:eastAsia="pt-BR"/>
         </w:rPr>
-        <w:t>react</w:t>
-      </w:r>
-      <w:proofErr w:type="gramEnd"/>
+        <w:t>"@types/node"</w:t>
+      </w:r>
+      <w:r>
+        <w:rPr>
+          <w:rFonts w:ascii="Times New Roman" w:hAnsi="Times New Roman" w:cs="Times New Roman"/>
+          <w:color w:val="000000" w:themeColor="text1"/>
+          <w:sz w:val="24"/>
+          <w:szCs w:val="24"/>
+          <w:lang w:val="en-US" w:eastAsia="pt-BR"/>
+        </w:rPr>
+        <w:t>: "^25.5.0",</w:t>
+      </w:r>
+    </w:p>
+    <w:p>
+      <w:pPr>
+        <w:rPr>
+          <w:rFonts w:ascii="Times New Roman" w:hAnsi="Times New Roman" w:cs="Times New Roman"/>
+          <w:color w:val="000000" w:themeColor="text1"/>
+          <w:sz w:val="24"/>
+          <w:szCs w:val="24"/>
+          <w:lang w:val="en-US" w:eastAsia="pt-BR"/>
+        </w:rPr>
+      </w:pPr>
+      <w:r>
+        <w:rPr>
+          <w:rFonts w:ascii="Times New Roman" w:hAnsi="Times New Roman" w:cs="Times New Roman"/>
+          <w:color w:val="000000" w:themeColor="text1"/>
+          <w:sz w:val="24"/>
+          <w:szCs w:val="24"/>
+          <w:lang w:val="en-US" w:eastAsia="pt-BR"/>
+        </w:rPr>
+        <w:t xml:space="preserve">    </w:t>
+      </w:r>
       <w:r>
         <w:rPr>
           <w:rFonts w:ascii="Times New Roman" w:hAnsi="Times New Roman" w:cs="Times New Roman"/>
@@ -15976,9 +16192,39 @@
           <w:szCs w:val="24"/>
           <w:lang w:val="en-US" w:eastAsia="pt-BR"/>
         </w:rPr>
-        <w:t>-</w:t>
-      </w:r>
-      <w:proofErr w:type="spellStart"/>
+        <w:t>"@types/react"</w:t>
+      </w:r>
+      <w:r>
+        <w:rPr>
+          <w:rFonts w:ascii="Times New Roman" w:hAnsi="Times New Roman" w:cs="Times New Roman"/>
+          <w:color w:val="000000" w:themeColor="text1"/>
+          <w:sz w:val="24"/>
+          <w:szCs w:val="24"/>
+          <w:lang w:val="en-US" w:eastAsia="pt-BR"/>
+        </w:rPr>
+        <w:t>: "^19.2.7",</w:t>
+      </w:r>
+    </w:p>
+    <w:p>
+      <w:pPr>
+        <w:rPr>
+          <w:rFonts w:ascii="Times New Roman" w:hAnsi="Times New Roman" w:cs="Times New Roman"/>
+          <w:color w:val="000000" w:themeColor="text1"/>
+          <w:sz w:val="24"/>
+          <w:szCs w:val="24"/>
+          <w:lang w:val="en-US" w:eastAsia="pt-BR"/>
+        </w:rPr>
+      </w:pPr>
+      <w:r>
+        <w:rPr>
+          <w:rFonts w:ascii="Times New Roman" w:hAnsi="Times New Roman" w:cs="Times New Roman"/>
+          <w:color w:val="000000" w:themeColor="text1"/>
+          <w:sz w:val="24"/>
+          <w:szCs w:val="24"/>
+          <w:lang w:val="en-US" w:eastAsia="pt-BR"/>
+        </w:rPr>
+        <w:t xml:space="preserve">    </w:t>
+      </w:r>
       <w:r>
         <w:rPr>
           <w:rFonts w:ascii="Times New Roman" w:hAnsi="Times New Roman" w:cs="Times New Roman"/>
@@ -15989,9 +16235,9 @@
           <w:szCs w:val="24"/>
           <w:lang w:val="en-US" w:eastAsia="pt-BR"/>
         </w:rPr>
-        <w:t>toastify</w:t>
-      </w:r>
-      <w:proofErr w:type="spellEnd"/>
+        <w:t>"@types/react-</w:t>
+      </w:r>
+      <w:proofErr w:type="spellStart"/>
       <w:r>
         <w:rPr>
           <w:rFonts w:ascii="Times New Roman" w:hAnsi="Times New Roman" w:cs="Times New Roman"/>
@@ -16002,39 +16248,9 @@
           <w:szCs w:val="24"/>
           <w:lang w:val="en-US" w:eastAsia="pt-BR"/>
         </w:rPr>
-        <w:t>"</w:t>
-      </w:r>
-      <w:r>
-        <w:rPr>
-          <w:rFonts w:ascii="Times New Roman" w:hAnsi="Times New Roman" w:cs="Times New Roman"/>
-          <w:color w:val="000000" w:themeColor="text1"/>
-          <w:sz w:val="24"/>
-          <w:szCs w:val="24"/>
-          <w:lang w:val="en-US" w:eastAsia="pt-BR"/>
-        </w:rPr>
-        <w:t>: "^11.0.5",</w:t>
-      </w:r>
-    </w:p>
-    <w:p>
-      <w:pPr>
-        <w:rPr>
-          <w:rFonts w:ascii="Times New Roman" w:hAnsi="Times New Roman" w:cs="Times New Roman"/>
-          <w:color w:val="000000" w:themeColor="text1"/>
-          <w:sz w:val="24"/>
-          <w:szCs w:val="24"/>
-          <w:lang w:val="en-US" w:eastAsia="pt-BR"/>
-        </w:rPr>
-      </w:pPr>
-      <w:r>
-        <w:rPr>
-          <w:rFonts w:ascii="Times New Roman" w:hAnsi="Times New Roman" w:cs="Times New Roman"/>
-          <w:color w:val="000000" w:themeColor="text1"/>
-          <w:sz w:val="24"/>
-          <w:szCs w:val="24"/>
-          <w:lang w:val="en-US" w:eastAsia="pt-BR"/>
-        </w:rPr>
-        <w:t xml:space="preserve">    </w:t>
-      </w:r>
+        <w:t>dom</w:t>
+      </w:r>
+      <w:proofErr w:type="spellEnd"/>
       <w:r>
         <w:rPr>
           <w:rFonts w:ascii="Times New Roman" w:hAnsi="Times New Roman" w:cs="Times New Roman"/>
@@ -16045,17 +16261,17 @@
           <w:szCs w:val="24"/>
           <w:lang w:val="en-US" w:eastAsia="pt-BR"/>
         </w:rPr>
-        <w:t>"recharts"</w:t>
-      </w:r>
-      <w:r>
-        <w:rPr>
-          <w:rFonts w:ascii="Times New Roman" w:hAnsi="Times New Roman" w:cs="Times New Roman"/>
-          <w:color w:val="000000" w:themeColor="text1"/>
-          <w:sz w:val="24"/>
-          <w:szCs w:val="24"/>
-          <w:lang w:val="en-US" w:eastAsia="pt-BR"/>
-        </w:rPr>
-        <w:t>: "^3.8.0",</w:t>
+        <w:t>"</w:t>
+      </w:r>
+      <w:r>
+        <w:rPr>
+          <w:rFonts w:ascii="Times New Roman" w:hAnsi="Times New Roman" w:cs="Times New Roman"/>
+          <w:color w:val="000000" w:themeColor="text1"/>
+          <w:sz w:val="24"/>
+          <w:szCs w:val="24"/>
+          <w:lang w:val="en-US" w:eastAsia="pt-BR"/>
+        </w:rPr>
+        <w:t>: "^19.2.3",</w:t>
       </w:r>
     </w:p>
     <w:p>
@@ -16088,7 +16304,7 @@
           <w:szCs w:val="24"/>
           <w:lang w:val="en-US" w:eastAsia="pt-BR"/>
         </w:rPr>
-        <w:t>"</w:t>
+        <w:t>"@</w:t>
       </w:r>
       <w:proofErr w:type="spellStart"/>
       <w:r>
@@ -16101,7 +16317,7 @@
           <w:szCs w:val="24"/>
           <w:lang w:val="en-US" w:eastAsia="pt-BR"/>
         </w:rPr>
-        <w:t>shadcn</w:t>
+        <w:t>vitejs</w:t>
       </w:r>
       <w:proofErr w:type="spellEnd"/>
       <w:r>
@@ -16114,60 +16330,38 @@
           <w:szCs w:val="24"/>
           <w:lang w:val="en-US" w:eastAsia="pt-BR"/>
         </w:rPr>
-        <w:t>"</w:t>
-      </w:r>
-      <w:r>
-        <w:rPr>
-          <w:rFonts w:ascii="Times New Roman" w:hAnsi="Times New Roman" w:cs="Times New Roman"/>
-          <w:color w:val="000000" w:themeColor="text1"/>
-          <w:sz w:val="24"/>
-          <w:szCs w:val="24"/>
-          <w:lang w:val="en-US" w:eastAsia="pt-BR"/>
-        </w:rPr>
-        <w:t>: "^4.0.6"</w:t>
-      </w:r>
-    </w:p>
-    <w:p>
-      <w:pPr>
-        <w:rPr>
-          <w:rFonts w:ascii="Times New Roman" w:hAnsi="Times New Roman" w:cs="Times New Roman"/>
-          <w:color w:val="000000" w:themeColor="text1"/>
-          <w:sz w:val="24"/>
-          <w:szCs w:val="24"/>
-          <w:lang w:val="en-US" w:eastAsia="pt-BR"/>
-        </w:rPr>
-      </w:pPr>
-      <w:r>
-        <w:rPr>
-          <w:rFonts w:ascii="Times New Roman" w:hAnsi="Times New Roman" w:cs="Times New Roman"/>
-          <w:color w:val="000000" w:themeColor="text1"/>
-          <w:sz w:val="24"/>
-          <w:szCs w:val="24"/>
-          <w:lang w:val="en-US" w:eastAsia="pt-BR"/>
-        </w:rPr>
-        <w:t>  },</w:t>
-      </w:r>
-    </w:p>
-    <w:p>
-      <w:pPr>
-        <w:rPr>
-          <w:rFonts w:ascii="Times New Roman" w:hAnsi="Times New Roman" w:cs="Times New Roman"/>
-          <w:color w:val="000000" w:themeColor="text1"/>
-          <w:sz w:val="24"/>
-          <w:szCs w:val="24"/>
-          <w:lang w:val="en-US" w:eastAsia="pt-BR"/>
-        </w:rPr>
-      </w:pPr>
-      <w:r>
-        <w:rPr>
-          <w:rFonts w:ascii="Times New Roman" w:hAnsi="Times New Roman" w:cs="Times New Roman"/>
-          <w:color w:val="000000" w:themeColor="text1"/>
-          <w:sz w:val="24"/>
-          <w:szCs w:val="24"/>
-          <w:lang w:val="en-US" w:eastAsia="pt-BR"/>
-        </w:rPr>
-        <w:lastRenderedPageBreak/>
-        <w:t xml:space="preserve">  </w:t>
+        <w:t>/plugin-react"</w:t>
+      </w:r>
+      <w:r>
+        <w:rPr>
+          <w:rFonts w:ascii="Times New Roman" w:hAnsi="Times New Roman" w:cs="Times New Roman"/>
+          <w:color w:val="000000" w:themeColor="text1"/>
+          <w:sz w:val="24"/>
+          <w:szCs w:val="24"/>
+          <w:lang w:val="en-US" w:eastAsia="pt-BR"/>
+        </w:rPr>
+        <w:t>: "^5.1.1",</w:t>
+      </w:r>
+    </w:p>
+    <w:p>
+      <w:pPr>
+        <w:rPr>
+          <w:rFonts w:ascii="Times New Roman" w:hAnsi="Times New Roman" w:cs="Times New Roman"/>
+          <w:color w:val="000000" w:themeColor="text1"/>
+          <w:sz w:val="24"/>
+          <w:szCs w:val="24"/>
+          <w:lang w:val="en-US" w:eastAsia="pt-BR"/>
+        </w:rPr>
+      </w:pPr>
+      <w:r>
+        <w:rPr>
+          <w:rFonts w:ascii="Times New Roman" w:hAnsi="Times New Roman" w:cs="Times New Roman"/>
+          <w:color w:val="000000" w:themeColor="text1"/>
+          <w:sz w:val="24"/>
+          <w:szCs w:val="24"/>
+          <w:lang w:val="en-US" w:eastAsia="pt-BR"/>
+        </w:rPr>
+        <w:t xml:space="preserve">    </w:t>
       </w:r>
       <w:r>
         <w:rPr>
@@ -16192,10 +16386,9 @@
           <w:szCs w:val="24"/>
           <w:lang w:val="en-US" w:eastAsia="pt-BR"/>
         </w:rPr>
-        <w:t>devDependencies</w:t>
+        <w:t>autoprefixer</w:t>
       </w:r>
       <w:proofErr w:type="spellEnd"/>
-      <w:proofErr w:type="gramStart"/>
       <w:r>
         <w:rPr>
           <w:rFonts w:ascii="Times New Roman" w:hAnsi="Times New Roman" w:cs="Times New Roman"/>
@@ -16216,9 +16409,8 @@
           <w:szCs w:val="24"/>
           <w:lang w:val="en-US" w:eastAsia="pt-BR"/>
         </w:rPr>
-        <w:t>: {</w:t>
-      </w:r>
-      <w:proofErr w:type="gramEnd"/>
+        <w:t>: "^10.4.27",</w:t>
+      </w:r>
     </w:p>
     <w:p>
       <w:pPr>
@@ -16250,7 +16442,7 @@
           <w:szCs w:val="24"/>
           <w:lang w:val="en-US" w:eastAsia="pt-BR"/>
         </w:rPr>
-        <w:t>"@</w:t>
+        <w:t>"</w:t>
       </w:r>
       <w:proofErr w:type="spellStart"/>
       <w:r>
@@ -16276,9 +16468,39 @@
           <w:szCs w:val="24"/>
           <w:lang w:val="en-US" w:eastAsia="pt-BR"/>
         </w:rPr>
-        <w:t>/</w:t>
-      </w:r>
-      <w:proofErr w:type="spellStart"/>
+        <w:t>"</w:t>
+      </w:r>
+      <w:r>
+        <w:rPr>
+          <w:rFonts w:ascii="Times New Roman" w:hAnsi="Times New Roman" w:cs="Times New Roman"/>
+          <w:color w:val="000000" w:themeColor="text1"/>
+          <w:sz w:val="24"/>
+          <w:szCs w:val="24"/>
+          <w:lang w:val="en-US" w:eastAsia="pt-BR"/>
+        </w:rPr>
+        <w:t>: "^9.39.1",</w:t>
+      </w:r>
+    </w:p>
+    <w:p>
+      <w:pPr>
+        <w:rPr>
+          <w:rFonts w:ascii="Times New Roman" w:hAnsi="Times New Roman" w:cs="Times New Roman"/>
+          <w:color w:val="000000" w:themeColor="text1"/>
+          <w:sz w:val="24"/>
+          <w:szCs w:val="24"/>
+          <w:lang w:val="en-US" w:eastAsia="pt-BR"/>
+        </w:rPr>
+      </w:pPr>
+      <w:r>
+        <w:rPr>
+          <w:rFonts w:ascii="Times New Roman" w:hAnsi="Times New Roman" w:cs="Times New Roman"/>
+          <w:color w:val="000000" w:themeColor="text1"/>
+          <w:sz w:val="24"/>
+          <w:szCs w:val="24"/>
+          <w:lang w:val="en-US" w:eastAsia="pt-BR"/>
+        </w:rPr>
+        <w:t xml:space="preserve">    </w:t>
+      </w:r>
       <w:r>
         <w:rPr>
           <w:rFonts w:ascii="Times New Roman" w:hAnsi="Times New Roman" w:cs="Times New Roman"/>
@@ -16289,9 +16511,9 @@
           <w:szCs w:val="24"/>
           <w:lang w:val="en-US" w:eastAsia="pt-BR"/>
         </w:rPr>
-        <w:t>js</w:t>
-      </w:r>
-      <w:proofErr w:type="spellEnd"/>
+        <w:t>"</w:t>
+      </w:r>
+      <w:proofErr w:type="spellStart"/>
       <w:r>
         <w:rPr>
           <w:rFonts w:ascii="Times New Roman" w:hAnsi="Times New Roman" w:cs="Times New Roman"/>
@@ -16302,39 +16524,9 @@
           <w:szCs w:val="24"/>
           <w:lang w:val="en-US" w:eastAsia="pt-BR"/>
         </w:rPr>
-        <w:t>"</w:t>
-      </w:r>
-      <w:r>
-        <w:rPr>
-          <w:rFonts w:ascii="Times New Roman" w:hAnsi="Times New Roman" w:cs="Times New Roman"/>
-          <w:color w:val="000000" w:themeColor="text1"/>
-          <w:sz w:val="24"/>
-          <w:szCs w:val="24"/>
-          <w:lang w:val="en-US" w:eastAsia="pt-BR"/>
-        </w:rPr>
-        <w:t>: "^9.39.1",</w:t>
-      </w:r>
-    </w:p>
-    <w:p>
-      <w:pPr>
-        <w:rPr>
-          <w:rFonts w:ascii="Times New Roman" w:hAnsi="Times New Roman" w:cs="Times New Roman"/>
-          <w:color w:val="000000" w:themeColor="text1"/>
-          <w:sz w:val="24"/>
-          <w:szCs w:val="24"/>
-          <w:lang w:val="en-US" w:eastAsia="pt-BR"/>
-        </w:rPr>
-      </w:pPr>
-      <w:r>
-        <w:rPr>
-          <w:rFonts w:ascii="Times New Roman" w:hAnsi="Times New Roman" w:cs="Times New Roman"/>
-          <w:color w:val="000000" w:themeColor="text1"/>
-          <w:sz w:val="24"/>
-          <w:szCs w:val="24"/>
-          <w:lang w:val="en-US" w:eastAsia="pt-BR"/>
-        </w:rPr>
-        <w:t xml:space="preserve">    </w:t>
-      </w:r>
+        <w:t>eslint</w:t>
+      </w:r>
+      <w:proofErr w:type="spellEnd"/>
       <w:r>
         <w:rPr>
           <w:rFonts w:ascii="Times New Roman" w:hAnsi="Times New Roman" w:cs="Times New Roman"/>
@@ -16345,17 +16537,17 @@
           <w:szCs w:val="24"/>
           <w:lang w:val="en-US" w:eastAsia="pt-BR"/>
         </w:rPr>
-        <w:t>"@types/node"</w:t>
-      </w:r>
-      <w:r>
-        <w:rPr>
-          <w:rFonts w:ascii="Times New Roman" w:hAnsi="Times New Roman" w:cs="Times New Roman"/>
-          <w:color w:val="000000" w:themeColor="text1"/>
-          <w:sz w:val="24"/>
-          <w:szCs w:val="24"/>
-          <w:lang w:val="en-US" w:eastAsia="pt-BR"/>
-        </w:rPr>
-        <w:t>: "^25.5.0",</w:t>
+        <w:t>-plugin-react-hooks"</w:t>
+      </w:r>
+      <w:r>
+        <w:rPr>
+          <w:rFonts w:ascii="Times New Roman" w:hAnsi="Times New Roman" w:cs="Times New Roman"/>
+          <w:color w:val="000000" w:themeColor="text1"/>
+          <w:sz w:val="24"/>
+          <w:szCs w:val="24"/>
+          <w:lang w:val="en-US" w:eastAsia="pt-BR"/>
+        </w:rPr>
+        <w:t>: "^7.0.1",</w:t>
       </w:r>
     </w:p>
     <w:p>
@@ -16388,39 +16580,9 @@
           <w:szCs w:val="24"/>
           <w:lang w:val="en-US" w:eastAsia="pt-BR"/>
         </w:rPr>
-        <w:t>"@types/react"</w:t>
-      </w:r>
-      <w:r>
-        <w:rPr>
-          <w:rFonts w:ascii="Times New Roman" w:hAnsi="Times New Roman" w:cs="Times New Roman"/>
-          <w:color w:val="000000" w:themeColor="text1"/>
-          <w:sz w:val="24"/>
-          <w:szCs w:val="24"/>
-          <w:lang w:val="en-US" w:eastAsia="pt-BR"/>
-        </w:rPr>
-        <w:t>: "^19.2.7",</w:t>
-      </w:r>
-    </w:p>
-    <w:p>
-      <w:pPr>
-        <w:rPr>
-          <w:rFonts w:ascii="Times New Roman" w:hAnsi="Times New Roman" w:cs="Times New Roman"/>
-          <w:color w:val="000000" w:themeColor="text1"/>
-          <w:sz w:val="24"/>
-          <w:szCs w:val="24"/>
-          <w:lang w:val="en-US" w:eastAsia="pt-BR"/>
-        </w:rPr>
-      </w:pPr>
-      <w:r>
-        <w:rPr>
-          <w:rFonts w:ascii="Times New Roman" w:hAnsi="Times New Roman" w:cs="Times New Roman"/>
-          <w:color w:val="000000" w:themeColor="text1"/>
-          <w:sz w:val="24"/>
-          <w:szCs w:val="24"/>
-          <w:lang w:val="en-US" w:eastAsia="pt-BR"/>
-        </w:rPr>
-        <w:t xml:space="preserve">    </w:t>
-      </w:r>
+        <w:t>"</w:t>
+      </w:r>
+      <w:proofErr w:type="spellStart"/>
       <w:r>
         <w:rPr>
           <w:rFonts w:ascii="Times New Roman" w:hAnsi="Times New Roman" w:cs="Times New Roman"/>
@@ -16431,9 +16593,9 @@
           <w:szCs w:val="24"/>
           <w:lang w:val="en-US" w:eastAsia="pt-BR"/>
         </w:rPr>
-        <w:t>"@types/react-</w:t>
-      </w:r>
-      <w:proofErr w:type="spellStart"/>
+        <w:t>eslint</w:t>
+      </w:r>
+      <w:proofErr w:type="spellEnd"/>
       <w:r>
         <w:rPr>
           <w:rFonts w:ascii="Times New Roman" w:hAnsi="Times New Roman" w:cs="Times New Roman"/>
@@ -16444,9 +16606,39 @@
           <w:szCs w:val="24"/>
           <w:lang w:val="en-US" w:eastAsia="pt-BR"/>
         </w:rPr>
-        <w:t>dom</w:t>
-      </w:r>
-      <w:proofErr w:type="spellEnd"/>
+        <w:t>-plugin-react-refresh"</w:t>
+      </w:r>
+      <w:r>
+        <w:rPr>
+          <w:rFonts w:ascii="Times New Roman" w:hAnsi="Times New Roman" w:cs="Times New Roman"/>
+          <w:color w:val="000000" w:themeColor="text1"/>
+          <w:sz w:val="24"/>
+          <w:szCs w:val="24"/>
+          <w:lang w:val="en-US" w:eastAsia="pt-BR"/>
+        </w:rPr>
+        <w:t>: "^0.4.24",</w:t>
+      </w:r>
+    </w:p>
+    <w:p>
+      <w:pPr>
+        <w:rPr>
+          <w:rFonts w:ascii="Times New Roman" w:hAnsi="Times New Roman" w:cs="Times New Roman"/>
+          <w:color w:val="000000" w:themeColor="text1"/>
+          <w:sz w:val="24"/>
+          <w:szCs w:val="24"/>
+          <w:lang w:val="en-US" w:eastAsia="pt-BR"/>
+        </w:rPr>
+      </w:pPr>
+      <w:r>
+        <w:rPr>
+          <w:rFonts w:ascii="Times New Roman" w:hAnsi="Times New Roman" w:cs="Times New Roman"/>
+          <w:color w:val="000000" w:themeColor="text1"/>
+          <w:sz w:val="24"/>
+          <w:szCs w:val="24"/>
+          <w:lang w:val="en-US" w:eastAsia="pt-BR"/>
+        </w:rPr>
+        <w:t xml:space="preserve">    </w:t>
+      </w:r>
       <w:r>
         <w:rPr>
           <w:rFonts w:ascii="Times New Roman" w:hAnsi="Times New Roman" w:cs="Times New Roman"/>
@@ -16459,37 +16651,7 @@
         </w:rPr>
         <w:t>"</w:t>
       </w:r>
-      <w:r>
-        <w:rPr>
-          <w:rFonts w:ascii="Times New Roman" w:hAnsi="Times New Roman" w:cs="Times New Roman"/>
-          <w:color w:val="000000" w:themeColor="text1"/>
-          <w:sz w:val="24"/>
-          <w:szCs w:val="24"/>
-          <w:lang w:val="en-US" w:eastAsia="pt-BR"/>
-        </w:rPr>
-        <w:t>: "^19.2.3",</w:t>
-      </w:r>
-    </w:p>
-    <w:p>
-      <w:pPr>
-        <w:rPr>
-          <w:rFonts w:ascii="Times New Roman" w:hAnsi="Times New Roman" w:cs="Times New Roman"/>
-          <w:color w:val="000000" w:themeColor="text1"/>
-          <w:sz w:val="24"/>
-          <w:szCs w:val="24"/>
-          <w:lang w:val="en-US" w:eastAsia="pt-BR"/>
-        </w:rPr>
-      </w:pPr>
-      <w:r>
-        <w:rPr>
-          <w:rFonts w:ascii="Times New Roman" w:hAnsi="Times New Roman" w:cs="Times New Roman"/>
-          <w:color w:val="000000" w:themeColor="text1"/>
-          <w:sz w:val="24"/>
-          <w:szCs w:val="24"/>
-          <w:lang w:val="en-US" w:eastAsia="pt-BR"/>
-        </w:rPr>
-        <w:t xml:space="preserve">    </w:t>
-      </w:r>
+      <w:proofErr w:type="spellStart"/>
       <w:r>
         <w:rPr>
           <w:rFonts w:ascii="Times New Roman" w:hAnsi="Times New Roman" w:cs="Times New Roman"/>
@@ -16500,9 +16662,9 @@
           <w:szCs w:val="24"/>
           <w:lang w:val="en-US" w:eastAsia="pt-BR"/>
         </w:rPr>
-        <w:t>"@</w:t>
-      </w:r>
-      <w:proofErr w:type="spellStart"/>
+        <w:t>globals</w:t>
+      </w:r>
+      <w:proofErr w:type="spellEnd"/>
       <w:r>
         <w:rPr>
           <w:rFonts w:ascii="Times New Roman" w:hAnsi="Times New Roman" w:cs="Times New Roman"/>
@@ -16513,9 +16675,39 @@
           <w:szCs w:val="24"/>
           <w:lang w:val="en-US" w:eastAsia="pt-BR"/>
         </w:rPr>
-        <w:t>vitejs</w:t>
-      </w:r>
-      <w:proofErr w:type="spellEnd"/>
+        <w:t>"</w:t>
+      </w:r>
+      <w:r>
+        <w:rPr>
+          <w:rFonts w:ascii="Times New Roman" w:hAnsi="Times New Roman" w:cs="Times New Roman"/>
+          <w:color w:val="000000" w:themeColor="text1"/>
+          <w:sz w:val="24"/>
+          <w:szCs w:val="24"/>
+          <w:lang w:val="en-US" w:eastAsia="pt-BR"/>
+        </w:rPr>
+        <w:t>: "^16.5.0",</w:t>
+      </w:r>
+    </w:p>
+    <w:p>
+      <w:pPr>
+        <w:rPr>
+          <w:rFonts w:ascii="Times New Roman" w:hAnsi="Times New Roman" w:cs="Times New Roman"/>
+          <w:color w:val="000000" w:themeColor="text1"/>
+          <w:sz w:val="24"/>
+          <w:szCs w:val="24"/>
+          <w:lang w:eastAsia="pt-BR"/>
+        </w:rPr>
+      </w:pPr>
+      <w:r>
+        <w:rPr>
+          <w:rFonts w:ascii="Times New Roman" w:hAnsi="Times New Roman" w:cs="Times New Roman"/>
+          <w:color w:val="000000" w:themeColor="text1"/>
+          <w:sz w:val="24"/>
+          <w:szCs w:val="24"/>
+          <w:lang w:val="en-US" w:eastAsia="pt-BR"/>
+        </w:rPr>
+        <w:t xml:space="preserve">    </w:t>
+      </w:r>
       <w:r>
         <w:rPr>
           <w:rFonts w:ascii="Times New Roman" w:hAnsi="Times New Roman" w:cs="Times New Roman"/>
@@ -16524,41 +16716,11 @@
           <w:color w:val="000000" w:themeColor="text1"/>
           <w:sz w:val="24"/>
           <w:szCs w:val="24"/>
-          <w:lang w:val="en-US" w:eastAsia="pt-BR"/>
-        </w:rPr>
-        <w:t>/plugin-react"</w:t>
-      </w:r>
-      <w:r>
-        <w:rPr>
-          <w:rFonts w:ascii="Times New Roman" w:hAnsi="Times New Roman" w:cs="Times New Roman"/>
-          <w:color w:val="000000" w:themeColor="text1"/>
-          <w:sz w:val="24"/>
-          <w:szCs w:val="24"/>
-          <w:lang w:val="en-US" w:eastAsia="pt-BR"/>
-        </w:rPr>
-        <w:t>: "^5.1.1",</w:t>
-      </w:r>
-    </w:p>
-    <w:p>
-      <w:pPr>
-        <w:rPr>
-          <w:rFonts w:ascii="Times New Roman" w:hAnsi="Times New Roman" w:cs="Times New Roman"/>
-          <w:color w:val="000000" w:themeColor="text1"/>
-          <w:sz w:val="24"/>
-          <w:szCs w:val="24"/>
-          <w:lang w:val="en-US" w:eastAsia="pt-BR"/>
-        </w:rPr>
-      </w:pPr>
-      <w:r>
-        <w:rPr>
-          <w:rFonts w:ascii="Times New Roman" w:hAnsi="Times New Roman" w:cs="Times New Roman"/>
-          <w:color w:val="000000" w:themeColor="text1"/>
-          <w:sz w:val="24"/>
-          <w:szCs w:val="24"/>
-          <w:lang w:val="en-US" w:eastAsia="pt-BR"/>
-        </w:rPr>
-        <w:t xml:space="preserve">    </w:t>
-      </w:r>
+          <w:lang w:eastAsia="pt-BR"/>
+        </w:rPr>
+        <w:t>"</w:t>
+      </w:r>
+      <w:proofErr w:type="spellStart"/>
       <w:r>
         <w:rPr>
           <w:rFonts w:ascii="Times New Roman" w:hAnsi="Times New Roman" w:cs="Times New Roman"/>
@@ -16567,11 +16729,11 @@
           <w:color w:val="000000" w:themeColor="text1"/>
           <w:sz w:val="24"/>
           <w:szCs w:val="24"/>
-          <w:lang w:val="en-US" w:eastAsia="pt-BR"/>
-        </w:rPr>
-        <w:t>"</w:t>
-      </w:r>
-      <w:proofErr w:type="spellStart"/>
+          <w:lang w:eastAsia="pt-BR"/>
+        </w:rPr>
+        <w:t>postcss</w:t>
+      </w:r>
+      <w:proofErr w:type="spellEnd"/>
       <w:r>
         <w:rPr>
           <w:rFonts w:ascii="Times New Roman" w:hAnsi="Times New Roman" w:cs="Times New Roman"/>
@@ -16580,11 +16742,41 @@
           <w:color w:val="000000" w:themeColor="text1"/>
           <w:sz w:val="24"/>
           <w:szCs w:val="24"/>
-          <w:lang w:val="en-US" w:eastAsia="pt-BR"/>
-        </w:rPr>
-        <w:t>autoprefixer</w:t>
-      </w:r>
-      <w:proofErr w:type="spellEnd"/>
+          <w:lang w:eastAsia="pt-BR"/>
+        </w:rPr>
+        <w:t>"</w:t>
+      </w:r>
+      <w:r>
+        <w:rPr>
+          <w:rFonts w:ascii="Times New Roman" w:hAnsi="Times New Roman" w:cs="Times New Roman"/>
+          <w:color w:val="000000" w:themeColor="text1"/>
+          <w:sz w:val="24"/>
+          <w:szCs w:val="24"/>
+          <w:lang w:eastAsia="pt-BR"/>
+        </w:rPr>
+        <w:t>: "^8.5.8",</w:t>
+      </w:r>
+    </w:p>
+    <w:p>
+      <w:pPr>
+        <w:rPr>
+          <w:rFonts w:ascii="Times New Roman" w:hAnsi="Times New Roman" w:cs="Times New Roman"/>
+          <w:color w:val="000000" w:themeColor="text1"/>
+          <w:sz w:val="24"/>
+          <w:szCs w:val="24"/>
+          <w:lang w:eastAsia="pt-BR"/>
+        </w:rPr>
+      </w:pPr>
+      <w:r>
+        <w:rPr>
+          <w:rFonts w:ascii="Times New Roman" w:hAnsi="Times New Roman" w:cs="Times New Roman"/>
+          <w:color w:val="000000" w:themeColor="text1"/>
+          <w:sz w:val="24"/>
+          <w:szCs w:val="24"/>
+          <w:lang w:eastAsia="pt-BR"/>
+        </w:rPr>
+        <w:t xml:space="preserve">    </w:t>
+      </w:r>
       <w:r>
         <w:rPr>
           <w:rFonts w:ascii="Times New Roman" w:hAnsi="Times New Roman" w:cs="Times New Roman"/>
@@ -16593,41 +16785,11 @@
           <w:color w:val="000000" w:themeColor="text1"/>
           <w:sz w:val="24"/>
           <w:szCs w:val="24"/>
-          <w:lang w:val="en-US" w:eastAsia="pt-BR"/>
+          <w:lang w:eastAsia="pt-BR"/>
         </w:rPr>
         <w:t>"</w:t>
       </w:r>
-      <w:r>
-        <w:rPr>
-          <w:rFonts w:ascii="Times New Roman" w:hAnsi="Times New Roman" w:cs="Times New Roman"/>
-          <w:color w:val="000000" w:themeColor="text1"/>
-          <w:sz w:val="24"/>
-          <w:szCs w:val="24"/>
-          <w:lang w:val="en-US" w:eastAsia="pt-BR"/>
-        </w:rPr>
-        <w:t>: "^10.4.27",</w:t>
-      </w:r>
-    </w:p>
-    <w:p>
-      <w:pPr>
-        <w:rPr>
-          <w:rFonts w:ascii="Times New Roman" w:hAnsi="Times New Roman" w:cs="Times New Roman"/>
-          <w:color w:val="000000" w:themeColor="text1"/>
-          <w:sz w:val="24"/>
-          <w:szCs w:val="24"/>
-          <w:lang w:val="en-US" w:eastAsia="pt-BR"/>
-        </w:rPr>
-      </w:pPr>
-      <w:r>
-        <w:rPr>
-          <w:rFonts w:ascii="Times New Roman" w:hAnsi="Times New Roman" w:cs="Times New Roman"/>
-          <w:color w:val="000000" w:themeColor="text1"/>
-          <w:sz w:val="24"/>
-          <w:szCs w:val="24"/>
-          <w:lang w:val="en-US" w:eastAsia="pt-BR"/>
-        </w:rPr>
-        <w:t xml:space="preserve">    </w:t>
-      </w:r>
+      <w:proofErr w:type="spellStart"/>
       <w:r>
         <w:rPr>
           <w:rFonts w:ascii="Times New Roman" w:hAnsi="Times New Roman" w:cs="Times New Roman"/>
@@ -16636,11 +16798,11 @@
           <w:color w:val="000000" w:themeColor="text1"/>
           <w:sz w:val="24"/>
           <w:szCs w:val="24"/>
-          <w:lang w:val="en-US" w:eastAsia="pt-BR"/>
-        </w:rPr>
-        <w:t>"</w:t>
-      </w:r>
-      <w:proofErr w:type="spellStart"/>
+          <w:lang w:eastAsia="pt-BR"/>
+        </w:rPr>
+        <w:t>vite</w:t>
+      </w:r>
+      <w:proofErr w:type="spellEnd"/>
       <w:r>
         <w:rPr>
           <w:rFonts w:ascii="Times New Roman" w:hAnsi="Times New Roman" w:cs="Times New Roman"/>
@@ -16649,20 +16811,7 @@
           <w:color w:val="000000" w:themeColor="text1"/>
           <w:sz w:val="24"/>
           <w:szCs w:val="24"/>
-          <w:lang w:val="en-US" w:eastAsia="pt-BR"/>
-        </w:rPr>
-        <w:t>eslint</w:t>
-      </w:r>
-      <w:proofErr w:type="spellEnd"/>
-      <w:r>
-        <w:rPr>
-          <w:rFonts w:ascii="Times New Roman" w:hAnsi="Times New Roman" w:cs="Times New Roman"/>
-          <w:i/>
-          <w:iCs/>
-          <w:color w:val="000000" w:themeColor="text1"/>
-          <w:sz w:val="24"/>
-          <w:szCs w:val="24"/>
-          <w:lang w:val="en-US" w:eastAsia="pt-BR"/>
+          <w:lang w:eastAsia="pt-BR"/>
         </w:rPr>
         <w:t>"</w:t>
       </w:r>
@@ -16672,280 +16821,42 @@
           <w:color w:val="000000" w:themeColor="text1"/>
           <w:sz w:val="24"/>
           <w:szCs w:val="24"/>
-          <w:lang w:val="en-US" w:eastAsia="pt-BR"/>
-        </w:rPr>
-        <w:t>: "^9.39.1",</w:t>
-      </w:r>
-    </w:p>
-    <w:p>
-      <w:pPr>
-        <w:rPr>
-          <w:rFonts w:ascii="Times New Roman" w:hAnsi="Times New Roman" w:cs="Times New Roman"/>
-          <w:color w:val="000000" w:themeColor="text1"/>
-          <w:sz w:val="24"/>
-          <w:szCs w:val="24"/>
-          <w:lang w:val="en-US" w:eastAsia="pt-BR"/>
-        </w:rPr>
-      </w:pPr>
-      <w:r>
-        <w:rPr>
-          <w:rFonts w:ascii="Times New Roman" w:hAnsi="Times New Roman" w:cs="Times New Roman"/>
-          <w:color w:val="000000" w:themeColor="text1"/>
-          <w:sz w:val="24"/>
-          <w:szCs w:val="24"/>
-          <w:lang w:val="en-US" w:eastAsia="pt-BR"/>
-        </w:rPr>
-        <w:t xml:space="preserve">    </w:t>
-      </w:r>
-      <w:r>
-        <w:rPr>
-          <w:rFonts w:ascii="Times New Roman" w:hAnsi="Times New Roman" w:cs="Times New Roman"/>
-          <w:i/>
-          <w:iCs/>
-          <w:color w:val="000000" w:themeColor="text1"/>
-          <w:sz w:val="24"/>
-          <w:szCs w:val="24"/>
-          <w:lang w:val="en-US" w:eastAsia="pt-BR"/>
-        </w:rPr>
-        <w:t>"</w:t>
-      </w:r>
-      <w:proofErr w:type="spellStart"/>
-      <w:proofErr w:type="gramStart"/>
-      <w:r>
-        <w:rPr>
-          <w:rFonts w:ascii="Times New Roman" w:hAnsi="Times New Roman" w:cs="Times New Roman"/>
-          <w:i/>
-          <w:iCs/>
-          <w:color w:val="000000" w:themeColor="text1"/>
-          <w:sz w:val="24"/>
-          <w:szCs w:val="24"/>
-          <w:lang w:val="en-US" w:eastAsia="pt-BR"/>
-        </w:rPr>
-        <w:t>eslint</w:t>
-      </w:r>
-      <w:proofErr w:type="spellEnd"/>
-      <w:proofErr w:type="gramEnd"/>
-      <w:r>
-        <w:rPr>
-          <w:rFonts w:ascii="Times New Roman" w:hAnsi="Times New Roman" w:cs="Times New Roman"/>
-          <w:i/>
-          <w:iCs/>
-          <w:color w:val="000000" w:themeColor="text1"/>
-          <w:sz w:val="24"/>
-          <w:szCs w:val="24"/>
-          <w:lang w:val="en-US" w:eastAsia="pt-BR"/>
-        </w:rPr>
-        <w:t>-plugin-react-hooks"</w:t>
-      </w:r>
-      <w:r>
-        <w:rPr>
-          <w:rFonts w:ascii="Times New Roman" w:hAnsi="Times New Roman" w:cs="Times New Roman"/>
-          <w:color w:val="000000" w:themeColor="text1"/>
-          <w:sz w:val="24"/>
-          <w:szCs w:val="24"/>
-          <w:lang w:val="en-US" w:eastAsia="pt-BR"/>
-        </w:rPr>
-        <w:t>: "^7.0.1",</w:t>
-      </w:r>
-    </w:p>
-    <w:p>
-      <w:pPr>
-        <w:rPr>
-          <w:rFonts w:ascii="Times New Roman" w:hAnsi="Times New Roman" w:cs="Times New Roman"/>
-          <w:color w:val="000000" w:themeColor="text1"/>
-          <w:sz w:val="24"/>
-          <w:szCs w:val="24"/>
-          <w:lang w:val="en-US" w:eastAsia="pt-BR"/>
-        </w:rPr>
-      </w:pPr>
-      <w:r>
-        <w:rPr>
-          <w:rFonts w:ascii="Times New Roman" w:hAnsi="Times New Roman" w:cs="Times New Roman"/>
-          <w:color w:val="000000" w:themeColor="text1"/>
-          <w:sz w:val="24"/>
-          <w:szCs w:val="24"/>
-          <w:lang w:val="en-US" w:eastAsia="pt-BR"/>
-        </w:rPr>
-        <w:t xml:space="preserve">    </w:t>
-      </w:r>
-      <w:r>
-        <w:rPr>
-          <w:rFonts w:ascii="Times New Roman" w:hAnsi="Times New Roman" w:cs="Times New Roman"/>
-          <w:i/>
-          <w:iCs/>
-          <w:color w:val="000000" w:themeColor="text1"/>
-          <w:sz w:val="24"/>
-          <w:szCs w:val="24"/>
-          <w:lang w:val="en-US" w:eastAsia="pt-BR"/>
-        </w:rPr>
-        <w:t>"</w:t>
-      </w:r>
-      <w:proofErr w:type="spellStart"/>
-      <w:proofErr w:type="gramStart"/>
-      <w:r>
-        <w:rPr>
-          <w:rFonts w:ascii="Times New Roman" w:hAnsi="Times New Roman" w:cs="Times New Roman"/>
-          <w:i/>
-          <w:iCs/>
-          <w:color w:val="000000" w:themeColor="text1"/>
-          <w:sz w:val="24"/>
-          <w:szCs w:val="24"/>
-          <w:lang w:val="en-US" w:eastAsia="pt-BR"/>
-        </w:rPr>
-        <w:t>eslint</w:t>
-      </w:r>
-      <w:proofErr w:type="spellEnd"/>
-      <w:proofErr w:type="gramEnd"/>
-      <w:r>
-        <w:rPr>
-          <w:rFonts w:ascii="Times New Roman" w:hAnsi="Times New Roman" w:cs="Times New Roman"/>
-          <w:i/>
-          <w:iCs/>
-          <w:color w:val="000000" w:themeColor="text1"/>
-          <w:sz w:val="24"/>
-          <w:szCs w:val="24"/>
-          <w:lang w:val="en-US" w:eastAsia="pt-BR"/>
-        </w:rPr>
-        <w:t>-plugin-react-refresh"</w:t>
-      </w:r>
-      <w:r>
-        <w:rPr>
-          <w:rFonts w:ascii="Times New Roman" w:hAnsi="Times New Roman" w:cs="Times New Roman"/>
-          <w:color w:val="000000" w:themeColor="text1"/>
-          <w:sz w:val="24"/>
-          <w:szCs w:val="24"/>
-          <w:lang w:val="en-US" w:eastAsia="pt-BR"/>
-        </w:rPr>
-        <w:t>: "^0.4.24",</w:t>
-      </w:r>
-    </w:p>
-    <w:p>
-      <w:pPr>
-        <w:rPr>
-          <w:rFonts w:ascii="Times New Roman" w:hAnsi="Times New Roman" w:cs="Times New Roman"/>
-          <w:color w:val="000000" w:themeColor="text1"/>
-          <w:sz w:val="24"/>
-          <w:szCs w:val="24"/>
-          <w:lang w:val="en-US" w:eastAsia="pt-BR"/>
-        </w:rPr>
-      </w:pPr>
-      <w:r>
-        <w:rPr>
-          <w:rFonts w:ascii="Times New Roman" w:hAnsi="Times New Roman" w:cs="Times New Roman"/>
-          <w:color w:val="000000" w:themeColor="text1"/>
-          <w:sz w:val="24"/>
-          <w:szCs w:val="24"/>
-          <w:lang w:val="en-US" w:eastAsia="pt-BR"/>
-        </w:rPr>
-        <w:t xml:space="preserve">    </w:t>
-      </w:r>
-      <w:r>
-        <w:rPr>
-          <w:rFonts w:ascii="Times New Roman" w:hAnsi="Times New Roman" w:cs="Times New Roman"/>
-          <w:i/>
-          <w:iCs/>
-          <w:color w:val="000000" w:themeColor="text1"/>
-          <w:sz w:val="24"/>
-          <w:szCs w:val="24"/>
-          <w:lang w:val="en-US" w:eastAsia="pt-BR"/>
-        </w:rPr>
-        <w:t>"</w:t>
-      </w:r>
-      <w:proofErr w:type="spellStart"/>
-      <w:r>
-        <w:rPr>
-          <w:rFonts w:ascii="Times New Roman" w:hAnsi="Times New Roman" w:cs="Times New Roman"/>
-          <w:i/>
-          <w:iCs/>
-          <w:color w:val="000000" w:themeColor="text1"/>
-          <w:sz w:val="24"/>
-          <w:szCs w:val="24"/>
-          <w:lang w:val="en-US" w:eastAsia="pt-BR"/>
-        </w:rPr>
-        <w:t>globals</w:t>
-      </w:r>
-      <w:proofErr w:type="spellEnd"/>
-      <w:r>
-        <w:rPr>
-          <w:rFonts w:ascii="Times New Roman" w:hAnsi="Times New Roman" w:cs="Times New Roman"/>
-          <w:i/>
-          <w:iCs/>
-          <w:color w:val="000000" w:themeColor="text1"/>
-          <w:sz w:val="24"/>
-          <w:szCs w:val="24"/>
-          <w:lang w:val="en-US" w:eastAsia="pt-BR"/>
-        </w:rPr>
-        <w:t>"</w:t>
-      </w:r>
-      <w:r>
-        <w:rPr>
-          <w:rFonts w:ascii="Times New Roman" w:hAnsi="Times New Roman" w:cs="Times New Roman"/>
-          <w:color w:val="000000" w:themeColor="text1"/>
-          <w:sz w:val="24"/>
-          <w:szCs w:val="24"/>
-          <w:lang w:val="en-US" w:eastAsia="pt-BR"/>
-        </w:rPr>
-        <w:t>: "^16.5.0",</w:t>
-      </w:r>
-    </w:p>
-    <w:p>
-      <w:pPr>
-        <w:rPr>
-          <w:rFonts w:ascii="Times New Roman" w:hAnsi="Times New Roman" w:cs="Times New Roman"/>
-          <w:color w:val="000000" w:themeColor="text1"/>
-          <w:sz w:val="24"/>
-          <w:szCs w:val="24"/>
           <w:lang w:eastAsia="pt-BR"/>
         </w:rPr>
-      </w:pPr>
-      <w:r>
-        <w:rPr>
-          <w:rFonts w:ascii="Times New Roman" w:hAnsi="Times New Roman" w:cs="Times New Roman"/>
-          <w:color w:val="000000" w:themeColor="text1"/>
-          <w:sz w:val="24"/>
-          <w:szCs w:val="24"/>
-          <w:lang w:val="en-US" w:eastAsia="pt-BR"/>
-        </w:rPr>
-        <w:t xml:space="preserve">    </w:t>
-      </w:r>
-      <w:r>
-        <w:rPr>
-          <w:rFonts w:ascii="Times New Roman" w:hAnsi="Times New Roman" w:cs="Times New Roman"/>
-          <w:i/>
-          <w:iCs/>
+        <w:t>: "^7.3.1"</w:t>
+      </w:r>
+    </w:p>
+    <w:p>
+      <w:pPr>
+        <w:rPr>
+          <w:rFonts w:ascii="Times New Roman" w:hAnsi="Times New Roman" w:cs="Times New Roman"/>
           <w:color w:val="000000" w:themeColor="text1"/>
           <w:sz w:val="24"/>
           <w:szCs w:val="24"/>
           <w:lang w:eastAsia="pt-BR"/>
         </w:rPr>
-        <w:t>"</w:t>
-      </w:r>
-      <w:proofErr w:type="spellStart"/>
-      <w:r>
-        <w:rPr>
-          <w:rFonts w:ascii="Times New Roman" w:hAnsi="Times New Roman" w:cs="Times New Roman"/>
-          <w:i/>
-          <w:iCs/>
+      </w:pPr>
+      <w:r>
+        <w:rPr>
+          <w:rFonts w:ascii="Times New Roman" w:hAnsi="Times New Roman" w:cs="Times New Roman"/>
           <w:color w:val="000000" w:themeColor="text1"/>
           <w:sz w:val="24"/>
           <w:szCs w:val="24"/>
           <w:lang w:eastAsia="pt-BR"/>
         </w:rPr>
-        <w:t>postcss</w:t>
-      </w:r>
-      <w:proofErr w:type="spellEnd"/>
-      <w:r>
-        <w:rPr>
-          <w:rFonts w:ascii="Times New Roman" w:hAnsi="Times New Roman" w:cs="Times New Roman"/>
-          <w:i/>
-          <w:iCs/>
+        <w:t>  }</w:t>
+      </w:r>
+    </w:p>
+    <w:p>
+      <w:pPr>
+        <w:rPr>
+          <w:rFonts w:ascii="Times New Roman" w:hAnsi="Times New Roman" w:cs="Times New Roman"/>
           <w:color w:val="000000" w:themeColor="text1"/>
           <w:sz w:val="24"/>
           <w:szCs w:val="24"/>
           <w:lang w:eastAsia="pt-BR"/>
         </w:rPr>
-        <w:t>"</w:t>
-      </w:r>
+      </w:pPr>
       <w:r>
         <w:rPr>
           <w:rFonts w:ascii="Times New Roman" w:hAnsi="Times New Roman" w:cs="Times New Roman"/>
@@ -16954,119 +16865,128 @@
           <w:szCs w:val="24"/>
           <w:lang w:eastAsia="pt-BR"/>
         </w:rPr>
-        <w:t>: "^8.5.8",</w:t>
-      </w:r>
-    </w:p>
-    <w:p>
-      <w:pPr>
-        <w:rPr>
-          <w:rFonts w:ascii="Times New Roman" w:hAnsi="Times New Roman" w:cs="Times New Roman"/>
-          <w:color w:val="000000" w:themeColor="text1"/>
-          <w:sz w:val="24"/>
-          <w:szCs w:val="24"/>
-          <w:lang w:eastAsia="pt-BR"/>
-        </w:rPr>
-      </w:pPr>
-      <w:r>
-        <w:rPr>
-          <w:rFonts w:ascii="Times New Roman" w:hAnsi="Times New Roman" w:cs="Times New Roman"/>
-          <w:color w:val="000000" w:themeColor="text1"/>
-          <w:sz w:val="24"/>
-          <w:szCs w:val="24"/>
-          <w:lang w:eastAsia="pt-BR"/>
-        </w:rPr>
-        <w:t xml:space="preserve">    </w:t>
-      </w:r>
-      <w:r>
-        <w:rPr>
-          <w:rFonts w:ascii="Times New Roman" w:hAnsi="Times New Roman" w:cs="Times New Roman"/>
-          <w:i/>
-          <w:iCs/>
-          <w:color w:val="000000" w:themeColor="text1"/>
-          <w:sz w:val="24"/>
-          <w:szCs w:val="24"/>
-          <w:lang w:eastAsia="pt-BR"/>
-        </w:rPr>
-        <w:t>"</w:t>
-      </w:r>
-      <w:proofErr w:type="spellStart"/>
-      <w:r>
-        <w:rPr>
-          <w:rFonts w:ascii="Times New Roman" w:hAnsi="Times New Roman" w:cs="Times New Roman"/>
-          <w:i/>
-          <w:iCs/>
-          <w:color w:val="000000" w:themeColor="text1"/>
-          <w:sz w:val="24"/>
-          <w:szCs w:val="24"/>
-          <w:lang w:eastAsia="pt-BR"/>
-        </w:rPr>
-        <w:t>vite</w:t>
-      </w:r>
-      <w:proofErr w:type="spellEnd"/>
-      <w:r>
-        <w:rPr>
-          <w:rFonts w:ascii="Times New Roman" w:hAnsi="Times New Roman" w:cs="Times New Roman"/>
-          <w:i/>
-          <w:iCs/>
-          <w:color w:val="000000" w:themeColor="text1"/>
-          <w:sz w:val="24"/>
-          <w:szCs w:val="24"/>
-          <w:lang w:eastAsia="pt-BR"/>
-        </w:rPr>
-        <w:t>"</w:t>
-      </w:r>
-      <w:r>
-        <w:rPr>
-          <w:rFonts w:ascii="Times New Roman" w:hAnsi="Times New Roman" w:cs="Times New Roman"/>
-          <w:color w:val="000000" w:themeColor="text1"/>
-          <w:sz w:val="24"/>
-          <w:szCs w:val="24"/>
-          <w:lang w:eastAsia="pt-BR"/>
-        </w:rPr>
-        <w:t>: "^7.3.1"</w:t>
-      </w:r>
-    </w:p>
-    <w:p>
-      <w:pPr>
-        <w:rPr>
-          <w:rFonts w:ascii="Times New Roman" w:hAnsi="Times New Roman" w:cs="Times New Roman"/>
-          <w:color w:val="000000" w:themeColor="text1"/>
-          <w:sz w:val="24"/>
-          <w:szCs w:val="24"/>
-          <w:lang w:eastAsia="pt-BR"/>
-        </w:rPr>
-      </w:pPr>
-      <w:r>
-        <w:rPr>
-          <w:rFonts w:ascii="Times New Roman" w:hAnsi="Times New Roman" w:cs="Times New Roman"/>
-          <w:color w:val="000000" w:themeColor="text1"/>
-          <w:sz w:val="24"/>
-          <w:szCs w:val="24"/>
-          <w:lang w:eastAsia="pt-BR"/>
-        </w:rPr>
-        <w:t>  }</w:t>
-      </w:r>
-    </w:p>
-    <w:p>
-      <w:pPr>
-        <w:rPr>
-          <w:rFonts w:ascii="Times New Roman" w:hAnsi="Times New Roman" w:cs="Times New Roman"/>
-          <w:color w:val="000000" w:themeColor="text1"/>
-          <w:sz w:val="24"/>
-          <w:szCs w:val="24"/>
-          <w:lang w:eastAsia="pt-BR"/>
-        </w:rPr>
-      </w:pPr>
-      <w:r>
-        <w:rPr>
-          <w:rFonts w:ascii="Times New Roman" w:hAnsi="Times New Roman" w:cs="Times New Roman"/>
-          <w:color w:val="000000" w:themeColor="text1"/>
-          <w:sz w:val="24"/>
-          <w:szCs w:val="24"/>
-          <w:lang w:eastAsia="pt-BR"/>
-        </w:rPr>
         <w:t>}</w:t>
       </w:r>
+    </w:p>
+    <w:p>
+      <w:pPr>
+        <w:spacing w:after="0" w:line="360" w:lineRule="auto"/>
+        <w:rPr>
+          <w:rFonts w:ascii="Times New Roman" w:hAnsi="Times New Roman" w:cs="Times New Roman"/>
+          <w:sz w:val="24"/>
+          <w:szCs w:val="24"/>
+        </w:rPr>
+      </w:pPr>
+    </w:p>
+    <w:p>
+      <w:pPr>
+        <w:spacing w:after="0" w:line="360" w:lineRule="auto"/>
+        <w:rPr>
+          <w:rFonts w:ascii="Times New Roman" w:hAnsi="Times New Roman" w:cs="Times New Roman"/>
+          <w:sz w:val="24"/>
+          <w:szCs w:val="24"/>
+        </w:rPr>
+      </w:pPr>
+    </w:p>
+    <w:p>
+      <w:pPr>
+        <w:spacing w:after="0" w:line="360" w:lineRule="auto"/>
+        <w:rPr>
+          <w:rFonts w:ascii="Times New Roman" w:hAnsi="Times New Roman" w:cs="Times New Roman"/>
+          <w:sz w:val="24"/>
+          <w:szCs w:val="24"/>
+        </w:rPr>
+      </w:pPr>
+    </w:p>
+    <w:p>
+      <w:pPr>
+        <w:spacing w:after="0" w:line="360" w:lineRule="auto"/>
+        <w:rPr>
+          <w:rFonts w:ascii="Times New Roman" w:hAnsi="Times New Roman" w:cs="Times New Roman"/>
+          <w:sz w:val="24"/>
+          <w:szCs w:val="24"/>
+        </w:rPr>
+      </w:pPr>
+    </w:p>
+    <w:p>
+      <w:pPr>
+        <w:spacing w:after="0" w:line="360" w:lineRule="auto"/>
+        <w:rPr>
+          <w:rFonts w:ascii="Times New Roman" w:hAnsi="Times New Roman" w:cs="Times New Roman"/>
+          <w:sz w:val="24"/>
+          <w:szCs w:val="24"/>
+        </w:rPr>
+      </w:pPr>
+    </w:p>
+    <w:p>
+      <w:pPr>
+        <w:spacing w:after="0" w:line="360" w:lineRule="auto"/>
+        <w:rPr>
+          <w:rFonts w:ascii="Times New Roman" w:hAnsi="Times New Roman" w:cs="Times New Roman"/>
+          <w:sz w:val="24"/>
+          <w:szCs w:val="24"/>
+        </w:rPr>
+      </w:pPr>
+    </w:p>
+    <w:p>
+      <w:pPr>
+        <w:spacing w:after="0" w:line="360" w:lineRule="auto"/>
+        <w:rPr>
+          <w:rFonts w:ascii="Times New Roman" w:hAnsi="Times New Roman" w:cs="Times New Roman"/>
+          <w:sz w:val="24"/>
+          <w:szCs w:val="24"/>
+        </w:rPr>
+      </w:pPr>
+    </w:p>
+    <w:p>
+      <w:pPr>
+        <w:spacing w:after="0" w:line="360" w:lineRule="auto"/>
+        <w:rPr>
+          <w:rFonts w:ascii="Times New Roman" w:hAnsi="Times New Roman" w:cs="Times New Roman"/>
+          <w:sz w:val="24"/>
+          <w:szCs w:val="24"/>
+        </w:rPr>
+      </w:pPr>
+    </w:p>
+    <w:p>
+      <w:pPr>
+        <w:spacing w:after="0" w:line="360" w:lineRule="auto"/>
+        <w:rPr>
+          <w:rFonts w:ascii="Times New Roman" w:hAnsi="Times New Roman" w:cs="Times New Roman"/>
+          <w:sz w:val="24"/>
+          <w:szCs w:val="24"/>
+        </w:rPr>
+      </w:pPr>
+    </w:p>
+    <w:p>
+      <w:pPr>
+        <w:spacing w:after="0" w:line="360" w:lineRule="auto"/>
+        <w:rPr>
+          <w:rFonts w:ascii="Times New Roman" w:hAnsi="Times New Roman" w:cs="Times New Roman"/>
+          <w:sz w:val="24"/>
+          <w:szCs w:val="24"/>
+        </w:rPr>
+      </w:pPr>
+    </w:p>
+    <w:p>
+      <w:pPr>
+        <w:spacing w:after="0" w:line="360" w:lineRule="auto"/>
+        <w:rPr>
+          <w:rFonts w:ascii="Times New Roman" w:hAnsi="Times New Roman" w:cs="Times New Roman"/>
+          <w:sz w:val="24"/>
+          <w:szCs w:val="24"/>
+        </w:rPr>
+      </w:pPr>
+    </w:p>
+    <w:p>
+      <w:pPr>
+        <w:spacing w:after="0" w:line="360" w:lineRule="auto"/>
+        <w:rPr>
+          <w:rFonts w:ascii="Times New Roman" w:hAnsi="Times New Roman" w:cs="Times New Roman"/>
+          <w:sz w:val="24"/>
+          <w:szCs w:val="24"/>
+        </w:rPr>
+      </w:pPr>
     </w:p>
     <w:p>
       <w:pPr>
@@ -17095,6 +17015,7 @@
           <w:sz w:val="24"/>
           <w:szCs w:val="24"/>
         </w:rPr>
+        <w:lastRenderedPageBreak/>
         <w:t>APÊNDICE C – DIAGRAMA DO BANCO DE DADOS</w:t>
       </w:r>
     </w:p>
@@ -17124,6 +17045,54 @@
     </w:p>
     <w:p>
       <w:pPr>
+        <w:spacing w:after="0" w:line="240" w:lineRule="auto"/>
+        <w:ind w:firstLine="709"/>
+        <w:jc w:val="both"/>
+        <w:rPr>
+          <w:rFonts w:ascii="Times New Roman" w:hAnsi="Times New Roman" w:cs="Times New Roman"/>
+          <w:sz w:val="24"/>
+          <w:szCs w:val="24"/>
+        </w:rPr>
+      </w:pPr>
+    </w:p>
+    <w:p>
+      <w:pPr>
+        <w:spacing w:after="0" w:line="240" w:lineRule="auto"/>
+        <w:ind w:firstLine="709"/>
+        <w:jc w:val="both"/>
+        <w:rPr>
+          <w:rFonts w:ascii="Times New Roman" w:hAnsi="Times New Roman" w:cs="Times New Roman"/>
+          <w:sz w:val="24"/>
+          <w:szCs w:val="24"/>
+        </w:rPr>
+      </w:pPr>
+    </w:p>
+    <w:p>
+      <w:pPr>
+        <w:spacing w:after="0" w:line="240" w:lineRule="auto"/>
+        <w:ind w:firstLine="709"/>
+        <w:jc w:val="both"/>
+        <w:rPr>
+          <w:rFonts w:ascii="Times New Roman" w:hAnsi="Times New Roman" w:cs="Times New Roman"/>
+          <w:sz w:val="24"/>
+          <w:szCs w:val="24"/>
+        </w:rPr>
+      </w:pPr>
+    </w:p>
+    <w:p>
+      <w:pPr>
+        <w:spacing w:after="0" w:line="240" w:lineRule="auto"/>
+        <w:ind w:firstLine="709"/>
+        <w:jc w:val="both"/>
+        <w:rPr>
+          <w:rFonts w:ascii="Times New Roman" w:hAnsi="Times New Roman" w:cs="Times New Roman"/>
+          <w:sz w:val="24"/>
+          <w:szCs w:val="24"/>
+        </w:rPr>
+      </w:pPr>
+    </w:p>
+    <w:p>
+      <w:pPr>
         <w:spacing w:after="0" w:line="360" w:lineRule="auto"/>
         <w:rPr>
           <w:rFonts w:ascii="Times New Roman" w:hAnsi="Times New Roman" w:cs="Times New Roman"/>
@@ -17139,7 +17108,6 @@
           <w:sz w:val="24"/>
           <w:szCs w:val="24"/>
         </w:rPr>
-        <w:lastRenderedPageBreak/>
         <w:drawing>
           <wp:inline distT="0" distB="0" distL="0" distR="0" wp14:anchorId="14D4DA94" wp14:editId="46CF46F7">
             <wp:extent cx="5760085" cy="4513580"/>
@@ -17202,7 +17170,7 @@
 </file>
 
 <file path=word/endnotes.xml><?xml version="1.0" encoding="utf-8"?>
-<w:endnotes xmlns:wpc="http://schemas.microsoft.com/office/word/2010/wordprocessingCanvas" xmlns:cx="http://schemas.microsoft.com/office/drawing/2014/chartex" xmlns:cx1="http://schemas.microsoft.com/office/drawing/2015/9/8/chartex" xmlns:cx2="http://schemas.microsoft.com/office/drawing/2015/10/21/chartex" xmlns:cx3="http://schemas.microsoft.com/office/drawing/2016/5/9/chartex" xmlns:cx4="http://schemas.microsoft.com/office/drawing/2016/5/10/chartex" xmlns:cx5="http://schemas.microsoft.com/office/drawing/2016/5/11/chartex" xmlns:cx6="http://schemas.microsoft.com/office/drawing/2016/5/12/chartex" xmlns:cx7="http://schemas.microsoft.com/office/drawing/2016/5/13/chartex" xmlns:cx8="http://schemas.microsoft.com/office/drawing/2016/5/14/chartex" xmlns:mc="http://schemas.openxmlformats.org/markup-compatibility/2006" xmlns:aink="http://schemas.microsoft.com/office/drawing/2016/ink" xmlns:am3d="http://schemas.microsoft.com/office/drawing/2017/model3d" xmlns:o="urn:schemas-microsoft-com:office:office" xmlns:oel="http://schemas.microsoft.com/office/2019/extlst" xmlns:r="http://schemas.openxmlformats.org/officeDocument/2006/relationships" xmlns:m="http://schemas.openxmlformats.org/officeDocument/2006/math" xmlns:v="urn:schemas-microsoft-com:vml" xmlns:wp14="http://schemas.microsoft.com/office/word/2010/wordprocessingDrawing" xmlns:wp="http://schemas.openxmlformats.org/drawingml/2006/wordprocessingDrawing" xmlns:w10="urn:schemas-microsoft-com:office:word" xmlns:w="http://schemas.openxmlformats.org/wordprocessingml/2006/main" xmlns:w14="http://schemas.microsoft.com/office/word/2010/wordml" xmlns:w15="http://schemas.microsoft.com/office/word/2012/wordml" xmlns:w16cex="http://schemas.microsoft.com/office/word/2018/wordml/cex" xmlns:w16cid="http://schemas.microsoft.com/office/word/2016/wordml/cid" xmlns:w16="http://schemas.microsoft.com/office/word/2018/wordml" xmlns:w16du="http://schemas.microsoft.com/office/word/2023/wordml/word16du" xmlns:w16sdtdh="http://schemas.microsoft.com/office/word/2020/wordml/sdtdatahash" xmlns:w16sdtfl="http://schemas.microsoft.com/office/word/2024/wordml/sdtformatlock" xmlns:w16se="http://schemas.microsoft.com/office/word/2015/wordml/symex" xmlns:wpg="http://schemas.microsoft.com/office/word/2010/wordprocessingGroup" xmlns:wpi="http://schemas.microsoft.com/office/word/2010/wordprocessingInk" xmlns:wne="http://schemas.microsoft.com/office/word/2006/wordml" xmlns:wps="http://schemas.microsoft.com/office/word/2010/wordprocessingShape" mc:Ignorable="w14 w15 w16se w16cid w16 w16cex w16sdtdh w16sdtfl w16du wp14">
+<w:endnotes xmlns:wpc="http://schemas.microsoft.com/office/word/2010/wordprocessingCanvas" xmlns:cx="http://schemas.microsoft.com/office/drawing/2014/chartex" xmlns:cx1="http://schemas.microsoft.com/office/drawing/2015/9/8/chartex" xmlns:cx2="http://schemas.microsoft.com/office/drawing/2015/10/21/chartex" xmlns:cx3="http://schemas.microsoft.com/office/drawing/2016/5/9/chartex" xmlns:cx4="http://schemas.microsoft.com/office/drawing/2016/5/10/chartex" xmlns:cx5="http://schemas.microsoft.com/office/drawing/2016/5/11/chartex" xmlns:cx6="http://schemas.microsoft.com/office/drawing/2016/5/12/chartex" xmlns:cx7="http://schemas.microsoft.com/office/drawing/2016/5/13/chartex" xmlns:cx8="http://schemas.microsoft.com/office/drawing/2016/5/14/chartex" xmlns:mc="http://schemas.openxmlformats.org/markup-compatibility/2006" xmlns:aink="http://schemas.microsoft.com/office/drawing/2016/ink" xmlns:am3d="http://schemas.microsoft.com/office/drawing/2017/model3d" xmlns:o="urn:schemas-microsoft-com:office:office" xmlns:r="http://schemas.openxmlformats.org/officeDocument/2006/relationships" xmlns:m="http://schemas.openxmlformats.org/officeDocument/2006/math" xmlns:v="urn:schemas-microsoft-com:vml" xmlns:wp14="http://schemas.microsoft.com/office/word/2010/wordprocessingDrawing" xmlns:wp="http://schemas.openxmlformats.org/drawingml/2006/wordprocessingDrawing" xmlns:w10="urn:schemas-microsoft-com:office:word" xmlns:w="http://schemas.openxmlformats.org/wordprocessingml/2006/main" xmlns:w14="http://schemas.microsoft.com/office/word/2010/wordml" xmlns:w15="http://schemas.microsoft.com/office/word/2012/wordml" xmlns:w16cid="http://schemas.microsoft.com/office/word/2016/wordml/cid" xmlns:w16se="http://schemas.microsoft.com/office/word/2015/wordml/symex" xmlns:wpg="http://schemas.microsoft.com/office/word/2010/wordprocessingGroup" xmlns:wpi="http://schemas.microsoft.com/office/word/2010/wordprocessingInk" xmlns:wne="http://schemas.microsoft.com/office/word/2006/wordml" xmlns:wps="http://schemas.microsoft.com/office/word/2010/wordprocessingShape" mc:Ignorable="w14 w15 w16se w16cid wp14">
   <w:endnote w:type="separator" w:id="-1">
     <w:p>
       <w:pPr>
@@ -17227,7 +17195,7 @@
 </file>
 
 <file path=word/footer1.xml><?xml version="1.0" encoding="utf-8"?>
-<w:ftr xmlns:wpc="http://schemas.microsoft.com/office/word/2010/wordprocessingCanvas" xmlns:cx="http://schemas.microsoft.com/office/drawing/2014/chartex" xmlns:cx1="http://schemas.microsoft.com/office/drawing/2015/9/8/chartex" xmlns:cx2="http://schemas.microsoft.com/office/drawing/2015/10/21/chartex" xmlns:cx3="http://schemas.microsoft.com/office/drawing/2016/5/9/chartex" xmlns:cx4="http://schemas.microsoft.com/office/drawing/2016/5/10/chartex" xmlns:cx5="http://schemas.microsoft.com/office/drawing/2016/5/11/chartex" xmlns:cx6="http://schemas.microsoft.com/office/drawing/2016/5/12/chartex" xmlns:cx7="http://schemas.microsoft.com/office/drawing/2016/5/13/chartex" xmlns:cx8="http://schemas.microsoft.com/office/drawing/2016/5/14/chartex" xmlns:mc="http://schemas.openxmlformats.org/markup-compatibility/2006" xmlns:aink="http://schemas.microsoft.com/office/drawing/2016/ink" xmlns:am3d="http://schemas.microsoft.com/office/drawing/2017/model3d" xmlns:o="urn:schemas-microsoft-com:office:office" xmlns:oel="http://schemas.microsoft.com/office/2019/extlst" xmlns:r="http://schemas.openxmlformats.org/officeDocument/2006/relationships" xmlns:m="http://schemas.openxmlformats.org/officeDocument/2006/math" xmlns:v="urn:schemas-microsoft-com:vml" xmlns:wp14="http://schemas.microsoft.com/office/word/2010/wordprocessingDrawing" xmlns:wp="http://schemas.openxmlformats.org/drawingml/2006/wordprocessingDrawing" xmlns:w10="urn:schemas-microsoft-com:office:word" xmlns:w="http://schemas.openxmlformats.org/wordprocessingml/2006/main" xmlns:w14="http://schemas.microsoft.com/office/word/2010/wordml" xmlns:w15="http://schemas.microsoft.com/office/word/2012/wordml" xmlns:w16cex="http://schemas.microsoft.com/office/word/2018/wordml/cex" xmlns:w16cid="http://schemas.microsoft.com/office/word/2016/wordml/cid" xmlns:w16="http://schemas.microsoft.com/office/word/2018/wordml" xmlns:w16du="http://schemas.microsoft.com/office/word/2023/wordml/word16du" xmlns:w16sdtdh="http://schemas.microsoft.com/office/word/2020/wordml/sdtdatahash" xmlns:w16sdtfl="http://schemas.microsoft.com/office/word/2024/wordml/sdtformatlock" xmlns:w16se="http://schemas.microsoft.com/office/word/2015/wordml/symex" xmlns:wpg="http://schemas.microsoft.com/office/word/2010/wordprocessingGroup" xmlns:wpi="http://schemas.microsoft.com/office/word/2010/wordprocessingInk" xmlns:wne="http://schemas.microsoft.com/office/word/2006/wordml" xmlns:wps="http://schemas.microsoft.com/office/word/2010/wordprocessingShape" mc:Ignorable="w14 w15 w16se w16cid w16 w16cex w16sdtdh w16sdtfl w16du wp14">
+<w:ftr xmlns:wpc="http://schemas.microsoft.com/office/word/2010/wordprocessingCanvas" xmlns:cx="http://schemas.microsoft.com/office/drawing/2014/chartex" xmlns:cx1="http://schemas.microsoft.com/office/drawing/2015/9/8/chartex" xmlns:cx2="http://schemas.microsoft.com/office/drawing/2015/10/21/chartex" xmlns:cx3="http://schemas.microsoft.com/office/drawing/2016/5/9/chartex" xmlns:cx4="http://schemas.microsoft.com/office/drawing/2016/5/10/chartex" xmlns:cx5="http://schemas.microsoft.com/office/drawing/2016/5/11/chartex" xmlns:cx6="http://schemas.microsoft.com/office/drawing/2016/5/12/chartex" xmlns:cx7="http://schemas.microsoft.com/office/drawing/2016/5/13/chartex" xmlns:cx8="http://schemas.microsoft.com/office/drawing/2016/5/14/chartex" xmlns:mc="http://schemas.openxmlformats.org/markup-compatibility/2006" xmlns:aink="http://schemas.microsoft.com/office/drawing/2016/ink" xmlns:am3d="http://schemas.microsoft.com/office/drawing/2017/model3d" xmlns:o="urn:schemas-microsoft-com:office:office" xmlns:r="http://schemas.openxmlformats.org/officeDocument/2006/relationships" xmlns:m="http://schemas.openxmlformats.org/officeDocument/2006/math" xmlns:v="urn:schemas-microsoft-com:vml" xmlns:wp14="http://schemas.microsoft.com/office/word/2010/wordprocessingDrawing" xmlns:wp="http://schemas.openxmlformats.org/drawingml/2006/wordprocessingDrawing" xmlns:w10="urn:schemas-microsoft-com:office:word" xmlns:w="http://schemas.openxmlformats.org/wordprocessingml/2006/main" xmlns:w14="http://schemas.microsoft.com/office/word/2010/wordml" xmlns:w15="http://schemas.microsoft.com/office/word/2012/wordml" xmlns:w16cid="http://schemas.microsoft.com/office/word/2016/wordml/cid" xmlns:w16se="http://schemas.microsoft.com/office/word/2015/wordml/symex" xmlns:wpg="http://schemas.microsoft.com/office/word/2010/wordprocessingGroup" xmlns:wpi="http://schemas.microsoft.com/office/word/2010/wordprocessingInk" xmlns:wne="http://schemas.microsoft.com/office/word/2006/wordml" xmlns:wps="http://schemas.microsoft.com/office/word/2010/wordprocessingShape" mc:Ignorable="w14 w15 w16se w16cid wp14">
   <w:tbl>
     <w:tblPr>
       <w:tblW w:w="0" w:type="auto"/>
@@ -17288,7 +17256,7 @@
 </file>
 
 <file path=word/footer2.xml><?xml version="1.0" encoding="utf-8"?>
-<w:ftr xmlns:wpc="http://schemas.microsoft.com/office/word/2010/wordprocessingCanvas" xmlns:cx="http://schemas.microsoft.com/office/drawing/2014/chartex" xmlns:cx1="http://schemas.microsoft.com/office/drawing/2015/9/8/chartex" xmlns:cx2="http://schemas.microsoft.com/office/drawing/2015/10/21/chartex" xmlns:cx3="http://schemas.microsoft.com/office/drawing/2016/5/9/chartex" xmlns:cx4="http://schemas.microsoft.com/office/drawing/2016/5/10/chartex" xmlns:cx5="http://schemas.microsoft.com/office/drawing/2016/5/11/chartex" xmlns:cx6="http://schemas.microsoft.com/office/drawing/2016/5/12/chartex" xmlns:cx7="http://schemas.microsoft.com/office/drawing/2016/5/13/chartex" xmlns:cx8="http://schemas.microsoft.com/office/drawing/2016/5/14/chartex" xmlns:mc="http://schemas.openxmlformats.org/markup-compatibility/2006" xmlns:aink="http://schemas.microsoft.com/office/drawing/2016/ink" xmlns:am3d="http://schemas.microsoft.com/office/drawing/2017/model3d" xmlns:o="urn:schemas-microsoft-com:office:office" xmlns:oel="http://schemas.microsoft.com/office/2019/extlst" xmlns:r="http://schemas.openxmlformats.org/officeDocument/2006/relationships" xmlns:m="http://schemas.openxmlformats.org/officeDocument/2006/math" xmlns:v="urn:schemas-microsoft-com:vml" xmlns:wp14="http://schemas.microsoft.com/office/word/2010/wordprocessingDrawing" xmlns:wp="http://schemas.openxmlformats.org/drawingml/2006/wordprocessingDrawing" xmlns:w10="urn:schemas-microsoft-com:office:word" xmlns:w="http://schemas.openxmlformats.org/wordprocessingml/2006/main" xmlns:w14="http://schemas.microsoft.com/office/word/2010/wordml" xmlns:w15="http://schemas.microsoft.com/office/word/2012/wordml" xmlns:w16cex="http://schemas.microsoft.com/office/word/2018/wordml/cex" xmlns:w16cid="http://schemas.microsoft.com/office/word/2016/wordml/cid" xmlns:w16="http://schemas.microsoft.com/office/word/2018/wordml" xmlns:w16du="http://schemas.microsoft.com/office/word/2023/wordml/word16du" xmlns:w16sdtdh="http://schemas.microsoft.com/office/word/2020/wordml/sdtdatahash" xmlns:w16sdtfl="http://schemas.microsoft.com/office/word/2024/wordml/sdtformatlock" xmlns:w16se="http://schemas.microsoft.com/office/word/2015/wordml/symex" xmlns:wpg="http://schemas.microsoft.com/office/word/2010/wordprocessingGroup" xmlns:wpi="http://schemas.microsoft.com/office/word/2010/wordprocessingInk" xmlns:wne="http://schemas.microsoft.com/office/word/2006/wordml" xmlns:wps="http://schemas.microsoft.com/office/word/2010/wordprocessingShape" mc:Ignorable="w14 w15 w16se w16cid w16 w16cex w16sdtdh w16sdtfl w16du wp14">
+<w:ftr xmlns:wpc="http://schemas.microsoft.com/office/word/2010/wordprocessingCanvas" xmlns:cx="http://schemas.microsoft.com/office/drawing/2014/chartex" xmlns:cx1="http://schemas.microsoft.com/office/drawing/2015/9/8/chartex" xmlns:cx2="http://schemas.microsoft.com/office/drawing/2015/10/21/chartex" xmlns:cx3="http://schemas.microsoft.com/office/drawing/2016/5/9/chartex" xmlns:cx4="http://schemas.microsoft.com/office/drawing/2016/5/10/chartex" xmlns:cx5="http://schemas.microsoft.com/office/drawing/2016/5/11/chartex" xmlns:cx6="http://schemas.microsoft.com/office/drawing/2016/5/12/chartex" xmlns:cx7="http://schemas.microsoft.com/office/drawing/2016/5/13/chartex" xmlns:cx8="http://schemas.microsoft.com/office/drawing/2016/5/14/chartex" xmlns:mc="http://schemas.openxmlformats.org/markup-compatibility/2006" xmlns:aink="http://schemas.microsoft.com/office/drawing/2016/ink" xmlns:am3d="http://schemas.microsoft.com/office/drawing/2017/model3d" xmlns:o="urn:schemas-microsoft-com:office:office" xmlns:r="http://schemas.openxmlformats.org/officeDocument/2006/relationships" xmlns:m="http://schemas.openxmlformats.org/officeDocument/2006/math" xmlns:v="urn:schemas-microsoft-com:vml" xmlns:wp14="http://schemas.microsoft.com/office/word/2010/wordprocessingDrawing" xmlns:wp="http://schemas.openxmlformats.org/drawingml/2006/wordprocessingDrawing" xmlns:w10="urn:schemas-microsoft-com:office:word" xmlns:w="http://schemas.openxmlformats.org/wordprocessingml/2006/main" xmlns:w14="http://schemas.microsoft.com/office/word/2010/wordml" xmlns:w15="http://schemas.microsoft.com/office/word/2012/wordml" xmlns:w16cid="http://schemas.microsoft.com/office/word/2016/wordml/cid" xmlns:w16se="http://schemas.microsoft.com/office/word/2015/wordml/symex" xmlns:wpg="http://schemas.microsoft.com/office/word/2010/wordprocessingGroup" xmlns:wpi="http://schemas.microsoft.com/office/word/2010/wordprocessingInk" xmlns:wne="http://schemas.microsoft.com/office/word/2006/wordml" xmlns:wps="http://schemas.microsoft.com/office/word/2010/wordprocessingShape" mc:Ignorable="w14 w15 w16se w16cid wp14">
   <w:tbl>
     <w:tblPr>
       <w:tblW w:w="0" w:type="auto"/>
@@ -17349,7 +17317,7 @@
 </file>
 
 <file path=word/footnotes.xml><?xml version="1.0" encoding="utf-8"?>
-<w:footnotes xmlns:wpc="http://schemas.microsoft.com/office/word/2010/wordprocessingCanvas" xmlns:cx="http://schemas.microsoft.com/office/drawing/2014/chartex" xmlns:cx1="http://schemas.microsoft.com/office/drawing/2015/9/8/chartex" xmlns:cx2="http://schemas.microsoft.com/office/drawing/2015/10/21/chartex" xmlns:cx3="http://schemas.microsoft.com/office/drawing/2016/5/9/chartex" xmlns:cx4="http://schemas.microsoft.com/office/drawing/2016/5/10/chartex" xmlns:cx5="http://schemas.microsoft.com/office/drawing/2016/5/11/chartex" xmlns:cx6="http://schemas.microsoft.com/office/drawing/2016/5/12/chartex" xmlns:cx7="http://schemas.microsoft.com/office/drawing/2016/5/13/chartex" xmlns:cx8="http://schemas.microsoft.com/office/drawing/2016/5/14/chartex" xmlns:mc="http://schemas.openxmlformats.org/markup-compatibility/2006" xmlns:aink="http://schemas.microsoft.com/office/drawing/2016/ink" xmlns:am3d="http://schemas.microsoft.com/office/drawing/2017/model3d" xmlns:o="urn:schemas-microsoft-com:office:office" xmlns:oel="http://schemas.microsoft.com/office/2019/extlst" xmlns:r="http://schemas.openxmlformats.org/officeDocument/2006/relationships" xmlns:m="http://schemas.openxmlformats.org/officeDocument/2006/math" xmlns:v="urn:schemas-microsoft-com:vml" xmlns:wp14="http://schemas.microsoft.com/office/word/2010/wordprocessingDrawing" xmlns:wp="http://schemas.openxmlformats.org/drawingml/2006/wordprocessingDrawing" xmlns:w10="urn:schemas-microsoft-com:office:word" xmlns:w="http://schemas.openxmlformats.org/wordprocessingml/2006/main" xmlns:w14="http://schemas.microsoft.com/office/word/2010/wordml" xmlns:w15="http://schemas.microsoft.com/office/word/2012/wordml" xmlns:w16cex="http://schemas.microsoft.com/office/word/2018/wordml/cex" xmlns:w16cid="http://schemas.microsoft.com/office/word/2016/wordml/cid" xmlns:w16="http://schemas.microsoft.com/office/word/2018/wordml" xmlns:w16du="http://schemas.microsoft.com/office/word/2023/wordml/word16du" xmlns:w16sdtdh="http://schemas.microsoft.com/office/word/2020/wordml/sdtdatahash" xmlns:w16sdtfl="http://schemas.microsoft.com/office/word/2024/wordml/sdtformatlock" xmlns:w16se="http://schemas.microsoft.com/office/word/2015/wordml/symex" xmlns:wpg="http://schemas.microsoft.com/office/word/2010/wordprocessingGroup" xmlns:wpi="http://schemas.microsoft.com/office/word/2010/wordprocessingInk" xmlns:wne="http://schemas.microsoft.com/office/word/2006/wordml" xmlns:wps="http://schemas.microsoft.com/office/word/2010/wordprocessingShape" mc:Ignorable="w14 w15 w16se w16cid w16 w16cex w16sdtdh w16sdtfl w16du wp14">
+<w:footnotes xmlns:wpc="http://schemas.microsoft.com/office/word/2010/wordprocessingCanvas" xmlns:cx="http://schemas.microsoft.com/office/drawing/2014/chartex" xmlns:cx1="http://schemas.microsoft.com/office/drawing/2015/9/8/chartex" xmlns:cx2="http://schemas.microsoft.com/office/drawing/2015/10/21/chartex" xmlns:cx3="http://schemas.microsoft.com/office/drawing/2016/5/9/chartex" xmlns:cx4="http://schemas.microsoft.com/office/drawing/2016/5/10/chartex" xmlns:cx5="http://schemas.microsoft.com/office/drawing/2016/5/11/chartex" xmlns:cx6="http://schemas.microsoft.com/office/drawing/2016/5/12/chartex" xmlns:cx7="http://schemas.microsoft.com/office/drawing/2016/5/13/chartex" xmlns:cx8="http://schemas.microsoft.com/office/drawing/2016/5/14/chartex" xmlns:mc="http://schemas.openxmlformats.org/markup-compatibility/2006" xmlns:aink="http://schemas.microsoft.com/office/drawing/2016/ink" xmlns:am3d="http://schemas.microsoft.com/office/drawing/2017/model3d" xmlns:o="urn:schemas-microsoft-com:office:office" xmlns:r="http://schemas.openxmlformats.org/officeDocument/2006/relationships" xmlns:m="http://schemas.openxmlformats.org/officeDocument/2006/math" xmlns:v="urn:schemas-microsoft-com:vml" xmlns:wp14="http://schemas.microsoft.com/office/word/2010/wordprocessingDrawing" xmlns:wp="http://schemas.openxmlformats.org/drawingml/2006/wordprocessingDrawing" xmlns:w10="urn:schemas-microsoft-com:office:word" xmlns:w="http://schemas.openxmlformats.org/wordprocessingml/2006/main" xmlns:w14="http://schemas.microsoft.com/office/word/2010/wordml" xmlns:w15="http://schemas.microsoft.com/office/word/2012/wordml" xmlns:w16cid="http://schemas.microsoft.com/office/word/2016/wordml/cid" xmlns:w16se="http://schemas.microsoft.com/office/word/2015/wordml/symex" xmlns:wpg="http://schemas.microsoft.com/office/word/2010/wordprocessingGroup" xmlns:wpi="http://schemas.microsoft.com/office/word/2010/wordprocessingInk" xmlns:wne="http://schemas.microsoft.com/office/word/2006/wordml" xmlns:wps="http://schemas.microsoft.com/office/word/2010/wordprocessingShape" mc:Ignorable="w14 w15 w16se w16cid wp14">
   <w:footnote w:type="separator" w:id="-1">
     <w:p>
       <w:pPr>
@@ -17374,7 +17342,7 @@
 </file>
 
 <file path=word/header1.xml><?xml version="1.0" encoding="utf-8"?>
-<w:hdr xmlns:wpc="http://schemas.microsoft.com/office/word/2010/wordprocessingCanvas" xmlns:cx="http://schemas.microsoft.com/office/drawing/2014/chartex" xmlns:cx1="http://schemas.microsoft.com/office/drawing/2015/9/8/chartex" xmlns:cx2="http://schemas.microsoft.com/office/drawing/2015/10/21/chartex" xmlns:cx3="http://schemas.microsoft.com/office/drawing/2016/5/9/chartex" xmlns:cx4="http://schemas.microsoft.com/office/drawing/2016/5/10/chartex" xmlns:cx5="http://schemas.microsoft.com/office/drawing/2016/5/11/chartex" xmlns:cx6="http://schemas.microsoft.com/office/drawing/2016/5/12/chartex" xmlns:cx7="http://schemas.microsoft.com/office/drawing/2016/5/13/chartex" xmlns:cx8="http://schemas.microsoft.com/office/drawing/2016/5/14/chartex" xmlns:mc="http://schemas.openxmlformats.org/markup-compatibility/2006" xmlns:aink="http://schemas.microsoft.com/office/drawing/2016/ink" xmlns:am3d="http://schemas.microsoft.com/office/drawing/2017/model3d" xmlns:o="urn:schemas-microsoft-com:office:office" xmlns:oel="http://schemas.microsoft.com/office/2019/extlst" xmlns:r="http://schemas.openxmlformats.org/officeDocument/2006/relationships" xmlns:m="http://schemas.openxmlformats.org/officeDocument/2006/math" xmlns:v="urn:schemas-microsoft-com:vml" xmlns:wp14="http://schemas.microsoft.com/office/word/2010/wordprocessingDrawing" xmlns:wp="http://schemas.openxmlformats.org/drawingml/2006/wordprocessingDrawing" xmlns:w10="urn:schemas-microsoft-com:office:word" xmlns:w="http://schemas.openxmlformats.org/wordprocessingml/2006/main" xmlns:w14="http://schemas.microsoft.com/office/word/2010/wordml" xmlns:w15="http://schemas.microsoft.com/office/word/2012/wordml" xmlns:w16cex="http://schemas.microsoft.com/office/word/2018/wordml/cex" xmlns:w16cid="http://schemas.microsoft.com/office/word/2016/wordml/cid" xmlns:w16="http://schemas.microsoft.com/office/word/2018/wordml" xmlns:w16du="http://schemas.microsoft.com/office/word/2023/wordml/word16du" xmlns:w16sdtdh="http://schemas.microsoft.com/office/word/2020/wordml/sdtdatahash" xmlns:w16sdtfl="http://schemas.microsoft.com/office/word/2024/wordml/sdtformatlock" xmlns:w16se="http://schemas.microsoft.com/office/word/2015/wordml/symex" xmlns:wpg="http://schemas.microsoft.com/office/word/2010/wordprocessingGroup" xmlns:wpi="http://schemas.microsoft.com/office/word/2010/wordprocessingInk" xmlns:wne="http://schemas.microsoft.com/office/word/2006/wordml" xmlns:wps="http://schemas.microsoft.com/office/word/2010/wordprocessingShape" mc:Ignorable="w14 w15 w16se w16cid w16 w16cex w16sdtdh w16sdtfl w16du wp14">
+<w:hdr xmlns:wpc="http://schemas.microsoft.com/office/word/2010/wordprocessingCanvas" xmlns:cx="http://schemas.microsoft.com/office/drawing/2014/chartex" xmlns:cx1="http://schemas.microsoft.com/office/drawing/2015/9/8/chartex" xmlns:cx2="http://schemas.microsoft.com/office/drawing/2015/10/21/chartex" xmlns:cx3="http://schemas.microsoft.com/office/drawing/2016/5/9/chartex" xmlns:cx4="http://schemas.microsoft.com/office/drawing/2016/5/10/chartex" xmlns:cx5="http://schemas.microsoft.com/office/drawing/2016/5/11/chartex" xmlns:cx6="http://schemas.microsoft.com/office/drawing/2016/5/12/chartex" xmlns:cx7="http://schemas.microsoft.com/office/drawing/2016/5/13/chartex" xmlns:cx8="http://schemas.microsoft.com/office/drawing/2016/5/14/chartex" xmlns:mc="http://schemas.openxmlformats.org/markup-compatibility/2006" xmlns:aink="http://schemas.microsoft.com/office/drawing/2016/ink" xmlns:am3d="http://schemas.microsoft.com/office/drawing/2017/model3d" xmlns:o="urn:schemas-microsoft-com:office:office" xmlns:r="http://schemas.openxmlformats.org/officeDocument/2006/relationships" xmlns:m="http://schemas.openxmlformats.org/officeDocument/2006/math" xmlns:v="urn:schemas-microsoft-com:vml" xmlns:wp14="http://schemas.microsoft.com/office/word/2010/wordprocessingDrawing" xmlns:wp="http://schemas.openxmlformats.org/drawingml/2006/wordprocessingDrawing" xmlns:w10="urn:schemas-microsoft-com:office:word" xmlns:w="http://schemas.openxmlformats.org/wordprocessingml/2006/main" xmlns:w14="http://schemas.microsoft.com/office/word/2010/wordml" xmlns:w15="http://schemas.microsoft.com/office/word/2012/wordml" xmlns:w16cid="http://schemas.microsoft.com/office/word/2016/wordml/cid" xmlns:w16se="http://schemas.microsoft.com/office/word/2015/wordml/symex" xmlns:wpg="http://schemas.microsoft.com/office/word/2010/wordprocessingGroup" xmlns:wpi="http://schemas.microsoft.com/office/word/2010/wordprocessingInk" xmlns:wne="http://schemas.microsoft.com/office/word/2006/wordml" xmlns:wps="http://schemas.microsoft.com/office/word/2010/wordprocessingShape" mc:Ignorable="w14 w15 w16se w16cid wp14">
   <w:p>
     <w:pPr>
       <w:pStyle w:val="Cabealho"/>
@@ -17385,7 +17353,7 @@
 </file>
 
 <file path=word/header2.xml><?xml version="1.0" encoding="utf-8"?>
-<w:hdr xmlns:wpc="http://schemas.microsoft.com/office/word/2010/wordprocessingCanvas" xmlns:cx="http://schemas.microsoft.com/office/drawing/2014/chartex" xmlns:cx1="http://schemas.microsoft.com/office/drawing/2015/9/8/chartex" xmlns:cx2="http://schemas.microsoft.com/office/drawing/2015/10/21/chartex" xmlns:cx3="http://schemas.microsoft.com/office/drawing/2016/5/9/chartex" xmlns:cx4="http://schemas.microsoft.com/office/drawing/2016/5/10/chartex" xmlns:cx5="http://schemas.microsoft.com/office/drawing/2016/5/11/chartex" xmlns:cx6="http://schemas.microsoft.com/office/drawing/2016/5/12/chartex" xmlns:cx7="http://schemas.microsoft.com/office/drawing/2016/5/13/chartex" xmlns:cx8="http://schemas.microsoft.com/office/drawing/2016/5/14/chartex" xmlns:mc="http://schemas.openxmlformats.org/markup-compatibility/2006" xmlns:aink="http://schemas.microsoft.com/office/drawing/2016/ink" xmlns:am3d="http://schemas.microsoft.com/office/drawing/2017/model3d" xmlns:o="urn:schemas-microsoft-com:office:office" xmlns:oel="http://schemas.microsoft.com/office/2019/extlst" xmlns:r="http://schemas.openxmlformats.org/officeDocument/2006/relationships" xmlns:m="http://schemas.openxmlformats.org/officeDocument/2006/math" xmlns:v="urn:schemas-microsoft-com:vml" xmlns:wp14="http://schemas.microsoft.com/office/word/2010/wordprocessingDrawing" xmlns:wp="http://schemas.openxmlformats.org/drawingml/2006/wordprocessingDrawing" xmlns:w10="urn:schemas-microsoft-com:office:word" xmlns:w="http://schemas.openxmlformats.org/wordprocessingml/2006/main" xmlns:w14="http://schemas.microsoft.com/office/word/2010/wordml" xmlns:w15="http://schemas.microsoft.com/office/word/2012/wordml" xmlns:w16cex="http://schemas.microsoft.com/office/word/2018/wordml/cex" xmlns:w16cid="http://schemas.microsoft.com/office/word/2016/wordml/cid" xmlns:w16="http://schemas.microsoft.com/office/word/2018/wordml" xmlns:w16du="http://schemas.microsoft.com/office/word/2023/wordml/word16du" xmlns:w16sdtdh="http://schemas.microsoft.com/office/word/2020/wordml/sdtdatahash" xmlns:w16sdtfl="http://schemas.microsoft.com/office/word/2024/wordml/sdtformatlock" xmlns:w16se="http://schemas.microsoft.com/office/word/2015/wordml/symex" xmlns:wpg="http://schemas.microsoft.com/office/word/2010/wordprocessingGroup" xmlns:wpi="http://schemas.microsoft.com/office/word/2010/wordprocessingInk" xmlns:wne="http://schemas.microsoft.com/office/word/2006/wordml" xmlns:wps="http://schemas.microsoft.com/office/word/2010/wordprocessingShape" mc:Ignorable="w14 w15 w16se w16cid w16 w16cex w16sdtdh w16sdtfl w16du wp14">
+<w:hdr xmlns:wpc="http://schemas.microsoft.com/office/word/2010/wordprocessingCanvas" xmlns:cx="http://schemas.microsoft.com/office/drawing/2014/chartex" xmlns:cx1="http://schemas.microsoft.com/office/drawing/2015/9/8/chartex" xmlns:cx2="http://schemas.microsoft.com/office/drawing/2015/10/21/chartex" xmlns:cx3="http://schemas.microsoft.com/office/drawing/2016/5/9/chartex" xmlns:cx4="http://schemas.microsoft.com/office/drawing/2016/5/10/chartex" xmlns:cx5="http://schemas.microsoft.com/office/drawing/2016/5/11/chartex" xmlns:cx6="http://schemas.microsoft.com/office/drawing/2016/5/12/chartex" xmlns:cx7="http://schemas.microsoft.com/office/drawing/2016/5/13/chartex" xmlns:cx8="http://schemas.microsoft.com/office/drawing/2016/5/14/chartex" xmlns:mc="http://schemas.openxmlformats.org/markup-compatibility/2006" xmlns:aink="http://schemas.microsoft.com/office/drawing/2016/ink" xmlns:am3d="http://schemas.microsoft.com/office/drawing/2017/model3d" xmlns:o="urn:schemas-microsoft-com:office:office" xmlns:r="http://schemas.openxmlformats.org/officeDocument/2006/relationships" xmlns:m="http://schemas.openxmlformats.org/officeDocument/2006/math" xmlns:v="urn:schemas-microsoft-com:vml" xmlns:wp14="http://schemas.microsoft.com/office/word/2010/wordprocessingDrawing" xmlns:wp="http://schemas.openxmlformats.org/drawingml/2006/wordprocessingDrawing" xmlns:w10="urn:schemas-microsoft-com:office:word" xmlns:w="http://schemas.openxmlformats.org/wordprocessingml/2006/main" xmlns:w14="http://schemas.microsoft.com/office/word/2010/wordml" xmlns:w15="http://schemas.microsoft.com/office/word/2012/wordml" xmlns:w16cid="http://schemas.microsoft.com/office/word/2016/wordml/cid" xmlns:w16se="http://schemas.microsoft.com/office/word/2015/wordml/symex" xmlns:wpg="http://schemas.microsoft.com/office/word/2010/wordprocessingGroup" xmlns:wpi="http://schemas.microsoft.com/office/word/2010/wordprocessingInk" xmlns:wne="http://schemas.microsoft.com/office/word/2006/wordml" xmlns:wps="http://schemas.microsoft.com/office/word/2010/wordprocessingShape" mc:Ignorable="w14 w15 w16se w16cid wp14">
   <w:tbl>
     <w:tblPr>
       <w:tblW w:w="0" w:type="auto"/>
@@ -17504,7 +17472,7 @@
 </file>
 
 <file path=word/header3.xml><?xml version="1.0" encoding="utf-8"?>
-<w:hdr xmlns:wpc="http://schemas.microsoft.com/office/word/2010/wordprocessingCanvas" xmlns:cx="http://schemas.microsoft.com/office/drawing/2014/chartex" xmlns:cx1="http://schemas.microsoft.com/office/drawing/2015/9/8/chartex" xmlns:cx2="http://schemas.microsoft.com/office/drawing/2015/10/21/chartex" xmlns:cx3="http://schemas.microsoft.com/office/drawing/2016/5/9/chartex" xmlns:cx4="http://schemas.microsoft.com/office/drawing/2016/5/10/chartex" xmlns:cx5="http://schemas.microsoft.com/office/drawing/2016/5/11/chartex" xmlns:cx6="http://schemas.microsoft.com/office/drawing/2016/5/12/chartex" xmlns:cx7="http://schemas.microsoft.com/office/drawing/2016/5/13/chartex" xmlns:cx8="http://schemas.microsoft.com/office/drawing/2016/5/14/chartex" xmlns:mc="http://schemas.openxmlformats.org/markup-compatibility/2006" xmlns:aink="http://schemas.microsoft.com/office/drawing/2016/ink" xmlns:am3d="http://schemas.microsoft.com/office/drawing/2017/model3d" xmlns:o="urn:schemas-microsoft-com:office:office" xmlns:oel="http://schemas.microsoft.com/office/2019/extlst" xmlns:r="http://schemas.openxmlformats.org/officeDocument/2006/relationships" xmlns:m="http://schemas.openxmlformats.org/officeDocument/2006/math" xmlns:v="urn:schemas-microsoft-com:vml" xmlns:wp14="http://schemas.microsoft.com/office/word/2010/wordprocessingDrawing" xmlns:wp="http://schemas.openxmlformats.org/drawingml/2006/wordprocessingDrawing" xmlns:w10="urn:schemas-microsoft-com:office:word" xmlns:w="http://schemas.openxmlformats.org/wordprocessingml/2006/main" xmlns:w14="http://schemas.microsoft.com/office/word/2010/wordml" xmlns:w15="http://schemas.microsoft.com/office/word/2012/wordml" xmlns:w16cex="http://schemas.microsoft.com/office/word/2018/wordml/cex" xmlns:w16cid="http://schemas.microsoft.com/office/word/2016/wordml/cid" xmlns:w16="http://schemas.microsoft.com/office/word/2018/wordml" xmlns:w16du="http://schemas.microsoft.com/office/word/2023/wordml/word16du" xmlns:w16sdtdh="http://schemas.microsoft.com/office/word/2020/wordml/sdtdatahash" xmlns:w16sdtfl="http://schemas.microsoft.com/office/word/2024/wordml/sdtformatlock" xmlns:w16se="http://schemas.microsoft.com/office/word/2015/wordml/symex" xmlns:wpg="http://schemas.microsoft.com/office/word/2010/wordprocessingGroup" xmlns:wpi="http://schemas.microsoft.com/office/word/2010/wordprocessingInk" xmlns:wne="http://schemas.microsoft.com/office/word/2006/wordml" xmlns:wps="http://schemas.microsoft.com/office/word/2010/wordprocessingShape" mc:Ignorable="w14 w15 w16se w16cid w16 w16cex w16sdtdh w16sdtfl w16du wp14">
+<w:hdr xmlns:wpc="http://schemas.microsoft.com/office/word/2010/wordprocessingCanvas" xmlns:cx="http://schemas.microsoft.com/office/drawing/2014/chartex" xmlns:cx1="http://schemas.microsoft.com/office/drawing/2015/9/8/chartex" xmlns:cx2="http://schemas.microsoft.com/office/drawing/2015/10/21/chartex" xmlns:cx3="http://schemas.microsoft.com/office/drawing/2016/5/9/chartex" xmlns:cx4="http://schemas.microsoft.com/office/drawing/2016/5/10/chartex" xmlns:cx5="http://schemas.microsoft.com/office/drawing/2016/5/11/chartex" xmlns:cx6="http://schemas.microsoft.com/office/drawing/2016/5/12/chartex" xmlns:cx7="http://schemas.microsoft.com/office/drawing/2016/5/13/chartex" xmlns:cx8="http://schemas.microsoft.com/office/drawing/2016/5/14/chartex" xmlns:mc="http://schemas.openxmlformats.org/markup-compatibility/2006" xmlns:aink="http://schemas.microsoft.com/office/drawing/2016/ink" xmlns:am3d="http://schemas.microsoft.com/office/drawing/2017/model3d" xmlns:o="urn:schemas-microsoft-com:office:office" xmlns:r="http://schemas.openxmlformats.org/officeDocument/2006/relationships" xmlns:m="http://schemas.openxmlformats.org/officeDocument/2006/math" xmlns:v="urn:schemas-microsoft-com:vml" xmlns:wp14="http://schemas.microsoft.com/office/word/2010/wordprocessingDrawing" xmlns:wp="http://schemas.openxmlformats.org/drawingml/2006/wordprocessingDrawing" xmlns:w10="urn:schemas-microsoft-com:office:word" xmlns:w="http://schemas.openxmlformats.org/wordprocessingml/2006/main" xmlns:w14="http://schemas.microsoft.com/office/word/2010/wordml" xmlns:w15="http://schemas.microsoft.com/office/word/2012/wordml" xmlns:w16cid="http://schemas.microsoft.com/office/word/2016/wordml/cid" xmlns:w16se="http://schemas.microsoft.com/office/word/2015/wordml/symex" xmlns:wpg="http://schemas.microsoft.com/office/word/2010/wordprocessingGroup" xmlns:wpi="http://schemas.microsoft.com/office/word/2010/wordprocessingInk" xmlns:wne="http://schemas.microsoft.com/office/word/2006/wordml" xmlns:wps="http://schemas.microsoft.com/office/word/2010/wordprocessingShape" mc:Ignorable="w14 w15 w16se w16cid wp14">
   <w:sdt>
     <w:sdtPr>
       <w:id w:val="873657841"/>
@@ -17513,6 +17481,7 @@
         <w:docPartUnique/>
       </w:docPartObj>
     </w:sdtPr>
+    <w:sdtEndPr/>
     <w:sdtContent>
       <w:p>
         <w:pPr>
@@ -17547,7 +17516,7 @@
 </file>
 
 <file path=word/header4.xml><?xml version="1.0" encoding="utf-8"?>
-<w:hdr xmlns:wpc="http://schemas.microsoft.com/office/word/2010/wordprocessingCanvas" xmlns:cx="http://schemas.microsoft.com/office/drawing/2014/chartex" xmlns:cx1="http://schemas.microsoft.com/office/drawing/2015/9/8/chartex" xmlns:cx2="http://schemas.microsoft.com/office/drawing/2015/10/21/chartex" xmlns:cx3="http://schemas.microsoft.com/office/drawing/2016/5/9/chartex" xmlns:cx4="http://schemas.microsoft.com/office/drawing/2016/5/10/chartex" xmlns:cx5="http://schemas.microsoft.com/office/drawing/2016/5/11/chartex" xmlns:cx6="http://schemas.microsoft.com/office/drawing/2016/5/12/chartex" xmlns:cx7="http://schemas.microsoft.com/office/drawing/2016/5/13/chartex" xmlns:cx8="http://schemas.microsoft.com/office/drawing/2016/5/14/chartex" xmlns:mc="http://schemas.openxmlformats.org/markup-compatibility/2006" xmlns:aink="http://schemas.microsoft.com/office/drawing/2016/ink" xmlns:am3d="http://schemas.microsoft.com/office/drawing/2017/model3d" xmlns:o="urn:schemas-microsoft-com:office:office" xmlns:oel="http://schemas.microsoft.com/office/2019/extlst" xmlns:r="http://schemas.openxmlformats.org/officeDocument/2006/relationships" xmlns:m="http://schemas.openxmlformats.org/officeDocument/2006/math" xmlns:v="urn:schemas-microsoft-com:vml" xmlns:wp14="http://schemas.microsoft.com/office/word/2010/wordprocessingDrawing" xmlns:wp="http://schemas.openxmlformats.org/drawingml/2006/wordprocessingDrawing" xmlns:w10="urn:schemas-microsoft-com:office:word" xmlns:w="http://schemas.openxmlformats.org/wordprocessingml/2006/main" xmlns:w14="http://schemas.microsoft.com/office/word/2010/wordml" xmlns:w15="http://schemas.microsoft.com/office/word/2012/wordml" xmlns:w16cex="http://schemas.microsoft.com/office/word/2018/wordml/cex" xmlns:w16cid="http://schemas.microsoft.com/office/word/2016/wordml/cid" xmlns:w16="http://schemas.microsoft.com/office/word/2018/wordml" xmlns:w16du="http://schemas.microsoft.com/office/word/2023/wordml/word16du" xmlns:w16sdtdh="http://schemas.microsoft.com/office/word/2020/wordml/sdtdatahash" xmlns:w16sdtfl="http://schemas.microsoft.com/office/word/2024/wordml/sdtformatlock" xmlns:w16se="http://schemas.microsoft.com/office/word/2015/wordml/symex" xmlns:wpg="http://schemas.microsoft.com/office/word/2010/wordprocessingGroup" xmlns:wpi="http://schemas.microsoft.com/office/word/2010/wordprocessingInk" xmlns:wne="http://schemas.microsoft.com/office/word/2006/wordml" xmlns:wps="http://schemas.microsoft.com/office/word/2010/wordprocessingShape" mc:Ignorable="w14 w15 w16se w16cid w16 w16cex w16sdtdh w16sdtfl w16du wp14">
+<w:hdr xmlns:wpc="http://schemas.microsoft.com/office/word/2010/wordprocessingCanvas" xmlns:cx="http://schemas.microsoft.com/office/drawing/2014/chartex" xmlns:cx1="http://schemas.microsoft.com/office/drawing/2015/9/8/chartex" xmlns:cx2="http://schemas.microsoft.com/office/drawing/2015/10/21/chartex" xmlns:cx3="http://schemas.microsoft.com/office/drawing/2016/5/9/chartex" xmlns:cx4="http://schemas.microsoft.com/office/drawing/2016/5/10/chartex" xmlns:cx5="http://schemas.microsoft.com/office/drawing/2016/5/11/chartex" xmlns:cx6="http://schemas.microsoft.com/office/drawing/2016/5/12/chartex" xmlns:cx7="http://schemas.microsoft.com/office/drawing/2016/5/13/chartex" xmlns:cx8="http://schemas.microsoft.com/office/drawing/2016/5/14/chartex" xmlns:mc="http://schemas.openxmlformats.org/markup-compatibility/2006" xmlns:aink="http://schemas.microsoft.com/office/drawing/2016/ink" xmlns:am3d="http://schemas.microsoft.com/office/drawing/2017/model3d" xmlns:o="urn:schemas-microsoft-com:office:office" xmlns:r="http://schemas.openxmlformats.org/officeDocument/2006/relationships" xmlns:m="http://schemas.openxmlformats.org/officeDocument/2006/math" xmlns:v="urn:schemas-microsoft-com:vml" xmlns:wp14="http://schemas.microsoft.com/office/word/2010/wordprocessingDrawing" xmlns:wp="http://schemas.openxmlformats.org/drawingml/2006/wordprocessingDrawing" xmlns:w10="urn:schemas-microsoft-com:office:word" xmlns:w="http://schemas.openxmlformats.org/wordprocessingml/2006/main" xmlns:w14="http://schemas.microsoft.com/office/word/2010/wordml" xmlns:w15="http://schemas.microsoft.com/office/word/2012/wordml" xmlns:w16cid="http://schemas.microsoft.com/office/word/2016/wordml/cid" xmlns:w16se="http://schemas.microsoft.com/office/word/2015/wordml/symex" xmlns:wpg="http://schemas.microsoft.com/office/word/2010/wordprocessingGroup" xmlns:wpi="http://schemas.microsoft.com/office/word/2010/wordprocessingInk" xmlns:wne="http://schemas.microsoft.com/office/word/2006/wordml" xmlns:wps="http://schemas.microsoft.com/office/word/2010/wordprocessingShape" mc:Ignorable="w14 w15 w16se w16cid wp14">
   <w:sdt>
     <w:sdtPr>
       <w:id w:val="1132902266"/>
@@ -17556,6 +17525,7 @@
         <w:docPartUnique/>
       </w:docPartObj>
     </w:sdtPr>
+    <w:sdtEndPr/>
     <w:sdtContent>
       <w:p>
         <w:pPr>
@@ -17601,7 +17571,7 @@
 </file>
 
 <file path=word/numbering.xml><?xml version="1.0" encoding="utf-8"?>
-<w:numbering xmlns:wpc="http://schemas.microsoft.com/office/word/2010/wordprocessingCanvas" xmlns:cx="http://schemas.microsoft.com/office/drawing/2014/chartex" xmlns:cx1="http://schemas.microsoft.com/office/drawing/2015/9/8/chartex" xmlns:cx2="http://schemas.microsoft.com/office/drawing/2015/10/21/chartex" xmlns:cx3="http://schemas.microsoft.com/office/drawing/2016/5/9/chartex" xmlns:cx4="http://schemas.microsoft.com/office/drawing/2016/5/10/chartex" xmlns:cx5="http://schemas.microsoft.com/office/drawing/2016/5/11/chartex" xmlns:cx6="http://schemas.microsoft.com/office/drawing/2016/5/12/chartex" xmlns:cx7="http://schemas.microsoft.com/office/drawing/2016/5/13/chartex" xmlns:cx8="http://schemas.microsoft.com/office/drawing/2016/5/14/chartex" xmlns:mc="http://schemas.openxmlformats.org/markup-compatibility/2006" xmlns:aink="http://schemas.microsoft.com/office/drawing/2016/ink" xmlns:am3d="http://schemas.microsoft.com/office/drawing/2017/model3d" xmlns:o="urn:schemas-microsoft-com:office:office" xmlns:oel="http://schemas.microsoft.com/office/2019/extlst" xmlns:r="http://schemas.openxmlformats.org/officeDocument/2006/relationships" xmlns:m="http://schemas.openxmlformats.org/officeDocument/2006/math" xmlns:v="urn:schemas-microsoft-com:vml" xmlns:wp14="http://schemas.microsoft.com/office/word/2010/wordprocessingDrawing" xmlns:wp="http://schemas.openxmlformats.org/drawingml/2006/wordprocessingDrawing" xmlns:w10="urn:schemas-microsoft-com:office:word" xmlns:w="http://schemas.openxmlformats.org/wordprocessingml/2006/main" xmlns:w14="http://schemas.microsoft.com/office/word/2010/wordml" xmlns:w15="http://schemas.microsoft.com/office/word/2012/wordml" xmlns:w16cex="http://schemas.microsoft.com/office/word/2018/wordml/cex" xmlns:w16cid="http://schemas.microsoft.com/office/word/2016/wordml/cid" xmlns:w16="http://schemas.microsoft.com/office/word/2018/wordml" xmlns:w16du="http://schemas.microsoft.com/office/word/2023/wordml/word16du" xmlns:w16sdtdh="http://schemas.microsoft.com/office/word/2020/wordml/sdtdatahash" xmlns:w16sdtfl="http://schemas.microsoft.com/office/word/2024/wordml/sdtformatlock" xmlns:w16se="http://schemas.microsoft.com/office/word/2015/wordml/symex" xmlns:wpg="http://schemas.microsoft.com/office/word/2010/wordprocessingGroup" xmlns:wpi="http://schemas.microsoft.com/office/word/2010/wordprocessingInk" xmlns:wne="http://schemas.microsoft.com/office/word/2006/wordml" xmlns:wps="http://schemas.microsoft.com/office/word/2010/wordprocessingShape" mc:Ignorable="w14 w15 w16se w16cid w16 w16cex w16sdtdh w16sdtfl w16du wp14">
+<w:numbering xmlns:wpc="http://schemas.microsoft.com/office/word/2010/wordprocessingCanvas" xmlns:cx="http://schemas.microsoft.com/office/drawing/2014/chartex" xmlns:cx1="http://schemas.microsoft.com/office/drawing/2015/9/8/chartex" xmlns:cx2="http://schemas.microsoft.com/office/drawing/2015/10/21/chartex" xmlns:cx3="http://schemas.microsoft.com/office/drawing/2016/5/9/chartex" xmlns:cx4="http://schemas.microsoft.com/office/drawing/2016/5/10/chartex" xmlns:cx5="http://schemas.microsoft.com/office/drawing/2016/5/11/chartex" xmlns:cx6="http://schemas.microsoft.com/office/drawing/2016/5/12/chartex" xmlns:cx7="http://schemas.microsoft.com/office/drawing/2016/5/13/chartex" xmlns:cx8="http://schemas.microsoft.com/office/drawing/2016/5/14/chartex" xmlns:mc="http://schemas.openxmlformats.org/markup-compatibility/2006" xmlns:aink="http://schemas.microsoft.com/office/drawing/2016/ink" xmlns:am3d="http://schemas.microsoft.com/office/drawing/2017/model3d" xmlns:o="urn:schemas-microsoft-com:office:office" xmlns:r="http://schemas.openxmlformats.org/officeDocument/2006/relationships" xmlns:m="http://schemas.openxmlformats.org/officeDocument/2006/math" xmlns:v="urn:schemas-microsoft-com:vml" xmlns:wp14="http://schemas.microsoft.com/office/word/2010/wordprocessingDrawing" xmlns:wp="http://schemas.openxmlformats.org/drawingml/2006/wordprocessingDrawing" xmlns:w10="urn:schemas-microsoft-com:office:word" xmlns:w="http://schemas.openxmlformats.org/wordprocessingml/2006/main" xmlns:w14="http://schemas.microsoft.com/office/word/2010/wordml" xmlns:w15="http://schemas.microsoft.com/office/word/2012/wordml" xmlns:w16cid="http://schemas.microsoft.com/office/word/2016/wordml/cid" xmlns:w16se="http://schemas.microsoft.com/office/word/2015/wordml/symex" xmlns:wpg="http://schemas.microsoft.com/office/word/2010/wordprocessingGroup" xmlns:wpi="http://schemas.microsoft.com/office/word/2010/wordprocessingInk" xmlns:wne="http://schemas.microsoft.com/office/word/2006/wordml" xmlns:wps="http://schemas.microsoft.com/office/word/2010/wordprocessingShape" mc:Ignorable="w14 w15 w16se w16cid wp14">
   <w:abstractNum w:abstractNumId="0" w15:restartNumberingAfterBreak="0">
     <w:nsid w:val="1E38775D"/>
     <w:multiLevelType w:val="hybridMultilevel"/>
@@ -17804,17 +17774,17 @@
       </w:pPr>
     </w:lvl>
   </w:abstractNum>
-  <w:num w:numId="1" w16cid:durableId="1641226233">
+  <w:num w:numId="1">
     <w:abstractNumId w:val="1"/>
   </w:num>
-  <w:num w:numId="2" w16cid:durableId="293603004">
+  <w:num w:numId="2">
     <w:abstractNumId w:val="0"/>
   </w:num>
 </w:numbering>
 </file>
 
 <file path=word/styles.xml><?xml version="1.0" encoding="utf-8"?>
-<w:styles xmlns:mc="http://schemas.openxmlformats.org/markup-compatibility/2006" xmlns:r="http://schemas.openxmlformats.org/officeDocument/2006/relationships" xmlns:w="http://schemas.openxmlformats.org/wordprocessingml/2006/main" xmlns:w14="http://schemas.microsoft.com/office/word/2010/wordml" xmlns:w15="http://schemas.microsoft.com/office/word/2012/wordml" xmlns:w16cex="http://schemas.microsoft.com/office/word/2018/wordml/cex" xmlns:w16cid="http://schemas.microsoft.com/office/word/2016/wordml/cid" xmlns:w16="http://schemas.microsoft.com/office/word/2018/wordml" xmlns:w16du="http://schemas.microsoft.com/office/word/2023/wordml/word16du" xmlns:w16sdtdh="http://schemas.microsoft.com/office/word/2020/wordml/sdtdatahash" xmlns:w16sdtfl="http://schemas.microsoft.com/office/word/2024/wordml/sdtformatlock" xmlns:w16se="http://schemas.microsoft.com/office/word/2015/wordml/symex" mc:Ignorable="w14 w15 w16se w16cid w16 w16cex w16sdtdh w16sdtfl w16du">
+<w:styles xmlns:mc="http://schemas.openxmlformats.org/markup-compatibility/2006" xmlns:r="http://schemas.openxmlformats.org/officeDocument/2006/relationships" xmlns:w="http://schemas.openxmlformats.org/wordprocessingml/2006/main" xmlns:w14="http://schemas.microsoft.com/office/word/2010/wordml" xmlns:w15="http://schemas.microsoft.com/office/word/2012/wordml" xmlns:w16cid="http://schemas.microsoft.com/office/word/2016/wordml/cid" xmlns:w16se="http://schemas.microsoft.com/office/word/2015/wordml/symex" mc:Ignorable="w14 w15 w16se w16cid">
   <w:docDefaults>
     <w:rPrDefault>
       <w:rPr>
@@ -17830,7 +17800,7 @@
       </w:pPr>
     </w:pPrDefault>
   </w:docDefaults>
-  <w:latentStyles w:defLockedState="0" w:defUIPriority="99" w:defSemiHidden="0" w:defUnhideWhenUsed="0" w:defQFormat="0" w:count="376">
+  <w:latentStyles w:defLockedState="0" w:defUIPriority="99" w:defSemiHidden="0" w:defUnhideWhenUsed="0" w:defQFormat="0" w:count="375">
     <w:lsdException w:name="Normal" w:uiPriority="0" w:qFormat="1"/>
     <w:lsdException w:name="heading 1" w:uiPriority="9" w:qFormat="1"/>
     <w:lsdException w:name="heading 2" w:semiHidden="1" w:uiPriority="9" w:unhideWhenUsed="1" w:qFormat="1"/>
@@ -18206,7 +18176,6 @@
     <w:lsdException w:name="Smart Hyperlink" w:semiHidden="1" w:unhideWhenUsed="1"/>
     <w:lsdException w:name="Hashtag" w:semiHidden="1" w:unhideWhenUsed="1"/>
     <w:lsdException w:name="Unresolved Mention" w:semiHidden="1" w:unhideWhenUsed="1"/>
-    <w:lsdException w:name="Smart Link" w:semiHidden="1" w:unhideWhenUsed="1"/>
   </w:latentStyles>
   <w:style w:type="paragraph" w:default="1" w:styleId="Normal">
     <w:name w:val="Normal"/>
@@ -18237,6 +18206,7 @@
   <w:style w:type="character" w:default="1" w:styleId="Fontepargpadro">
     <w:name w:val="Default Paragraph Font"/>
     <w:uiPriority w:val="1"/>
+    <w:semiHidden/>
     <w:unhideWhenUsed/>
   </w:style>
   <w:style w:type="table" w:default="1" w:styleId="Tabelanormal">
@@ -18815,14 +18785,6 @@
 </file>
 
 <file path=customXml/item1.xml><?xml version="1.0" encoding="utf-8"?>
-<p:properties xmlns:p="http://schemas.microsoft.com/office/2006/metadata/properties" xmlns:xsi="http://www.w3.org/2001/XMLSchema-instance" xmlns:pc="http://schemas.microsoft.com/office/infopath/2007/PartnerControls">
-  <documentManagement>
-    <_activity xmlns="7a7075c7-719f-4fa3-a2f0-2346c1b30043" xsi:nil="true"/>
-  </documentManagement>
-</p:properties>
-</file>
-
-<file path=customXml/item2.xml><?xml version="1.0" encoding="utf-8"?>
 <ct:contentTypeSchema xmlns:ct="http://schemas.microsoft.com/office/2006/metadata/contentType" xmlns:ma="http://schemas.microsoft.com/office/2006/metadata/properties/metaAttributes" ct:_="" ma:_="" ma:contentTypeName="Documento" ma:contentTypeID="0x01010004DF3DC73DD03A4DBFD9DAB9E3E1DB98" ma:contentTypeVersion="9" ma:contentTypeDescription="Crie um novo documento." ma:contentTypeScope="" ma:versionID="fa82eeb1e333e721eb4d9edca94a8a5a">
   <xsd:schema xmlns:xsd="http://www.w3.org/2001/XMLSchema" xmlns:xs="http://www.w3.org/2001/XMLSchema" xmlns:p="http://schemas.microsoft.com/office/2006/metadata/properties" xmlns:ns3="4c528334-ca12-4272-a9b4-d64ab01ccb2c" xmlns:ns4="7a7075c7-719f-4fa3-a2f0-2346c1b30043" targetNamespace="http://schemas.microsoft.com/office/2006/metadata/properties" ma:root="true" ma:fieldsID="7219b95092c51cf24d874ee844803b32" ns3:_="" ns4:_="">
     <xsd:import namespace="4c528334-ca12-4272-a9b4-d64ab01ccb2c"/>
@@ -19017,11 +18979,15 @@
 </ct:contentTypeSchema>
 </file>
 
-<file path=customXml/item3.xml><?xml version="1.0" encoding="utf-8"?>
-<b:Sources xmlns:b="http://schemas.openxmlformats.org/officeDocument/2006/bibliography" xmlns="http://schemas.openxmlformats.org/officeDocument/2006/bibliography" SelectedStyle="\APASixthEditionOfficeOnline.xsl" StyleName="APA" Version="6"/>
+<file path=customXml/item2.xml><?xml version="1.0" encoding="utf-8"?>
+<p:properties xmlns:p="http://schemas.microsoft.com/office/2006/metadata/properties" xmlns:xsi="http://www.w3.org/2001/XMLSchema-instance" xmlns:pc="http://schemas.microsoft.com/office/infopath/2007/PartnerControls">
+  <documentManagement>
+    <_activity xmlns="7a7075c7-719f-4fa3-a2f0-2346c1b30043" xsi:nil="true"/>
+  </documentManagement>
+</p:properties>
 </file>
 
-<file path=customXml/item4.xml><?xml version="1.0" encoding="utf-8"?>
+<file path=customXml/item3.xml><?xml version="1.0" encoding="utf-8"?>
 <?mso-contentType ?>
 <FormTemplates xmlns="http://schemas.microsoft.com/sharepoint/v3/contenttype/forms">
   <Display>DocumentLibraryForm</Display>
@@ -19030,17 +18996,11 @@
 </FormTemplates>
 </file>
 
-<file path=customXml/itemProps1.xml><?xml version="1.0" encoding="utf-8"?>
-<ds:datastoreItem xmlns:ds="http://schemas.openxmlformats.org/officeDocument/2006/customXml" ds:itemID="{83A28076-18F7-4F6E-8D67-B3871704298C}">
-  <ds:schemaRefs>
-    <ds:schemaRef ds:uri="http://schemas.microsoft.com/office/2006/metadata/properties"/>
-    <ds:schemaRef ds:uri="http://schemas.microsoft.com/office/infopath/2007/PartnerControls"/>
-    <ds:schemaRef ds:uri="7a7075c7-719f-4fa3-a2f0-2346c1b30043"/>
-  </ds:schemaRefs>
-</ds:datastoreItem>
+<file path=customXml/item4.xml><?xml version="1.0" encoding="utf-8"?>
+<b:Sources xmlns:b="http://schemas.openxmlformats.org/officeDocument/2006/bibliography" xmlns="http://schemas.openxmlformats.org/officeDocument/2006/bibliography" SelectedStyle="\APASixthEditionOfficeOnline.xsl" StyleName="APA" Version="6"/>
 </file>
 
-<file path=customXml/itemProps2.xml><?xml version="1.0" encoding="utf-8"?>
+<file path=customXml/itemProps1.xml><?xml version="1.0" encoding="utf-8"?>
 <ds:datastoreItem xmlns:ds="http://schemas.openxmlformats.org/officeDocument/2006/customXml" ds:itemID="{156DCBA0-AAA0-4EA5-A878-79835756F6C5}">
   <ds:schemaRefs>
     <ds:schemaRef ds:uri="http://schemas.microsoft.com/office/2006/metadata/contentType"/>
@@ -19059,18 +19019,28 @@
 </ds:datastoreItem>
 </file>
 
+<file path=customXml/itemProps2.xml><?xml version="1.0" encoding="utf-8"?>
+<ds:datastoreItem xmlns:ds="http://schemas.openxmlformats.org/officeDocument/2006/customXml" ds:itemID="{83A28076-18F7-4F6E-8D67-B3871704298C}">
+  <ds:schemaRefs>
+    <ds:schemaRef ds:uri="http://schemas.microsoft.com/office/2006/metadata/properties"/>
+    <ds:schemaRef ds:uri="http://schemas.microsoft.com/office/infopath/2007/PartnerControls"/>
+    <ds:schemaRef ds:uri="7a7075c7-719f-4fa3-a2f0-2346c1b30043"/>
+  </ds:schemaRefs>
+</ds:datastoreItem>
+</file>
+
 <file path=customXml/itemProps3.xml><?xml version="1.0" encoding="utf-8"?>
-<ds:datastoreItem xmlns:ds="http://schemas.openxmlformats.org/officeDocument/2006/customXml" ds:itemID="{AC70A4CB-B021-47E2-8AE5-D0C13A57BD8B}">
+<ds:datastoreItem xmlns:ds="http://schemas.openxmlformats.org/officeDocument/2006/customXml" ds:itemID="{F4A2C6B6-6235-4493-B188-224B1EE05A45}">
   <ds:schemaRefs>
-    <ds:schemaRef ds:uri="http://schemas.openxmlformats.org/officeDocument/2006/bibliography"/>
+    <ds:schemaRef ds:uri="http://schemas.microsoft.com/sharepoint/v3/contenttype/forms"/>
   </ds:schemaRefs>
 </ds:datastoreItem>
 </file>
 
 <file path=customXml/itemProps4.xml><?xml version="1.0" encoding="utf-8"?>
-<ds:datastoreItem xmlns:ds="http://schemas.openxmlformats.org/officeDocument/2006/customXml" ds:itemID="{F4A2C6B6-6235-4493-B188-224B1EE05A45}">
+<ds:datastoreItem xmlns:ds="http://schemas.openxmlformats.org/officeDocument/2006/customXml" ds:itemID="{31FD65FD-E7BD-48A4-B908-B51D911F7AA2}">
   <ds:schemaRefs>
-    <ds:schemaRef ds:uri="http://schemas.microsoft.com/sharepoint/v3/contenttype/forms"/>
+    <ds:schemaRef ds:uri="http://schemas.openxmlformats.org/officeDocument/2006/bibliography"/>
   </ds:schemaRefs>
 </ds:datastoreItem>
 </file>